--- a/manuscript/SG_DIFRA_EUROCRYPT_2028_RESEARCH_DRAFT.docx
+++ b/manuscript/SG_DIFRA_EUROCRYPT_2028_RESEARCH_DRAFT.docx
@@ -13,13 +13,13 @@
         <w:t xml:space="preserve"> </w:t>
       </w:r>
       <w:r>
-        <w:t xml:space="preserve">Differential</w:t>
-      </w:r>
-      <w:r>
-        <w:t xml:space="preserve"> </w:t>
-      </w:r>
-      <w:r>
-        <w:t xml:space="preserve">Fibers,</w:t>
+        <w:t xml:space="preserve">From</w:t>
+      </w:r>
+      <w:r>
+        <w:t xml:space="preserve"> </w:t>
+      </w:r>
+      <w:r>
+        <w:t xml:space="preserve">Broken</w:t>
       </w:r>
       <w:r>
         <w:t xml:space="preserve"> </w:t>
@@ -31,49 +31,43 @@
         <w:t xml:space="preserve"> </w:t>
       </w:r>
       <w:r>
-        <w:t xml:space="preserve">Labels,</w:t>
-      </w:r>
-      <w:r>
-        <w:t xml:space="preserve"> </w:t>
-      </w:r>
-      <w:r>
-        <w:t xml:space="preserve">and</w:t>
-      </w:r>
-      <w:r>
-        <w:t xml:space="preserve"> </w:t>
-      </w:r>
-      <w:r>
-        <w:t xml:space="preserve">the</w:t>
-      </w:r>
-      <w:r>
-        <w:t xml:space="preserve"> </w:t>
-      </w:r>
-      <w:r>
-        <w:t xml:space="preserve">Limits</w:t>
-      </w:r>
-      <w:r>
-        <w:t xml:space="preserve"> </w:t>
-      </w:r>
-      <w:r>
-        <w:t xml:space="preserve">of</w:t>
-      </w:r>
-      <w:r>
-        <w:t xml:space="preserve"> </w:t>
-      </w:r>
-      <w:r>
-        <w:t xml:space="preserve">Provable</w:t>
-      </w:r>
-      <w:r>
-        <w:t xml:space="preserve"> </w:t>
-      </w:r>
-      <w:r>
         <w:t xml:space="preserve">KEM</w:t>
       </w:r>
       <w:r>
         <w:t xml:space="preserve"> </w:t>
       </w:r>
       <w:r>
-        <w:t xml:space="preserve">Security</w:t>
+        <w:t xml:space="preserve">to</w:t>
+      </w:r>
+      <w:r>
+        <w:t xml:space="preserve"> </w:t>
+      </w:r>
+      <w:r>
+        <w:t xml:space="preserve">an</w:t>
+      </w:r>
+      <w:r>
+        <w:t xml:space="preserve"> </w:t>
+      </w:r>
+      <w:r>
+        <w:t xml:space="preserve">NCSG-Only</w:t>
+      </w:r>
+      <w:r>
+        <w:t xml:space="preserve"> </w:t>
+      </w:r>
+      <w:r>
+        <w:t xml:space="preserve">Mathematical</w:t>
+      </w:r>
+      <w:r>
+        <w:t xml:space="preserve"> </w:t>
+      </w:r>
+      <w:r>
+        <w:t xml:space="preserve">Research</w:t>
+      </w:r>
+      <w:r>
+        <w:t xml:space="preserve"> </w:t>
+      </w:r>
+      <w:r>
+        <w:t xml:space="preserve">Program</w:t>
       </w:r>
     </w:p>
     <w:p>
@@ -81,25 +75,19 @@
         <w:pStyle w:val="Subtitle"/>
       </w:pPr>
       <w:r>
-        <w:t xml:space="preserve">EUROCRYPT</w:t>
-      </w:r>
-      <w:r>
-        <w:t xml:space="preserve"> </w:t>
-      </w:r>
-      <w:r>
-        <w:t xml:space="preserve">2028</w:t>
-      </w:r>
-      <w:r>
-        <w:t xml:space="preserve"> </w:t>
-      </w:r>
-      <w:r>
-        <w:t xml:space="preserve">research-target</w:t>
-      </w:r>
-      <w:r>
-        <w:t xml:space="preserve"> </w:t>
-      </w:r>
-      <w:r>
-        <w:t xml:space="preserve">revision</w:t>
+        <w:t xml:space="preserve">NCSG-only</w:t>
+      </w:r>
+      <w:r>
+        <w:t xml:space="preserve"> </w:t>
+      </w:r>
+      <w:r>
+        <w:t xml:space="preserve">authorship</w:t>
+      </w:r>
+      <w:r>
+        <w:t xml:space="preserve"> </w:t>
+      </w:r>
+      <w:r>
+        <w:t xml:space="preserve">constraint</w:t>
       </w:r>
       <w:r>
         <w:t xml:space="preserve"> </w:t>
@@ -111,13 +99,37 @@
         <w:t xml:space="preserve"> </w:t>
       </w:r>
       <w:r>
-        <w:t xml:space="preserve">cryptanalytic</w:t>
-      </w:r>
-      <w:r>
-        <w:t xml:space="preserve"> </w:t>
-      </w:r>
-      <w:r>
-        <w:t xml:space="preserve">draft,</w:t>
+        <w:t xml:space="preserve">cryptanalysis,</w:t>
+      </w:r>
+      <w:r>
+        <w:t xml:space="preserve"> </w:t>
+      </w:r>
+      <w:r>
+        <w:t xml:space="preserve">exact</w:t>
+      </w:r>
+      <w:r>
+        <w:t xml:space="preserve"> </w:t>
+      </w:r>
+      <w:r>
+        <w:t xml:space="preserve">obstructions,</w:t>
+      </w:r>
+      <w:r>
+        <w:t xml:space="preserve"> </w:t>
+      </w:r>
+      <w:r>
+        <w:t xml:space="preserve">and</w:t>
+      </w:r>
+      <w:r>
+        <w:t xml:space="preserve"> </w:t>
+      </w:r>
+      <w:r>
+        <w:t xml:space="preserve">research</w:t>
+      </w:r>
+      <w:r>
+        <w:t xml:space="preserve"> </w:t>
+      </w:r>
+      <w:r>
+        <w:t xml:space="preserve">direction,</w:t>
       </w:r>
       <w:r>
         <w:t xml:space="preserve"> </w:t>
@@ -7176,13 +7188,13 @@
       </w:r>
     </w:p>
     <w:bookmarkEnd w:id="30"/>
-    <w:bookmarkStart w:id="31" w:name="X42db42398619252b2f8ef4f17ef780a94fcd392"/>
+    <w:bookmarkStart w:id="31" w:name="X7509ccfaf611f9c15bc0ffca1e3a11c0f198a33"/>
     <w:p>
       <w:pPr>
         <w:pStyle w:val="Heading1"/>
       </w:pPr>
       <w:r>
-        <w:t xml:space="preserve">7. Assumption boundary and conditional hybrid</w:t>
+        <w:t xml:space="preserve">7. Assumption boundary and conditional game argument</w:t>
       </w:r>
     </w:p>
     <w:p>
@@ -10227,7 +10239,7 @@
       </w:r>
     </w:p>
     <w:bookmarkEnd w:id="36"/>
-    <w:bookmarkStart w:id="43" w:name="X6496b5b9a00c8275ff3d9a6fab1a945d6befada"/>
+    <w:bookmarkStart w:id="45" w:name="X6496b5b9a00c8275ff3d9a6fab1a945d6befada"/>
     <w:p>
       <w:pPr>
         <w:pStyle w:val="Heading1"/>
@@ -10787,7 +10799,7 @@
         <w:t xml:space="preserve"> </w:t>
       </w:r>
       <w:r>
-        <w:t xml:space="preserve">from the original algorithms, not implementation measurements or a weak-attack estimate. A new compression claim would need to show correctness and security after the changed ciphertext distribution. A hybrid combiner does not eliminate this bandwidth defect.</w:t>
+        <w:t xml:space="preserve">from the original algorithms, not implementation measurements or a weak-attack estimate. A new compression claim would need to show correctness and security after the changed ciphertext distribution. An external KEM or combiner would not repair this construction’s bandwidth defect.</w:t>
       </w:r>
     </w:p>
     <w:bookmarkEnd w:id="37"/>
@@ -11540,7 +11552,7 @@
               <w:jc w:val="left"/>
             </w:pPr>
             <w:r>
-              <w:t xml:space="preserve">Is the optional hybrid quantum IND-CCA?</w:t>
+              <w:t xml:space="preserve">Is a standalone NCSG-only KEM proven quantum IND-CCA?</w:t>
             </w:r>
           </w:p>
         </w:tc>
@@ -11552,23 +11564,7 @@
               <w:jc w:val="left"/>
             </w:pPr>
             <w:r>
-              <w:t xml:space="preserve">Follows</w:t>
-            </w:r>
-            <w:r>
-              <w:t xml:space="preserve"> </w:t>
-            </w:r>
-            <w:r>
-              <w:rPr>
-                <w:bCs/>
-                <w:b/>
-              </w:rPr>
-              <w:t xml:space="preserve">conditionally</w:t>
-            </w:r>
-            <w:r>
-              <w:t xml:space="preserve"> </w:t>
-            </w:r>
-            <w:r>
-              <w:t xml:space="preserve">from matching KEM-combiner hypotheses if one ingredient and the core are quantum secure</w:t>
+              <w:t xml:space="preserve">No</w:t>
             </w:r>
           </w:p>
         </w:tc>
@@ -11580,20 +11576,973 @@
               <w:jc w:val="left"/>
             </w:pPr>
             <w:r>
-              <w:t xml:space="preserve">Instantiated independent ML-KEM library, split-key core, quantum model and full software validation</w:t>
+              <w:t xml:space="preserve">A complete new trapdoor/CPA proof and quantum CCA transform</w:t>
             </w:r>
           </w:p>
         </w:tc>
       </w:tr>
     </w:tbl>
     <w:bookmarkEnd w:id="39"/>
-    <w:bookmarkStart w:id="40" w:name="X77b487c3a559028d6d709d7fe93fad5e7e19aa5"/>
+    <w:bookmarkStart w:id="40" w:name="Xd945509a82468b365e34cb2f8923c22697719f8"/>
     <w:p>
       <w:pPr>
         <w:pStyle w:val="Heading2"/>
       </w:pPr>
       <w:r>
-        <w:t xml:space="preserve">12.4 Optional robust parallel hybrid — a</w:t>
+        <w:t xml:space="preserve">12.4 Rejection of all borrowed KEM components for the active research direction</w:t>
+      </w:r>
+    </w:p>
+    <w:p>
+      <w:pPr>
+        <w:pStyle w:val="FirstParagraph"/>
+      </w:pPr>
+      <w:r>
+        <w:t xml:space="preserve">The author’s design constraint is now explicit:</w:t>
+      </w:r>
+      <w:r>
+        <w:t xml:space="preserve"> </w:t>
+      </w:r>
+      <w:r>
+        <w:rPr>
+          <w:bCs/>
+          <w:b/>
+        </w:rPr>
+        <w:t xml:space="preserve">the next SG-DIFRA candidate must use its own NCSG-based algebraic trapdoor and encryption channel</w:t>
+      </w:r>
+      <w:r>
+        <w:t xml:space="preserve">. The GRS-coded noisy-linear layer documented in Sections 5–11 remains an</w:t>
+      </w:r>
+      <w:r>
+        <w:t xml:space="preserve"> </w:t>
+      </w:r>
+      <w:r>
+        <w:rPr>
+          <w:bCs/>
+          <w:b/>
+        </w:rPr>
+        <w:t xml:space="preserve">archived research iteration</w:t>
+      </w:r>
+      <w:r>
+        <w:t xml:space="preserve"> </w:t>
+      </w:r>
+      <w:r>
+        <w:t xml:space="preserve">for mathematical provenance and attack comparisons, not the newly approved active construction. It imports well-known GRS and noisy-linear ideas and fails the intended design-independence criterion. No standardized KEM, parallel fallback, or externally proposed KEM design is an ingredient of the active research direction.</w:t>
+      </w:r>
+    </w:p>
+    <w:p>
+      <w:pPr>
+        <w:pStyle w:val="BodyText"/>
+      </w:pPr>
+      <w:r>
+        <w:t xml:space="preserve">The archived algorithms remain fully described because deleting demonstrated mistakes would conceal essential falsification evidence.</w:t>
+      </w:r>
+      <w:r>
+        <w:t xml:space="preserve"> </w:t>
+      </w:r>
+      <w:r>
+        <w:rPr>
+          <w:bCs/>
+          <w:b/>
+        </w:rPr>
+        <w:t xml:space="preserve">No replacement algorithm is yet certified</w:t>
+      </w:r>
+      <w:r>
+        <w:t xml:space="preserve">. The following two mathematically testable experiments are new NCSG-native directions; we must reject any candidate failing either adversarial test before treating it as a KEM.</w:t>
+      </w:r>
+    </w:p>
+    <w:bookmarkEnd w:id="40"/>
+    <w:bookmarkStart w:id="41" w:name="Xf023397d9e5f049c56fe178f970469200778625"/>
+    <w:p>
+      <w:pPr>
+        <w:pStyle w:val="Heading2"/>
+      </w:pPr>
+      <w:r>
+        <w:t xml:space="preserve">12.5 NCSG-native two-direction differential compatibility theorem</w:t>
+      </w:r>
+    </w:p>
+    <w:p>
+      <w:pPr>
+        <w:pStyle w:val="FirstParagraph"/>
+      </w:pPr>
+      <w:r>
+        <w:t xml:space="preserve">Let the additive field be</w:t>
+      </w:r>
+      <w:r>
+        <w:t xml:space="preserve"> </w:t>
+      </w:r>
+      <m:oMath>
+        <m:sSub>
+          <m:e>
+            <m:r>
+              <m:rPr>
+                <m:sty m:val="p"/>
+                <m:scr m:val="double-struck"/>
+              </m:rPr>
+              <m:t>F</m:t>
+            </m:r>
+          </m:e>
+          <m:sub>
+            <m:r>
+              <m:t>3</m:t>
+            </m:r>
+          </m:sub>
+        </m:sSub>
+      </m:oMath>
+      <w:r>
+        <w:t xml:space="preserve">, let</w:t>
+      </w:r>
+      <w:r>
+        <w:t xml:space="preserve"> </w:t>
+      </w:r>
+      <m:oMath>
+        <m:r>
+          <m:t>a</m:t>
+        </m:r>
+        <m:r>
+          <m:rPr>
+            <m:sty m:val="p"/>
+          </m:rPr>
+          <m:t>,</m:t>
+        </m:r>
+        <m:r>
+          <m:t>b</m:t>
+        </m:r>
+        <m:r>
+          <m:rPr>
+            <m:sty m:val="p"/>
+          </m:rPr>
+          <m:t>∈</m:t>
+        </m:r>
+        <m:sSubSup>
+          <m:e>
+            <m:r>
+              <m:rPr>
+                <m:sty m:val="p"/>
+                <m:scr m:val="double-struck"/>
+              </m:rPr>
+              <m:t>F</m:t>
+            </m:r>
+          </m:e>
+          <m:sub>
+            <m:r>
+              <m:t>3</m:t>
+            </m:r>
+          </m:sub>
+          <m:sup>
+            <m:r>
+              <m:t>d</m:t>
+            </m:r>
+          </m:sup>
+        </m:sSubSup>
+      </m:oMath>
+      <w:r>
+        <w:t xml:space="preserve"> </w:t>
+      </w:r>
+      <w:r>
+        <w:t xml:space="preserve">be independent, and define</w:t>
+      </w:r>
+      <w:r>
+        <w:t xml:space="preserve"> </w:t>
+      </w:r>
+      <m:oMath>
+        <m:sSub>
+          <m:e>
+            <m:r>
+              <m:t>g</m:t>
+            </m:r>
+          </m:e>
+          <m:sub>
+            <m:r>
+              <m:t>a</m:t>
+            </m:r>
+          </m:sub>
+        </m:sSub>
+        <m:r>
+          <m:rPr>
+            <m:sty m:val="p"/>
+          </m:rPr>
+          <m:t>=</m:t>
+        </m:r>
+        <m:sSub>
+          <m:e>
+            <m:r>
+              <m:t>Δ</m:t>
+            </m:r>
+          </m:e>
+          <m:sub>
+            <m:r>
+              <m:t>a</m:t>
+            </m:r>
+          </m:sub>
+        </m:sSub>
+        <m:r>
+          <m:t>Q</m:t>
+        </m:r>
+      </m:oMath>
+      <w:r>
+        <w:t xml:space="preserve"> </w:t>
+      </w:r>
+      <w:r>
+        <w:t xml:space="preserve">and</w:t>
+      </w:r>
+      <w:r>
+        <w:t xml:space="preserve"> </w:t>
+      </w:r>
+      <m:oMath>
+        <m:sSub>
+          <m:e>
+            <m:r>
+              <m:t>g</m:t>
+            </m:r>
+          </m:e>
+          <m:sub>
+            <m:r>
+              <m:t>b</m:t>
+            </m:r>
+          </m:sub>
+        </m:sSub>
+        <m:r>
+          <m:rPr>
+            <m:sty m:val="p"/>
+          </m:rPr>
+          <m:t>=</m:t>
+        </m:r>
+        <m:sSub>
+          <m:e>
+            <m:r>
+              <m:t>Δ</m:t>
+            </m:r>
+          </m:e>
+          <m:sub>
+            <m:r>
+              <m:t>b</m:t>
+            </m:r>
+          </m:sub>
+        </m:sSub>
+        <m:r>
+          <m:t>Q</m:t>
+        </m:r>
+      </m:oMath>
+      <w:r>
+        <w:t xml:space="preserve"> </w:t>
+      </w:r>
+      <w:r>
+        <w:t xml:space="preserve">for a hidden table</w:t>
+      </w:r>
+      <w:r>
+        <w:t xml:space="preserve"> </w:t>
+      </w:r>
+      <m:oMath>
+        <m:r>
+          <m:t>Q</m:t>
+        </m:r>
+        <m:r>
+          <m:rPr>
+            <m:sty m:val="p"/>
+          </m:rPr>
+          <m:t>:</m:t>
+        </m:r>
+        <m:sSubSup>
+          <m:e>
+            <m:r>
+              <m:rPr>
+                <m:sty m:val="p"/>
+                <m:scr m:val="double-struck"/>
+              </m:rPr>
+              <m:t>F</m:t>
+            </m:r>
+          </m:e>
+          <m:sub>
+            <m:r>
+              <m:t>3</m:t>
+            </m:r>
+          </m:sub>
+          <m:sup>
+            <m:r>
+              <m:t>d</m:t>
+            </m:r>
+          </m:sup>
+        </m:sSubSup>
+        <m:r>
+          <m:rPr>
+            <m:sty m:val="p"/>
+          </m:rPr>
+          <m:t>→</m:t>
+        </m:r>
+        <m:sSubSup>
+          <m:e>
+            <m:r>
+              <m:rPr>
+                <m:sty m:val="p"/>
+                <m:scr m:val="double-struck"/>
+              </m:rPr>
+              <m:t>F</m:t>
+            </m:r>
+          </m:e>
+          <m:sub>
+            <m:r>
+              <m:t>3</m:t>
+            </m:r>
+          </m:sub>
+          <m:sup>
+            <m:r>
+              <m:t>r</m:t>
+            </m:r>
+          </m:sup>
+        </m:sSubSup>
+      </m:oMath>
+      <w:r>
+        <w:t xml:space="preserve">. Since translations commute, every realizable pair satisfies the</w:t>
+      </w:r>
+      <w:r>
+        <w:t xml:space="preserve"> </w:t>
+      </w:r>
+      <w:r>
+        <w:rPr>
+          <w:bCs/>
+          <w:b/>
+        </w:rPr>
+        <w:t xml:space="preserve">discrete zero-curl identity</w:t>
+      </w:r>
+    </w:p>
+    <w:p>
+      <w:pPr>
+        <w:pStyle w:val="BodyText"/>
+      </w:pPr>
+      <m:oMathPara>
+        <m:oMathParaPr>
+          <m:jc m:val="center"/>
+        </m:oMathParaPr>
+        <m:oMath>
+          <m:sSub>
+            <m:e>
+              <m:r>
+                <m:t>Δ</m:t>
+              </m:r>
+            </m:e>
+            <m:sub>
+              <m:r>
+                <m:t>b</m:t>
+              </m:r>
+            </m:sub>
+          </m:sSub>
+          <m:sSub>
+            <m:e>
+              <m:r>
+                <m:t>g</m:t>
+              </m:r>
+            </m:e>
+            <m:sub>
+              <m:r>
+                <m:t>a</m:t>
+              </m:r>
+            </m:sub>
+          </m:sSub>
+          <m:d>
+            <m:dPr>
+              <m:begChr m:val="("/>
+              <m:endChr m:val=")"/>
+              <m:sepChr m:val=""/>
+              <m:grow/>
+            </m:dPr>
+            <m:e>
+              <m:r>
+                <m:t>x</m:t>
+              </m:r>
+            </m:e>
+          </m:d>
+          <m:r>
+            <m:rPr>
+              <m:sty m:val="p"/>
+            </m:rPr>
+            <m:t>=</m:t>
+          </m:r>
+          <m:sSub>
+            <m:e>
+              <m:r>
+                <m:t>Δ</m:t>
+              </m:r>
+            </m:e>
+            <m:sub>
+              <m:r>
+                <m:t>a</m:t>
+              </m:r>
+            </m:sub>
+          </m:sSub>
+          <m:sSub>
+            <m:e>
+              <m:r>
+                <m:t>g</m:t>
+              </m:r>
+            </m:e>
+            <m:sub>
+              <m:r>
+                <m:t>b</m:t>
+              </m:r>
+            </m:sub>
+          </m:sSub>
+          <m:d>
+            <m:dPr>
+              <m:begChr m:val="("/>
+              <m:endChr m:val=")"/>
+              <m:sepChr m:val=""/>
+              <m:grow/>
+            </m:dPr>
+            <m:e>
+              <m:r>
+                <m:t>x</m:t>
+              </m:r>
+            </m:e>
+          </m:d>
+        </m:oMath>
+      </m:oMathPara>
+    </w:p>
+    <w:p>
+      <w:pPr>
+        <w:pStyle w:val="FirstParagraph"/>
+      </w:pPr>
+      <w:r>
+        <w:t xml:space="preserve">as well as the cyclic period conditions</w:t>
+      </w:r>
+    </w:p>
+    <w:p>
+      <w:pPr>
+        <w:pStyle w:val="BodyText"/>
+      </w:pPr>
+      <m:oMathPara>
+        <m:oMathParaPr>
+          <m:jc m:val="center"/>
+        </m:oMathParaPr>
+        <m:oMath>
+          <m:nary>
+            <m:naryPr>
+              <m:chr m:val="∑"/>
+              <m:limLoc m:val="undOvr"/>
+              <m:subHide m:val="off"/>
+              <m:supHide m:val="off"/>
+            </m:naryPr>
+            <m:sub>
+              <m:r>
+                <m:t>j</m:t>
+              </m:r>
+              <m:r>
+                <m:rPr>
+                  <m:sty m:val="p"/>
+                </m:rPr>
+                <m:t>=</m:t>
+              </m:r>
+              <m:r>
+                <m:t>0</m:t>
+              </m:r>
+            </m:sub>
+            <m:sup>
+              <m:r>
+                <m:t>2</m:t>
+              </m:r>
+            </m:sup>
+            <m:e>
+              <m:sSub>
+                <m:e>
+                  <m:r>
+                    <m:t>g</m:t>
+                  </m:r>
+                </m:e>
+                <m:sub>
+                  <m:r>
+                    <m:t>a</m:t>
+                  </m:r>
+                </m:sub>
+              </m:sSub>
+            </m:e>
+          </m:nary>
+          <m:d>
+            <m:dPr>
+              <m:begChr m:val="("/>
+              <m:endChr m:val=")"/>
+              <m:sepChr m:val=""/>
+              <m:grow/>
+            </m:dPr>
+            <m:e>
+              <m:r>
+                <m:t>x</m:t>
+              </m:r>
+              <m:r>
+                <m:rPr>
+                  <m:sty m:val="p"/>
+                </m:rPr>
+                <m:t>+</m:t>
+              </m:r>
+              <m:r>
+                <m:t>j</m:t>
+              </m:r>
+              <m:r>
+                <m:t>a</m:t>
+              </m:r>
+            </m:e>
+          </m:d>
+          <m:r>
+            <m:rPr>
+              <m:sty m:val="p"/>
+            </m:rPr>
+            <m:t>=</m:t>
+          </m:r>
+          <m:nary>
+            <m:naryPr>
+              <m:chr m:val="∑"/>
+              <m:limLoc m:val="undOvr"/>
+              <m:subHide m:val="off"/>
+              <m:supHide m:val="off"/>
+            </m:naryPr>
+            <m:sub>
+              <m:r>
+                <m:t>j</m:t>
+              </m:r>
+              <m:r>
+                <m:rPr>
+                  <m:sty m:val="p"/>
+                </m:rPr>
+                <m:t>=</m:t>
+              </m:r>
+              <m:r>
+                <m:t>0</m:t>
+              </m:r>
+            </m:sub>
+            <m:sup>
+              <m:r>
+                <m:t>2</m:t>
+              </m:r>
+            </m:sup>
+            <m:e>
+              <m:sSub>
+                <m:e>
+                  <m:r>
+                    <m:t>g</m:t>
+                  </m:r>
+                </m:e>
+                <m:sub>
+                  <m:r>
+                    <m:t>b</m:t>
+                  </m:r>
+                </m:sub>
+              </m:sSub>
+            </m:e>
+          </m:nary>
+          <m:d>
+            <m:dPr>
+              <m:begChr m:val="("/>
+              <m:endChr m:val=")"/>
+              <m:sepChr m:val=""/>
+              <m:grow/>
+            </m:dPr>
+            <m:e>
+              <m:r>
+                <m:t>x</m:t>
+              </m:r>
+              <m:r>
+                <m:rPr>
+                  <m:sty m:val="p"/>
+                </m:rPr>
+                <m:t>+</m:t>
+              </m:r>
+              <m:r>
+                <m:t>j</m:t>
+              </m:r>
+              <m:r>
+                <m:t>b</m:t>
+              </m:r>
+            </m:e>
+          </m:d>
+          <m:r>
+            <m:rPr>
+              <m:sty m:val="p"/>
+            </m:rPr>
+            <m:t>=</m:t>
+          </m:r>
+          <m:r>
+            <m:t>0</m:t>
+          </m:r>
+          <m:r>
+            <m:rPr>
+              <m:sty m:val="p"/>
+            </m:rPr>
+            <m:t>.</m:t>
+          </m:r>
+        </m:oMath>
+      </m:oMathPara>
+    </w:p>
+    <w:p>
+      <w:pPr>
+        <w:pStyle w:val="FirstParagraph"/>
+      </w:pPr>
+      <w:r>
+        <w:rPr>
+          <w:bCs/>
+          <w:b/>
+        </w:rPr>
+        <w:t xml:space="preserve">Proposition 12.1 (two-direction integrability).</w:t>
+      </w:r>
+      <w:r>
+        <w:t xml:space="preserve"> </w:t>
+      </w:r>
+      <w:r>
+        <w:t xml:space="preserve">On every affine coset of the plane generated by</w:t>
+      </w:r>
+      <w:r>
+        <w:t xml:space="preserve"> </w:t>
+      </w:r>
+      <m:oMath>
+        <m:r>
+          <m:t>a</m:t>
+        </m:r>
+        <m:r>
+          <m:rPr>
+            <m:sty m:val="p"/>
+          </m:rPr>
+          <m:t>,</m:t>
+        </m:r>
+        <m:r>
+          <m:t>b</m:t>
+        </m:r>
+      </m:oMath>
+      <w:r>
+        <w:t xml:space="preserve">, the two cyclic line-sum conditions and the zero-curl identity are</w:t>
+      </w:r>
+      <w:r>
+        <w:t xml:space="preserve"> </w:t>
+      </w:r>
+      <w:r>
+        <w:rPr>
+          <w:bCs/>
+          <w:b/>
+        </w:rPr>
+        <w:t xml:space="preserve">necessary and sufficient</w:t>
+      </w:r>
+      <w:r>
+        <w:t xml:space="preserve"> </w:t>
+      </w:r>
+      <w:r>
+        <w:t xml:space="preserve">for some table</w:t>
+      </w:r>
+      <w:r>
+        <w:t xml:space="preserve"> </w:t>
+      </w:r>
+      <m:oMath>
+        <m:r>
+          <m:t>Q</m:t>
+        </m:r>
+      </m:oMath>
+      <w:r>
+        <w:t xml:space="preserve"> </w:t>
+      </w:r>
+      <w:r>
+        <w:t xml:space="preserve">with</w:t>
+      </w:r>
+      <w:r>
+        <w:t xml:space="preserve"> </w:t>
+      </w:r>
+      <m:oMath>
+        <m:sSub>
+          <m:e>
+            <m:r>
+              <m:t>Δ</m:t>
+            </m:r>
+          </m:e>
+          <m:sub>
+            <m:r>
+              <m:t>a</m:t>
+            </m:r>
+          </m:sub>
+        </m:sSub>
+        <m:r>
+          <m:t>Q</m:t>
+        </m:r>
+        <m:r>
+          <m:rPr>
+            <m:sty m:val="p"/>
+          </m:rPr>
+          <m:t>=</m:t>
+        </m:r>
+        <m:sSub>
+          <m:e>
+            <m:r>
+              <m:t>g</m:t>
+            </m:r>
+          </m:e>
+          <m:sub>
+            <m:r>
+              <m:t>a</m:t>
+            </m:r>
+          </m:sub>
+        </m:sSub>
+      </m:oMath>
+      <w:r>
+        <w:t xml:space="preserve"> </w:t>
+      </w:r>
+      <w:r>
+        <w:t xml:space="preserve">and</w:t>
+      </w:r>
+      <w:r>
+        <w:t xml:space="preserve"> </w:t>
+      </w:r>
+      <m:oMath>
+        <m:sSub>
+          <m:e>
+            <m:r>
+              <m:t>Δ</m:t>
+            </m:r>
+          </m:e>
+          <m:sub>
+            <m:r>
+              <m:t>b</m:t>
+            </m:r>
+          </m:sub>
+        </m:sSub>
+        <m:r>
+          <m:t>Q</m:t>
+        </m:r>
+        <m:r>
+          <m:rPr>
+            <m:sty m:val="p"/>
+          </m:rPr>
+          <m:t>=</m:t>
+        </m:r>
+        <m:sSub>
+          <m:e>
+            <m:r>
+              <m:t>g</m:t>
+            </m:r>
+          </m:e>
+          <m:sub>
+            <m:r>
+              <m:t>b</m:t>
+            </m:r>
+          </m:sub>
+        </m:sSub>
+      </m:oMath>
+      <w:r>
+        <w:t xml:space="preserve">. The potential</w:t>
+      </w:r>
+      <w:r>
+        <w:t xml:space="preserve"> </w:t>
+      </w:r>
+      <m:oMath>
+        <m:r>
+          <m:t>Q</m:t>
+        </m:r>
+      </m:oMath>
+      <w:r>
+        <w:t xml:space="preserve"> </w:t>
+      </w:r>
+      <w:r>
+        <w:t xml:space="preserve">is determined up to one additive constant on each coset. In particular, when</w:t>
+      </w:r>
+      <w:r>
+        <w:t xml:space="preserve"> </w:t>
+      </w:r>
+      <m:oMath>
+        <m:r>
+          <m:t>d</m:t>
+        </m:r>
+        <m:r>
+          <m:rPr>
+            <m:sty m:val="p"/>
+          </m:rPr>
+          <m:t>=</m:t>
+        </m:r>
+        <m:r>
+          <m:t>2</m:t>
+        </m:r>
+      </m:oMath>
+      <w:r>
+        <w:t xml:space="preserve">, one scalar-output table has exactly</w:t>
+      </w:r>
+      <w:r>
+        <w:t xml:space="preserve"> </w:t>
+      </w:r>
+      <m:oMath>
+        <m:sSup>
+          <m:e>
+            <m:r>
+              <m:t>3</m:t>
+            </m:r>
+          </m:e>
+          <m:sup>
+            <m:r>
+              <m:t>2</m:t>
+            </m:r>
+          </m:sup>
+        </m:sSup>
+        <m:r>
+          <m:rPr>
+            <m:sty m:val="p"/>
+          </m:rPr>
+          <m:t>−</m:t>
+        </m:r>
+        <m:r>
+          <m:t>1</m:t>
+        </m:r>
+        <m:r>
+          <m:rPr>
+            <m:sty m:val="p"/>
+          </m:rPr>
+          <m:t>=</m:t>
+        </m:r>
+        <m:r>
+          <m:t>8</m:t>
+        </m:r>
+      </m:oMath>
+      <w:r>
+        <w:t xml:space="preserve"> </w:t>
+      </w:r>
+      <w:r>
+        <w:t xml:space="preserve">degrees of freedom in its joint pair of derivatives, and a vector with</w:t>
+      </w:r>
+      <w:r>
+        <w:t xml:space="preserve"> </w:t>
+      </w:r>
+      <m:oMath>
+        <m:r>
+          <m:t>r</m:t>
+        </m:r>
+      </m:oMath>
+      <w:r>
+        <w:t xml:space="preserve"> </w:t>
+      </w:r>
+      <w:r>
+        <w:t xml:space="preserve">outputs has</w:t>
+      </w:r>
+      <w:r>
+        <w:t xml:space="preserve"> </w:t>
+      </w:r>
+      <m:oMath>
+        <m:r>
+          <m:t>8</m:t>
+        </m:r>
+        <m:r>
+          <m:t>r</m:t>
+        </m:r>
+      </m:oMath>
+      <w:r>
+        <w:t xml:space="preserve">.</w:t>
+      </w:r>
+    </w:p>
+    <w:p>
+      <w:pPr>
+        <w:pStyle w:val="BodyText"/>
+      </w:pPr>
+      <w:r>
+        <w:rPr>
+          <w:bCs/>
+          <w:b/>
+        </w:rPr>
+        <w:t xml:space="preserve">Proof.</w:t>
+      </w:r>
+      <w:r>
+        <w:t xml:space="preserve"> </w:t>
+      </w:r>
+      <w:r>
+        <w:t xml:space="preserve">Necessity follows by telescoping along each length-three line and the commutativity of additive translation. For sufficiency, fix one vertex and potential value zero. Define the value at every other vertex by summing the prescribed edge derivatives along any grid path using steps</w:t>
+      </w:r>
+      <w:r>
+        <w:t xml:space="preserve"> </w:t>
+      </w:r>
+      <m:oMath>
+        <m:r>
+          <m:t>a</m:t>
+        </m:r>
+        <m:r>
+          <m:rPr>
+            <m:sty m:val="p"/>
+          </m:rPr>
+          <m:t>,</m:t>
+        </m:r>
+        <m:r>
+          <m:t>b</m:t>
+        </m:r>
+      </m:oMath>
+      <w:r>
+        <w:t xml:space="preserve">. All elementary squares have zero circulation by zero-curl; all winding cycles have zero circulation by the two cyclic line-sum conditions. Every two paths are generated by these elementary cycles and winding cycles. Hence the integral is independent of path. The only freedom is an additive constant on each connected plane coset. For</w:t>
+      </w:r>
+      <w:r>
+        <w:t xml:space="preserve"> </w:t>
+      </w:r>
+      <m:oMath>
+        <m:r>
+          <m:t>d</m:t>
+        </m:r>
+        <m:r>
+          <m:rPr>
+            <m:sty m:val="p"/>
+          </m:rPr>
+          <m:t>=</m:t>
+        </m:r>
+        <m:r>
+          <m:t>2</m:t>
+        </m:r>
+      </m:oMath>
+      <w:r>
+        <w:t xml:space="preserve">, the kernel of the joint derivative map is the one-dimensional space of constant tables, yielding rank</w:t>
+      </w:r>
+      <w:r>
+        <w:t xml:space="preserve"> </w:t>
+      </w:r>
+      <m:oMath>
+        <m:r>
+          <m:t>9</m:t>
+        </m:r>
+        <m:r>
+          <m:rPr>
+            <m:sty m:val="p"/>
+          </m:rPr>
+          <m:t>−</m:t>
+        </m:r>
+        <m:r>
+          <m:t>1</m:t>
+        </m:r>
+        <m:r>
+          <m:rPr>
+            <m:sty m:val="p"/>
+          </m:rPr>
+          <m:t>=</m:t>
+        </m:r>
+        <m:r>
+          <m:t>8</m:t>
+        </m:r>
+      </m:oMath>
+      <w:r>
+        <w:t xml:space="preserve"> </w:t>
+      </w:r>
+      <w:r>
+        <w:t xml:space="preserve">by rank-nullity.</w:t>
+      </w:r>
+      <w:r>
+        <w:t xml:space="preserve"> </w:t>
+      </w:r>
+      <m:oMath>
+        <m:r>
+          <m:rPr>
+            <m:sty m:val="p"/>
+          </m:rPr>
+          <m:t>▫</m:t>
+        </m:r>
+      </m:oMath>
+    </w:p>
+    <w:p>
+      <w:pPr>
+        <w:pStyle w:val="BodyText"/>
+      </w:pPr>
+      <w:r>
+        <w:rPr>
+          <w:bCs/>
+          <w:b/>
+        </w:rPr>
+        <w:t xml:space="preserve">Caution.</w:t>
+      </w:r>
+      <w:r>
+        <w:t xml:space="preserve"> </w:t>
+      </w:r>
+      <w:r>
+        <w:t xml:space="preserve">Public checks of zero-curl and line-sums are</w:t>
       </w:r>
       <w:r>
         <w:t xml:space="preserve"> </w:t>
@@ -11603,13 +12552,20 @@
           <w:iCs/>
           <w:i/>
         </w:rPr>
-        <w:t xml:space="preserve">different</w:t>
-      </w:r>
-      <w:r>
-        <w:t xml:space="preserve"> </w:t>
-      </w:r>
-      <w:r>
-        <w:t xml:space="preserve">KEM</w:t>
+        <w:t xml:space="preserve">efficient</w:t>
+      </w:r>
+      <w:r>
+        <w:t xml:space="preserve">. They are algebraic consistency conditions, not a hardness reduction. A secret potential cannot be made difficult merely by publishing its two directional derivative tables: the constructive proof gives a polynomial-time recovery method up to additive constants. The accompanying exact finite fixture integrates one hundred random ternary tables and rejects deliberately inconsistent derivatives.</w:t>
+      </w:r>
+    </w:p>
+    <w:bookmarkEnd w:id="41"/>
+    <w:bookmarkStart w:id="42" w:name="Xc75a6596662a4123579ecbd2ca69767b28b34ef"/>
+    <w:p>
+      <w:pPr>
+        <w:pStyle w:val="Heading2"/>
+      </w:pPr>
+      <w:r>
+        <w:t xml:space="preserve">12.6 New rejected NCSG-witness ciphertext: an exact public linear-algebra attack</w:t>
       </w:r>
     </w:p>
     <w:p>
@@ -11617,122 +12573,65 @@
         <w:pStyle w:val="FirstParagraph"/>
       </w:pPr>
       <w:r>
-        <w:t xml:space="preserve">To provide a defensible additional</w:t>
-      </w:r>
-      <w:r>
-        <w:t xml:space="preserve"> </w:t>
-      </w:r>
-      <w:r>
-        <w:rPr>
-          <w:iCs/>
-          <w:i/>
-        </w:rPr>
-        <w:t xml:space="preserve">system-level</w:t>
-      </w:r>
-      <w:r>
-        <w:t xml:space="preserve"> </w:t>
-      </w:r>
-      <w:r>
-        <w:t xml:space="preserve">security basis while preserving the new NCSG/MDS research direction, define two independent ingredients:</w:t>
-      </w:r>
-      <w:r>
-        <w:t xml:space="preserve"> </w:t>
-      </w:r>
-      <m:oMath>
+        <w:t xml:space="preserve">Consider directly coupling the secret</w:t>
+      </w:r>
+      <w:r>
+        <w:t xml:space="preserve"> </w:t>
+      </w:r>
+      <m:oMath>
+        <m:r>
+          <m:t>s</m:t>
+        </m:r>
         <m:r>
           <m:rPr>
             <m:sty m:val="p"/>
           </m:rPr>
-          <m:t>S</m:t>
-        </m:r>
-        <m:r>
-          <m:rPr>
-            <m:sty m:val="p"/>
-          </m:rPr>
-          <m:t>G</m:t>
-        </m:r>
-        <m:r>
-          <m:rPr>
-            <m:sty m:val="p"/>
-          </m:rPr>
-          <m:t>D</m:t>
-        </m:r>
-      </m:oMath>
-      <w:r>
-        <w:t xml:space="preserve"> </w:t>
-      </w:r>
-      <w:r>
-        <w:t xml:space="preserve">for standalone SG-DIFRA and</w:t>
-      </w:r>
-      <w:r>
-        <w:t xml:space="preserve"> </w:t>
-      </w:r>
-      <m:oMath>
-        <m:r>
-          <m:rPr>
-            <m:sty m:val="p"/>
-          </m:rPr>
-          <m:t>M</m:t>
-        </m:r>
-        <m:r>
-          <m:rPr>
-            <m:sty m:val="p"/>
-          </m:rPr>
-          <m:t>L</m:t>
-        </m:r>
-        <m:r>
-          <m:rPr>
-            <m:sty m:val="p"/>
-          </m:rPr>
-          <m:t>K</m:t>
-        </m:r>
-        <m:r>
-          <m:rPr>
-            <m:sty m:val="p"/>
-          </m:rPr>
-          <m:t>E</m:t>
-        </m:r>
-        <m:r>
-          <m:rPr>
-            <m:sty m:val="p"/>
-          </m:rPr>
-          <m:t>M</m:t>
-        </m:r>
-      </m:oMath>
-      <w:r>
-        <w:t xml:space="preserve"> </w:t>
-      </w:r>
-      <w:r>
-        <w:t xml:space="preserve">for NIST FIPS-203 ML-KEM-1024. Both key pairs are generated independently and used</w:t>
-      </w:r>
-      <w:r>
-        <w:t xml:space="preserve"> </w:t>
-      </w:r>
-      <w:r>
-        <w:rPr>
-          <w:iCs/>
-          <w:i/>
-        </w:rPr>
-        <w:t xml:space="preserve">only</w:t>
-      </w:r>
-      <w:r>
-        <w:t xml:space="preserve"> </w:t>
-      </w:r>
-      <w:r>
-        <w:t xml:space="preserve">within the composite KEM, with distinct seed domains. Both encapsulations use independent coins and their ciphertexts are length-framed and canonically parsed.</w:t>
-      </w:r>
-    </w:p>
-    <w:p>
-      <w:pPr>
-        <w:pStyle w:val="BodyText"/>
-      </w:pPr>
-      <w:r>
-        <w:t xml:space="preserve">Let</w:t>
-      </w:r>
-      <w:r>
-        <w:t xml:space="preserve"> </w:t>
-      </w:r>
-      <m:oMath>
+          <m:t>∈</m:t>
+        </m:r>
+        <m:sSubSup>
+          <m:e>
+            <m:r>
+              <m:rPr>
+                <m:sty m:val="p"/>
+                <m:scr m:val="double-struck"/>
+              </m:rPr>
+              <m:t>F</m:t>
+            </m:r>
+          </m:e>
+          <m:sub>
+            <m:r>
+              <m:t>3</m:t>
+            </m:r>
+          </m:sub>
+          <m:sup>
+            <m:r>
+              <m:t>n</m:t>
+            </m:r>
+          </m:sup>
+        </m:sSubSup>
+      </m:oMath>
+      <w:r>
+        <w:t xml:space="preserve"> </w:t>
+      </w:r>
+      <w:r>
+        <w:t xml:space="preserve">to public NCSG local relations</w:t>
+      </w:r>
+      <w:r>
+        <w:t xml:space="preserve"> </w:t>
+      </w:r>
+      <m:oMath>
+        <m:sSub>
+          <m:e>
+            <m:r>
+              <m:t>r</m:t>
+            </m:r>
+          </m:e>
+          <m:sub>
+            <m:r>
+              <m:t>i</m:t>
+            </m:r>
+          </m:sub>
+        </m:sSub>
         <m:d>
           <m:dPr>
             <m:begChr m:val="("/>
@@ -11741,49 +12640,29 @@
             <m:grow/>
           </m:dPr>
           <m:e>
-            <m:sSub>
-              <m:e>
-                <m:r>
-                  <m:t>c</m:t>
-                </m:r>
-              </m:e>
-              <m:sub>
-                <m:r>
-                  <m:t>M</m:t>
-                </m:r>
-              </m:sub>
-            </m:sSub>
-            <m:r>
-              <m:rPr>
-                <m:sty m:val="p"/>
-              </m:rPr>
-              <m:t>,</m:t>
-            </m:r>
-            <m:sSub>
-              <m:e>
-                <m:r>
-                  <m:t>k</m:t>
-                </m:r>
-              </m:e>
-              <m:sub>
-                <m:r>
-                  <m:t>M</m:t>
-                </m:r>
-              </m:sub>
-            </m:sSub>
+            <m:r>
+              <m:t>X</m:t>
+            </m:r>
           </m:e>
         </m:d>
-      </m:oMath>
-      <w:r>
-        <w:t xml:space="preserve"> </w:t>
-      </w:r>
-      <w:r>
-        <w:t xml:space="preserve">and</w:t>
-      </w:r>
-      <w:r>
-        <w:t xml:space="preserve"> </w:t>
-      </w:r>
-      <m:oMath>
+        <m:r>
+          <m:rPr>
+            <m:sty m:val="p"/>
+          </m:rPr>
+          <m:t>=</m:t>
+        </m:r>
+        <m:sSub>
+          <m:e>
+            <m:r>
+              <m:t>f</m:t>
+            </m:r>
+          </m:e>
+          <m:sub>
+            <m:r>
+              <m:t>i</m:t>
+            </m:r>
+          </m:sub>
+        </m:sSub>
         <m:d>
           <m:dPr>
             <m:begChr m:val="("/>
@@ -11795,67 +12674,93 @@
             <m:sSub>
               <m:e>
                 <m:r>
-                  <m:t>c</m:t>
+                  <m:t>X</m:t>
                 </m:r>
               </m:e>
               <m:sub>
                 <m:r>
-                  <m:t>S</m:t>
+                  <m:rPr>
+                    <m:sty m:val="p"/>
+                    <m:scr m:val="script"/>
+                  </m:rPr>
+                  <m:t>N</m:t>
                 </m:r>
+                <m:d>
+                  <m:dPr>
+                    <m:begChr m:val="("/>
+                    <m:endChr m:val=")"/>
+                    <m:sepChr m:val=""/>
+                    <m:grow/>
+                  </m:dPr>
+                  <m:e>
+                    <m:r>
+                      <m:t>i</m:t>
+                    </m:r>
+                  </m:e>
+                </m:d>
               </m:sub>
             </m:sSub>
-            <m:r>
-              <m:rPr>
-                <m:sty m:val="p"/>
-              </m:rPr>
-              <m:t>,</m:t>
-            </m:r>
-            <m:sSub>
-              <m:e>
-                <m:r>
-                  <m:t>k</m:t>
-                </m:r>
-              </m:e>
-              <m:sub>
-                <m:r>
-                  <m:t>S</m:t>
-                </m:r>
-              </m:sub>
-            </m:sSub>
           </m:e>
         </m:d>
-      </m:oMath>
-      <w:r>
-        <w:t xml:space="preserve"> </w:t>
-      </w:r>
-      <w:r>
-        <w:t xml:space="preserve">denote encapsulations under ML-KEM and SG-DIFRA. The combined ciphertext is</w:t>
-      </w:r>
-      <w:r>
-        <w:t xml:space="preserve"> </w:t>
-      </w:r>
-      <m:oMath>
-        <m:r>
-          <m:t>c</m:t>
-        </m:r>
+        <m:r>
+          <m:rPr>
+            <m:sty m:val="p"/>
+          </m:rPr>
+          <m:t>−</m:t>
+        </m:r>
+        <m:sSub>
+          <m:e>
+            <m:r>
+              <m:t>b</m:t>
+            </m:r>
+          </m:e>
+          <m:sub>
+            <m:r>
+              <m:t>i</m:t>
+            </m:r>
+          </m:sub>
+        </m:sSub>
+      </m:oMath>
+      <w:r>
+        <w:t xml:space="preserve"> </w:t>
+      </w:r>
+      <w:r>
+        <w:t xml:space="preserve">where</w:t>
+      </w:r>
+      <w:r>
+        <w:t xml:space="preserve"> </w:t>
+      </w:r>
+      <m:oMath>
+        <m:sSub>
+          <m:e>
+            <m:r>
+              <m:t>b</m:t>
+            </m:r>
+          </m:e>
+          <m:sub>
+            <m:r>
+              <m:t>i</m:t>
+            </m:r>
+          </m:sub>
+        </m:sSub>
         <m:r>
           <m:rPr>
             <m:sty m:val="p"/>
           </m:rPr>
           <m:t>=</m:t>
         </m:r>
-        <m:r>
-          <m:rPr>
-            <m:sty m:val="p"/>
-          </m:rPr>
-          <m:t>L</m:t>
-        </m:r>
-        <m:r>
-          <m:rPr>
-            <m:sty m:val="p"/>
-          </m:rPr>
-          <m:t>P</m:t>
-        </m:r>
+        <m:sSub>
+          <m:e>
+            <m:r>
+              <m:t>f</m:t>
+            </m:r>
+          </m:e>
+          <m:sub>
+            <m:r>
+              <m:t>i</m:t>
+            </m:r>
+          </m:sub>
+        </m:sSub>
         <m:d>
           <m:dPr>
             <m:begChr m:val="("/>
@@ -11867,35 +12772,305 @@
             <m:sSub>
               <m:e>
                 <m:r>
-                  <m:t>c</m:t>
+                  <m:t>s</m:t>
                 </m:r>
               </m:e>
               <m:sub>
                 <m:r>
-                  <m:t>M</m:t>
+                  <m:rPr>
+                    <m:sty m:val="p"/>
+                    <m:scr m:val="script"/>
+                  </m:rPr>
+                  <m:t>N</m:t>
                 </m:r>
+                <m:d>
+                  <m:dPr>
+                    <m:begChr m:val="("/>
+                    <m:endChr m:val=")"/>
+                    <m:sepChr m:val=""/>
+                    <m:grow/>
+                  </m:dPr>
+                  <m:e>
+                    <m:r>
+                      <m:t>i</m:t>
+                    </m:r>
+                  </m:e>
+                </m:d>
               </m:sub>
             </m:sSub>
           </m:e>
         </m:d>
+      </m:oMath>
+      <w:r>
+        <w:t xml:space="preserve">. This repairs the earlier defect that public geometry is completely independent of the hidden witness, but it reintroduces the shared-secret public-target bias described in Section 2.</w:t>
+      </w:r>
+      <w:r>
+        <w:t xml:space="preserve"> </w:t>
+      </w:r>
+      <w:r>
+        <w:rPr>
+          <w:bCs/>
+          <w:b/>
+        </w:rPr>
+        <w:t xml:space="preserve">Coupling is necessary but not sufficient for security.</w:t>
+      </w:r>
+    </w:p>
+    <w:p>
+      <w:pPr>
+        <w:pStyle w:val="BodyText"/>
+      </w:pPr>
+      <w:r>
+        <w:t xml:space="preserve">A natural original-design experiment is to encode zero as a polynomial identity vanishing at</w:t>
+      </w:r>
+      <w:r>
+        <w:t xml:space="preserve"> </w:t>
+      </w:r>
+      <m:oMath>
+        <m:r>
+          <m:t>s</m:t>
+        </m:r>
+      </m:oMath>
+      <w:r>
+        <w:t xml:space="preserve">,</w:t>
+      </w:r>
+    </w:p>
+    <w:p>
+      <w:pPr>
+        <w:pStyle w:val="BodyText"/>
+      </w:pPr>
+      <m:oMathPara>
+        <m:oMathParaPr>
+          <m:jc m:val="center"/>
+        </m:oMathParaPr>
+        <m:oMath>
+          <m:sSub>
+            <m:e>
+              <m:r>
+                <m:t>C</m:t>
+              </m:r>
+            </m:e>
+            <m:sub>
+              <m:r>
+                <m:t>0</m:t>
+              </m:r>
+            </m:sub>
+          </m:sSub>
+          <m:d>
+            <m:dPr>
+              <m:begChr m:val="("/>
+              <m:endChr m:val=")"/>
+              <m:sepChr m:val=""/>
+              <m:grow/>
+            </m:dPr>
+            <m:e>
+              <m:r>
+                <m:t>X</m:t>
+              </m:r>
+            </m:e>
+          </m:d>
+          <m:r>
+            <m:rPr>
+              <m:sty m:val="p"/>
+            </m:rPr>
+            <m:t>=</m:t>
+          </m:r>
+          <m:nary>
+            <m:naryPr>
+              <m:chr m:val="∑"/>
+              <m:limLoc m:val="undOvr"/>
+              <m:subHide m:val="off"/>
+              <m:supHide m:val="off"/>
+            </m:naryPr>
+            <m:sub>
+              <m:r>
+                <m:t>i</m:t>
+              </m:r>
+              <m:r>
+                <m:rPr>
+                  <m:sty m:val="p"/>
+                </m:rPr>
+                <m:t>=</m:t>
+              </m:r>
+              <m:r>
+                <m:t>1</m:t>
+              </m:r>
+            </m:sub>
+            <m:sup>
+              <m:r>
+                <m:t>m</m:t>
+              </m:r>
+            </m:sup>
+            <m:e>
+              <m:sSub>
+                <m:e>
+                  <m:r>
+                    <m:t>h</m:t>
+                  </m:r>
+                </m:e>
+                <m:sub>
+                  <m:r>
+                    <m:t>i</m:t>
+                  </m:r>
+                </m:sub>
+              </m:sSub>
+            </m:e>
+          </m:nary>
+          <m:d>
+            <m:dPr>
+              <m:begChr m:val="("/>
+              <m:endChr m:val=")"/>
+              <m:sepChr m:val=""/>
+              <m:grow/>
+            </m:dPr>
+            <m:e>
+              <m:r>
+                <m:t>X</m:t>
+              </m:r>
+            </m:e>
+          </m:d>
+          <m:sSub>
+            <m:e>
+              <m:r>
+                <m:t>r</m:t>
+              </m:r>
+            </m:e>
+            <m:sub>
+              <m:r>
+                <m:t>i</m:t>
+              </m:r>
+            </m:sub>
+          </m:sSub>
+          <m:d>
+            <m:dPr>
+              <m:begChr m:val="("/>
+              <m:endChr m:val=")"/>
+              <m:sepChr m:val=""/>
+              <m:grow/>
+            </m:dPr>
+            <m:e>
+              <m:r>
+                <m:t>X</m:t>
+              </m:r>
+            </m:e>
+          </m:d>
+          <m:r>
+            <m:rPr>
+              <m:sty m:val="p"/>
+            </m:rPr>
+            <m:t>,</m:t>
+          </m:r>
+          <m:r>
+            <m:t> </m:t>
+          </m:r>
+          <m:r>
+            <m:rPr>
+              <m:sty m:val="p"/>
+            </m:rPr>
+            <m:t>deg</m:t>
+          </m:r>
+          <m:sSub>
+            <m:e>
+              <m:r>
+                <m:t>h</m:t>
+              </m:r>
+            </m:e>
+            <m:sub>
+              <m:r>
+                <m:t>i</m:t>
+              </m:r>
+            </m:sub>
+          </m:sSub>
+          <m:r>
+            <m:rPr>
+              <m:sty m:val="p"/>
+            </m:rPr>
+            <m:t>≤</m:t>
+          </m:r>
+          <m:r>
+            <m:t>D</m:t>
+          </m:r>
+          <m:r>
+            <m:rPr>
+              <m:sty m:val="p"/>
+            </m:rPr>
+            <m:t>,</m:t>
+          </m:r>
+        </m:oMath>
+      </m:oMathPara>
+    </w:p>
+    <w:p>
+      <w:pPr>
+        <w:pStyle w:val="FirstParagraph"/>
+      </w:pPr>
+      <w:r>
+        <w:t xml:space="preserve">and encode one as an independently uniform coefficient vector for degree at most</w:t>
+      </w:r>
+      <w:r>
+        <w:t xml:space="preserve"> </w:t>
+      </w:r>
+      <m:oMath>
+        <m:r>
+          <m:t>D</m:t>
+        </m:r>
         <m:r>
           <m:rPr>
             <m:sty m:val="p"/>
           </m:rPr>
-          <m:t>‖</m:t>
-        </m:r>
+          <m:t>+</m:t>
+        </m:r>
+        <m:sSub>
+          <m:e>
+            <m:r>
+              <m:rPr>
+                <m:sty m:val="p"/>
+              </m:rPr>
+              <m:t>max</m:t>
+            </m:r>
+          </m:e>
+          <m:sub>
+            <m:r>
+              <m:t>i</m:t>
+            </m:r>
+          </m:sub>
+        </m:sSub>
         <m:r>
           <m:rPr>
             <m:sty m:val="p"/>
           </m:rPr>
-          <m:t>L</m:t>
-        </m:r>
-        <m:r>
-          <m:rPr>
-            <m:sty m:val="p"/>
-          </m:rPr>
-          <m:t>P</m:t>
-        </m:r>
+          <m:t>deg</m:t>
+        </m:r>
+        <m:sSub>
+          <m:e>
+            <m:r>
+              <m:t>r</m:t>
+            </m:r>
+          </m:e>
+          <m:sub>
+            <m:r>
+              <m:t>i</m:t>
+            </m:r>
+          </m:sub>
+        </m:sSub>
+      </m:oMath>
+      <w:r>
+        <w:t xml:space="preserve">. The private key can evaluate</w:t>
+      </w:r>
+      <w:r>
+        <w:t xml:space="preserve"> </w:t>
+      </w:r>
+      <m:oMath>
+        <m:sSub>
+          <m:e>
+            <m:r>
+              <m:t>C</m:t>
+            </m:r>
+          </m:e>
+          <m:sub>
+            <m:r>
+              <m:t>b</m:t>
+            </m:r>
+          </m:sub>
+        </m:sSub>
         <m:d>
           <m:dPr>
             <m:begChr m:val="("/>
@@ -11904,77 +13079,17 @@
             <m:grow/>
           </m:dPr>
           <m:e>
-            <m:sSub>
-              <m:e>
-                <m:r>
-                  <m:t>c</m:t>
-                </m:r>
-              </m:e>
-              <m:sub>
-                <m:r>
-                  <m:t>S</m:t>
-                </m:r>
-              </m:sub>
-            </m:sSub>
+            <m:r>
+              <m:t>s</m:t>
+            </m:r>
           </m:e>
         </m:d>
       </m:oMath>
       <w:r>
-        <w:t xml:space="preserve">, and the shared secret is</w:t>
-      </w:r>
-      <w:r>
-        <w:t xml:space="preserve"> </w:t>
-      </w:r>
-      <w:r>
-        <w:t xml:space="preserve">[</w:t>
-      </w:r>
-      <w:r>
-        <w:t xml:space="preserve"> </w:t>
-      </w:r>
-      <w:r>
-        <w:t xml:space="preserve">k=W!</w:t>
-      </w:r>
-      <w:r>
-        <w:t xml:space="preserve">(k_M,k_S;{</w:t>
-      </w:r>
-      <w:r>
-        <w:t xml:space="preserve">}(ek_M)</w:t>
-      </w:r>
-      <w:r>
-        <w:t xml:space="preserve">(ek_S)</w:t>
-      </w:r>
-      <w:r>
-        <w:t xml:space="preserve"> </w:t>
-      </w:r>
-      <w:r>
-        <w:t xml:space="preserve">{</w:t>
-      </w:r>
-      <w:r>
-        <w:t xml:space="preserve">}(c_M)</w:t>
-      </w:r>
-      <w:r>
-        <w:t xml:space="preserve">(c_S)</w:t>
-      </w:r>
-      <w:r>
-        <w:t xml:space="preserve">(</w:t>
-      </w:r>
-      <w:r>
-        <w:t xml:space="preserve">)</w:t>
-      </w:r>
-      <w:r>
-        <w:t xml:space="preserve">)</w:t>
-      </w:r>
-      <w:r>
-        <w:t xml:space="preserve"> </w:t>
-      </w:r>
-      <w:r>
-        <w:t xml:space="preserve">]</w:t>
-      </w:r>
-      <w:r>
-        <w:t xml:space="preserve"> </w:t>
-      </w:r>
-      <w:r>
-        <w:t xml:space="preserve">for a</w:t>
+        <w:t xml:space="preserve"> </w:t>
+      </w:r>
+      <w:r>
+        <w:t xml:space="preserve">and test for zero. However,</w:t>
       </w:r>
       <w:r>
         <w:t xml:space="preserve"> </w:t>
@@ -11984,97 +13099,640 @@
           <w:bCs/>
           <w:b/>
         </w:rPr>
-        <w:t xml:space="preserve">fully specified</w:t>
-      </w:r>
-      <w:r>
-        <w:t xml:space="preserve"> </w:t>
-      </w:r>
-      <w:r>
-        <w:t xml:space="preserve">split-key-PRF core</w:t>
-      </w:r>
-      <w:r>
-        <w:t xml:space="preserve"> </w:t>
-      </w:r>
-      <m:oMath>
-        <m:r>
-          <m:t>W</m:t>
-        </m:r>
-      </m:oMath>
-      <w:r>
-        <w:t xml:space="preserve"> </w:t>
-      </w:r>
-      <w:r>
-        <w:t xml:space="preserve">in the intended classical/quantum security model. Here</w:t>
-      </w:r>
-      <w:r>
-        <w:t xml:space="preserve"> </w:t>
-      </w:r>
-      <m:oMath>
-        <m:r>
-          <m:rPr>
-            <m:sty m:val="p"/>
-          </m:rPr>
-          <m:t>L</m:t>
-        </m:r>
-        <m:r>
-          <m:rPr>
-            <m:sty m:val="p"/>
-          </m:rPr>
-          <m:t>P</m:t>
-        </m:r>
-      </m:oMath>
-      <w:r>
-        <w:t xml:space="preserve"> </w:t>
-      </w:r>
-      <w:r>
-        <w:t xml:space="preserve">means an unambiguous length-prefixed byte encoding and all strings include a fixed protocol version. The repository contains canonical encoding and binding tests as</w:t>
-      </w:r>
-      <w:r>
-        <w:t xml:space="preserve"> </w:t>
-      </w:r>
+        <w:t xml:space="preserve">this mechanism is insecure</w:t>
+      </w:r>
+      <w:r>
+        <w:t xml:space="preserve"> </w:t>
+      </w:r>
+      <w:r>
+        <w:t xml:space="preserve">even if recovering the witness</w:t>
+      </w:r>
+      <w:r>
+        <w:t xml:space="preserve"> </w:t>
+      </w:r>
+      <m:oMath>
+        <m:r>
+          <m:t>s</m:t>
+        </m:r>
+      </m:oMath>
+      <w:r>
+        <w:t xml:space="preserve"> </w:t>
+      </w:r>
+      <w:r>
+        <w:t xml:space="preserve">is difficult.</w:t>
+      </w:r>
+    </w:p>
+    <w:p>
+      <w:pPr>
+        <w:pStyle w:val="BodyText"/>
+      </w:pPr>
       <w:r>
         <w:rPr>
           <w:bCs/>
           <w:b/>
         </w:rPr>
-        <w:t xml:space="preserve">nonproduction demonstration code</w:t>
-      </w:r>
-      <w:r>
-        <w:t xml:space="preserve">. A generic SHAKE-256 computation in a test fixture must</w:t>
-      </w:r>
-      <w:r>
-        <w:t xml:space="preserve"> </w:t>
-      </w:r>
-      <w:r>
-        <w:rPr>
-          <w:iCs/>
-          <w:i/>
-        </w:rPr>
-        <w:t xml:space="preserve">not</w:t>
-      </w:r>
-      <w:r>
-        <w:t xml:space="preserve"> </w:t>
-      </w:r>
-      <w:r>
-        <w:t xml:space="preserve">be called a proven QROM split-key-PRF instantiation.</w:t>
+        <w:t xml:space="preserve">Theorem 12.2 (public ideal-span distinguisher).</w:t>
+      </w:r>
+      <w:r>
+        <w:t xml:space="preserve"> </w:t>
+      </w:r>
+      <w:r>
+        <w:t xml:space="preserve">Let</w:t>
+      </w:r>
+      <w:r>
+        <w:t xml:space="preserve"> </w:t>
+      </w:r>
+      <m:oMath>
+        <m:r>
+          <m:t>t</m:t>
+        </m:r>
+        <m:r>
+          <m:rPr>
+            <m:sty m:val="p"/>
+          </m:rPr>
+          <m:t>=</m:t>
+        </m:r>
+        <m:r>
+          <m:t>D</m:t>
+        </m:r>
+        <m:r>
+          <m:rPr>
+            <m:sty m:val="p"/>
+          </m:rPr>
+          <m:t>+</m:t>
+        </m:r>
+        <m:sSub>
+          <m:e>
+            <m:r>
+              <m:rPr>
+                <m:sty m:val="p"/>
+              </m:rPr>
+              <m:t>max</m:t>
+            </m:r>
+          </m:e>
+          <m:sub>
+            <m:r>
+              <m:t>i</m:t>
+            </m:r>
+          </m:sub>
+        </m:sSub>
+        <m:r>
+          <m:rPr>
+            <m:sty m:val="p"/>
+          </m:rPr>
+          <m:t>deg</m:t>
+        </m:r>
+        <m:sSub>
+          <m:e>
+            <m:r>
+              <m:t>r</m:t>
+            </m:r>
+          </m:e>
+          <m:sub>
+            <m:r>
+              <m:t>i</m:t>
+            </m:r>
+          </m:sub>
+        </m:sSub>
+      </m:oMath>
+      <w:r>
+        <w:t xml:space="preserve"> </w:t>
+      </w:r>
+      <w:r>
+        <w:t xml:space="preserve">and</w:t>
+      </w:r>
+      <w:r>
+        <w:t xml:space="preserve"> </w:t>
+      </w:r>
+      <m:oMath>
+        <m:sSub>
+          <m:e>
+            <m:r>
+              <m:t>V</m:t>
+            </m:r>
+          </m:e>
+          <m:sub>
+            <m:r>
+              <m:t>t</m:t>
+            </m:r>
+          </m:sub>
+        </m:sSub>
+      </m:oMath>
+      <w:r>
+        <w:t xml:space="preserve"> </w:t>
+      </w:r>
+      <w:r>
+        <w:t xml:space="preserve">be the coefficient-vector space of degree-at-most-</w:t>
+      </w:r>
+      <m:oMath>
+        <m:r>
+          <m:t>t</m:t>
+        </m:r>
+      </m:oMath>
+      <w:r>
+        <w:t xml:space="preserve"> </w:t>
+      </w:r>
+      <w:r>
+        <w:t xml:space="preserve">polynomials in</w:t>
+      </w:r>
+      <w:r>
+        <w:t xml:space="preserve"> </w:t>
+      </w:r>
+      <m:oMath>
+        <m:r>
+          <m:t>n</m:t>
+        </m:r>
+      </m:oMath>
+      <w:r>
+        <w:t xml:space="preserve"> </w:t>
+      </w:r>
+      <w:r>
+        <w:t xml:space="preserve">variables over</w:t>
+      </w:r>
+      <w:r>
+        <w:t xml:space="preserve"> </w:t>
+      </w:r>
+      <m:oMath>
+        <m:sSub>
+          <m:e>
+            <m:r>
+              <m:rPr>
+                <m:sty m:val="p"/>
+                <m:scr m:val="double-struck"/>
+              </m:rPr>
+              <m:t>F</m:t>
+            </m:r>
+          </m:e>
+          <m:sub>
+            <m:r>
+              <m:t>3</m:t>
+            </m:r>
+          </m:sub>
+        </m:sSub>
+      </m:oMath>
+      <w:r>
+        <w:t xml:space="preserve">. Let</w:t>
       </w:r>
     </w:p>
     <w:p>
       <w:pPr>
         <w:pStyle w:val="BodyText"/>
       </w:pPr>
-      <w:r>
-        <w:rPr>
-          <w:bCs/>
-          <w:b/>
-        </w:rPr>
-        <w:t xml:space="preserve">Conditional theorem (parallel KEM-combiner transfer).</w:t>
-      </w:r>
-      <w:r>
-        <w:t xml:space="preserve"> </w:t>
-      </w:r>
-      <w:r>
-        <w:t xml:space="preserve">Under the independence, interface and split-key-PRF hypotheses of Giacon–Heuer–Poettering, the parallel KEM is IND-CCA secure (up to the theorem’s reductions) if at least one ingredient KEM is IND-CCA secure under the same model. For a quantum conclusion, the surviving ingredient and combiner core must satisfy the matching quantum assumptions.</w:t>
+      <m:oMathPara>
+        <m:oMathParaPr>
+          <m:jc m:val="center"/>
+        </m:oMathParaPr>
+        <m:oMath>
+          <m:sSub>
+            <m:e>
+              <m:r>
+                <m:t>W</m:t>
+              </m:r>
+            </m:e>
+            <m:sub>
+              <m:r>
+                <m:t>D</m:t>
+              </m:r>
+            </m:sub>
+          </m:sSub>
+          <m:r>
+            <m:rPr>
+              <m:sty m:val="p"/>
+            </m:rPr>
+            <m:t>=</m:t>
+          </m:r>
+          <m:r>
+            <m:rPr>
+              <m:sty m:val="p"/>
+            </m:rPr>
+            <m:t>s</m:t>
+          </m:r>
+          <m:r>
+            <m:rPr>
+              <m:sty m:val="p"/>
+            </m:rPr>
+            <m:t>p</m:t>
+          </m:r>
+          <m:r>
+            <m:rPr>
+              <m:sty m:val="p"/>
+            </m:rPr>
+            <m:t>a</m:t>
+          </m:r>
+          <m:r>
+            <m:rPr>
+              <m:sty m:val="p"/>
+            </m:rPr>
+            <m:t>n</m:t>
+          </m:r>
+          <m:d>
+            <m:dPr>
+              <m:begChr m:val="{"/>
+              <m:endChr m:val="}"/>
+              <m:sepChr m:val=""/>
+              <m:grow/>
+            </m:dPr>
+            <m:e>
+              <m:sSup>
+                <m:e>
+                  <m:r>
+                    <m:t>X</m:t>
+                  </m:r>
+                </m:e>
+                <m:sup>
+                  <m:r>
+                    <m:t>α</m:t>
+                  </m:r>
+                </m:sup>
+              </m:sSup>
+              <m:sSub>
+                <m:e>
+                  <m:r>
+                    <m:t>r</m:t>
+                  </m:r>
+                </m:e>
+                <m:sub>
+                  <m:r>
+                    <m:t>i</m:t>
+                  </m:r>
+                </m:sub>
+              </m:sSub>
+              <m:d>
+                <m:dPr>
+                  <m:begChr m:val="("/>
+                  <m:endChr m:val=")"/>
+                  <m:sepChr m:val=""/>
+                  <m:grow/>
+                </m:dPr>
+                <m:e>
+                  <m:r>
+                    <m:t>X</m:t>
+                  </m:r>
+                </m:e>
+              </m:d>
+              <m:r>
+                <m:rPr>
+                  <m:sty m:val="p"/>
+                </m:rPr>
+                <m:t>:</m:t>
+              </m:r>
+              <m:r>
+                <m:t>1</m:t>
+              </m:r>
+              <m:r>
+                <m:rPr>
+                  <m:sty m:val="p"/>
+                </m:rPr>
+                <m:t>≤</m:t>
+              </m:r>
+              <m:r>
+                <m:t>i</m:t>
+              </m:r>
+              <m:r>
+                <m:rPr>
+                  <m:sty m:val="p"/>
+                </m:rPr>
+                <m:t>≤</m:t>
+              </m:r>
+              <m:r>
+                <m:t>m</m:t>
+              </m:r>
+              <m:r>
+                <m:rPr>
+                  <m:sty m:val="p"/>
+                </m:rPr>
+                <m:t>,</m:t>
+              </m:r>
+              <m:r>
+                <m:t> </m:t>
+              </m:r>
+              <m:d>
+                <m:dPr>
+                  <m:begChr m:val="|"/>
+                  <m:endChr m:val="|"/>
+                  <m:sepChr m:val=""/>
+                  <m:grow/>
+                </m:dPr>
+                <m:e>
+                  <m:r>
+                    <m:t>α</m:t>
+                  </m:r>
+                </m:e>
+              </m:d>
+              <m:r>
+                <m:rPr>
+                  <m:sty m:val="p"/>
+                </m:rPr>
+                <m:t>≤</m:t>
+              </m:r>
+              <m:r>
+                <m:t>D</m:t>
+              </m:r>
+            </m:e>
+          </m:d>
+          <m:r>
+            <m:rPr>
+              <m:sty m:val="p"/>
+            </m:rPr>
+            <m:t>⊆</m:t>
+          </m:r>
+          <m:sSub>
+            <m:e>
+              <m:r>
+                <m:t>V</m:t>
+              </m:r>
+            </m:e>
+            <m:sub>
+              <m:r>
+                <m:t>t</m:t>
+              </m:r>
+            </m:sub>
+          </m:sSub>
+          <m:r>
+            <m:rPr>
+              <m:sty m:val="p"/>
+            </m:rPr>
+            <m:t>.</m:t>
+          </m:r>
+        </m:oMath>
+      </m:oMathPara>
+    </w:p>
+    <w:p>
+      <w:pPr>
+        <w:pStyle w:val="FirstParagraph"/>
+      </w:pPr>
+      <w:r>
+        <w:t xml:space="preserve">Assume</w:t>
+      </w:r>
+      <w:r>
+        <w:t xml:space="preserve"> </w:t>
+      </w:r>
+      <m:oMath>
+        <m:sSub>
+          <m:e>
+            <m:r>
+              <m:t>W</m:t>
+            </m:r>
+          </m:e>
+          <m:sub>
+            <m:r>
+              <m:t>D</m:t>
+            </m:r>
+          </m:sub>
+        </m:sSub>
+        <m:r>
+          <m:rPr>
+            <m:sty m:val="p"/>
+          </m:rPr>
+          <m:t>≠</m:t>
+        </m:r>
+        <m:sSub>
+          <m:e>
+            <m:r>
+              <m:t>V</m:t>
+            </m:r>
+          </m:e>
+          <m:sub>
+            <m:r>
+              <m:t>t</m:t>
+            </m:r>
+          </m:sub>
+        </m:sSub>
+      </m:oMath>
+      <w:r>
+        <w:t xml:space="preserve">. An attacker knowing only the public polynomials</w:t>
+      </w:r>
+      <w:r>
+        <w:t xml:space="preserve"> </w:t>
+      </w:r>
+      <m:oMath>
+        <m:sSub>
+          <m:e>
+            <m:r>
+              <m:t>r</m:t>
+            </m:r>
+          </m:e>
+          <m:sub>
+            <m:r>
+              <m:t>i</m:t>
+            </m:r>
+          </m:sub>
+        </m:sSub>
+      </m:oMath>
+      <w:r>
+        <w:t xml:space="preserve"> </w:t>
+      </w:r>
+      <w:r>
+        <w:t xml:space="preserve">distinguishes</w:t>
+      </w:r>
+      <w:r>
+        <w:t xml:space="preserve"> </w:t>
+      </w:r>
+      <m:oMath>
+        <m:sSub>
+          <m:e>
+            <m:r>
+              <m:t>C</m:t>
+            </m:r>
+          </m:e>
+          <m:sub>
+            <m:r>
+              <m:t>0</m:t>
+            </m:r>
+          </m:sub>
+        </m:sSub>
+      </m:oMath>
+      <w:r>
+        <w:t xml:space="preserve"> </w:t>
+      </w:r>
+      <w:r>
+        <w:t xml:space="preserve">from a uniform coefficient vector with success probability at least</w:t>
+      </w:r>
+    </w:p>
+    <w:p>
+      <w:pPr>
+        <w:pStyle w:val="BodyText"/>
+      </w:pPr>
+      <m:oMathPara>
+        <m:oMathParaPr>
+          <m:jc m:val="center"/>
+        </m:oMathParaPr>
+        <m:oMath>
+          <m:r>
+            <m:t>1</m:t>
+          </m:r>
+          <m:r>
+            <m:rPr>
+              <m:sty m:val="p"/>
+            </m:rPr>
+            <m:t>−</m:t>
+          </m:r>
+          <m:f>
+            <m:fPr>
+              <m:type m:val="bar"/>
+            </m:fPr>
+            <m:num>
+              <m:r>
+                <m:t>1</m:t>
+              </m:r>
+            </m:num>
+            <m:den>
+              <m:r>
+                <m:t>2</m:t>
+              </m:r>
+            </m:den>
+          </m:f>
+          <m:sSup>
+            <m:e>
+              <m:r>
+                <m:t>3</m:t>
+              </m:r>
+            </m:e>
+            <m:sup>
+              <m:r>
+                <m:rPr>
+                  <m:sty m:val="p"/>
+                </m:rPr>
+                <m:t>dim</m:t>
+              </m:r>
+              <m:sSub>
+                <m:e>
+                  <m:r>
+                    <m:t>W</m:t>
+                  </m:r>
+                </m:e>
+                <m:sub>
+                  <m:r>
+                    <m:t>D</m:t>
+                  </m:r>
+                </m:sub>
+              </m:sSub>
+              <m:r>
+                <m:rPr>
+                  <m:sty m:val="p"/>
+                </m:rPr>
+                <m:t>−</m:t>
+              </m:r>
+              <m:r>
+                <m:rPr>
+                  <m:sty m:val="p"/>
+                </m:rPr>
+                <m:t>dim</m:t>
+              </m:r>
+              <m:sSub>
+                <m:e>
+                  <m:r>
+                    <m:t>V</m:t>
+                  </m:r>
+                </m:e>
+                <m:sub>
+                  <m:r>
+                    <m:t>t</m:t>
+                  </m:r>
+                </m:sub>
+              </m:sSub>
+            </m:sup>
+          </m:sSup>
+        </m:oMath>
+      </m:oMathPara>
+    </w:p>
+    <w:p>
+      <w:pPr>
+        <w:pStyle w:val="FirstParagraph"/>
+      </w:pPr>
+      <w:r>
+        <w:t xml:space="preserve">under equiprobable bits. The attack is polynomial in</w:t>
+      </w:r>
+      <w:r>
+        <w:t xml:space="preserve"> </w:t>
+      </w:r>
+      <m:oMath>
+        <m:r>
+          <m:rPr>
+            <m:sty m:val="p"/>
+          </m:rPr>
+          <m:t>dim</m:t>
+        </m:r>
+        <m:sSub>
+          <m:e>
+            <m:r>
+              <m:t>V</m:t>
+            </m:r>
+          </m:e>
+          <m:sub>
+            <m:r>
+              <m:t>t</m:t>
+            </m:r>
+          </m:sub>
+        </m:sSub>
+      </m:oMath>
+      <w:r>
+        <w:t xml:space="preserve"> </w:t>
+      </w:r>
+      <w:r>
+        <w:t xml:space="preserve">and</w:t>
+      </w:r>
+      <w:r>
+        <w:t xml:space="preserve"> </w:t>
+      </w:r>
+      <m:oMath>
+        <m:r>
+          <m:t>m</m:t>
+        </m:r>
+        <m:d>
+          <m:dPr>
+            <m:begChr m:val="("/>
+            <m:endChr m:val=")"/>
+            <m:sepChr m:val=""/>
+            <m:grow/>
+          </m:dPr>
+          <m:e>
+            <m:f>
+              <m:fPr>
+                <m:type m:val="noBar"/>
+              </m:fPr>
+              <m:num>
+                <m:r>
+                  <m:t>n</m:t>
+                </m:r>
+                <m:r>
+                  <m:rPr>
+                    <m:sty m:val="p"/>
+                  </m:rPr>
+                  <m:t>+</m:t>
+                </m:r>
+                <m:r>
+                  <m:t>D</m:t>
+                </m:r>
+              </m:num>
+              <m:den>
+                <m:r>
+                  <m:t>D</m:t>
+                </m:r>
+              </m:den>
+            </m:f>
+          </m:e>
+        </m:d>
+      </m:oMath>
+      <w:r>
+        <w:t xml:space="preserve"> </w:t>
+      </w:r>
+      <w:r>
+        <w:t xml:space="preserve">and is therefore polynomial in the security parameter whenever</w:t>
+      </w:r>
+      <w:r>
+        <w:t xml:space="preserve"> </w:t>
+      </w:r>
+      <m:oMath>
+        <m:r>
+          <m:t>t</m:t>
+        </m:r>
+      </m:oMath>
+      <w:r>
+        <w:t xml:space="preserve"> </w:t>
+      </w:r>
+      <w:r>
+        <w:t xml:space="preserve">is constant.</w:t>
       </w:r>
     </w:p>
     <w:p>
@@ -12092,56 +13750,716 @@
         <w:t xml:space="preserve"> </w:t>
       </w:r>
       <w:r>
-        <w:t xml:space="preserve">This is an application of the published split-key-PRF parallel-combiner theorem, not a new reduction from NCSG-DS. A 2025 NIST workshop presentation summarizes these hypotheses; NIST SP 800-227 addresses KEM combiners; a 2026 IETF CFRG Internet-Draft discusses</w:t>
-      </w:r>
-      <w:r>
-        <w:t xml:space="preserve"> </w:t>
-      </w:r>
-      <w:r>
-        <w:rPr>
-          <w:rStyle w:val="VerbatimChar"/>
-        </w:rPr>
-        <w:t xml:space="preserve">UniversalCombiner</w:t>
-      </w:r>
-      <w:r>
-        <w:t xml:space="preserve"> </w:t>
-      </w:r>
-      <w:r>
-        <w:t xml:space="preserve">using public keys and ciphertexts. No unconditional cryptographic security statement follows.</w:t>
-      </w:r>
+        <w:t xml:space="preserve">Publish all coefficient vectors of monomial multiples</w:t>
+      </w:r>
+      <w:r>
+        <w:t xml:space="preserve"> </w:t>
+      </w:r>
+      <m:oMath>
+        <m:sSup>
+          <m:e>
+            <m:r>
+              <m:t>X</m:t>
+            </m:r>
+          </m:e>
+          <m:sup>
+            <m:r>
+              <m:t>α</m:t>
+            </m:r>
+          </m:sup>
+        </m:sSup>
+        <m:sSub>
+          <m:e>
+            <m:r>
+              <m:t>r</m:t>
+            </m:r>
+          </m:e>
+          <m:sub>
+            <m:r>
+              <m:t>i</m:t>
+            </m:r>
+          </m:sub>
+        </m:sSub>
+      </m:oMath>
+      <w:r>
+        <w:t xml:space="preserve"> </w:t>
+      </w:r>
+      <w:r>
+        <w:t xml:space="preserve">as rows of a matrix. By construction every</w:t>
+      </w:r>
+      <w:r>
+        <w:t xml:space="preserve"> </w:t>
+      </w:r>
+      <m:oMath>
+        <m:sSub>
+          <m:e>
+            <m:r>
+              <m:t>C</m:t>
+            </m:r>
+          </m:e>
+          <m:sub>
+            <m:r>
+              <m:t>0</m:t>
+            </m:r>
+          </m:sub>
+        </m:sSub>
+      </m:oMath>
+      <w:r>
+        <w:t xml:space="preserve"> </w:t>
+      </w:r>
+      <w:r>
+        <w:t xml:space="preserve">lies in its row span</w:t>
+      </w:r>
+      <w:r>
+        <w:t xml:space="preserve"> </w:t>
+      </w:r>
+      <m:oMath>
+        <m:sSub>
+          <m:e>
+            <m:r>
+              <m:t>W</m:t>
+            </m:r>
+          </m:e>
+          <m:sub>
+            <m:r>
+              <m:t>D</m:t>
+            </m:r>
+          </m:sub>
+        </m:sSub>
+      </m:oMath>
+      <w:r>
+        <w:t xml:space="preserve">; Gaussian elimination tests span membership without knowing</w:t>
+      </w:r>
+      <w:r>
+        <w:t xml:space="preserve"> </w:t>
+      </w:r>
+      <m:oMath>
+        <m:r>
+          <m:t>s</m:t>
+        </m:r>
+      </m:oMath>
+      <w:r>
+        <w:t xml:space="preserve">. A uniform coefficient vector lies in</w:t>
+      </w:r>
+      <w:r>
+        <w:t xml:space="preserve"> </w:t>
+      </w:r>
+      <m:oMath>
+        <m:sSub>
+          <m:e>
+            <m:r>
+              <m:t>W</m:t>
+            </m:r>
+          </m:e>
+          <m:sub>
+            <m:r>
+              <m:t>D</m:t>
+            </m:r>
+          </m:sub>
+        </m:sSub>
+      </m:oMath>
+      <w:r>
+        <w:t xml:space="preserve"> </w:t>
+      </w:r>
+      <w:r>
+        <w:t xml:space="preserve">with probability exactly</w:t>
+      </w:r>
+      <w:r>
+        <w:t xml:space="preserve"> </w:t>
+      </w:r>
+      <m:oMath>
+        <m:sSup>
+          <m:e>
+            <m:r>
+              <m:t>3</m:t>
+            </m:r>
+          </m:e>
+          <m:sup>
+            <m:r>
+              <m:rPr>
+                <m:sty m:val="p"/>
+              </m:rPr>
+              <m:t>dim</m:t>
+            </m:r>
+            <m:sSub>
+              <m:e>
+                <m:r>
+                  <m:t>W</m:t>
+                </m:r>
+              </m:e>
+              <m:sub>
+                <m:r>
+                  <m:t>D</m:t>
+                </m:r>
+              </m:sub>
+            </m:sSub>
+            <m:r>
+              <m:rPr>
+                <m:sty m:val="p"/>
+              </m:rPr>
+              <m:t>−</m:t>
+            </m:r>
+            <m:r>
+              <m:rPr>
+                <m:sty m:val="p"/>
+              </m:rPr>
+              <m:t>dim</m:t>
+            </m:r>
+            <m:sSub>
+              <m:e>
+                <m:r>
+                  <m:t>V</m:t>
+                </m:r>
+              </m:e>
+              <m:sub>
+                <m:r>
+                  <m:t>t</m:t>
+                </m:r>
+              </m:sub>
+            </m:sSub>
+          </m:sup>
+        </m:sSup>
+      </m:oMath>
+      <w:r>
+        <w:t xml:space="preserve">. Classify membership as zero, nonmembership as one. Correct-classification probability is</w:t>
+      </w:r>
+      <w:r>
+        <w:t xml:space="preserve"> </w:t>
+      </w:r>
+      <m:oMath>
+        <m:f>
+          <m:fPr>
+            <m:type m:val="lin"/>
+          </m:fPr>
+          <m:num>
+            <m:r>
+              <m:t>1</m:t>
+            </m:r>
+          </m:num>
+          <m:den>
+            <m:r>
+              <m:t>2</m:t>
+            </m:r>
+          </m:den>
+        </m:f>
+        <m:d>
+          <m:dPr>
+            <m:begChr m:val="("/>
+            <m:endChr m:val=")"/>
+            <m:sepChr m:val=""/>
+            <m:grow/>
+          </m:dPr>
+          <m:e>
+            <m:r>
+              <m:t>1</m:t>
+            </m:r>
+            <m:r>
+              <m:rPr>
+                <m:sty m:val="p"/>
+              </m:rPr>
+              <m:t>+</m:t>
+            </m:r>
+            <m:r>
+              <m:t>1</m:t>
+            </m:r>
+            <m:r>
+              <m:rPr>
+                <m:sty m:val="p"/>
+              </m:rPr>
+              <m:t>−</m:t>
+            </m:r>
+            <m:sSup>
+              <m:e>
+                <m:r>
+                  <m:t>3</m:t>
+                </m:r>
+              </m:e>
+              <m:sup>
+                <m:r>
+                  <m:rPr>
+                    <m:sty m:val="p"/>
+                  </m:rPr>
+                  <m:t>dim</m:t>
+                </m:r>
+                <m:sSub>
+                  <m:e>
+                    <m:r>
+                      <m:t>W</m:t>
+                    </m:r>
+                  </m:e>
+                  <m:sub>
+                    <m:r>
+                      <m:t>D</m:t>
+                    </m:r>
+                  </m:sub>
+                </m:sSub>
+                <m:r>
+                  <m:rPr>
+                    <m:sty m:val="p"/>
+                  </m:rPr>
+                  <m:t>−</m:t>
+                </m:r>
+                <m:r>
+                  <m:rPr>
+                    <m:sty m:val="p"/>
+                  </m:rPr>
+                  <m:t>dim</m:t>
+                </m:r>
+                <m:sSub>
+                  <m:e>
+                    <m:r>
+                      <m:t>V</m:t>
+                    </m:r>
+                  </m:e>
+                  <m:sub>
+                    <m:r>
+                      <m:t>t</m:t>
+                    </m:r>
+                  </m:sub>
+                </m:sSub>
+              </m:sup>
+            </m:sSup>
+          </m:e>
+        </m:d>
+      </m:oMath>
+      <w:r>
+        <w:t xml:space="preserve">. The coefficient space has dimension</w:t>
+      </w:r>
+      <w:r>
+        <w:t xml:space="preserve"> </w:t>
+      </w:r>
+      <m:oMath>
+        <m:d>
+          <m:dPr>
+            <m:begChr m:val="("/>
+            <m:endChr m:val=")"/>
+            <m:sepChr m:val=""/>
+            <m:grow/>
+          </m:dPr>
+          <m:e>
+            <m:f>
+              <m:fPr>
+                <m:type m:val="noBar"/>
+              </m:fPr>
+              <m:num>
+                <m:r>
+                  <m:t>n</m:t>
+                </m:r>
+                <m:r>
+                  <m:rPr>
+                    <m:sty m:val="p"/>
+                  </m:rPr>
+                  <m:t>+</m:t>
+                </m:r>
+                <m:r>
+                  <m:t>t</m:t>
+                </m:r>
+              </m:num>
+              <m:den>
+                <m:r>
+                  <m:t>t</m:t>
+                </m:r>
+              </m:den>
+            </m:f>
+          </m:e>
+        </m:d>
+      </m:oMath>
+      <w:r>
+        <w:t xml:space="preserve">; for fixed</w:t>
+      </w:r>
+      <w:r>
+        <w:t xml:space="preserve"> </w:t>
+      </w:r>
+      <m:oMath>
+        <m:r>
+          <m:t>t</m:t>
+        </m:r>
+      </m:oMath>
+      <w:r>
+        <w:t xml:space="preserve"> </w:t>
+      </w:r>
+      <w:r>
+        <w:t xml:space="preserve">all matrix dimensions are polynomial in</w:t>
+      </w:r>
+      <w:r>
+        <w:t xml:space="preserve"> </w:t>
+      </w:r>
+      <m:oMath>
+        <m:r>
+          <m:t>n</m:t>
+        </m:r>
+      </m:oMath>
+      <w:r>
+        <w:t xml:space="preserve">.</w:t>
+      </w:r>
+      <w:r>
+        <w:t xml:space="preserve"> </w:t>
+      </w:r>
+      <m:oMath>
+        <m:r>
+          <m:rPr>
+            <m:sty m:val="p"/>
+          </m:rPr>
+          <m:t>▫</m:t>
+        </m:r>
+      </m:oMath>
     </w:p>
     <w:p>
       <w:pPr>
         <w:pStyle w:val="BodyText"/>
       </w:pPr>
+      <w:r>
+        <w:t xml:space="preserve">The companion</w:t>
+      </w:r>
+      <w:r>
+        <w:t xml:space="preserve"> </w:t>
+      </w:r>
+      <w:r>
+        <w:rPr>
+          <w:iCs/>
+          <w:i/>
+        </w:rPr>
+        <w:t xml:space="preserve">GF(3) attack script</w:t>
+      </w:r>
+      <w:r>
+        <w:t xml:space="preserve"> </w:t>
+      </w:r>
+      <w:r>
+        <w:t xml:space="preserve">implements exactly this theorem on three-variable planted relations, with 150 samples of each class. It verifies that all zero ciphertexts are recognized by public row-space membership, including when the hidden witness correctly evaluates the polynomial to zero. This is an end-to-end</w:t>
+      </w:r>
+      <w:r>
+        <w:t xml:space="preserve"> </w:t>
+      </w:r>
       <w:r>
         <w:rPr>
           <w:bCs/>
           <w:b/>
         </w:rPr>
-        <w:t xml:space="preserve">Consequences.</w:t>
-      </w:r>
-      <w:r>
-        <w:t xml:space="preserve"> </w:t>
-      </w:r>
-      <w:r>
-        <w:t xml:space="preserve">The hybrid can retain security against compromise of the unproved MDS-HBCE hypothesis</w:t>
-      </w:r>
-      <w:r>
-        <w:t xml:space="preserve"> </w:t>
-      </w:r>
+        <w:t xml:space="preserve">distinguishing break of the proposed experiment</w:t>
+      </w:r>
+      <w:r>
+        <w:t xml:space="preserve">, not a proof that all possible NCSG KEMs are impossible.</w:t>
+      </w:r>
+    </w:p>
+    <w:p>
+      <w:pPr>
+        <w:pStyle w:val="BodyText"/>
+      </w:pPr>
       <w:r>
         <w:rPr>
           <w:bCs/>
           <w:b/>
         </w:rPr>
-        <w:t xml:space="preserve">if</w:t>
-      </w:r>
-      <w:r>
-        <w:t xml:space="preserve"> </w:t>
-      </w:r>
-      <w:r>
-        <w:t xml:space="preserve">the independently implemented ML-KEM-1024 and the split-key-PRF core remain secure. This is</w:t>
+        <w:t xml:space="preserve">Why naive fixes fail.</w:t>
+      </w:r>
+      <w:r>
+        <w:t xml:space="preserve"> </w:t>
+      </w:r>
+      <w:r>
+        <w:t xml:space="preserve">Sampling different low-degree multipliers only changes the distribution</w:t>
+      </w:r>
+      <w:r>
+        <w:t xml:space="preserve"> </w:t>
+      </w:r>
+      <w:r>
+        <w:rPr>
+          <w:iCs/>
+          <w:i/>
+        </w:rPr>
+        <w:t xml:space="preserve">inside</w:t>
+      </w:r>
+      <w:r>
+        <w:t xml:space="preserve"> </w:t>
+      </w:r>
+      <m:oMath>
+        <m:sSub>
+          <m:e>
+            <m:r>
+              <m:t>W</m:t>
+            </m:r>
+          </m:e>
+          <m:sub>
+            <m:r>
+              <m:t>D</m:t>
+            </m:r>
+          </m:sub>
+        </m:sSub>
+      </m:oMath>
+      <w:r>
+        <w:t xml:space="preserve">, not the public membership test. Using more local constraints increases the public matrix and may even make its span full, at which point the zero and one distributions and private decoding must be reanalysed. Supplying an unexpanded arithmetic circuit exposing the</w:t>
+      </w:r>
+      <w:r>
+        <w:t xml:space="preserve"> </w:t>
+      </w:r>
+      <m:oMath>
+        <m:sSub>
+          <m:e>
+            <m:r>
+              <m:t>h</m:t>
+            </m:r>
+          </m:e>
+          <m:sub>
+            <m:r>
+              <m:t>i</m:t>
+            </m:r>
+          </m:sub>
+        </m:sSub>
+      </m:oMath>
+      <w:r>
+        <w:t xml:space="preserve"> </w:t>
+      </w:r>
+      <w:r>
+        <w:t xml:space="preserve">directly reveals its factorization. Increasing</w:t>
+      </w:r>
+      <w:r>
+        <w:t xml:space="preserve"> </w:t>
+      </w:r>
+      <m:oMath>
+        <m:r>
+          <m:t>D</m:t>
+        </m:r>
+      </m:oMath>
+      <w:r>
+        <w:t xml:space="preserve"> </w:t>
+      </w:r>
+      <w:r>
+        <w:t xml:space="preserve">until the coefficient space is exponential makes naive dense ciphertext emission infeasible. Neither additive one-time masks that decouple</w:t>
+      </w:r>
+      <w:r>
+        <w:t xml:space="preserve"> </w:t>
+      </w:r>
+      <m:oMath>
+        <m:r>
+          <m:t>s</m:t>
+        </m:r>
+      </m:oMath>
+      <w:r>
+        <w:t xml:space="preserve"> </w:t>
+      </w:r>
+      <w:r>
+        <w:t xml:space="preserve">from the public key nor introducing an unaudited hard-decomposition assumption proves security. Every such redesign needs a new exact security game.</w:t>
+      </w:r>
+    </w:p>
+    <w:bookmarkEnd w:id="42"/>
+    <w:bookmarkStart w:id="43" w:name="X1830fe64b0727f49a9170c7407a0fcc905a681f"/>
+    <w:p>
+      <w:pPr>
+        <w:pStyle w:val="Heading2"/>
+      </w:pPr>
+      <w:r>
+        <w:t xml:space="preserve">12.7 NCSG-only development gates, not an unproved</w:t>
+      </w:r>
+      <w:r>
+        <w:t xml:space="preserve"> </w:t>
+      </w:r>
+      <w:r>
+        <w:t xml:space="preserve">‘</w:t>
+      </w:r>
+      <w:r>
+        <w:t xml:space="preserve">secure KEM</w:t>
+      </w:r>
+      <w:r>
+        <w:t xml:space="preserve">’</w:t>
+      </w:r>
+    </w:p>
+    <w:p>
+      <w:pPr>
+        <w:pStyle w:val="FirstParagraph"/>
+      </w:pPr>
+      <w:r>
+        <w:t xml:space="preserve">A scientifically admissible replacement for Sections 5–11 must exhibit all of the following</w:t>
+      </w:r>
+      <w:r>
+        <w:t xml:space="preserve"> </w:t>
+      </w:r>
+      <w:r>
+        <w:rPr>
+          <w:iCs/>
+          <w:i/>
+        </w:rPr>
+        <w:t xml:space="preserve">simultaneously</w:t>
+      </w:r>
+      <w:r>
+        <w:t xml:space="preserve">: (1) a genuine joint dependence of public-key distribution and decryption on an NCSG witness (the projection theorem of Section 6 must no longer apply); (2) a public polynomial-time encryption algorithm that does not require the witness; (3) a secret polynomial-time decapsulation algorithm; (4) a public ciphertext distribution resisting simple degree, support, module-membership, rank, derivative-curl, spectral, tensor and candidate-witness tests; (5) a proven IND-CPA reduction to a</w:t>
+      </w:r>
+      <w:r>
+        <w:t xml:space="preserve"> </w:t>
+      </w:r>
+      <w:r>
+        <w:rPr>
+          <w:iCs/>
+          <w:i/>
+        </w:rPr>
+        <w:t xml:space="preserve">precisely stated and independently evaluated</w:t>
+      </w:r>
+      <w:r>
+        <w:t xml:space="preserve"> </w:t>
+      </w:r>
+      <w:r>
+        <w:t xml:space="preserve">original average-case problem; (6) a complete transform proof under explicit quantum-oracle assumptions for the target IND-CCA security; (7) an efficient, fully instantiated asymptotic sampler and nontrivial fixed parameters.</w:t>
+      </w:r>
+    </w:p>
+    <w:p>
+      <w:pPr>
+        <w:pStyle w:val="BodyText"/>
+      </w:pPr>
+      <w:r>
+        <w:rPr>
+          <w:bCs/>
+          <w:b/>
+        </w:rPr>
+        <w:t xml:space="preserve">No candidate in the current repository meets these seven gates</w:t>
+      </w:r>
+      <w:r>
+        <w:t xml:space="preserve">. It would be mathematically false to declare new SGD-R1/R2/R3 security levels or a complete KEM merely by changing the underlying distribution’s name. Three future profiles should be derived</w:t>
+      </w:r>
+      <w:r>
+        <w:t xml:space="preserve"> </w:t>
+      </w:r>
+      <w:r>
+        <w:rPr>
+          <w:bCs/>
+          <w:b/>
+        </w:rPr>
+        <w:t xml:space="preserve">after</w:t>
+      </w:r>
+      <w:r>
+        <w:t xml:space="preserve"> </w:t>
+      </w:r>
+      <w:r>
+        <w:t xml:space="preserve">an eligible construction and costed against all available classical and quantum attack algorithms. The three historical profiles in Section 11 remain attack baselines, not validated instantiations of the new direction.</w:t>
+      </w:r>
+    </w:p>
+    <w:bookmarkEnd w:id="43"/>
+    <w:bookmarkStart w:id="44" w:name="novelty-boundary-and-venue-target"/>
+    <w:p>
+      <w:pPr>
+        <w:pStyle w:val="Heading2"/>
+      </w:pPr>
+      <w:r>
+        <w:t xml:space="preserve">12.8 Novelty boundary and venue target</w:t>
+      </w:r>
+    </w:p>
+    <w:p>
+      <w:pPr>
+        <w:pStyle w:val="FirstParagraph"/>
+      </w:pPr>
+      <w:r>
+        <w:t xml:space="preserve">The preceding integrability lemma follows from finite difference calculus; the row-span distinguisher is elementary algebra. Their statements are rigorously demonstrable</w:t>
+      </w:r>
+      <w:r>
+        <w:t xml:space="preserve"> </w:t>
+      </w:r>
+      <w:r>
+        <w:rPr>
+          <w:bCs/>
+          <w:b/>
+        </w:rPr>
+        <w:t xml:space="preserve">but their originality as publishable research results is not established</w:t>
+      </w:r>
+      <w:r>
+        <w:t xml:space="preserve">. The high-corruption CSP encryption literature, including Hair–Sahai (2026), is a relevant conceptual predecessor for secret-witness problems. This project must not represent planted constraints as an entirely unprecedented idea. The structural GRS/Schur-square attack literature provides a negative boundary on the</w:t>
+      </w:r>
+      <w:r>
+        <w:t xml:space="preserve"> </w:t>
+      </w:r>
+      <w:r>
+        <w:rPr>
+          <w:iCs/>
+          <w:i/>
+        </w:rPr>
+        <w:t xml:space="preserve">archived</w:t>
+      </w:r>
+      <w:r>
+        <w:t xml:space="preserve"> </w:t>
+      </w:r>
+      <w:r>
+        <w:t xml:space="preserve">iteration, not borrowed protection for the new one. A separate novelty review and external cryptanalyst assessment are required.</w:t>
+      </w:r>
+    </w:p>
+    <w:p>
+      <w:pPr>
+        <w:pStyle w:val="BodyText"/>
+      </w:pPr>
+      <w:r>
+        <w:rPr>
+          <w:bCs/>
+          <w:b/>
+        </w:rPr>
+        <w:t xml:space="preserve">Conference calendar:</w:t>
+      </w:r>
+      <w:r>
+        <w:t xml:space="preserve"> </w:t>
+      </w:r>
+      <w:r>
+        <w:t xml:space="preserve">EUROCRYPT 2027’s published paper submission deadline was 17 September 2026, which has already passed by this draft’s date. EUROCRYPT 2028 is the forward research target from the preceding project discussion; no verified 2028 CFP/deadline has been recorded. Submission and acceptance cannot be promised.</w:t>
+      </w:r>
+    </w:p>
+    <w:p>
+      <w:pPr>
+        <w:pStyle w:val="BodyText"/>
+      </w:pPr>
+      <w:r>
+        <w:t xml:space="preserve">The new NCSG-only tests and research status are documented in:</w:t>
+      </w:r>
+      <w:r>
+        <w:t xml:space="preserve"> </w:t>
+      </w:r>
+      <w:r>
+        <w:t xml:space="preserve">`research-2028/math/multidirection_cocycle.py`,</w:t>
+      </w:r>
+      <w:r>
+        <w:t xml:space="preserve"> </w:t>
+      </w:r>
+      <w:r>
+        <w:t xml:space="preserve">`research-2028/attacks/public_ideal_membership_break.py`, and</w:t>
+      </w:r>
+      <w:r>
+        <w:t xml:space="preserve"> </w:t>
+      </w:r>
+      <w:r>
+        <w:t xml:space="preserve">`research-2028/NCSG_ONLY_RESEARCH_STATUS.md`.</w:t>
+      </w:r>
+    </w:p>
+    <w:bookmarkEnd w:id="44"/>
+    <w:bookmarkEnd w:id="45"/>
+    <w:bookmarkStart w:id="46" w:name="Xcd158b9d3f06b4a07edfd0a58591f1d8a4791da"/>
+    <w:p>
+      <w:pPr>
+        <w:pStyle w:val="Heading1"/>
+      </w:pPr>
+      <w:r>
+        <w:t xml:space="preserve">13. Verification, limitations and responsible next steps</w:t>
+      </w:r>
+    </w:p>
+    <w:p>
+      <w:pPr>
+        <w:pStyle w:val="FirstParagraph"/>
+      </w:pPr>
+      <w:r>
+        <w:t xml:space="preserve">The accompanying Python scripts verify the field modulus, exhaustive Boolean truth table, regular fibers in a tiny ternary fixture, small GRS row independence, functional equivalence after replacing</w:t>
+      </w:r>
+      <w:r>
+        <w:t xml:space="preserve"> </w:t>
+      </w:r>
+      <m:oMath>
+        <m:r>
+          <m:t>s</m:t>
+        </m:r>
+      </m:oMath>
+      <w:r>
+        <w:t xml:space="preserve">, a toy clean-basis adversary on</w:t>
+      </w:r>
+      <w:r>
+        <w:t xml:space="preserve"> </w:t>
+      </w:r>
+      <m:oMath>
+        <m:r>
+          <m:t>1024</m:t>
+        </m:r>
+      </m:oMath>
+      <w:r>
+        <w:t xml:space="preserve">-ary noisy samples, and analytical profile bounds. Such checks are finite evidence for corresponding algebraic properties; they do</w:t>
       </w:r>
       <w:r>
         <w:t xml:space="preserve"> </w:t>
@@ -12157,204 +14475,80 @@
         <w:t xml:space="preserve"> </w:t>
       </w:r>
       <w:r>
-        <w:t xml:space="preserve">evidence that standalone SG-DIFRA resists cryptanalysis, and it retains the unacceptable ciphertext expansion of the SG-DIFRA component.</w:t>
-      </w:r>
-    </w:p>
-    <w:bookmarkEnd w:id="40"/>
-    <w:bookmarkStart w:id="41" w:name="X1b8386254307d5bfd7a33cf71db3c8565446dc6"/>
-    <w:p>
-      <w:pPr>
-        <w:pStyle w:val="Heading2"/>
-      </w:pPr>
-      <w:r>
-        <w:t xml:space="preserve">12.5 Complete bytes, repeated-key attacks and side channels remain open</w:t>
+        <w:t xml:space="preserve">establish IND-CPA or IND-CCA security against arbitrary efficient adversaries.</w:t>
       </w:r>
     </w:p>
     <w:p>
       <w:pPr>
-        <w:pStyle w:val="FirstParagraph"/>
-      </w:pPr>
-      <w:r>
-        <w:t xml:space="preserve">A valid chosen-ciphertext proof must address failed parsing without accessing uninitialized rejection secrets; malformed symbols, duplicate support encodings and overlong inputs; complete ciphertext and public-key binding; deterministic re-encryption; secret-dependent GRS decoder timing/cache behavior; and multi-target use of the same large public</w:t>
-      </w:r>
-      <w:r>
-        <w:t xml:space="preserve"> </w:t>
-      </w:r>
-      <m:oMath>
-        <m:r>
-          <m:t>H</m:t>
-        </m:r>
-      </m:oMath>
-      <w:r>
-        <w:t xml:space="preserve">. The original pseudocode’s malformed secret-key branch refers to a fallback value that may not exist on parse failure. A production implementation must reject corrupted secret keys explicitly rather than fabricate implicit-rejection output from an unavailable secret.</w:t>
+        <w:pStyle w:val="BodyText"/>
+      </w:pPr>
+      <w:r>
+        <w:t xml:space="preserve">A publication-ready new cryptographic claim would require at least: an executable, byte-exact KEM implementation; independent cryptanalysis of the full public-label distribution and noisy sample problem; reproducible estimators including quantum work, depth and memory; a sound asymptotic parameter family; a complete QROM reduction with explicit concrete losses; a venue-compliant anonymous submission; and explicit treatment of computational/memory cost, malformed ciphertexts, fault and side-channel behavior.</w:t>
+      </w:r>
+    </w:p>
+    <w:bookmarkEnd w:id="46"/>
+    <w:bookmarkStart w:id="47" w:name="conclusion"/>
+    <w:p>
+      <w:pPr>
+        <w:pStyle w:val="Heading1"/>
+      </w:pPr>
+      <w:r>
+        <w:t xml:space="preserve">14. Conclusion</w:t>
       </w:r>
     </w:p>
     <w:p>
       <w:pPr>
-        <w:pStyle w:val="BodyText"/>
-      </w:pPr>
-      <w:r>
-        <w:t xml:space="preserve">Tests of toy finite algebra and canonical wire formatting establish</w:t>
+        <w:pStyle w:val="FirstParagraph"/>
+      </w:pPr>
+      <w:r>
+        <w:t xml:space="preserve">The successive SG-DIFRA repairs address specific demonstrated weaknesses, and the surviving finite-field mathematics remains valuable. Nevertheless the proposed ciphertext-security engine is a hidden-MDS-label problem combined with noisy linear samples; the NCSG geometry is statistically and functionally redundant for security under the actual generator. The strong statement supported by this draft is therefore</w:t>
       </w:r>
       <w:r>
         <w:t xml:space="preserve"> </w:t>
       </w:r>
       <w:r>
         <w:rPr>
-          <w:bCs/>
-          <w:b/>
+          <w:iCs/>
+          <w:i/>
         </w:rPr>
-        <w:t xml:space="preserve">neither</w:t>
-      </w:r>
-      <w:r>
-        <w:t xml:space="preserve"> </w:t>
-      </w:r>
-      <w:r>
-        <w:t xml:space="preserve">side-channel resistance</w:t>
-      </w:r>
-      <w:r>
-        <w:t xml:space="preserve"> </w:t>
-      </w:r>
-      <w:r>
-        <w:rPr>
-          <w:bCs/>
-          <w:b/>
-        </w:rPr>
-        <w:t xml:space="preserve">nor</w:t>
-      </w:r>
-      <w:r>
-        <w:t xml:space="preserve"> </w:t>
-      </w:r>
-      <w:r>
-        <w:t xml:space="preserve">CCA security. No full production-quality constant-time KEM implementation is certified in this repository.</w:t>
+        <w:t xml:space="preserve">attack-driven cryptographic analysis plus new mathematically checked NCSG-only obstructions</w:t>
+      </w:r>
+      <w:r>
+        <w:t xml:space="preserve">, not a formally verified post-quantum KEM. The MDS construction is retained for negative and historical study rather than promoted as the user’s novel active design. Any security promotion needs new mathematics and independent cryptanalysis, not a change of adjectives.</w:t>
       </w:r>
     </w:p>
-    <w:bookmarkEnd w:id="41"/>
-    <w:bookmarkStart w:id="42" w:name="eurocrypt-2028-submission-gates"/>
+    <w:bookmarkEnd w:id="47"/>
+    <w:bookmarkStart w:id="48" w:name="references"/>
     <w:p>
       <w:pPr>
-        <w:pStyle w:val="Heading2"/>
-      </w:pPr>
-      <w:r>
-        <w:t xml:space="preserve">12.6 EUROCRYPT 2028 submission gates</w:t>
+        <w:pStyle w:val="Heading1"/>
+      </w:pPr>
+      <w:r>
+        <w:t xml:space="preserve">References</w:t>
       </w:r>
     </w:p>
     <w:p>
       <w:pPr>
-        <w:pStyle w:val="FirstParagraph"/>
-      </w:pPr>
-      <w:r>
-        <w:t xml:space="preserve">The paper should be submitted as a new cryptographic security result only after: (i) a fully frozen and portable standalone distribution; (ii) an actual average-case hardness proof or independently defensible cryptanalysis of MDS-HBCE and field-LPN; (iii) explicit classical and quantum concrete attack estimators; (iv) a complete asymptotic security family and reduction with exact resource losses; (v) a byte-level, fuzzed reference implementation; and (vi) independent peer review. The present research provides exact local theorems, attack-derived corrections, and an optional combiner theorem application, but</w:t>
+        <w:numPr>
+          <w:ilvl w:val="0"/>
+          <w:numId w:val="1001"/>
+        </w:numPr>
+      </w:pPr>
+      <w:r>
+        <w:t xml:space="preserve">Hair and Sahai,</w:t>
       </w:r>
       <w:r>
         <w:t xml:space="preserve"> </w:t>
       </w:r>
       <w:r>
         <w:rPr>
-          <w:bCs/>
-          <w:b/>
+          <w:iCs/>
+          <w:i/>
         </w:rPr>
-        <w:t xml:space="preserve">does not yet cross those gates</w:t>
-      </w:r>
-      <w:r>
-        <w:t xml:space="preserve">. No EUROCRYPT 2028 official paper deadline was verified on 10 October 2026; do not invent one. Prepare an anonymous artifact only after the official 2028 call and policy appear.</w:t>
-      </w:r>
-    </w:p>
-    <w:p>
-      <w:pPr>
-        <w:pStyle w:val="BodyText"/>
-      </w:pPr>
-      <w:r>
-        <w:t xml:space="preserve">Further reproducibility and claims are in</w:t>
-      </w:r>
-      <w:r>
-        <w:t xml:space="preserve"> </w:t>
-      </w:r>
-      <w:r>
-        <w:rPr>
-          <w:rStyle w:val="VerbatimChar"/>
-        </w:rPr>
-        <w:t xml:space="preserve">research-2028/SECURITY_REDESIGN_AND_PROOF_LEDGER.md</w:t>
-      </w:r>
-      <w:r>
-        <w:t xml:space="preserve">,</w:t>
-      </w:r>
-      <w:r>
-        <w:t xml:space="preserve"> </w:t>
-      </w:r>
-      <w:r>
-        <w:rPr>
-          <w:rStyle w:val="VerbatimChar"/>
-        </w:rPr>
-        <w:t xml:space="preserve">research-2028/profile_cost_audit.py</w:t>
-      </w:r>
-      <w:r>
-        <w:t xml:space="preserve">,</w:t>
-      </w:r>
-      <w:r>
-        <w:t xml:space="preserve"> </w:t>
-      </w:r>
-      <w:r>
-        <w:rPr>
-          <w:rStyle w:val="VerbatimChar"/>
-        </w:rPr>
-        <w:t xml:space="preserve">research-2028/toy_hidden_mds_attack.py</w:t>
-      </w:r>
-      <w:r>
-        <w:t xml:space="preserve">, and</w:t>
-      </w:r>
-      <w:r>
-        <w:t xml:space="preserve"> </w:t>
-      </w:r>
-      <w:r>
-        <w:rPr>
-          <w:rStyle w:val="VerbatimChar"/>
-        </w:rPr>
-        <w:t xml:space="preserve">research-2028/hybrid_wireformat_and_kdf_harness.py</w:t>
-      </w:r>
-      <w:r>
-        <w:t xml:space="preserve">.</w:t>
-      </w:r>
-    </w:p>
-    <w:bookmarkEnd w:id="42"/>
-    <w:bookmarkEnd w:id="43"/>
-    <w:bookmarkStart w:id="44" w:name="Xcd158b9d3f06b4a07edfd0a58591f1d8a4791da"/>
-    <w:p>
-      <w:pPr>
-        <w:pStyle w:val="Heading1"/>
-      </w:pPr>
-      <w:r>
-        <w:t xml:space="preserve">13. Verification, limitations and responsible next steps</w:t>
-      </w:r>
-    </w:p>
-    <w:p>
-      <w:pPr>
-        <w:pStyle w:val="FirstParagraph"/>
-      </w:pPr>
-      <w:r>
-        <w:t xml:space="preserve">The accompanying Python scripts verify the field modulus, exhaustive Boolean truth table, regular fibers in a tiny ternary fixture, small GRS row independence, functional equivalence after replacing</w:t>
-      </w:r>
-      <w:r>
-        <w:t xml:space="preserve"> </w:t>
-      </w:r>
-      <m:oMath>
-        <m:r>
-          <m:t>s</m:t>
-        </m:r>
-      </m:oMath>
-      <w:r>
-        <w:t xml:space="preserve">, a toy clean-basis adversary on</w:t>
-      </w:r>
-      <w:r>
-        <w:t xml:space="preserve"> </w:t>
-      </w:r>
-      <m:oMath>
-        <m:r>
-          <m:t>1024</m:t>
-        </m:r>
-      </m:oMath>
-      <w:r>
-        <w:t xml:space="preserve">-ary noisy samples, and analytical profile bounds. Such checks are finite evidence for corresponding algebraic properties; they do</w:t>
+        <w:t xml:space="preserve">Public Key Encryption from High-Corruption Constraint Satisfaction Problems</w:t>
+      </w:r>
+      <w:r>
+        <w:t xml:space="preserve">, arXiv:2604.10479 (conceptual prior-art comparison,</w:t>
       </w:r>
       <w:r>
         <w:t xml:space="preserve"> </w:t>
@@ -12370,33 +14564,18 @@
         <w:t xml:space="preserve"> </w:t>
       </w:r>
       <w:r>
-        <w:t xml:space="preserve">establish IND-CPA or IND-CCA security against arbitrary efficient adversaries.</w:t>
+        <w:t xml:space="preserve">an ingredient).</w:t>
       </w:r>
     </w:p>
     <w:p>
       <w:pPr>
-        <w:pStyle w:val="BodyText"/>
-      </w:pPr>
-      <w:r>
-        <w:t xml:space="preserve">A publication-ready new cryptographic claim would require at least: an executable, byte-exact KEM implementation; independent cryptanalysis of the full public-label distribution and noisy sample problem; reproducible estimators including quantum work, depth and memory; a sound asymptotic parameter family; a complete QROM reduction with explicit concrete losses; a venue-compliant anonymous submission; and explicit treatment of computational/memory cost, malformed ciphertexts, fault and side-channel behavior.</w:t>
-      </w:r>
-    </w:p>
-    <w:bookmarkEnd w:id="44"/>
-    <w:bookmarkStart w:id="45" w:name="conclusion"/>
-    <w:p>
-      <w:pPr>
-        <w:pStyle w:val="Heading1"/>
-      </w:pPr>
-      <w:r>
-        <w:t xml:space="preserve">14. Conclusion</w:t>
-      </w:r>
-    </w:p>
-    <w:p>
-      <w:pPr>
-        <w:pStyle w:val="FirstParagraph"/>
-      </w:pPr>
-      <w:r>
-        <w:t xml:space="preserve">The successive SG-DIFRA repairs address specific demonstrated weaknesses, and the surviving finite-field mathematics remains valuable. Nevertheless the proposed ciphertext-security engine is a hidden-MDS-label problem combined with noisy linear samples; the NCSG geometry is statistically and functionally redundant for security under the actual generator. The strong statement supported by this draft is therefore</w:t>
+        <w:numPr>
+          <w:ilvl w:val="0"/>
+          <w:numId w:val="1001"/>
+        </w:numPr>
+      </w:pPr>
+      <w:r>
+        <w:t xml:space="preserve">Couvreur et al.,</w:t>
       </w:r>
       <w:r>
         <w:t xml:space="preserve"> </w:t>
@@ -12406,116 +14585,10 @@
           <w:iCs/>
           <w:i/>
         </w:rPr>
-        <w:t xml:space="preserve">attack-driven cryptographic analysis with conditional reductions</w:t>
-      </w:r>
-      <w:r>
-        <w:t xml:space="preserve">, not a formally verified post-quantum KEM. Any security promotion needs new mathematics and independent cryptanalysis, not a change of adjectives.</w:t>
-      </w:r>
-    </w:p>
-    <w:bookmarkEnd w:id="45"/>
-    <w:bookmarkStart w:id="46" w:name="references"/>
-    <w:p>
-      <w:pPr>
-        <w:pStyle w:val="Heading1"/>
-      </w:pPr>
-      <w:r>
-        <w:t xml:space="preserve">References</w:t>
-      </w:r>
-    </w:p>
-    <w:p>
-      <w:pPr>
-        <w:numPr>
-          <w:ilvl w:val="0"/>
-          <w:numId w:val="1001"/>
-        </w:numPr>
-      </w:pPr>
-      <w:r>
-        <w:t xml:space="preserve">NIST,</w:t>
-      </w:r>
-      <w:r>
-        <w:t xml:space="preserve"> </w:t>
-      </w:r>
-      <w:r>
-        <w:rPr>
-          <w:iCs/>
-          <w:i/>
-        </w:rPr>
-        <w:t xml:space="preserve">Recommendations for Key-Encapsulation Mechanisms</w:t>
-      </w:r>
-      <w:r>
-        <w:t xml:space="preserve">, SP 800-227, September 2025. https://csrc.nist.gov/pubs/sp/800/227/final</w:t>
-      </w:r>
-    </w:p>
-    <w:p>
-      <w:pPr>
-        <w:numPr>
-          <w:ilvl w:val="0"/>
-          <w:numId w:val="1001"/>
-        </w:numPr>
-      </w:pPr>
-      <w:r>
-        <w:t xml:space="preserve">Giacon, Heuer, Poettering,</w:t>
-      </w:r>
-      <w:r>
-        <w:t xml:space="preserve"> </w:t>
-      </w:r>
-      <w:r>
-        <w:rPr>
-          <w:iCs/>
-          <w:i/>
-        </w:rPr>
-        <w:t xml:space="preserve">KEM Combiners</w:t>
-      </w:r>
-      <w:r>
-        <w:t xml:space="preserve">, PKC 2018; see NIST presentation https://csrc.nist.gov/presentations/2025/split-key-prfs</w:t>
-      </w:r>
-    </w:p>
-    <w:p>
-      <w:pPr>
-        <w:numPr>
-          <w:ilvl w:val="0"/>
-          <w:numId w:val="1001"/>
-        </w:numPr>
-      </w:pPr>
-      <w:r>
-        <w:t xml:space="preserve">Connolly et al.,</w:t>
-      </w:r>
-      <w:r>
-        <w:t xml:space="preserve"> </w:t>
-      </w:r>
-      <w:r>
-        <w:rPr>
-          <w:iCs/>
-          <w:i/>
-        </w:rPr>
-        <w:t xml:space="preserve">Hybrid PQ/T Key Encapsulation Mechanisms</w:t>
-      </w:r>
-      <w:r>
-        <w:t xml:space="preserve">, IETF CFRG Internet-Draft, July 2026. https://datatracker.ietf.org/doc/draft-irtf-cfrg-hybrid-kems/</w:t>
-      </w:r>
-    </w:p>
-    <w:p>
-      <w:pPr>
-        <w:numPr>
-          <w:ilvl w:val="0"/>
-          <w:numId w:val="1001"/>
-        </w:numPr>
-      </w:pPr>
-      <w:r>
-        <w:t xml:space="preserve">Couvreur et al.,</w:t>
-      </w:r>
-      <w:r>
-        <w:t xml:space="preserve"> </w:t>
-      </w:r>
-      <w:r>
-        <w:rPr>
-          <w:iCs/>
-          <w:i/>
-        </w:rPr>
-        <w:t xml:space="preserve">Distinguisher-Based Attacks on Public-Key Cryptosystems Using Reed-Solomon Codes</w:t>
-      </w:r>
-      <w:r>
-        <w:t xml:space="preserve">, arXiv:1307.6458.</w:t>
+        <w:t xml:space="preserve">On the Structure of the Schur Squares of Twisted Generalized Reed-Solomon Codes and Application to Cryptanalysis</w:t>
+      </w:r>
+      <w:r>
+        <w:t xml:space="preserve">, PQCrypto 2025 (archived iteration attack context).</w:t>
       </w:r>
     </w:p>
     <w:p>
@@ -12712,71 +14785,6 @@
         </w:numPr>
       </w:pPr>
       <w:r>
-        <w:t xml:space="preserve">F. Giacon, F. Heuer, and B. Poettering,</w:t>
-      </w:r>
-      <w:r>
-        <w:t xml:space="preserve"> </w:t>
-      </w:r>
-      <w:r>
-        <w:t xml:space="preserve">“</w:t>
-      </w:r>
-      <w:r>
-        <w:t xml:space="preserve">KEM Combiners,</w:t>
-      </w:r>
-      <w:r>
-        <w:t xml:space="preserve">”</w:t>
-      </w:r>
-      <w:r>
-        <w:t xml:space="preserve"> </w:t>
-      </w:r>
-      <w:r>
-        <w:rPr>
-          <w:iCs/>
-          <w:i/>
-        </w:rPr>
-        <w:t xml:space="preserve">PKC 2018</w:t>
-      </w:r>
-      <w:r>
-        <w:t xml:space="preserve">, 2018.</w:t>
-      </w:r>
-    </w:p>
-    <w:p>
-      <w:pPr>
-        <w:numPr>
-          <w:ilvl w:val="0"/>
-          <w:numId w:val="1001"/>
-        </w:numPr>
-      </w:pPr>
-      <w:r>
-        <w:t xml:space="preserve">NIST FIPS 203,</w:t>
-      </w:r>
-      <w:r>
-        <w:t xml:space="preserve"> </w:t>
-      </w:r>
-      <w:r>
-        <w:t xml:space="preserve">“</w:t>
-      </w:r>
-      <w:r>
-        <w:t xml:space="preserve">Module-Lattice-Based Key-Encapsulation Mechanism Standard,</w:t>
-      </w:r>
-      <w:r>
-        <w:t xml:space="preserve">”</w:t>
-      </w:r>
-      <w:r>
-        <w:t xml:space="preserve"> </w:t>
-      </w:r>
-      <w:r>
-        <w:t xml:space="preserve">2024. https://doi.org/10.6028/NIST.FIPS.203</w:t>
-      </w:r>
-    </w:p>
-    <w:p>
-      <w:pPr>
-        <w:numPr>
-          <w:ilvl w:val="0"/>
-          <w:numId w:val="1001"/>
-        </w:numPr>
-      </w:pPr>
-      <w:r>
         <w:t xml:space="preserve">Source manuscript: Girish Nallan Chakravathy and Sreedevi Kannan,</w:t>
       </w:r>
       <w:r>
@@ -12793,8 +14801,8 @@
         <w:t xml:space="preserve">, author-provided 26-page PDF, October 2026.</w:t>
       </w:r>
     </w:p>
-    <w:bookmarkEnd w:id="46"/>
-    <w:bookmarkStart w:id="47" w:name="Xc49e99b3b77675231c28d7331b6e63f200684e1"/>
+    <w:bookmarkEnd w:id="48"/>
+    <w:bookmarkStart w:id="49" w:name="Xc49e99b3b77675231c28d7331b6e63f200684e1"/>
     <w:p>
       <w:pPr>
         <w:pStyle w:val="Heading1"/>
@@ -12808,7 +14816,7 @@
         <w:pStyle w:val="FirstParagraph"/>
       </w:pPr>
       <w:r>
-        <w:t xml:space="preserve">Run `python formal-verification-and-mathematical-proofs/test_sg_difra.py` and `python formal-verification-and-mathematical-proofs/profile_bounds.py`. A passing run is evidence only for the printed fixtures and calculations. The project status is</w:t>
+        <w:t xml:space="preserve">Run `python formal-verification-and-mathematical-proofs/test_sg_difra.py` and `python formal-verification-and-mathematical-proofs/profile_bounds.py`. A passing run is evidence only for the printed fixtures and calculations. The active construction status is</w:t>
       </w:r>
       <w:r>
         <w:t xml:space="preserve"> </w:t>
@@ -12818,14 +14826,14 @@
           <w:bCs/>
           <w:b/>
         </w:rPr>
-        <w:t xml:space="preserve">RESEARCH DRAFT — CRYPTOGRAPHIC SECURITY NOT ESTABLISHED</w:t>
+        <w:t xml:space="preserve">NCSG-ONLY RESEARCH DIRECTION — NO VALIDATED KEM OR SECURITY LEVELS</w:t>
       </w:r>
       <w:r>
         <w:t xml:space="preserve">.</w:t>
       </w:r>
     </w:p>
-    <w:bookmarkEnd w:id="47"/>
-    <w:bookmarkStart w:id="48" w:name="appendix-b.-submission-caution"/>
+    <w:bookmarkEnd w:id="49"/>
+    <w:bookmarkStart w:id="50" w:name="appendix-b.-submission-caution"/>
     <w:p>
       <w:pPr>
         <w:pStyle w:val="Heading1"/>
@@ -12852,10 +14860,10 @@
         <w:t xml:space="preserve">not anonymous</w:t>
       </w:r>
       <w:r>
-        <w:t xml:space="preserve">. For a future double-blind venue, apply the current published formatting, author-identification, repository and AI-use rules; do not upload the named version as an anonymous submission. Verify all bibliographic records directly from publishers before submission.</w:t>
+        <w:t xml:space="preserve">. This revision is not a 2027 submission. For a future double-blind venue, apply the current published formatting, author-identification, repository and AI-use rules; do not upload the named version as an anonymous submission. Verify all bibliographic records directly from publishers before submission.</w:t>
       </w:r>
     </w:p>
-    <w:bookmarkEnd w:id="48"/>
+    <w:bookmarkEnd w:id="50"/>
     <w:sectPr/>
   </w:body>
 </w:document>

--- a/manuscript/SG_DIFRA_EUROCRYPT_2028_RESEARCH_DRAFT.docx
+++ b/manuscript/SG_DIFRA_EUROCRYPT_2028_RESEARCH_DRAFT.docx
@@ -219,7 +219,7 @@
         <w:t xml:space="preserve"> </w:t>
       </w:r>
       <w:r>
-        <w:t xml:space="preserve">This document is a revised research draft based on the author’s 26-page SG-DIFRA-MDS manuscript. It is</w:t>
+        <w:t xml:space="preserve">This NCSG-only mathematical research draft is a revision based on the author’s 26-page SG-DIFRA-MDS manuscript. The GRS/LPN iteration is historical and is not a new approved active KEM. It is</w:t>
       </w:r>
       <w:r>
         <w:t xml:space="preserve"> </w:t>
@@ -252,7 +252,7 @@
         <w:pStyle w:val="FirstParagraph"/>
       </w:pPr>
       <w:r>
-        <w:t xml:space="preserve">SG-DIFRA is an attack-driven experimental key-encapsulation proposal constructed by separating public nonlinear constraint-system geometry (NCSG), secret incidence, and a hidden generalized Reed–Solomon (GRS) label system. Its earlier Boolean-fiber design leaked period-pair linear relations; dense labeling removed those relations but did not protect a shared planted secret; secret incidence repaired public-fiber correlation but an initial low-noise binary ciphertext was broken by nearly clean information sets and low-weight hidden-code dependencies. The current large-field version employs symbols from</w:t>
+        <w:t xml:space="preserve">SG-DIFRA is an attack-driven experimental key-encapsulation proposal constructed by separating public nonlinear constraint-system geometry (NCSG), secret incidence, and a hidden generalized Reed–Solomon (GRS) label system. Its earlier Boolean-fiber design leaked period-pair linear relations; dense labeling removed those relations but did not protect a shared planted secret; secret incidence repaired public-fiber correlation but an initial low-noise binary ciphertext was broken by nearly clean information sets and low-weight hidden-code dependencies. The archived 2026 large-field iteration employed symbols from</w:t>
       </w:r>
       <w:r>
         <w:t xml:space="preserve"> </w:t>
@@ -392,7 +392,7 @@
         </m:r>
       </m:oMath>
       <w:r>
-        <w:t xml:space="preserve">, so three finite parameter records do not instantiate a growing asymptotic security family. The remaining one-bit security is only a conditional hybrid statement assuming</w:t>
+        <w:t xml:space="preserve">, so three finite parameter records do not instantiate a growing asymptotic security family. The archived iteration’s one-bit security is only a conditional game-hybrid statement assuming</w:t>
       </w:r>
       <w:r>
         <w:t xml:space="preserve"> </w:t>
@@ -4322,13 +4322,13 @@
       </w:r>
     </w:p>
     <w:bookmarkEnd w:id="27"/>
-    <w:bookmarkStart w:id="29" w:name="current-hidden-mds-label-construction"/>
+    <w:bookmarkStart w:id="29" w:name="X3a9c0611ff6b2674f906122bba6123927b4637d"/>
     <w:p>
       <w:pPr>
         <w:pStyle w:val="Heading1"/>
       </w:pPr>
       <w:r>
-        <w:t xml:space="preserve">5. Current hidden-MDS label construction</w:t>
+        <w:t xml:space="preserve">5. Archived 2026 hidden-MDS label construction (not the new candidate)</w:t>
       </w:r>
     </w:p>
     <w:p>
@@ -9008,13 +9008,13 @@
       </w:r>
     </w:p>
     <w:bookmarkEnd w:id="35"/>
-    <w:bookmarkStart w:id="36" w:name="three-research-profiles"/>
+    <w:bookmarkStart w:id="36" w:name="X09c951edd6ad5a0620cecf358fd11cee4c6687f"/>
     <w:p>
       <w:pPr>
         <w:pStyle w:val="Heading1"/>
       </w:pPr>
       <w:r>
-        <w:t xml:space="preserve">11. Three research profiles</w:t>
+        <w:t xml:space="preserve">11. Three archived research profiles (not verified for a new NCSG design)</w:t>
       </w:r>
     </w:p>
     <w:tbl>
@@ -13462,7 +13462,7 @@
         <w:pStyle w:val="FirstParagraph"/>
       </w:pPr>
       <w:r>
-        <w:t xml:space="preserve">Assume</w:t>
+        <w:t xml:space="preserve">In fact,</w:t>
       </w:r>
       <w:r>
         <w:t xml:space="preserve"> </w:t>
@@ -13500,7 +13500,84 @@
         </m:sSub>
       </m:oMath>
       <w:r>
-        <w:t xml:space="preserve">. An attacker knowing only the public polynomials</w:t>
+        <w:rPr>
+          <w:bCs/>
+          <w:b/>
+        </w:rPr>
+        <w:t xml:space="preserve"> </w:t>
+      </w:r>
+      <w:r>
+        <w:rPr>
+          <w:bCs/>
+          <w:b/>
+        </w:rPr>
+        <w:t xml:space="preserve">necessarily holds</w:t>
+      </w:r>
+      <w:r>
+        <w:t xml:space="preserve"> </w:t>
+      </w:r>
+      <w:r>
+        <w:t xml:space="preserve">whenever the intended secret witness</w:t>
+      </w:r>
+      <w:r>
+        <w:t xml:space="preserve"> </w:t>
+      </w:r>
+      <m:oMath>
+        <m:r>
+          <m:t>s</m:t>
+        </m:r>
+      </m:oMath>
+      <w:r>
+        <w:t xml:space="preserve"> </w:t>
+      </w:r>
+      <w:r>
+        <w:t xml:space="preserve">exists: each generator</w:t>
+      </w:r>
+      <w:r>
+        <w:t xml:space="preserve"> </w:t>
+      </w:r>
+      <m:oMath>
+        <m:sSup>
+          <m:e>
+            <m:r>
+              <m:t>X</m:t>
+            </m:r>
+          </m:e>
+          <m:sup>
+            <m:r>
+              <m:t>α</m:t>
+            </m:r>
+          </m:sup>
+        </m:sSup>
+        <m:sSub>
+          <m:e>
+            <m:r>
+              <m:t>r</m:t>
+            </m:r>
+          </m:e>
+          <m:sub>
+            <m:r>
+              <m:t>i</m:t>
+            </m:r>
+          </m:sub>
+        </m:sSub>
+      </m:oMath>
+      <w:r>
+        <w:t xml:space="preserve"> </w:t>
+      </w:r>
+      <w:r>
+        <w:t xml:space="preserve">vanishes at</w:t>
+      </w:r>
+      <w:r>
+        <w:t xml:space="preserve"> </w:t>
+      </w:r>
+      <m:oMath>
+        <m:r>
+          <m:t>s</m:t>
+        </m:r>
+      </m:oMath>
+      <w:r>
+        <w:t xml:space="preserve">, while the constant polynomial one does not. An attacker knowing only the public polynomials</w:t>
       </w:r>
       <w:r>
         <w:t xml:space="preserve"> </w:t>
@@ -13641,7 +13718,89 @@
         <w:pStyle w:val="FirstParagraph"/>
       </w:pPr>
       <w:r>
-        <w:t xml:space="preserve">under equiprobable bits. The attack is polynomial in</w:t>
+        <w:t xml:space="preserve">under equiprobable bits, and at least</w:t>
+      </w:r>
+      <w:r>
+        <w:t xml:space="preserve"> </w:t>
+      </w:r>
+      <m:oMath>
+        <m:r>
+          <m:t>5</m:t>
+        </m:r>
+        <m:r>
+          <m:rPr>
+            <m:sty m:val="p"/>
+          </m:rPr>
+          <m:t>/</m:t>
+        </m:r>
+        <m:r>
+          <m:t>6</m:t>
+        </m:r>
+      </m:oMath>
+      <w:r>
+        <w:t xml:space="preserve"> </w:t>
+      </w:r>
+      <w:r>
+        <w:t xml:space="preserve">because</w:t>
+      </w:r>
+      <w:r>
+        <w:t xml:space="preserve"> </w:t>
+      </w:r>
+      <m:oMath>
+        <m:r>
+          <m:rPr>
+            <m:sty m:val="p"/>
+          </m:rPr>
+          <m:t>dim</m:t>
+        </m:r>
+        <m:sSub>
+          <m:e>
+            <m:r>
+              <m:t>V</m:t>
+            </m:r>
+          </m:e>
+          <m:sub>
+            <m:r>
+              <m:t>t</m:t>
+            </m:r>
+          </m:sub>
+        </m:sSub>
+        <m:r>
+          <m:rPr>
+            <m:sty m:val="p"/>
+          </m:rPr>
+          <m:t>−</m:t>
+        </m:r>
+        <m:r>
+          <m:rPr>
+            <m:sty m:val="p"/>
+          </m:rPr>
+          <m:t>dim</m:t>
+        </m:r>
+        <m:sSub>
+          <m:e>
+            <m:r>
+              <m:t>W</m:t>
+            </m:r>
+          </m:e>
+          <m:sub>
+            <m:r>
+              <m:t>D</m:t>
+            </m:r>
+          </m:sub>
+        </m:sSub>
+        <m:r>
+          <m:rPr>
+            <m:sty m:val="p"/>
+          </m:rPr>
+          <m:t>≥</m:t>
+        </m:r>
+        <m:r>
+          <m:t>1</m:t>
+        </m:r>
+      </m:oMath>
+      <w:r>
+        <w:t xml:space="preserve">. The attack is polynomial in</w:t>
       </w:r>
       <w:r>
         <w:t xml:space="preserve"> </w:t>
@@ -13837,6 +13996,66 @@
         <m:r>
           <m:t>s</m:t>
         </m:r>
+      </m:oMath>
+      <w:r>
+        <w:t xml:space="preserve">. Since evaluation at</w:t>
+      </w:r>
+      <w:r>
+        <w:t xml:space="preserve"> </w:t>
+      </w:r>
+      <m:oMath>
+        <m:r>
+          <m:t>s</m:t>
+        </m:r>
+      </m:oMath>
+      <w:r>
+        <w:t xml:space="preserve"> </w:t>
+      </w:r>
+      <w:r>
+        <w:t xml:space="preserve">is a nonzero linear functional on</w:t>
+      </w:r>
+      <w:r>
+        <w:t xml:space="preserve"> </w:t>
+      </w:r>
+      <m:oMath>
+        <m:sSub>
+          <m:e>
+            <m:r>
+              <m:t>V</m:t>
+            </m:r>
+          </m:e>
+          <m:sub>
+            <m:r>
+              <m:t>t</m:t>
+            </m:r>
+          </m:sub>
+        </m:sSub>
+      </m:oMath>
+      <w:r>
+        <w:t xml:space="preserve">, every generator lies in its kernel and the rank is strictly smaller than</w:t>
+      </w:r>
+      <w:r>
+        <w:t xml:space="preserve"> </w:t>
+      </w:r>
+      <m:oMath>
+        <m:r>
+          <m:rPr>
+            <m:sty m:val="p"/>
+          </m:rPr>
+          <m:t>dim</m:t>
+        </m:r>
+        <m:sSub>
+          <m:e>
+            <m:r>
+              <m:t>V</m:t>
+            </m:r>
+          </m:e>
+          <m:sub>
+            <m:r>
+              <m:t>t</m:t>
+            </m:r>
+          </m:sub>
+        </m:sSub>
       </m:oMath>
       <w:r>
         <w:t xml:space="preserve">. A uniform coefficient vector lies in</w:t>

--- a/manuscript/SG_DIFRA_EUROCRYPT_2028_RESEARCH_DRAFT.docx
+++ b/manuscript/SG_DIFRA_EUROCRYPT_2028_RESEARCH_DRAFT.docx
@@ -12526,6 +12526,1079 @@
           <m:t>▫</m:t>
         </m:r>
       </m:oMath>
+    </w:p>
+    <w:p>
+      <w:pPr>
+        <w:pStyle w:val="BodyText"/>
+      </w:pPr>
+      <w:r>
+        <w:rPr>
+          <w:bCs/>
+          <w:b/>
+        </w:rPr>
+        <w:t xml:space="preserve">Theorem 12.1a (joint derivative image dimension).</w:t>
+      </w:r>
+      <w:r>
+        <w:t xml:space="preserve"> </w:t>
+      </w:r>
+      <w:r>
+        <w:t xml:space="preserve">More generally, let</w:t>
+      </w:r>
+      <w:r>
+        <w:t xml:space="preserve"> </w:t>
+      </w:r>
+      <m:oMath>
+        <m:r>
+          <m:t>p</m:t>
+        </m:r>
+      </m:oMath>
+      <w:r>
+        <w:t xml:space="preserve"> </w:t>
+      </w:r>
+      <w:r>
+        <w:t xml:space="preserve">be prime,</w:t>
+      </w:r>
+      <w:r>
+        <w:t xml:space="preserve"> </w:t>
+      </w:r>
+      <m:oMath>
+        <m:sSub>
+          <m:e>
+            <m:r>
+              <m:t>a</m:t>
+            </m:r>
+          </m:e>
+          <m:sub>
+            <m:r>
+              <m:t>1</m:t>
+            </m:r>
+          </m:sub>
+        </m:sSub>
+        <m:r>
+          <m:rPr>
+            <m:sty m:val="p"/>
+          </m:rPr>
+          <m:t>,</m:t>
+        </m:r>
+        <m:r>
+          <m:rPr>
+            <m:sty m:val="p"/>
+          </m:rPr>
+          <m:t>…</m:t>
+        </m:r>
+        <m:r>
+          <m:rPr>
+            <m:sty m:val="p"/>
+          </m:rPr>
+          <m:t>,</m:t>
+        </m:r>
+        <m:sSub>
+          <m:e>
+            <m:r>
+              <m:t>a</m:t>
+            </m:r>
+          </m:e>
+          <m:sub>
+            <m:r>
+              <m:t>t</m:t>
+            </m:r>
+          </m:sub>
+        </m:sSub>
+      </m:oMath>
+      <w:r>
+        <w:t xml:space="preserve"> </w:t>
+      </w:r>
+      <w:r>
+        <w:t xml:space="preserve">linearly independent in</w:t>
+      </w:r>
+      <w:r>
+        <w:t xml:space="preserve"> </w:t>
+      </w:r>
+      <m:oMath>
+        <m:sSubSup>
+          <m:e>
+            <m:r>
+              <m:rPr>
+                <m:sty m:val="p"/>
+                <m:scr m:val="double-struck"/>
+              </m:rPr>
+              <m:t>F</m:t>
+            </m:r>
+          </m:e>
+          <m:sub>
+            <m:r>
+              <m:t>p</m:t>
+            </m:r>
+          </m:sub>
+          <m:sup>
+            <m:r>
+              <m:t>d</m:t>
+            </m:r>
+          </m:sup>
+        </m:sSubSup>
+      </m:oMath>
+      <w:r>
+        <w:t xml:space="preserve">, and</w:t>
+      </w:r>
+      <w:r>
+        <w:t xml:space="preserve"> </w:t>
+      </w:r>
+      <m:oMath>
+        <m:r>
+          <m:t>Q</m:t>
+        </m:r>
+        <m:r>
+          <m:rPr>
+            <m:sty m:val="p"/>
+          </m:rPr>
+          <m:t>:</m:t>
+        </m:r>
+        <m:sSubSup>
+          <m:e>
+            <m:r>
+              <m:rPr>
+                <m:sty m:val="p"/>
+                <m:scr m:val="double-struck"/>
+              </m:rPr>
+              <m:t>F</m:t>
+            </m:r>
+          </m:e>
+          <m:sub>
+            <m:r>
+              <m:t>p</m:t>
+            </m:r>
+          </m:sub>
+          <m:sup>
+            <m:r>
+              <m:t>d</m:t>
+            </m:r>
+          </m:sup>
+        </m:sSubSup>
+        <m:r>
+          <m:rPr>
+            <m:sty m:val="p"/>
+          </m:rPr>
+          <m:t>→</m:t>
+        </m:r>
+        <m:sSubSup>
+          <m:e>
+            <m:r>
+              <m:rPr>
+                <m:sty m:val="p"/>
+                <m:scr m:val="double-struck"/>
+              </m:rPr>
+              <m:t>F</m:t>
+            </m:r>
+          </m:e>
+          <m:sub>
+            <m:r>
+              <m:t>p</m:t>
+            </m:r>
+          </m:sub>
+          <m:sup>
+            <m:r>
+              <m:t>r</m:t>
+            </m:r>
+          </m:sup>
+        </m:sSubSup>
+      </m:oMath>
+      <w:r>
+        <w:t xml:space="preserve">. Then the joint finite-difference operator</w:t>
+      </w:r>
+    </w:p>
+    <w:p>
+      <w:pPr>
+        <w:pStyle w:val="BodyText"/>
+      </w:pPr>
+      <m:oMathPara>
+        <m:oMathParaPr>
+          <m:jc m:val="center"/>
+        </m:oMathParaPr>
+        <m:oMath>
+          <m:sSub>
+            <m:e>
+              <m:r>
+                <m:t>D</m:t>
+              </m:r>
+            </m:e>
+            <m:sub>
+              <m:r>
+                <m:t>A</m:t>
+              </m:r>
+            </m:sub>
+          </m:sSub>
+          <m:r>
+            <m:t>Q</m:t>
+          </m:r>
+          <m:r>
+            <m:rPr>
+              <m:sty m:val="p"/>
+            </m:rPr>
+            <m:t>=</m:t>
+          </m:r>
+          <m:d>
+            <m:dPr>
+              <m:begChr m:val="("/>
+              <m:endChr m:val=")"/>
+              <m:sepChr m:val=""/>
+              <m:grow/>
+            </m:dPr>
+            <m:e>
+              <m:sSub>
+                <m:e>
+                  <m:r>
+                    <m:t>Δ</m:t>
+                  </m:r>
+                </m:e>
+                <m:sub>
+                  <m:sSub>
+                    <m:e>
+                      <m:r>
+                        <m:t>a</m:t>
+                      </m:r>
+                    </m:e>
+                    <m:sub>
+                      <m:r>
+                        <m:t>1</m:t>
+                      </m:r>
+                    </m:sub>
+                  </m:sSub>
+                </m:sub>
+              </m:sSub>
+              <m:r>
+                <m:t>Q</m:t>
+              </m:r>
+              <m:r>
+                <m:rPr>
+                  <m:sty m:val="p"/>
+                </m:rPr>
+                <m:t>,</m:t>
+              </m:r>
+              <m:r>
+                <m:rPr>
+                  <m:sty m:val="p"/>
+                </m:rPr>
+                <m:t>…</m:t>
+              </m:r>
+              <m:r>
+                <m:rPr>
+                  <m:sty m:val="p"/>
+                </m:rPr>
+                <m:t>,</m:t>
+              </m:r>
+              <m:sSub>
+                <m:e>
+                  <m:r>
+                    <m:t>Δ</m:t>
+                  </m:r>
+                </m:e>
+                <m:sub>
+                  <m:sSub>
+                    <m:e>
+                      <m:r>
+                        <m:t>a</m:t>
+                      </m:r>
+                    </m:e>
+                    <m:sub>
+                      <m:r>
+                        <m:t>t</m:t>
+                      </m:r>
+                    </m:sub>
+                  </m:sSub>
+                </m:sub>
+              </m:sSub>
+              <m:r>
+                <m:t>Q</m:t>
+              </m:r>
+            </m:e>
+          </m:d>
+        </m:oMath>
+      </m:oMathPara>
+    </w:p>
+    <w:p>
+      <w:pPr>
+        <w:pStyle w:val="FirstParagraph"/>
+      </w:pPr>
+      <w:r>
+        <w:t xml:space="preserve">has kernel dimension</w:t>
+      </w:r>
+      <w:r>
+        <w:t xml:space="preserve"> </w:t>
+      </w:r>
+      <m:oMath>
+        <m:r>
+          <m:t>r</m:t>
+        </m:r>
+        <m:sSup>
+          <m:e>
+            <m:r>
+              <m:t>p</m:t>
+            </m:r>
+          </m:e>
+          <m:sup>
+            <m:r>
+              <m:t>d</m:t>
+            </m:r>
+            <m:r>
+              <m:rPr>
+                <m:sty m:val="p"/>
+              </m:rPr>
+              <m:t>−</m:t>
+            </m:r>
+            <m:r>
+              <m:t>t</m:t>
+            </m:r>
+          </m:sup>
+        </m:sSup>
+      </m:oMath>
+      <w:r>
+        <w:t xml:space="preserve"> </w:t>
+      </w:r>
+      <w:r>
+        <w:t xml:space="preserve">and image dimension</w:t>
+      </w:r>
+    </w:p>
+    <w:p>
+      <w:pPr>
+        <w:pStyle w:val="BodyText"/>
+      </w:pPr>
+      <m:oMathPara>
+        <m:oMathParaPr>
+          <m:jc m:val="center"/>
+        </m:oMathParaPr>
+        <m:oMath>
+          <m:sSub>
+            <m:e>
+              <m:r>
+                <m:rPr>
+                  <m:sty m:val="p"/>
+                </m:rPr>
+                <m:t>dim</m:t>
+              </m:r>
+            </m:e>
+            <m:sub>
+              <m:sSub>
+                <m:e>
+                  <m:r>
+                    <m:rPr>
+                      <m:sty m:val="p"/>
+                      <m:scr m:val="double-struck"/>
+                    </m:rPr>
+                    <m:t>F</m:t>
+                  </m:r>
+                </m:e>
+                <m:sub>
+                  <m:r>
+                    <m:t>p</m:t>
+                  </m:r>
+                </m:sub>
+              </m:sSub>
+            </m:sub>
+          </m:sSub>
+          <m:r>
+            <m:rPr>
+              <m:sty m:val="p"/>
+            </m:rPr>
+            <m:t>I</m:t>
+          </m:r>
+          <m:r>
+            <m:rPr>
+              <m:sty m:val="p"/>
+            </m:rPr>
+            <m:t>m</m:t>
+          </m:r>
+          <m:d>
+            <m:dPr>
+              <m:begChr m:val="("/>
+              <m:endChr m:val=")"/>
+              <m:sepChr m:val=""/>
+              <m:grow/>
+            </m:dPr>
+            <m:e>
+              <m:sSub>
+                <m:e>
+                  <m:r>
+                    <m:t>D</m:t>
+                  </m:r>
+                </m:e>
+                <m:sub>
+                  <m:r>
+                    <m:t>A</m:t>
+                  </m:r>
+                </m:sub>
+              </m:sSub>
+            </m:e>
+          </m:d>
+          <m:r>
+            <m:rPr>
+              <m:sty m:val="p"/>
+            </m:rPr>
+            <m:t>=</m:t>
+          </m:r>
+          <m:r>
+            <m:t>r</m:t>
+          </m:r>
+          <m:d>
+            <m:dPr>
+              <m:begChr m:val="("/>
+              <m:endChr m:val=")"/>
+              <m:sepChr m:val=""/>
+              <m:grow/>
+            </m:dPr>
+            <m:e>
+              <m:sSup>
+                <m:e>
+                  <m:r>
+                    <m:t>p</m:t>
+                  </m:r>
+                </m:e>
+                <m:sup>
+                  <m:r>
+                    <m:t>d</m:t>
+                  </m:r>
+                </m:sup>
+              </m:sSup>
+              <m:r>
+                <m:rPr>
+                  <m:sty m:val="p"/>
+                </m:rPr>
+                <m:t>−</m:t>
+              </m:r>
+              <m:sSup>
+                <m:e>
+                  <m:r>
+                    <m:t>p</m:t>
+                  </m:r>
+                </m:e>
+                <m:sup>
+                  <m:r>
+                    <m:t>d</m:t>
+                  </m:r>
+                  <m:r>
+                    <m:rPr>
+                      <m:sty m:val="p"/>
+                    </m:rPr>
+                    <m:t>−</m:t>
+                  </m:r>
+                  <m:r>
+                    <m:t>t</m:t>
+                  </m:r>
+                </m:sup>
+              </m:sSup>
+            </m:e>
+          </m:d>
+          <m:r>
+            <m:rPr>
+              <m:sty m:val="p"/>
+            </m:rPr>
+            <m:t>.</m:t>
+          </m:r>
+        </m:oMath>
+      </m:oMathPara>
+    </w:p>
+    <w:p>
+      <w:pPr>
+        <w:pStyle w:val="FirstParagraph"/>
+      </w:pPr>
+      <w:r>
+        <w:t xml:space="preserve">For a uniformly sampled</w:t>
+      </w:r>
+      <w:r>
+        <w:t xml:space="preserve"> </w:t>
+      </w:r>
+      <m:oMath>
+        <m:r>
+          <m:t>Q</m:t>
+        </m:r>
+      </m:oMath>
+      <w:r>
+        <w:t xml:space="preserve">, the joint derivative tuple is uniformly distributed on this image and has Shannon entropy</w:t>
+      </w:r>
+    </w:p>
+    <w:p>
+      <w:pPr>
+        <w:pStyle w:val="BodyText"/>
+      </w:pPr>
+      <m:oMathPara>
+        <m:oMathParaPr>
+          <m:jc m:val="center"/>
+        </m:oMathParaPr>
+        <m:oMath>
+          <m:r>
+            <m:t>H</m:t>
+          </m:r>
+          <m:d>
+            <m:dPr>
+              <m:begChr m:val="("/>
+              <m:endChr m:val=")"/>
+              <m:sepChr m:val=""/>
+              <m:grow/>
+            </m:dPr>
+            <m:e>
+              <m:sSub>
+                <m:e>
+                  <m:r>
+                    <m:t>D</m:t>
+                  </m:r>
+                </m:e>
+                <m:sub>
+                  <m:r>
+                    <m:t>A</m:t>
+                  </m:r>
+                </m:sub>
+              </m:sSub>
+              <m:r>
+                <m:t>Q</m:t>
+              </m:r>
+            </m:e>
+          </m:d>
+          <m:r>
+            <m:rPr>
+              <m:sty m:val="p"/>
+            </m:rPr>
+            <m:t>=</m:t>
+          </m:r>
+          <m:r>
+            <m:t>r</m:t>
+          </m:r>
+          <m:d>
+            <m:dPr>
+              <m:begChr m:val="("/>
+              <m:endChr m:val=")"/>
+              <m:sepChr m:val=""/>
+              <m:grow/>
+            </m:dPr>
+            <m:e>
+              <m:sSup>
+                <m:e>
+                  <m:r>
+                    <m:t>p</m:t>
+                  </m:r>
+                </m:e>
+                <m:sup>
+                  <m:r>
+                    <m:t>d</m:t>
+                  </m:r>
+                </m:sup>
+              </m:sSup>
+              <m:r>
+                <m:rPr>
+                  <m:sty m:val="p"/>
+                </m:rPr>
+                <m:t>−</m:t>
+              </m:r>
+              <m:sSup>
+                <m:e>
+                  <m:r>
+                    <m:t>p</m:t>
+                  </m:r>
+                </m:e>
+                <m:sup>
+                  <m:r>
+                    <m:t>d</m:t>
+                  </m:r>
+                  <m:r>
+                    <m:rPr>
+                      <m:sty m:val="p"/>
+                    </m:rPr>
+                    <m:t>−</m:t>
+                  </m:r>
+                  <m:r>
+                    <m:t>t</m:t>
+                  </m:r>
+                </m:sup>
+              </m:sSup>
+            </m:e>
+          </m:d>
+          <m:sSub>
+            <m:e>
+              <m:r>
+                <m:rPr>
+                  <m:sty m:val="p"/>
+                </m:rPr>
+                <m:t>log</m:t>
+              </m:r>
+            </m:e>
+            <m:sub>
+              <m:r>
+                <m:t>2</m:t>
+              </m:r>
+            </m:sub>
+          </m:sSub>
+          <m:r>
+            <m:t>p</m:t>
+          </m:r>
+          <m:r>
+            <m:rPr>
+              <m:sty m:val="p"/>
+            </m:rPr>
+            <m:t>.</m:t>
+          </m:r>
+        </m:oMath>
+      </m:oMathPara>
+    </w:p>
+    <w:p>
+      <w:pPr>
+        <w:pStyle w:val="FirstParagraph"/>
+      </w:pPr>
+      <w:r>
+        <w:t xml:space="preserve">Every tuple in the image determines the original potential up to one freely chosen additive constant per output coordinate and per coset of</w:t>
+      </w:r>
+      <w:r>
+        <w:t xml:space="preserve"> </w:t>
+      </w:r>
+      <m:oMath>
+        <m:r>
+          <m:rPr>
+            <m:sty m:val="p"/>
+          </m:rPr>
+          <m:t>s</m:t>
+        </m:r>
+        <m:r>
+          <m:rPr>
+            <m:sty m:val="p"/>
+          </m:rPr>
+          <m:t>p</m:t>
+        </m:r>
+        <m:r>
+          <m:rPr>
+            <m:sty m:val="p"/>
+          </m:rPr>
+          <m:t>a</m:t>
+        </m:r>
+        <m:r>
+          <m:rPr>
+            <m:sty m:val="p"/>
+          </m:rPr>
+          <m:t>n</m:t>
+        </m:r>
+        <m:r>
+          <m:rPr>
+            <m:sty m:val="p"/>
+          </m:rPr>
+          <m:t>{</m:t>
+        </m:r>
+        <m:sSub>
+          <m:e>
+            <m:r>
+              <m:t>a</m:t>
+            </m:r>
+          </m:e>
+          <m:sub>
+            <m:r>
+              <m:t>1</m:t>
+            </m:r>
+          </m:sub>
+        </m:sSub>
+        <m:r>
+          <m:rPr>
+            <m:sty m:val="p"/>
+          </m:rPr>
+          <m:t>,</m:t>
+        </m:r>
+        <m:r>
+          <m:rPr>
+            <m:sty m:val="p"/>
+          </m:rPr>
+          <m:t>…</m:t>
+        </m:r>
+        <m:r>
+          <m:rPr>
+            <m:sty m:val="p"/>
+          </m:rPr>
+          <m:t>,</m:t>
+        </m:r>
+        <m:sSub>
+          <m:e>
+            <m:r>
+              <m:t>a</m:t>
+            </m:r>
+          </m:e>
+          <m:sub>
+            <m:r>
+              <m:t>t</m:t>
+            </m:r>
+          </m:sub>
+        </m:sSub>
+        <m:r>
+          <m:rPr>
+            <m:sty m:val="p"/>
+          </m:rPr>
+          <m:t>}</m:t>
+        </m:r>
+      </m:oMath>
+      <w:r>
+        <w:t xml:space="preserve">, recoverable by graph traversal in time polynomial in the published table size.</w:t>
+      </w:r>
+    </w:p>
+    <w:p>
+      <w:pPr>
+        <w:pStyle w:val="BodyText"/>
+      </w:pPr>
+      <w:r>
+        <w:rPr>
+          <w:bCs/>
+          <w:b/>
+        </w:rPr>
+        <w:t xml:space="preserve">Proof.</w:t>
+      </w:r>
+      <w:r>
+        <w:t xml:space="preserve"> </w:t>
+      </w:r>
+      <m:oMath>
+        <m:sSub>
+          <m:e>
+            <m:r>
+              <m:t>D</m:t>
+            </m:r>
+          </m:e>
+          <m:sub>
+            <m:r>
+              <m:t>A</m:t>
+            </m:r>
+          </m:sub>
+        </m:sSub>
+        <m:r>
+          <m:t>Q</m:t>
+        </m:r>
+        <m:r>
+          <m:rPr>
+            <m:sty m:val="p"/>
+          </m:rPr>
+          <m:t>=</m:t>
+        </m:r>
+        <m:r>
+          <m:t>0</m:t>
+        </m:r>
+      </m:oMath>
+      <w:r>
+        <w:t xml:space="preserve"> </w:t>
+      </w:r>
+      <w:r>
+        <w:t xml:space="preserve">iff</w:t>
+      </w:r>
+      <w:r>
+        <w:t xml:space="preserve"> </w:t>
+      </w:r>
+      <m:oMath>
+        <m:r>
+          <m:t>Q</m:t>
+        </m:r>
+      </m:oMath>
+      <w:r>
+        <w:t xml:space="preserve"> </w:t>
+      </w:r>
+      <w:r>
+        <w:t xml:space="preserve">is invariant under translation by each</w:t>
+      </w:r>
+      <w:r>
+        <w:t xml:space="preserve"> </w:t>
+      </w:r>
+      <m:oMath>
+        <m:sSub>
+          <m:e>
+            <m:r>
+              <m:t>a</m:t>
+            </m:r>
+          </m:e>
+          <m:sub>
+            <m:r>
+              <m:t>i</m:t>
+            </m:r>
+          </m:sub>
+        </m:sSub>
+      </m:oMath>
+      <w:r>
+        <w:t xml:space="preserve">, equivalently under their span</w:t>
+      </w:r>
+      <w:r>
+        <w:t xml:space="preserve"> </w:t>
+      </w:r>
+      <m:oMath>
+        <m:r>
+          <m:t>L</m:t>
+        </m:r>
+      </m:oMath>
+      <w:r>
+        <w:t xml:space="preserve"> </w:t>
+      </w:r>
+      <w:r>
+        <w:t xml:space="preserve">of size</w:t>
+      </w:r>
+      <w:r>
+        <w:t xml:space="preserve"> </w:t>
+      </w:r>
+      <m:oMath>
+        <m:sSup>
+          <m:e>
+            <m:r>
+              <m:t>p</m:t>
+            </m:r>
+          </m:e>
+          <m:sup>
+            <m:r>
+              <m:t>t</m:t>
+            </m:r>
+          </m:sup>
+        </m:sSup>
+      </m:oMath>
+      <w:r>
+        <w:t xml:space="preserve">. The</w:t>
+      </w:r>
+      <w:r>
+        <w:t xml:space="preserve"> </w:t>
+      </w:r>
+      <m:oMath>
+        <m:sSup>
+          <m:e>
+            <m:r>
+              <m:t>p</m:t>
+            </m:r>
+          </m:e>
+          <m:sup>
+            <m:r>
+              <m:t>d</m:t>
+            </m:r>
+            <m:r>
+              <m:rPr>
+                <m:sty m:val="p"/>
+              </m:rPr>
+              <m:t>−</m:t>
+            </m:r>
+            <m:r>
+              <m:t>t</m:t>
+            </m:r>
+          </m:sup>
+        </m:sSup>
+      </m:oMath>
+      <w:r>
+        <w:t xml:space="preserve"> </w:t>
+      </w:r>
+      <w:r>
+        <w:t xml:space="preserve">distinct</w:t>
+      </w:r>
+      <w:r>
+        <w:t xml:space="preserve"> </w:t>
+      </w:r>
+      <m:oMath>
+        <m:r>
+          <m:t>L</m:t>
+        </m:r>
+      </m:oMath>
+      <w:r>
+        <w:t xml:space="preserve">-cosets can each be assigned any independent value in</w:t>
+      </w:r>
+      <w:r>
+        <w:t xml:space="preserve"> </w:t>
+      </w:r>
+      <m:oMath>
+        <m:sSubSup>
+          <m:e>
+            <m:r>
+              <m:rPr>
+                <m:sty m:val="p"/>
+                <m:scr m:val="double-struck"/>
+              </m:rPr>
+              <m:t>F</m:t>
+            </m:r>
+          </m:e>
+          <m:sub>
+            <m:r>
+              <m:t>p</m:t>
+            </m:r>
+          </m:sub>
+          <m:sup>
+            <m:r>
+              <m:t>r</m:t>
+            </m:r>
+          </m:sup>
+        </m:sSubSup>
+      </m:oMath>
+      <w:r>
+        <w:t xml:space="preserve">, giving kernel dimension</w:t>
+      </w:r>
+      <w:r>
+        <w:t xml:space="preserve"> </w:t>
+      </w:r>
+      <m:oMath>
+        <m:r>
+          <m:t>r</m:t>
+        </m:r>
+        <m:sSup>
+          <m:e>
+            <m:r>
+              <m:t>p</m:t>
+            </m:r>
+          </m:e>
+          <m:sup>
+            <m:r>
+              <m:t>d</m:t>
+            </m:r>
+            <m:r>
+              <m:rPr>
+                <m:sty m:val="p"/>
+              </m:rPr>
+              <m:t>−</m:t>
+            </m:r>
+            <m:r>
+              <m:t>t</m:t>
+            </m:r>
+          </m:sup>
+        </m:sSup>
+      </m:oMath>
+      <w:r>
+        <w:t xml:space="preserve">. The table space has dimension</w:t>
+      </w:r>
+      <w:r>
+        <w:t xml:space="preserve"> </w:t>
+      </w:r>
+      <m:oMath>
+        <m:r>
+          <m:t>r</m:t>
+        </m:r>
+        <m:sSup>
+          <m:e>
+            <m:r>
+              <m:t>p</m:t>
+            </m:r>
+          </m:e>
+          <m:sup>
+            <m:r>
+              <m:t>d</m:t>
+            </m:r>
+          </m:sup>
+        </m:sSup>
+      </m:oMath>
+      <w:r>
+        <w:t xml:space="preserve">; rank-nullity gives the image dimension. A uniform input of a linear map is uniform on its image. Given a consistent derivative tuple, select one root in each coset and integrate along the</w:t>
+      </w:r>
+      <w:r>
+        <w:t xml:space="preserve"> </w:t>
+      </w:r>
+      <m:oMath>
+        <m:sSub>
+          <m:e>
+            <m:r>
+              <m:t>a</m:t>
+            </m:r>
+          </m:e>
+          <m:sub>
+            <m:r>
+              <m:t>i</m:t>
+            </m:r>
+          </m:sub>
+        </m:sSub>
+      </m:oMath>
+      <w:r>
+        <w:t xml:space="preserve"> </w:t>
+      </w:r>
+      <w:r>
+        <w:t xml:space="preserve">edges; consistency is guaranteed for tuples in the image.</w:t>
+      </w:r>
+      <w:r>
+        <w:t xml:space="preserve"> </w:t>
+      </w:r>
+      <m:oMath>
+        <m:r>
+          <m:rPr>
+            <m:sty m:val="p"/>
+          </m:rPr>
+          <m:t>▫</m:t>
+        </m:r>
+      </m:oMath>
+    </w:p>
+    <w:p>
+      <w:pPr>
+        <w:pStyle w:val="BodyText"/>
+      </w:pPr>
+      <w:r>
+        <w:rPr>
+          <w:bCs/>
+          <w:b/>
+        </w:rPr>
+        <w:t xml:space="preserve">Security corollary (public-potential leakage).</w:t>
+      </w:r>
+      <w:r>
+        <w:t xml:space="preserve"> </w:t>
+      </w:r>
+      <w:r>
+        <w:t xml:space="preserve">If all t directional derivative tables are published, the quotient of the hidden potential by the coset-constant kernel is</w:t>
+      </w:r>
+      <w:r>
+        <w:t xml:space="preserve"> </w:t>
+      </w:r>
+      <w:r>
+        <w:rPr>
+          <w:bCs/>
+          <w:b/>
+        </w:rPr>
+        <w:t xml:space="preserve">computable in polynomial time</w:t>
+      </w:r>
+      <w:r>
+        <w:t xml:space="preserve">. Additional published independent directions shrink the ambiguity from</w:t>
+      </w:r>
+      <w:r>
+        <w:t xml:space="preserve"> </w:t>
+      </w:r>
+      <m:oMath>
+        <m:r>
+          <m:t>r</m:t>
+        </m:r>
+        <m:sSup>
+          <m:e>
+            <m:r>
+              <m:t>p</m:t>
+            </m:r>
+          </m:e>
+          <m:sup>
+            <m:r>
+              <m:t>d</m:t>
+            </m:r>
+            <m:r>
+              <m:rPr>
+                <m:sty m:val="p"/>
+              </m:rPr>
+              <m:t>−</m:t>
+            </m:r>
+            <m:r>
+              <m:t>1</m:t>
+            </m:r>
+          </m:sup>
+        </m:sSup>
+      </m:oMath>
+      <w:r>
+        <w:t xml:space="preserve"> </w:t>
+      </w:r>
+      <w:r>
+        <w:t xml:space="preserve">(one direction) toward</w:t>
+      </w:r>
+      <w:r>
+        <w:t xml:space="preserve"> </w:t>
+      </w:r>
+      <m:oMath>
+        <m:r>
+          <m:t>r</m:t>
+        </m:r>
+      </m:oMath>
+      <w:r>
+        <w:t xml:space="preserve"> </w:t>
+      </w:r>
+      <w:r>
+        <w:t xml:space="preserve">(full-dimensional spanning set). Therefore a cryptographic design cannot claim growing directional diversity automatically increases</w:t>
+      </w:r>
+      <w:r>
+        <w:t xml:space="preserve"> </w:t>
+      </w:r>
+      <w:r>
+        <w:rPr>
+          <w:iCs/>
+          <w:i/>
+        </w:rPr>
+        <w:t xml:space="preserve">potential secrecy</w:t>
+      </w:r>
+      <w:r>
+        <w:t xml:space="preserve">: for complete public derivatives the opposite can happen. This is exact finite-dimensional leakage, not a complexity assumption.</w:t>
+      </w:r>
     </w:p>
     <w:p>
       <w:pPr>

--- a/manuscript/SG_DIFRA_EUROCRYPT_2028_RESEARCH_DRAFT.docx
+++ b/manuscript/SG_DIFRA_EUROCRYPT_2028_RESEARCH_DRAFT.docx
@@ -2864,7 +2864,7 @@
       </w:r>
     </w:p>
     <w:bookmarkEnd w:id="26"/>
-    <w:bookmarkStart w:id="27" w:name="Xb46808b62d745b644fee1c2bb48108bcf4cbf84"/>
+    <w:bookmarkStart w:id="28" w:name="Xb46808b62d745b644fee1c2bb48108bcf4cbf84"/>
     <w:p>
       <w:pPr>
         <w:pStyle w:val="Heading1"/>
@@ -4321,8 +4321,4275 @@
         <w:t xml:space="preserve">All of these statements are unconditional finite-field mathematics; their proof gives no noisy-encryption pseudorandomness claim.</w:t>
       </w:r>
     </w:p>
+    <w:bookmarkStart w:id="27" w:name="X2b92000d81e652aaea59f6282052c0a726c4852"/>
+    <w:p>
+      <w:pPr>
+        <w:pStyle w:val="Heading2"/>
+      </w:pPr>
+      <w:r>
+        <w:t xml:space="preserve">4.1 New exact affine-line leakage in every ternary MaxEnt fiber</w:t>
+      </w:r>
+    </w:p>
+    <w:p>
+      <w:pPr>
+        <w:pStyle w:val="FirstParagraph"/>
+      </w:pPr>
+      <w:r>
+        <w:t xml:space="preserve">The source’s maximum-entropy theorem is correct as an entropy statement</w:t>
+      </w:r>
+      <w:r>
+        <w:t xml:space="preserve"> </w:t>
+      </w:r>
+      <w:r>
+        <w:rPr>
+          <w:bCs/>
+          <w:b/>
+        </w:rPr>
+        <w:t xml:space="preserve">over the image of a fixed finite-difference operator</w:t>
+      </w:r>
+      <w:r>
+        <w:t xml:space="preserve">. It does not imply that the sampled public fibers resemble random subsets. At the very profile parameters originally proposed, a deterministic geometric dependency remains.</w:t>
+      </w:r>
+    </w:p>
+    <w:p>
+      <w:pPr>
+        <w:pStyle w:val="BodyText"/>
+      </w:pPr>
+      <w:r>
+        <w:rPr>
+          <w:bCs/>
+          <w:b/>
+        </w:rPr>
+        <w:t xml:space="preserve">Theorem 4.1 (canonical affine-line decomposition of each fiber).</w:t>
+      </w:r>
+      <w:r>
+        <w:t xml:space="preserve"> </w:t>
+      </w:r>
+      <w:r>
+        <w:t xml:space="preserve">Let</w:t>
+      </w:r>
+      <w:r>
+        <w:t xml:space="preserve"> </w:t>
+      </w:r>
+      <m:oMath>
+        <m:r>
+          <m:t>p</m:t>
+        </m:r>
+        <m:r>
+          <m:rPr>
+            <m:sty m:val="p"/>
+          </m:rPr>
+          <m:t>=</m:t>
+        </m:r>
+        <m:r>
+          <m:t>3</m:t>
+        </m:r>
+      </m:oMath>
+      <w:r>
+        <w:t xml:space="preserve">,</w:t>
+      </w:r>
+      <w:r>
+        <w:t xml:space="preserve"> </w:t>
+      </w:r>
+      <m:oMath>
+        <m:r>
+          <m:t>k</m:t>
+        </m:r>
+        <m:r>
+          <m:rPr>
+            <m:sty m:val="p"/>
+          </m:rPr>
+          <m:t>&gt;</m:t>
+        </m:r>
+        <m:r>
+          <m:t>d</m:t>
+        </m:r>
+        <m:r>
+          <m:rPr>
+            <m:sty m:val="p"/>
+          </m:rPr>
+          <m:t>≥</m:t>
+        </m:r>
+        <m:r>
+          <m:t>1</m:t>
+        </m:r>
+      </m:oMath>
+      <w:r>
+        <w:t xml:space="preserve">,</w:t>
+      </w:r>
+      <w:r>
+        <w:t xml:space="preserve"> </w:t>
+      </w:r>
+      <m:oMath>
+        <m:r>
+          <m:t>r</m:t>
+        </m:r>
+        <m:r>
+          <m:rPr>
+            <m:sty m:val="p"/>
+          </m:rPr>
+          <m:t>=</m:t>
+        </m:r>
+        <m:r>
+          <m:t>k</m:t>
+        </m:r>
+        <m:r>
+          <m:rPr>
+            <m:sty m:val="p"/>
+          </m:rPr>
+          <m:t>−</m:t>
+        </m:r>
+        <m:r>
+          <m:t>d</m:t>
+        </m:r>
+      </m:oMath>
+      <w:r>
+        <w:t xml:space="preserve">,</w:t>
+      </w:r>
+      <w:r>
+        <w:t xml:space="preserve"> </w:t>
+      </w:r>
+      <m:oMath>
+        <m:r>
+          <m:t>A</m:t>
+        </m:r>
+        <m:r>
+          <m:rPr>
+            <m:sty m:val="p"/>
+          </m:rPr>
+          <m:t>∈</m:t>
+        </m:r>
+        <m:r>
+          <m:t>G</m:t>
+        </m:r>
+        <m:sSub>
+          <m:e>
+            <m:r>
+              <m:t>L</m:t>
+            </m:r>
+          </m:e>
+          <m:sub>
+            <m:r>
+              <m:t>r</m:t>
+            </m:r>
+          </m:sub>
+        </m:sSub>
+        <m:d>
+          <m:dPr>
+            <m:begChr m:val="("/>
+            <m:endChr m:val=")"/>
+            <m:sepChr m:val=""/>
+            <m:grow/>
+          </m:dPr>
+          <m:e>
+            <m:sSub>
+              <m:e>
+                <m:r>
+                  <m:rPr>
+                    <m:sty m:val="p"/>
+                    <m:scr m:val="double-struck"/>
+                  </m:rPr>
+                  <m:t>F</m:t>
+                </m:r>
+              </m:e>
+              <m:sub>
+                <m:r>
+                  <m:t>3</m:t>
+                </m:r>
+              </m:sub>
+            </m:sSub>
+          </m:e>
+        </m:d>
+      </m:oMath>
+      <w:r>
+        <w:t xml:space="preserve">,</w:t>
+      </w:r>
+      <w:r>
+        <w:t xml:space="preserve"> </w:t>
+      </w:r>
+      <m:oMath>
+        <m:r>
+          <m:t>B</m:t>
+        </m:r>
+        <m:r>
+          <m:rPr>
+            <m:sty m:val="p"/>
+          </m:rPr>
+          <m:t>∈</m:t>
+        </m:r>
+        <m:r>
+          <m:t>G</m:t>
+        </m:r>
+        <m:sSub>
+          <m:e>
+            <m:r>
+              <m:t>L</m:t>
+            </m:r>
+          </m:e>
+          <m:sub>
+            <m:r>
+              <m:t>k</m:t>
+            </m:r>
+          </m:sub>
+        </m:sSub>
+        <m:d>
+          <m:dPr>
+            <m:begChr m:val="("/>
+            <m:endChr m:val=")"/>
+            <m:sepChr m:val=""/>
+            <m:grow/>
+          </m:dPr>
+          <m:e>
+            <m:sSub>
+              <m:e>
+                <m:r>
+                  <m:rPr>
+                    <m:sty m:val="p"/>
+                    <m:scr m:val="double-struck"/>
+                  </m:rPr>
+                  <m:t>F</m:t>
+                </m:r>
+              </m:e>
+              <m:sub>
+                <m:r>
+                  <m:t>3</m:t>
+                </m:r>
+              </m:sub>
+            </m:sSub>
+          </m:e>
+        </m:d>
+      </m:oMath>
+      <w:r>
+        <w:t xml:space="preserve">,</w:t>
+      </w:r>
+      <w:r>
+        <w:t xml:space="preserve"> </w:t>
+      </w:r>
+      <m:oMath>
+        <m:r>
+          <m:t>a</m:t>
+        </m:r>
+        <m:r>
+          <m:rPr>
+            <m:sty m:val="p"/>
+          </m:rPr>
+          <m:t>≠</m:t>
+        </m:r>
+        <m:r>
+          <m:t>0</m:t>
+        </m:r>
+      </m:oMath>
+      <w:r>
+        <w:t xml:space="preserve"> </w:t>
+      </w:r>
+      <w:r>
+        <w:t xml:space="preserve">in</w:t>
+      </w:r>
+      <w:r>
+        <w:t xml:space="preserve"> </w:t>
+      </w:r>
+      <m:oMath>
+        <m:sSubSup>
+          <m:e>
+            <m:r>
+              <m:rPr>
+                <m:sty m:val="p"/>
+                <m:scr m:val="double-struck"/>
+              </m:rPr>
+              <m:t>F</m:t>
+            </m:r>
+          </m:e>
+          <m:sub>
+            <m:r>
+              <m:t>3</m:t>
+            </m:r>
+          </m:sub>
+          <m:sup>
+            <m:r>
+              <m:t>d</m:t>
+            </m:r>
+          </m:sup>
+        </m:sSubSup>
+      </m:oMath>
+      <w:r>
+        <w:t xml:space="preserve">, and</w:t>
+      </w:r>
+      <w:r>
+        <w:t xml:space="preserve"> </w:t>
+      </w:r>
+      <m:oMath>
+        <m:sSub>
+          <m:e>
+            <m:r>
+              <m:t>Q</m:t>
+            </m:r>
+          </m:e>
+          <m:sub>
+            <m:r>
+              <m:t>0</m:t>
+            </m:r>
+          </m:sub>
+        </m:sSub>
+        <m:r>
+          <m:rPr>
+            <m:sty m:val="p"/>
+          </m:rPr>
+          <m:t>:</m:t>
+        </m:r>
+        <m:sSubSup>
+          <m:e>
+            <m:r>
+              <m:rPr>
+                <m:sty m:val="p"/>
+                <m:scr m:val="double-struck"/>
+              </m:rPr>
+              <m:t>F</m:t>
+            </m:r>
+          </m:e>
+          <m:sub>
+            <m:r>
+              <m:t>3</m:t>
+            </m:r>
+          </m:sub>
+          <m:sup>
+            <m:r>
+              <m:t>d</m:t>
+            </m:r>
+          </m:sup>
+        </m:sSubSup>
+        <m:r>
+          <m:rPr>
+            <m:sty m:val="p"/>
+          </m:rPr>
+          <m:t>→</m:t>
+        </m:r>
+        <m:sSubSup>
+          <m:e>
+            <m:r>
+              <m:rPr>
+                <m:sty m:val="p"/>
+                <m:scr m:val="double-struck"/>
+              </m:rPr>
+              <m:t>F</m:t>
+            </m:r>
+          </m:e>
+          <m:sub>
+            <m:r>
+              <m:t>3</m:t>
+            </m:r>
+          </m:sub>
+          <m:sup>
+            <m:r>
+              <m:t>r</m:t>
+            </m:r>
+          </m:sup>
+        </m:sSubSup>
+      </m:oMath>
+      <w:r>
+        <w:t xml:space="preserve"> </w:t>
+      </w:r>
+      <w:r>
+        <w:t xml:space="preserve">be an arbitrary table. For</w:t>
+      </w:r>
+    </w:p>
+    <w:p>
+      <w:pPr>
+        <w:pStyle w:val="BodyText"/>
+      </w:pPr>
+      <m:oMathPara>
+        <m:oMathParaPr>
+          <m:jc m:val="center"/>
+        </m:oMathParaPr>
+        <m:oMath>
+          <m:r>
+            <m:t>f</m:t>
+          </m:r>
+          <m:d>
+            <m:dPr>
+              <m:begChr m:val="("/>
+              <m:endChr m:val=")"/>
+              <m:sepChr m:val=""/>
+              <m:grow/>
+            </m:dPr>
+            <m:e>
+              <m:r>
+                <m:t>x</m:t>
+              </m:r>
+            </m:e>
+          </m:d>
+          <m:r>
+            <m:rPr>
+              <m:sty m:val="p"/>
+            </m:rPr>
+            <m:t>=</m:t>
+          </m:r>
+          <m:r>
+            <m:t>A</m:t>
+          </m:r>
+          <m:sSub>
+            <m:e>
+              <m:r>
+                <m:t>u</m:t>
+              </m:r>
+            </m:e>
+            <m:sub>
+              <m:r>
+                <m:t>L</m:t>
+              </m:r>
+            </m:sub>
+          </m:sSub>
+          <m:r>
+            <m:rPr>
+              <m:sty m:val="p"/>
+            </m:rPr>
+            <m:t>+</m:t>
+          </m:r>
+          <m:sSub>
+            <m:e>
+              <m:r>
+                <m:t>Δ</m:t>
+              </m:r>
+            </m:e>
+            <m:sub>
+              <m:r>
+                <m:t>a</m:t>
+              </m:r>
+            </m:sub>
+          </m:sSub>
+          <m:sSub>
+            <m:e>
+              <m:r>
+                <m:t>Q</m:t>
+              </m:r>
+            </m:e>
+            <m:sub>
+              <m:r>
+                <m:t>0</m:t>
+              </m:r>
+            </m:sub>
+          </m:sSub>
+          <m:d>
+            <m:dPr>
+              <m:begChr m:val="("/>
+              <m:endChr m:val=")"/>
+              <m:sepChr m:val=""/>
+              <m:grow/>
+            </m:dPr>
+            <m:e>
+              <m:sSub>
+                <m:e>
+                  <m:r>
+                    <m:t>u</m:t>
+                  </m:r>
+                </m:e>
+                <m:sub>
+                  <m:r>
+                    <m:t>R</m:t>
+                  </m:r>
+                </m:sub>
+              </m:sSub>
+            </m:e>
+          </m:d>
+          <m:r>
+            <m:rPr>
+              <m:sty m:val="p"/>
+            </m:rPr>
+            <m:t>,</m:t>
+          </m:r>
+          <m:r>
+            <m:t>  </m:t>
+          </m:r>
+          <m:d>
+            <m:dPr>
+              <m:begChr m:val="("/>
+              <m:endChr m:val=")"/>
+              <m:sepChr m:val=""/>
+              <m:grow/>
+            </m:dPr>
+            <m:e>
+              <m:sSub>
+                <m:e>
+                  <m:r>
+                    <m:t>u</m:t>
+                  </m:r>
+                </m:e>
+                <m:sub>
+                  <m:r>
+                    <m:t>L</m:t>
+                  </m:r>
+                </m:sub>
+              </m:sSub>
+              <m:r>
+                <m:rPr>
+                  <m:sty m:val="p"/>
+                </m:rPr>
+                <m:t>,</m:t>
+              </m:r>
+              <m:sSub>
+                <m:e>
+                  <m:r>
+                    <m:t>u</m:t>
+                  </m:r>
+                </m:e>
+                <m:sub>
+                  <m:r>
+                    <m:t>R</m:t>
+                  </m:r>
+                </m:sub>
+              </m:sSub>
+            </m:e>
+          </m:d>
+          <m:r>
+            <m:rPr>
+              <m:sty m:val="p"/>
+            </m:rPr>
+            <m:t>=</m:t>
+          </m:r>
+          <m:r>
+            <m:t>B</m:t>
+          </m:r>
+          <m:r>
+            <m:t>x</m:t>
+          </m:r>
+          <m:r>
+            <m:rPr>
+              <m:sty m:val="p"/>
+            </m:rPr>
+            <m:t>,</m:t>
+          </m:r>
+        </m:oMath>
+      </m:oMathPara>
+    </w:p>
+    <w:p>
+      <w:pPr>
+        <w:pStyle w:val="FirstParagraph"/>
+      </w:pPr>
+      <w:r>
+        <w:t xml:space="preserve">and any target</w:t>
+      </w:r>
+      <w:r>
+        <w:t xml:space="preserve"> </w:t>
+      </w:r>
+      <m:oMath>
+        <m:r>
+          <m:t>b</m:t>
+        </m:r>
+        <m:r>
+          <m:rPr>
+            <m:sty m:val="p"/>
+          </m:rPr>
+          <m:t>∈</m:t>
+        </m:r>
+        <m:sSubSup>
+          <m:e>
+            <m:r>
+              <m:rPr>
+                <m:sty m:val="p"/>
+                <m:scr m:val="double-struck"/>
+              </m:rPr>
+              <m:t>F</m:t>
+            </m:r>
+          </m:e>
+          <m:sub>
+            <m:r>
+              <m:t>3</m:t>
+            </m:r>
+          </m:sub>
+          <m:sup>
+            <m:r>
+              <m:t>r</m:t>
+            </m:r>
+          </m:sup>
+        </m:sSubSup>
+      </m:oMath>
+      <w:r>
+        <w:t xml:space="preserve">, the fiber</w:t>
+      </w:r>
+      <w:r>
+        <w:t xml:space="preserve"> </w:t>
+      </w:r>
+      <m:oMath>
+        <m:sSup>
+          <m:e>
+            <m:r>
+              <m:t>f</m:t>
+            </m:r>
+          </m:e>
+          <m:sup>
+            <m:r>
+              <m:rPr>
+                <m:sty m:val="p"/>
+              </m:rPr>
+              <m:t>−</m:t>
+            </m:r>
+            <m:r>
+              <m:t>1</m:t>
+            </m:r>
+          </m:sup>
+        </m:sSup>
+        <m:d>
+          <m:dPr>
+            <m:begChr m:val="("/>
+            <m:endChr m:val=")"/>
+            <m:sepChr m:val=""/>
+            <m:grow/>
+          </m:dPr>
+          <m:e>
+            <m:r>
+              <m:t>b</m:t>
+            </m:r>
+          </m:e>
+        </m:d>
+      </m:oMath>
+      <w:r>
+        <w:t xml:space="preserve"> </w:t>
+      </w:r>
+      <w:r>
+        <w:t xml:space="preserve">is the</w:t>
+      </w:r>
+      <w:r>
+        <w:t xml:space="preserve"> </w:t>
+      </w:r>
+      <w:r>
+        <w:rPr>
+          <w:bCs/>
+          <w:b/>
+        </w:rPr>
+        <w:t xml:space="preserve">disjoint union of</w:t>
+      </w:r>
+      <w:r>
+        <w:rPr>
+          <w:bCs/>
+          <w:b/>
+        </w:rPr>
+        <w:t xml:space="preserve"> </w:t>
+      </w:r>
+      <m:oMath>
+        <m:sSup>
+          <m:e>
+            <m:r>
+              <m:t>3</m:t>
+            </m:r>
+          </m:e>
+          <m:sup>
+            <m:r>
+              <m:t>d</m:t>
+            </m:r>
+            <m:r>
+              <m:rPr>
+                <m:sty m:val="p"/>
+              </m:rPr>
+              <m:t>−</m:t>
+            </m:r>
+            <m:r>
+              <m:t>1</m:t>
+            </m:r>
+          </m:sup>
+        </m:sSup>
+      </m:oMath>
+      <w:r>
+        <w:rPr>
+          <w:bCs/>
+          <w:b/>
+        </w:rPr>
+        <w:t xml:space="preserve"> </w:t>
+      </w:r>
+      <w:r>
+        <w:rPr>
+          <w:bCs/>
+          <w:b/>
+        </w:rPr>
+        <w:t xml:space="preserve">affine lines</w:t>
+      </w:r>
+      <w:r>
+        <w:t xml:space="preserve">, each containing exactly three points in</w:t>
+      </w:r>
+      <w:r>
+        <w:t xml:space="preserve"> </w:t>
+      </w:r>
+      <m:oMath>
+        <m:sSubSup>
+          <m:e>
+            <m:r>
+              <m:rPr>
+                <m:sty m:val="p"/>
+                <m:scr m:val="double-struck"/>
+              </m:rPr>
+              <m:t>F</m:t>
+            </m:r>
+          </m:e>
+          <m:sub>
+            <m:r>
+              <m:t>3</m:t>
+            </m:r>
+          </m:sub>
+          <m:sup>
+            <m:r>
+              <m:t>k</m:t>
+            </m:r>
+          </m:sup>
+        </m:sSubSup>
+      </m:oMath>
+      <w:r>
+        <w:t xml:space="preserve">. Every such line</w:t>
+      </w:r>
+      <w:r>
+        <w:t xml:space="preserve"> </w:t>
+      </w:r>
+      <m:oMath>
+        <m:r>
+          <m:rPr>
+            <m:sty m:val="p"/>
+          </m:rPr>
+          <m:t>{</m:t>
+        </m:r>
+        <m:sSub>
+          <m:e>
+            <m:r>
+              <m:t>x</m:t>
+            </m:r>
+          </m:e>
+          <m:sub>
+            <m:r>
+              <m:t>0</m:t>
+            </m:r>
+          </m:sub>
+        </m:sSub>
+        <m:r>
+          <m:rPr>
+            <m:sty m:val="p"/>
+          </m:rPr>
+          <m:t>,</m:t>
+        </m:r>
+        <m:sSub>
+          <m:e>
+            <m:r>
+              <m:t>x</m:t>
+            </m:r>
+          </m:e>
+          <m:sub>
+            <m:r>
+              <m:t>1</m:t>
+            </m:r>
+          </m:sub>
+        </m:sSub>
+        <m:r>
+          <m:rPr>
+            <m:sty m:val="p"/>
+          </m:rPr>
+          <m:t>,</m:t>
+        </m:r>
+        <m:sSub>
+          <m:e>
+            <m:r>
+              <m:t>x</m:t>
+            </m:r>
+          </m:e>
+          <m:sub>
+            <m:r>
+              <m:t>2</m:t>
+            </m:r>
+          </m:sub>
+        </m:sSub>
+        <m:r>
+          <m:rPr>
+            <m:sty m:val="p"/>
+          </m:rPr>
+          <m:t>}</m:t>
+        </m:r>
+      </m:oMath>
+      <w:r>
+        <w:t xml:space="preserve"> </w:t>
+      </w:r>
+      <w:r>
+        <w:t xml:space="preserve">satisfies</w:t>
+      </w:r>
+    </w:p>
+    <w:p>
+      <w:pPr>
+        <w:pStyle w:val="BodyText"/>
+      </w:pPr>
+      <m:oMathPara>
+        <m:oMathParaPr>
+          <m:jc m:val="center"/>
+        </m:oMathParaPr>
+        <m:oMath>
+          <m:sSub>
+            <m:e>
+              <m:r>
+                <m:t>x</m:t>
+              </m:r>
+            </m:e>
+            <m:sub>
+              <m:r>
+                <m:t>0</m:t>
+              </m:r>
+            </m:sub>
+          </m:sSub>
+          <m:r>
+            <m:rPr>
+              <m:sty m:val="p"/>
+            </m:rPr>
+            <m:t>+</m:t>
+          </m:r>
+          <m:sSub>
+            <m:e>
+              <m:r>
+                <m:t>x</m:t>
+              </m:r>
+            </m:e>
+            <m:sub>
+              <m:r>
+                <m:t>1</m:t>
+              </m:r>
+            </m:sub>
+          </m:sSub>
+          <m:r>
+            <m:rPr>
+              <m:sty m:val="p"/>
+            </m:rPr>
+            <m:t>+</m:t>
+          </m:r>
+          <m:sSub>
+            <m:e>
+              <m:r>
+                <m:t>x</m:t>
+              </m:r>
+            </m:e>
+            <m:sub>
+              <m:r>
+                <m:t>2</m:t>
+              </m:r>
+            </m:sub>
+          </m:sSub>
+          <m:r>
+            <m:rPr>
+              <m:sty m:val="p"/>
+            </m:rPr>
+            <m:t>=</m:t>
+          </m:r>
+          <m:r>
+            <m:t>0</m:t>
+          </m:r>
+          <m:r>
+            <m:t> </m:t>
+          </m:r>
+          <m:r>
+            <m:rPr>
+              <m:nor/>
+              <m:sty m:val="p"/>
+            </m:rPr>
+            <m:t>in </m:t>
+          </m:r>
+          <m:sSubSup>
+            <m:e>
+              <m:r>
+                <m:rPr>
+                  <m:sty m:val="p"/>
+                  <m:scr m:val="double-struck"/>
+                </m:rPr>
+                <m:t>F</m:t>
+              </m:r>
+            </m:e>
+            <m:sub>
+              <m:r>
+                <m:t>3</m:t>
+              </m:r>
+            </m:sub>
+            <m:sup>
+              <m:r>
+                <m:t>k</m:t>
+              </m:r>
+            </m:sup>
+          </m:sSubSup>
+          <m:r>
+            <m:rPr>
+              <m:sty m:val="p"/>
+            </m:rPr>
+            <m:t>.</m:t>
+          </m:r>
+        </m:oMath>
+      </m:oMathPara>
+    </w:p>
+    <w:p>
+      <w:pPr>
+        <w:pStyle w:val="FirstParagraph"/>
+      </w:pPr>
+      <w:r>
+        <w:t xml:space="preserve">In particular, every public fiber contains at least</w:t>
+      </w:r>
+      <w:r>
+        <w:t xml:space="preserve"> </w:t>
+      </w:r>
+      <m:oMath>
+        <m:sSup>
+          <m:e>
+            <m:r>
+              <m:t>3</m:t>
+            </m:r>
+          </m:e>
+          <m:sup>
+            <m:r>
+              <m:t>d</m:t>
+            </m:r>
+            <m:r>
+              <m:rPr>
+                <m:sty m:val="p"/>
+              </m:rPr>
+              <m:t>−</m:t>
+            </m:r>
+            <m:r>
+              <m:t>1</m:t>
+            </m:r>
+          </m:sup>
+        </m:sSup>
+      </m:oMath>
+      <w:r>
+        <w:t xml:space="preserve"> </w:t>
+      </w:r>
+      <w:r>
+        <w:t xml:space="preserve">distinct three-point zero-sum subsets. The fibers cannot be treated as random affine-free subsets.</w:t>
+      </w:r>
+    </w:p>
+    <w:p>
+      <w:pPr>
+        <w:pStyle w:val="BodyText"/>
+      </w:pPr>
+      <w:r>
+        <w:rPr>
+          <w:bCs/>
+          <w:b/>
+        </w:rPr>
+        <w:t xml:space="preserve">Proof.</w:t>
+      </w:r>
+      <w:r>
+        <w:t xml:space="preserve"> </w:t>
+      </w:r>
+      <w:r>
+        <w:t xml:space="preserve">Put</w:t>
+      </w:r>
+      <w:r>
+        <w:t xml:space="preserve"> </w:t>
+      </w:r>
+      <m:oMath>
+        <m:r>
+          <m:t>g</m:t>
+        </m:r>
+        <m:r>
+          <m:rPr>
+            <m:sty m:val="p"/>
+          </m:rPr>
+          <m:t>=</m:t>
+        </m:r>
+        <m:sSub>
+          <m:e>
+            <m:r>
+              <m:t>Δ</m:t>
+            </m:r>
+          </m:e>
+          <m:sub>
+            <m:r>
+              <m:t>a</m:t>
+            </m:r>
+          </m:sub>
+        </m:sSub>
+        <m:sSub>
+          <m:e>
+            <m:r>
+              <m:t>Q</m:t>
+            </m:r>
+          </m:e>
+          <m:sub>
+            <m:r>
+              <m:t>0</m:t>
+            </m:r>
+          </m:sub>
+        </m:sSub>
+      </m:oMath>
+      <w:r>
+        <w:t xml:space="preserve">. The</w:t>
+      </w:r>
+      <w:r>
+        <w:t xml:space="preserve"> </w:t>
+      </w:r>
+      <m:oMath>
+        <m:sSup>
+          <m:e>
+            <m:r>
+              <m:t>3</m:t>
+            </m:r>
+          </m:e>
+          <m:sup>
+            <m:r>
+              <m:t>d</m:t>
+            </m:r>
+            <m:r>
+              <m:rPr>
+                <m:sty m:val="p"/>
+              </m:rPr>
+              <m:t>−</m:t>
+            </m:r>
+            <m:r>
+              <m:t>1</m:t>
+            </m:r>
+          </m:sup>
+        </m:sSup>
+      </m:oMath>
+      <w:r>
+        <w:t xml:space="preserve"> </w:t>
+      </w:r>
+      <w:r>
+        <w:t xml:space="preserve">cosets</w:t>
+      </w:r>
+      <w:r>
+        <w:t xml:space="preserve"> </w:t>
+      </w:r>
+      <m:oMath>
+        <m:r>
+          <m:t>z</m:t>
+        </m:r>
+        <m:r>
+          <m:rPr>
+            <m:sty m:val="p"/>
+          </m:rPr>
+          <m:t>+</m:t>
+        </m:r>
+        <m:r>
+          <m:rPr>
+            <m:sty m:val="p"/>
+          </m:rPr>
+          <m:t>⟨</m:t>
+        </m:r>
+        <m:r>
+          <m:t>a</m:t>
+        </m:r>
+        <m:r>
+          <m:rPr>
+            <m:sty m:val="p"/>
+          </m:rPr>
+          <m:t>⟩</m:t>
+        </m:r>
+      </m:oMath>
+      <w:r>
+        <w:t xml:space="preserve"> </w:t>
+      </w:r>
+      <w:r>
+        <w:t xml:space="preserve">partition the right-block space. The source’s exact telescoping identity gives</w:t>
+      </w:r>
+    </w:p>
+    <w:p>
+      <w:pPr>
+        <w:pStyle w:val="BodyText"/>
+      </w:pPr>
+      <m:oMathPara>
+        <m:oMathParaPr>
+          <m:jc m:val="center"/>
+        </m:oMathParaPr>
+        <m:oMath>
+          <m:r>
+            <m:t>g</m:t>
+          </m:r>
+          <m:d>
+            <m:dPr>
+              <m:begChr m:val="("/>
+              <m:endChr m:val=")"/>
+              <m:sepChr m:val=""/>
+              <m:grow/>
+            </m:dPr>
+            <m:e>
+              <m:r>
+                <m:t>z</m:t>
+              </m:r>
+            </m:e>
+          </m:d>
+          <m:r>
+            <m:rPr>
+              <m:sty m:val="p"/>
+            </m:rPr>
+            <m:t>+</m:t>
+          </m:r>
+          <m:r>
+            <m:t>g</m:t>
+          </m:r>
+          <m:d>
+            <m:dPr>
+              <m:begChr m:val="("/>
+              <m:endChr m:val=")"/>
+              <m:sepChr m:val=""/>
+              <m:grow/>
+            </m:dPr>
+            <m:e>
+              <m:r>
+                <m:t>z</m:t>
+              </m:r>
+              <m:r>
+                <m:rPr>
+                  <m:sty m:val="p"/>
+                </m:rPr>
+                <m:t>+</m:t>
+              </m:r>
+              <m:r>
+                <m:t>a</m:t>
+              </m:r>
+            </m:e>
+          </m:d>
+          <m:r>
+            <m:rPr>
+              <m:sty m:val="p"/>
+            </m:rPr>
+            <m:t>+</m:t>
+          </m:r>
+          <m:r>
+            <m:t>g</m:t>
+          </m:r>
+          <m:d>
+            <m:dPr>
+              <m:begChr m:val="("/>
+              <m:endChr m:val=")"/>
+              <m:sepChr m:val=""/>
+              <m:grow/>
+            </m:dPr>
+            <m:e>
+              <m:r>
+                <m:t>z</m:t>
+              </m:r>
+              <m:r>
+                <m:rPr>
+                  <m:sty m:val="p"/>
+                </m:rPr>
+                <m:t>+</m:t>
+              </m:r>
+              <m:r>
+                <m:t>2</m:t>
+              </m:r>
+              <m:r>
+                <m:t>a</m:t>
+              </m:r>
+            </m:e>
+          </m:d>
+          <m:r>
+            <m:rPr>
+              <m:sty m:val="p"/>
+            </m:rPr>
+            <m:t>=</m:t>
+          </m:r>
+          <m:r>
+            <m:t>0</m:t>
+          </m:r>
+          <m:r>
+            <m:rPr>
+              <m:sty m:val="p"/>
+            </m:rPr>
+            <m:t>.</m:t>
+          </m:r>
+        </m:oMath>
+      </m:oMathPara>
+    </w:p>
+    <w:p>
+      <w:pPr>
+        <w:pStyle w:val="FirstParagraph"/>
+      </w:pPr>
+      <w:r>
+        <w:t xml:space="preserve">For any triple</w:t>
+      </w:r>
+      <w:r>
+        <w:t xml:space="preserve"> </w:t>
+      </w:r>
+      <m:oMath>
+        <m:sSub>
+          <m:e>
+            <m:r>
+              <m:t>g</m:t>
+            </m:r>
+          </m:e>
+          <m:sub>
+            <m:r>
+              <m:t>0</m:t>
+            </m:r>
+          </m:sub>
+        </m:sSub>
+        <m:r>
+          <m:rPr>
+            <m:sty m:val="p"/>
+          </m:rPr>
+          <m:t>,</m:t>
+        </m:r>
+        <m:sSub>
+          <m:e>
+            <m:r>
+              <m:t>g</m:t>
+            </m:r>
+          </m:e>
+          <m:sub>
+            <m:r>
+              <m:t>1</m:t>
+            </m:r>
+          </m:sub>
+        </m:sSub>
+        <m:r>
+          <m:rPr>
+            <m:sty m:val="p"/>
+          </m:rPr>
+          <m:t>,</m:t>
+        </m:r>
+        <m:sSub>
+          <m:e>
+            <m:r>
+              <m:t>g</m:t>
+            </m:r>
+          </m:e>
+          <m:sub>
+            <m:r>
+              <m:t>2</m:t>
+            </m:r>
+          </m:sub>
+        </m:sSub>
+      </m:oMath>
+      <w:r>
+        <w:t xml:space="preserve"> </w:t>
+      </w:r>
+      <w:r>
+        <w:t xml:space="preserve">of elements of a vector space over</w:t>
+      </w:r>
+      <w:r>
+        <w:t xml:space="preserve"> </w:t>
+      </w:r>
+      <m:oMath>
+        <m:sSub>
+          <m:e>
+            <m:r>
+              <m:rPr>
+                <m:sty m:val="p"/>
+                <m:scr m:val="double-struck"/>
+              </m:rPr>
+              <m:t>F</m:t>
+            </m:r>
+          </m:e>
+          <m:sub>
+            <m:r>
+              <m:t>3</m:t>
+            </m:r>
+          </m:sub>
+        </m:sSub>
+      </m:oMath>
+      <w:r>
+        <w:t xml:space="preserve">, the identity</w:t>
+      </w:r>
+      <w:r>
+        <w:t xml:space="preserve"> </w:t>
+      </w:r>
+      <m:oMath>
+        <m:sSub>
+          <m:e>
+            <m:r>
+              <m:t>g</m:t>
+            </m:r>
+          </m:e>
+          <m:sub>
+            <m:r>
+              <m:t>0</m:t>
+            </m:r>
+          </m:sub>
+        </m:sSub>
+        <m:r>
+          <m:rPr>
+            <m:sty m:val="p"/>
+          </m:rPr>
+          <m:t>+</m:t>
+        </m:r>
+        <m:sSub>
+          <m:e>
+            <m:r>
+              <m:t>g</m:t>
+            </m:r>
+          </m:e>
+          <m:sub>
+            <m:r>
+              <m:t>1</m:t>
+            </m:r>
+          </m:sub>
+        </m:sSub>
+        <m:r>
+          <m:rPr>
+            <m:sty m:val="p"/>
+          </m:rPr>
+          <m:t>+</m:t>
+        </m:r>
+        <m:sSub>
+          <m:e>
+            <m:r>
+              <m:t>g</m:t>
+            </m:r>
+          </m:e>
+          <m:sub>
+            <m:r>
+              <m:t>2</m:t>
+            </m:r>
+          </m:sub>
+        </m:sSub>
+        <m:r>
+          <m:rPr>
+            <m:sty m:val="p"/>
+          </m:rPr>
+          <m:t>=</m:t>
+        </m:r>
+        <m:r>
+          <m:t>0</m:t>
+        </m:r>
+      </m:oMath>
+      <w:r>
+        <w:t xml:space="preserve"> </w:t>
+      </w:r>
+      <w:r>
+        <w:t xml:space="preserve">is equivalent to</w:t>
+      </w:r>
+      <w:r>
+        <w:t xml:space="preserve"> </w:t>
+      </w:r>
+      <m:oMath>
+        <m:sSub>
+          <m:e>
+            <m:r>
+              <m:t>g</m:t>
+            </m:r>
+          </m:e>
+          <m:sub>
+            <m:r>
+              <m:t>j</m:t>
+            </m:r>
+          </m:sub>
+        </m:sSub>
+        <m:r>
+          <m:rPr>
+            <m:sty m:val="p"/>
+          </m:rPr>
+          <m:t>=</m:t>
+        </m:r>
+        <m:sSub>
+          <m:e>
+            <m:r>
+              <m:t>g</m:t>
+            </m:r>
+          </m:e>
+          <m:sub>
+            <m:r>
+              <m:t>0</m:t>
+            </m:r>
+          </m:sub>
+        </m:sSub>
+        <m:r>
+          <m:rPr>
+            <m:sty m:val="p"/>
+          </m:rPr>
+          <m:t>+</m:t>
+        </m:r>
+        <m:r>
+          <m:t>j</m:t>
+        </m:r>
+        <m:d>
+          <m:dPr>
+            <m:begChr m:val="("/>
+            <m:endChr m:val=")"/>
+            <m:sepChr m:val=""/>
+            <m:grow/>
+          </m:dPr>
+          <m:e>
+            <m:sSub>
+              <m:e>
+                <m:r>
+                  <m:t>g</m:t>
+                </m:r>
+              </m:e>
+              <m:sub>
+                <m:r>
+                  <m:t>1</m:t>
+                </m:r>
+              </m:sub>
+            </m:sSub>
+            <m:r>
+              <m:rPr>
+                <m:sty m:val="p"/>
+              </m:rPr>
+              <m:t>−</m:t>
+            </m:r>
+            <m:sSub>
+              <m:e>
+                <m:r>
+                  <m:t>g</m:t>
+                </m:r>
+              </m:e>
+              <m:sub>
+                <m:r>
+                  <m:t>0</m:t>
+                </m:r>
+              </m:sub>
+            </m:sSub>
+          </m:e>
+        </m:d>
+      </m:oMath>
+      <w:r>
+        <w:t xml:space="preserve"> </w:t>
+      </w:r>
+      <w:r>
+        <w:t xml:space="preserve">for</w:t>
+      </w:r>
+      <w:r>
+        <w:t xml:space="preserve"> </w:t>
+      </w:r>
+      <m:oMath>
+        <m:r>
+          <m:t>j</m:t>
+        </m:r>
+        <m:r>
+          <m:rPr>
+            <m:sty m:val="p"/>
+          </m:rPr>
+          <m:t>=</m:t>
+        </m:r>
+        <m:r>
+          <m:t>0</m:t>
+        </m:r>
+        <m:r>
+          <m:rPr>
+            <m:sty m:val="p"/>
+          </m:rPr>
+          <m:t>,</m:t>
+        </m:r>
+        <m:r>
+          <m:t>1</m:t>
+        </m:r>
+        <m:r>
+          <m:rPr>
+            <m:sty m:val="p"/>
+          </m:rPr>
+          <m:t>,</m:t>
+        </m:r>
+        <m:r>
+          <m:t>2</m:t>
+        </m:r>
+      </m:oMath>
+      <w:r>
+        <w:t xml:space="preserve">. Thus, as</w:t>
+      </w:r>
+      <w:r>
+        <w:t xml:space="preserve"> </w:t>
+      </w:r>
+      <m:oMath>
+        <m:sSub>
+          <m:e>
+            <m:r>
+              <m:t>u</m:t>
+            </m:r>
+          </m:e>
+          <m:sub>
+            <m:r>
+              <m:t>R</m:t>
+            </m:r>
+          </m:sub>
+        </m:sSub>
+      </m:oMath>
+      <w:r>
+        <w:t xml:space="preserve"> </w:t>
+      </w:r>
+      <w:r>
+        <w:t xml:space="preserve">runs along one</w:t>
+      </w:r>
+      <w:r>
+        <w:t xml:space="preserve"> </w:t>
+      </w:r>
+      <m:oMath>
+        <m:r>
+          <m:t>a</m:t>
+        </m:r>
+      </m:oMath>
+      <w:r>
+        <w:t xml:space="preserve">-coset,</w:t>
+      </w:r>
+      <w:r>
+        <w:t xml:space="preserve"> </w:t>
+      </w:r>
+      <m:oMath>
+        <m:r>
+          <m:t>g</m:t>
+        </m:r>
+      </m:oMath>
+      <w:r>
+        <w:t xml:space="preserve"> </w:t>
+      </w:r>
+      <w:r>
+        <w:t xml:space="preserve">is</w:t>
+      </w:r>
+      <w:r>
+        <w:t xml:space="preserve"> </w:t>
+      </w:r>
+      <w:r>
+        <w:rPr>
+          <w:iCs/>
+          <w:i/>
+        </w:rPr>
+        <w:t xml:space="preserve">affine-linear in the line parameter</w:t>
+      </w:r>
+      <w:r>
+        <w:t xml:space="preserve"> </w:t>
+      </w:r>
+      <m:oMath>
+        <m:r>
+          <m:t>j</m:t>
+        </m:r>
+      </m:oMath>
+      <w:r>
+        <w:t xml:space="preserve">. Since the fiber equation uniquely specifies</w:t>
+      </w:r>
+    </w:p>
+    <w:p>
+      <w:pPr>
+        <w:pStyle w:val="BodyText"/>
+      </w:pPr>
+      <m:oMathPara>
+        <m:oMathParaPr>
+          <m:jc m:val="center"/>
+        </m:oMathParaPr>
+        <m:oMath>
+          <m:sSub>
+            <m:e>
+              <m:r>
+                <m:t>u</m:t>
+              </m:r>
+            </m:e>
+            <m:sub>
+              <m:r>
+                <m:t>L</m:t>
+              </m:r>
+            </m:sub>
+          </m:sSub>
+          <m:d>
+            <m:dPr>
+              <m:begChr m:val="("/>
+              <m:endChr m:val=")"/>
+              <m:sepChr m:val=""/>
+              <m:grow/>
+            </m:dPr>
+            <m:e>
+              <m:r>
+                <m:t>j</m:t>
+              </m:r>
+            </m:e>
+          </m:d>
+          <m:r>
+            <m:rPr>
+              <m:sty m:val="p"/>
+            </m:rPr>
+            <m:t>=</m:t>
+          </m:r>
+          <m:sSup>
+            <m:e>
+              <m:r>
+                <m:t>A</m:t>
+              </m:r>
+            </m:e>
+            <m:sup>
+              <m:r>
+                <m:rPr>
+                  <m:sty m:val="p"/>
+                </m:rPr>
+                <m:t>−</m:t>
+              </m:r>
+              <m:r>
+                <m:t>1</m:t>
+              </m:r>
+            </m:sup>
+          </m:sSup>
+          <m:d>
+            <m:dPr>
+              <m:begChr m:val="("/>
+              <m:endChr m:val=")"/>
+              <m:sepChr m:val=""/>
+              <m:grow/>
+            </m:dPr>
+            <m:e>
+              <m:r>
+                <m:t>b</m:t>
+              </m:r>
+              <m:r>
+                <m:rPr>
+                  <m:sty m:val="p"/>
+                </m:rPr>
+                <m:t>−</m:t>
+              </m:r>
+              <m:r>
+                <m:t>g</m:t>
+              </m:r>
+              <m:d>
+                <m:dPr>
+                  <m:begChr m:val="("/>
+                  <m:endChr m:val=")"/>
+                  <m:sepChr m:val=""/>
+                  <m:grow/>
+                </m:dPr>
+                <m:e>
+                  <m:r>
+                    <m:t>z</m:t>
+                  </m:r>
+                  <m:r>
+                    <m:rPr>
+                      <m:sty m:val="p"/>
+                    </m:rPr>
+                    <m:t>+</m:t>
+                  </m:r>
+                  <m:r>
+                    <m:t>j</m:t>
+                  </m:r>
+                  <m:r>
+                    <m:t>a</m:t>
+                  </m:r>
+                </m:e>
+              </m:d>
+            </m:e>
+          </m:d>
+          <m:r>
+            <m:rPr>
+              <m:sty m:val="p"/>
+            </m:rPr>
+            <m:t>=</m:t>
+          </m:r>
+          <m:sSup>
+            <m:e>
+              <m:r>
+                <m:t>A</m:t>
+              </m:r>
+            </m:e>
+            <m:sup>
+              <m:r>
+                <m:rPr>
+                  <m:sty m:val="p"/>
+                </m:rPr>
+                <m:t>−</m:t>
+              </m:r>
+              <m:r>
+                <m:t>1</m:t>
+              </m:r>
+            </m:sup>
+          </m:sSup>
+          <m:d>
+            <m:dPr>
+              <m:begChr m:val="("/>
+              <m:endChr m:val=")"/>
+              <m:sepChr m:val=""/>
+              <m:grow/>
+            </m:dPr>
+            <m:e>
+              <m:r>
+                <m:t>b</m:t>
+              </m:r>
+              <m:r>
+                <m:rPr>
+                  <m:sty m:val="p"/>
+                </m:rPr>
+                <m:t>−</m:t>
+              </m:r>
+              <m:r>
+                <m:t>g</m:t>
+              </m:r>
+              <m:d>
+                <m:dPr>
+                  <m:begChr m:val="("/>
+                  <m:endChr m:val=")"/>
+                  <m:sepChr m:val=""/>
+                  <m:grow/>
+                </m:dPr>
+                <m:e>
+                  <m:r>
+                    <m:t>z</m:t>
+                  </m:r>
+                </m:e>
+              </m:d>
+            </m:e>
+          </m:d>
+          <m:r>
+            <m:rPr>
+              <m:sty m:val="p"/>
+            </m:rPr>
+            <m:t>−</m:t>
+          </m:r>
+          <m:r>
+            <m:t>j</m:t>
+          </m:r>
+          <m:sSup>
+            <m:e>
+              <m:r>
+                <m:t>A</m:t>
+              </m:r>
+            </m:e>
+            <m:sup>
+              <m:r>
+                <m:rPr>
+                  <m:sty m:val="p"/>
+                </m:rPr>
+                <m:t>−</m:t>
+              </m:r>
+              <m:r>
+                <m:t>1</m:t>
+              </m:r>
+            </m:sup>
+          </m:sSup>
+          <m:d>
+            <m:dPr>
+              <m:begChr m:val="("/>
+              <m:endChr m:val=")"/>
+              <m:sepChr m:val=""/>
+              <m:grow/>
+            </m:dPr>
+            <m:e>
+              <m:r>
+                <m:t>g</m:t>
+              </m:r>
+              <m:d>
+                <m:dPr>
+                  <m:begChr m:val="("/>
+                  <m:endChr m:val=")"/>
+                  <m:sepChr m:val=""/>
+                  <m:grow/>
+                </m:dPr>
+                <m:e>
+                  <m:r>
+                    <m:t>z</m:t>
+                  </m:r>
+                  <m:r>
+                    <m:rPr>
+                      <m:sty m:val="p"/>
+                    </m:rPr>
+                    <m:t>+</m:t>
+                  </m:r>
+                  <m:r>
+                    <m:t>a</m:t>
+                  </m:r>
+                </m:e>
+              </m:d>
+              <m:r>
+                <m:rPr>
+                  <m:sty m:val="p"/>
+                </m:rPr>
+                <m:t>−</m:t>
+              </m:r>
+              <m:r>
+                <m:t>g</m:t>
+              </m:r>
+              <m:d>
+                <m:dPr>
+                  <m:begChr m:val="("/>
+                  <m:endChr m:val=")"/>
+                  <m:sepChr m:val=""/>
+                  <m:grow/>
+                </m:dPr>
+                <m:e>
+                  <m:r>
+                    <m:t>z</m:t>
+                  </m:r>
+                </m:e>
+              </m:d>
+            </m:e>
+          </m:d>
+          <m:r>
+            <m:rPr>
+              <m:sty m:val="p"/>
+            </m:rPr>
+            <m:t>,</m:t>
+          </m:r>
+        </m:oMath>
+      </m:oMathPara>
+    </w:p>
+    <w:p>
+      <w:pPr>
+        <w:pStyle w:val="FirstParagraph"/>
+      </w:pPr>
+      <w:r>
+        <w:t xml:space="preserve">the paired points</w:t>
+      </w:r>
+      <w:r>
+        <w:t xml:space="preserve"> </w:t>
+      </w:r>
+      <m:oMath>
+        <m:d>
+          <m:dPr>
+            <m:begChr m:val="("/>
+            <m:endChr m:val=")"/>
+            <m:sepChr m:val=""/>
+            <m:grow/>
+          </m:dPr>
+          <m:e>
+            <m:sSub>
+              <m:e>
+                <m:r>
+                  <m:t>u</m:t>
+                </m:r>
+              </m:e>
+              <m:sub>
+                <m:r>
+                  <m:t>L</m:t>
+                </m:r>
+              </m:sub>
+            </m:sSub>
+            <m:d>
+              <m:dPr>
+                <m:begChr m:val="("/>
+                <m:endChr m:val=")"/>
+                <m:sepChr m:val=""/>
+                <m:grow/>
+              </m:dPr>
+              <m:e>
+                <m:r>
+                  <m:t>j</m:t>
+                </m:r>
+              </m:e>
+            </m:d>
+            <m:r>
+              <m:rPr>
+                <m:sty m:val="p"/>
+              </m:rPr>
+              <m:t>,</m:t>
+            </m:r>
+            <m:r>
+              <m:t>z</m:t>
+            </m:r>
+            <m:r>
+              <m:rPr>
+                <m:sty m:val="p"/>
+              </m:rPr>
+              <m:t>+</m:t>
+            </m:r>
+            <m:r>
+              <m:t>j</m:t>
+            </m:r>
+            <m:r>
+              <m:t>a</m:t>
+            </m:r>
+          </m:e>
+        </m:d>
+      </m:oMath>
+      <w:r>
+        <w:t xml:space="preserve"> </w:t>
+      </w:r>
+      <w:r>
+        <w:t xml:space="preserve">form an affine line in</w:t>
+      </w:r>
+      <w:r>
+        <w:t xml:space="preserve"> </w:t>
+      </w:r>
+      <m:oMath>
+        <m:sSubSup>
+          <m:e>
+            <m:r>
+              <m:rPr>
+                <m:sty m:val="p"/>
+                <m:scr m:val="double-struck"/>
+              </m:rPr>
+              <m:t>F</m:t>
+            </m:r>
+          </m:e>
+          <m:sub>
+            <m:r>
+              <m:t>3</m:t>
+            </m:r>
+          </m:sub>
+          <m:sup>
+            <m:r>
+              <m:t>k</m:t>
+            </m:r>
+          </m:sup>
+        </m:sSubSup>
+      </m:oMath>
+      <w:r>
+        <w:t xml:space="preserve">. The invertible linear map</w:t>
+      </w:r>
+      <w:r>
+        <w:t xml:space="preserve"> </w:t>
+      </w:r>
+      <m:oMath>
+        <m:sSup>
+          <m:e>
+            <m:r>
+              <m:t>B</m:t>
+            </m:r>
+          </m:e>
+          <m:sup>
+            <m:r>
+              <m:rPr>
+                <m:sty m:val="p"/>
+              </m:rPr>
+              <m:t>−</m:t>
+            </m:r>
+            <m:r>
+              <m:t>1</m:t>
+            </m:r>
+          </m:sup>
+        </m:sSup>
+      </m:oMath>
+      <w:r>
+        <w:t xml:space="preserve"> </w:t>
+      </w:r>
+      <w:r>
+        <w:t xml:space="preserve">maps affine lines to affine lines. Distinct right cosets yield disjoint lines. There are</w:t>
+      </w:r>
+      <w:r>
+        <w:t xml:space="preserve"> </w:t>
+      </w:r>
+      <m:oMath>
+        <m:sSup>
+          <m:e>
+            <m:r>
+              <m:t>3</m:t>
+            </m:r>
+          </m:e>
+          <m:sup>
+            <m:r>
+              <m:t>d</m:t>
+            </m:r>
+            <m:r>
+              <m:rPr>
+                <m:sty m:val="p"/>
+              </m:rPr>
+              <m:t>−</m:t>
+            </m:r>
+            <m:r>
+              <m:t>1</m:t>
+            </m:r>
+          </m:sup>
+        </m:sSup>
+      </m:oMath>
+      <w:r>
+        <w:t xml:space="preserve"> </w:t>
+      </w:r>
+      <w:r>
+        <w:t xml:space="preserve">of them, covering all</w:t>
+      </w:r>
+      <w:r>
+        <w:t xml:space="preserve"> </w:t>
+      </w:r>
+      <m:oMath>
+        <m:sSup>
+          <m:e>
+            <m:r>
+              <m:t>3</m:t>
+            </m:r>
+          </m:e>
+          <m:sup>
+            <m:r>
+              <m:t>d</m:t>
+            </m:r>
+          </m:sup>
+        </m:sSup>
+      </m:oMath>
+      <w:r>
+        <w:t xml:space="preserve"> </w:t>
+      </w:r>
+      <w:r>
+        <w:t xml:space="preserve">points. Summing the three points of any affine line over characteristic three gives zero.</w:t>
+      </w:r>
+      <w:r>
+        <w:t xml:space="preserve"> </w:t>
+      </w:r>
+      <m:oMath>
+        <m:r>
+          <m:rPr>
+            <m:sty m:val="p"/>
+          </m:rPr>
+          <m:t>▫</m:t>
+        </m:r>
+      </m:oMath>
+    </w:p>
+    <w:p>
+      <w:pPr>
+        <w:pStyle w:val="BodyText"/>
+      </w:pPr>
+      <w:r>
+        <w:rPr>
+          <w:bCs/>
+          <w:b/>
+        </w:rPr>
+        <w:t xml:space="preserve">Corollary 4.1a (efficient public enumeration of dependencies).</w:t>
+      </w:r>
+      <w:r>
+        <w:t xml:space="preserve"> </w:t>
+      </w:r>
+      <w:r>
+        <w:t xml:space="preserve">Given the complete public fiber as an enumerated set</w:t>
+      </w:r>
+      <w:r>
+        <w:t xml:space="preserve"> </w:t>
+      </w:r>
+      <m:oMath>
+        <m:r>
+          <m:t>S</m:t>
+        </m:r>
+      </m:oMath>
+      <w:r>
+        <w:t xml:space="preserve">, every three-point zero-sum subset can be found without knowing</w:t>
+      </w:r>
+      <w:r>
+        <w:t xml:space="preserve"> </w:t>
+      </w:r>
+      <m:oMath>
+        <m:r>
+          <m:t>A</m:t>
+        </m:r>
+        <m:r>
+          <m:rPr>
+            <m:sty m:val="p"/>
+          </m:rPr>
+          <m:t>,</m:t>
+        </m:r>
+        <m:r>
+          <m:t>B</m:t>
+        </m:r>
+        <m:r>
+          <m:rPr>
+            <m:sty m:val="p"/>
+          </m:rPr>
+          <m:t>,</m:t>
+        </m:r>
+        <m:sSub>
+          <m:e>
+            <m:r>
+              <m:t>Q</m:t>
+            </m:r>
+          </m:e>
+          <m:sub>
+            <m:r>
+              <m:t>0</m:t>
+            </m:r>
+          </m:sub>
+        </m:sSub>
+        <m:r>
+          <m:rPr>
+            <m:sty m:val="p"/>
+          </m:rPr>
+          <m:t>,</m:t>
+        </m:r>
+        <m:r>
+          <m:t>a</m:t>
+        </m:r>
+      </m:oMath>
+      <w:r>
+        <w:t xml:space="preserve"> </w:t>
+      </w:r>
+      <w:r>
+        <w:t xml:space="preserve">by iterating pairs</w:t>
+      </w:r>
+      <w:r>
+        <w:t xml:space="preserve"> </w:t>
+      </w:r>
+      <m:oMath>
+        <m:r>
+          <m:t>x</m:t>
+        </m:r>
+        <m:r>
+          <m:rPr>
+            <m:sty m:val="p"/>
+          </m:rPr>
+          <m:t>,</m:t>
+        </m:r>
+        <m:r>
+          <m:t>y</m:t>
+        </m:r>
+        <m:r>
+          <m:rPr>
+            <m:sty m:val="p"/>
+          </m:rPr>
+          <m:t>∈</m:t>
+        </m:r>
+        <m:r>
+          <m:t>S</m:t>
+        </m:r>
+      </m:oMath>
+      <w:r>
+        <w:t xml:space="preserve">,</w:t>
+      </w:r>
+      <w:r>
+        <w:t xml:space="preserve"> </w:t>
+      </w:r>
+      <m:oMath>
+        <m:r>
+          <m:t>x</m:t>
+        </m:r>
+        <m:r>
+          <m:rPr>
+            <m:sty m:val="p"/>
+          </m:rPr>
+          <m:t>≠</m:t>
+        </m:r>
+        <m:r>
+          <m:t>y</m:t>
+        </m:r>
+      </m:oMath>
+      <w:r>
+        <w:t xml:space="preserve">, and checking if</w:t>
+      </w:r>
+      <w:r>
+        <w:t xml:space="preserve"> </w:t>
+      </w:r>
+      <m:oMath>
+        <m:r>
+          <m:rPr>
+            <m:sty m:val="p"/>
+          </m:rPr>
+          <m:t>−</m:t>
+        </m:r>
+        <m:r>
+          <m:t>x</m:t>
+        </m:r>
+        <m:r>
+          <m:rPr>
+            <m:sty m:val="p"/>
+          </m:rPr>
+          <m:t>−</m:t>
+        </m:r>
+        <m:r>
+          <m:t>y</m:t>
+        </m:r>
+        <m:r>
+          <m:rPr>
+            <m:sty m:val="p"/>
+          </m:rPr>
+          <m:t>∈</m:t>
+        </m:r>
+        <m:r>
+          <m:t>S</m:t>
+        </m:r>
+      </m:oMath>
+      <w:r>
+        <w:t xml:space="preserve">. Hash-set implementation uses</w:t>
+      </w:r>
+      <w:r>
+        <w:t xml:space="preserve"> </w:t>
+      </w:r>
+      <m:oMath>
+        <m:r>
+          <m:t>O</m:t>
+        </m:r>
+        <m:d>
+          <m:dPr>
+            <m:begChr m:val="("/>
+            <m:endChr m:val=")"/>
+            <m:sepChr m:val=""/>
+            <m:grow/>
+          </m:dPr>
+          <m:e>
+            <m:sSup>
+              <m:e>
+                <m:d>
+                  <m:dPr>
+                    <m:begChr m:val="|"/>
+                    <m:endChr m:val="|"/>
+                    <m:sepChr m:val=""/>
+                    <m:grow/>
+                  </m:dPr>
+                  <m:e>
+                    <m:r>
+                      <m:t>S</m:t>
+                    </m:r>
+                  </m:e>
+                </m:d>
+              </m:e>
+              <m:sup>
+                <m:r>
+                  <m:t>2</m:t>
+                </m:r>
+              </m:sup>
+            </m:sSup>
+            <m:r>
+              <m:t> </m:t>
+            </m:r>
+            <m:r>
+              <m:t>k</m:t>
+            </m:r>
+          </m:e>
+        </m:d>
+      </m:oMath>
+      <w:r>
+        <w:t xml:space="preserve"> </w:t>
+      </w:r>
+      <w:r>
+        <w:t xml:space="preserve">field operations. If</w:t>
+      </w:r>
+      <w:r>
+        <w:t xml:space="preserve"> </w:t>
+      </w:r>
+      <m:oMath>
+        <m:r>
+          <m:t>S</m:t>
+        </m:r>
+      </m:oMath>
+      <w:r>
+        <w:t xml:space="preserve"> </w:t>
+      </w:r>
+      <w:r>
+        <w:t xml:space="preserve">is already published, this is polynomial in its</w:t>
+      </w:r>
+      <w:r>
+        <w:t xml:space="preserve"> </w:t>
+      </w:r>
+      <w:r>
+        <w:rPr>
+          <w:iCs/>
+          <w:i/>
+        </w:rPr>
+        <w:t xml:space="preserve">actual input size</w:t>
+      </w:r>
+      <w:r>
+        <w:t xml:space="preserve">, irrespective of how the internal table was sampled.</w:t>
+      </w:r>
+    </w:p>
+    <w:p>
+      <w:pPr>
+        <w:pStyle w:val="BodyText"/>
+      </w:pPr>
+      <w:r>
+        <w:rPr>
+          <w:bCs/>
+          <w:b/>
+        </w:rPr>
+        <w:t xml:space="preserve">Corollary 4.1b (conditional break of any affine ternary row labeling).</w:t>
+      </w:r>
+      <w:r>
+        <w:t xml:space="preserve"> </w:t>
+      </w:r>
+      <w:r>
+        <w:t xml:space="preserve">Suppose a</w:t>
+      </w:r>
+      <w:r>
+        <w:t xml:space="preserve"> </w:t>
+      </w:r>
+      <w:r>
+        <w:rPr>
+          <w:iCs/>
+          <w:i/>
+        </w:rPr>
+        <w:t xml:space="preserve">new candidate</w:t>
+      </w:r>
+      <w:r>
+        <w:t xml:space="preserve"> </w:t>
+      </w:r>
+      <w:r>
+        <w:t xml:space="preserve">uses public ternary labels</w:t>
+      </w:r>
+      <w:r>
+        <w:t xml:space="preserve"> </w:t>
+      </w:r>
+      <m:oMath>
+        <m:r>
+          <m:t>h</m:t>
+        </m:r>
+        <m:d>
+          <m:dPr>
+            <m:begChr m:val="("/>
+            <m:endChr m:val=")"/>
+            <m:sepChr m:val=""/>
+            <m:grow/>
+          </m:dPr>
+          <m:e>
+            <m:r>
+              <m:t>x</m:t>
+            </m:r>
+          </m:e>
+        </m:d>
+        <m:r>
+          <m:rPr>
+            <m:sty m:val="p"/>
+          </m:rPr>
+          <m:t>=</m:t>
+        </m:r>
+        <m:r>
+          <m:t>L</m:t>
+        </m:r>
+        <m:r>
+          <m:t>x</m:t>
+        </m:r>
+        <m:r>
+          <m:rPr>
+            <m:sty m:val="p"/>
+          </m:rPr>
+          <m:t>+</m:t>
+        </m:r>
+        <m:r>
+          <m:t>c</m:t>
+        </m:r>
+      </m:oMath>
+      <w:r>
+        <w:t xml:space="preserve"> </w:t>
+      </w:r>
+      <w:r>
+        <w:t xml:space="preserve">and encrypts zero with ternary inner-product observations plus independent</w:t>
+      </w:r>
+      <w:r>
+        <w:t xml:space="preserve"> </w:t>
+      </w:r>
+      <m:oMath>
+        <m:sSub>
+          <m:e>
+            <m:r>
+              <m:rPr>
+                <m:sty m:val="p"/>
+                <m:scr m:val="double-struck"/>
+              </m:rPr>
+              <m:t>F</m:t>
+            </m:r>
+          </m:e>
+          <m:sub>
+            <m:r>
+              <m:t>3</m:t>
+            </m:r>
+          </m:sub>
+        </m:sSub>
+      </m:oMath>
+      <w:r>
+        <w:t xml:space="preserve">-symmetric errors of nonzero probability</w:t>
+      </w:r>
+      <w:r>
+        <w:t xml:space="preserve"> </w:t>
+      </w:r>
+      <m:oMath>
+        <m:r>
+          <m:t>ν</m:t>
+        </m:r>
+      </m:oMath>
+      <w:r>
+        <w:t xml:space="preserve">, while encrypting one using independent uniform</w:t>
+      </w:r>
+      <w:r>
+        <w:t xml:space="preserve"> </w:t>
+      </w:r>
+      <m:oMath>
+        <m:sSub>
+          <m:e>
+            <m:r>
+              <m:rPr>
+                <m:sty m:val="p"/>
+                <m:scr m:val="double-struck"/>
+              </m:rPr>
+              <m:t>F</m:t>
+            </m:r>
+          </m:e>
+          <m:sub>
+            <m:r>
+              <m:t>3</m:t>
+            </m:r>
+          </m:sub>
+        </m:sSub>
+      </m:oMath>
+      <w:r>
+        <w:t xml:space="preserve"> </w:t>
+      </w:r>
+      <w:r>
+        <w:t xml:space="preserve">symbols. For any public affine-line triple, the sum of zero ciphertext symbols equals the sum of just three errors, whereas the same sum for one is uniform. Write</w:t>
+      </w:r>
+      <w:r>
+        <w:t xml:space="preserve"> </w:t>
+      </w:r>
+      <m:oMath>
+        <m:r>
+          <m:t>α</m:t>
+        </m:r>
+        <m:r>
+          <m:rPr>
+            <m:sty m:val="p"/>
+          </m:rPr>
+          <m:t>=</m:t>
+        </m:r>
+        <m:r>
+          <m:t>1</m:t>
+        </m:r>
+        <m:r>
+          <m:rPr>
+            <m:sty m:val="p"/>
+          </m:rPr>
+          <m:t>−</m:t>
+        </m:r>
+        <m:r>
+          <m:t>3</m:t>
+        </m:r>
+        <m:r>
+          <m:t>ν</m:t>
+        </m:r>
+        <m:r>
+          <m:rPr>
+            <m:sty m:val="p"/>
+          </m:rPr>
+          <m:t>/</m:t>
+        </m:r>
+        <m:r>
+          <m:t>2</m:t>
+        </m:r>
+      </m:oMath>
+      <w:r>
+        <w:t xml:space="preserve">. The public statistic</w:t>
+      </w:r>
+      <w:r>
+        <w:t xml:space="preserve"> </w:t>
+      </w:r>
+      <m:oMath>
+        <m:r>
+          <m:t>Z</m:t>
+        </m:r>
+        <m:r>
+          <m:rPr>
+            <m:sty m:val="p"/>
+          </m:rPr>
+          <m:t>=</m:t>
+        </m:r>
+        <m:d>
+          <m:dPr>
+            <m:begChr m:val="["/>
+            <m:endChr m:val="]"/>
+            <m:sepChr m:val=""/>
+            <m:grow/>
+          </m:dPr>
+          <m:e>
+            <m:r>
+              <m:t>v</m:t>
+            </m:r>
+            <m:d>
+              <m:dPr>
+                <m:begChr m:val="("/>
+                <m:endChr m:val=")"/>
+                <m:sepChr m:val=""/>
+                <m:grow/>
+              </m:dPr>
+              <m:e>
+                <m:sSub>
+                  <m:e>
+                    <m:r>
+                      <m:t>x</m:t>
+                    </m:r>
+                  </m:e>
+                  <m:sub>
+                    <m:r>
+                      <m:t>0</m:t>
+                    </m:r>
+                  </m:sub>
+                </m:sSub>
+              </m:e>
+            </m:d>
+            <m:r>
+              <m:rPr>
+                <m:sty m:val="p"/>
+              </m:rPr>
+              <m:t>+</m:t>
+            </m:r>
+            <m:r>
+              <m:t>v</m:t>
+            </m:r>
+            <m:d>
+              <m:dPr>
+                <m:begChr m:val="("/>
+                <m:endChr m:val=")"/>
+                <m:sepChr m:val=""/>
+                <m:grow/>
+              </m:dPr>
+              <m:e>
+                <m:sSub>
+                  <m:e>
+                    <m:r>
+                      <m:t>x</m:t>
+                    </m:r>
+                  </m:e>
+                  <m:sub>
+                    <m:r>
+                      <m:t>1</m:t>
+                    </m:r>
+                  </m:sub>
+                </m:sSub>
+              </m:e>
+            </m:d>
+            <m:r>
+              <m:rPr>
+                <m:sty m:val="p"/>
+              </m:rPr>
+              <m:t>+</m:t>
+            </m:r>
+            <m:r>
+              <m:t>v</m:t>
+            </m:r>
+            <m:d>
+              <m:dPr>
+                <m:begChr m:val="("/>
+                <m:endChr m:val=")"/>
+                <m:sepChr m:val=""/>
+                <m:grow/>
+              </m:dPr>
+              <m:e>
+                <m:sSub>
+                  <m:e>
+                    <m:r>
+                      <m:t>x</m:t>
+                    </m:r>
+                  </m:e>
+                  <m:sub>
+                    <m:r>
+                      <m:t>2</m:t>
+                    </m:r>
+                  </m:sub>
+                </m:sSub>
+              </m:e>
+            </m:d>
+            <m:r>
+              <m:rPr>
+                <m:sty m:val="p"/>
+              </m:rPr>
+              <m:t>=</m:t>
+            </m:r>
+            <m:r>
+              <m:t>0</m:t>
+            </m:r>
+          </m:e>
+        </m:d>
+      </m:oMath>
+      <w:r>
+        <w:t xml:space="preserve"> </w:t>
+      </w:r>
+      <w:r>
+        <w:t xml:space="preserve">satisfies</w:t>
+      </w:r>
+    </w:p>
+    <w:p>
+      <w:pPr>
+        <w:pStyle w:val="BodyText"/>
+      </w:pPr>
+      <m:oMathPara>
+        <m:oMathParaPr>
+          <m:jc m:val="center"/>
+        </m:oMathParaPr>
+        <m:oMath>
+          <m:r>
+            <m:rPr>
+              <m:sty m:val="p"/>
+            </m:rPr>
+            <m:t>Pr</m:t>
+          </m:r>
+          <m:d>
+            <m:dPr>
+              <m:begChr m:val="["/>
+              <m:endChr m:val="]"/>
+              <m:sepChr m:val=""/>
+              <m:grow/>
+            </m:dPr>
+            <m:e>
+              <m:r>
+                <m:t>Z</m:t>
+              </m:r>
+              <m:r>
+                <m:rPr>
+                  <m:sty m:val="p"/>
+                </m:rPr>
+                <m:t>=</m:t>
+              </m:r>
+              <m:r>
+                <m:t>1</m:t>
+              </m:r>
+              <m:r>
+                <m:rPr>
+                  <m:sty m:val="p"/>
+                </m:rPr>
+                <m:t>∣</m:t>
+              </m:r>
+              <m:r>
+                <m:t>b</m:t>
+              </m:r>
+              <m:r>
+                <m:rPr>
+                  <m:sty m:val="p"/>
+                </m:rPr>
+                <m:t>=</m:t>
+              </m:r>
+              <m:r>
+                <m:t>0</m:t>
+              </m:r>
+            </m:e>
+          </m:d>
+          <m:r>
+            <m:rPr>
+              <m:sty m:val="p"/>
+            </m:rPr>
+            <m:t>=</m:t>
+          </m:r>
+          <m:f>
+            <m:fPr>
+              <m:type m:val="bar"/>
+            </m:fPr>
+            <m:num>
+              <m:r>
+                <m:t>1</m:t>
+              </m:r>
+              <m:r>
+                <m:rPr>
+                  <m:sty m:val="p"/>
+                </m:rPr>
+                <m:t>+</m:t>
+              </m:r>
+              <m:r>
+                <m:t>2</m:t>
+              </m:r>
+              <m:sSup>
+                <m:e>
+                  <m:r>
+                    <m:t>α</m:t>
+                  </m:r>
+                </m:e>
+                <m:sup>
+                  <m:r>
+                    <m:t>3</m:t>
+                  </m:r>
+                </m:sup>
+              </m:sSup>
+            </m:num>
+            <m:den>
+              <m:r>
+                <m:t>3</m:t>
+              </m:r>
+            </m:den>
+          </m:f>
+          <m:r>
+            <m:rPr>
+              <m:sty m:val="p"/>
+            </m:rPr>
+            <m:t>,</m:t>
+          </m:r>
+          <m:r>
+            <m:t> </m:t>
+          </m:r>
+          <m:r>
+            <m:rPr>
+              <m:sty m:val="p"/>
+            </m:rPr>
+            <m:t>Pr</m:t>
+          </m:r>
+          <m:d>
+            <m:dPr>
+              <m:begChr m:val="["/>
+              <m:endChr m:val="]"/>
+              <m:sepChr m:val=""/>
+              <m:grow/>
+            </m:dPr>
+            <m:e>
+              <m:r>
+                <m:t>Z</m:t>
+              </m:r>
+              <m:r>
+                <m:rPr>
+                  <m:sty m:val="p"/>
+                </m:rPr>
+                <m:t>=</m:t>
+              </m:r>
+              <m:r>
+                <m:t>1</m:t>
+              </m:r>
+              <m:r>
+                <m:rPr>
+                  <m:sty m:val="p"/>
+                </m:rPr>
+                <m:t>∣</m:t>
+              </m:r>
+              <m:r>
+                <m:t>b</m:t>
+              </m:r>
+              <m:r>
+                <m:rPr>
+                  <m:sty m:val="p"/>
+                </m:rPr>
+                <m:t>=</m:t>
+              </m:r>
+              <m:r>
+                <m:t>1</m:t>
+              </m:r>
+            </m:e>
+          </m:d>
+          <m:r>
+            <m:rPr>
+              <m:sty m:val="p"/>
+            </m:rPr>
+            <m:t>=</m:t>
+          </m:r>
+          <m:f>
+            <m:fPr>
+              <m:type m:val="bar"/>
+            </m:fPr>
+            <m:num>
+              <m:r>
+                <m:t>1</m:t>
+              </m:r>
+            </m:num>
+            <m:den>
+              <m:r>
+                <m:t>3</m:t>
+              </m:r>
+            </m:den>
+          </m:f>
+          <m:r>
+            <m:rPr>
+              <m:sty m:val="p"/>
+            </m:rPr>
+            <m:t>,</m:t>
+          </m:r>
+        </m:oMath>
+      </m:oMathPara>
+    </w:p>
+    <w:p>
+      <w:pPr>
+        <w:pStyle w:val="FirstParagraph"/>
+      </w:pPr>
+      <w:r>
+        <w:t xml:space="preserve">giving a one-event gap of</w:t>
+      </w:r>
+      <w:r>
+        <w:t xml:space="preserve"> </w:t>
+      </w:r>
+      <m:oMath>
+        <m:r>
+          <m:t>2</m:t>
+        </m:r>
+        <m:sSup>
+          <m:e>
+            <m:d>
+              <m:dPr>
+                <m:begChr m:val="|"/>
+                <m:endChr m:val="|"/>
+                <m:sepChr m:val=""/>
+                <m:grow/>
+              </m:dPr>
+              <m:e>
+                <m:r>
+                  <m:t>α</m:t>
+                </m:r>
+              </m:e>
+            </m:d>
+          </m:e>
+          <m:sup>
+            <m:r>
+              <m:t>3</m:t>
+            </m:r>
+          </m:sup>
+        </m:sSup>
+        <m:r>
+          <m:rPr>
+            <m:sty m:val="p"/>
+          </m:rPr>
+          <m:t>/</m:t>
+        </m:r>
+        <m:r>
+          <m:t>3</m:t>
+        </m:r>
+      </m:oMath>
+      <w:r>
+        <w:t xml:space="preserve">. At</w:t>
+      </w:r>
+      <w:r>
+        <w:t xml:space="preserve"> </w:t>
+      </w:r>
+      <m:oMath>
+        <m:r>
+          <m:t>ν</m:t>
+        </m:r>
+        <m:r>
+          <m:rPr>
+            <m:sty m:val="p"/>
+          </m:rPr>
+          <m:t>=</m:t>
+        </m:r>
+        <m:r>
+          <m:t>3</m:t>
+        </m:r>
+        <m:r>
+          <m:rPr>
+            <m:sty m:val="p"/>
+          </m:rPr>
+          <m:t>/</m:t>
+        </m:r>
+        <m:r>
+          <m:t>16</m:t>
+        </m:r>
+      </m:oMath>
+      <w:r>
+        <w:t xml:space="preserve"> </w:t>
+      </w:r>
+      <w:r>
+        <w:t xml:space="preserve">this gap is exactly</w:t>
+      </w:r>
+      <w:r>
+        <w:t xml:space="preserve"> </w:t>
+      </w:r>
+      <m:oMath>
+        <m:r>
+          <m:t>2</m:t>
+        </m:r>
+        <m:sSup>
+          <m:e>
+            <m:d>
+              <m:dPr>
+                <m:begChr m:val="("/>
+                <m:endChr m:val=")"/>
+                <m:sepChr m:val=""/>
+                <m:grow/>
+              </m:dPr>
+              <m:e>
+                <m:r>
+                  <m:t>23</m:t>
+                </m:r>
+                <m:r>
+                  <m:rPr>
+                    <m:sty m:val="p"/>
+                  </m:rPr>
+                  <m:t>/</m:t>
+                </m:r>
+                <m:r>
+                  <m:t>32</m:t>
+                </m:r>
+              </m:e>
+            </m:d>
+          </m:e>
+          <m:sup>
+            <m:r>
+              <m:t>3</m:t>
+            </m:r>
+          </m:sup>
+        </m:sSup>
+        <m:r>
+          <m:rPr>
+            <m:sty m:val="p"/>
+          </m:rPr>
+          <m:t>/</m:t>
+        </m:r>
+        <m:r>
+          <m:t>3</m:t>
+        </m:r>
+        <m:r>
+          <m:rPr>
+            <m:sty m:val="p"/>
+          </m:rPr>
+          <m:t>≈</m:t>
+        </m:r>
+        <m:r>
+          <m:t>0.24754</m:t>
+        </m:r>
+      </m:oMath>
+      <w:r>
+        <w:t xml:space="preserve">, already overwhelming for a basic distinguisher.</w:t>
+      </w:r>
+    </w:p>
+    <w:p>
+      <w:pPr>
+        <w:pStyle w:val="BodyText"/>
+      </w:pPr>
+      <w:r>
+        <w:rPr>
+          <w:bCs/>
+          <w:b/>
+        </w:rPr>
+        <w:t xml:space="preserve">Proof.</w:t>
+      </w:r>
+      <w:r>
+        <w:t xml:space="preserve"> </w:t>
+      </w:r>
+      <w:r>
+        <w:t xml:space="preserve">Affinity implies</w:t>
+      </w:r>
+      <w:r>
+        <w:t xml:space="preserve"> </w:t>
+      </w:r>
+      <m:oMath>
+        <m:nary>
+          <m:naryPr>
+            <m:chr m:val="∑"/>
+            <m:limLoc m:val="undOvr"/>
+            <m:subHide m:val="off"/>
+            <m:supHide m:val="on"/>
+          </m:naryPr>
+          <m:sub>
+            <m:r>
+              <m:t>j</m:t>
+            </m:r>
+          </m:sub>
+          <m:sup>
+            <m:r>
+              <m:t>​</m:t>
+            </m:r>
+          </m:sup>
+          <m:e>
+            <m:r>
+              <m:t>h</m:t>
+            </m:r>
+          </m:e>
+        </m:nary>
+        <m:d>
+          <m:dPr>
+            <m:begChr m:val="("/>
+            <m:endChr m:val=")"/>
+            <m:sepChr m:val=""/>
+            <m:grow/>
+          </m:dPr>
+          <m:e>
+            <m:sSub>
+              <m:e>
+                <m:r>
+                  <m:t>x</m:t>
+                </m:r>
+              </m:e>
+              <m:sub>
+                <m:r>
+                  <m:t>j</m:t>
+                </m:r>
+              </m:sub>
+            </m:sSub>
+          </m:e>
+        </m:d>
+        <m:r>
+          <m:rPr>
+            <m:sty m:val="p"/>
+          </m:rPr>
+          <m:t>=</m:t>
+        </m:r>
+        <m:r>
+          <m:t>L</m:t>
+        </m:r>
+        <m:nary>
+          <m:naryPr>
+            <m:chr m:val="∑"/>
+            <m:limLoc m:val="undOvr"/>
+            <m:subHide m:val="off"/>
+            <m:supHide m:val="on"/>
+          </m:naryPr>
+          <m:sub>
+            <m:r>
+              <m:t>j</m:t>
+            </m:r>
+          </m:sub>
+          <m:sup>
+            <m:r>
+              <m:t>​</m:t>
+            </m:r>
+          </m:sup>
+          <m:e>
+            <m:sSub>
+              <m:e>
+                <m:r>
+                  <m:t>x</m:t>
+                </m:r>
+              </m:e>
+              <m:sub>
+                <m:r>
+                  <m:t>j</m:t>
+                </m:r>
+              </m:sub>
+            </m:sSub>
+          </m:e>
+        </m:nary>
+        <m:r>
+          <m:rPr>
+            <m:sty m:val="p"/>
+          </m:rPr>
+          <m:t>+</m:t>
+        </m:r>
+        <m:r>
+          <m:t>3</m:t>
+        </m:r>
+        <m:r>
+          <m:t>c</m:t>
+        </m:r>
+        <m:r>
+          <m:rPr>
+            <m:sty m:val="p"/>
+          </m:rPr>
+          <m:t>=</m:t>
+        </m:r>
+        <m:r>
+          <m:t>0</m:t>
+        </m:r>
+      </m:oMath>
+      <w:r>
+        <w:t xml:space="preserve"> </w:t>
+      </w:r>
+      <w:r>
+        <w:t xml:space="preserve">in</w:t>
+      </w:r>
+      <w:r>
+        <w:t xml:space="preserve"> </w:t>
+      </w:r>
+      <m:oMath>
+        <m:sSub>
+          <m:e>
+            <m:r>
+              <m:rPr>
+                <m:sty m:val="p"/>
+                <m:scr m:val="double-struck"/>
+              </m:rPr>
+              <m:t>F</m:t>
+            </m:r>
+          </m:e>
+          <m:sub>
+            <m:r>
+              <m:t>3</m:t>
+            </m:r>
+          </m:sub>
+        </m:sSub>
+      </m:oMath>
+      <w:r>
+        <w:t xml:space="preserve">. Thus the inner-product term cancels. The Fourier coefficient of each independent</w:t>
+      </w:r>
+      <w:r>
+        <w:t xml:space="preserve"> </w:t>
+      </w:r>
+      <m:oMath>
+        <m:sSub>
+          <m:e>
+            <m:r>
+              <m:rPr>
+                <m:sty m:val="p"/>
+                <m:scr m:val="double-struck"/>
+              </m:rPr>
+              <m:t>F</m:t>
+            </m:r>
+          </m:e>
+          <m:sub>
+            <m:r>
+              <m:t>3</m:t>
+            </m:r>
+          </m:sub>
+        </m:sSub>
+      </m:oMath>
+      <w:r>
+        <w:t xml:space="preserve">-symmetric error at either nontrivial character is</w:t>
+      </w:r>
+      <w:r>
+        <w:t xml:space="preserve"> </w:t>
+      </w:r>
+      <m:oMath>
+        <m:r>
+          <m:t>1</m:t>
+        </m:r>
+        <m:r>
+          <m:rPr>
+            <m:sty m:val="p"/>
+          </m:rPr>
+          <m:t>−</m:t>
+        </m:r>
+        <m:r>
+          <m:t>3</m:t>
+        </m:r>
+        <m:r>
+          <m:t>ν</m:t>
+        </m:r>
+        <m:r>
+          <m:rPr>
+            <m:sty m:val="p"/>
+          </m:rPr>
+          <m:t>/</m:t>
+        </m:r>
+        <m:r>
+          <m:t>2</m:t>
+        </m:r>
+      </m:oMath>
+      <w:r>
+        <w:t xml:space="preserve">. Three independent errors have nontrivial coefficient</w:t>
+      </w:r>
+      <w:r>
+        <w:t xml:space="preserve"> </w:t>
+      </w:r>
+      <m:oMath>
+        <m:sSup>
+          <m:e>
+            <m:r>
+              <m:t>α</m:t>
+            </m:r>
+          </m:e>
+          <m:sup>
+            <m:r>
+              <m:t>3</m:t>
+            </m:r>
+          </m:sup>
+        </m:sSup>
+      </m:oMath>
+      <w:r>
+        <w:t xml:space="preserve">, yielding zero-sum probability</w:t>
+      </w:r>
+      <w:r>
+        <w:t xml:space="preserve"> </w:t>
+      </w:r>
+      <m:oMath>
+        <m:d>
+          <m:dPr>
+            <m:begChr m:val="("/>
+            <m:endChr m:val=")"/>
+            <m:sepChr m:val=""/>
+            <m:grow/>
+          </m:dPr>
+          <m:e>
+            <m:r>
+              <m:t>1</m:t>
+            </m:r>
+            <m:r>
+              <m:rPr>
+                <m:sty m:val="p"/>
+              </m:rPr>
+              <m:t>+</m:t>
+            </m:r>
+            <m:r>
+              <m:t>2</m:t>
+            </m:r>
+            <m:sSup>
+              <m:e>
+                <m:r>
+                  <m:t>α</m:t>
+                </m:r>
+              </m:e>
+              <m:sup>
+                <m:r>
+                  <m:t>3</m:t>
+                </m:r>
+              </m:sup>
+            </m:sSup>
+          </m:e>
+        </m:d>
+        <m:r>
+          <m:rPr>
+            <m:sty m:val="p"/>
+          </m:rPr>
+          <m:t>/</m:t>
+        </m:r>
+        <m:r>
+          <m:t>3</m:t>
+        </m:r>
+      </m:oMath>
+      <w:r>
+        <w:t xml:space="preserve"> </w:t>
+      </w:r>
+      <w:r>
+        <w:t xml:space="preserve">by Fourier inversion. A sum including one uniform ternary symbol is uniform.</w:t>
+      </w:r>
+      <w:r>
+        <w:t xml:space="preserve"> </w:t>
+      </w:r>
+      <m:oMath>
+        <m:r>
+          <m:rPr>
+            <m:sty m:val="p"/>
+          </m:rPr>
+          <m:t>▫</m:t>
+        </m:r>
+      </m:oMath>
+    </w:p>
+    <w:p>
+      <w:pPr>
+        <w:pStyle w:val="BodyText"/>
+      </w:pPr>
+      <w:r>
+        <w:rPr>
+          <w:bCs/>
+          <w:b/>
+        </w:rPr>
+        <w:t xml:space="preserve">Scope.</w:t>
+      </w:r>
+      <w:r>
+        <w:t xml:space="preserve"> </w:t>
+      </w:r>
+      <w:r>
+        <w:t xml:space="preserve">This corollary is</w:t>
+      </w:r>
+      <w:r>
+        <w:t xml:space="preserve"> </w:t>
+      </w:r>
+      <w:r>
+        <w:rPr>
+          <w:bCs/>
+          <w:b/>
+        </w:rPr>
+        <w:t xml:space="preserve">not a break of the historical</w:t>
+      </w:r>
+      <w:r>
+        <w:rPr>
+          <w:bCs/>
+          <w:b/>
+        </w:rPr>
+        <w:t xml:space="preserve"> </w:t>
+      </w:r>
+      <m:oMath>
+        <m:r>
+          <m:t>K</m:t>
+        </m:r>
+        <m:r>
+          <m:rPr>
+            <m:sty m:val="p"/>
+          </m:rPr>
+          <m:t>=</m:t>
+        </m:r>
+        <m:sSub>
+          <m:e>
+            <m:r>
+              <m:rPr>
+                <m:sty m:val="p"/>
+                <m:scr m:val="double-struck"/>
+              </m:rPr>
+              <m:t>F</m:t>
+            </m:r>
+          </m:e>
+          <m:sub>
+            <m:sSup>
+              <m:e>
+                <m:r>
+                  <m:t>2</m:t>
+                </m:r>
+              </m:e>
+              <m:sup>
+                <m:r>
+                  <m:t>10</m:t>
+                </m:r>
+              </m:sup>
+            </m:sSup>
+          </m:sub>
+        </m:sSub>
+      </m:oMath>
+      <w:r>
+        <w:rPr>
+          <w:bCs/>
+          <w:b/>
+        </w:rPr>
+        <w:t xml:space="preserve"> </w:t>
+      </w:r>
+      <w:r>
+        <w:rPr>
+          <w:bCs/>
+          <w:b/>
+        </w:rPr>
+        <w:t xml:space="preserve">version</w:t>
+      </w:r>
+      <w:r>
+        <w:t xml:space="preserve">: its dense field labels were sampled independently of assignment vectors, so the premise</w:t>
+      </w:r>
+      <w:r>
+        <w:t xml:space="preserve"> </w:t>
+      </w:r>
+      <m:oMath>
+        <m:r>
+          <m:t>h</m:t>
+        </m:r>
+        <m:d>
+          <m:dPr>
+            <m:begChr m:val="("/>
+            <m:endChr m:val=")"/>
+            <m:sepChr m:val=""/>
+            <m:grow/>
+          </m:dPr>
+          <m:e>
+            <m:r>
+              <m:t>x</m:t>
+            </m:r>
+          </m:e>
+        </m:d>
+        <m:r>
+          <m:rPr>
+            <m:sty m:val="p"/>
+          </m:rPr>
+          <m:t>=</m:t>
+        </m:r>
+        <m:r>
+          <m:t>L</m:t>
+        </m:r>
+        <m:r>
+          <m:t>x</m:t>
+        </m:r>
+        <m:r>
+          <m:rPr>
+            <m:sty m:val="p"/>
+          </m:rPr>
+          <m:t>+</m:t>
+        </m:r>
+        <m:r>
+          <m:t>c</m:t>
+        </m:r>
+      </m:oMath>
+      <w:r>
+        <w:t xml:space="preserve"> </w:t>
+      </w:r>
+      <w:r>
+        <w:t xml:space="preserve">over</w:t>
+      </w:r>
+      <w:r>
+        <w:t xml:space="preserve"> </w:t>
+      </w:r>
+      <m:oMath>
+        <m:sSub>
+          <m:e>
+            <m:r>
+              <m:rPr>
+                <m:sty m:val="p"/>
+                <m:scr m:val="double-struck"/>
+              </m:rPr>
+              <m:t>F</m:t>
+            </m:r>
+          </m:e>
+          <m:sub>
+            <m:r>
+              <m:t>3</m:t>
+            </m:r>
+          </m:sub>
+        </m:sSub>
+      </m:oMath>
+      <w:r>
+        <w:t xml:space="preserve"> </w:t>
+      </w:r>
+      <w:r>
+        <w:t xml:space="preserve">fails. The theorem instead shows that replacing those labels with an apparently</w:t>
+      </w:r>
+      <w:r>
+        <w:t xml:space="preserve"> </w:t>
+      </w:r>
+      <w:r>
+        <w:t xml:space="preserve">‘</w:t>
+      </w:r>
+      <w:r>
+        <w:t xml:space="preserve">NCSG-native</w:t>
+      </w:r>
+      <w:r>
+        <w:t xml:space="preserve">’</w:t>
+      </w:r>
+      <w:r>
+        <w:t xml:space="preserve"> </w:t>
+      </w:r>
+      <w:r>
+        <w:rPr>
+          <w:iCs/>
+          <w:i/>
+        </w:rPr>
+        <w:t xml:space="preserve">affine</w:t>
+      </w:r>
+      <w:r>
+        <w:t xml:space="preserve"> </w:t>
+      </w:r>
+      <w:r>
+        <w:t xml:space="preserve">assignment encoding would resurrect the old short-relation leakage, now as</w:t>
+      </w:r>
+      <w:r>
+        <w:t xml:space="preserve"> </w:t>
+      </w:r>
+      <w:r>
+        <w:rPr>
+          <w:bCs/>
+          <w:b/>
+        </w:rPr>
+        <w:t xml:space="preserve">three-point</w:t>
+      </w:r>
+      <w:r>
+        <w:t xml:space="preserve"> </w:t>
+      </w:r>
+      <w:r>
+        <w:t xml:space="preserve">rather than Boolean four-point constraints. Independent dense labels avoid this algebraic leak only by making NCSG geometry cryptographically removable, as proved in Section 6. Both design traps must be avoided</w:t>
+      </w:r>
+      <w:r>
+        <w:t xml:space="preserve"> </w:t>
+      </w:r>
+      <w:r>
+        <w:rPr>
+          <w:iCs/>
+          <w:i/>
+        </w:rPr>
+        <w:t xml:space="preserve">simultaneously</w:t>
+      </w:r>
+      <w:r>
+        <w:t xml:space="preserve"> </w:t>
+      </w:r>
+      <w:r>
+        <w:t xml:space="preserve">in any genuine NCSG-only successor.</w:t>
+      </w:r>
+    </w:p>
+    <w:p>
+      <w:pPr>
+        <w:pStyle w:val="BodyText"/>
+      </w:pPr>
+      <w:r>
+        <w:rPr>
+          <w:bCs/>
+          <w:b/>
+        </w:rPr>
+        <w:t xml:space="preserve">Corollary 4.1c (message recovery after aggregation, still conditional on an insecure label design).</w:t>
+      </w:r>
+      <w:r>
+        <w:t xml:space="preserve"> </w:t>
+      </w:r>
+      <w:r>
+        <w:t xml:space="preserve">Suppose all</w:t>
+      </w:r>
+      <w:r>
+        <w:t xml:space="preserve"> </w:t>
+      </w:r>
+      <m:oMath>
+        <m:r>
+          <m:t>m</m:t>
+        </m:r>
+      </m:oMath>
+      <w:r>
+        <w:t xml:space="preserve"> </w:t>
+      </w:r>
+      <w:r>
+        <w:t xml:space="preserve">public buckets of the</w:t>
+      </w:r>
+      <w:r>
+        <w:t xml:space="preserve"> </w:t>
+      </w:r>
+      <w:r>
+        <w:rPr>
+          <w:iCs/>
+          <w:i/>
+        </w:rPr>
+        <w:t xml:space="preserve">hypothetical ternary-affine-label encryption</w:t>
+      </w:r>
+      <w:r>
+        <w:t xml:space="preserve"> </w:t>
+      </w:r>
+      <w:r>
+        <w:t xml:space="preserve">from Corollary 4.1b are used to encode one message bit, with independent per-coordinate symbol errors and all coordinates independently uniform under the one-bit distribution. Choose the guaranteed</w:t>
+      </w:r>
+      <w:r>
+        <w:t xml:space="preserve"> </w:t>
+      </w:r>
+      <m:oMath>
+        <m:sSup>
+          <m:e>
+            <m:r>
+              <m:t>3</m:t>
+            </m:r>
+          </m:e>
+          <m:sup>
+            <m:r>
+              <m:t>d</m:t>
+            </m:r>
+            <m:r>
+              <m:rPr>
+                <m:sty m:val="p"/>
+              </m:rPr>
+              <m:t>−</m:t>
+            </m:r>
+            <m:r>
+              <m:t>1</m:t>
+            </m:r>
+          </m:sup>
+        </m:sSup>
+      </m:oMath>
+      <w:r>
+        <w:t xml:space="preserve"> </w:t>
+      </w:r>
+      <w:r>
+        <w:t xml:space="preserve">disjoint affine lines within each bucket. Then there are</w:t>
+      </w:r>
+      <w:r>
+        <w:t xml:space="preserve"> </w:t>
+      </w:r>
+      <m:oMath>
+        <m:r>
+          <m:t>T</m:t>
+        </m:r>
+        <m:r>
+          <m:rPr>
+            <m:sty m:val="p"/>
+          </m:rPr>
+          <m:t>=</m:t>
+        </m:r>
+        <m:r>
+          <m:t>m</m:t>
+        </m:r>
+        <m:sSup>
+          <m:e>
+            <m:r>
+              <m:t>3</m:t>
+            </m:r>
+          </m:e>
+          <m:sup>
+            <m:r>
+              <m:t>d</m:t>
+            </m:r>
+            <m:r>
+              <m:rPr>
+                <m:sty m:val="p"/>
+              </m:rPr>
+              <m:t>−</m:t>
+            </m:r>
+            <m:r>
+              <m:t>1</m:t>
+            </m:r>
+          </m:sup>
+        </m:sSup>
+      </m:oMath>
+      <w:r>
+        <w:t xml:space="preserve"> </w:t>
+      </w:r>
+      <w:r>
+        <w:rPr>
+          <w:bCs/>
+          <w:b/>
+        </w:rPr>
+        <w:t xml:space="preserve">disjoint</w:t>
+      </w:r>
+      <w:r>
+        <w:t xml:space="preserve"> </w:t>
+      </w:r>
+      <w:r>
+        <w:t xml:space="preserve">public three-point tests whose indicators are independent, even though the encryption randomness</w:t>
+      </w:r>
+      <w:r>
+        <w:t xml:space="preserve"> </w:t>
+      </w:r>
+      <m:oMath>
+        <m:r>
+          <m:t>t</m:t>
+        </m:r>
+      </m:oMath>
+      <w:r>
+        <w:t xml:space="preserve"> </w:t>
+      </w:r>
+      <w:r>
+        <w:t xml:space="preserve">is shared: the affine-label contributions cancel deterministically in every triple. Let</w:t>
+      </w:r>
+      <w:r>
+        <w:t xml:space="preserve"> </w:t>
+      </w:r>
+      <m:oMath>
+        <m:r>
+          <m:t>Δ</m:t>
+        </m:r>
+        <m:r>
+          <m:rPr>
+            <m:sty m:val="p"/>
+          </m:rPr>
+          <m:t>=</m:t>
+        </m:r>
+        <m:r>
+          <m:t>2</m:t>
+        </m:r>
+        <m:sSup>
+          <m:e>
+            <m:d>
+              <m:dPr>
+                <m:begChr m:val="|"/>
+                <m:endChr m:val="|"/>
+                <m:sepChr m:val=""/>
+                <m:grow/>
+              </m:dPr>
+              <m:e>
+                <m:r>
+                  <m:t>1</m:t>
+                </m:r>
+                <m:r>
+                  <m:rPr>
+                    <m:sty m:val="p"/>
+                  </m:rPr>
+                  <m:t>−</m:t>
+                </m:r>
+                <m:r>
+                  <m:t>3</m:t>
+                </m:r>
+                <m:r>
+                  <m:t>ν</m:t>
+                </m:r>
+                <m:r>
+                  <m:rPr>
+                    <m:sty m:val="p"/>
+                  </m:rPr>
+                  <m:t>/</m:t>
+                </m:r>
+                <m:r>
+                  <m:t>2</m:t>
+                </m:r>
+              </m:e>
+            </m:d>
+          </m:e>
+          <m:sup>
+            <m:r>
+              <m:t>3</m:t>
+            </m:r>
+          </m:sup>
+        </m:sSup>
+        <m:r>
+          <m:rPr>
+            <m:sty m:val="p"/>
+          </m:rPr>
+          <m:t>/</m:t>
+        </m:r>
+        <m:r>
+          <m:t>3</m:t>
+        </m:r>
+      </m:oMath>
+      <w:r>
+        <w:t xml:space="preserve">. By a midpoint-threshold classifier and Hoeffding’s inequality, the error probability for</w:t>
+      </w:r>
+      <w:r>
+        <w:t xml:space="preserve"> </w:t>
+      </w:r>
+      <w:r>
+        <w:rPr>
+          <w:bCs/>
+          <w:b/>
+        </w:rPr>
+        <w:t xml:space="preserve">each</w:t>
+      </w:r>
+      <w:r>
+        <w:t xml:space="preserve"> </w:t>
+      </w:r>
+      <w:r>
+        <w:t xml:space="preserve">bit class is at most</w:t>
+      </w:r>
+      <w:r>
+        <w:t xml:space="preserve"> </w:t>
+      </w:r>
+      <m:oMath>
+        <m:r>
+          <m:rPr>
+            <m:sty m:val="p"/>
+          </m:rPr>
+          <m:t>exp</m:t>
+        </m:r>
+        <m:d>
+          <m:dPr>
+            <m:begChr m:val="("/>
+            <m:endChr m:val=")"/>
+            <m:sepChr m:val=""/>
+            <m:grow/>
+          </m:dPr>
+          <m:e>
+            <m:r>
+              <m:rPr>
+                <m:sty m:val="p"/>
+              </m:rPr>
+              <m:t>−</m:t>
+            </m:r>
+            <m:r>
+              <m:t>T</m:t>
+            </m:r>
+            <m:sSup>
+              <m:e>
+                <m:r>
+                  <m:t>Δ</m:t>
+                </m:r>
+              </m:e>
+              <m:sup>
+                <m:r>
+                  <m:t>2</m:t>
+                </m:r>
+              </m:sup>
+            </m:sSup>
+            <m:r>
+              <m:rPr>
+                <m:sty m:val="p"/>
+              </m:rPr>
+              <m:t>/</m:t>
+            </m:r>
+            <m:r>
+              <m:t>2</m:t>
+            </m:r>
+          </m:e>
+        </m:d>
+      </m:oMath>
+      <w:r>
+        <w:t xml:space="preserve">. At</w:t>
+      </w:r>
+      <w:r>
+        <w:t xml:space="preserve"> </w:t>
+      </w:r>
+      <m:oMath>
+        <m:r>
+          <m:t>ν</m:t>
+        </m:r>
+        <m:r>
+          <m:rPr>
+            <m:sty m:val="p"/>
+          </m:rPr>
+          <m:t>=</m:t>
+        </m:r>
+        <m:r>
+          <m:t>3</m:t>
+        </m:r>
+        <m:r>
+          <m:rPr>
+            <m:sty m:val="p"/>
+          </m:rPr>
+          <m:t>/</m:t>
+        </m:r>
+        <m:r>
+          <m:t>16</m:t>
+        </m:r>
+      </m:oMath>
+      <w:r>
+        <w:t xml:space="preserve">, importing only the</w:t>
+      </w:r>
+      <w:r>
+        <w:t xml:space="preserve"> </w:t>
+      </w:r>
+      <w:r>
+        <w:rPr>
+          <w:iCs/>
+          <w:i/>
+        </w:rPr>
+        <w:t xml:space="preserve">geometry and bucket counts</w:t>
+      </w:r>
+      <w:r>
+        <w:t xml:space="preserve"> </w:t>
+      </w:r>
+      <w:r>
+        <w:t xml:space="preserve">of the three source profiles into such an insecure ternary-affine experiment would give</w:t>
+      </w:r>
+      <w:r>
+        <w:t xml:space="preserve"> </w:t>
+      </w:r>
+      <m:oMath>
+        <m:r>
+          <m:t>T</m:t>
+        </m:r>
+        <m:r>
+          <m:rPr>
+            <m:sty m:val="p"/>
+          </m:rPr>
+          <m:t>=</m:t>
+        </m:r>
+        <m:r>
+          <m:t>9</m:t>
+        </m:r>
+        <m:r>
+          <m:rPr>
+            <m:sty m:val="p"/>
+          </m:rPr>
+          <m:t>,</m:t>
+        </m:r>
+        <m:r>
+          <m:t>216</m:t>
+        </m:r>
+      </m:oMath>
+      <w:r>
+        <w:t xml:space="preserve">,</w:t>
+      </w:r>
+      <w:r>
+        <w:t xml:space="preserve"> </w:t>
+      </w:r>
+      <m:oMath>
+        <m:r>
+          <m:t>41</m:t>
+        </m:r>
+        <m:r>
+          <m:rPr>
+            <m:sty m:val="p"/>
+          </m:rPr>
+          <m:t>,</m:t>
+        </m:r>
+        <m:r>
+          <m:t>472</m:t>
+        </m:r>
+      </m:oMath>
+      <w:r>
+        <w:t xml:space="preserve">,</w:t>
+      </w:r>
+      <w:r>
+        <w:t xml:space="preserve"> </w:t>
+      </w:r>
+      <m:oMath>
+        <m:r>
+          <m:t>165</m:t>
+        </m:r>
+        <m:r>
+          <m:rPr>
+            <m:sty m:val="p"/>
+          </m:rPr>
+          <m:t>,</m:t>
+        </m:r>
+        <m:r>
+          <m:t>888</m:t>
+        </m:r>
+      </m:oMath>
+      <w:r>
+        <w:t xml:space="preserve">, respectively, and corresponding log-base-two error upper bounds approximately</w:t>
+      </w:r>
+      <w:r>
+        <w:t xml:space="preserve"> </w:t>
+      </w:r>
+      <m:oMath>
+        <m:r>
+          <m:rPr>
+            <m:sty m:val="p"/>
+          </m:rPr>
+          <m:t>−</m:t>
+        </m:r>
+        <m:r>
+          <m:t>407.35</m:t>
+        </m:r>
+      </m:oMath>
+      <w:r>
+        <w:t xml:space="preserve">,</w:t>
+      </w:r>
+      <w:r>
+        <w:t xml:space="preserve"> </w:t>
+      </w:r>
+      <m:oMath>
+        <m:r>
+          <m:rPr>
+            <m:sty m:val="p"/>
+          </m:rPr>
+          <m:t>−</m:t>
+        </m:r>
+        <m:r>
+          <m:t>1833.09</m:t>
+        </m:r>
+      </m:oMath>
+      <w:r>
+        <w:t xml:space="preserve">, and</w:t>
+      </w:r>
+      <w:r>
+        <w:t xml:space="preserve"> </w:t>
+      </w:r>
+      <m:oMath>
+        <m:r>
+          <m:rPr>
+            <m:sty m:val="p"/>
+          </m:rPr>
+          <m:t>−</m:t>
+        </m:r>
+        <m:r>
+          <m:t>7332.37</m:t>
+        </m:r>
+      </m:oMath>
+      <w:r>
+        <w:t xml:space="preserve">. These numbers show the</w:t>
+      </w:r>
+      <w:r>
+        <w:t xml:space="preserve"> </w:t>
+      </w:r>
+      <w:r>
+        <w:rPr>
+          <w:bCs/>
+          <w:b/>
+        </w:rPr>
+        <w:t xml:space="preserve">severity of the attack on that rejected experiment</w:t>
+      </w:r>
+      <w:r>
+        <w:t xml:space="preserve">, and</w:t>
+      </w:r>
+      <w:r>
+        <w:t xml:space="preserve"> </w:t>
+      </w:r>
+      <w:r>
+        <w:rPr>
+          <w:bCs/>
+          <w:b/>
+        </w:rPr>
+        <w:t xml:space="preserve">are not</w:t>
+      </w:r>
+      <w:r>
+        <w:t xml:space="preserve"> </w:t>
+      </w:r>
+      <w:r>
+        <w:t xml:space="preserve">security levels, correctness estimates or attacks on the source</w:t>
+      </w:r>
+      <w:r>
+        <w:t xml:space="preserve"> </w:t>
+      </w:r>
+      <m:oMath>
+        <m:r>
+          <m:t>K</m:t>
+        </m:r>
+        <m:r>
+          <m:rPr>
+            <m:sty m:val="p"/>
+          </m:rPr>
+          <m:t>=</m:t>
+        </m:r>
+        <m:sSub>
+          <m:e>
+            <m:r>
+              <m:rPr>
+                <m:sty m:val="p"/>
+                <m:scr m:val="double-struck"/>
+              </m:rPr>
+              <m:t>F</m:t>
+            </m:r>
+          </m:e>
+          <m:sub>
+            <m:sSup>
+              <m:e>
+                <m:r>
+                  <m:t>2</m:t>
+                </m:r>
+              </m:e>
+              <m:sup>
+                <m:r>
+                  <m:t>10</m:t>
+                </m:r>
+              </m:sup>
+            </m:sSup>
+          </m:sub>
+        </m:sSub>
+      </m:oMath>
+      <w:r>
+        <w:t xml:space="preserve"> </w:t>
+      </w:r>
+      <w:r>
+        <w:t xml:space="preserve">independent labels.</w:t>
+      </w:r>
+    </w:p>
+    <w:p>
+      <w:pPr>
+        <w:pStyle w:val="BodyText"/>
+      </w:pPr>
+      <w:r>
+        <w:rPr>
+          <w:bCs/>
+          <w:b/>
+        </w:rPr>
+        <w:t xml:space="preserve">Proof.</w:t>
+      </w:r>
+      <w:r>
+        <w:t xml:space="preserve"> </w:t>
+      </w:r>
+      <w:r>
+        <w:t xml:space="preserve">A full partition into disjoint triples is supplied by Theorem 4.1. Each event depends only on its own three independent error variables for bit zero, or on its own three independent uniform ciphertext variables for bit one; the common secret-noise-free inner product vanishes by the public triple relation. Their Bernoulli event means differ by</w:t>
+      </w:r>
+      <w:r>
+        <w:t xml:space="preserve"> </w:t>
+      </w:r>
+      <m:oMath>
+        <m:r>
+          <m:t>Δ</m:t>
+        </m:r>
+      </m:oMath>
+      <w:r>
+        <w:t xml:space="preserve">. For each class, Hoeffding bounds crossing the midpoint by</w:t>
+      </w:r>
+      <w:r>
+        <w:t xml:space="preserve"> </w:t>
+      </w:r>
+      <m:oMath>
+        <m:r>
+          <m:rPr>
+            <m:sty m:val="p"/>
+          </m:rPr>
+          <m:t>exp</m:t>
+        </m:r>
+        <m:d>
+          <m:dPr>
+            <m:begChr m:val="("/>
+            <m:endChr m:val=")"/>
+            <m:sepChr m:val=""/>
+            <m:grow/>
+          </m:dPr>
+          <m:e>
+            <m:r>
+              <m:rPr>
+                <m:sty m:val="p"/>
+              </m:rPr>
+              <m:t>−</m:t>
+            </m:r>
+            <m:r>
+              <m:t>2</m:t>
+            </m:r>
+            <m:r>
+              <m:t>T</m:t>
+            </m:r>
+            <m:sSup>
+              <m:e>
+                <m:d>
+                  <m:dPr>
+                    <m:begChr m:val="("/>
+                    <m:endChr m:val=")"/>
+                    <m:sepChr m:val=""/>
+                    <m:grow/>
+                  </m:dPr>
+                  <m:e>
+                    <m:r>
+                      <m:t>Δ</m:t>
+                    </m:r>
+                    <m:r>
+                      <m:rPr>
+                        <m:sty m:val="p"/>
+                      </m:rPr>
+                      <m:t>/</m:t>
+                    </m:r>
+                    <m:r>
+                      <m:t>2</m:t>
+                    </m:r>
+                  </m:e>
+                </m:d>
+              </m:e>
+              <m:sup>
+                <m:r>
+                  <m:t>2</m:t>
+                </m:r>
+              </m:sup>
+            </m:sSup>
+          </m:e>
+        </m:d>
+      </m:oMath>
+      <w:r>
+        <w:t xml:space="preserve">.</w:t>
+      </w:r>
+      <w:r>
+        <w:t xml:space="preserve"> </w:t>
+      </w:r>
+      <m:oMath>
+        <m:r>
+          <m:rPr>
+            <m:sty m:val="p"/>
+          </m:rPr>
+          <m:t>▫</m:t>
+        </m:r>
+      </m:oMath>
+    </w:p>
+    <w:p>
+      <w:pPr>
+        <w:pStyle w:val="BodyText"/>
+      </w:pPr>
+      <w:r>
+        <w:rPr>
+          <w:bCs/>
+          <w:b/>
+        </w:rPr>
+        <w:t xml:space="preserve">Reproduction on the exact original local parameters.</w:t>
+      </w:r>
+      <w:r>
+        <w:t xml:space="preserve"> </w:t>
+      </w:r>
+      <w:r>
+        <w:t xml:space="preserve">The script `research-2028/attacks/ternary_affine_line_leakage.py` samples random valid</w:t>
+      </w:r>
+      <w:r>
+        <w:t xml:space="preserve"> </w:t>
+      </w:r>
+      <m:oMath>
+        <m:r>
+          <m:t>A</m:t>
+        </m:r>
+        <m:r>
+          <m:rPr>
+            <m:sty m:val="p"/>
+          </m:rPr>
+          <m:t>,</m:t>
+        </m:r>
+        <m:r>
+          <m:t>B</m:t>
+        </m:r>
+        <m:r>
+          <m:rPr>
+            <m:sty m:val="p"/>
+          </m:rPr>
+          <m:t>,</m:t>
+        </m:r>
+        <m:sSub>
+          <m:e>
+            <m:r>
+              <m:t>Q</m:t>
+            </m:r>
+          </m:e>
+          <m:sub>
+            <m:r>
+              <m:t>0</m:t>
+            </m:r>
+          </m:sub>
+        </m:sSub>
+      </m:oMath>
+      <w:r>
+        <w:t xml:space="preserve"> </w:t>
+      </w:r>
+      <w:r>
+        <w:t xml:space="preserve">and checks all three recorded</w:t>
+      </w:r>
+      <w:r>
+        <w:t xml:space="preserve"> </w:t>
+      </w:r>
+      <m:oMath>
+        <m:d>
+          <m:dPr>
+            <m:begChr m:val="("/>
+            <m:endChr m:val=")"/>
+            <m:sepChr m:val=""/>
+            <m:grow/>
+          </m:dPr>
+          <m:e>
+            <m:r>
+              <m:t>k</m:t>
+            </m:r>
+            <m:r>
+              <m:rPr>
+                <m:sty m:val="p"/>
+              </m:rPr>
+              <m:t>,</m:t>
+            </m:r>
+            <m:r>
+              <m:t>d</m:t>
+            </m:r>
+          </m:e>
+        </m:d>
+      </m:oMath>
+      <w:r>
+        <w:t xml:space="preserve"> </w:t>
+      </w:r>
+      <w:r>
+        <w:t xml:space="preserve">choices</w:t>
+      </w:r>
+      <w:r>
+        <w:t xml:space="preserve"> </w:t>
+      </w:r>
+      <m:oMath>
+        <m:d>
+          <m:dPr>
+            <m:begChr m:val="("/>
+            <m:endChr m:val=")"/>
+            <m:sepChr m:val=""/>
+            <m:grow/>
+          </m:dPr>
+          <m:e>
+            <m:r>
+              <m:t>5</m:t>
+            </m:r>
+            <m:r>
+              <m:rPr>
+                <m:sty m:val="p"/>
+              </m:rPr>
+              <m:t>,</m:t>
+            </m:r>
+            <m:r>
+              <m:t>3</m:t>
+            </m:r>
+          </m:e>
+        </m:d>
+        <m:r>
+          <m:rPr>
+            <m:sty m:val="p"/>
+          </m:rPr>
+          <m:t>,</m:t>
+        </m:r>
+        <m:d>
+          <m:dPr>
+            <m:begChr m:val="("/>
+            <m:endChr m:val=")"/>
+            <m:sepChr m:val=""/>
+            <m:grow/>
+          </m:dPr>
+          <m:e>
+            <m:r>
+              <m:t>7</m:t>
+            </m:r>
+            <m:r>
+              <m:rPr>
+                <m:sty m:val="p"/>
+              </m:rPr>
+              <m:t>,</m:t>
+            </m:r>
+            <m:r>
+              <m:t>4</m:t>
+            </m:r>
+          </m:e>
+        </m:d>
+        <m:r>
+          <m:rPr>
+            <m:sty m:val="p"/>
+          </m:rPr>
+          <m:t>,</m:t>
+        </m:r>
+        <m:d>
+          <m:dPr>
+            <m:begChr m:val="("/>
+            <m:endChr m:val=")"/>
+            <m:sepChr m:val=""/>
+            <m:grow/>
+          </m:dPr>
+          <m:e>
+            <m:r>
+              <m:t>9</m:t>
+            </m:r>
+            <m:r>
+              <m:rPr>
+                <m:sty m:val="p"/>
+              </m:rPr>
+              <m:t>,</m:t>
+            </m:r>
+            <m:r>
+              <m:t>5</m:t>
+            </m:r>
+          </m:e>
+        </m:d>
+      </m:oMath>
+      <w:r>
+        <w:t xml:space="preserve"> </w:t>
+      </w:r>
+      <w:r>
+        <w:t xml:space="preserve">under three independent seeds each. It confirms disjoint partitions into</w:t>
+      </w:r>
+      <w:r>
+        <w:t xml:space="preserve"> </w:t>
+      </w:r>
+      <m:oMath>
+        <m:r>
+          <m:t>9</m:t>
+        </m:r>
+        <m:r>
+          <m:rPr>
+            <m:sty m:val="p"/>
+          </m:rPr>
+          <m:t>,</m:t>
+        </m:r>
+        <m:r>
+          <m:t>27</m:t>
+        </m:r>
+        <m:r>
+          <m:rPr>
+            <m:sty m:val="p"/>
+          </m:rPr>
+          <m:t>,</m:t>
+        </m:r>
+        <m:r>
+          <m:t>81</m:t>
+        </m:r>
+      </m:oMath>
+      <w:r>
+        <w:t xml:space="preserve"> </w:t>
+      </w:r>
+      <w:r>
+        <w:t xml:space="preserve">affine three-point lines for fibers of size</w:t>
+      </w:r>
+      <w:r>
+        <w:t xml:space="preserve"> </w:t>
+      </w:r>
+      <m:oMath>
+        <m:r>
+          <m:t>27</m:t>
+        </m:r>
+        <m:r>
+          <m:rPr>
+            <m:sty m:val="p"/>
+          </m:rPr>
+          <m:t>,</m:t>
+        </m:r>
+        <m:r>
+          <m:t>81</m:t>
+        </m:r>
+        <m:r>
+          <m:rPr>
+            <m:sty m:val="p"/>
+          </m:rPr>
+          <m:t>,</m:t>
+        </m:r>
+        <m:r>
+          <m:t>243</m:t>
+        </m:r>
+      </m:oMath>
+      <w:r>
+        <w:t xml:space="preserve">, respectively, and enumerates public triples using only</w:t>
+      </w:r>
+      <w:r>
+        <w:t xml:space="preserve"> </w:t>
+      </w:r>
+      <m:oMath>
+        <m:r>
+          <m:t>S</m:t>
+        </m:r>
+      </m:oMath>
+      <w:r>
+        <w:t xml:space="preserve">. These are fully specified local finite tests and an exact symbolic proof, not global KEM security experiments.</w:t>
+      </w:r>
+    </w:p>
     <w:bookmarkEnd w:id="27"/>
-    <w:bookmarkStart w:id="29" w:name="X3a9c0611ff6b2674f906122bba6123927b4637d"/>
+    <w:bookmarkEnd w:id="28"/>
+    <w:bookmarkStart w:id="30" w:name="X3a9c0611ff6b2674f906122bba6123927b4637d"/>
     <w:p>
       <w:pPr>
         <w:pStyle w:val="Heading1"/>
@@ -5662,7 +9929,7 @@
         <w:t xml:space="preserve">.</w:t>
       </w:r>
     </w:p>
-    <w:bookmarkStart w:id="28" w:name="exact-noise-and-bit-encryption"/>
+    <w:bookmarkStart w:id="29" w:name="exact-noise-and-bit-encryption"/>
     <w:p>
       <w:pPr>
         <w:pStyle w:val="Heading2"/>
@@ -6389,9 +10656,9 @@
         <w:t xml:space="preserve">times that tail.</w:t>
       </w:r>
     </w:p>
-    <w:bookmarkEnd w:id="28"/>
     <w:bookmarkEnd w:id="29"/>
-    <w:bookmarkStart w:id="30" w:name="Xe5069c9f2699e9336c8a98a760eaf225f3a759b"/>
+    <w:bookmarkEnd w:id="30"/>
+    <w:bookmarkStart w:id="31" w:name="Xe5069c9f2699e9336c8a98a760eaf225f3a759b"/>
     <w:p>
       <w:pPr>
         <w:pStyle w:val="Heading1"/>
@@ -7187,8 +11454,8 @@
         <w:t xml:space="preserve">The theorem does not break MDS-HBCE or q-ary LPN; instead it proves the purported NCSG hardness is not exercised by the cryptographic channel. An actual NCSG-hard KEM would require a new coupling between the finite-difference distribution and hidden labels, plus new average-case and chosen-ciphertext analyses. Merely asserting NCSG-DS NP-completeness cannot supply that coupling. The public NCSG material can therefore be described as a mathematically exact, cryptographically redundant indexing layer.</w:t>
       </w:r>
     </w:p>
-    <w:bookmarkEnd w:id="30"/>
-    <w:bookmarkStart w:id="31" w:name="X7509ccfaf611f9c15bc0ffca1e3a11c0f198a33"/>
+    <w:bookmarkEnd w:id="31"/>
+    <w:bookmarkStart w:id="32" w:name="X7509ccfaf611f9c15bc0ffca1e3a11c0f198a33"/>
     <w:p>
       <w:pPr>
         <w:pStyle w:val="Heading1"/>
@@ -7857,8 +12124,8 @@
         <w:t xml:space="preserve">fresh copies under one fixed public key; a standard telescoping hybrid incurs at most that many one-bit terms, with resource overhead that must be recorded in any concrete certificate.</w:t>
       </w:r>
     </w:p>
-    <w:bookmarkEnd w:id="31"/>
-    <w:bookmarkStart w:id="33" w:name="X36dd7453623bd66905116c900541c1092c82687"/>
+    <w:bookmarkEnd w:id="32"/>
+    <w:bookmarkStart w:id="34" w:name="X36dd7453623bd66905116c900541c1092c82687"/>
     <w:p>
       <w:pPr>
         <w:pStyle w:val="Heading1"/>
@@ -7949,7 +12216,7 @@
         <w:t xml:space="preserve">provided by assuming the transform conclusion. Consequently this draft makes no unconditional end-to-end QROM claim.</w:t>
       </w:r>
     </w:p>
-    <w:bookmarkStart w:id="32" w:name="grover-and-message-space-limits"/>
+    <w:bookmarkStart w:id="33" w:name="grover-and-message-space-limits"/>
     <w:p>
       <w:pPr>
         <w:pStyle w:val="Heading2"/>
@@ -8028,9 +12295,9 @@
         <w:t xml:space="preserve">, not complete post-quantum security levels.</w:t>
       </w:r>
     </w:p>
-    <w:bookmarkEnd w:id="32"/>
     <w:bookmarkEnd w:id="33"/>
-    <w:bookmarkStart w:id="34" w:name="fixed-field-scaling-obstruction"/>
+    <w:bookmarkEnd w:id="34"/>
+    <w:bookmarkStart w:id="35" w:name="fixed-field-scaling-obstruction"/>
     <w:p>
       <w:pPr>
         <w:pStyle w:val="Heading1"/>
@@ -8541,8 +12808,8 @@
         <w:t xml:space="preserve">hardness assumptions as uniform ensembles. A growing field may change attack costs and distributional properties; security does not follow merely from lifting the capacity limit.</w:t>
       </w:r>
     </w:p>
-    <w:bookmarkEnd w:id="34"/>
-    <w:bookmarkStart w:id="35" w:name="re-evaluation-of-concrete-attacks"/>
+    <w:bookmarkEnd w:id="35"/>
+    <w:bookmarkStart w:id="36" w:name="re-evaluation-of-concrete-attacks"/>
     <w:p>
       <w:pPr>
         <w:pStyle w:val="Heading1"/>
@@ -9007,8 +13274,8 @@
         <w:t xml:space="preserve">The union bound does not address high-weight relations or non-linear distinguishers. Exact finite arithmetic and toy regressions are stored in `formal-verification-and-mathematical-proofs/`.</w:t>
       </w:r>
     </w:p>
-    <w:bookmarkEnd w:id="35"/>
-    <w:bookmarkStart w:id="36" w:name="X09c951edd6ad5a0620cecf358fd11cee4c6687f"/>
+    <w:bookmarkEnd w:id="36"/>
+    <w:bookmarkStart w:id="37" w:name="X09c951edd6ad5a0620cecf358fd11cee4c6687f"/>
     <w:p>
       <w:pPr>
         <w:pStyle w:val="Heading1"/>
@@ -10238,17 +14505,17 @@
         <w:t xml:space="preserve">are identifiers, not certified bit-security. The clean-basis row reports exactly one method. The message-failure row is derived from idealized independent noise and bounded-distance decoding, not an execution-tested failure estimate. These profiles also have very large public keys and ciphertexts by contemporary KEM standards.</w:t>
       </w:r>
     </w:p>
-    <w:bookmarkEnd w:id="36"/>
-    <w:bookmarkStart w:id="45" w:name="X6496b5b9a00c8275ff3d9a6fab1a945d6befada"/>
+    <w:bookmarkEnd w:id="37"/>
+    <w:bookmarkStart w:id="46" w:name="Xe648b1b6ee4ad46cdea84b3f4a56d864d2eab7b"/>
     <w:p>
       <w:pPr>
         <w:pStyle w:val="Heading1"/>
       </w:pPr>
       <w:r>
-        <w:t xml:space="preserve">12. Further cryptanalysis and conditional deployment strategy for EUROCRYPT 2028</w:t>
+        <w:t xml:space="preserve">12. Further structural cryptanalysis toward NCSG-only security</w:t>
       </w:r>
     </w:p>
-    <w:bookmarkStart w:id="37" w:name="Xcc936c4f41f389694b743b260f1d75260526322"/>
+    <w:bookmarkStart w:id="38" w:name="Xcc936c4f41f389694b743b260f1d75260526322"/>
     <w:p>
       <w:pPr>
         <w:pStyle w:val="Heading2"/>
@@ -10802,8 +15069,8 @@
         <w:t xml:space="preserve">from the original algorithms, not implementation measurements or a weak-attack estimate. A new compression claim would need to show correctness and security after the changed ciphertext distribution. An external KEM or combiner would not repair this construction’s bandwidth defect.</w:t>
       </w:r>
     </w:p>
-    <w:bookmarkEnd w:id="37"/>
-    <w:bookmarkStart w:id="38" w:name="Xb91f30c987f197e5d16c01affa970c53655b8d7"/>
+    <w:bookmarkEnd w:id="38"/>
+    <w:bookmarkStart w:id="39" w:name="Xb91f30c987f197e5d16c01affa970c53655b8d7"/>
     <w:p>
       <w:pPr>
         <w:pStyle w:val="Heading2"/>
@@ -11078,8 +15345,8 @@
         <w:t xml:space="preserve">, the attack enumerates group sets and candidate positions until finding a rank-three set of four labels; extending the recovered span identifies all five planted labels. This is a regression against too-strong security narratives; toy performance must not be extrapolated into a finite security-level claim. The attack cost increases combinatorially for the larger parameters and is not a measured full-profile break.</w:t>
       </w:r>
     </w:p>
-    <w:bookmarkEnd w:id="38"/>
-    <w:bookmarkStart w:id="39" w:name="profile-specific-attack-and-proof-matrix"/>
+    <w:bookmarkEnd w:id="39"/>
+    <w:bookmarkStart w:id="40" w:name="profile-specific-attack-and-proof-matrix"/>
     <w:p>
       <w:pPr>
         <w:pStyle w:val="Heading2"/>
@@ -11582,8 +15849,8 @@
         </w:tc>
       </w:tr>
     </w:tbl>
-    <w:bookmarkEnd w:id="39"/>
-    <w:bookmarkStart w:id="40" w:name="Xd945509a82468b365e34cb2f8923c22697719f8"/>
+    <w:bookmarkEnd w:id="40"/>
+    <w:bookmarkStart w:id="41" w:name="Xd945509a82468b365e34cb2f8923c22697719f8"/>
     <w:p>
       <w:pPr>
         <w:pStyle w:val="Heading2"/>
@@ -11650,8 +15917,8 @@
         <w:t xml:space="preserve">. The following two mathematically testable experiments are new NCSG-native directions; we must reject any candidate failing either adversarial test before treating it as a KEM.</w:t>
       </w:r>
     </w:p>
-    <w:bookmarkEnd w:id="40"/>
-    <w:bookmarkStart w:id="41" w:name="Xf023397d9e5f049c56fe178f970469200778625"/>
+    <w:bookmarkEnd w:id="41"/>
+    <w:bookmarkStart w:id="42" w:name="Xf023397d9e5f049c56fe178f970469200778625"/>
     <w:p>
       <w:pPr>
         <w:pStyle w:val="Heading2"/>
@@ -13631,8 +17898,8 @@
         <w:t xml:space="preserve">. They are algebraic consistency conditions, not a hardness reduction. A secret potential cannot be made difficult merely by publishing its two directional derivative tables: the constructive proof gives a polynomial-time recovery method up to additive constants. The accompanying exact finite fixture integrates one hundred random ternary tables and rejects deliberately inconsistent derivatives.</w:t>
       </w:r>
     </w:p>
-    <w:bookmarkEnd w:id="41"/>
-    <w:bookmarkStart w:id="42" w:name="Xc75a6596662a4123579ecbd2ca69767b28b34ef"/>
+    <w:bookmarkEnd w:id="42"/>
+    <w:bookmarkStart w:id="43" w:name="Xc75a6596662a4123579ecbd2ca69767b28b34ef"/>
     <w:p>
       <w:pPr>
         <w:pStyle w:val="Heading2"/>
@@ -15532,8 +19799,8 @@
         <w:t xml:space="preserve">from the public key nor introducing an unaudited hard-decomposition assumption proves security. Every such redesign needs a new exact security game.</w:t>
       </w:r>
     </w:p>
-    <w:bookmarkEnd w:id="42"/>
-    <w:bookmarkStart w:id="43" w:name="X1830fe64b0727f49a9170c7407a0fcc905a681f"/>
+    <w:bookmarkEnd w:id="43"/>
+    <w:bookmarkStart w:id="44" w:name="X1830fe64b0727f49a9170c7407a0fcc905a681f"/>
     <w:p>
       <w:pPr>
         <w:pStyle w:val="Heading2"/>
@@ -15622,8 +19889,8 @@
         <w:t xml:space="preserve">an eligible construction and costed against all available classical and quantum attack algorithms. The three historical profiles in Section 11 remain attack baselines, not validated instantiations of the new direction.</w:t>
       </w:r>
     </w:p>
-    <w:bookmarkEnd w:id="43"/>
-    <w:bookmarkStart w:id="44" w:name="novelty-boundary-and-venue-target"/>
+    <w:bookmarkEnd w:id="44"/>
+    <w:bookmarkStart w:id="45" w:name="novelty-boundary-and-venue-target"/>
     <w:p>
       <w:pPr>
         <w:pStyle w:val="Heading2"/>
@@ -15713,9 +19980,9 @@
         <w:t xml:space="preserve">`research-2028/NCSG_ONLY_RESEARCH_STATUS.md`.</w:t>
       </w:r>
     </w:p>
-    <w:bookmarkEnd w:id="44"/>
     <w:bookmarkEnd w:id="45"/>
-    <w:bookmarkStart w:id="46" w:name="Xcd158b9d3f06b4a07edfd0a58591f1d8a4791da"/>
+    <w:bookmarkEnd w:id="46"/>
+    <w:bookmarkStart w:id="47" w:name="Xcd158b9d3f06b4a07edfd0a58591f1d8a4791da"/>
     <w:p>
       <w:pPr>
         <w:pStyle w:val="Heading1"/>
@@ -15729,7 +19996,7 @@
         <w:pStyle w:val="FirstParagraph"/>
       </w:pPr>
       <w:r>
-        <w:t xml:space="preserve">The accompanying Python scripts verify the field modulus, exhaustive Boolean truth table, regular fibers in a tiny ternary fixture, small GRS row independence, functional equivalence after replacing</w:t>
+        <w:t xml:space="preserve">The accompanying Python scripts verify the field modulus, exhaustive Boolean truth table, exact ternary affine-line partitions for all three source profile geometries, symbolic ternary triple leakage, small GRS row independence, functional equivalence after replacing</w:t>
       </w:r>
       <w:r>
         <w:t xml:space="preserve"> </w:t>
@@ -15778,8 +20045,8 @@
         <w:t xml:space="preserve">A publication-ready new cryptographic claim would require at least: an executable, byte-exact KEM implementation; independent cryptanalysis of the full public-label distribution and noisy sample problem; reproducible estimators including quantum work, depth and memory; a sound asymptotic parameter family; a complete QROM reduction with explicit concrete losses; a venue-compliant anonymous submission; and explicit treatment of computational/memory cost, malformed ciphertexts, fault and side-channel behavior.</w:t>
       </w:r>
     </w:p>
-    <w:bookmarkEnd w:id="46"/>
-    <w:bookmarkStart w:id="47" w:name="conclusion"/>
+    <w:bookmarkEnd w:id="47"/>
+    <w:bookmarkStart w:id="48" w:name="conclusion"/>
     <w:p>
       <w:pPr>
         <w:pStyle w:val="Heading1"/>
@@ -15809,8 +20076,8 @@
         <w:t xml:space="preserve">, not a formally verified post-quantum KEM. The MDS construction is retained for negative and historical study rather than promoted as the user’s novel active design. Any security promotion needs new mathematics and independent cryptanalysis, not a change of adjectives.</w:t>
       </w:r>
     </w:p>
-    <w:bookmarkEnd w:id="47"/>
-    <w:bookmarkStart w:id="48" w:name="references"/>
+    <w:bookmarkEnd w:id="48"/>
+    <w:bookmarkStart w:id="49" w:name="references"/>
     <w:p>
       <w:pPr>
         <w:pStyle w:val="Heading1"/>
@@ -16093,8 +20360,8 @@
         <w:t xml:space="preserve">, author-provided 26-page PDF, October 2026.</w:t>
       </w:r>
     </w:p>
-    <w:bookmarkEnd w:id="48"/>
-    <w:bookmarkStart w:id="49" w:name="Xc49e99b3b77675231c28d7331b6e63f200684e1"/>
+    <w:bookmarkEnd w:id="49"/>
+    <w:bookmarkStart w:id="50" w:name="Xc49e99b3b77675231c28d7331b6e63f200684e1"/>
     <w:p>
       <w:pPr>
         <w:pStyle w:val="Heading1"/>
@@ -16124,8 +20391,8 @@
         <w:t xml:space="preserve">.</w:t>
       </w:r>
     </w:p>
-    <w:bookmarkEnd w:id="49"/>
-    <w:bookmarkStart w:id="50" w:name="appendix-b.-submission-caution"/>
+    <w:bookmarkEnd w:id="50"/>
+    <w:bookmarkStart w:id="51" w:name="appendix-b.-submission-caution"/>
     <w:p>
       <w:pPr>
         <w:pStyle w:val="Heading1"/>
@@ -16155,7 +20422,7 @@
         <w:t xml:space="preserve">. This revision is not a 2027 submission. For a future double-blind venue, apply the current published formatting, author-identification, repository and AI-use rules; do not upload the named version as an anonymous submission. Verify all bibliographic records directly from publishers before submission.</w:t>
       </w:r>
     </w:p>
-    <w:bookmarkEnd w:id="50"/>
+    <w:bookmarkEnd w:id="51"/>
     <w:sectPr/>
   </w:body>
 </w:document>

--- a/manuscript/SG_DIFRA_EUROCRYPT_2028_RESEARCH_DRAFT.docx
+++ b/manuscript/SG_DIFRA_EUROCRYPT_2028_RESEARCH_DRAFT.docx
@@ -6537,6 +6537,1430 @@
       </w:r>
       <w:r>
         <w:t xml:space="preserve">, irrespective of how the internal table was sampled.</w:t>
+      </w:r>
+    </w:p>
+    <w:p>
+      <w:pPr>
+        <w:pStyle w:val="BodyText"/>
+      </w:pPr>
+      <w:r>
+        <w:rPr>
+          <w:bCs/>
+          <w:b/>
+        </w:rPr>
+        <w:t xml:space="preserve">Theorem 4.2 (exact first moment of the public affine-line statistic).</w:t>
+      </w:r>
+      <w:r>
+        <w:t xml:space="preserve"> </w:t>
+      </w:r>
+      <w:r>
+        <w:t xml:space="preserve">For</w:t>
+      </w:r>
+      <w:r>
+        <w:t xml:space="preserve"> </w:t>
+      </w:r>
+      <m:oMath>
+        <m:r>
+          <m:t>S</m:t>
+        </m:r>
+        <m:r>
+          <m:rPr>
+            <m:sty m:val="p"/>
+          </m:rPr>
+          <m:t>=</m:t>
+        </m:r>
+        <m:sSup>
+          <m:e>
+            <m:r>
+              <m:t>f</m:t>
+            </m:r>
+          </m:e>
+          <m:sup>
+            <m:r>
+              <m:rPr>
+                <m:sty m:val="p"/>
+              </m:rPr>
+              <m:t>−</m:t>
+            </m:r>
+            <m:r>
+              <m:t>1</m:t>
+            </m:r>
+          </m:sup>
+        </m:sSup>
+        <m:d>
+          <m:dPr>
+            <m:begChr m:val="("/>
+            <m:endChr m:val=")"/>
+            <m:sepChr m:val=""/>
+            <m:grow/>
+          </m:dPr>
+          <m:e>
+            <m:r>
+              <m:t>b</m:t>
+            </m:r>
+          </m:e>
+        </m:d>
+      </m:oMath>
+      <w:r>
+        <w:t xml:space="preserve"> </w:t>
+      </w:r>
+      <w:r>
+        <w:t xml:space="preserve">sampled exactly as Section 4 with uniform</w:t>
+      </w:r>
+      <w:r>
+        <w:t xml:space="preserve"> </w:t>
+      </w:r>
+      <m:oMath>
+        <m:sSub>
+          <m:e>
+            <m:r>
+              <m:t>Q</m:t>
+            </m:r>
+          </m:e>
+          <m:sub>
+            <m:r>
+              <m:t>0</m:t>
+            </m:r>
+          </m:sub>
+        </m:sSub>
+      </m:oMath>
+      <w:r>
+        <w:t xml:space="preserve">, set</w:t>
+      </w:r>
+      <w:r>
+        <w:t xml:space="preserve"> </w:t>
+      </w:r>
+      <m:oMath>
+        <m:sSub>
+          <m:e>
+            <m:r>
+              <m:t>s</m:t>
+            </m:r>
+          </m:e>
+          <m:sub>
+            <m:r>
+              <m:t>0</m:t>
+            </m:r>
+          </m:sub>
+        </m:sSub>
+        <m:r>
+          <m:rPr>
+            <m:sty m:val="p"/>
+          </m:rPr>
+          <m:t>=</m:t>
+        </m:r>
+        <m:sSup>
+          <m:e>
+            <m:r>
+              <m:t>3</m:t>
+            </m:r>
+          </m:e>
+          <m:sup>
+            <m:r>
+              <m:t>d</m:t>
+            </m:r>
+          </m:sup>
+        </m:sSup>
+      </m:oMath>
+      <w:r>
+        <w:t xml:space="preserve">,</w:t>
+      </w:r>
+      <w:r>
+        <w:t xml:space="preserve"> </w:t>
+      </w:r>
+      <m:oMath>
+        <m:r>
+          <m:t>r</m:t>
+        </m:r>
+        <m:r>
+          <m:rPr>
+            <m:sty m:val="p"/>
+          </m:rPr>
+          <m:t>=</m:t>
+        </m:r>
+        <m:r>
+          <m:t>k</m:t>
+        </m:r>
+        <m:r>
+          <m:rPr>
+            <m:sty m:val="p"/>
+          </m:rPr>
+          <m:t>−</m:t>
+        </m:r>
+        <m:r>
+          <m:t>d</m:t>
+        </m:r>
+      </m:oMath>
+      <w:r>
+        <w:t xml:space="preserve">, and let</w:t>
+      </w:r>
+      <w:r>
+        <w:t xml:space="preserve"> </w:t>
+      </w:r>
+      <m:oMath>
+        <m:r>
+          <m:t>L</m:t>
+        </m:r>
+        <m:d>
+          <m:dPr>
+            <m:begChr m:val="("/>
+            <m:endChr m:val=")"/>
+            <m:sepChr m:val=""/>
+            <m:grow/>
+          </m:dPr>
+          <m:e>
+            <m:r>
+              <m:t>S</m:t>
+            </m:r>
+          </m:e>
+        </m:d>
+      </m:oMath>
+      <w:r>
+        <w:t xml:space="preserve"> </w:t>
+      </w:r>
+      <w:r>
+        <w:t xml:space="preserve">be the number of unordered three-point affine lines contained in the publicly enumerable</w:t>
+      </w:r>
+      <w:r>
+        <w:t xml:space="preserve"> </w:t>
+      </w:r>
+      <m:oMath>
+        <m:r>
+          <m:t>S</m:t>
+        </m:r>
+      </m:oMath>
+      <w:r>
+        <w:t xml:space="preserve">. The exact expected count is</w:t>
+      </w:r>
+      <w:r>
+        <w:t xml:space="preserve"> </w:t>
+      </w:r>
+      <m:oMath>
+        <m:sSub>
+          <m:e>
+            <m:r>
+              <m:rPr>
+                <m:sty m:val="p"/>
+                <m:scr m:val="double-struck"/>
+              </m:rPr>
+              <m:t>E</m:t>
+            </m:r>
+          </m:e>
+          <m:sub>
+            <m:r>
+              <m:rPr>
+                <m:sty m:val="p"/>
+              </m:rPr>
+              <m:t>N</m:t>
+            </m:r>
+            <m:r>
+              <m:rPr>
+                <m:sty m:val="p"/>
+              </m:rPr>
+              <m:t>C</m:t>
+            </m:r>
+            <m:r>
+              <m:rPr>
+                <m:sty m:val="p"/>
+              </m:rPr>
+              <m:t>S</m:t>
+            </m:r>
+            <m:r>
+              <m:rPr>
+                <m:sty m:val="p"/>
+              </m:rPr>
+              <m:t>G</m:t>
+            </m:r>
+          </m:sub>
+        </m:sSub>
+        <m:r>
+          <m:t>L</m:t>
+        </m:r>
+        <m:d>
+          <m:dPr>
+            <m:begChr m:val="("/>
+            <m:endChr m:val=")"/>
+            <m:sepChr m:val=""/>
+            <m:grow/>
+          </m:dPr>
+          <m:e>
+            <m:r>
+              <m:t>S</m:t>
+            </m:r>
+          </m:e>
+        </m:d>
+        <m:r>
+          <m:rPr>
+            <m:sty m:val="p"/>
+          </m:rPr>
+          <m:t>=</m:t>
+        </m:r>
+        <m:sSup>
+          <m:e>
+            <m:r>
+              <m:t>3</m:t>
+            </m:r>
+          </m:e>
+          <m:sup>
+            <m:r>
+              <m:t>d</m:t>
+            </m:r>
+            <m:r>
+              <m:rPr>
+                <m:sty m:val="p"/>
+              </m:rPr>
+              <m:t>−</m:t>
+            </m:r>
+            <m:r>
+              <m:t>1</m:t>
+            </m:r>
+          </m:sup>
+        </m:sSup>
+        <m:r>
+          <m:rPr>
+            <m:sty m:val="p"/>
+          </m:rPr>
+          <m:t>+</m:t>
+        </m:r>
+        <m:d>
+          <m:dPr>
+            <m:begChr m:val="["/>
+            <m:endChr m:val="]"/>
+            <m:sepChr m:val=""/>
+            <m:grow/>
+          </m:dPr>
+          <m:e>
+            <m:sSub>
+              <m:e>
+                <m:r>
+                  <m:t>s</m:t>
+                </m:r>
+              </m:e>
+              <m:sub>
+                <m:r>
+                  <m:t>0</m:t>
+                </m:r>
+              </m:sub>
+            </m:sSub>
+            <m:d>
+              <m:dPr>
+                <m:begChr m:val="("/>
+                <m:endChr m:val=")"/>
+                <m:sepChr m:val=""/>
+                <m:grow/>
+              </m:dPr>
+              <m:e>
+                <m:sSub>
+                  <m:e>
+                    <m:r>
+                      <m:t>s</m:t>
+                    </m:r>
+                  </m:e>
+                  <m:sub>
+                    <m:r>
+                      <m:t>0</m:t>
+                    </m:r>
+                  </m:sub>
+                </m:sSub>
+                <m:r>
+                  <m:rPr>
+                    <m:sty m:val="p"/>
+                  </m:rPr>
+                  <m:t>−</m:t>
+                </m:r>
+                <m:r>
+                  <m:t>1</m:t>
+                </m:r>
+              </m:e>
+            </m:d>
+            <m:r>
+              <m:rPr>
+                <m:sty m:val="p"/>
+              </m:rPr>
+              <m:t>/</m:t>
+            </m:r>
+            <m:r>
+              <m:t>6</m:t>
+            </m:r>
+            <m:r>
+              <m:rPr>
+                <m:sty m:val="p"/>
+              </m:rPr>
+              <m:t>−</m:t>
+            </m:r>
+            <m:sSup>
+              <m:e>
+                <m:r>
+                  <m:t>3</m:t>
+                </m:r>
+              </m:e>
+              <m:sup>
+                <m:r>
+                  <m:t>d</m:t>
+                </m:r>
+                <m:r>
+                  <m:rPr>
+                    <m:sty m:val="p"/>
+                  </m:rPr>
+                  <m:t>−</m:t>
+                </m:r>
+                <m:r>
+                  <m:t>1</m:t>
+                </m:r>
+              </m:sup>
+            </m:sSup>
+          </m:e>
+        </m:d>
+        <m:sSup>
+          <m:e>
+            <m:r>
+              <m:t>3</m:t>
+            </m:r>
+          </m:e>
+          <m:sup>
+            <m:r>
+              <m:rPr>
+                <m:sty m:val="p"/>
+              </m:rPr>
+              <m:t>−</m:t>
+            </m:r>
+            <m:r>
+              <m:t>r</m:t>
+            </m:r>
+          </m:sup>
+        </m:sSup>
+      </m:oMath>
+      <w:r>
+        <w:t xml:space="preserve">.</w:t>
+      </w:r>
+      <w:r>
+        <w:t xml:space="preserve"> </w:t>
+      </w:r>
+      <w:r>
+        <w:t xml:space="preserve">For a</w:t>
+      </w:r>
+      <w:r>
+        <w:t xml:space="preserve"> </w:t>
+      </w:r>
+      <w:r>
+        <w:rPr>
+          <w:iCs/>
+          <w:i/>
+        </w:rPr>
+        <w:t xml:space="preserve">uniform</w:t>
+      </w:r>
+      <w:r>
+        <w:t xml:space="preserve"> </w:t>
+      </w:r>
+      <w:r>
+        <w:t xml:space="preserve">subset</w:t>
+      </w:r>
+      <w:r>
+        <w:t xml:space="preserve"> </w:t>
+      </w:r>
+      <m:oMath>
+        <m:r>
+          <m:t>U</m:t>
+        </m:r>
+      </m:oMath>
+      <w:r>
+        <w:t xml:space="preserve"> </w:t>
+      </w:r>
+      <w:r>
+        <w:t xml:space="preserve">of the same size</w:t>
+      </w:r>
+      <w:r>
+        <w:t xml:space="preserve"> </w:t>
+      </w:r>
+      <m:oMath>
+        <m:sSub>
+          <m:e>
+            <m:r>
+              <m:t>s</m:t>
+            </m:r>
+          </m:e>
+          <m:sub>
+            <m:r>
+              <m:t>0</m:t>
+            </m:r>
+          </m:sub>
+        </m:sSub>
+      </m:oMath>
+      <w:r>
+        <w:t xml:space="preserve"> </w:t>
+      </w:r>
+      <w:r>
+        <w:t xml:space="preserve">chosen from</w:t>
+      </w:r>
+      <w:r>
+        <w:t xml:space="preserve"> </w:t>
+      </w:r>
+      <m:oMath>
+        <m:sSubSup>
+          <m:e>
+            <m:r>
+              <m:rPr>
+                <m:sty m:val="p"/>
+                <m:scr m:val="double-struck"/>
+              </m:rPr>
+              <m:t>F</m:t>
+            </m:r>
+          </m:e>
+          <m:sub>
+            <m:r>
+              <m:t>3</m:t>
+            </m:r>
+          </m:sub>
+          <m:sup>
+            <m:r>
+              <m:t>k</m:t>
+            </m:r>
+          </m:sup>
+        </m:sSubSup>
+      </m:oMath>
+      <w:r>
+        <w:t xml:space="preserve"> </w:t>
+      </w:r>
+      <w:r>
+        <w:t xml:space="preserve">of size</w:t>
+      </w:r>
+      <w:r>
+        <w:t xml:space="preserve"> </w:t>
+      </w:r>
+      <m:oMath>
+        <m:sSub>
+          <m:e>
+            <m:r>
+              <m:t>N</m:t>
+            </m:r>
+          </m:e>
+          <m:sub>
+            <m:r>
+              <m:t>0</m:t>
+            </m:r>
+          </m:sub>
+        </m:sSub>
+        <m:r>
+          <m:rPr>
+            <m:sty m:val="p"/>
+          </m:rPr>
+          <m:t>=</m:t>
+        </m:r>
+        <m:sSup>
+          <m:e>
+            <m:r>
+              <m:t>3</m:t>
+            </m:r>
+          </m:e>
+          <m:sup>
+            <m:r>
+              <m:t>k</m:t>
+            </m:r>
+          </m:sup>
+        </m:sSup>
+      </m:oMath>
+      <w:r>
+        <w:t xml:space="preserve">, the exact expectation is</w:t>
+      </w:r>
+      <w:r>
+        <w:t xml:space="preserve"> </w:t>
+      </w:r>
+      <m:oMath>
+        <m:sSub>
+          <m:e>
+            <m:r>
+              <m:rPr>
+                <m:sty m:val="p"/>
+                <m:scr m:val="double-struck"/>
+              </m:rPr>
+              <m:t>E</m:t>
+            </m:r>
+          </m:e>
+          <m:sub>
+            <m:r>
+              <m:rPr>
+                <m:sty m:val="p"/>
+              </m:rPr>
+              <m:t>u</m:t>
+            </m:r>
+            <m:r>
+              <m:rPr>
+                <m:sty m:val="p"/>
+              </m:rPr>
+              <m:t>n</m:t>
+            </m:r>
+            <m:r>
+              <m:rPr>
+                <m:sty m:val="p"/>
+              </m:rPr>
+              <m:t>i</m:t>
+            </m:r>
+            <m:r>
+              <m:rPr>
+                <m:sty m:val="p"/>
+              </m:rPr>
+              <m:t>f</m:t>
+            </m:r>
+          </m:sub>
+        </m:sSub>
+        <m:r>
+          <m:t>L</m:t>
+        </m:r>
+        <m:d>
+          <m:dPr>
+            <m:begChr m:val="("/>
+            <m:endChr m:val=")"/>
+            <m:sepChr m:val=""/>
+            <m:grow/>
+          </m:dPr>
+          <m:e>
+            <m:r>
+              <m:t>U</m:t>
+            </m:r>
+          </m:e>
+        </m:d>
+        <m:r>
+          <m:rPr>
+            <m:sty m:val="p"/>
+          </m:rPr>
+          <m:t>=</m:t>
+        </m:r>
+        <m:sSub>
+          <m:e>
+            <m:r>
+              <m:t>s</m:t>
+            </m:r>
+          </m:e>
+          <m:sub>
+            <m:r>
+              <m:t>0</m:t>
+            </m:r>
+          </m:sub>
+        </m:sSub>
+        <m:d>
+          <m:dPr>
+            <m:begChr m:val="("/>
+            <m:endChr m:val=")"/>
+            <m:sepChr m:val=""/>
+            <m:grow/>
+          </m:dPr>
+          <m:e>
+            <m:sSub>
+              <m:e>
+                <m:r>
+                  <m:t>s</m:t>
+                </m:r>
+              </m:e>
+              <m:sub>
+                <m:r>
+                  <m:t>0</m:t>
+                </m:r>
+              </m:sub>
+            </m:sSub>
+            <m:r>
+              <m:rPr>
+                <m:sty m:val="p"/>
+              </m:rPr>
+              <m:t>−</m:t>
+            </m:r>
+            <m:r>
+              <m:t>1</m:t>
+            </m:r>
+          </m:e>
+        </m:d>
+        <m:d>
+          <m:dPr>
+            <m:begChr m:val="("/>
+            <m:endChr m:val=")"/>
+            <m:sepChr m:val=""/>
+            <m:grow/>
+          </m:dPr>
+          <m:e>
+            <m:sSub>
+              <m:e>
+                <m:r>
+                  <m:t>s</m:t>
+                </m:r>
+              </m:e>
+              <m:sub>
+                <m:r>
+                  <m:t>0</m:t>
+                </m:r>
+              </m:sub>
+            </m:sSub>
+            <m:r>
+              <m:rPr>
+                <m:sty m:val="p"/>
+              </m:rPr>
+              <m:t>−</m:t>
+            </m:r>
+            <m:r>
+              <m:t>2</m:t>
+            </m:r>
+          </m:e>
+        </m:d>
+        <m:r>
+          <m:rPr>
+            <m:sty m:val="p"/>
+          </m:rPr>
+          <m:t>/</m:t>
+        </m:r>
+        <m:d>
+          <m:dPr>
+            <m:begChr m:val="("/>
+            <m:endChr m:val=")"/>
+            <m:sepChr m:val=""/>
+            <m:grow/>
+          </m:dPr>
+          <m:e>
+            <m:r>
+              <m:t>6</m:t>
+            </m:r>
+            <m:d>
+              <m:dPr>
+                <m:begChr m:val="("/>
+                <m:endChr m:val=")"/>
+                <m:sepChr m:val=""/>
+                <m:grow/>
+              </m:dPr>
+              <m:e>
+                <m:sSub>
+                  <m:e>
+                    <m:r>
+                      <m:t>N</m:t>
+                    </m:r>
+                  </m:e>
+                  <m:sub>
+                    <m:r>
+                      <m:t>0</m:t>
+                    </m:r>
+                  </m:sub>
+                </m:sSub>
+                <m:r>
+                  <m:rPr>
+                    <m:sty m:val="p"/>
+                  </m:rPr>
+                  <m:t>−</m:t>
+                </m:r>
+                <m:r>
+                  <m:t>2</m:t>
+                </m:r>
+              </m:e>
+            </m:d>
+          </m:e>
+        </m:d>
+      </m:oMath>
+      <w:r>
+        <w:t xml:space="preserve">.</w:t>
+      </w:r>
+      <w:r>
+        <w:t xml:space="preserve"> </w:t>
+      </w:r>
+      <w:r>
+        <w:t xml:space="preserve">For the three original source local geometries, the resulting pairs (NCSG; uniform) are respectively</w:t>
+      </w:r>
+      <w:r>
+        <w:t xml:space="preserve"> </w:t>
+      </w:r>
+      <w:r>
+        <w:rPr>
+          <w:bCs/>
+          <w:b/>
+        </w:rPr>
+        <w:t xml:space="preserve">(21; 12.13693)</w:t>
+      </w:r>
+      <w:r>
+        <w:t xml:space="preserve">,</w:t>
+      </w:r>
+      <w:r>
+        <w:t xml:space="preserve"> </w:t>
+      </w:r>
+      <w:r>
+        <w:rPr>
+          <w:bCs/>
+          <w:b/>
+        </w:rPr>
+        <w:t xml:space="preserve">(66; 39.04805)</w:t>
+      </w:r>
+      <w:r>
+        <w:t xml:space="preserve">, and</w:t>
+      </w:r>
+      <w:r>
+        <w:t xml:space="preserve"> </w:t>
+      </w:r>
+      <w:r>
+        <w:rPr>
+          <w:bCs/>
+          <w:b/>
+        </w:rPr>
+        <w:t xml:space="preserve">(201; 120.01631)</w:t>
+      </w:r>
+      <w:r>
+        <w:t xml:space="preserve">.</w:t>
+      </w:r>
+    </w:p>
+    <w:p>
+      <w:pPr>
+        <w:pStyle w:val="BodyText"/>
+      </w:pPr>
+      <w:r>
+        <w:rPr>
+          <w:bCs/>
+          <w:b/>
+        </w:rPr>
+        <w:t xml:space="preserve">Proof.</w:t>
+      </w:r>
+      <w:r>
+        <w:t xml:space="preserve"> </w:t>
+      </w:r>
+      <w:r>
+        <w:t xml:space="preserve">Every three-point affine line in</w:t>
+      </w:r>
+      <w:r>
+        <w:t xml:space="preserve"> </w:t>
+      </w:r>
+      <m:oMath>
+        <m:r>
+          <m:t>S</m:t>
+        </m:r>
+      </m:oMath>
+      <w:r>
+        <w:t xml:space="preserve"> </w:t>
+      </w:r>
+      <w:r>
+        <w:t xml:space="preserve">projects injectively under the right-block projection</w:t>
+      </w:r>
+      <w:r>
+        <w:t xml:space="preserve"> </w:t>
+      </w:r>
+      <m:oMath>
+        <m:r>
+          <m:t>B</m:t>
+        </m:r>
+        <m:r>
+          <m:t>x</m:t>
+        </m:r>
+        <m:r>
+          <m:rPr>
+            <m:sty m:val="p"/>
+          </m:rPr>
+          <m:t>↦</m:t>
+        </m:r>
+        <m:sSub>
+          <m:e>
+            <m:r>
+              <m:t>u</m:t>
+            </m:r>
+          </m:e>
+          <m:sub>
+            <m:r>
+              <m:t>R</m:t>
+            </m:r>
+          </m:sub>
+        </m:sSub>
+      </m:oMath>
+      <w:r>
+        <w:t xml:space="preserve"> </w:t>
+      </w:r>
+      <w:r>
+        <w:t xml:space="preserve">because each right block has a unique left-block point. Thus any such line corresponds to exactly one affine line in</w:t>
+      </w:r>
+      <w:r>
+        <w:t xml:space="preserve"> </w:t>
+      </w:r>
+      <m:oMath>
+        <m:sSubSup>
+          <m:e>
+            <m:r>
+              <m:rPr>
+                <m:sty m:val="p"/>
+                <m:scr m:val="double-struck"/>
+              </m:rPr>
+              <m:t>F</m:t>
+            </m:r>
+          </m:e>
+          <m:sub>
+            <m:r>
+              <m:t>3</m:t>
+            </m:r>
+          </m:sub>
+          <m:sup>
+            <m:r>
+              <m:t>d</m:t>
+            </m:r>
+          </m:sup>
+        </m:sSubSup>
+      </m:oMath>
+      <w:r>
+        <w:t xml:space="preserve">. There are</w:t>
+      </w:r>
+      <w:r>
+        <w:t xml:space="preserve"> </w:t>
+      </w:r>
+      <m:oMath>
+        <m:sSub>
+          <m:e>
+            <m:r>
+              <m:t>s</m:t>
+            </m:r>
+          </m:e>
+          <m:sub>
+            <m:r>
+              <m:t>0</m:t>
+            </m:r>
+          </m:sub>
+        </m:sSub>
+        <m:d>
+          <m:dPr>
+            <m:begChr m:val="("/>
+            <m:endChr m:val=")"/>
+            <m:sepChr m:val=""/>
+            <m:grow/>
+          </m:dPr>
+          <m:e>
+            <m:sSub>
+              <m:e>
+                <m:r>
+                  <m:t>s</m:t>
+                </m:r>
+              </m:e>
+              <m:sub>
+                <m:r>
+                  <m:t>0</m:t>
+                </m:r>
+              </m:sub>
+            </m:sSub>
+            <m:r>
+              <m:rPr>
+                <m:sty m:val="p"/>
+              </m:rPr>
+              <m:t>−</m:t>
+            </m:r>
+            <m:r>
+              <m:t>1</m:t>
+            </m:r>
+          </m:e>
+        </m:d>
+        <m:r>
+          <m:rPr>
+            <m:sty m:val="p"/>
+          </m:rPr>
+          <m:t>/</m:t>
+        </m:r>
+        <m:r>
+          <m:t>6</m:t>
+        </m:r>
+      </m:oMath>
+      <w:r>
+        <w:t xml:space="preserve"> </w:t>
+      </w:r>
+      <w:r>
+        <w:t xml:space="preserve">possible right lines. For the</w:t>
+      </w:r>
+      <w:r>
+        <w:t xml:space="preserve"> </w:t>
+      </w:r>
+      <m:oMath>
+        <m:sSup>
+          <m:e>
+            <m:r>
+              <m:t>3</m:t>
+            </m:r>
+          </m:e>
+          <m:sup>
+            <m:r>
+              <m:t>d</m:t>
+            </m:r>
+            <m:r>
+              <m:rPr>
+                <m:sty m:val="p"/>
+              </m:rPr>
+              <m:t>−</m:t>
+            </m:r>
+            <m:r>
+              <m:t>1</m:t>
+            </m:r>
+          </m:sup>
+        </m:sSup>
+      </m:oMath>
+      <w:r>
+        <w:t xml:space="preserve"> </w:t>
+      </w:r>
+      <w:r>
+        <w:t xml:space="preserve">lines parallel to</w:t>
+      </w:r>
+      <w:r>
+        <w:t xml:space="preserve"> </w:t>
+      </w:r>
+      <m:oMath>
+        <m:r>
+          <m:t>a</m:t>
+        </m:r>
+      </m:oMath>
+      <w:r>
+        <w:t xml:space="preserve">, telescoping forces</w:t>
+      </w:r>
+      <w:r>
+        <w:t xml:space="preserve"> </w:t>
+      </w:r>
+      <m:oMath>
+        <m:r>
+          <m:rPr>
+            <m:sty m:val="p"/>
+          </m:rPr>
+          <m:t>∑</m:t>
+        </m:r>
+        <m:r>
+          <m:t>g</m:t>
+        </m:r>
+        <m:r>
+          <m:rPr>
+            <m:sty m:val="p"/>
+          </m:rPr>
+          <m:t>=</m:t>
+        </m:r>
+        <m:r>
+          <m:t>0</m:t>
+        </m:r>
+      </m:oMath>
+      <w:r>
+        <w:t xml:space="preserve"> </w:t>
+      </w:r>
+      <w:r>
+        <w:t xml:space="preserve">identically, so all lift to affine lines in the fiber. For any other right-line direction</w:t>
+      </w:r>
+      <w:r>
+        <w:t xml:space="preserve"> </w:t>
+      </w:r>
+      <m:oMath>
+        <m:r>
+          <m:t>h</m:t>
+        </m:r>
+      </m:oMath>
+      <w:r>
+        <w:t xml:space="preserve"> </w:t>
+      </w:r>
+      <w:r>
+        <w:t xml:space="preserve">linearly independent of</w:t>
+      </w:r>
+      <w:r>
+        <w:t xml:space="preserve"> </w:t>
+      </w:r>
+      <m:oMath>
+        <m:r>
+          <m:t>a</m:t>
+        </m:r>
+      </m:oMath>
+      <w:r>
+        <w:t xml:space="preserve">, the three arguments</w:t>
+      </w:r>
+      <w:r>
+        <w:t xml:space="preserve"> </w:t>
+      </w:r>
+      <m:oMath>
+        <m:r>
+          <m:t>z</m:t>
+        </m:r>
+        <m:r>
+          <m:rPr>
+            <m:sty m:val="p"/>
+          </m:rPr>
+          <m:t>,</m:t>
+        </m:r>
+        <m:r>
+          <m:t>z</m:t>
+        </m:r>
+        <m:r>
+          <m:rPr>
+            <m:sty m:val="p"/>
+          </m:rPr>
+          <m:t>+</m:t>
+        </m:r>
+        <m:r>
+          <m:t>h</m:t>
+        </m:r>
+        <m:r>
+          <m:rPr>
+            <m:sty m:val="p"/>
+          </m:rPr>
+          <m:t>,</m:t>
+        </m:r>
+        <m:r>
+          <m:t>z</m:t>
+        </m:r>
+        <m:r>
+          <m:rPr>
+            <m:sty m:val="p"/>
+          </m:rPr>
+          <m:t>+</m:t>
+        </m:r>
+        <m:r>
+          <m:t>2</m:t>
+        </m:r>
+        <m:r>
+          <m:t>h</m:t>
+        </m:r>
+      </m:oMath>
+      <w:r>
+        <w:t xml:space="preserve"> </w:t>
+      </w:r>
+      <w:r>
+        <w:t xml:space="preserve">and their three</w:t>
+      </w:r>
+      <w:r>
+        <w:t xml:space="preserve"> </w:t>
+      </w:r>
+      <m:oMath>
+        <m:r>
+          <m:t>a</m:t>
+        </m:r>
+      </m:oMath>
+      <w:r>
+        <w:t xml:space="preserve">-shifts are pairwise distinct in the table of</w:t>
+      </w:r>
+      <w:r>
+        <w:t xml:space="preserve"> </w:t>
+      </w:r>
+      <m:oMath>
+        <m:sSub>
+          <m:e>
+            <m:r>
+              <m:t>Q</m:t>
+            </m:r>
+          </m:e>
+          <m:sub>
+            <m:r>
+              <m:t>0</m:t>
+            </m:r>
+          </m:sub>
+        </m:sSub>
+      </m:oMath>
+      <w:r>
+        <w:t xml:space="preserve">. Therefore the difference of the corresponding table-value sums is uniform in</w:t>
+      </w:r>
+      <w:r>
+        <w:t xml:space="preserve"> </w:t>
+      </w:r>
+      <m:oMath>
+        <m:sSubSup>
+          <m:e>
+            <m:r>
+              <m:rPr>
+                <m:sty m:val="p"/>
+                <m:scr m:val="double-struck"/>
+              </m:rPr>
+              <m:t>F</m:t>
+            </m:r>
+          </m:e>
+          <m:sub>
+            <m:r>
+              <m:t>3</m:t>
+            </m:r>
+          </m:sub>
+          <m:sup>
+            <m:r>
+              <m:t>r</m:t>
+            </m:r>
+          </m:sup>
+        </m:sSubSup>
+      </m:oMath>
+      <w:r>
+        <w:t xml:space="preserve">, and the probability of the necessary and sufficient equality</w:t>
+      </w:r>
+      <w:r>
+        <w:t xml:space="preserve"> </w:t>
+      </w:r>
+      <m:oMath>
+        <m:r>
+          <m:rPr>
+            <m:sty m:val="p"/>
+          </m:rPr>
+          <m:t>∑</m:t>
+        </m:r>
+        <m:r>
+          <m:t>g</m:t>
+        </m:r>
+        <m:r>
+          <m:rPr>
+            <m:sty m:val="p"/>
+          </m:rPr>
+          <m:t>=</m:t>
+        </m:r>
+        <m:r>
+          <m:t>0</m:t>
+        </m:r>
+      </m:oMath>
+      <w:r>
+        <w:t xml:space="preserve"> </w:t>
+      </w:r>
+      <w:r>
+        <w:t xml:space="preserve">is precisely</w:t>
+      </w:r>
+      <w:r>
+        <w:t xml:space="preserve"> </w:t>
+      </w:r>
+      <m:oMath>
+        <m:sSup>
+          <m:e>
+            <m:r>
+              <m:t>3</m:t>
+            </m:r>
+          </m:e>
+          <m:sup>
+            <m:r>
+              <m:rPr>
+                <m:sty m:val="p"/>
+              </m:rPr>
+              <m:t>−</m:t>
+            </m:r>
+            <m:r>
+              <m:t>r</m:t>
+            </m:r>
+          </m:sup>
+        </m:sSup>
+      </m:oMath>
+      <w:r>
+        <w:t xml:space="preserve">. Summing expectations proves the NCSG identity. For a uniformly sampled</w:t>
+      </w:r>
+      <w:r>
+        <w:t xml:space="preserve"> </w:t>
+      </w:r>
+      <m:oMath>
+        <m:sSub>
+          <m:e>
+            <m:r>
+              <m:t>s</m:t>
+            </m:r>
+          </m:e>
+          <m:sub>
+            <m:r>
+              <m:t>0</m:t>
+            </m:r>
+          </m:sub>
+        </m:sSub>
+      </m:oMath>
+      <w:r>
+        <w:t xml:space="preserve">-subset of the</w:t>
+      </w:r>
+      <w:r>
+        <w:t xml:space="preserve"> </w:t>
+      </w:r>
+      <m:oMath>
+        <m:sSub>
+          <m:e>
+            <m:r>
+              <m:t>N</m:t>
+            </m:r>
+          </m:e>
+          <m:sub>
+            <m:r>
+              <m:t>0</m:t>
+            </m:r>
+          </m:sub>
+        </m:sSub>
+      </m:oMath>
+      <w:r>
+        <w:t xml:space="preserve">-point ambient space, each one of the</w:t>
+      </w:r>
+      <w:r>
+        <w:t xml:space="preserve"> </w:t>
+      </w:r>
+      <m:oMath>
+        <m:sSub>
+          <m:e>
+            <m:r>
+              <m:t>N</m:t>
+            </m:r>
+          </m:e>
+          <m:sub>
+            <m:r>
+              <m:t>0</m:t>
+            </m:r>
+          </m:sub>
+        </m:sSub>
+        <m:d>
+          <m:dPr>
+            <m:begChr m:val="("/>
+            <m:endChr m:val=")"/>
+            <m:sepChr m:val=""/>
+            <m:grow/>
+          </m:dPr>
+          <m:e>
+            <m:sSub>
+              <m:e>
+                <m:r>
+                  <m:t>N</m:t>
+                </m:r>
+              </m:e>
+              <m:sub>
+                <m:r>
+                  <m:t>0</m:t>
+                </m:r>
+              </m:sub>
+            </m:sSub>
+            <m:r>
+              <m:rPr>
+                <m:sty m:val="p"/>
+              </m:rPr>
+              <m:t>−</m:t>
+            </m:r>
+            <m:r>
+              <m:t>1</m:t>
+            </m:r>
+          </m:e>
+        </m:d>
+        <m:r>
+          <m:rPr>
+            <m:sty m:val="p"/>
+          </m:rPr>
+          <m:t>/</m:t>
+        </m:r>
+        <m:r>
+          <m:t>6</m:t>
+        </m:r>
+      </m:oMath>
+      <w:r>
+        <w:t xml:space="preserve"> </w:t>
+      </w:r>
+      <w:r>
+        <w:t xml:space="preserve">possible lines is present with probability</w:t>
+      </w:r>
+      <w:r>
+        <w:t xml:space="preserve"> </w:t>
+      </w:r>
+      <m:oMath>
+        <m:sSub>
+          <m:e>
+            <m:d>
+              <m:dPr>
+                <m:begChr m:val="("/>
+                <m:endChr m:val=")"/>
+                <m:sepChr m:val=""/>
+                <m:grow/>
+              </m:dPr>
+              <m:e>
+                <m:sSub>
+                  <m:e>
+                    <m:r>
+                      <m:t>s</m:t>
+                    </m:r>
+                  </m:e>
+                  <m:sub>
+                    <m:r>
+                      <m:t>0</m:t>
+                    </m:r>
+                  </m:sub>
+                </m:sSub>
+              </m:e>
+            </m:d>
+          </m:e>
+          <m:sub>
+            <m:r>
+              <m:t>3</m:t>
+            </m:r>
+          </m:sub>
+        </m:sSub>
+        <m:r>
+          <m:rPr>
+            <m:sty m:val="p"/>
+          </m:rPr>
+          <m:t>/</m:t>
+        </m:r>
+        <m:sSub>
+          <m:e>
+            <m:d>
+              <m:dPr>
+                <m:begChr m:val="("/>
+                <m:endChr m:val=")"/>
+                <m:sepChr m:val=""/>
+                <m:grow/>
+              </m:dPr>
+              <m:e>
+                <m:sSub>
+                  <m:e>
+                    <m:r>
+                      <m:t>N</m:t>
+                    </m:r>
+                  </m:e>
+                  <m:sub>
+                    <m:r>
+                      <m:t>0</m:t>
+                    </m:r>
+                  </m:sub>
+                </m:sSub>
+              </m:e>
+            </m:d>
+          </m:e>
+          <m:sub>
+            <m:r>
+              <m:t>3</m:t>
+            </m:r>
+          </m:sub>
+        </m:sSub>
+      </m:oMath>
+      <w:r>
+        <w:t xml:space="preserve">. Simplifying gives the displayed uniform-subset identity.</w:t>
+      </w:r>
+      <w:r>
+        <w:t xml:space="preserve"> </w:t>
+      </w:r>
+      <m:oMath>
+        <m:r>
+          <m:rPr>
+            <m:sty m:val="p"/>
+          </m:rPr>
+          <m:t>▫</m:t>
+        </m:r>
+      </m:oMath>
+    </w:p>
+    <w:p>
+      <w:pPr>
+        <w:pStyle w:val="BodyText"/>
+      </w:pPr>
+      <w:r>
+        <w:rPr>
+          <w:bCs/>
+          <w:b/>
+        </w:rPr>
+        <w:t xml:space="preserve">Practical scope and first-moment limitation.</w:t>
+      </w:r>
+      <w:r>
+        <w:t xml:space="preserve"> </w:t>
+      </w:r>
+      <w:r>
+        <w:t xml:space="preserve">The public line-count statistic itself can be computed in quadratic time in the published fiber size. For deterministic reproducibility, the accompanying script draws 30 valid MaxEnt and 30 uniform same-size fibers per source geometry and reports midpoint-threshold classification rates in the fixed seeds.</w:t>
+      </w:r>
+      <w:r>
+        <w:t xml:space="preserve"> </w:t>
+      </w:r>
+      <w:r>
+        <w:rPr>
+          <w:bCs/>
+          <w:b/>
+        </w:rPr>
+        <w:t xml:space="preserve">A difference of expectations establishes nonidentity of the two distributions, but does not alone guarantee a particular single-instance success probability without variance control.</w:t>
+      </w:r>
+      <w:r>
+        <w:t xml:space="preserve"> </w:t>
+      </w:r>
+      <w:r>
+        <w:t xml:space="preserve">The experiment reports</w:t>
+      </w:r>
+      <w:r>
+        <w:t xml:space="preserve"> </w:t>
+      </w:r>
+      <w:r>
+        <w:rPr>
+          <w:iCs/>
+          <w:i/>
+        </w:rPr>
+        <w:t xml:space="preserve">empirical</w:t>
+      </w:r>
+      <w:r>
+        <w:t xml:space="preserve"> </w:t>
+      </w:r>
+      <w:r>
+        <w:t xml:space="preserve">performance separately and does not equate distinguishing public NCSG fibers from random subsets with breaking encrypted messages in the archived dense-label KEM. In particular, NCSG was not claimed in the source to be a pseudorandom-subset generator.</w:t>
       </w:r>
     </w:p>
     <w:p>

--- a/manuscript/SG_DIFRA_EUROCRYPT_2028_RESEARCH_DRAFT.docx
+++ b/manuscript/SG_DIFRA_EUROCRYPT_2028_RESEARCH_DRAFT.docx
@@ -13721,7 +13721,7 @@
     </w:p>
     <w:bookmarkEnd w:id="33"/>
     <w:bookmarkEnd w:id="34"/>
-    <w:bookmarkStart w:id="35" w:name="fixed-field-scaling-obstruction"/>
+    <w:bookmarkStart w:id="36" w:name="fixed-field-scaling-obstruction"/>
     <w:p>
       <w:pPr>
         <w:pStyle w:val="Heading1"/>
@@ -14232,8 +14232,1563 @@
         <w:t xml:space="preserve">hardness assumptions as uniform ensembles. A growing field may change attack costs and distributional properties; security does not follow merely from lifting the capacity limit.</w:t>
       </w:r>
     </w:p>
+    <w:bookmarkStart w:id="35" w:name="X08d56c620c1da8cc61992ae53855eff2639cc87"/>
+    <w:p>
+      <w:pPr>
+        <w:pStyle w:val="Heading2"/>
+      </w:pPr>
+      <w:r>
+        <w:t xml:space="preserve">9.1 Round-3 negative theorem: fixed-field MDS-HBCE is asymptotically distinguishable</w:t>
+      </w:r>
+    </w:p>
+    <w:p>
+      <w:pPr>
+        <w:pStyle w:val="FirstParagraph"/>
+      </w:pPr>
+      <w:r>
+        <w:t xml:space="preserve">The original manuscript instantiates the planted public-label distribution over the</w:t>
+      </w:r>
+      <w:r>
+        <w:t xml:space="preserve"> </w:t>
+      </w:r>
+      <w:r>
+        <w:rPr>
+          <w:bCs/>
+          <w:b/>
+        </w:rPr>
+        <w:t xml:space="preserve">fixed</w:t>
+      </w:r>
+      <w:r>
+        <w:t xml:space="preserve"> </w:t>
+      </w:r>
+      <w:r>
+        <w:t xml:space="preserve">field</w:t>
+      </w:r>
+      <w:r>
+        <w:t xml:space="preserve"> </w:t>
+      </w:r>
+      <m:oMath>
+        <m:r>
+          <m:t>K</m:t>
+        </m:r>
+        <m:r>
+          <m:rPr>
+            <m:sty m:val="p"/>
+          </m:rPr>
+          <m:t>=</m:t>
+        </m:r>
+        <m:sSub>
+          <m:e>
+            <m:r>
+              <m:rPr>
+                <m:sty m:val="p"/>
+                <m:scr m:val="double-struck"/>
+              </m:rPr>
+              <m:t>F</m:t>
+            </m:r>
+          </m:e>
+          <m:sub>
+            <m:sSup>
+              <m:e>
+                <m:r>
+                  <m:t>2</m:t>
+                </m:r>
+              </m:e>
+              <m:sup>
+                <m:r>
+                  <m:t>10</m:t>
+                </m:r>
+              </m:sup>
+            </m:sSup>
+          </m:sub>
+        </m:sSub>
+      </m:oMath>
+      <w:r>
+        <w:t xml:space="preserve"> </w:t>
+      </w:r>
+      <w:r>
+        <w:t xml:space="preserve">using a publicly known length-</w:t>
+      </w:r>
+      <m:oMath>
+        <m:r>
+          <m:t>M</m:t>
+        </m:r>
+      </m:oMath>
+      <w:r>
+        <w:t xml:space="preserve"> </w:t>
+      </w:r>
+      <w:r>
+        <w:t xml:space="preserve">GRS frame with distinct evaluation points. Hence</w:t>
+      </w:r>
+      <w:r>
+        <w:t xml:space="preserve"> </w:t>
+      </w:r>
+      <m:oMath>
+        <m:r>
+          <m:t>M</m:t>
+        </m:r>
+        <m:r>
+          <m:rPr>
+            <m:sty m:val="p"/>
+          </m:rPr>
+          <m:t>≤</m:t>
+        </m:r>
+        <m:r>
+          <m:t>1024</m:t>
+        </m:r>
+      </m:oMath>
+      <w:r>
+        <w:t xml:space="preserve">. This implies a stronger result than the existing capacity obstruction.</w:t>
+      </w:r>
+    </w:p>
+    <w:p>
+      <w:pPr>
+        <w:pStyle w:val="BodyText"/>
+      </w:pPr>
+      <w:r>
+        <w:rPr>
+          <w:bCs/>
+          <w:b/>
+        </w:rPr>
+        <w:t xml:space="preserve">Theorem 9.1 (fixed-field rank-enumeration public-key distinguisher).</w:t>
+      </w:r>
+      <w:r>
+        <w:t xml:space="preserve"> </w:t>
+      </w:r>
+      <w:r>
+        <w:t xml:space="preserve">Fix</w:t>
+      </w:r>
+      <w:r>
+        <w:t xml:space="preserve"> </w:t>
+      </w:r>
+      <m:oMath>
+        <m:r>
+          <m:t>Q</m:t>
+        </m:r>
+        <m:r>
+          <m:rPr>
+            <m:sty m:val="p"/>
+          </m:rPr>
+          <m:t>=</m:t>
+        </m:r>
+        <m:r>
+          <m:t>1024</m:t>
+        </m:r>
+      </m:oMath>
+      <w:r>
+        <w:t xml:space="preserve">. In the original planted distribution let</w:t>
+      </w:r>
+      <w:r>
+        <w:t xml:space="preserve"> </w:t>
+      </w:r>
+      <m:oMath>
+        <m:r>
+          <m:t>q</m:t>
+        </m:r>
+        <m:d>
+          <m:dPr>
+            <m:begChr m:val="("/>
+            <m:endChr m:val=")"/>
+            <m:sepChr m:val=""/>
+            <m:grow/>
+          </m:dPr>
+          <m:e>
+            <m:r>
+              <m:t>λ</m:t>
+            </m:r>
+          </m:e>
+        </m:d>
+      </m:oMath>
+      <w:r>
+        <w:t xml:space="preserve"> </w:t>
+      </w:r>
+      <w:r>
+        <w:t xml:space="preserve">nonzero rows of</w:t>
+      </w:r>
+      <w:r>
+        <w:t xml:space="preserve"> </w:t>
+      </w:r>
+      <m:oMath>
+        <m:sSup>
+          <m:e>
+            <m:r>
+              <m:t>K</m:t>
+            </m:r>
+          </m:e>
+          <m:sup>
+            <m:r>
+              <m:t>N</m:t>
+            </m:r>
+            <m:d>
+              <m:dPr>
+                <m:begChr m:val="("/>
+                <m:endChr m:val=")"/>
+                <m:sepChr m:val=""/>
+                <m:grow/>
+              </m:dPr>
+              <m:e>
+                <m:r>
+                  <m:t>λ</m:t>
+                </m:r>
+              </m:e>
+            </m:d>
+          </m:sup>
+        </m:sSup>
+      </m:oMath>
+      <w:r>
+        <w:t xml:space="preserve"> </w:t>
+      </w:r>
+      <w:r>
+        <w:t xml:space="preserve">be published, with</w:t>
+      </w:r>
+      <w:r>
+        <w:t xml:space="preserve"> </w:t>
+      </w:r>
+      <m:oMath>
+        <m:r>
+          <m:t>M</m:t>
+        </m:r>
+        <m:d>
+          <m:dPr>
+            <m:begChr m:val="("/>
+            <m:endChr m:val=")"/>
+            <m:sepChr m:val=""/>
+            <m:grow/>
+          </m:dPr>
+          <m:e>
+            <m:r>
+              <m:t>λ</m:t>
+            </m:r>
+          </m:e>
+        </m:d>
+      </m:oMath>
+      <w:r>
+        <w:t xml:space="preserve"> </w:t>
+      </w:r>
+      <w:r>
+        <w:t xml:space="preserve">hidden GRS rows of rank</w:t>
+      </w:r>
+      <w:r>
+        <w:t xml:space="preserve"> </w:t>
+      </w:r>
+      <m:oMath>
+        <m:r>
+          <m:t>u</m:t>
+        </m:r>
+        <m:d>
+          <m:dPr>
+            <m:begChr m:val="("/>
+            <m:endChr m:val=")"/>
+            <m:sepChr m:val=""/>
+            <m:grow/>
+          </m:dPr>
+          <m:e>
+            <m:r>
+              <m:t>λ</m:t>
+            </m:r>
+          </m:e>
+        </m:d>
+        <m:r>
+          <m:rPr>
+            <m:sty m:val="p"/>
+          </m:rPr>
+          <m:t>&lt;</m:t>
+        </m:r>
+        <m:r>
+          <m:t>M</m:t>
+        </m:r>
+        <m:d>
+          <m:dPr>
+            <m:begChr m:val="("/>
+            <m:endChr m:val=")"/>
+            <m:sepChr m:val=""/>
+            <m:grow/>
+          </m:dPr>
+          <m:e>
+            <m:r>
+              <m:t>λ</m:t>
+            </m:r>
+          </m:e>
+        </m:d>
+        <m:r>
+          <m:rPr>
+            <m:sty m:val="p"/>
+          </m:rPr>
+          <m:t>≤</m:t>
+        </m:r>
+        <m:r>
+          <m:t>Q</m:t>
+        </m:r>
+      </m:oMath>
+      <w:r>
+        <w:t xml:space="preserve">. The null distribution replaces all planted rows with independent uniformly sampled nonzero rows. Assume</w:t>
+      </w:r>
+      <w:r>
+        <w:t xml:space="preserve"> </w:t>
+      </w:r>
+      <m:oMath>
+        <m:r>
+          <m:t>q</m:t>
+        </m:r>
+        <m:d>
+          <m:dPr>
+            <m:begChr m:val="("/>
+            <m:endChr m:val=")"/>
+            <m:sepChr m:val=""/>
+            <m:grow/>
+          </m:dPr>
+          <m:e>
+            <m:r>
+              <m:t>λ</m:t>
+            </m:r>
+          </m:e>
+        </m:d>
+      </m:oMath>
+      <w:r>
+        <w:t xml:space="preserve"> </w:t>
+      </w:r>
+      <w:r>
+        <w:t xml:space="preserve">is polynomially bounded,</w:t>
+      </w:r>
+      <w:r>
+        <w:t xml:space="preserve"> </w:t>
+      </w:r>
+      <m:oMath>
+        <m:r>
+          <m:t>N</m:t>
+        </m:r>
+        <m:d>
+          <m:dPr>
+            <m:begChr m:val="("/>
+            <m:endChr m:val=")"/>
+            <m:sepChr m:val=""/>
+            <m:grow/>
+          </m:dPr>
+          <m:e>
+            <m:r>
+              <m:t>λ</m:t>
+            </m:r>
+          </m:e>
+        </m:d>
+        <m:r>
+          <m:rPr>
+            <m:sty m:val="p"/>
+          </m:rPr>
+          <m:t>≥</m:t>
+        </m:r>
+        <m:r>
+          <m:t>u</m:t>
+        </m:r>
+        <m:d>
+          <m:dPr>
+            <m:begChr m:val="("/>
+            <m:endChr m:val=")"/>
+            <m:sepChr m:val=""/>
+            <m:grow/>
+          </m:dPr>
+          <m:e>
+            <m:r>
+              <m:t>λ</m:t>
+            </m:r>
+          </m:e>
+        </m:d>
+        <m:r>
+          <m:rPr>
+            <m:sty m:val="p"/>
+          </m:rPr>
+          <m:t>+</m:t>
+        </m:r>
+        <m:r>
+          <m:t>1</m:t>
+        </m:r>
+      </m:oMath>
+      <w:r>
+        <w:t xml:space="preserve">, and</w:t>
+      </w:r>
+      <w:r>
+        <w:t xml:space="preserve"> </w:t>
+      </w:r>
+      <m:oMath>
+        <m:r>
+          <m:t>N</m:t>
+        </m:r>
+        <m:d>
+          <m:dPr>
+            <m:begChr m:val="("/>
+            <m:endChr m:val=")"/>
+            <m:sepChr m:val=""/>
+            <m:grow/>
+          </m:dPr>
+          <m:e>
+            <m:r>
+              <m:t>λ</m:t>
+            </m:r>
+          </m:e>
+        </m:d>
+        <m:r>
+          <m:rPr>
+            <m:sty m:val="p"/>
+          </m:rPr>
+          <m:t>=</m:t>
+        </m:r>
+        <m:r>
+          <m:t>Ω</m:t>
+        </m:r>
+        <m:d>
+          <m:dPr>
+            <m:begChr m:val="("/>
+            <m:endChr m:val=")"/>
+            <m:sepChr m:val=""/>
+            <m:grow/>
+          </m:dPr>
+          <m:e>
+            <m:r>
+              <m:t>λ</m:t>
+            </m:r>
+          </m:e>
+        </m:d>
+      </m:oMath>
+      <w:r>
+        <w:t xml:space="preserve">. A uniform deterministic polynomial-time algorithm</w:t>
+      </w:r>
+      <w:r>
+        <w:t xml:space="preserve"> </w:t>
+      </w:r>
+      <m:oMath>
+        <m:r>
+          <m:t>D</m:t>
+        </m:r>
+      </m:oMath>
+      <w:r>
+        <w:t xml:space="preserve"> </w:t>
+      </w:r>
+      <w:r>
+        <w:t xml:space="preserve">satisfies</w:t>
+      </w:r>
+    </w:p>
+    <w:p>
+      <w:pPr>
+        <w:pStyle w:val="BodyText"/>
+      </w:pPr>
+      <m:oMathPara>
+        <m:oMathParaPr>
+          <m:jc m:val="center"/>
+        </m:oMathParaPr>
+        <m:oMath>
+          <m:r>
+            <m:rPr>
+              <m:sty m:val="p"/>
+            </m:rPr>
+            <m:t>Pr</m:t>
+          </m:r>
+          <m:d>
+            <m:dPr>
+              <m:begChr m:val="["/>
+              <m:endChr m:val="]"/>
+              <m:sepChr m:val=""/>
+              <m:grow/>
+            </m:dPr>
+            <m:e>
+              <m:r>
+                <m:t>D</m:t>
+              </m:r>
+              <m:d>
+                <m:dPr>
+                  <m:begChr m:val="("/>
+                  <m:endChr m:val=")"/>
+                  <m:sepChr m:val=""/>
+                  <m:grow/>
+                </m:dPr>
+                <m:e>
+                  <m:sSub>
+                    <m:e>
+                      <m:r>
+                        <m:rPr>
+                          <m:sty m:val="p"/>
+                        </m:rPr>
+                        <m:t>P</m:t>
+                      </m:r>
+                      <m:r>
+                        <m:rPr>
+                          <m:sty m:val="p"/>
+                        </m:rPr>
+                        <m:t>l</m:t>
+                      </m:r>
+                      <m:r>
+                        <m:rPr>
+                          <m:sty m:val="p"/>
+                        </m:rPr>
+                        <m:t>a</m:t>
+                      </m:r>
+                      <m:r>
+                        <m:rPr>
+                          <m:sty m:val="p"/>
+                        </m:rPr>
+                        <m:t>n</m:t>
+                      </m:r>
+                      <m:r>
+                        <m:rPr>
+                          <m:sty m:val="p"/>
+                        </m:rPr>
+                        <m:t>t</m:t>
+                      </m:r>
+                    </m:e>
+                    <m:sub>
+                      <m:r>
+                        <m:t>λ</m:t>
+                      </m:r>
+                    </m:sub>
+                  </m:sSub>
+                </m:e>
+              </m:d>
+              <m:r>
+                <m:rPr>
+                  <m:sty m:val="p"/>
+                </m:rPr>
+                <m:t>=</m:t>
+              </m:r>
+              <m:r>
+                <m:t>1</m:t>
+              </m:r>
+            </m:e>
+          </m:d>
+          <m:r>
+            <m:rPr>
+              <m:sty m:val="p"/>
+            </m:rPr>
+            <m:t>=</m:t>
+          </m:r>
+          <m:r>
+            <m:t>1</m:t>
+          </m:r>
+          <m:r>
+            <m:rPr>
+              <m:sty m:val="p"/>
+            </m:rPr>
+            <m:t>,</m:t>
+          </m:r>
+        </m:oMath>
+      </m:oMathPara>
+    </w:p>
+    <w:p>
+      <w:pPr>
+        <w:pStyle w:val="FirstParagraph"/>
+      </w:pPr>
+      <w:r>
+        <w:t xml:space="preserve">and</w:t>
+      </w:r>
+    </w:p>
+    <w:p>
+      <w:pPr>
+        <w:pStyle w:val="BodyText"/>
+      </w:pPr>
+      <m:oMathPara>
+        <m:oMathParaPr>
+          <m:jc m:val="center"/>
+        </m:oMathParaPr>
+        <m:oMath>
+          <m:r>
+            <m:rPr>
+              <m:sty m:val="p"/>
+            </m:rPr>
+            <m:t>Pr</m:t>
+          </m:r>
+          <m:d>
+            <m:dPr>
+              <m:begChr m:val="["/>
+              <m:endChr m:val="]"/>
+              <m:sepChr m:val=""/>
+              <m:grow/>
+            </m:dPr>
+            <m:e>
+              <m:r>
+                <m:t>D</m:t>
+              </m:r>
+              <m:d>
+                <m:dPr>
+                  <m:begChr m:val="("/>
+                  <m:endChr m:val=")"/>
+                  <m:sepChr m:val=""/>
+                  <m:grow/>
+                </m:dPr>
+                <m:e>
+                  <m:sSub>
+                    <m:e>
+                      <m:r>
+                        <m:rPr>
+                          <m:sty m:val="p"/>
+                        </m:rPr>
+                        <m:t>N</m:t>
+                      </m:r>
+                      <m:r>
+                        <m:rPr>
+                          <m:sty m:val="p"/>
+                        </m:rPr>
+                        <m:t>u</m:t>
+                      </m:r>
+                      <m:r>
+                        <m:rPr>
+                          <m:sty m:val="p"/>
+                        </m:rPr>
+                        <m:t>l</m:t>
+                      </m:r>
+                      <m:r>
+                        <m:rPr>
+                          <m:sty m:val="p"/>
+                        </m:rPr>
+                        <m:t>l</m:t>
+                      </m:r>
+                    </m:e>
+                    <m:sub>
+                      <m:r>
+                        <m:t>λ</m:t>
+                      </m:r>
+                    </m:sub>
+                  </m:sSub>
+                </m:e>
+              </m:d>
+              <m:r>
+                <m:rPr>
+                  <m:sty m:val="p"/>
+                </m:rPr>
+                <m:t>=</m:t>
+              </m:r>
+              <m:r>
+                <m:t>1</m:t>
+              </m:r>
+            </m:e>
+          </m:d>
+          <m:r>
+            <m:rPr>
+              <m:sty m:val="p"/>
+            </m:rPr>
+            <m:t>≤</m:t>
+          </m:r>
+          <m:d>
+            <m:dPr>
+              <m:begChr m:val="("/>
+              <m:endChr m:val=")"/>
+              <m:sepChr m:val=""/>
+              <m:grow/>
+            </m:dPr>
+            <m:e>
+              <m:f>
+                <m:fPr>
+                  <m:type m:val="noBar"/>
+                </m:fPr>
+                <m:num>
+                  <m:r>
+                    <m:t>q</m:t>
+                  </m:r>
+                </m:num>
+                <m:den>
+                  <m:r>
+                    <m:t>u</m:t>
+                  </m:r>
+                  <m:r>
+                    <m:rPr>
+                      <m:sty m:val="p"/>
+                    </m:rPr>
+                    <m:t>+</m:t>
+                  </m:r>
+                  <m:r>
+                    <m:t>1</m:t>
+                  </m:r>
+                </m:den>
+              </m:f>
+            </m:e>
+          </m:d>
+          <m:d>
+            <m:dPr>
+              <m:begChr m:val="("/>
+              <m:endChr m:val=")"/>
+              <m:sepChr m:val=""/>
+              <m:grow/>
+            </m:dPr>
+            <m:e>
+              <m:r>
+                <m:t>1</m:t>
+              </m:r>
+              <m:r>
+                <m:rPr>
+                  <m:sty m:val="p"/>
+                </m:rPr>
+                <m:t>−</m:t>
+              </m:r>
+              <m:nary>
+                <m:naryPr>
+                  <m:chr m:val="∏"/>
+                  <m:limLoc m:val="undOvr"/>
+                  <m:subHide m:val="off"/>
+                  <m:supHide m:val="off"/>
+                </m:naryPr>
+                <m:sub>
+                  <m:r>
+                    <m:t>i</m:t>
+                  </m:r>
+                  <m:r>
+                    <m:rPr>
+                      <m:sty m:val="p"/>
+                    </m:rPr>
+                    <m:t>=</m:t>
+                  </m:r>
+                  <m:r>
+                    <m:t>1</m:t>
+                  </m:r>
+                </m:sub>
+                <m:sup>
+                  <m:r>
+                    <m:t>u</m:t>
+                  </m:r>
+                </m:sup>
+                <m:e>
+                  <m:f>
+                    <m:fPr>
+                      <m:type m:val="bar"/>
+                    </m:fPr>
+                    <m:num>
+                      <m:sSup>
+                        <m:e>
+                          <m:r>
+                            <m:t>Q</m:t>
+                          </m:r>
+                        </m:e>
+                        <m:sup>
+                          <m:r>
+                            <m:t>N</m:t>
+                          </m:r>
+                        </m:sup>
+                      </m:sSup>
+                      <m:r>
+                        <m:rPr>
+                          <m:sty m:val="p"/>
+                        </m:rPr>
+                        <m:t>−</m:t>
+                      </m:r>
+                      <m:sSup>
+                        <m:e>
+                          <m:r>
+                            <m:t>Q</m:t>
+                          </m:r>
+                        </m:e>
+                        <m:sup>
+                          <m:r>
+                            <m:t>i</m:t>
+                          </m:r>
+                        </m:sup>
+                      </m:sSup>
+                    </m:num>
+                    <m:den>
+                      <m:sSup>
+                        <m:e>
+                          <m:r>
+                            <m:t>Q</m:t>
+                          </m:r>
+                        </m:e>
+                        <m:sup>
+                          <m:r>
+                            <m:t>N</m:t>
+                          </m:r>
+                        </m:sup>
+                      </m:sSup>
+                      <m:r>
+                        <m:rPr>
+                          <m:sty m:val="p"/>
+                        </m:rPr>
+                        <m:t>−</m:t>
+                      </m:r>
+                      <m:r>
+                        <m:t>1</m:t>
+                      </m:r>
+                    </m:den>
+                  </m:f>
+                </m:e>
+              </m:nary>
+            </m:e>
+          </m:d>
+          <m:r>
+            <m:rPr>
+              <m:sty m:val="p"/>
+            </m:rPr>
+            <m:t>=</m:t>
+          </m:r>
+          <m:r>
+            <m:rPr>
+              <m:sty m:val="p"/>
+            </m:rPr>
+            <m:t>negl</m:t>
+          </m:r>
+          <m:d>
+            <m:dPr>
+              <m:begChr m:val="("/>
+              <m:endChr m:val=")"/>
+              <m:sepChr m:val=""/>
+              <m:grow/>
+            </m:dPr>
+            <m:e>
+              <m:r>
+                <m:t>λ</m:t>
+              </m:r>
+            </m:e>
+          </m:d>
+          <m:r>
+            <m:rPr>
+              <m:sty m:val="p"/>
+            </m:rPr>
+            <m:t>.</m:t>
+          </m:r>
+        </m:oMath>
+      </m:oMathPara>
+    </w:p>
+    <w:p>
+      <w:pPr>
+        <w:pStyle w:val="FirstParagraph"/>
+      </w:pPr>
+      <w:r>
+        <w:t xml:space="preserve">Thus</w:t>
+      </w:r>
+      <w:r>
+        <w:t xml:space="preserve"> </w:t>
+      </w:r>
+      <w:r>
+        <w:rPr>
+          <w:bCs/>
+          <w:b/>
+        </w:rPr>
+        <w:t xml:space="preserve">the original fixed-field MDS-HBCE asymptotic indistinguishability assumption against all PPT or QPT adversaries is false</w:t>
+      </w:r>
+      <w:r>
+        <w:t xml:space="preserve"> </w:t>
+      </w:r>
+      <w:r>
+        <w:t xml:space="preserve">for such polynomial-size public-key families. This is a break of its proposed</w:t>
+      </w:r>
+      <w:r>
+        <w:t xml:space="preserve"> </w:t>
+      </w:r>
+      <w:r>
+        <w:rPr>
+          <w:iCs/>
+          <w:i/>
+        </w:rPr>
+        <w:t xml:space="preserve">asymptotic public-key assumption</w:t>
+      </w:r>
+      <w:r>
+        <w:t xml:space="preserve">, not a demonstrated IND-CPA/IND-CCA attack on the three finite ciphertext profiles.</w:t>
+      </w:r>
+    </w:p>
+    <w:p>
+      <w:pPr>
+        <w:pStyle w:val="BodyText"/>
+      </w:pPr>
+      <w:r>
+        <w:rPr>
+          <w:bCs/>
+          <w:b/>
+        </w:rPr>
+        <w:t xml:space="preserve">Distinguisher.</w:t>
+      </w:r>
+      <w:r>
+        <w:t xml:space="preserve"> </w:t>
+      </w:r>
+      <w:r>
+        <w:t xml:space="preserve">Enumerate all sets of</w:t>
+      </w:r>
+      <w:r>
+        <w:t xml:space="preserve"> </w:t>
+      </w:r>
+      <m:oMath>
+        <m:r>
+          <m:t>u</m:t>
+        </m:r>
+        <m:r>
+          <m:rPr>
+            <m:sty m:val="p"/>
+          </m:rPr>
+          <m:t>+</m:t>
+        </m:r>
+        <m:r>
+          <m:t>1</m:t>
+        </m:r>
+      </m:oMath>
+      <w:r>
+        <w:t xml:space="preserve"> </w:t>
+      </w:r>
+      <w:r>
+        <w:t xml:space="preserve">rows in the published label matrix. Return planted upon finding a set of rank at most</w:t>
+      </w:r>
+      <w:r>
+        <w:t xml:space="preserve"> </w:t>
+      </w:r>
+      <m:oMath>
+        <m:r>
+          <m:t>u</m:t>
+        </m:r>
+      </m:oMath>
+      <w:r>
+        <w:t xml:space="preserve"> </w:t>
+      </w:r>
+      <w:r>
+        <w:t xml:space="preserve">using ordinary Gaussian elimination over</w:t>
+      </w:r>
+      <w:r>
+        <w:t xml:space="preserve"> </w:t>
+      </w:r>
+      <m:oMath>
+        <m:r>
+          <m:t>K</m:t>
+        </m:r>
+      </m:oMath>
+      <w:r>
+        <w:t xml:space="preserve">. This does not require knowledge of the hidden bucket locations, GRS permutation, embedding matrix, or NCSG secret.</w:t>
+      </w:r>
+    </w:p>
+    <w:p>
+      <w:pPr>
+        <w:pStyle w:val="BodyText"/>
+      </w:pPr>
+      <w:r>
+        <w:rPr>
+          <w:bCs/>
+          <w:b/>
+        </w:rPr>
+        <w:t xml:space="preserve">Proof.</w:t>
+      </w:r>
+      <w:r>
+        <w:t xml:space="preserve"> </w:t>
+      </w:r>
+      <w:r>
+        <w:t xml:space="preserve">Every</w:t>
+      </w:r>
+      <w:r>
+        <w:t xml:space="preserve"> </w:t>
+      </w:r>
+      <m:oMath>
+        <m:r>
+          <m:t>u</m:t>
+        </m:r>
+        <m:r>
+          <m:rPr>
+            <m:sty m:val="p"/>
+          </m:rPr>
+          <m:t>+</m:t>
+        </m:r>
+        <m:r>
+          <m:t>1</m:t>
+        </m:r>
+      </m:oMath>
+      <w:r>
+        <w:t xml:space="preserve"> </w:t>
+      </w:r>
+      <w:r>
+        <w:t xml:space="preserve">planted GRS rows have rank</w:t>
+      </w:r>
+      <w:r>
+        <w:t xml:space="preserve"> </w:t>
+      </w:r>
+      <m:oMath>
+        <m:r>
+          <m:t>u</m:t>
+        </m:r>
+      </m:oMath>
+      <w:r>
+        <w:t xml:space="preserve"> </w:t>
+      </w:r>
+      <w:r>
+        <w:t xml:space="preserve">because the Vandermonde generator has row rank</w:t>
+      </w:r>
+      <w:r>
+        <w:t xml:space="preserve"> </w:t>
+      </w:r>
+      <m:oMath>
+        <m:r>
+          <m:t>u</m:t>
+        </m:r>
+      </m:oMath>
+      <w:r>
+        <w:t xml:space="preserve"> </w:t>
+      </w:r>
+      <w:r>
+        <w:t xml:space="preserve">and multiplication by the sampled full-row-rank secret matrix preserves row dependencies. Since</w:t>
+      </w:r>
+      <w:r>
+        <w:t xml:space="preserve"> </w:t>
+      </w:r>
+      <m:oMath>
+        <m:r>
+          <m:t>M</m:t>
+        </m:r>
+        <m:r>
+          <m:rPr>
+            <m:sty m:val="p"/>
+          </m:rPr>
+          <m:t>≥</m:t>
+        </m:r>
+        <m:r>
+          <m:t>u</m:t>
+        </m:r>
+        <m:r>
+          <m:rPr>
+            <m:sty m:val="p"/>
+          </m:rPr>
+          <m:t>+</m:t>
+        </m:r>
+        <m:r>
+          <m:t>1</m:t>
+        </m:r>
+      </m:oMath>
+      <w:r>
+        <w:t xml:space="preserve">, at least one enumerated set is dependent. Under the null, conditioned on</w:t>
+      </w:r>
+      <w:r>
+        <w:t xml:space="preserve"> </w:t>
+      </w:r>
+      <m:oMath>
+        <m:r>
+          <m:t>i</m:t>
+        </m:r>
+      </m:oMath>
+      <w:r>
+        <w:t xml:space="preserve"> </w:t>
+      </w:r>
+      <w:r>
+        <w:t xml:space="preserve">earlier linearly independent uniform nonzero rows, the probability the next row belongs to their span is exactly</w:t>
+      </w:r>
+      <w:r>
+        <w:t xml:space="preserve"> </w:t>
+      </w:r>
+      <m:oMath>
+        <m:d>
+          <m:dPr>
+            <m:begChr m:val="("/>
+            <m:endChr m:val=")"/>
+            <m:sepChr m:val=""/>
+            <m:grow/>
+          </m:dPr>
+          <m:e>
+            <m:sSup>
+              <m:e>
+                <m:r>
+                  <m:t>Q</m:t>
+                </m:r>
+              </m:e>
+              <m:sup>
+                <m:r>
+                  <m:t>i</m:t>
+                </m:r>
+              </m:sup>
+            </m:sSup>
+            <m:r>
+              <m:rPr>
+                <m:sty m:val="p"/>
+              </m:rPr>
+              <m:t>−</m:t>
+            </m:r>
+            <m:r>
+              <m:t>1</m:t>
+            </m:r>
+          </m:e>
+        </m:d>
+        <m:r>
+          <m:rPr>
+            <m:sty m:val="p"/>
+          </m:rPr>
+          <m:t>/</m:t>
+        </m:r>
+        <m:d>
+          <m:dPr>
+            <m:begChr m:val="("/>
+            <m:endChr m:val=")"/>
+            <m:sepChr m:val=""/>
+            <m:grow/>
+          </m:dPr>
+          <m:e>
+            <m:sSup>
+              <m:e>
+                <m:r>
+                  <m:t>Q</m:t>
+                </m:r>
+              </m:e>
+              <m:sup>
+                <m:r>
+                  <m:t>N</m:t>
+                </m:r>
+              </m:sup>
+            </m:sSup>
+            <m:r>
+              <m:rPr>
+                <m:sty m:val="p"/>
+              </m:rPr>
+              <m:t>−</m:t>
+            </m:r>
+            <m:r>
+              <m:t>1</m:t>
+            </m:r>
+          </m:e>
+        </m:d>
+      </m:oMath>
+      <w:r>
+        <w:t xml:space="preserve">. The probability that</w:t>
+      </w:r>
+      <w:r>
+        <w:t xml:space="preserve"> </w:t>
+      </w:r>
+      <m:oMath>
+        <m:r>
+          <m:t>u</m:t>
+        </m:r>
+        <m:r>
+          <m:rPr>
+            <m:sty m:val="p"/>
+          </m:rPr>
+          <m:t>+</m:t>
+        </m:r>
+        <m:r>
+          <m:t>1</m:t>
+        </m:r>
+      </m:oMath>
+      <w:r>
+        <w:t xml:space="preserve"> </w:t>
+      </w:r>
+      <w:r>
+        <w:t xml:space="preserve">fixed null rows are dependent is therefore exactly the product complement displayed above. A union bound over all subsets proves the inequality. Since the field is fixed,</w:t>
+      </w:r>
+      <w:r>
+        <w:t xml:space="preserve"> </w:t>
+      </w:r>
+      <m:oMath>
+        <m:r>
+          <m:t>u</m:t>
+        </m:r>
+        <m:r>
+          <m:rPr>
+            <m:sty m:val="p"/>
+          </m:rPr>
+          <m:t>+</m:t>
+        </m:r>
+        <m:r>
+          <m:t>1</m:t>
+        </m:r>
+        <m:r>
+          <m:rPr>
+            <m:sty m:val="p"/>
+          </m:rPr>
+          <m:t>≤</m:t>
+        </m:r>
+        <m:r>
+          <m:t>M</m:t>
+        </m:r>
+        <m:r>
+          <m:rPr>
+            <m:sty m:val="p"/>
+          </m:rPr>
+          <m:t>≤</m:t>
+        </m:r>
+        <m:r>
+          <m:t>1024</m:t>
+        </m:r>
+      </m:oMath>
+      <w:r>
+        <w:t xml:space="preserve"> </w:t>
+      </w:r>
+      <w:r>
+        <w:t xml:space="preserve">for</w:t>
+      </w:r>
+      <w:r>
+        <w:t xml:space="preserve"> </w:t>
+      </w:r>
+      <w:r>
+        <w:rPr>
+          <w:bCs/>
+          <w:b/>
+        </w:rPr>
+        <w:t xml:space="preserve">every</w:t>
+      </w:r>
+      <w:r>
+        <w:t xml:space="preserve"> </w:t>
+      </w:r>
+      <w:r>
+        <w:t xml:space="preserve">security parameter, so exhaustive enumeration uses at most</w:t>
+      </w:r>
+      <w:r>
+        <w:t xml:space="preserve"> </w:t>
+      </w:r>
+      <m:oMath>
+        <m:r>
+          <m:t>O</m:t>
+        </m:r>
+        <m:d>
+          <m:dPr>
+            <m:begChr m:val="("/>
+            <m:endChr m:val=")"/>
+            <m:sepChr m:val=""/>
+            <m:grow/>
+          </m:dPr>
+          <m:e>
+            <m:sSup>
+              <m:e>
+                <m:r>
+                  <m:t>q</m:t>
+                </m:r>
+              </m:e>
+              <m:sup>
+                <m:r>
+                  <m:t>1024</m:t>
+                </m:r>
+              </m:sup>
+            </m:sSup>
+            <m:r>
+              <m:rPr>
+                <m:sty m:val="p"/>
+              </m:rPr>
+              <m:t>poly</m:t>
+            </m:r>
+            <m:d>
+              <m:dPr>
+                <m:begChr m:val="("/>
+                <m:endChr m:val=")"/>
+                <m:sepChr m:val=""/>
+                <m:grow/>
+              </m:dPr>
+              <m:e>
+                <m:r>
+                  <m:t>N</m:t>
+                </m:r>
+              </m:e>
+            </m:d>
+          </m:e>
+        </m:d>
+      </m:oMath>
+      <w:r>
+        <w:t xml:space="preserve"> </w:t>
+      </w:r>
+      <w:r>
+        <w:t xml:space="preserve">field operations. The exponent 1024 is a fixed constant, making the attack a</w:t>
+      </w:r>
+      <w:r>
+        <w:t xml:space="preserve"> </w:t>
+      </w:r>
+      <w:r>
+        <w:rPr>
+          <w:bCs/>
+          <w:b/>
+        </w:rPr>
+        <w:t xml:space="preserve">uniform polynomial-time algorithm</w:t>
+      </w:r>
+      <w:r>
+        <w:t xml:space="preserve">, however infeasible at concrete sizes. Finally, the parenthetical null probability is</w:t>
+      </w:r>
+      <w:r>
+        <w:t xml:space="preserve"> </w:t>
+      </w:r>
+      <m:oMath>
+        <m:r>
+          <m:t>O</m:t>
+        </m:r>
+        <m:d>
+          <m:dPr>
+            <m:begChr m:val="("/>
+            <m:endChr m:val=")"/>
+            <m:sepChr m:val=""/>
+            <m:grow/>
+          </m:dPr>
+          <m:e>
+            <m:sSup>
+              <m:e>
+                <m:r>
+                  <m:t>Q</m:t>
+                </m:r>
+              </m:e>
+              <m:sup>
+                <m:r>
+                  <m:t>u</m:t>
+                </m:r>
+                <m:r>
+                  <m:rPr>
+                    <m:sty m:val="p"/>
+                  </m:rPr>
+                  <m:t>−</m:t>
+                </m:r>
+                <m:r>
+                  <m:t>N</m:t>
+                </m:r>
+              </m:sup>
+            </m:sSup>
+          </m:e>
+        </m:d>
+      </m:oMath>
+      <w:r>
+        <w:t xml:space="preserve"> </w:t>
+      </w:r>
+      <w:r>
+        <w:t xml:space="preserve">for bounded</w:t>
+      </w:r>
+      <w:r>
+        <w:t xml:space="preserve"> </w:t>
+      </w:r>
+      <m:oMath>
+        <m:r>
+          <m:t>u</m:t>
+        </m:r>
+      </m:oMath>
+      <w:r>
+        <w:t xml:space="preserve">; with</w:t>
+      </w:r>
+      <w:r>
+        <w:t xml:space="preserve"> </w:t>
+      </w:r>
+      <m:oMath>
+        <m:r>
+          <m:t>q</m:t>
+        </m:r>
+      </m:oMath>
+      <w:r>
+        <w:t xml:space="preserve"> </w:t>
+      </w:r>
+      <w:r>
+        <w:t xml:space="preserve">polynomial and</w:t>
+      </w:r>
+      <w:r>
+        <w:t xml:space="preserve"> </w:t>
+      </w:r>
+      <m:oMath>
+        <m:r>
+          <m:t>N</m:t>
+        </m:r>
+        <m:r>
+          <m:rPr>
+            <m:sty m:val="p"/>
+          </m:rPr>
+          <m:t>=</m:t>
+        </m:r>
+        <m:r>
+          <m:t>Ω</m:t>
+        </m:r>
+        <m:d>
+          <m:dPr>
+            <m:begChr m:val="("/>
+            <m:endChr m:val=")"/>
+            <m:sepChr m:val=""/>
+            <m:grow/>
+          </m:dPr>
+          <m:e>
+            <m:r>
+              <m:t>λ</m:t>
+            </m:r>
+          </m:e>
+        </m:d>
+      </m:oMath>
+      <w:r>
+        <w:t xml:space="preserve">, the union bound is negligible.</w:t>
+      </w:r>
+      <w:r>
+        <w:t xml:space="preserve"> </w:t>
+      </w:r>
+      <m:oMath>
+        <m:r>
+          <m:rPr>
+            <m:sty m:val="p"/>
+          </m:rPr>
+          <m:t>▫</m:t>
+        </m:r>
+      </m:oMath>
+    </w:p>
+    <w:p>
+      <w:pPr>
+        <w:pStyle w:val="BodyText"/>
+      </w:pPr>
+      <w:r>
+        <w:rPr>
+          <w:bCs/>
+          <w:b/>
+        </w:rPr>
+        <w:t xml:space="preserve">Finite-profile interpretation.</w:t>
+      </w:r>
+      <w:r>
+        <w:t xml:space="preserve"> </w:t>
+      </w:r>
+      <w:r>
+        <w:t xml:space="preserve">The exact numbers of subsets in this simple enumeration, expressed as</w:t>
+      </w:r>
+      <w:r>
+        <w:t xml:space="preserve"> </w:t>
+      </w:r>
+      <m:oMath>
+        <m:sSub>
+          <m:e>
+            <m:r>
+              <m:rPr>
+                <m:sty m:val="p"/>
+              </m:rPr>
+              <m:t>log</m:t>
+            </m:r>
+          </m:e>
+          <m:sub>
+            <m:r>
+              <m:t>2</m:t>
+            </m:r>
+          </m:sub>
+        </m:sSub>
+        <m:d>
+          <m:dPr>
+            <m:begChr m:val="("/>
+            <m:endChr m:val=")"/>
+            <m:sepChr m:val=""/>
+            <m:grow/>
+          </m:dPr>
+          <m:e>
+            <m:f>
+              <m:fPr>
+                <m:type m:val="noBar"/>
+              </m:fPr>
+              <m:num>
+                <m:r>
+                  <m:t>q</m:t>
+                </m:r>
+              </m:num>
+              <m:den>
+                <m:r>
+                  <m:t>u</m:t>
+                </m:r>
+                <m:r>
+                  <m:rPr>
+                    <m:sty m:val="p"/>
+                  </m:rPr>
+                  <m:t>+</m:t>
+                </m:r>
+                <m:r>
+                  <m:t>1</m:t>
+                </m:r>
+              </m:den>
+            </m:f>
+          </m:e>
+        </m:d>
+      </m:oMath>
+      <w:r>
+        <w:t xml:space="preserve">, are about</w:t>
+      </w:r>
+      <w:r>
+        <w:t xml:space="preserve"> </w:t>
+      </w:r>
+      <m:oMath>
+        <m:r>
+          <m:t>656.94</m:t>
+        </m:r>
+      </m:oMath>
+      <w:r>
+        <w:t xml:space="preserve"> </w:t>
+      </w:r>
+      <w:r>
+        <w:t xml:space="preserve">(SGD-R1),</w:t>
+      </w:r>
+      <w:r>
+        <w:t xml:space="preserve"> </w:t>
+      </w:r>
+      <m:oMath>
+        <m:r>
+          <m:t>1136.78</m:t>
+        </m:r>
+      </m:oMath>
+      <w:r>
+        <w:t xml:space="preserve"> </w:t>
+      </w:r>
+      <w:r>
+        <w:t xml:space="preserve">(SGD-R2), and</w:t>
+      </w:r>
+      <w:r>
+        <w:t xml:space="preserve"> </w:t>
+      </w:r>
+      <m:oMath>
+        <m:r>
+          <m:t>1718.10</m:t>
+        </m:r>
+      </m:oMath>
+      <w:r>
+        <w:t xml:space="preserve"> </w:t>
+      </w:r>
+      <w:r>
+        <w:t xml:space="preserve">(SGD-R3), before Gaussian elimination. These huge exponents show why an asymptotic PPT attack</w:t>
+      </w:r>
+      <w:r>
+        <w:t xml:space="preserve"> </w:t>
+      </w:r>
+      <w:r>
+        <w:rPr>
+          <w:bCs/>
+          <w:b/>
+        </w:rPr>
+        <w:t xml:space="preserve">must not be mislabeled a practical finite-parameter attack</w:t>
+      </w:r>
+      <w:r>
+        <w:t xml:space="preserve">. More sophisticated classical or quantum attacks may be far cheaper; neither this enumerator nor the earlier source heuristics supplies a secure work-factor lower bound.</w:t>
+      </w:r>
+    </w:p>
+    <w:p>
+      <w:pPr>
+        <w:pStyle w:val="BodyText"/>
+      </w:pPr>
+      <w:r>
+        <w:rPr>
+          <w:bCs/>
+          <w:b/>
+        </w:rPr>
+        <w:t xml:space="preserve">Repair boundary.</w:t>
+      </w:r>
+      <w:r>
+        <w:t xml:space="preserve"> </w:t>
+      </w:r>
+      <w:r>
+        <w:t xml:space="preserve">Increasing noise or simply choosing a larger fixed</w:t>
+      </w:r>
+      <w:r>
+        <w:t xml:space="preserve"> </w:t>
+      </w:r>
+      <m:oMath>
+        <m:r>
+          <m:t>N</m:t>
+        </m:r>
+      </m:oMath>
+      <w:r>
+        <w:t xml:space="preserve"> </w:t>
+      </w:r>
+      <w:r>
+        <w:t xml:space="preserve">cannot fix this asymptotic problem. Changing the field to grow with the security parameter or replacing the algebraic embedding might remove the particular constant-degree argument, but would require a new complete sampled assumption, cryptanalysis, decoder, efficient implementation, and quantum-aware reduction. No such unproved change may be advertised as formally secure. The author’s active target remains</w:t>
+      </w:r>
+      <w:r>
+        <w:t xml:space="preserve"> </w:t>
+      </w:r>
+      <w:r>
+        <w:rPr>
+          <w:bCs/>
+          <w:b/>
+        </w:rPr>
+        <w:t xml:space="preserve">an original NCSG-dependent construction without any external KEM ingredient</w:t>
+      </w:r>
+      <w:r>
+        <w:t xml:space="preserve">; this theorem is an archived-GRS no-go result and a mandatory negative design gate.</w:t>
+      </w:r>
+    </w:p>
+    <w:p>
+      <w:pPr>
+        <w:pStyle w:val="BodyText"/>
+      </w:pPr>
+      <w:r>
+        <w:rPr>
+          <w:bCs/>
+          <w:b/>
+        </w:rPr>
+        <w:t xml:space="preserve">Reproduction.</w:t>
+      </w:r>
+      <w:r>
+        <w:t xml:space="preserve"> </w:t>
+      </w:r>
+      <w:r>
+        <w:t xml:space="preserve">The pure-Python GF(1024) attack implementation and exact GF(3) independent-probability enumeration reside in research-2028/attacks/fixed_field_mds_hbce_ppt_break.py. Finite tests check this algebra; the general asymptotic conclusion follows from the mathematical argument, not from testing.</w:t>
+      </w:r>
+    </w:p>
     <w:bookmarkEnd w:id="35"/>
-    <w:bookmarkStart w:id="36" w:name="re-evaluation-of-concrete-attacks"/>
+    <w:bookmarkEnd w:id="36"/>
+    <w:bookmarkStart w:id="37" w:name="re-evaluation-of-concrete-attacks"/>
     <w:p>
       <w:pPr>
         <w:pStyle w:val="Heading1"/>
@@ -14698,8 +16253,8 @@
         <w:t xml:space="preserve">The union bound does not address high-weight relations or non-linear distinguishers. Exact finite arithmetic and toy regressions are stored in `formal-verification-and-mathematical-proofs/`.</w:t>
       </w:r>
     </w:p>
-    <w:bookmarkEnd w:id="36"/>
-    <w:bookmarkStart w:id="37" w:name="X09c951edd6ad5a0620cecf358fd11cee4c6687f"/>
+    <w:bookmarkEnd w:id="37"/>
+    <w:bookmarkStart w:id="38" w:name="X09c951edd6ad5a0620cecf358fd11cee4c6687f"/>
     <w:p>
       <w:pPr>
         <w:pStyle w:val="Heading1"/>
@@ -15929,8 +17484,8 @@
         <w:t xml:space="preserve">are identifiers, not certified bit-security. The clean-basis row reports exactly one method. The message-failure row is derived from idealized independent noise and bounded-distance decoding, not an execution-tested failure estimate. These profiles also have very large public keys and ciphertexts by contemporary KEM standards.</w:t>
       </w:r>
     </w:p>
-    <w:bookmarkEnd w:id="37"/>
-    <w:bookmarkStart w:id="46" w:name="Xe648b1b6ee4ad46cdea84b3f4a56d864d2eab7b"/>
+    <w:bookmarkEnd w:id="38"/>
+    <w:bookmarkStart w:id="47" w:name="Xe648b1b6ee4ad46cdea84b3f4a56d864d2eab7b"/>
     <w:p>
       <w:pPr>
         <w:pStyle w:val="Heading1"/>
@@ -15939,7 +17494,7 @@
         <w:t xml:space="preserve">12. Further structural cryptanalysis toward NCSG-only security</w:t>
       </w:r>
     </w:p>
-    <w:bookmarkStart w:id="38" w:name="Xcc936c4f41f389694b743b260f1d75260526322"/>
+    <w:bookmarkStart w:id="39" w:name="Xcc936c4f41f389694b743b260f1d75260526322"/>
     <w:p>
       <w:pPr>
         <w:pStyle w:val="Heading2"/>
@@ -16493,8 +18048,8 @@
         <w:t xml:space="preserve">from the original algorithms, not implementation measurements or a weak-attack estimate. A new compression claim would need to show correctness and security after the changed ciphertext distribution. An external KEM or combiner would not repair this construction’s bandwidth defect.</w:t>
       </w:r>
     </w:p>
-    <w:bookmarkEnd w:id="38"/>
-    <w:bookmarkStart w:id="39" w:name="Xb91f30c987f197e5d16c01affa970c53655b8d7"/>
+    <w:bookmarkEnd w:id="39"/>
+    <w:bookmarkStart w:id="40" w:name="Xb91f30c987f197e5d16c01affa970c53655b8d7"/>
     <w:p>
       <w:pPr>
         <w:pStyle w:val="Heading2"/>
@@ -16769,8 +18324,8 @@
         <w:t xml:space="preserve">, the attack enumerates group sets and candidate positions until finding a rank-three set of four labels; extending the recovered span identifies all five planted labels. This is a regression against too-strong security narratives; toy performance must not be extrapolated into a finite security-level claim. The attack cost increases combinatorially for the larger parameters and is not a measured full-profile break.</w:t>
       </w:r>
     </w:p>
-    <w:bookmarkEnd w:id="39"/>
-    <w:bookmarkStart w:id="40" w:name="profile-specific-attack-and-proof-matrix"/>
+    <w:bookmarkEnd w:id="40"/>
+    <w:bookmarkStart w:id="41" w:name="profile-specific-attack-and-proof-matrix"/>
     <w:p>
       <w:pPr>
         <w:pStyle w:val="Heading2"/>
@@ -17273,8 +18828,8 @@
         </w:tc>
       </w:tr>
     </w:tbl>
-    <w:bookmarkEnd w:id="40"/>
-    <w:bookmarkStart w:id="41" w:name="Xd945509a82468b365e34cb2f8923c22697719f8"/>
+    <w:bookmarkEnd w:id="41"/>
+    <w:bookmarkStart w:id="42" w:name="Xd945509a82468b365e34cb2f8923c22697719f8"/>
     <w:p>
       <w:pPr>
         <w:pStyle w:val="Heading2"/>
@@ -17341,8 +18896,8 @@
         <w:t xml:space="preserve">. The following two mathematically testable experiments are new NCSG-native directions; we must reject any candidate failing either adversarial test before treating it as a KEM.</w:t>
       </w:r>
     </w:p>
-    <w:bookmarkEnd w:id="41"/>
-    <w:bookmarkStart w:id="42" w:name="Xf023397d9e5f049c56fe178f970469200778625"/>
+    <w:bookmarkEnd w:id="42"/>
+    <w:bookmarkStart w:id="43" w:name="Xf023397d9e5f049c56fe178f970469200778625"/>
     <w:p>
       <w:pPr>
         <w:pStyle w:val="Heading2"/>
@@ -19322,8 +20877,8 @@
         <w:t xml:space="preserve">. They are algebraic consistency conditions, not a hardness reduction. A secret potential cannot be made difficult merely by publishing its two directional derivative tables: the constructive proof gives a polynomial-time recovery method up to additive constants. The accompanying exact finite fixture integrates one hundred random ternary tables and rejects deliberately inconsistent derivatives.</w:t>
       </w:r>
     </w:p>
-    <w:bookmarkEnd w:id="42"/>
-    <w:bookmarkStart w:id="43" w:name="Xc75a6596662a4123579ecbd2ca69767b28b34ef"/>
+    <w:bookmarkEnd w:id="43"/>
+    <w:bookmarkStart w:id="44" w:name="Xc75a6596662a4123579ecbd2ca69767b28b34ef"/>
     <w:p>
       <w:pPr>
         <w:pStyle w:val="Heading2"/>
@@ -21223,8 +22778,8 @@
         <w:t xml:space="preserve">from the public key nor introducing an unaudited hard-decomposition assumption proves security. Every such redesign needs a new exact security game.</w:t>
       </w:r>
     </w:p>
-    <w:bookmarkEnd w:id="43"/>
-    <w:bookmarkStart w:id="44" w:name="X1830fe64b0727f49a9170c7407a0fcc905a681f"/>
+    <w:bookmarkEnd w:id="44"/>
+    <w:bookmarkStart w:id="45" w:name="X1830fe64b0727f49a9170c7407a0fcc905a681f"/>
     <w:p>
       <w:pPr>
         <w:pStyle w:val="Heading2"/>
@@ -21313,8 +22868,8 @@
         <w:t xml:space="preserve">an eligible construction and costed against all available classical and quantum attack algorithms. The three historical profiles in Section 11 remain attack baselines, not validated instantiations of the new direction.</w:t>
       </w:r>
     </w:p>
-    <w:bookmarkEnd w:id="44"/>
-    <w:bookmarkStart w:id="45" w:name="novelty-boundary-and-venue-target"/>
+    <w:bookmarkEnd w:id="45"/>
+    <w:bookmarkStart w:id="46" w:name="novelty-boundary-and-venue-target"/>
     <w:p>
       <w:pPr>
         <w:pStyle w:val="Heading2"/>
@@ -21404,9 +22959,9 @@
         <w:t xml:space="preserve">`research-2028/NCSG_ONLY_RESEARCH_STATUS.md`.</w:t>
       </w:r>
     </w:p>
-    <w:bookmarkEnd w:id="45"/>
     <w:bookmarkEnd w:id="46"/>
-    <w:bookmarkStart w:id="47" w:name="Xcd158b9d3f06b4a07edfd0a58591f1d8a4791da"/>
+    <w:bookmarkEnd w:id="47"/>
+    <w:bookmarkStart w:id="48" w:name="Xcd158b9d3f06b4a07edfd0a58591f1d8a4791da"/>
     <w:p>
       <w:pPr>
         <w:pStyle w:val="Heading1"/>
@@ -21469,8 +23024,8 @@
         <w:t xml:space="preserve">A publication-ready new cryptographic claim would require at least: an executable, byte-exact KEM implementation; independent cryptanalysis of the full public-label distribution and noisy sample problem; reproducible estimators including quantum work, depth and memory; a sound asymptotic parameter family; a complete QROM reduction with explicit concrete losses; a venue-compliant anonymous submission; and explicit treatment of computational/memory cost, malformed ciphertexts, fault and side-channel behavior.</w:t>
       </w:r>
     </w:p>
-    <w:bookmarkEnd w:id="47"/>
-    <w:bookmarkStart w:id="48" w:name="conclusion"/>
+    <w:bookmarkEnd w:id="48"/>
+    <w:bookmarkStart w:id="49" w:name="conclusion"/>
     <w:p>
       <w:pPr>
         <w:pStyle w:val="Heading1"/>
@@ -21500,8 +23055,8 @@
         <w:t xml:space="preserve">, not a formally verified post-quantum KEM. The MDS construction is retained for negative and historical study rather than promoted as the user’s novel active design. Any security promotion needs new mathematics and independent cryptanalysis, not a change of adjectives.</w:t>
       </w:r>
     </w:p>
-    <w:bookmarkEnd w:id="48"/>
-    <w:bookmarkStart w:id="49" w:name="references"/>
+    <w:bookmarkEnd w:id="49"/>
+    <w:bookmarkStart w:id="50" w:name="references"/>
     <w:p>
       <w:pPr>
         <w:pStyle w:val="Heading1"/>
@@ -21784,8 +23339,8 @@
         <w:t xml:space="preserve">, author-provided 26-page PDF, October 2026.</w:t>
       </w:r>
     </w:p>
-    <w:bookmarkEnd w:id="49"/>
-    <w:bookmarkStart w:id="50" w:name="Xc49e99b3b77675231c28d7331b6e63f200684e1"/>
+    <w:bookmarkEnd w:id="50"/>
+    <w:bookmarkStart w:id="51" w:name="Xc49e99b3b77675231c28d7331b6e63f200684e1"/>
     <w:p>
       <w:pPr>
         <w:pStyle w:val="Heading1"/>
@@ -21815,8 +23370,8 @@
         <w:t xml:space="preserve">.</w:t>
       </w:r>
     </w:p>
-    <w:bookmarkEnd w:id="50"/>
-    <w:bookmarkStart w:id="51" w:name="appendix-b.-submission-caution"/>
+    <w:bookmarkEnd w:id="51"/>
+    <w:bookmarkStart w:id="52" w:name="appendix-b.-submission-caution"/>
     <w:p>
       <w:pPr>
         <w:pStyle w:val="Heading1"/>
@@ -21846,7 +23401,7 @@
         <w:t xml:space="preserve">. This revision is not a 2027 submission. For a future double-blind venue, apply the current published formatting, author-identification, repository and AI-use rules; do not upload the named version as an anonymous submission. Verify all bibliographic records directly from publishers before submission.</w:t>
       </w:r>
     </w:p>
-    <w:bookmarkEnd w:id="51"/>
+    <w:bookmarkEnd w:id="52"/>
     <w:sectPr/>
   </w:body>
 </w:document>

--- a/manuscript/SG_DIFRA_EUROCRYPT_2028_RESEARCH_DRAFT.docx
+++ b/manuscript/SG_DIFRA_EUROCRYPT_2028_RESEARCH_DRAFT.docx
@@ -2864,7 +2864,7 @@
       </w:r>
     </w:p>
     <w:bookmarkEnd w:id="26"/>
-    <w:bookmarkStart w:id="28" w:name="Xb46808b62d745b644fee1c2bb48108bcf4cbf84"/>
+    <w:bookmarkStart w:id="29" w:name="Xb46808b62d745b644fee1c2bb48108bcf4cbf84"/>
     <w:p>
       <w:pPr>
         <w:pStyle w:val="Heading1"/>
@@ -10012,8 +10012,4726 @@
       </w:r>
     </w:p>
     <w:bookmarkEnd w:id="27"/>
+    <w:bookmarkStart w:id="28" w:name="X90b9c1579a4ae0dd26b67a34a1de2d1e48ce262"/>
+    <w:p>
+      <w:pPr>
+        <w:pStyle w:val="Heading2"/>
+      </w:pPr>
+      <w:r>
+        <w:t xml:space="preserve">4.2 Round-4 theorem: exact finite public-fiber distinguisher from three parallel lines</w:t>
+      </w:r>
+    </w:p>
+    <w:p>
+      <w:pPr>
+        <w:pStyle w:val="FirstParagraph"/>
+      </w:pPr>
+      <w:r>
+        <w:t xml:space="preserve">The original 2026 manuscript proves exact balanced fibers and maximal entropy for the finite differences of a fixed direction. Neither property implies pseudorandom public fibers, and the preceding affine-line theorem left a stronger question unresolved: do independently sampled NCSG fibers satisfy a</w:t>
+      </w:r>
+      <w:r>
+        <w:t xml:space="preserve"> </w:t>
+      </w:r>
+      <w:r>
+        <w:rPr>
+          <w:bCs/>
+          <w:b/>
+        </w:rPr>
+        <w:t xml:space="preserve">public test with a large</w:t>
+      </w:r>
+      <w:r>
+        <w:rPr>
+          <w:bCs/>
+          <w:b/>
+        </w:rPr>
+        <w:t xml:space="preserve"> </w:t>
+      </w:r>
+      <w:r>
+        <w:rPr>
+          <w:iCs/>
+          <w:i/>
+          <w:bCs/>
+          <w:b/>
+        </w:rPr>
+        <w:t xml:space="preserve">provable finite-parameter</w:t>
+      </w:r>
+      <w:r>
+        <w:rPr>
+          <w:bCs/>
+          <w:b/>
+        </w:rPr>
+        <w:t xml:space="preserve"> </w:t>
+      </w:r>
+      <w:r>
+        <w:rPr>
+          <w:bCs/>
+          <w:b/>
+        </w:rPr>
+        <w:t xml:space="preserve">distinguishing gap</w:t>
+      </w:r>
+      <w:r>
+        <w:t xml:space="preserve">, rather than just different expectations? The answer is yes. This statement is an attack on a</w:t>
+      </w:r>
+      <w:r>
+        <w:t xml:space="preserve"> </w:t>
+      </w:r>
+      <w:r>
+        <w:rPr>
+          <w:bCs/>
+          <w:b/>
+        </w:rPr>
+        <w:t xml:space="preserve">hypothetical pseudorandom-fiber claim</w:t>
+      </w:r>
+      <w:r>
+        <w:t xml:space="preserve">; it is</w:t>
+      </w:r>
+      <w:r>
+        <w:t xml:space="preserve"> </w:t>
+      </w:r>
+      <w:r>
+        <w:rPr>
+          <w:iCs/>
+          <w:i/>
+        </w:rPr>
+        <w:t xml:space="preserve">not</w:t>
+      </w:r>
+      <w:r>
+        <w:t xml:space="preserve"> </w:t>
+      </w:r>
+      <w:r>
+        <w:t xml:space="preserve">an attack on the ciphertext of the archived dense-label KEM.</w:t>
+      </w:r>
+    </w:p>
+    <w:p>
+      <w:pPr>
+        <w:pStyle w:val="BodyText"/>
+      </w:pPr>
+      <w:r>
+        <w:t xml:space="preserve">Let</w:t>
+      </w:r>
+      <w:r>
+        <w:t xml:space="preserve"> </w:t>
+      </w:r>
+      <m:oMath>
+        <m:r>
+          <m:t>S</m:t>
+        </m:r>
+        <m:r>
+          <m:rPr>
+            <m:sty m:val="p"/>
+          </m:rPr>
+          <m:t>=</m:t>
+        </m:r>
+        <m:sSup>
+          <m:e>
+            <m:r>
+              <m:t>f</m:t>
+            </m:r>
+          </m:e>
+          <m:sup>
+            <m:r>
+              <m:rPr>
+                <m:sty m:val="p"/>
+              </m:rPr>
+              <m:t>−</m:t>
+            </m:r>
+            <m:r>
+              <m:t>1</m:t>
+            </m:r>
+          </m:sup>
+        </m:sSup>
+        <m:d>
+          <m:dPr>
+            <m:begChr m:val="("/>
+            <m:endChr m:val=")"/>
+            <m:sepChr m:val=""/>
+            <m:grow/>
+          </m:dPr>
+          <m:e>
+            <m:r>
+              <m:t>b</m:t>
+            </m:r>
+          </m:e>
+        </m:d>
+        <m:r>
+          <m:rPr>
+            <m:sty m:val="p"/>
+          </m:rPr>
+          <m:t>⊆</m:t>
+        </m:r>
+        <m:sSubSup>
+          <m:e>
+            <m:r>
+              <m:rPr>
+                <m:sty m:val="p"/>
+                <m:scr m:val="double-struck"/>
+              </m:rPr>
+              <m:t>F</m:t>
+            </m:r>
+          </m:e>
+          <m:sub>
+            <m:r>
+              <m:t>3</m:t>
+            </m:r>
+          </m:sub>
+          <m:sup>
+            <m:r>
+              <m:t>k</m:t>
+            </m:r>
+          </m:sup>
+        </m:sSubSup>
+      </m:oMath>
+      <w:r>
+        <w:t xml:space="preserve"> </w:t>
+      </w:r>
+      <w:r>
+        <w:t xml:space="preserve">with</w:t>
+      </w:r>
+      <w:r>
+        <w:t xml:space="preserve"> </w:t>
+      </w:r>
+      <m:oMath>
+        <m:r>
+          <m:t>f</m:t>
+        </m:r>
+      </m:oMath>
+      <w:r>
+        <w:t xml:space="preserve">,</w:t>
+      </w:r>
+      <w:r>
+        <w:t xml:space="preserve"> </w:t>
+      </w:r>
+      <m:oMath>
+        <m:r>
+          <m:t>A</m:t>
+        </m:r>
+      </m:oMath>
+      <w:r>
+        <w:t xml:space="preserve">,</w:t>
+      </w:r>
+      <w:r>
+        <w:t xml:space="preserve"> </w:t>
+      </w:r>
+      <m:oMath>
+        <m:r>
+          <m:t>B</m:t>
+        </m:r>
+      </m:oMath>
+      <w:r>
+        <w:t xml:space="preserve">,</w:t>
+      </w:r>
+      <w:r>
+        <w:t xml:space="preserve"> </w:t>
+      </w:r>
+      <m:oMath>
+        <m:r>
+          <m:t>a</m:t>
+        </m:r>
+      </m:oMath>
+      <w:r>
+        <w:t xml:space="preserve"> </w:t>
+      </w:r>
+      <w:r>
+        <w:t xml:space="preserve">and uniform potential table</w:t>
+      </w:r>
+      <w:r>
+        <w:t xml:space="preserve"> </w:t>
+      </w:r>
+      <m:oMath>
+        <m:sSub>
+          <m:e>
+            <m:r>
+              <m:t>Q</m:t>
+            </m:r>
+          </m:e>
+          <m:sub>
+            <m:r>
+              <m:t>0</m:t>
+            </m:r>
+          </m:sub>
+        </m:sSub>
+      </m:oMath>
+      <w:r>
+        <w:t xml:space="preserve"> </w:t>
+      </w:r>
+      <w:r>
+        <w:t xml:space="preserve">as in Section 4, and let</w:t>
+      </w:r>
+      <w:r>
+        <w:t xml:space="preserve"> </w:t>
+      </w:r>
+      <m:oMath>
+        <m:r>
+          <m:t>r</m:t>
+        </m:r>
+        <m:r>
+          <m:rPr>
+            <m:sty m:val="p"/>
+          </m:rPr>
+          <m:t>=</m:t>
+        </m:r>
+        <m:r>
+          <m:t>k</m:t>
+        </m:r>
+        <m:r>
+          <m:rPr>
+            <m:sty m:val="p"/>
+          </m:rPr>
+          <m:t>−</m:t>
+        </m:r>
+        <m:r>
+          <m:t>d</m:t>
+        </m:r>
+      </m:oMath>
+      <w:r>
+        <w:t xml:space="preserve">. Let</w:t>
+      </w:r>
+      <w:r>
+        <w:t xml:space="preserve"> </w:t>
+      </w:r>
+      <m:oMath>
+        <m:sSub>
+          <m:e>
+            <m:r>
+              <m:rPr>
+                <m:sty m:val="p"/>
+                <m:scr m:val="sans-serif"/>
+              </m:rPr>
+              <m:t>U</m:t>
+            </m:r>
+            <m:r>
+              <m:rPr>
+                <m:sty m:val="p"/>
+                <m:scr m:val="sans-serif"/>
+              </m:rPr>
+              <m:t>n</m:t>
+            </m:r>
+            <m:r>
+              <m:rPr>
+                <m:sty m:val="p"/>
+                <m:scr m:val="sans-serif"/>
+              </m:rPr>
+              <m:t>i</m:t>
+            </m:r>
+            <m:r>
+              <m:rPr>
+                <m:sty m:val="p"/>
+                <m:scr m:val="sans-serif"/>
+              </m:rPr>
+              <m:t>f</m:t>
+            </m:r>
+            <m:r>
+              <m:rPr>
+                <m:sty m:val="p"/>
+                <m:scr m:val="sans-serif"/>
+              </m:rPr>
+              <m:t>o</m:t>
+            </m:r>
+            <m:r>
+              <m:rPr>
+                <m:sty m:val="p"/>
+                <m:scr m:val="sans-serif"/>
+              </m:rPr>
+              <m:t>r</m:t>
+            </m:r>
+            <m:r>
+              <m:rPr>
+                <m:sty m:val="p"/>
+                <m:scr m:val="sans-serif"/>
+              </m:rPr>
+              <m:t>m</m:t>
+            </m:r>
+          </m:e>
+          <m:sub>
+            <m:r>
+              <m:t>k</m:t>
+            </m:r>
+            <m:r>
+              <m:rPr>
+                <m:sty m:val="p"/>
+              </m:rPr>
+              <m:t>,</m:t>
+            </m:r>
+            <m:r>
+              <m:t>d</m:t>
+            </m:r>
+          </m:sub>
+        </m:sSub>
+      </m:oMath>
+      <w:r>
+        <w:t xml:space="preserve"> </w:t>
+      </w:r>
+      <w:r>
+        <w:t xml:space="preserve">denote a uniformly chosen subset of</w:t>
+      </w:r>
+      <w:r>
+        <w:t xml:space="preserve"> </w:t>
+      </w:r>
+      <m:oMath>
+        <m:sSubSup>
+          <m:e>
+            <m:r>
+              <m:rPr>
+                <m:sty m:val="p"/>
+                <m:scr m:val="double-struck"/>
+              </m:rPr>
+              <m:t>F</m:t>
+            </m:r>
+          </m:e>
+          <m:sub>
+            <m:r>
+              <m:t>3</m:t>
+            </m:r>
+          </m:sub>
+          <m:sup>
+            <m:r>
+              <m:t>k</m:t>
+            </m:r>
+          </m:sup>
+        </m:sSubSup>
+      </m:oMath>
+      <w:r>
+        <w:t xml:space="preserve"> </w:t>
+      </w:r>
+      <w:r>
+        <w:t xml:space="preserve">of exactly</w:t>
+      </w:r>
+      <w:r>
+        <w:t xml:space="preserve"> </w:t>
+      </w:r>
+      <m:oMath>
+        <m:r>
+          <m:t>s</m:t>
+        </m:r>
+        <m:r>
+          <m:rPr>
+            <m:sty m:val="p"/>
+          </m:rPr>
+          <m:t>=</m:t>
+        </m:r>
+        <m:sSup>
+          <m:e>
+            <m:r>
+              <m:t>3</m:t>
+            </m:r>
+          </m:e>
+          <m:sup>
+            <m:r>
+              <m:t>d</m:t>
+            </m:r>
+          </m:sup>
+        </m:sSup>
+      </m:oMath>
+      <w:r>
+        <w:t xml:space="preserve"> </w:t>
+      </w:r>
+      <w:r>
+        <w:t xml:space="preserve">distinct elements. Define the deterministic, public-only test</w:t>
+      </w:r>
+      <w:r>
+        <w:t xml:space="preserve"> </w:t>
+      </w:r>
+      <m:oMath>
+        <m:r>
+          <m:t>D</m:t>
+        </m:r>
+        <m:d>
+          <m:dPr>
+            <m:begChr m:val="("/>
+            <m:endChr m:val=")"/>
+            <m:sepChr m:val=""/>
+            <m:grow/>
+          </m:dPr>
+          <m:e>
+            <m:r>
+              <m:t>S</m:t>
+            </m:r>
+          </m:e>
+        </m:d>
+      </m:oMath>
+      <w:r>
+        <w:t xml:space="preserve"> </w:t>
+      </w:r>
+      <w:r>
+        <w:t xml:space="preserve">to return one if and only if</w:t>
+      </w:r>
+      <w:r>
+        <w:t xml:space="preserve"> </w:t>
+      </w:r>
+      <w:r>
+        <w:rPr>
+          <w:bCs/>
+          <w:b/>
+        </w:rPr>
+        <w:t xml:space="preserve">three distinct affine three-point lines in</w:t>
+      </w:r>
+      <w:r>
+        <w:rPr>
+          <w:bCs/>
+          <w:b/>
+        </w:rPr>
+        <w:t xml:space="preserve"> </w:t>
+      </w:r>
+      <m:oMath>
+        <m:r>
+          <m:t>S</m:t>
+        </m:r>
+      </m:oMath>
+      <w:r>
+        <w:rPr>
+          <w:bCs/>
+          <w:b/>
+        </w:rPr>
+        <w:t xml:space="preserve"> </w:t>
+      </w:r>
+      <w:r>
+        <w:rPr>
+          <w:bCs/>
+          <w:b/>
+        </w:rPr>
+        <w:t xml:space="preserve">are parallel</w:t>
+      </w:r>
+      <w:r>
+        <w:t xml:space="preserve"> </w:t>
+      </w:r>
+      <w:r>
+        <w:t xml:space="preserve">(have the same one-dimensional direction subspace). The test uses only the enumerated points</w:t>
+      </w:r>
+      <w:r>
+        <w:t xml:space="preserve"> </w:t>
+      </w:r>
+      <m:oMath>
+        <m:r>
+          <m:t>S</m:t>
+        </m:r>
+      </m:oMath>
+      <w:r>
+        <w:t xml:space="preserve">, with no knowledge of</w:t>
+      </w:r>
+      <w:r>
+        <w:t xml:space="preserve"> </w:t>
+      </w:r>
+      <m:oMath>
+        <m:r>
+          <m:t>A</m:t>
+        </m:r>
+        <m:r>
+          <m:rPr>
+            <m:sty m:val="p"/>
+          </m:rPr>
+          <m:t>,</m:t>
+        </m:r>
+        <m:r>
+          <m:t>B</m:t>
+        </m:r>
+        <m:r>
+          <m:rPr>
+            <m:sty m:val="p"/>
+          </m:rPr>
+          <m:t>,</m:t>
+        </m:r>
+        <m:r>
+          <m:t>a</m:t>
+        </m:r>
+        <m:r>
+          <m:rPr>
+            <m:sty m:val="p"/>
+          </m:rPr>
+          <m:t>,</m:t>
+        </m:r>
+        <m:sSub>
+          <m:e>
+            <m:r>
+              <m:t>Q</m:t>
+            </m:r>
+          </m:e>
+          <m:sub>
+            <m:r>
+              <m:t>0</m:t>
+            </m:r>
+          </m:sub>
+        </m:sSub>
+        <m:r>
+          <m:rPr>
+            <m:sty m:val="p"/>
+          </m:rPr>
+          <m:t>,</m:t>
+        </m:r>
+        <m:r>
+          <m:t>b</m:t>
+        </m:r>
+      </m:oMath>
+      <w:r>
+        <w:t xml:space="preserve"> </w:t>
+      </w:r>
+      <w:r>
+        <w:t xml:space="preserve">or any secret incidence.</w:t>
+      </w:r>
+    </w:p>
+    <w:p>
+      <w:pPr>
+        <w:pStyle w:val="BodyText"/>
+      </w:pPr>
+      <w:r>
+        <w:rPr>
+          <w:bCs/>
+          <w:b/>
+        </w:rPr>
+        <w:t xml:space="preserve">Lemma 4.3 (independent uniform hidden directions).</w:t>
+      </w:r>
+      <w:r>
+        <w:t xml:space="preserve"> </w:t>
+      </w:r>
+      <w:r>
+        <w:t xml:space="preserve">In the exact MaxEnt sampler, each of the</w:t>
+      </w:r>
+      <w:r>
+        <w:t xml:space="preserve"> </w:t>
+      </w:r>
+      <m:oMath>
+        <m:r>
+          <m:t>L</m:t>
+        </m:r>
+        <m:r>
+          <m:rPr>
+            <m:sty m:val="p"/>
+          </m:rPr>
+          <m:t>=</m:t>
+        </m:r>
+        <m:sSup>
+          <m:e>
+            <m:r>
+              <m:t>3</m:t>
+            </m:r>
+          </m:e>
+          <m:sup>
+            <m:r>
+              <m:t>d</m:t>
+            </m:r>
+            <m:r>
+              <m:rPr>
+                <m:sty m:val="p"/>
+              </m:rPr>
+              <m:t>−</m:t>
+            </m:r>
+            <m:r>
+              <m:t>1</m:t>
+            </m:r>
+          </m:sup>
+        </m:sSup>
+      </m:oMath>
+      <w:r>
+        <w:t xml:space="preserve"> </w:t>
+      </w:r>
+      <w:r>
+        <w:t xml:space="preserve">guaranteed lines from Theorem 4.1 has direction</w:t>
+      </w:r>
+    </w:p>
+    <w:p>
+      <w:pPr>
+        <w:pStyle w:val="BodyText"/>
+      </w:pPr>
+      <m:oMathPara>
+        <m:oMathParaPr>
+          <m:jc m:val="center"/>
+        </m:oMathParaPr>
+        <m:oMath>
+          <m:sSub>
+            <m:e>
+              <m:r>
+                <m:t>v</m:t>
+              </m:r>
+            </m:e>
+            <m:sub>
+              <m:r>
+                <m:t>z</m:t>
+              </m:r>
+            </m:sub>
+          </m:sSub>
+          <m:r>
+            <m:rPr>
+              <m:sty m:val="p"/>
+            </m:rPr>
+            <m:t>=</m:t>
+          </m:r>
+          <m:sSup>
+            <m:e>
+              <m:r>
+                <m:t>B</m:t>
+              </m:r>
+            </m:e>
+            <m:sup>
+              <m:r>
+                <m:rPr>
+                  <m:sty m:val="p"/>
+                </m:rPr>
+                <m:t>−</m:t>
+              </m:r>
+              <m:r>
+                <m:t>1</m:t>
+              </m:r>
+            </m:sup>
+          </m:sSup>
+          <m:d>
+            <m:dPr>
+              <m:begChr m:val="("/>
+              <m:endChr m:val=")"/>
+              <m:sepChr m:val=""/>
+              <m:grow/>
+            </m:dPr>
+            <m:e>
+              <m:r>
+                <m:rPr>
+                  <m:sty m:val="p"/>
+                </m:rPr>
+                <m:t>−</m:t>
+              </m:r>
+              <m:sSup>
+                <m:e>
+                  <m:r>
+                    <m:t>A</m:t>
+                  </m:r>
+                </m:e>
+                <m:sup>
+                  <m:r>
+                    <m:rPr>
+                      <m:sty m:val="p"/>
+                    </m:rPr>
+                    <m:t>−</m:t>
+                  </m:r>
+                  <m:r>
+                    <m:t>1</m:t>
+                  </m:r>
+                </m:sup>
+              </m:sSup>
+              <m:sSub>
+                <m:e>
+                  <m:r>
+                    <m:t>T</m:t>
+                  </m:r>
+                </m:e>
+                <m:sub>
+                  <m:r>
+                    <m:t>z</m:t>
+                  </m:r>
+                </m:sub>
+              </m:sSub>
+              <m:r>
+                <m:rPr>
+                  <m:sty m:val="p"/>
+                </m:rPr>
+                <m:t>,</m:t>
+              </m:r>
+              <m:r>
+                <m:t> </m:t>
+              </m:r>
+              <m:r>
+                <m:t>a</m:t>
+              </m:r>
+            </m:e>
+          </m:d>
+          <m:r>
+            <m:rPr>
+              <m:sty m:val="p"/>
+            </m:rPr>
+            <m:t>,</m:t>
+          </m:r>
+          <m:r>
+            <m:t>  </m:t>
+          </m:r>
+          <m:sSub>
+            <m:e>
+              <m:r>
+                <m:t>T</m:t>
+              </m:r>
+            </m:e>
+            <m:sub>
+              <m:r>
+                <m:t>z</m:t>
+              </m:r>
+            </m:sub>
+          </m:sSub>
+          <m:r>
+            <m:rPr>
+              <m:sty m:val="p"/>
+            </m:rPr>
+            <m:t>=</m:t>
+          </m:r>
+          <m:sSub>
+            <m:e>
+              <m:r>
+                <m:t>Q</m:t>
+              </m:r>
+            </m:e>
+            <m:sub>
+              <m:r>
+                <m:t>0</m:t>
+              </m:r>
+            </m:sub>
+          </m:sSub>
+          <m:d>
+            <m:dPr>
+              <m:begChr m:val="("/>
+              <m:endChr m:val=")"/>
+              <m:sepChr m:val=""/>
+              <m:grow/>
+            </m:dPr>
+            <m:e>
+              <m:r>
+                <m:t>z</m:t>
+              </m:r>
+            </m:e>
+          </m:d>
+          <m:r>
+            <m:rPr>
+              <m:sty m:val="p"/>
+            </m:rPr>
+            <m:t>+</m:t>
+          </m:r>
+          <m:sSub>
+            <m:e>
+              <m:r>
+                <m:t>Q</m:t>
+              </m:r>
+            </m:e>
+            <m:sub>
+              <m:r>
+                <m:t>0</m:t>
+              </m:r>
+            </m:sub>
+          </m:sSub>
+          <m:d>
+            <m:dPr>
+              <m:begChr m:val="("/>
+              <m:endChr m:val=")"/>
+              <m:sepChr m:val=""/>
+              <m:grow/>
+            </m:dPr>
+            <m:e>
+              <m:r>
+                <m:t>z</m:t>
+              </m:r>
+              <m:r>
+                <m:rPr>
+                  <m:sty m:val="p"/>
+                </m:rPr>
+                <m:t>+</m:t>
+              </m:r>
+              <m:r>
+                <m:t>a</m:t>
+              </m:r>
+            </m:e>
+          </m:d>
+          <m:r>
+            <m:rPr>
+              <m:sty m:val="p"/>
+            </m:rPr>
+            <m:t>+</m:t>
+          </m:r>
+          <m:sSub>
+            <m:e>
+              <m:r>
+                <m:t>Q</m:t>
+              </m:r>
+            </m:e>
+            <m:sub>
+              <m:r>
+                <m:t>0</m:t>
+              </m:r>
+            </m:sub>
+          </m:sSub>
+          <m:d>
+            <m:dPr>
+              <m:begChr m:val="("/>
+              <m:endChr m:val=")"/>
+              <m:sepChr m:val=""/>
+              <m:grow/>
+            </m:dPr>
+            <m:e>
+              <m:r>
+                <m:t>z</m:t>
+              </m:r>
+              <m:r>
+                <m:rPr>
+                  <m:sty m:val="p"/>
+                </m:rPr>
+                <m:t>+</m:t>
+              </m:r>
+              <m:r>
+                <m:t>2</m:t>
+              </m:r>
+              <m:r>
+                <m:t>a</m:t>
+              </m:r>
+            </m:e>
+          </m:d>
+          <m:r>
+            <m:rPr>
+              <m:sty m:val="p"/>
+            </m:rPr>
+            <m:t>,</m:t>
+          </m:r>
+        </m:oMath>
+      </m:oMathPara>
+    </w:p>
+    <w:p>
+      <w:pPr>
+        <w:pStyle w:val="FirstParagraph"/>
+      </w:pPr>
+      <w:r>
+        <w:t xml:space="preserve">where</w:t>
+      </w:r>
+      <w:r>
+        <w:t xml:space="preserve"> </w:t>
+      </w:r>
+      <m:oMath>
+        <m:r>
+          <m:t>z</m:t>
+        </m:r>
+      </m:oMath>
+      <w:r>
+        <w:t xml:space="preserve"> </w:t>
+      </w:r>
+      <w:r>
+        <w:t xml:space="preserve">ranges over the distinct cosets of</w:t>
+      </w:r>
+      <w:r>
+        <w:t xml:space="preserve"> </w:t>
+      </w:r>
+      <m:oMath>
+        <m:r>
+          <m:rPr>
+            <m:sty m:val="p"/>
+          </m:rPr>
+          <m:t>⟨</m:t>
+        </m:r>
+        <m:r>
+          <m:t>a</m:t>
+        </m:r>
+        <m:r>
+          <m:rPr>
+            <m:sty m:val="p"/>
+          </m:rPr>
+          <m:t>⟩</m:t>
+        </m:r>
+      </m:oMath>
+      <w:r>
+        <w:t xml:space="preserve"> </w:t>
+      </w:r>
+      <w:r>
+        <w:t xml:space="preserve">in</w:t>
+      </w:r>
+      <w:r>
+        <w:t xml:space="preserve"> </w:t>
+      </w:r>
+      <m:oMath>
+        <m:sSubSup>
+          <m:e>
+            <m:r>
+              <m:rPr>
+                <m:sty m:val="p"/>
+                <m:scr m:val="double-struck"/>
+              </m:rPr>
+              <m:t>F</m:t>
+            </m:r>
+          </m:e>
+          <m:sub>
+            <m:r>
+              <m:t>3</m:t>
+            </m:r>
+          </m:sub>
+          <m:sup>
+            <m:r>
+              <m:t>d</m:t>
+            </m:r>
+          </m:sup>
+        </m:sSubSup>
+      </m:oMath>
+      <w:r>
+        <w:t xml:space="preserve">. The</w:t>
+      </w:r>
+      <w:r>
+        <w:t xml:space="preserve"> </w:t>
+      </w:r>
+      <m:oMath>
+        <m:sSub>
+          <m:e>
+            <m:r>
+              <m:t>T</m:t>
+            </m:r>
+          </m:e>
+          <m:sub>
+            <m:r>
+              <m:t>z</m:t>
+            </m:r>
+          </m:sub>
+        </m:sSub>
+      </m:oMath>
+      <w:r>
+        <w:t xml:space="preserve"> </w:t>
+      </w:r>
+      <w:r>
+        <w:t xml:space="preserve">are</w:t>
+      </w:r>
+      <w:r>
+        <w:t xml:space="preserve"> </w:t>
+      </w:r>
+      <w:r>
+        <w:rPr>
+          <w:bCs/>
+          <w:b/>
+        </w:rPr>
+        <w:t xml:space="preserve">independent uniform</w:t>
+      </w:r>
+      <w:r>
+        <w:t xml:space="preserve"> </w:t>
+      </w:r>
+      <w:r>
+        <w:t xml:space="preserve">vectors of</w:t>
+      </w:r>
+      <w:r>
+        <w:t xml:space="preserve"> </w:t>
+      </w:r>
+      <m:oMath>
+        <m:sSubSup>
+          <m:e>
+            <m:r>
+              <m:rPr>
+                <m:sty m:val="p"/>
+                <m:scr m:val="double-struck"/>
+              </m:rPr>
+              <m:t>F</m:t>
+            </m:r>
+          </m:e>
+          <m:sub>
+            <m:r>
+              <m:t>3</m:t>
+            </m:r>
+          </m:sub>
+          <m:sup>
+            <m:r>
+              <m:t>r</m:t>
+            </m:r>
+          </m:sup>
+        </m:sSubSup>
+      </m:oMath>
+      <w:r>
+        <w:t xml:space="preserve">. Conditional on the sampled</w:t>
+      </w:r>
+      <w:r>
+        <w:t xml:space="preserve"> </w:t>
+      </w:r>
+      <m:oMath>
+        <m:r>
+          <m:t>A</m:t>
+        </m:r>
+        <m:r>
+          <m:rPr>
+            <m:sty m:val="p"/>
+          </m:rPr>
+          <m:t>,</m:t>
+        </m:r>
+        <m:r>
+          <m:t>B</m:t>
+        </m:r>
+        <m:r>
+          <m:rPr>
+            <m:sty m:val="p"/>
+          </m:rPr>
+          <m:t>,</m:t>
+        </m:r>
+        <m:r>
+          <m:t>a</m:t>
+        </m:r>
+      </m:oMath>
+      <w:r>
+        <w:t xml:space="preserve">, the associated projective directions are independent uniform among exactly</w:t>
+      </w:r>
+      <w:r>
+        <w:t xml:space="preserve"> </w:t>
+      </w:r>
+      <m:oMath>
+        <m:sSub>
+          <m:e>
+            <m:r>
+              <m:t>m</m:t>
+            </m:r>
+          </m:e>
+          <m:sub>
+            <m:r>
+              <m:t>0</m:t>
+            </m:r>
+          </m:sub>
+        </m:sSub>
+        <m:r>
+          <m:rPr>
+            <m:sty m:val="p"/>
+          </m:rPr>
+          <m:t>=</m:t>
+        </m:r>
+        <m:sSup>
+          <m:e>
+            <m:r>
+              <m:t>3</m:t>
+            </m:r>
+          </m:e>
+          <m:sup>
+            <m:r>
+              <m:t>r</m:t>
+            </m:r>
+          </m:sup>
+        </m:sSup>
+      </m:oMath>
+      <w:r>
+        <w:t xml:space="preserve"> </w:t>
+      </w:r>
+      <w:r>
+        <w:t xml:space="preserve">distinct directions, all represented in the affine coset</w:t>
+      </w:r>
+    </w:p>
+    <w:p>
+      <w:pPr>
+        <w:pStyle w:val="BodyText"/>
+      </w:pPr>
+      <m:oMathPara>
+        <m:oMathParaPr>
+          <m:jc m:val="center"/>
+        </m:oMathParaPr>
+        <m:oMath>
+          <m:sSup>
+            <m:e>
+              <m:r>
+                <m:t>B</m:t>
+              </m:r>
+            </m:e>
+            <m:sup>
+              <m:r>
+                <m:rPr>
+                  <m:sty m:val="p"/>
+                </m:rPr>
+                <m:t>−</m:t>
+              </m:r>
+              <m:r>
+                <m:t>1</m:t>
+              </m:r>
+            </m:sup>
+          </m:sSup>
+          <m:d>
+            <m:dPr>
+              <m:begChr m:val="("/>
+              <m:endChr m:val=")"/>
+              <m:sepChr m:val=""/>
+              <m:grow/>
+            </m:dPr>
+            <m:e>
+              <m:sSubSup>
+                <m:e>
+                  <m:r>
+                    <m:rPr>
+                      <m:sty m:val="p"/>
+                      <m:scr m:val="double-struck"/>
+                    </m:rPr>
+                    <m:t>F</m:t>
+                  </m:r>
+                </m:e>
+                <m:sub>
+                  <m:r>
+                    <m:t>3</m:t>
+                  </m:r>
+                </m:sub>
+                <m:sup>
+                  <m:r>
+                    <m:t>r</m:t>
+                  </m:r>
+                </m:sup>
+              </m:sSubSup>
+              <m:r>
+                <m:rPr>
+                  <m:sty m:val="p"/>
+                </m:rPr>
+                <m:t>×</m:t>
+              </m:r>
+              <m:r>
+                <m:rPr>
+                  <m:sty m:val="p"/>
+                </m:rPr>
+                <m:t>{</m:t>
+              </m:r>
+              <m:r>
+                <m:t>a</m:t>
+              </m:r>
+              <m:r>
+                <m:rPr>
+                  <m:sty m:val="p"/>
+                </m:rPr>
+                <m:t>}</m:t>
+              </m:r>
+            </m:e>
+          </m:d>
+          <m:r>
+            <m:rPr>
+              <m:sty m:val="p"/>
+            </m:rPr>
+            <m:t>⊆</m:t>
+          </m:r>
+          <m:sSubSup>
+            <m:e>
+              <m:r>
+                <m:rPr>
+                  <m:sty m:val="p"/>
+                  <m:scr m:val="double-struck"/>
+                </m:rPr>
+                <m:t>F</m:t>
+              </m:r>
+            </m:e>
+            <m:sub>
+              <m:r>
+                <m:t>3</m:t>
+              </m:r>
+            </m:sub>
+            <m:sup>
+              <m:r>
+                <m:t>k</m:t>
+              </m:r>
+            </m:sup>
+          </m:sSubSup>
+          <m:r>
+            <m:rPr>
+              <m:sty m:val="p"/>
+            </m:rPr>
+            <m:t>.</m:t>
+          </m:r>
+        </m:oMath>
+      </m:oMathPara>
+    </w:p>
+    <w:p>
+      <w:pPr>
+        <w:pStyle w:val="FirstParagraph"/>
+      </w:pPr>
+      <w:r>
+        <w:rPr>
+          <w:bCs/>
+          <w:b/>
+        </w:rPr>
+        <w:t xml:space="preserve">Proof.</w:t>
+      </w:r>
+      <w:r>
+        <w:t xml:space="preserve"> </w:t>
+      </w:r>
+      <w:r>
+        <w:t xml:space="preserve">Put</w:t>
+      </w:r>
+      <w:r>
+        <w:t xml:space="preserve"> </w:t>
+      </w:r>
+      <m:oMath>
+        <m:r>
+          <m:t>g</m:t>
+        </m:r>
+        <m:r>
+          <m:rPr>
+            <m:sty m:val="p"/>
+          </m:rPr>
+          <m:t>=</m:t>
+        </m:r>
+        <m:sSub>
+          <m:e>
+            <m:r>
+              <m:t>Δ</m:t>
+            </m:r>
+          </m:e>
+          <m:sub>
+            <m:r>
+              <m:t>a</m:t>
+            </m:r>
+          </m:sub>
+        </m:sSub>
+        <m:sSub>
+          <m:e>
+            <m:r>
+              <m:t>Q</m:t>
+            </m:r>
+          </m:e>
+          <m:sub>
+            <m:r>
+              <m:t>0</m:t>
+            </m:r>
+          </m:sub>
+        </m:sSub>
+      </m:oMath>
+      <w:r>
+        <w:t xml:space="preserve">. The increment from the first point of an</w:t>
+      </w:r>
+      <w:r>
+        <w:t xml:space="preserve"> </w:t>
+      </w:r>
+      <m:oMath>
+        <m:r>
+          <m:t>a</m:t>
+        </m:r>
+      </m:oMath>
+      <w:r>
+        <w:t xml:space="preserve">-line to the second has left-block value</w:t>
+      </w:r>
+      <w:r>
+        <w:t xml:space="preserve"> </w:t>
+      </w:r>
+      <m:oMath>
+        <m:r>
+          <m:rPr>
+            <m:sty m:val="p"/>
+          </m:rPr>
+          <m:t>−</m:t>
+        </m:r>
+        <m:sSup>
+          <m:e>
+            <m:r>
+              <m:t>A</m:t>
+            </m:r>
+          </m:e>
+          <m:sup>
+            <m:r>
+              <m:rPr>
+                <m:sty m:val="p"/>
+              </m:rPr>
+              <m:t>−</m:t>
+            </m:r>
+            <m:r>
+              <m:t>1</m:t>
+            </m:r>
+          </m:sup>
+        </m:sSup>
+        <m:d>
+          <m:dPr>
+            <m:begChr m:val="["/>
+            <m:endChr m:val="]"/>
+            <m:sepChr m:val=""/>
+            <m:grow/>
+          </m:dPr>
+          <m:e>
+            <m:r>
+              <m:t>g</m:t>
+            </m:r>
+            <m:d>
+              <m:dPr>
+                <m:begChr m:val="("/>
+                <m:endChr m:val=")"/>
+                <m:sepChr m:val=""/>
+                <m:grow/>
+              </m:dPr>
+              <m:e>
+                <m:r>
+                  <m:t>z</m:t>
+                </m:r>
+                <m:r>
+                  <m:rPr>
+                    <m:sty m:val="p"/>
+                  </m:rPr>
+                  <m:t>+</m:t>
+                </m:r>
+                <m:r>
+                  <m:t>a</m:t>
+                </m:r>
+              </m:e>
+            </m:d>
+            <m:r>
+              <m:rPr>
+                <m:sty m:val="p"/>
+              </m:rPr>
+              <m:t>−</m:t>
+            </m:r>
+            <m:r>
+              <m:t>g</m:t>
+            </m:r>
+            <m:d>
+              <m:dPr>
+                <m:begChr m:val="("/>
+                <m:endChr m:val=")"/>
+                <m:sepChr m:val=""/>
+                <m:grow/>
+              </m:dPr>
+              <m:e>
+                <m:r>
+                  <m:t>z</m:t>
+                </m:r>
+              </m:e>
+            </m:d>
+          </m:e>
+        </m:d>
+      </m:oMath>
+      <w:r>
+        <w:t xml:space="preserve">. In characteristic three,</w:t>
+      </w:r>
+    </w:p>
+    <w:p>
+      <w:pPr>
+        <w:pStyle w:val="BodyText"/>
+      </w:pPr>
+      <m:oMathPara>
+        <m:oMathParaPr>
+          <m:jc m:val="center"/>
+        </m:oMathParaPr>
+        <m:oMath>
+          <m:r>
+            <m:t>g</m:t>
+          </m:r>
+          <m:d>
+            <m:dPr>
+              <m:begChr m:val="("/>
+              <m:endChr m:val=")"/>
+              <m:sepChr m:val=""/>
+              <m:grow/>
+            </m:dPr>
+            <m:e>
+              <m:r>
+                <m:t>z</m:t>
+              </m:r>
+              <m:r>
+                <m:rPr>
+                  <m:sty m:val="p"/>
+                </m:rPr>
+                <m:t>+</m:t>
+              </m:r>
+              <m:r>
+                <m:t>a</m:t>
+              </m:r>
+            </m:e>
+          </m:d>
+          <m:r>
+            <m:rPr>
+              <m:sty m:val="p"/>
+            </m:rPr>
+            <m:t>−</m:t>
+          </m:r>
+          <m:r>
+            <m:t>g</m:t>
+          </m:r>
+          <m:d>
+            <m:dPr>
+              <m:begChr m:val="("/>
+              <m:endChr m:val=")"/>
+              <m:sepChr m:val=""/>
+              <m:grow/>
+            </m:dPr>
+            <m:e>
+              <m:r>
+                <m:t>z</m:t>
+              </m:r>
+            </m:e>
+          </m:d>
+          <m:r>
+            <m:rPr>
+              <m:sty m:val="p"/>
+            </m:rPr>
+            <m:t>=</m:t>
+          </m:r>
+          <m:sSub>
+            <m:e>
+              <m:r>
+                <m:t>Q</m:t>
+              </m:r>
+            </m:e>
+            <m:sub>
+              <m:r>
+                <m:t>0</m:t>
+              </m:r>
+            </m:sub>
+          </m:sSub>
+          <m:d>
+            <m:dPr>
+              <m:begChr m:val="("/>
+              <m:endChr m:val=")"/>
+              <m:sepChr m:val=""/>
+              <m:grow/>
+            </m:dPr>
+            <m:e>
+              <m:r>
+                <m:t>z</m:t>
+              </m:r>
+              <m:r>
+                <m:rPr>
+                  <m:sty m:val="p"/>
+                </m:rPr>
+                <m:t>+</m:t>
+              </m:r>
+              <m:r>
+                <m:t>2</m:t>
+              </m:r>
+              <m:r>
+                <m:t>a</m:t>
+              </m:r>
+            </m:e>
+          </m:d>
+          <m:r>
+            <m:rPr>
+              <m:sty m:val="p"/>
+            </m:rPr>
+            <m:t>−</m:t>
+          </m:r>
+          <m:r>
+            <m:t>2</m:t>
+          </m:r>
+          <m:sSub>
+            <m:e>
+              <m:r>
+                <m:t>Q</m:t>
+              </m:r>
+            </m:e>
+            <m:sub>
+              <m:r>
+                <m:t>0</m:t>
+              </m:r>
+            </m:sub>
+          </m:sSub>
+          <m:d>
+            <m:dPr>
+              <m:begChr m:val="("/>
+              <m:endChr m:val=")"/>
+              <m:sepChr m:val=""/>
+              <m:grow/>
+            </m:dPr>
+            <m:e>
+              <m:r>
+                <m:t>z</m:t>
+              </m:r>
+              <m:r>
+                <m:rPr>
+                  <m:sty m:val="p"/>
+                </m:rPr>
+                <m:t>+</m:t>
+              </m:r>
+              <m:r>
+                <m:t>a</m:t>
+              </m:r>
+            </m:e>
+          </m:d>
+          <m:r>
+            <m:rPr>
+              <m:sty m:val="p"/>
+            </m:rPr>
+            <m:t>+</m:t>
+          </m:r>
+          <m:sSub>
+            <m:e>
+              <m:r>
+                <m:t>Q</m:t>
+              </m:r>
+            </m:e>
+            <m:sub>
+              <m:r>
+                <m:t>0</m:t>
+              </m:r>
+            </m:sub>
+          </m:sSub>
+          <m:d>
+            <m:dPr>
+              <m:begChr m:val="("/>
+              <m:endChr m:val=")"/>
+              <m:sepChr m:val=""/>
+              <m:grow/>
+            </m:dPr>
+            <m:e>
+              <m:r>
+                <m:t>z</m:t>
+              </m:r>
+            </m:e>
+          </m:d>
+          <m:r>
+            <m:rPr>
+              <m:sty m:val="p"/>
+            </m:rPr>
+            <m:t>=</m:t>
+          </m:r>
+          <m:sSub>
+            <m:e>
+              <m:r>
+                <m:t>Q</m:t>
+              </m:r>
+            </m:e>
+            <m:sub>
+              <m:r>
+                <m:t>0</m:t>
+              </m:r>
+            </m:sub>
+          </m:sSub>
+          <m:d>
+            <m:dPr>
+              <m:begChr m:val="("/>
+              <m:endChr m:val=")"/>
+              <m:sepChr m:val=""/>
+              <m:grow/>
+            </m:dPr>
+            <m:e>
+              <m:r>
+                <m:t>z</m:t>
+              </m:r>
+            </m:e>
+          </m:d>
+          <m:r>
+            <m:rPr>
+              <m:sty m:val="p"/>
+            </m:rPr>
+            <m:t>+</m:t>
+          </m:r>
+          <m:sSub>
+            <m:e>
+              <m:r>
+                <m:t>Q</m:t>
+              </m:r>
+            </m:e>
+            <m:sub>
+              <m:r>
+                <m:t>0</m:t>
+              </m:r>
+            </m:sub>
+          </m:sSub>
+          <m:d>
+            <m:dPr>
+              <m:begChr m:val="("/>
+              <m:endChr m:val=")"/>
+              <m:sepChr m:val=""/>
+              <m:grow/>
+            </m:dPr>
+            <m:e>
+              <m:r>
+                <m:t>z</m:t>
+              </m:r>
+              <m:r>
+                <m:rPr>
+                  <m:sty m:val="p"/>
+                </m:rPr>
+                <m:t>+</m:t>
+              </m:r>
+              <m:r>
+                <m:t>a</m:t>
+              </m:r>
+            </m:e>
+          </m:d>
+          <m:r>
+            <m:rPr>
+              <m:sty m:val="p"/>
+            </m:rPr>
+            <m:t>+</m:t>
+          </m:r>
+          <m:sSub>
+            <m:e>
+              <m:r>
+                <m:t>Q</m:t>
+              </m:r>
+            </m:e>
+            <m:sub>
+              <m:r>
+                <m:t>0</m:t>
+              </m:r>
+            </m:sub>
+          </m:sSub>
+          <m:d>
+            <m:dPr>
+              <m:begChr m:val="("/>
+              <m:endChr m:val=")"/>
+              <m:sepChr m:val=""/>
+              <m:grow/>
+            </m:dPr>
+            <m:e>
+              <m:r>
+                <m:t>z</m:t>
+              </m:r>
+              <m:r>
+                <m:rPr>
+                  <m:sty m:val="p"/>
+                </m:rPr>
+                <m:t>+</m:t>
+              </m:r>
+              <m:r>
+                <m:t>2</m:t>
+              </m:r>
+              <m:r>
+                <m:t>a</m:t>
+              </m:r>
+            </m:e>
+          </m:d>
+          <m:r>
+            <m:rPr>
+              <m:sty m:val="p"/>
+            </m:rPr>
+            <m:t>.</m:t>
+          </m:r>
+        </m:oMath>
+      </m:oMathPara>
+    </w:p>
+    <w:p>
+      <w:pPr>
+        <w:pStyle w:val="FirstParagraph"/>
+      </w:pPr>
+      <w:r>
+        <w:t xml:space="preserve">Distinct</w:t>
+      </w:r>
+      <w:r>
+        <w:t xml:space="preserve"> </w:t>
+      </w:r>
+      <m:oMath>
+        <m:r>
+          <m:t>a</m:t>
+        </m:r>
+      </m:oMath>
+      <w:r>
+        <w:t xml:space="preserve">-orbits involve disjoint entries of the uniformly sampled potential table, so their independent sums are uniform in</w:t>
+      </w:r>
+      <w:r>
+        <w:t xml:space="preserve"> </w:t>
+      </w:r>
+      <m:oMath>
+        <m:sSubSup>
+          <m:e>
+            <m:r>
+              <m:rPr>
+                <m:sty m:val="p"/>
+                <m:scr m:val="double-struck"/>
+              </m:rPr>
+              <m:t>F</m:t>
+            </m:r>
+          </m:e>
+          <m:sub>
+            <m:r>
+              <m:t>3</m:t>
+            </m:r>
+          </m:sub>
+          <m:sup>
+            <m:r>
+              <m:t>r</m:t>
+            </m:r>
+          </m:sup>
+        </m:sSubSup>
+      </m:oMath>
+      <w:r>
+        <w:t xml:space="preserve">. Applying an invertible linear map preserves uniformity and independence. Different vectors in the displayed affine coset cannot represent the</w:t>
+      </w:r>
+      <w:r>
+        <w:t xml:space="preserve"> </w:t>
+      </w:r>
+      <w:r>
+        <w:rPr>
+          <w:iCs/>
+          <w:i/>
+        </w:rPr>
+        <w:t xml:space="preserve">same</w:t>
+      </w:r>
+      <w:r>
+        <w:t xml:space="preserve"> </w:t>
+      </w:r>
+      <w:r>
+        <w:t xml:space="preserve">projective direction: a proportionality scalar over</w:t>
+      </w:r>
+      <w:r>
+        <w:t xml:space="preserve"> </w:t>
+      </w:r>
+      <m:oMath>
+        <m:sSub>
+          <m:e>
+            <m:r>
+              <m:rPr>
+                <m:sty m:val="p"/>
+                <m:scr m:val="double-struck"/>
+              </m:rPr>
+              <m:t>F</m:t>
+            </m:r>
+          </m:e>
+          <m:sub>
+            <m:r>
+              <m:t>3</m:t>
+            </m:r>
+          </m:sub>
+        </m:sSub>
+      </m:oMath>
+      <w:r>
+        <w:t xml:space="preserve"> </w:t>
+      </w:r>
+      <w:r>
+        <w:t xml:space="preserve">must preserve the fixed, nonzero right coordinate</w:t>
+      </w:r>
+      <w:r>
+        <w:t xml:space="preserve"> </w:t>
+      </w:r>
+      <m:oMath>
+        <m:r>
+          <m:t>a</m:t>
+        </m:r>
+      </m:oMath>
+      <w:r>
+        <w:t xml:space="preserve">, hence equals one. Thus precisely</w:t>
+      </w:r>
+      <w:r>
+        <w:t xml:space="preserve"> </w:t>
+      </w:r>
+      <m:oMath>
+        <m:sSup>
+          <m:e>
+            <m:r>
+              <m:t>3</m:t>
+            </m:r>
+          </m:e>
+          <m:sup>
+            <m:r>
+              <m:t>r</m:t>
+            </m:r>
+          </m:sup>
+        </m:sSup>
+      </m:oMath>
+      <w:r>
+        <w:t xml:space="preserve"> </w:t>
+      </w:r>
+      <w:r>
+        <w:t xml:space="preserve">direction possibilities exist.</w:t>
+      </w:r>
+      <w:r>
+        <w:t xml:space="preserve"> </w:t>
+      </w:r>
+      <m:oMath>
+        <m:r>
+          <m:rPr>
+            <m:sty m:val="p"/>
+          </m:rPr>
+          <m:t>▫</m:t>
+        </m:r>
+      </m:oMath>
+    </w:p>
+    <w:p>
+      <w:pPr>
+        <w:pStyle w:val="BodyText"/>
+      </w:pPr>
+      <w:r>
+        <w:rPr>
+          <w:bCs/>
+          <w:b/>
+        </w:rPr>
+        <w:t xml:space="preserve">Theorem 4.4 (exact finite-statistical distinguishing bounds).</w:t>
+      </w:r>
+      <w:r>
+        <w:t xml:space="preserve"> </w:t>
+      </w:r>
+      <w:r>
+        <w:t xml:space="preserve">Let</w:t>
+      </w:r>
+      <w:r>
+        <w:t xml:space="preserve"> </w:t>
+      </w:r>
+      <m:oMath>
+        <m:sSub>
+          <m:e>
+            <m:r>
+              <m:t>P</m:t>
+            </m:r>
+          </m:e>
+          <m:sub>
+            <m:r>
+              <m:t>1</m:t>
+            </m:r>
+          </m:sub>
+        </m:sSub>
+        <m:r>
+          <m:rPr>
+            <m:sty m:val="p"/>
+          </m:rPr>
+          <m:t>=</m:t>
+        </m:r>
+        <m:r>
+          <m:rPr>
+            <m:sty m:val="p"/>
+          </m:rPr>
+          <m:t>Pr</m:t>
+        </m:r>
+        <m:d>
+          <m:dPr>
+            <m:begChr m:val="["/>
+            <m:endChr m:val="]"/>
+            <m:sepChr m:val=""/>
+            <m:grow/>
+          </m:dPr>
+          <m:e>
+            <m:r>
+              <m:t>D</m:t>
+            </m:r>
+            <m:d>
+              <m:dPr>
+                <m:begChr m:val="("/>
+                <m:endChr m:val=")"/>
+                <m:sepChr m:val=""/>
+                <m:grow/>
+              </m:dPr>
+              <m:e>
+                <m:r>
+                  <m:t>S</m:t>
+                </m:r>
+              </m:e>
+            </m:d>
+            <m:r>
+              <m:rPr>
+                <m:sty m:val="p"/>
+              </m:rPr>
+              <m:t>=</m:t>
+            </m:r>
+            <m:r>
+              <m:t>1</m:t>
+            </m:r>
+          </m:e>
+        </m:d>
+      </m:oMath>
+      <w:r>
+        <w:t xml:space="preserve"> </w:t>
+      </w:r>
+      <w:r>
+        <w:t xml:space="preserve">for an NCSG MaxEnt fiber and</w:t>
+      </w:r>
+      <w:r>
+        <w:t xml:space="preserve"> </w:t>
+      </w:r>
+      <m:oMath>
+        <m:sSub>
+          <m:e>
+            <m:r>
+              <m:t>P</m:t>
+            </m:r>
+          </m:e>
+          <m:sub>
+            <m:r>
+              <m:t>0</m:t>
+            </m:r>
+          </m:sub>
+        </m:sSub>
+        <m:r>
+          <m:rPr>
+            <m:sty m:val="p"/>
+          </m:rPr>
+          <m:t>=</m:t>
+        </m:r>
+        <m:r>
+          <m:rPr>
+            <m:sty m:val="p"/>
+          </m:rPr>
+          <m:t>Pr</m:t>
+        </m:r>
+        <m:d>
+          <m:dPr>
+            <m:begChr m:val="["/>
+            <m:endChr m:val="]"/>
+            <m:sepChr m:val=""/>
+            <m:grow/>
+          </m:dPr>
+          <m:e>
+            <m:r>
+              <m:t>D</m:t>
+            </m:r>
+            <m:d>
+              <m:dPr>
+                <m:begChr m:val="("/>
+                <m:endChr m:val=")"/>
+                <m:sepChr m:val=""/>
+                <m:grow/>
+              </m:dPr>
+              <m:e>
+                <m:r>
+                  <m:t>U</m:t>
+                </m:r>
+              </m:e>
+            </m:d>
+            <m:r>
+              <m:rPr>
+                <m:sty m:val="p"/>
+              </m:rPr>
+              <m:t>=</m:t>
+            </m:r>
+            <m:r>
+              <m:t>1</m:t>
+            </m:r>
+          </m:e>
+        </m:d>
+      </m:oMath>
+      <w:r>
+        <w:t xml:space="preserve"> </w:t>
+      </w:r>
+      <w:r>
+        <w:t xml:space="preserve">for</w:t>
+      </w:r>
+      <w:r>
+        <w:t xml:space="preserve"> </w:t>
+      </w:r>
+      <m:oMath>
+        <m:r>
+          <m:t>U</m:t>
+        </m:r>
+        <m:r>
+          <m:rPr>
+            <m:sty m:val="p"/>
+          </m:rPr>
+          <m:t>←</m:t>
+        </m:r>
+        <m:sSub>
+          <m:e>
+            <m:r>
+              <m:rPr>
+                <m:sty m:val="p"/>
+                <m:scr m:val="sans-serif"/>
+              </m:rPr>
+              <m:t>U</m:t>
+            </m:r>
+            <m:r>
+              <m:rPr>
+                <m:sty m:val="p"/>
+                <m:scr m:val="sans-serif"/>
+              </m:rPr>
+              <m:t>n</m:t>
+            </m:r>
+            <m:r>
+              <m:rPr>
+                <m:sty m:val="p"/>
+                <m:scr m:val="sans-serif"/>
+              </m:rPr>
+              <m:t>i</m:t>
+            </m:r>
+            <m:r>
+              <m:rPr>
+                <m:sty m:val="p"/>
+                <m:scr m:val="sans-serif"/>
+              </m:rPr>
+              <m:t>f</m:t>
+            </m:r>
+            <m:r>
+              <m:rPr>
+                <m:sty m:val="p"/>
+                <m:scr m:val="sans-serif"/>
+              </m:rPr>
+              <m:t>o</m:t>
+            </m:r>
+            <m:r>
+              <m:rPr>
+                <m:sty m:val="p"/>
+                <m:scr m:val="sans-serif"/>
+              </m:rPr>
+              <m:t>r</m:t>
+            </m:r>
+            <m:r>
+              <m:rPr>
+                <m:sty m:val="p"/>
+                <m:scr m:val="sans-serif"/>
+              </m:rPr>
+              <m:t>m</m:t>
+            </m:r>
+          </m:e>
+          <m:sub>
+            <m:r>
+              <m:t>k</m:t>
+            </m:r>
+            <m:r>
+              <m:rPr>
+                <m:sty m:val="p"/>
+              </m:rPr>
+              <m:t>,</m:t>
+            </m:r>
+            <m:r>
+              <m:t>d</m:t>
+            </m:r>
+          </m:sub>
+        </m:sSub>
+      </m:oMath>
+      <w:r>
+        <w:t xml:space="preserve">. Set</w:t>
+      </w:r>
+      <w:r>
+        <w:t xml:space="preserve"> </w:t>
+      </w:r>
+      <m:oMath>
+        <m:r>
+          <m:t>L</m:t>
+        </m:r>
+        <m:r>
+          <m:rPr>
+            <m:sty m:val="p"/>
+          </m:rPr>
+          <m:t>=</m:t>
+        </m:r>
+        <m:sSup>
+          <m:e>
+            <m:r>
+              <m:t>3</m:t>
+            </m:r>
+          </m:e>
+          <m:sup>
+            <m:r>
+              <m:t>d</m:t>
+            </m:r>
+            <m:r>
+              <m:rPr>
+                <m:sty m:val="p"/>
+              </m:rPr>
+              <m:t>−</m:t>
+            </m:r>
+            <m:r>
+              <m:t>1</m:t>
+            </m:r>
+          </m:sup>
+        </m:sSup>
+      </m:oMath>
+      <w:r>
+        <w:t xml:space="preserve">,</w:t>
+      </w:r>
+      <w:r>
+        <w:t xml:space="preserve"> </w:t>
+      </w:r>
+      <m:oMath>
+        <m:sSub>
+          <m:e>
+            <m:r>
+              <m:t>m</m:t>
+            </m:r>
+          </m:e>
+          <m:sub>
+            <m:r>
+              <m:t>0</m:t>
+            </m:r>
+          </m:sub>
+        </m:sSub>
+        <m:r>
+          <m:rPr>
+            <m:sty m:val="p"/>
+          </m:rPr>
+          <m:t>=</m:t>
+        </m:r>
+        <m:sSup>
+          <m:e>
+            <m:r>
+              <m:t>3</m:t>
+            </m:r>
+          </m:e>
+          <m:sup>
+            <m:r>
+              <m:t>r</m:t>
+            </m:r>
+          </m:sup>
+        </m:sSup>
+      </m:oMath>
+      <w:r>
+        <w:t xml:space="preserve">,</w:t>
+      </w:r>
+      <w:r>
+        <w:t xml:space="preserve"> </w:t>
+      </w:r>
+      <m:oMath>
+        <m:r>
+          <m:t>n</m:t>
+        </m:r>
+        <m:r>
+          <m:rPr>
+            <m:sty m:val="p"/>
+          </m:rPr>
+          <m:t>=</m:t>
+        </m:r>
+        <m:sSup>
+          <m:e>
+            <m:r>
+              <m:t>3</m:t>
+            </m:r>
+          </m:e>
+          <m:sup>
+            <m:r>
+              <m:t>k</m:t>
+            </m:r>
+          </m:sup>
+        </m:sSup>
+      </m:oMath>
+      <w:r>
+        <w:t xml:space="preserve">,</w:t>
+      </w:r>
+      <w:r>
+        <w:t xml:space="preserve"> </w:t>
+      </w:r>
+      <m:oMath>
+        <m:r>
+          <m:t>s</m:t>
+        </m:r>
+        <m:r>
+          <m:rPr>
+            <m:sty m:val="p"/>
+          </m:rPr>
+          <m:t>=</m:t>
+        </m:r>
+        <m:sSup>
+          <m:e>
+            <m:r>
+              <m:t>3</m:t>
+            </m:r>
+          </m:e>
+          <m:sup>
+            <m:r>
+              <m:t>d</m:t>
+            </m:r>
+          </m:sup>
+        </m:sSup>
+      </m:oMath>
+      <w:r>
+        <w:t xml:space="preserve">, and for each integer</w:t>
+      </w:r>
+      <w:r>
+        <w:t xml:space="preserve"> </w:t>
+      </w:r>
+      <m:oMath>
+        <m:r>
+          <m:t>j</m:t>
+        </m:r>
+      </m:oMath>
+      <w:r>
+        <w:t xml:space="preserve"> </w:t>
+      </w:r>
+      <w:r>
+        <w:t xml:space="preserve">put</w:t>
+      </w:r>
+      <w:r>
+        <w:t xml:space="preserve"> </w:t>
+      </w:r>
+      <m:oMath>
+        <m:sSub>
+          <m:e>
+            <m:r>
+              <m:t>a</m:t>
+            </m:r>
+          </m:e>
+          <m:sub>
+            <m:r>
+              <m:t>j</m:t>
+            </m:r>
+          </m:sub>
+        </m:sSub>
+        <m:r>
+          <m:rPr>
+            <m:sty m:val="p"/>
+          </m:rPr>
+          <m:t>=</m:t>
+        </m:r>
+        <m:r>
+          <m:t>L</m:t>
+        </m:r>
+        <m:r>
+          <m:rPr>
+            <m:sty m:val="p"/>
+          </m:rPr>
+          <m:t>−</m:t>
+        </m:r>
+        <m:r>
+          <m:t>2</m:t>
+        </m:r>
+        <m:r>
+          <m:t>j</m:t>
+        </m:r>
+      </m:oMath>
+      <w:r>
+        <w:t xml:space="preserve"> </w:t>
+      </w:r>
+      <w:r>
+        <w:t xml:space="preserve">and</w:t>
+      </w:r>
+      <w:r>
+        <w:t xml:space="preserve"> </w:t>
+      </w:r>
+      <m:oMath>
+        <m:sSub>
+          <m:e>
+            <m:r>
+              <m:t>c</m:t>
+            </m:r>
+          </m:e>
+          <m:sub>
+            <m:r>
+              <m:t>j</m:t>
+            </m:r>
+          </m:sub>
+        </m:sSub>
+        <m:r>
+          <m:rPr>
+            <m:sty m:val="p"/>
+          </m:rPr>
+          <m:t>=</m:t>
+        </m:r>
+        <m:sSub>
+          <m:e>
+            <m:r>
+              <m:t>m</m:t>
+            </m:r>
+          </m:e>
+          <m:sub>
+            <m:r>
+              <m:t>0</m:t>
+            </m:r>
+          </m:sub>
+        </m:sSub>
+        <m:r>
+          <m:rPr>
+            <m:sty m:val="p"/>
+          </m:rPr>
+          <m:t>−</m:t>
+        </m:r>
+        <m:sSub>
+          <m:e>
+            <m:r>
+              <m:t>a</m:t>
+            </m:r>
+          </m:e>
+          <m:sub>
+            <m:r>
+              <m:t>j</m:t>
+            </m:r>
+          </m:sub>
+        </m:sSub>
+        <m:r>
+          <m:rPr>
+            <m:sty m:val="p"/>
+          </m:rPr>
+          <m:t>−</m:t>
+        </m:r>
+        <m:r>
+          <m:t>j</m:t>
+        </m:r>
+      </m:oMath>
+      <w:r>
+        <w:t xml:space="preserve">. Then</w:t>
+      </w:r>
+    </w:p>
+    <w:p>
+      <w:pPr>
+        <w:pStyle w:val="BodyText"/>
+      </w:pPr>
+      <m:oMathPara>
+        <m:oMathParaPr>
+          <m:jc m:val="center"/>
+        </m:oMathParaPr>
+        <m:oMath>
+          <m:sSub>
+            <m:e>
+              <m:r>
+                <m:t>P</m:t>
+              </m:r>
+            </m:e>
+            <m:sub>
+              <m:r>
+                <m:t>1</m:t>
+              </m:r>
+            </m:sub>
+          </m:sSub>
+          <m:r>
+            <m:t> </m:t>
+          </m:r>
+          <m:r>
+            <m:rPr>
+              <m:sty m:val="p"/>
+            </m:rPr>
+            <m:t>≥</m:t>
+          </m:r>
+          <m:r>
+            <m:t> </m:t>
+          </m:r>
+          <m:r>
+            <m:t>1</m:t>
+          </m:r>
+          <m:r>
+            <m:rPr>
+              <m:sty m:val="p"/>
+            </m:rPr>
+            <m:t>−</m:t>
+          </m:r>
+          <m:f>
+            <m:fPr>
+              <m:type m:val="bar"/>
+            </m:fPr>
+            <m:num>
+              <m:r>
+                <m:t>1</m:t>
+              </m:r>
+            </m:num>
+            <m:den>
+              <m:sSubSup>
+                <m:e>
+                  <m:r>
+                    <m:t>m</m:t>
+                  </m:r>
+                </m:e>
+                <m:sub>
+                  <m:r>
+                    <m:t>0</m:t>
+                  </m:r>
+                </m:sub>
+                <m:sup>
+                  <m:r>
+                    <m:t>L</m:t>
+                  </m:r>
+                </m:sup>
+              </m:sSubSup>
+            </m:den>
+          </m:f>
+          <m:nary>
+            <m:naryPr>
+              <m:chr m:val="∑"/>
+              <m:limLoc m:val="undOvr"/>
+              <m:subHide m:val="off"/>
+              <m:supHide m:val="on"/>
+            </m:naryPr>
+            <m:sub>
+              <m:m>
+                <m:mPr>
+                  <m:baseJc m:val="center"/>
+                  <m:plcHide m:val="on"/>
+                  <m:mcs>
+                    <m:mc>
+                      <m:mcPr>
+                        <m:mcJc m:val="center"/>
+                        <m:count m:val="1"/>
+                      </m:mcPr>
+                    </m:mc>
+                  </m:mcs>
+                </m:mPr>
+                <m:mr>
+                  <m:e>
+                    <m:r>
+                      <m:t>0</m:t>
+                    </m:r>
+                    <m:r>
+                      <m:rPr>
+                        <m:sty m:val="p"/>
+                      </m:rPr>
+                      <m:t>≤</m:t>
+                    </m:r>
+                    <m:r>
+                      <m:t>j</m:t>
+                    </m:r>
+                    <m:r>
+                      <m:rPr>
+                        <m:sty m:val="p"/>
+                      </m:rPr>
+                      <m:t>≤</m:t>
+                    </m:r>
+                    <m:r>
+                      <m:rPr>
+                        <m:sty m:val="p"/>
+                      </m:rPr>
+                      <m:t>⌊</m:t>
+                    </m:r>
+                    <m:r>
+                      <m:t>L</m:t>
+                    </m:r>
+                    <m:r>
+                      <m:rPr>
+                        <m:sty m:val="p"/>
+                      </m:rPr>
+                      <m:t>/</m:t>
+                    </m:r>
+                    <m:r>
+                      <m:t>2</m:t>
+                    </m:r>
+                    <m:r>
+                      <m:rPr>
+                        <m:sty m:val="p"/>
+                      </m:rPr>
+                      <m:t>⌋</m:t>
+                    </m:r>
+                  </m:e>
+                </m:mr>
+                <m:mr>
+                  <m:e>
+                    <m:sSub>
+                      <m:e>
+                        <m:r>
+                          <m:t>c</m:t>
+                        </m:r>
+                      </m:e>
+                      <m:sub>
+                        <m:r>
+                          <m:t>j</m:t>
+                        </m:r>
+                      </m:sub>
+                    </m:sSub>
+                    <m:r>
+                      <m:rPr>
+                        <m:sty m:val="p"/>
+                      </m:rPr>
+                      <m:t>≥</m:t>
+                    </m:r>
+                    <m:r>
+                      <m:t>0</m:t>
+                    </m:r>
+                  </m:e>
+                </m:mr>
+              </m:m>
+            </m:sub>
+            <m:sup>
+              <m:r>
+                <m:t>​</m:t>
+              </m:r>
+            </m:sup>
+            <m:e>
+              <m:f>
+                <m:fPr>
+                  <m:type m:val="bar"/>
+                </m:fPr>
+                <m:num>
+                  <m:sSub>
+                    <m:e>
+                      <m:r>
+                        <m:t>m</m:t>
+                      </m:r>
+                    </m:e>
+                    <m:sub>
+                      <m:r>
+                        <m:t>0</m:t>
+                      </m:r>
+                    </m:sub>
+                  </m:sSub>
+                  <m:r>
+                    <m:rPr>
+                      <m:sty m:val="p"/>
+                    </m:rPr>
+                    <m:t>!</m:t>
+                  </m:r>
+                  <m:r>
+                    <m:t> </m:t>
+                  </m:r>
+                  <m:r>
+                    <m:t>L</m:t>
+                  </m:r>
+                  <m:r>
+                    <m:rPr>
+                      <m:sty m:val="p"/>
+                    </m:rPr>
+                    <m:t>!</m:t>
+                  </m:r>
+                </m:num>
+                <m:den>
+                  <m:sSub>
+                    <m:e>
+                      <m:r>
+                        <m:t>a</m:t>
+                      </m:r>
+                    </m:e>
+                    <m:sub>
+                      <m:r>
+                        <m:t>j</m:t>
+                      </m:r>
+                    </m:sub>
+                  </m:sSub>
+                  <m:r>
+                    <m:rPr>
+                      <m:sty m:val="p"/>
+                    </m:rPr>
+                    <m:t>!</m:t>
+                  </m:r>
+                  <m:r>
+                    <m:t> </m:t>
+                  </m:r>
+                  <m:r>
+                    <m:t>j</m:t>
+                  </m:r>
+                  <m:r>
+                    <m:rPr>
+                      <m:sty m:val="p"/>
+                    </m:rPr>
+                    <m:t>!</m:t>
+                  </m:r>
+                  <m:r>
+                    <m:t> </m:t>
+                  </m:r>
+                  <m:sSub>
+                    <m:e>
+                      <m:r>
+                        <m:t>c</m:t>
+                      </m:r>
+                    </m:e>
+                    <m:sub>
+                      <m:r>
+                        <m:t>j</m:t>
+                      </m:r>
+                    </m:sub>
+                  </m:sSub>
+                  <m:r>
+                    <m:rPr>
+                      <m:sty m:val="p"/>
+                    </m:rPr>
+                    <m:t>!</m:t>
+                  </m:r>
+                  <m:r>
+                    <m:t> </m:t>
+                  </m:r>
+                  <m:sSup>
+                    <m:e>
+                      <m:r>
+                        <m:t>2</m:t>
+                      </m:r>
+                    </m:e>
+                    <m:sup>
+                      <m:r>
+                        <m:t>j</m:t>
+                      </m:r>
+                    </m:sup>
+                  </m:sSup>
+                </m:den>
+              </m:f>
+            </m:e>
+          </m:nary>
+          <m:r>
+            <m:rPr>
+              <m:sty m:val="p"/>
+            </m:rPr>
+            <m:t>,</m:t>
+          </m:r>
+        </m:oMath>
+      </m:oMathPara>
+    </w:p>
+    <w:p>
+      <w:pPr>
+        <w:pStyle w:val="FirstParagraph"/>
+      </w:pPr>
+      <w:r>
+        <w:t xml:space="preserve">and independently</w:t>
+      </w:r>
+    </w:p>
+    <w:p>
+      <w:pPr>
+        <w:pStyle w:val="BodyText"/>
+      </w:pPr>
+      <m:oMathPara>
+        <m:oMathParaPr>
+          <m:jc m:val="center"/>
+        </m:oMathParaPr>
+        <m:oMath>
+          <m:sSub>
+            <m:e>
+              <m:r>
+                <m:t>P</m:t>
+              </m:r>
+            </m:e>
+            <m:sub>
+              <m:r>
+                <m:t>0</m:t>
+              </m:r>
+            </m:sub>
+          </m:sSub>
+          <m:r>
+            <m:t> </m:t>
+          </m:r>
+          <m:r>
+            <m:rPr>
+              <m:sty m:val="p"/>
+            </m:rPr>
+            <m:t>≤</m:t>
+          </m:r>
+          <m:r>
+            <m:t> </m:t>
+          </m:r>
+          <m:f>
+            <m:fPr>
+              <m:type m:val="bar"/>
+            </m:fPr>
+            <m:num>
+              <m:r>
+                <m:t>n</m:t>
+              </m:r>
+              <m:r>
+                <m:rPr>
+                  <m:sty m:val="p"/>
+                </m:rPr>
+                <m:t>−</m:t>
+              </m:r>
+              <m:r>
+                <m:t>1</m:t>
+              </m:r>
+            </m:num>
+            <m:den>
+              <m:r>
+                <m:t>2</m:t>
+              </m:r>
+            </m:den>
+          </m:f>
+          <m:d>
+            <m:dPr>
+              <m:begChr m:val="("/>
+              <m:endChr m:val=")"/>
+              <m:sepChr m:val=""/>
+              <m:grow/>
+            </m:dPr>
+            <m:e>
+              <m:f>
+                <m:fPr>
+                  <m:type m:val="noBar"/>
+                </m:fPr>
+                <m:num>
+                  <m:r>
+                    <m:t>n</m:t>
+                  </m:r>
+                  <m:r>
+                    <m:rPr>
+                      <m:sty m:val="p"/>
+                    </m:rPr>
+                    <m:t>/</m:t>
+                  </m:r>
+                  <m:r>
+                    <m:t>3</m:t>
+                  </m:r>
+                </m:num>
+                <m:den>
+                  <m:r>
+                    <m:t>3</m:t>
+                  </m:r>
+                </m:den>
+              </m:f>
+            </m:e>
+          </m:d>
+          <m:f>
+            <m:fPr>
+              <m:type m:val="bar"/>
+            </m:fPr>
+            <m:num>
+              <m:sSub>
+                <m:e>
+                  <m:d>
+                    <m:dPr>
+                      <m:begChr m:val="("/>
+                      <m:endChr m:val=")"/>
+                      <m:sepChr m:val=""/>
+                      <m:grow/>
+                    </m:dPr>
+                    <m:e>
+                      <m:r>
+                        <m:t>s</m:t>
+                      </m:r>
+                    </m:e>
+                  </m:d>
+                </m:e>
+                <m:sub>
+                  <m:r>
+                    <m:t>9</m:t>
+                  </m:r>
+                </m:sub>
+              </m:sSub>
+            </m:num>
+            <m:den>
+              <m:sSub>
+                <m:e>
+                  <m:d>
+                    <m:dPr>
+                      <m:begChr m:val="("/>
+                      <m:endChr m:val=")"/>
+                      <m:sepChr m:val=""/>
+                      <m:grow/>
+                    </m:dPr>
+                    <m:e>
+                      <m:r>
+                        <m:t>n</m:t>
+                      </m:r>
+                    </m:e>
+                  </m:d>
+                </m:e>
+                <m:sub>
+                  <m:r>
+                    <m:t>9</m:t>
+                  </m:r>
+                </m:sub>
+              </m:sSub>
+            </m:den>
+          </m:f>
+          <m:r>
+            <m:rPr>
+              <m:sty m:val="p"/>
+            </m:rPr>
+            <m:t>,</m:t>
+          </m:r>
+          <m:r>
+            <m:t>  </m:t>
+          </m:r>
+          <m:sSub>
+            <m:e>
+              <m:d>
+                <m:dPr>
+                  <m:begChr m:val="("/>
+                  <m:endChr m:val=")"/>
+                  <m:sepChr m:val=""/>
+                  <m:grow/>
+                </m:dPr>
+                <m:e>
+                  <m:r>
+                    <m:t>x</m:t>
+                  </m:r>
+                </m:e>
+              </m:d>
+            </m:e>
+            <m:sub>
+              <m:r>
+                <m:t>t</m:t>
+              </m:r>
+            </m:sub>
+          </m:sSub>
+          <m:r>
+            <m:rPr>
+              <m:sty m:val="p"/>
+            </m:rPr>
+            <m:t>=</m:t>
+          </m:r>
+          <m:r>
+            <m:t>x</m:t>
+          </m:r>
+          <m:d>
+            <m:dPr>
+              <m:begChr m:val="("/>
+              <m:endChr m:val=")"/>
+              <m:sepChr m:val=""/>
+              <m:grow/>
+            </m:dPr>
+            <m:e>
+              <m:r>
+                <m:t>x</m:t>
+              </m:r>
+              <m:r>
+                <m:rPr>
+                  <m:sty m:val="p"/>
+                </m:rPr>
+                <m:t>−</m:t>
+              </m:r>
+              <m:r>
+                <m:t>1</m:t>
+              </m:r>
+            </m:e>
+          </m:d>
+          <m:r>
+            <m:rPr>
+              <m:sty m:val="p"/>
+            </m:rPr>
+            <m:t>⋯</m:t>
+          </m:r>
+          <m:d>
+            <m:dPr>
+              <m:begChr m:val="("/>
+              <m:endChr m:val=")"/>
+              <m:sepChr m:val=""/>
+              <m:grow/>
+            </m:dPr>
+            <m:e>
+              <m:r>
+                <m:t>x</m:t>
+              </m:r>
+              <m:r>
+                <m:rPr>
+                  <m:sty m:val="p"/>
+                </m:rPr>
+                <m:t>−</m:t>
+              </m:r>
+              <m:r>
+                <m:t>t</m:t>
+              </m:r>
+              <m:r>
+                <m:rPr>
+                  <m:sty m:val="p"/>
+                </m:rPr>
+                <m:t>+</m:t>
+              </m:r>
+              <m:r>
+                <m:t>1</m:t>
+              </m:r>
+            </m:e>
+          </m:d>
+          <m:r>
+            <m:rPr>
+              <m:sty m:val="p"/>
+            </m:rPr>
+            <m:t>.</m:t>
+          </m:r>
+        </m:oMath>
+      </m:oMathPara>
+    </w:p>
+    <w:p>
+      <w:pPr>
+        <w:pStyle w:val="FirstParagraph"/>
+      </w:pPr>
+      <w:r>
+        <w:t xml:space="preserve">Consequently</w:t>
+      </w:r>
+      <w:r>
+        <w:t xml:space="preserve"> </w:t>
+      </w:r>
+      <m:oMath>
+        <m:r>
+          <m:t>D</m:t>
+        </m:r>
+      </m:oMath>
+      <w:r>
+        <w:t xml:space="preserve"> </w:t>
+      </w:r>
+      <w:r>
+        <w:t xml:space="preserve">is a classical, efficiently computed</w:t>
+      </w:r>
+      <w:r>
+        <w:t xml:space="preserve"> </w:t>
+      </w:r>
+      <w:r>
+        <w:rPr>
+          <w:bCs/>
+          <w:b/>
+        </w:rPr>
+        <w:t xml:space="preserve">single-fiber statistical distinguisher</w:t>
+      </w:r>
+      <w:r>
+        <w:t xml:space="preserve"> </w:t>
+      </w:r>
+      <w:r>
+        <w:t xml:space="preserve">with advantage</w:t>
+      </w:r>
+      <w:r>
+        <w:t xml:space="preserve"> </w:t>
+      </w:r>
+      <m:oMath>
+        <m:d>
+          <m:dPr>
+            <m:begChr m:val="|"/>
+            <m:endChr m:val="|"/>
+            <m:sepChr m:val=""/>
+            <m:grow/>
+          </m:dPr>
+          <m:e>
+            <m:sSub>
+              <m:e>
+                <m:r>
+                  <m:t>P</m:t>
+                </m:r>
+              </m:e>
+              <m:sub>
+                <m:r>
+                  <m:t>1</m:t>
+                </m:r>
+              </m:sub>
+            </m:sSub>
+            <m:r>
+              <m:rPr>
+                <m:sty m:val="p"/>
+              </m:rPr>
+              <m:t>−</m:t>
+            </m:r>
+            <m:sSub>
+              <m:e>
+                <m:r>
+                  <m:t>P</m:t>
+                </m:r>
+              </m:e>
+              <m:sub>
+                <m:r>
+                  <m:t>0</m:t>
+                </m:r>
+              </m:sub>
+            </m:sSub>
+          </m:e>
+        </m:d>
+      </m:oMath>
+      <w:r>
+        <w:t xml:space="preserve"> </w:t>
+      </w:r>
+      <w:r>
+        <w:t xml:space="preserve">at least the difference of the two displayed bounds whenever positive. The test runs in</w:t>
+      </w:r>
+      <w:r>
+        <w:t xml:space="preserve"> </w:t>
+      </w:r>
+      <m:oMath>
+        <m:r>
+          <m:t>O</m:t>
+        </m:r>
+        <m:d>
+          <m:dPr>
+            <m:begChr m:val="("/>
+            <m:endChr m:val=")"/>
+            <m:sepChr m:val=""/>
+            <m:grow/>
+          </m:dPr>
+          <m:e>
+            <m:r>
+              <m:t>k</m:t>
+            </m:r>
+            <m:sSup>
+              <m:e>
+                <m:r>
+                  <m:t>s</m:t>
+                </m:r>
+              </m:e>
+              <m:sup>
+                <m:r>
+                  <m:t>2</m:t>
+                </m:r>
+              </m:sup>
+            </m:sSup>
+          </m:e>
+        </m:d>
+      </m:oMath>
+      <w:r>
+        <w:t xml:space="preserve"> </w:t>
+      </w:r>
+      <w:r>
+        <w:t xml:space="preserve">field operations using point hashing and normalized projective directions.</w:t>
+      </w:r>
+    </w:p>
+    <w:p>
+      <w:pPr>
+        <w:pStyle w:val="BodyText"/>
+      </w:pPr>
+      <w:r>
+        <w:rPr>
+          <w:bCs/>
+          <w:b/>
+        </w:rPr>
+        <w:t xml:space="preserve">Proof.</w:t>
+      </w:r>
+      <w:r>
+        <w:t xml:space="preserve"> </w:t>
+      </w:r>
+      <w:r>
+        <w:t xml:space="preserve">By Lemma 4.3, assign each of the</w:t>
+      </w:r>
+      <w:r>
+        <w:t xml:space="preserve"> </w:t>
+      </w:r>
+      <m:oMath>
+        <m:r>
+          <m:t>L</m:t>
+        </m:r>
+      </m:oMath>
+      <w:r>
+        <w:t xml:space="preserve"> </w:t>
+      </w:r>
+      <w:r>
+        <w:t xml:space="preserve">forced affine lines an independent uniform direction among</w:t>
+      </w:r>
+      <w:r>
+        <w:t xml:space="preserve"> </w:t>
+      </w:r>
+      <m:oMath>
+        <m:sSub>
+          <m:e>
+            <m:r>
+              <m:t>m</m:t>
+            </m:r>
+          </m:e>
+          <m:sub>
+            <m:r>
+              <m:t>0</m:t>
+            </m:r>
+          </m:sub>
+        </m:sSub>
+      </m:oMath>
+      <w:r>
+        <w:t xml:space="preserve"> </w:t>
+      </w:r>
+      <w:r>
+        <w:t xml:space="preserve">possibilities. If any direction is chosen at least three times, three distinct forced lines inside</w:t>
+      </w:r>
+      <w:r>
+        <w:t xml:space="preserve"> </w:t>
+      </w:r>
+      <m:oMath>
+        <m:r>
+          <m:t>S</m:t>
+        </m:r>
+      </m:oMath>
+      <w:r>
+        <w:t xml:space="preserve"> </w:t>
+      </w:r>
+      <w:r>
+        <w:t xml:space="preserve">are parallel, so</w:t>
+      </w:r>
+      <w:r>
+        <w:t xml:space="preserve"> </w:t>
+      </w:r>
+      <m:oMath>
+        <m:r>
+          <m:t>D</m:t>
+        </m:r>
+        <m:d>
+          <m:dPr>
+            <m:begChr m:val="("/>
+            <m:endChr m:val=")"/>
+            <m:sepChr m:val=""/>
+            <m:grow/>
+          </m:dPr>
+          <m:e>
+            <m:r>
+              <m:t>S</m:t>
+            </m:r>
+          </m:e>
+        </m:d>
+        <m:r>
+          <m:rPr>
+            <m:sty m:val="p"/>
+          </m:rPr>
+          <m:t>=</m:t>
+        </m:r>
+        <m:r>
+          <m:t>1</m:t>
+        </m:r>
+      </m:oMath>
+      <w:r>
+        <w:t xml:space="preserve">. The exact probability that no direction is used more than twice follows by counting</w:t>
+      </w:r>
+      <w:r>
+        <w:t xml:space="preserve"> </w:t>
+      </w:r>
+      <m:oMath>
+        <m:r>
+          <m:t>j</m:t>
+        </m:r>
+      </m:oMath>
+      <w:r>
+        <w:t xml:space="preserve"> </w:t>
+      </w:r>
+      <w:r>
+        <w:t xml:space="preserve">double-occupied direction bins,</w:t>
+      </w:r>
+      <w:r>
+        <w:t xml:space="preserve"> </w:t>
+      </w:r>
+      <m:oMath>
+        <m:sSub>
+          <m:e>
+            <m:r>
+              <m:t>a</m:t>
+            </m:r>
+          </m:e>
+          <m:sub>
+            <m:r>
+              <m:t>j</m:t>
+            </m:r>
+          </m:sub>
+        </m:sSub>
+        <m:r>
+          <m:rPr>
+            <m:sty m:val="p"/>
+          </m:rPr>
+          <m:t>=</m:t>
+        </m:r>
+        <m:r>
+          <m:t>L</m:t>
+        </m:r>
+        <m:r>
+          <m:rPr>
+            <m:sty m:val="p"/>
+          </m:rPr>
+          <m:t>−</m:t>
+        </m:r>
+        <m:r>
+          <m:t>2</m:t>
+        </m:r>
+        <m:r>
+          <m:t>j</m:t>
+        </m:r>
+      </m:oMath>
+      <w:r>
+        <w:t xml:space="preserve"> </w:t>
+      </w:r>
+      <w:r>
+        <w:t xml:space="preserve">singly occupied bins and</w:t>
+      </w:r>
+      <w:r>
+        <w:t xml:space="preserve"> </w:t>
+      </w:r>
+      <m:oMath>
+        <m:sSub>
+          <m:e>
+            <m:r>
+              <m:t>c</m:t>
+            </m:r>
+          </m:e>
+          <m:sub>
+            <m:r>
+              <m:t>j</m:t>
+            </m:r>
+          </m:sub>
+        </m:sSub>
+        <m:r>
+          <m:rPr>
+            <m:sty m:val="p"/>
+          </m:rPr>
+          <m:t>=</m:t>
+        </m:r>
+        <m:sSub>
+          <m:e>
+            <m:r>
+              <m:t>m</m:t>
+            </m:r>
+          </m:e>
+          <m:sub>
+            <m:r>
+              <m:t>0</m:t>
+            </m:r>
+          </m:sub>
+        </m:sSub>
+        <m:r>
+          <m:rPr>
+            <m:sty m:val="p"/>
+          </m:rPr>
+          <m:t>−</m:t>
+        </m:r>
+        <m:sSub>
+          <m:e>
+            <m:r>
+              <m:t>a</m:t>
+            </m:r>
+          </m:e>
+          <m:sub>
+            <m:r>
+              <m:t>j</m:t>
+            </m:r>
+          </m:sub>
+        </m:sSub>
+        <m:r>
+          <m:rPr>
+            <m:sty m:val="p"/>
+          </m:rPr>
+          <m:t>−</m:t>
+        </m:r>
+        <m:r>
+          <m:t>j</m:t>
+        </m:r>
+      </m:oMath>
+      <w:r>
+        <w:t xml:space="preserve"> </w:t>
+      </w:r>
+      <w:r>
+        <w:t xml:space="preserve">empty bins. For each permitted</w:t>
+      </w:r>
+      <w:r>
+        <w:t xml:space="preserve"> </w:t>
+      </w:r>
+      <m:oMath>
+        <m:r>
+          <m:t>j</m:t>
+        </m:r>
+      </m:oMath>
+      <w:r>
+        <w:t xml:space="preserve">, the number of assignments of the</w:t>
+      </w:r>
+      <w:r>
+        <w:t xml:space="preserve"> </w:t>
+      </w:r>
+      <m:oMath>
+        <m:r>
+          <m:t>L</m:t>
+        </m:r>
+      </m:oMath>
+      <w:r>
+        <w:t xml:space="preserve"> </w:t>
+      </w:r>
+      <w:r>
+        <w:rPr>
+          <w:iCs/>
+          <w:i/>
+        </w:rPr>
+        <w:t xml:space="preserve">labeled</w:t>
+      </w:r>
+      <w:r>
+        <w:t xml:space="preserve"> </w:t>
+      </w:r>
+      <w:r>
+        <w:t xml:space="preserve">affine lines is</w:t>
+      </w:r>
+      <w:r>
+        <w:t xml:space="preserve"> </w:t>
+      </w:r>
+      <m:oMath>
+        <m:sSub>
+          <m:e>
+            <m:r>
+              <m:t>m</m:t>
+            </m:r>
+          </m:e>
+          <m:sub>
+            <m:r>
+              <m:t>0</m:t>
+            </m:r>
+          </m:sub>
+        </m:sSub>
+        <m:r>
+          <m:rPr>
+            <m:sty m:val="p"/>
+          </m:rPr>
+          <m:t>!</m:t>
+        </m:r>
+        <m:r>
+          <m:rPr>
+            <m:sty m:val="p"/>
+          </m:rPr>
+          <m:t>/</m:t>
+        </m:r>
+        <m:d>
+          <m:dPr>
+            <m:begChr m:val="("/>
+            <m:endChr m:val=")"/>
+            <m:sepChr m:val=""/>
+            <m:grow/>
+          </m:dPr>
+          <m:e>
+            <m:sSub>
+              <m:e>
+                <m:r>
+                  <m:t>a</m:t>
+                </m:r>
+              </m:e>
+              <m:sub>
+                <m:r>
+                  <m:t>j</m:t>
+                </m:r>
+              </m:sub>
+            </m:sSub>
+            <m:r>
+              <m:rPr>
+                <m:sty m:val="p"/>
+              </m:rPr>
+              <m:t>!</m:t>
+            </m:r>
+            <m:r>
+              <m:t> </m:t>
+            </m:r>
+            <m:r>
+              <m:t>j</m:t>
+            </m:r>
+            <m:r>
+              <m:rPr>
+                <m:sty m:val="p"/>
+              </m:rPr>
+              <m:t>!</m:t>
+            </m:r>
+            <m:r>
+              <m:t> </m:t>
+            </m:r>
+            <m:sSub>
+              <m:e>
+                <m:r>
+                  <m:t>c</m:t>
+                </m:r>
+              </m:e>
+              <m:sub>
+                <m:r>
+                  <m:t>j</m:t>
+                </m:r>
+              </m:sub>
+            </m:sSub>
+            <m:r>
+              <m:rPr>
+                <m:sty m:val="p"/>
+              </m:rPr>
+              <m:t>!</m:t>
+            </m:r>
+          </m:e>
+        </m:d>
+        <m:r>
+          <m:rPr>
+            <m:sty m:val="p"/>
+          </m:rPr>
+          <m:t>⋅</m:t>
+        </m:r>
+        <m:r>
+          <m:t>L</m:t>
+        </m:r>
+        <m:r>
+          <m:rPr>
+            <m:sty m:val="p"/>
+          </m:rPr>
+          <m:t>!</m:t>
+        </m:r>
+        <m:r>
+          <m:rPr>
+            <m:sty m:val="p"/>
+          </m:rPr>
+          <m:t>/</m:t>
+        </m:r>
+        <m:sSup>
+          <m:e>
+            <m:r>
+              <m:t>2</m:t>
+            </m:r>
+          </m:e>
+          <m:sup>
+            <m:r>
+              <m:t>j</m:t>
+            </m:r>
+          </m:sup>
+        </m:sSup>
+      </m:oMath>
+      <w:r>
+        <w:t xml:space="preserve">. Divide by</w:t>
+      </w:r>
+      <w:r>
+        <w:t xml:space="preserve"> </w:t>
+      </w:r>
+      <m:oMath>
+        <m:sSubSup>
+          <m:e>
+            <m:r>
+              <m:t>m</m:t>
+            </m:r>
+          </m:e>
+          <m:sub>
+            <m:r>
+              <m:t>0</m:t>
+            </m:r>
+          </m:sub>
+          <m:sup>
+            <m:r>
+              <m:t>L</m:t>
+            </m:r>
+          </m:sup>
+        </m:sSubSup>
+      </m:oMath>
+      <w:r>
+        <w:t xml:space="preserve"> </w:t>
+      </w:r>
+      <w:r>
+        <w:t xml:space="preserve">and take the complement; any accidental extra lines in</w:t>
+      </w:r>
+      <w:r>
+        <w:t xml:space="preserve"> </w:t>
+      </w:r>
+      <m:oMath>
+        <m:r>
+          <m:t>S</m:t>
+        </m:r>
+      </m:oMath>
+      <w:r>
+        <w:t xml:space="preserve"> </w:t>
+      </w:r>
+      <w:r>
+        <w:t xml:space="preserve">can only increase the detection probability.</w:t>
+      </w:r>
+    </w:p>
+    <w:p>
+      <w:pPr>
+        <w:pStyle w:val="BodyText"/>
+      </w:pPr>
+      <w:r>
+        <w:t xml:space="preserve">For the uniform-subset null, there are exactly</w:t>
+      </w:r>
+      <w:r>
+        <w:t xml:space="preserve"> </w:t>
+      </w:r>
+      <m:oMath>
+        <m:d>
+          <m:dPr>
+            <m:begChr m:val="("/>
+            <m:endChr m:val=")"/>
+            <m:sepChr m:val=""/>
+            <m:grow/>
+          </m:dPr>
+          <m:e>
+            <m:r>
+              <m:t>n</m:t>
+            </m:r>
+            <m:r>
+              <m:rPr>
+                <m:sty m:val="p"/>
+              </m:rPr>
+              <m:t>−</m:t>
+            </m:r>
+            <m:r>
+              <m:t>1</m:t>
+            </m:r>
+          </m:e>
+        </m:d>
+        <m:r>
+          <m:rPr>
+            <m:sty m:val="p"/>
+          </m:rPr>
+          <m:t>/</m:t>
+        </m:r>
+        <m:r>
+          <m:t>2</m:t>
+        </m:r>
+      </m:oMath>
+      <w:r>
+        <w:t xml:space="preserve"> </w:t>
+      </w:r>
+      <w:r>
+        <w:t xml:space="preserve">one-dimensional direction subspaces in</w:t>
+      </w:r>
+      <w:r>
+        <w:t xml:space="preserve"> </w:t>
+      </w:r>
+      <m:oMath>
+        <m:sSubSup>
+          <m:e>
+            <m:r>
+              <m:rPr>
+                <m:sty m:val="p"/>
+                <m:scr m:val="double-struck"/>
+              </m:rPr>
+              <m:t>F</m:t>
+            </m:r>
+          </m:e>
+          <m:sub>
+            <m:r>
+              <m:t>3</m:t>
+            </m:r>
+          </m:sub>
+          <m:sup>
+            <m:r>
+              <m:t>k</m:t>
+            </m:r>
+          </m:sup>
+        </m:sSubSup>
+      </m:oMath>
+      <w:r>
+        <w:t xml:space="preserve">. For any direction, the ambient space partitions into</w:t>
+      </w:r>
+      <w:r>
+        <w:t xml:space="preserve"> </w:t>
+      </w:r>
+      <m:oMath>
+        <m:r>
+          <m:t>n</m:t>
+        </m:r>
+        <m:r>
+          <m:rPr>
+            <m:sty m:val="p"/>
+          </m:rPr>
+          <m:t>/</m:t>
+        </m:r>
+        <m:r>
+          <m:t>3</m:t>
+        </m:r>
+      </m:oMath>
+      <w:r>
+        <w:t xml:space="preserve"> </w:t>
+      </w:r>
+      <w:r>
+        <w:t xml:space="preserve">parallel three-point affine lines; selecting three distinct lines produces nine distinct points. Hence there are</w:t>
+      </w:r>
+      <w:r>
+        <w:t xml:space="preserve"> </w:t>
+      </w:r>
+      <m:oMath>
+        <m:d>
+          <m:dPr>
+            <m:begChr m:val="("/>
+            <m:endChr m:val=")"/>
+            <m:sepChr m:val=""/>
+            <m:grow/>
+          </m:dPr>
+          <m:e>
+            <m:r>
+              <m:t>n</m:t>
+            </m:r>
+            <m:r>
+              <m:rPr>
+                <m:sty m:val="p"/>
+              </m:rPr>
+              <m:t>−</m:t>
+            </m:r>
+            <m:r>
+              <m:t>1</m:t>
+            </m:r>
+          </m:e>
+        </m:d>
+        <m:r>
+          <m:rPr>
+            <m:sty m:val="p"/>
+          </m:rPr>
+          <m:t>/</m:t>
+        </m:r>
+        <m:r>
+          <m:t>2</m:t>
+        </m:r>
+        <m:r>
+          <m:rPr>
+            <m:sty m:val="p"/>
+          </m:rPr>
+          <m:t>⋅</m:t>
+        </m:r>
+        <m:d>
+          <m:dPr>
+            <m:begChr m:val="("/>
+            <m:endChr m:val=")"/>
+            <m:sepChr m:val=""/>
+            <m:grow/>
+          </m:dPr>
+          <m:e>
+            <m:f>
+              <m:fPr>
+                <m:type m:val="noBar"/>
+              </m:fPr>
+              <m:num>
+                <m:r>
+                  <m:t>n</m:t>
+                </m:r>
+                <m:r>
+                  <m:rPr>
+                    <m:sty m:val="p"/>
+                  </m:rPr>
+                  <m:t>/</m:t>
+                </m:r>
+                <m:r>
+                  <m:t>3</m:t>
+                </m:r>
+              </m:num>
+              <m:den>
+                <m:r>
+                  <m:t>3</m:t>
+                </m:r>
+              </m:den>
+            </m:f>
+          </m:e>
+        </m:d>
+      </m:oMath>
+      <w:r>
+        <w:t xml:space="preserve"> </w:t>
+      </w:r>
+      <w:r>
+        <w:t xml:space="preserve">triples of pairwise parallel ambient lines. The probability that nine specified distinct points occur in a uniformly sampled size-</w:t>
+      </w:r>
+      <m:oMath>
+        <m:r>
+          <m:t>s</m:t>
+        </m:r>
+      </m:oMath>
+      <w:r>
+        <w:t xml:space="preserve"> </w:t>
+      </w:r>
+      <w:r>
+        <w:t xml:space="preserve">subset is exactly</w:t>
+      </w:r>
+      <w:r>
+        <w:t xml:space="preserve"> </w:t>
+      </w:r>
+      <m:oMath>
+        <m:sSub>
+          <m:e>
+            <m:d>
+              <m:dPr>
+                <m:begChr m:val="("/>
+                <m:endChr m:val=")"/>
+                <m:sepChr m:val=""/>
+                <m:grow/>
+              </m:dPr>
+              <m:e>
+                <m:r>
+                  <m:t>s</m:t>
+                </m:r>
+              </m:e>
+            </m:d>
+          </m:e>
+          <m:sub>
+            <m:r>
+              <m:t>9</m:t>
+            </m:r>
+          </m:sub>
+        </m:sSub>
+        <m:r>
+          <m:rPr>
+            <m:sty m:val="p"/>
+          </m:rPr>
+          <m:t>/</m:t>
+        </m:r>
+        <m:sSub>
+          <m:e>
+            <m:d>
+              <m:dPr>
+                <m:begChr m:val="("/>
+                <m:endChr m:val=")"/>
+                <m:sepChr m:val=""/>
+                <m:grow/>
+              </m:dPr>
+              <m:e>
+                <m:r>
+                  <m:t>n</m:t>
+                </m:r>
+              </m:e>
+            </m:d>
+          </m:e>
+          <m:sub>
+            <m:r>
+              <m:t>9</m:t>
+            </m:r>
+          </m:sub>
+        </m:sSub>
+      </m:oMath>
+      <w:r>
+        <w:t xml:space="preserve">. The expected number of fully contained triples is therefore the second displayed expression, and Markov’s inequality bounds the chance of at least one such triple. The algorithm enumerates each public affine line using pairs of points and the characteristic-three identity</w:t>
+      </w:r>
+      <w:r>
+        <w:t xml:space="preserve"> </w:t>
+      </w:r>
+      <m:oMath>
+        <m:r>
+          <m:t>x</m:t>
+        </m:r>
+        <m:r>
+          <m:rPr>
+            <m:sty m:val="p"/>
+          </m:rPr>
+          <m:t>+</m:t>
+        </m:r>
+        <m:r>
+          <m:t>y</m:t>
+        </m:r>
+        <m:r>
+          <m:rPr>
+            <m:sty m:val="p"/>
+          </m:rPr>
+          <m:t>+</m:t>
+        </m:r>
+        <m:r>
+          <m:t>z</m:t>
+        </m:r>
+        <m:r>
+          <m:rPr>
+            <m:sty m:val="p"/>
+          </m:rPr>
+          <m:t>=</m:t>
+        </m:r>
+        <m:r>
+          <m:t>0</m:t>
+        </m:r>
+      </m:oMath>
+      <w:r>
+        <w:t xml:space="preserve">, normalizes a nonzero direction by setting its first nonzero coordinate to one, and groups lines by direction.</w:t>
+      </w:r>
+      <w:r>
+        <w:t xml:space="preserve"> </w:t>
+      </w:r>
+      <m:oMath>
+        <m:r>
+          <m:rPr>
+            <m:sty m:val="p"/>
+          </m:rPr>
+          <m:t>▫</m:t>
+        </m:r>
+      </m:oMath>
+    </w:p>
+    <w:p>
+      <w:pPr>
+        <w:pStyle w:val="BodyText"/>
+      </w:pPr>
+      <w:r>
+        <w:rPr>
+          <w:bCs/>
+          <w:b/>
+        </w:rPr>
+        <w:t xml:space="preserve">Exact source-parameter consequences.</w:t>
+      </w:r>
+      <w:r>
+        <w:t xml:space="preserve"> </w:t>
+      </w:r>
+      <w:r>
+        <w:t xml:space="preserve">These bounds concern exactly the three original ternary local profiles, without parameter interpolation or untested asymptotics:</w:t>
+      </w:r>
+    </w:p>
+    <w:tbl>
+      <w:tblPr>
+        <w:tblStyle w:val="Table"/>
+        <w:tblW w:type="pct" w:w="5000"/>
+        <w:tblLook w:firstRow="1" w:lastRow="0" w:firstColumn="0" w:lastColumn="0" w:noHBand="0" w:noVBand="0" w:val="0020"/>
+        <w:jc w:val="start"/>
+      </w:tblPr>
+      <w:tblGrid>
+        <w:gridCol w:w="1320"/>
+        <w:gridCol w:w="1320"/>
+        <w:gridCol w:w="1320"/>
+        <w:gridCol w:w="1320"/>
+        <w:gridCol w:w="1320"/>
+        <w:gridCol w:w="1320"/>
+      </w:tblGrid>
+      <w:tr>
+        <w:trPr>
+          <w:tblHeader w:val="true"/>
+        </w:trPr>
+        <w:tc>
+          <w:tcPr/>
+          <w:p>
+            <w:pPr>
+              <w:pStyle w:val="Compact"/>
+              <w:jc w:val="left"/>
+            </w:pPr>
+            <w:r>
+              <w:t xml:space="preserve">Original local geometry</w:t>
+            </w:r>
+          </w:p>
+        </w:tc>
+        <w:tc>
+          <w:tcPr/>
+          <w:p>
+            <w:pPr>
+              <w:pStyle w:val="Compact"/>
+              <w:jc w:val="right"/>
+            </w:pPr>
+            <w:r>
+              <w:t xml:space="preserve">Forced lines</w:t>
+            </w:r>
+            <w:r>
+              <w:t xml:space="preserve"> </w:t>
+            </w:r>
+            <m:oMath>
+              <m:r>
+                <m:t>L</m:t>
+              </m:r>
+            </m:oMath>
+          </w:p>
+        </w:tc>
+        <w:tc>
+          <w:tcPr/>
+          <w:p>
+            <w:pPr>
+              <w:pStyle w:val="Compact"/>
+              <w:jc w:val="right"/>
+            </w:pPr>
+            <w:r>
+              <w:t xml:space="preserve">Possible forced directions</w:t>
+            </w:r>
+            <w:r>
+              <w:t xml:space="preserve"> </w:t>
+            </w:r>
+            <m:oMath>
+              <m:sSub>
+                <m:e>
+                  <m:r>
+                    <m:t>m</m:t>
+                  </m:r>
+                </m:e>
+                <m:sub>
+                  <m:r>
+                    <m:t>0</m:t>
+                  </m:r>
+                </m:sub>
+              </m:sSub>
+            </m:oMath>
+          </w:p>
+        </w:tc>
+        <w:tc>
+          <w:tcPr/>
+          <w:p>
+            <w:pPr>
+              <w:pStyle w:val="Compact"/>
+              <w:jc w:val="right"/>
+            </w:pPr>
+            <w:r>
+              <w:t xml:space="preserve">Source</w:t>
+            </w:r>
+            <w:r>
+              <w:t xml:space="preserve"> </w:t>
+            </w:r>
+            <m:oMath>
+              <m:r>
+                <m:rPr>
+                  <m:sty m:val="p"/>
+                </m:rPr>
+                <m:t>Pr</m:t>
+              </m:r>
+              <m:d>
+                <m:dPr>
+                  <m:begChr m:val="["/>
+                  <m:endChr m:val="]"/>
+                  <m:sepChr m:val=""/>
+                  <m:grow/>
+                </m:dPr>
+                <m:e>
+                  <m:r>
+                    <m:t>D</m:t>
+                  </m:r>
+                  <m:r>
+                    <m:rPr>
+                      <m:sty m:val="p"/>
+                    </m:rPr>
+                    <m:t>=</m:t>
+                  </m:r>
+                  <m:r>
+                    <m:t>1</m:t>
+                  </m:r>
+                </m:e>
+              </m:d>
+            </m:oMath>
+            <w:r>
+              <w:t xml:space="preserve"> </w:t>
+            </w:r>
+            <w:r>
+              <w:t xml:space="preserve">lower bound</w:t>
+            </w:r>
+          </w:p>
+        </w:tc>
+        <w:tc>
+          <w:tcPr/>
+          <w:p>
+            <w:pPr>
+              <w:pStyle w:val="Compact"/>
+              <w:jc w:val="right"/>
+            </w:pPr>
+            <w:r>
+              <w:t xml:space="preserve">Uniform-subset</w:t>
+            </w:r>
+            <w:r>
+              <w:t xml:space="preserve"> </w:t>
+            </w:r>
+            <m:oMath>
+              <m:r>
+                <m:rPr>
+                  <m:sty m:val="p"/>
+                </m:rPr>
+                <m:t>Pr</m:t>
+              </m:r>
+              <m:d>
+                <m:dPr>
+                  <m:begChr m:val="["/>
+                  <m:endChr m:val="]"/>
+                  <m:sepChr m:val=""/>
+                  <m:grow/>
+                </m:dPr>
+                <m:e>
+                  <m:r>
+                    <m:t>D</m:t>
+                  </m:r>
+                  <m:r>
+                    <m:rPr>
+                      <m:sty m:val="p"/>
+                    </m:rPr>
+                    <m:t>=</m:t>
+                  </m:r>
+                  <m:r>
+                    <m:t>1</m:t>
+                  </m:r>
+                </m:e>
+              </m:d>
+            </m:oMath>
+            <w:r>
+              <w:t xml:space="preserve"> </w:t>
+            </w:r>
+            <w:r>
+              <w:t xml:space="preserve">upper bound</w:t>
+            </w:r>
+          </w:p>
+        </w:tc>
+        <w:tc>
+          <w:tcPr/>
+          <w:p>
+            <w:pPr>
+              <w:pStyle w:val="Compact"/>
+              <w:jc w:val="right"/>
+            </w:pPr>
+            <w:r>
+              <w:t xml:space="preserve">Certified advantage lower bound</w:t>
+            </w:r>
+          </w:p>
+        </w:tc>
+      </w:tr>
+      <w:tr>
+        <w:tc>
+          <w:tcPr/>
+          <w:p>
+            <w:pPr>
+              <w:pStyle w:val="Compact"/>
+              <w:jc w:val="left"/>
+            </w:pPr>
+            <w:r>
+              <w:t xml:space="preserve">SGD-R1:</w:t>
+            </w:r>
+            <w:r>
+              <w:t xml:space="preserve"> </w:t>
+            </w:r>
+            <m:oMath>
+              <m:d>
+                <m:dPr>
+                  <m:begChr m:val="("/>
+                  <m:endChr m:val=")"/>
+                  <m:sepChr m:val=""/>
+                  <m:grow/>
+                </m:dPr>
+                <m:e>
+                  <m:r>
+                    <m:t>k</m:t>
+                  </m:r>
+                  <m:r>
+                    <m:rPr>
+                      <m:sty m:val="p"/>
+                    </m:rPr>
+                    <m:t>,</m:t>
+                  </m:r>
+                  <m:r>
+                    <m:t>d</m:t>
+                  </m:r>
+                  <m:r>
+                    <m:rPr>
+                      <m:sty m:val="p"/>
+                    </m:rPr>
+                    <m:t>,</m:t>
+                  </m:r>
+                  <m:r>
+                    <m:t>r</m:t>
+                  </m:r>
+                </m:e>
+              </m:d>
+              <m:r>
+                <m:rPr>
+                  <m:sty m:val="p"/>
+                </m:rPr>
+                <m:t>=</m:t>
+              </m:r>
+              <m:d>
+                <m:dPr>
+                  <m:begChr m:val="("/>
+                  <m:endChr m:val=")"/>
+                  <m:sepChr m:val=""/>
+                  <m:grow/>
+                </m:dPr>
+                <m:e>
+                  <m:r>
+                    <m:t>5</m:t>
+                  </m:r>
+                  <m:r>
+                    <m:rPr>
+                      <m:sty m:val="p"/>
+                    </m:rPr>
+                    <m:t>,</m:t>
+                  </m:r>
+                  <m:r>
+                    <m:t>3</m:t>
+                  </m:r>
+                  <m:r>
+                    <m:rPr>
+                      <m:sty m:val="p"/>
+                    </m:rPr>
+                    <m:t>,</m:t>
+                  </m:r>
+                  <m:r>
+                    <m:t>2</m:t>
+                  </m:r>
+                </m:e>
+              </m:d>
+            </m:oMath>
+          </w:p>
+        </w:tc>
+        <w:tc>
+          <w:tcPr/>
+          <w:p>
+            <w:pPr>
+              <w:pStyle w:val="Compact"/>
+              <w:jc w:val="right"/>
+            </w:pPr>
+            <w:r>
+              <w:t xml:space="preserve">9</w:t>
+            </w:r>
+          </w:p>
+        </w:tc>
+        <w:tc>
+          <w:tcPr/>
+          <w:p>
+            <w:pPr>
+              <w:pStyle w:val="Compact"/>
+              <w:jc w:val="right"/>
+            </w:pPr>
+            <w:r>
+              <w:t xml:space="preserve">9</w:t>
+            </w:r>
+          </w:p>
+        </w:tc>
+        <w:tc>
+          <w:tcPr/>
+          <w:p>
+            <w:pPr>
+              <w:pStyle w:val="Compact"/>
+              <w:jc w:val="right"/>
+            </w:pPr>
+            <w:r>
+              <w:t xml:space="preserve">0.5547368172</w:t>
+            </w:r>
+          </w:p>
+        </w:tc>
+        <w:tc>
+          <w:tcPr/>
+          <w:p>
+            <w:pPr>
+              <w:pStyle w:val="Compact"/>
+              <w:jc w:val="right"/>
+            </w:pPr>
+            <w:r>
+              <w:t xml:space="preserve">0.0069043849</w:t>
+            </w:r>
+          </w:p>
+        </w:tc>
+        <w:tc>
+          <w:tcPr/>
+          <w:p>
+            <w:pPr>
+              <w:pStyle w:val="Compact"/>
+              <w:jc w:val="right"/>
+            </w:pPr>
+            <w:r>
+              <w:t xml:space="preserve">0.5478324323</w:t>
+            </w:r>
+          </w:p>
+        </w:tc>
+      </w:tr>
+      <w:tr>
+        <w:tc>
+          <w:tcPr/>
+          <w:p>
+            <w:pPr>
+              <w:pStyle w:val="Compact"/>
+              <w:jc w:val="left"/>
+            </w:pPr>
+            <w:r>
+              <w:t xml:space="preserve">SGD-R2:</w:t>
+            </w:r>
+            <w:r>
+              <w:t xml:space="preserve"> </w:t>
+            </w:r>
+            <m:oMath>
+              <m:d>
+                <m:dPr>
+                  <m:begChr m:val="("/>
+                  <m:endChr m:val=")"/>
+                  <m:sepChr m:val=""/>
+                  <m:grow/>
+                </m:dPr>
+                <m:e>
+                  <m:r>
+                    <m:t>7</m:t>
+                  </m:r>
+                  <m:r>
+                    <m:rPr>
+                      <m:sty m:val="p"/>
+                    </m:rPr>
+                    <m:t>,</m:t>
+                  </m:r>
+                  <m:r>
+                    <m:t>4</m:t>
+                  </m:r>
+                  <m:r>
+                    <m:rPr>
+                      <m:sty m:val="p"/>
+                    </m:rPr>
+                    <m:t>,</m:t>
+                  </m:r>
+                  <m:r>
+                    <m:t>3</m:t>
+                  </m:r>
+                </m:e>
+              </m:d>
+            </m:oMath>
+          </w:p>
+        </w:tc>
+        <w:tc>
+          <w:tcPr/>
+          <w:p>
+            <w:pPr>
+              <w:pStyle w:val="Compact"/>
+              <w:jc w:val="right"/>
+            </w:pPr>
+            <w:r>
+              <w:t xml:space="preserve">27</w:t>
+            </w:r>
+          </w:p>
+        </w:tc>
+        <w:tc>
+          <w:tcPr/>
+          <w:p>
+            <w:pPr>
+              <w:pStyle w:val="Compact"/>
+              <w:jc w:val="right"/>
+            </w:pPr>
+            <w:r>
+              <w:t xml:space="preserve">27</w:t>
+            </w:r>
+          </w:p>
+        </w:tc>
+        <w:tc>
+          <w:tcPr/>
+          <w:p>
+            <w:pPr>
+              <w:pStyle w:val="Compact"/>
+              <w:jc w:val="right"/>
+            </w:pPr>
+            <w:r>
+              <w:t xml:space="preserve">0.9470512035</w:t>
+            </w:r>
+          </w:p>
+        </w:tc>
+        <w:tc>
+          <w:tcPr/>
+          <w:p>
+            <w:pPr>
+              <w:pStyle w:val="Compact"/>
+              <w:jc w:val="right"/>
+            </w:pPr>
+            <w:r>
+              <w:t xml:space="preserve">0.0059101459</w:t>
+            </w:r>
+          </w:p>
+        </w:tc>
+        <w:tc>
+          <w:tcPr/>
+          <w:p>
+            <w:pPr>
+              <w:pStyle w:val="Compact"/>
+              <w:jc w:val="right"/>
+            </w:pPr>
+            <w:r>
+              <w:t xml:space="preserve">0.9411410576</w:t>
+            </w:r>
+          </w:p>
+        </w:tc>
+      </w:tr>
+      <w:tr>
+        <w:tc>
+          <w:tcPr/>
+          <w:p>
+            <w:pPr>
+              <w:pStyle w:val="Compact"/>
+              <w:jc w:val="left"/>
+            </w:pPr>
+            <w:r>
+              <w:t xml:space="preserve">SGD-R3:</w:t>
+            </w:r>
+            <w:r>
+              <w:t xml:space="preserve"> </w:t>
+            </w:r>
+            <m:oMath>
+              <m:d>
+                <m:dPr>
+                  <m:begChr m:val="("/>
+                  <m:endChr m:val=")"/>
+                  <m:sepChr m:val=""/>
+                  <m:grow/>
+                </m:dPr>
+                <m:e>
+                  <m:r>
+                    <m:t>9</m:t>
+                  </m:r>
+                  <m:r>
+                    <m:rPr>
+                      <m:sty m:val="p"/>
+                    </m:rPr>
+                    <m:t>,</m:t>
+                  </m:r>
+                  <m:r>
+                    <m:t>5</m:t>
+                  </m:r>
+                  <m:r>
+                    <m:rPr>
+                      <m:sty m:val="p"/>
+                    </m:rPr>
+                    <m:t>,</m:t>
+                  </m:r>
+                  <m:r>
+                    <m:t>4</m:t>
+                  </m:r>
+                </m:e>
+              </m:d>
+            </m:oMath>
+          </w:p>
+        </w:tc>
+        <w:tc>
+          <w:tcPr/>
+          <w:p>
+            <w:pPr>
+              <w:pStyle w:val="Compact"/>
+              <w:jc w:val="right"/>
+            </w:pPr>
+            <w:r>
+              <w:t xml:space="preserve">81</w:t>
+            </w:r>
+          </w:p>
+        </w:tc>
+        <w:tc>
+          <w:tcPr/>
+          <w:p>
+            <w:pPr>
+              <w:pStyle w:val="Compact"/>
+              <w:jc w:val="right"/>
+            </w:pPr>
+            <w:r>
+              <w:t xml:space="preserve">81</w:t>
+            </w:r>
+          </w:p>
+        </w:tc>
+        <w:tc>
+          <w:tcPr/>
+          <w:p>
+            <w:pPr>
+              <w:pStyle w:val="Compact"/>
+              <w:jc w:val="right"/>
+            </w:pPr>
+            <w:r>
+              <w:t xml:space="preserve">0.9999123630</w:t>
+            </w:r>
+          </w:p>
+        </w:tc>
+        <w:tc>
+          <w:tcPr/>
+          <w:p>
+            <w:pPr>
+              <w:pStyle w:val="Compact"/>
+              <w:jc w:val="right"/>
+            </w:pPr>
+            <w:r>
+              <w:t xml:space="preserve">0.0026602674</w:t>
+            </w:r>
+          </w:p>
+        </w:tc>
+        <w:tc>
+          <w:tcPr/>
+          <w:p>
+            <w:pPr>
+              <w:pStyle w:val="Compact"/>
+              <w:jc w:val="right"/>
+            </w:pPr>
+            <w:r>
+              <w:t xml:space="preserve">0.9972520957</w:t>
+            </w:r>
+          </w:p>
+        </w:tc>
+      </w:tr>
+    </w:tbl>
+    <w:p>
+      <w:pPr>
+        <w:pStyle w:val="BodyText"/>
+      </w:pPr>
+      <w:r>
+        <w:t xml:space="preserve">For these choices</w:t>
+      </w:r>
+      <w:r>
+        <w:t xml:space="preserve"> </w:t>
+      </w:r>
+      <m:oMath>
+        <m:r>
+          <m:t>d</m:t>
+        </m:r>
+        <m:r>
+          <m:rPr>
+            <m:sty m:val="p"/>
+          </m:rPr>
+          <m:t>−</m:t>
+        </m:r>
+        <m:r>
+          <m:t>1</m:t>
+        </m:r>
+        <m:r>
+          <m:rPr>
+            <m:sty m:val="p"/>
+          </m:rPr>
+          <m:t>=</m:t>
+        </m:r>
+        <m:r>
+          <m:t>r</m:t>
+        </m:r>
+      </m:oMath>
+      <w:r>
+        <w:t xml:space="preserve">, so the number of independently assigned forced lines equals the number of available direction types. Thus the occupancy phenomenon strengthens rapidly across the profiles. The largest original R3 public fiber is distinguishable from a uniformly sampled same-size subset by this</w:t>
+      </w:r>
+      <w:r>
+        <w:t xml:space="preserve"> </w:t>
+      </w:r>
+      <w:r>
+        <w:rPr>
+          <w:bCs/>
+          <w:b/>
+        </w:rPr>
+        <w:t xml:space="preserve">purely geometric single-fiber test</w:t>
+      </w:r>
+      <w:r>
+        <w:t xml:space="preserve"> </w:t>
+      </w:r>
+      <w:r>
+        <w:t xml:space="preserve">with provable event-probability gap greater than</w:t>
+      </w:r>
+      <w:r>
+        <w:t xml:space="preserve"> </w:t>
+      </w:r>
+      <m:oMath>
+        <m:r>
+          <m:t>0.9972</m:t>
+        </m:r>
+      </m:oMath>
+      <w:r>
+        <w:t xml:space="preserve">. No secret-incidence data or plaintext ciphertext is required.</w:t>
+      </w:r>
+    </w:p>
+    <w:p>
+      <w:pPr>
+        <w:pStyle w:val="BodyText"/>
+      </w:pPr>
+      <w:r>
+        <w:rPr>
+          <w:bCs/>
+          <w:b/>
+        </w:rPr>
+        <w:t xml:space="preserve">Executable verification and attack boundary.</w:t>
+      </w:r>
+      <w:r>
+        <w:t xml:space="preserve"> </w:t>
+      </w:r>
+      <w:r>
+        <w:t xml:space="preserve">The reproducible standard-library script `research-2028/attacks/ternary_parallel_line_collision.py` computes the two bounds as</w:t>
+      </w:r>
+      <w:r>
+        <w:t xml:space="preserve"> </w:t>
+      </w:r>
+      <w:r>
+        <w:rPr>
+          <w:iCs/>
+          <w:i/>
+        </w:rPr>
+        <w:t xml:space="preserve">exact rational numbers</w:t>
+      </w:r>
+      <w:r>
+        <w:t xml:space="preserve">, verifies the full</w:t>
+      </w:r>
+      <w:r>
+        <w:t xml:space="preserve"> </w:t>
+      </w:r>
+      <m:oMath>
+        <m:sSup>
+          <m:e>
+            <m:r>
+              <m:t>3</m:t>
+            </m:r>
+          </m:e>
+          <m:sup>
+            <m:r>
+              <m:t>9</m:t>
+            </m:r>
+          </m:sup>
+        </m:sSup>
+        <m:r>
+          <m:rPr>
+            <m:sty m:val="p"/>
+          </m:rPr>
+          <m:t>=</m:t>
+        </m:r>
+        <m:r>
+          <m:t>19</m:t>
+        </m:r>
+        <m:r>
+          <m:rPr>
+            <m:sty m:val="p"/>
+          </m:rPr>
+          <m:t>,</m:t>
+        </m:r>
+        <m:r>
+          <m:t>683</m:t>
+        </m:r>
+      </m:oMath>
+      <w:r>
+        <w:t xml:space="preserve"> </w:t>
+      </w:r>
+      <w:r>
+        <w:t xml:space="preserve">scalar table ensemble for</w:t>
+      </w:r>
+      <w:r>
+        <w:t xml:space="preserve"> </w:t>
+      </w:r>
+      <m:oMath>
+        <m:d>
+          <m:dPr>
+            <m:begChr m:val="("/>
+            <m:endChr m:val=")"/>
+            <m:sepChr m:val=""/>
+            <m:grow/>
+          </m:dPr>
+          <m:e>
+            <m:r>
+              <m:t>d</m:t>
+            </m:r>
+            <m:r>
+              <m:rPr>
+                <m:sty m:val="p"/>
+              </m:rPr>
+              <m:t>,</m:t>
+            </m:r>
+            <m:r>
+              <m:t>r</m:t>
+            </m:r>
+          </m:e>
+        </m:d>
+        <m:r>
+          <m:rPr>
+            <m:sty m:val="p"/>
+          </m:rPr>
+          <m:t>=</m:t>
+        </m:r>
+        <m:d>
+          <m:dPr>
+            <m:begChr m:val="("/>
+            <m:endChr m:val=")"/>
+            <m:sepChr m:val=""/>
+            <m:grow/>
+          </m:dPr>
+          <m:e>
+            <m:r>
+              <m:t>2</m:t>
+            </m:r>
+            <m:r>
+              <m:rPr>
+                <m:sty m:val="p"/>
+              </m:rPr>
+              <m:t>,</m:t>
+            </m:r>
+            <m:r>
+              <m:t>1</m:t>
+            </m:r>
+          </m:e>
+        </m:d>
+      </m:oMath>
+      <w:r>
+        <w:t xml:space="preserve"> </w:t>
+      </w:r>
+      <w:r>
+        <w:t xml:space="preserve">(where precisely</w:t>
+      </w:r>
+      <w:r>
+        <w:t xml:space="preserve"> </w:t>
+      </w:r>
+      <m:oMath>
+        <m:r>
+          <m:t>2</m:t>
+        </m:r>
+        <m:r>
+          <m:rPr>
+            <m:sty m:val="p"/>
+          </m:rPr>
+          <m:t>,</m:t>
+        </m:r>
+        <m:r>
+          <m:t>187</m:t>
+        </m:r>
+      </m:oMath>
+      <w:r>
+        <w:t xml:space="preserve"> </w:t>
+      </w:r>
+      <w:r>
+        <w:t xml:space="preserve">tables force three parallel lines), and performs an independent public-only</w:t>
+      </w:r>
+      <w:r>
+        <w:t xml:space="preserve"> </w:t>
+      </w:r>
+      <m:oMath>
+        <m:r>
+          <m:t>24</m:t>
+        </m:r>
+        <m:r>
+          <m:rPr>
+            <m:sty m:val="p"/>
+          </m:rPr>
+          <m:t>+</m:t>
+        </m:r>
+        <m:r>
+          <m:t>24</m:t>
+        </m:r>
+      </m:oMath>
+      <w:r>
+        <w:t xml:space="preserve">-fiber Monte Carlo comparison on each original geometry. The exhaustive toy identity checks</w:t>
+      </w:r>
+      <w:r>
+        <w:t xml:space="preserve"> </w:t>
+      </w:r>
+      <m:oMath>
+        <m:r>
+          <m:t>2</m:t>
+        </m:r>
+        <m:r>
+          <m:rPr>
+            <m:sty m:val="p"/>
+          </m:rPr>
+          <m:t>,</m:t>
+        </m:r>
+        <m:r>
+          <m:t>187</m:t>
+        </m:r>
+        <m:r>
+          <m:rPr>
+            <m:sty m:val="p"/>
+          </m:rPr>
+          <m:t>/</m:t>
+        </m:r>
+        <m:r>
+          <m:t>19</m:t>
+        </m:r>
+        <m:r>
+          <m:rPr>
+            <m:sty m:val="p"/>
+          </m:rPr>
+          <m:t>,</m:t>
+        </m:r>
+        <m:r>
+          <m:t>683</m:t>
+        </m:r>
+        <m:r>
+          <m:rPr>
+            <m:sty m:val="p"/>
+          </m:rPr>
+          <m:t>=</m:t>
+        </m:r>
+        <m:r>
+          <m:t>1</m:t>
+        </m:r>
+        <m:r>
+          <m:rPr>
+            <m:sty m:val="p"/>
+          </m:rPr>
+          <m:t>/</m:t>
+        </m:r>
+        <m:r>
+          <m:t>9</m:t>
+        </m:r>
+      </m:oMath>
+      <w:r>
+        <w:t xml:space="preserve">; it cannot replace the general proof. Numerical Monte Carlo detections are diagnostics, not the source of the certified inequalities.</w:t>
+      </w:r>
+    </w:p>
+    <w:p>
+      <w:pPr>
+        <w:pStyle w:val="BodyText"/>
+      </w:pPr>
+      <w:r>
+        <w:rPr>
+          <w:bCs/>
+          <w:b/>
+        </w:rPr>
+        <w:t xml:space="preserve">Cryptographic applicability is explicitly limited.</w:t>
+      </w:r>
+      <w:r>
+        <w:t xml:space="preserve"> </w:t>
+      </w:r>
+      <w:r>
+        <w:t xml:space="preserve">The archived SG-DIFRA-MDS</w:t>
+      </w:r>
+      <w:r>
+        <w:t xml:space="preserve"> </w:t>
+      </w:r>
+      <w:r>
+        <w:rPr>
+          <w:bCs/>
+          <w:b/>
+        </w:rPr>
+        <w:t xml:space="preserve">Plant and Null label distributions both use the same public NCSG fiber sampler</w:t>
+      </w:r>
+      <w:r>
+        <w:t xml:space="preserve">, and the encrypted labels were independent random</w:t>
+      </w:r>
+      <w:r>
+        <w:t xml:space="preserve"> </w:t>
+      </w:r>
+      <m:oMath>
+        <m:r>
+          <m:t>K</m:t>
+        </m:r>
+        <m:r>
+          <m:rPr>
+            <m:sty m:val="p"/>
+          </m:rPr>
+          <m:t>=</m:t>
+        </m:r>
+        <m:sSub>
+          <m:e>
+            <m:r>
+              <m:rPr>
+                <m:sty m:val="p"/>
+                <m:scr m:val="double-struck"/>
+              </m:rPr>
+              <m:t>F</m:t>
+            </m:r>
+          </m:e>
+          <m:sub>
+            <m:sSup>
+              <m:e>
+                <m:r>
+                  <m:t>2</m:t>
+                </m:r>
+              </m:e>
+              <m:sup>
+                <m:r>
+                  <m:t>10</m:t>
+                </m:r>
+              </m:sup>
+            </m:sSup>
+          </m:sub>
+        </m:sSub>
+      </m:oMath>
+      <w:r>
+        <w:t xml:space="preserve"> </w:t>
+      </w:r>
+      <w:r>
+        <w:t xml:space="preserve">rows except for the hidden MDS replacement. Therefore</w:t>
+      </w:r>
+      <w:r>
+        <w:t xml:space="preserve"> </w:t>
+      </w:r>
+      <m:oMath>
+        <m:r>
+          <m:t>D</m:t>
+        </m:r>
+        <m:d>
+          <m:dPr>
+            <m:begChr m:val="("/>
+            <m:endChr m:val=")"/>
+            <m:sepChr m:val=""/>
+            <m:grow/>
+          </m:dPr>
+          <m:e>
+            <m:r>
+              <m:t>S</m:t>
+            </m:r>
+          </m:e>
+        </m:d>
+      </m:oMath>
+      <w:r>
+        <w:t xml:space="preserve"> </w:t>
+      </w:r>
+      <w:r>
+        <w:t xml:space="preserve">has the</w:t>
+      </w:r>
+      <w:r>
+        <w:t xml:space="preserve"> </w:t>
+      </w:r>
+      <w:r>
+        <w:rPr>
+          <w:iCs/>
+          <w:i/>
+        </w:rPr>
+        <w:t xml:space="preserve">same</w:t>
+      </w:r>
+      <w:r>
+        <w:t xml:space="preserve"> </w:t>
+      </w:r>
+      <w:r>
+        <w:t xml:space="preserve">marginal distribution in both cryptographic games, and this theorem does</w:t>
+      </w:r>
+      <w:r>
+        <w:t xml:space="preserve"> </w:t>
+      </w:r>
+      <w:r>
+        <w:rPr>
+          <w:bCs/>
+          <w:b/>
+        </w:rPr>
+        <w:t xml:space="preserve">not</w:t>
+      </w:r>
+      <w:r>
+        <w:t xml:space="preserve"> </w:t>
+      </w:r>
+      <w:r>
+        <w:t xml:space="preserve">refute MDS-HBCE or recover an encapsulated key. Indeed, exploiting this public leakage requires a</w:t>
+      </w:r>
+      <w:r>
+        <w:t xml:space="preserve"> </w:t>
+      </w:r>
+      <w:r>
+        <w:rPr>
+          <w:iCs/>
+          <w:i/>
+        </w:rPr>
+        <w:t xml:space="preserve">new</w:t>
+      </w:r>
+      <w:r>
+        <w:t xml:space="preserve"> </w:t>
+      </w:r>
+      <w:r>
+        <w:t xml:space="preserve">construction that attempts to hide NCSG geometry or assumes NCSG fibers pseudorandom. The original independent dense labeling avoids an assignment-space parity attack only at the price of the previously proved NCSG-removability defect. Neither property establishes a secure, novel NCSG-only KEM, and no claim of novel field-theoretic mathematics relative to prior literature is made here.</w:t>
+      </w:r>
+    </w:p>
     <w:bookmarkEnd w:id="28"/>
-    <w:bookmarkStart w:id="30" w:name="X3a9c0611ff6b2674f906122bba6123927b4637d"/>
+    <w:bookmarkEnd w:id="29"/>
+    <w:bookmarkStart w:id="31" w:name="X3a9c0611ff6b2674f906122bba6123927b4637d"/>
     <w:p>
       <w:pPr>
         <w:pStyle w:val="Heading1"/>
@@ -11353,7 +16071,7 @@
         <w:t xml:space="preserve">.</w:t>
       </w:r>
     </w:p>
-    <w:bookmarkStart w:id="29" w:name="exact-noise-and-bit-encryption"/>
+    <w:bookmarkStart w:id="30" w:name="exact-noise-and-bit-encryption"/>
     <w:p>
       <w:pPr>
         <w:pStyle w:val="Heading2"/>
@@ -12080,9 +16798,9 @@
         <w:t xml:space="preserve">times that tail.</w:t>
       </w:r>
     </w:p>
-    <w:bookmarkEnd w:id="29"/>
     <w:bookmarkEnd w:id="30"/>
-    <w:bookmarkStart w:id="31" w:name="Xe5069c9f2699e9336c8a98a760eaf225f3a759b"/>
+    <w:bookmarkEnd w:id="31"/>
+    <w:bookmarkStart w:id="32" w:name="Xe5069c9f2699e9336c8a98a760eaf225f3a759b"/>
     <w:p>
       <w:pPr>
         <w:pStyle w:val="Heading1"/>
@@ -12878,8 +17596,8 @@
         <w:t xml:space="preserve">The theorem does not break MDS-HBCE or q-ary LPN; instead it proves the purported NCSG hardness is not exercised by the cryptographic channel. An actual NCSG-hard KEM would require a new coupling between the finite-difference distribution and hidden labels, plus new average-case and chosen-ciphertext analyses. Merely asserting NCSG-DS NP-completeness cannot supply that coupling. The public NCSG material can therefore be described as a mathematically exact, cryptographically redundant indexing layer.</w:t>
       </w:r>
     </w:p>
-    <w:bookmarkEnd w:id="31"/>
-    <w:bookmarkStart w:id="32" w:name="X7509ccfaf611f9c15bc0ffca1e3a11c0f198a33"/>
+    <w:bookmarkEnd w:id="32"/>
+    <w:bookmarkStart w:id="33" w:name="X7509ccfaf611f9c15bc0ffca1e3a11c0f198a33"/>
     <w:p>
       <w:pPr>
         <w:pStyle w:val="Heading1"/>
@@ -13548,8 +18266,8 @@
         <w:t xml:space="preserve">fresh copies under one fixed public key; a standard telescoping hybrid incurs at most that many one-bit terms, with resource overhead that must be recorded in any concrete certificate.</w:t>
       </w:r>
     </w:p>
-    <w:bookmarkEnd w:id="32"/>
-    <w:bookmarkStart w:id="34" w:name="X36dd7453623bd66905116c900541c1092c82687"/>
+    <w:bookmarkEnd w:id="33"/>
+    <w:bookmarkStart w:id="35" w:name="X36dd7453623bd66905116c900541c1092c82687"/>
     <w:p>
       <w:pPr>
         <w:pStyle w:val="Heading1"/>
@@ -13640,7 +18358,7 @@
         <w:t xml:space="preserve">provided by assuming the transform conclusion. Consequently this draft makes no unconditional end-to-end QROM claim.</w:t>
       </w:r>
     </w:p>
-    <w:bookmarkStart w:id="33" w:name="grover-and-message-space-limits"/>
+    <w:bookmarkStart w:id="34" w:name="grover-and-message-space-limits"/>
     <w:p>
       <w:pPr>
         <w:pStyle w:val="Heading2"/>
@@ -13719,9 +18437,9 @@
         <w:t xml:space="preserve">, not complete post-quantum security levels.</w:t>
       </w:r>
     </w:p>
-    <w:bookmarkEnd w:id="33"/>
     <w:bookmarkEnd w:id="34"/>
-    <w:bookmarkStart w:id="36" w:name="fixed-field-scaling-obstruction"/>
+    <w:bookmarkEnd w:id="35"/>
+    <w:bookmarkStart w:id="37" w:name="fixed-field-scaling-obstruction"/>
     <w:p>
       <w:pPr>
         <w:pStyle w:val="Heading1"/>
@@ -14232,7 +18950,7 @@
         <w:t xml:space="preserve">hardness assumptions as uniform ensembles. A growing field may change attack costs and distributional properties; security does not follow merely from lifting the capacity limit.</w:t>
       </w:r>
     </w:p>
-    <w:bookmarkStart w:id="35" w:name="X08d56c620c1da8cc61992ae53855eff2639cc87"/>
+    <w:bookmarkStart w:id="36" w:name="X08d56c620c1da8cc61992ae53855eff2639cc87"/>
     <w:p>
       <w:pPr>
         <w:pStyle w:val="Heading2"/>
@@ -15786,9 +20504,9 @@
         <w:t xml:space="preserve">The pure-Python GF(1024) attack implementation and exact GF(3) independent-probability enumeration reside in research-2028/attacks/fixed_field_mds_hbce_ppt_break.py. Finite tests check this algebra; the general asymptotic conclusion follows from the mathematical argument, not from testing.</w:t>
       </w:r>
     </w:p>
-    <w:bookmarkEnd w:id="35"/>
     <w:bookmarkEnd w:id="36"/>
-    <w:bookmarkStart w:id="37" w:name="re-evaluation-of-concrete-attacks"/>
+    <w:bookmarkEnd w:id="37"/>
+    <w:bookmarkStart w:id="38" w:name="re-evaluation-of-concrete-attacks"/>
     <w:p>
       <w:pPr>
         <w:pStyle w:val="Heading1"/>
@@ -16253,8 +20971,8 @@
         <w:t xml:space="preserve">The union bound does not address high-weight relations or non-linear distinguishers. Exact finite arithmetic and toy regressions are stored in `formal-verification-and-mathematical-proofs/`.</w:t>
       </w:r>
     </w:p>
-    <w:bookmarkEnd w:id="37"/>
-    <w:bookmarkStart w:id="38" w:name="X09c951edd6ad5a0620cecf358fd11cee4c6687f"/>
+    <w:bookmarkEnd w:id="38"/>
+    <w:bookmarkStart w:id="39" w:name="X09c951edd6ad5a0620cecf358fd11cee4c6687f"/>
     <w:p>
       <w:pPr>
         <w:pStyle w:val="Heading1"/>
@@ -17484,8 +22202,8 @@
         <w:t xml:space="preserve">are identifiers, not certified bit-security. The clean-basis row reports exactly one method. The message-failure row is derived from idealized independent noise and bounded-distance decoding, not an execution-tested failure estimate. These profiles also have very large public keys and ciphertexts by contemporary KEM standards.</w:t>
       </w:r>
     </w:p>
-    <w:bookmarkEnd w:id="38"/>
-    <w:bookmarkStart w:id="47" w:name="Xe648b1b6ee4ad46cdea84b3f4a56d864d2eab7b"/>
+    <w:bookmarkEnd w:id="39"/>
+    <w:bookmarkStart w:id="48" w:name="Xe648b1b6ee4ad46cdea84b3f4a56d864d2eab7b"/>
     <w:p>
       <w:pPr>
         <w:pStyle w:val="Heading1"/>
@@ -17494,7 +22212,7 @@
         <w:t xml:space="preserve">12. Further structural cryptanalysis toward NCSG-only security</w:t>
       </w:r>
     </w:p>
-    <w:bookmarkStart w:id="39" w:name="Xcc936c4f41f389694b743b260f1d75260526322"/>
+    <w:bookmarkStart w:id="40" w:name="Xcc936c4f41f389694b743b260f1d75260526322"/>
     <w:p>
       <w:pPr>
         <w:pStyle w:val="Heading2"/>
@@ -18048,8 +22766,8 @@
         <w:t xml:space="preserve">from the original algorithms, not implementation measurements or a weak-attack estimate. A new compression claim would need to show correctness and security after the changed ciphertext distribution. An external KEM or combiner would not repair this construction’s bandwidth defect.</w:t>
       </w:r>
     </w:p>
-    <w:bookmarkEnd w:id="39"/>
-    <w:bookmarkStart w:id="40" w:name="Xb91f30c987f197e5d16c01affa970c53655b8d7"/>
+    <w:bookmarkEnd w:id="40"/>
+    <w:bookmarkStart w:id="41" w:name="Xb91f30c987f197e5d16c01affa970c53655b8d7"/>
     <w:p>
       <w:pPr>
         <w:pStyle w:val="Heading2"/>
@@ -18324,8 +23042,8 @@
         <w:t xml:space="preserve">, the attack enumerates group sets and candidate positions until finding a rank-three set of four labels; extending the recovered span identifies all five planted labels. This is a regression against too-strong security narratives; toy performance must not be extrapolated into a finite security-level claim. The attack cost increases combinatorially for the larger parameters and is not a measured full-profile break.</w:t>
       </w:r>
     </w:p>
-    <w:bookmarkEnd w:id="40"/>
-    <w:bookmarkStart w:id="41" w:name="profile-specific-attack-and-proof-matrix"/>
+    <w:bookmarkEnd w:id="41"/>
+    <w:bookmarkStart w:id="42" w:name="profile-specific-attack-and-proof-matrix"/>
     <w:p>
       <w:pPr>
         <w:pStyle w:val="Heading2"/>
@@ -18828,8 +23546,8 @@
         </w:tc>
       </w:tr>
     </w:tbl>
-    <w:bookmarkEnd w:id="41"/>
-    <w:bookmarkStart w:id="42" w:name="Xd945509a82468b365e34cb2f8923c22697719f8"/>
+    <w:bookmarkEnd w:id="42"/>
+    <w:bookmarkStart w:id="43" w:name="Xd945509a82468b365e34cb2f8923c22697719f8"/>
     <w:p>
       <w:pPr>
         <w:pStyle w:val="Heading2"/>
@@ -18896,8 +23614,8 @@
         <w:t xml:space="preserve">. The following two mathematically testable experiments are new NCSG-native directions; we must reject any candidate failing either adversarial test before treating it as a KEM.</w:t>
       </w:r>
     </w:p>
-    <w:bookmarkEnd w:id="42"/>
-    <w:bookmarkStart w:id="43" w:name="Xf023397d9e5f049c56fe178f970469200778625"/>
+    <w:bookmarkEnd w:id="43"/>
+    <w:bookmarkStart w:id="44" w:name="Xf023397d9e5f049c56fe178f970469200778625"/>
     <w:p>
       <w:pPr>
         <w:pStyle w:val="Heading2"/>
@@ -20877,8 +25595,8 @@
         <w:t xml:space="preserve">. They are algebraic consistency conditions, not a hardness reduction. A secret potential cannot be made difficult merely by publishing its two directional derivative tables: the constructive proof gives a polynomial-time recovery method up to additive constants. The accompanying exact finite fixture integrates one hundred random ternary tables and rejects deliberately inconsistent derivatives.</w:t>
       </w:r>
     </w:p>
-    <w:bookmarkEnd w:id="43"/>
-    <w:bookmarkStart w:id="44" w:name="Xc75a6596662a4123579ecbd2ca69767b28b34ef"/>
+    <w:bookmarkEnd w:id="44"/>
+    <w:bookmarkStart w:id="45" w:name="Xc75a6596662a4123579ecbd2ca69767b28b34ef"/>
     <w:p>
       <w:pPr>
         <w:pStyle w:val="Heading2"/>
@@ -22778,8 +27496,8 @@
         <w:t xml:space="preserve">from the public key nor introducing an unaudited hard-decomposition assumption proves security. Every such redesign needs a new exact security game.</w:t>
       </w:r>
     </w:p>
-    <w:bookmarkEnd w:id="44"/>
-    <w:bookmarkStart w:id="45" w:name="X1830fe64b0727f49a9170c7407a0fcc905a681f"/>
+    <w:bookmarkEnd w:id="45"/>
+    <w:bookmarkStart w:id="46" w:name="X1830fe64b0727f49a9170c7407a0fcc905a681f"/>
     <w:p>
       <w:pPr>
         <w:pStyle w:val="Heading2"/>
@@ -22868,8 +27586,8 @@
         <w:t xml:space="preserve">an eligible construction and costed against all available classical and quantum attack algorithms. The three historical profiles in Section 11 remain attack baselines, not validated instantiations of the new direction.</w:t>
       </w:r>
     </w:p>
-    <w:bookmarkEnd w:id="45"/>
-    <w:bookmarkStart w:id="46" w:name="novelty-boundary-and-venue-target"/>
+    <w:bookmarkEnd w:id="46"/>
+    <w:bookmarkStart w:id="47" w:name="novelty-boundary-and-venue-target"/>
     <w:p>
       <w:pPr>
         <w:pStyle w:val="Heading2"/>
@@ -22959,9 +27677,9 @@
         <w:t xml:space="preserve">`research-2028/NCSG_ONLY_RESEARCH_STATUS.md`.</w:t>
       </w:r>
     </w:p>
-    <w:bookmarkEnd w:id="46"/>
     <w:bookmarkEnd w:id="47"/>
-    <w:bookmarkStart w:id="48" w:name="Xcd158b9d3f06b4a07edfd0a58591f1d8a4791da"/>
+    <w:bookmarkEnd w:id="48"/>
+    <w:bookmarkStart w:id="49" w:name="Xcd158b9d3f06b4a07edfd0a58591f1d8a4791da"/>
     <w:p>
       <w:pPr>
         <w:pStyle w:val="Heading1"/>
@@ -23024,8 +27742,8 @@
         <w:t xml:space="preserve">A publication-ready new cryptographic claim would require at least: an executable, byte-exact KEM implementation; independent cryptanalysis of the full public-label distribution and noisy sample problem; reproducible estimators including quantum work, depth and memory; a sound asymptotic parameter family; a complete QROM reduction with explicit concrete losses; a venue-compliant anonymous submission; and explicit treatment of computational/memory cost, malformed ciphertexts, fault and side-channel behavior.</w:t>
       </w:r>
     </w:p>
-    <w:bookmarkEnd w:id="48"/>
-    <w:bookmarkStart w:id="49" w:name="conclusion"/>
+    <w:bookmarkEnd w:id="49"/>
+    <w:bookmarkStart w:id="50" w:name="conclusion"/>
     <w:p>
       <w:pPr>
         <w:pStyle w:val="Heading1"/>
@@ -23055,8 +27773,8 @@
         <w:t xml:space="preserve">, not a formally verified post-quantum KEM. The MDS construction is retained for negative and historical study rather than promoted as the user’s novel active design. Any security promotion needs new mathematics and independent cryptanalysis, not a change of adjectives.</w:t>
       </w:r>
     </w:p>
-    <w:bookmarkEnd w:id="49"/>
-    <w:bookmarkStart w:id="50" w:name="references"/>
+    <w:bookmarkEnd w:id="50"/>
+    <w:bookmarkStart w:id="51" w:name="references"/>
     <w:p>
       <w:pPr>
         <w:pStyle w:val="Heading1"/>
@@ -23339,8 +28057,8 @@
         <w:t xml:space="preserve">, author-provided 26-page PDF, October 2026.</w:t>
       </w:r>
     </w:p>
-    <w:bookmarkEnd w:id="50"/>
-    <w:bookmarkStart w:id="51" w:name="Xc49e99b3b77675231c28d7331b6e63f200684e1"/>
+    <w:bookmarkEnd w:id="51"/>
+    <w:bookmarkStart w:id="52" w:name="Xc49e99b3b77675231c28d7331b6e63f200684e1"/>
     <w:p>
       <w:pPr>
         <w:pStyle w:val="Heading1"/>
@@ -23370,8 +28088,8 @@
         <w:t xml:space="preserve">.</w:t>
       </w:r>
     </w:p>
-    <w:bookmarkEnd w:id="51"/>
-    <w:bookmarkStart w:id="52" w:name="appendix-b.-submission-caution"/>
+    <w:bookmarkEnd w:id="52"/>
+    <w:bookmarkStart w:id="53" w:name="appendix-b.-submission-caution"/>
     <w:p>
       <w:pPr>
         <w:pStyle w:val="Heading1"/>
@@ -23401,7 +28119,7 @@
         <w:t xml:space="preserve">. This revision is not a 2027 submission. For a future double-blind venue, apply the current published formatting, author-identification, repository and AI-use rules; do not upload the named version as an anonymous submission. Verify all bibliographic records directly from publishers before submission.</w:t>
       </w:r>
     </w:p>
-    <w:bookmarkEnd w:id="52"/>
+    <w:bookmarkEnd w:id="53"/>
     <w:sectPr/>
   </w:body>
 </w:document>

--- a/manuscript/SG_DIFRA_EUROCRYPT_2028_RESEARCH_DRAFT.docx
+++ b/manuscript/SG_DIFRA_EUROCRYPT_2028_RESEARCH_DRAFT.docx
@@ -13746,184 +13746,7 @@
               <w:jc w:val="left"/>
             </w:pPr>
             <w:r>
-              <w:t xml:space="preserve">Original local geometry</w:t>
-            </w:r>
-          </w:p>
-        </w:tc>
-        <w:tc>
-          <w:tcPr/>
-          <w:p>
-            <w:pPr>
-              <w:pStyle w:val="Compact"/>
-              <w:jc w:val="right"/>
-            </w:pPr>
-            <w:r>
-              <w:t xml:space="preserve">Forced lines</w:t>
-            </w:r>
-            <w:r>
-              <w:t xml:space="preserve"> </w:t>
-            </w:r>
-            <m:oMath>
-              <m:r>
-                <m:t>L</m:t>
-              </m:r>
-            </m:oMath>
-          </w:p>
-        </w:tc>
-        <w:tc>
-          <w:tcPr/>
-          <w:p>
-            <w:pPr>
-              <w:pStyle w:val="Compact"/>
-              <w:jc w:val="right"/>
-            </w:pPr>
-            <w:r>
-              <w:t xml:space="preserve">Possible forced directions</w:t>
-            </w:r>
-            <w:r>
-              <w:t xml:space="preserve"> </w:t>
-            </w:r>
-            <m:oMath>
-              <m:sSub>
-                <m:e>
-                  <m:r>
-                    <m:t>m</m:t>
-                  </m:r>
-                </m:e>
-                <m:sub>
-                  <m:r>
-                    <m:t>0</m:t>
-                  </m:r>
-                </m:sub>
-              </m:sSub>
-            </m:oMath>
-          </w:p>
-        </w:tc>
-        <w:tc>
-          <w:tcPr/>
-          <w:p>
-            <w:pPr>
-              <w:pStyle w:val="Compact"/>
-              <w:jc w:val="right"/>
-            </w:pPr>
-            <w:r>
-              <w:t xml:space="preserve">Source</w:t>
-            </w:r>
-            <w:r>
-              <w:t xml:space="preserve"> </w:t>
-            </w:r>
-            <m:oMath>
-              <m:r>
-                <m:rPr>
-                  <m:sty m:val="p"/>
-                </m:rPr>
-                <m:t>Pr</m:t>
-              </m:r>
-              <m:d>
-                <m:dPr>
-                  <m:begChr m:val="["/>
-                  <m:endChr m:val="]"/>
-                  <m:sepChr m:val=""/>
-                  <m:grow/>
-                </m:dPr>
-                <m:e>
-                  <m:r>
-                    <m:t>D</m:t>
-                  </m:r>
-                  <m:r>
-                    <m:rPr>
-                      <m:sty m:val="p"/>
-                    </m:rPr>
-                    <m:t>=</m:t>
-                  </m:r>
-                  <m:r>
-                    <m:t>1</m:t>
-                  </m:r>
-                </m:e>
-              </m:d>
-            </m:oMath>
-            <w:r>
-              <w:t xml:space="preserve"> </w:t>
-            </w:r>
-            <w:r>
-              <w:t xml:space="preserve">lower bound</w:t>
-            </w:r>
-          </w:p>
-        </w:tc>
-        <w:tc>
-          <w:tcPr/>
-          <w:p>
-            <w:pPr>
-              <w:pStyle w:val="Compact"/>
-              <w:jc w:val="right"/>
-            </w:pPr>
-            <w:r>
-              <w:t xml:space="preserve">Uniform-subset</w:t>
-            </w:r>
-            <w:r>
-              <w:t xml:space="preserve"> </w:t>
-            </w:r>
-            <m:oMath>
-              <m:r>
-                <m:rPr>
-                  <m:sty m:val="p"/>
-                </m:rPr>
-                <m:t>Pr</m:t>
-              </m:r>
-              <m:d>
-                <m:dPr>
-                  <m:begChr m:val="["/>
-                  <m:endChr m:val="]"/>
-                  <m:sepChr m:val=""/>
-                  <m:grow/>
-                </m:dPr>
-                <m:e>
-                  <m:r>
-                    <m:t>D</m:t>
-                  </m:r>
-                  <m:r>
-                    <m:rPr>
-                      <m:sty m:val="p"/>
-                    </m:rPr>
-                    <m:t>=</m:t>
-                  </m:r>
-                  <m:r>
-                    <m:t>1</m:t>
-                  </m:r>
-                </m:e>
-              </m:d>
-            </m:oMath>
-            <w:r>
-              <w:t xml:space="preserve"> </w:t>
-            </w:r>
-            <w:r>
-              <w:t xml:space="preserve">upper bound</w:t>
-            </w:r>
-          </w:p>
-        </w:tc>
-        <w:tc>
-          <w:tcPr/>
-          <w:p>
-            <w:pPr>
-              <w:pStyle w:val="Compact"/>
-              <w:jc w:val="right"/>
-            </w:pPr>
-            <w:r>
-              <w:t xml:space="preserve">Certified advantage lower bound</w:t>
-            </w:r>
-          </w:p>
-        </w:tc>
-      </w:tr>
-      <w:tr>
-        <w:tc>
-          <w:tcPr/>
-          <w:p>
-            <w:pPr>
-              <w:pStyle w:val="Compact"/>
-              <w:jc w:val="left"/>
-            </w:pPr>
-            <w:r>
-              <w:t xml:space="preserve">SGD-R1:</w:t>
+              <w:t xml:space="preserve">Profile</w:t>
             </w:r>
             <w:r>
               <w:t xml:space="preserve"> </w:t>
@@ -13960,12 +13783,155 @@
                   </m:r>
                 </m:e>
               </m:d>
+            </m:oMath>
+          </w:p>
+        </w:tc>
+        <w:tc>
+          <w:tcPr/>
+          <w:p>
+            <w:pPr>
+              <w:pStyle w:val="Compact"/>
+              <w:jc w:val="right"/>
+            </w:pPr>
+            <m:oMath>
+              <m:r>
+                <m:t>L</m:t>
+              </m:r>
+            </m:oMath>
+          </w:p>
+        </w:tc>
+        <w:tc>
+          <w:tcPr/>
+          <w:p>
+            <w:pPr>
+              <w:pStyle w:val="Compact"/>
+              <w:jc w:val="right"/>
+            </w:pPr>
+            <m:oMath>
+              <m:sSub>
+                <m:e>
+                  <m:r>
+                    <m:t>m</m:t>
+                  </m:r>
+                </m:e>
+                <m:sub>
+                  <m:r>
+                    <m:t>0</m:t>
+                  </m:r>
+                </m:sub>
+              </m:sSub>
+            </m:oMath>
+          </w:p>
+        </w:tc>
+        <w:tc>
+          <w:tcPr/>
+          <w:p>
+            <w:pPr>
+              <w:pStyle w:val="Compact"/>
+              <w:jc w:val="right"/>
+            </w:pPr>
+            <w:r>
+              <w:t xml:space="preserve">Source</w:t>
+            </w:r>
+            <w:r>
+              <w:t xml:space="preserve"> </w:t>
+            </w:r>
+            <m:oMath>
+              <m:sSub>
+                <m:e>
+                  <m:r>
+                    <m:t>P</m:t>
+                  </m:r>
+                </m:e>
+                <m:sub>
+                  <m:r>
+                    <m:t>1</m:t>
+                  </m:r>
+                </m:sub>
+              </m:sSub>
               <m:r>
                 <m:rPr>
                   <m:sty m:val="p"/>
                 </m:rPr>
-                <m:t>=</m:t>
-              </m:r>
+                <m:t>≥</m:t>
+              </m:r>
+            </m:oMath>
+          </w:p>
+        </w:tc>
+        <w:tc>
+          <w:tcPr/>
+          <w:p>
+            <w:pPr>
+              <w:pStyle w:val="Compact"/>
+              <w:jc w:val="right"/>
+            </w:pPr>
+            <w:r>
+              <w:t xml:space="preserve">Null</w:t>
+            </w:r>
+            <w:r>
+              <w:t xml:space="preserve"> </w:t>
+            </w:r>
+            <m:oMath>
+              <m:sSub>
+                <m:e>
+                  <m:r>
+                    <m:t>P</m:t>
+                  </m:r>
+                </m:e>
+                <m:sub>
+                  <m:r>
+                    <m:t>0</m:t>
+                  </m:r>
+                </m:sub>
+              </m:sSub>
+              <m:r>
+                <m:rPr>
+                  <m:sty m:val="p"/>
+                </m:rPr>
+                <m:t>≤</m:t>
+              </m:r>
+            </m:oMath>
+          </w:p>
+        </w:tc>
+        <w:tc>
+          <w:tcPr/>
+          <w:p>
+            <w:pPr>
+              <w:pStyle w:val="Compact"/>
+              <w:jc w:val="right"/>
+            </w:pPr>
+            <w:r>
+              <w:t xml:space="preserve">Advantage</w:t>
+            </w:r>
+            <w:r>
+              <w:t xml:space="preserve"> </w:t>
+            </w:r>
+            <m:oMath>
+              <m:r>
+                <m:rPr>
+                  <m:sty m:val="p"/>
+                </m:rPr>
+                <m:t>≥</m:t>
+              </m:r>
+            </m:oMath>
+          </w:p>
+        </w:tc>
+      </w:tr>
+      <w:tr>
+        <w:tc>
+          <w:tcPr/>
+          <w:p>
+            <w:pPr>
+              <w:pStyle w:val="Compact"/>
+              <w:jc w:val="left"/>
+            </w:pPr>
+            <w:r>
+              <w:t xml:space="preserve">R1</w:t>
+            </w:r>
+            <w:r>
+              <w:t xml:space="preserve"> </w:t>
+            </w:r>
+            <m:oMath>
               <m:d>
                 <m:dPr>
                   <m:begChr m:val="("/>
@@ -14032,7 +13998,7 @@
               <w:jc w:val="right"/>
             </w:pPr>
             <w:r>
-              <w:t xml:space="preserve">0.5547368172</w:t>
+              <w:t xml:space="preserve">0.554737</w:t>
             </w:r>
           </w:p>
         </w:tc>
@@ -14044,7 +14010,7 @@
               <w:jc w:val="right"/>
             </w:pPr>
             <w:r>
-              <w:t xml:space="preserve">0.0069043849</w:t>
+              <w:t xml:space="preserve">0.006904</w:t>
             </w:r>
           </w:p>
         </w:tc>
@@ -14056,7 +14022,7 @@
               <w:jc w:val="right"/>
             </w:pPr>
             <w:r>
-              <w:t xml:space="preserve">0.5478324323</w:t>
+              <w:t xml:space="preserve">0.547832</w:t>
             </w:r>
           </w:p>
         </w:tc>
@@ -14070,7 +14036,7 @@
               <w:jc w:val="left"/>
             </w:pPr>
             <w:r>
-              <w:t xml:space="preserve">SGD-R2:</w:t>
+              <w:t xml:space="preserve">R2</w:t>
             </w:r>
             <w:r>
               <w:t xml:space="preserve"> </w:t>
@@ -14142,7 +14108,7 @@
               <w:jc w:val="right"/>
             </w:pPr>
             <w:r>
-              <w:t xml:space="preserve">0.9470512035</w:t>
+              <w:t xml:space="preserve">0.947051</w:t>
             </w:r>
           </w:p>
         </w:tc>
@@ -14154,7 +14120,7 @@
               <w:jc w:val="right"/>
             </w:pPr>
             <w:r>
-              <w:t xml:space="preserve">0.0059101459</w:t>
+              <w:t xml:space="preserve">0.005910</w:t>
             </w:r>
           </w:p>
         </w:tc>
@@ -14166,7 +14132,7 @@
               <w:jc w:val="right"/>
             </w:pPr>
             <w:r>
-              <w:t xml:space="preserve">0.9411410576</w:t>
+              <w:t xml:space="preserve">0.941141</w:t>
             </w:r>
           </w:p>
         </w:tc>
@@ -14180,7 +14146,7 @@
               <w:jc w:val="left"/>
             </w:pPr>
             <w:r>
-              <w:t xml:space="preserve">SGD-R3:</w:t>
+              <w:t xml:space="preserve">R3</w:t>
             </w:r>
             <w:r>
               <w:t xml:space="preserve"> </w:t>
@@ -14252,7 +14218,7 @@
               <w:jc w:val="right"/>
             </w:pPr>
             <w:r>
-              <w:t xml:space="preserve">0.9999123630</w:t>
+              <w:t xml:space="preserve">0.999912</w:t>
             </w:r>
           </w:p>
         </w:tc>
@@ -14264,7 +14230,7 @@
               <w:jc w:val="right"/>
             </w:pPr>
             <w:r>
-              <w:t xml:space="preserve">0.0026602674</w:t>
+              <w:t xml:space="preserve">0.002660</w:t>
             </w:r>
           </w:p>
         </w:tc>
@@ -14276,12 +14242,20 @@
               <w:jc w:val="right"/>
             </w:pPr>
             <w:r>
-              <w:t xml:space="preserve">0.9972520957</w:t>
+              <w:t xml:space="preserve">0.997252</w:t>
             </w:r>
           </w:p>
         </w:tc>
       </w:tr>
     </w:tbl>
+    <w:p>
+      <w:pPr>
+        <w:pStyle w:val="BodyText"/>
+      </w:pPr>
+      <w:r>
+        <w:t xml:space="preserve">All displayed decimal values are rounded to six places; exact rational bounds and their full-precision evaluation are certified by the accompanying script.</w:t>
+      </w:r>
+    </w:p>
     <w:p>
       <w:pPr>
         <w:pStyle w:val="BodyText"/>

--- a/manuscript/SG_DIFRA_EUROCRYPT_2028_RESEARCH_DRAFT.docx
+++ b/manuscript/SG_DIFRA_EUROCRYPT_2028_RESEARCH_DRAFT.docx
@@ -15680,7 +15680,7 @@
         </m:d>
       </m:oMath>
       <w:r>
-        <w:t xml:space="preserve">. All public row labels initially are sampled independently and uniformly from</w:t>
+        <w:t xml:space="preserve">. All public row labels initially are sampled independently and uniformly from the nonzero vectors of</w:t>
       </w:r>
       <w:r>
         <w:t xml:space="preserve"> </w:t>
@@ -15698,27 +15698,6 @@
             </m:r>
           </m:sup>
         </m:sSup>
-        <m:r>
-          <m:rPr>
-            <m:sty m:val="p"/>
-          </m:rPr>
-          <m:t>\</m:t>
-        </m:r>
-        <m:r>
-          <m:rPr>
-            <m:sty m:val="p"/>
-          </m:rPr>
-          <m:t>{</m:t>
-        </m:r>
-        <m:r>
-          <m:t>0</m:t>
-        </m:r>
-        <m:r>
-          <m:rPr>
-            <m:sty m:val="p"/>
-          </m:rPr>
-          <m:t>}</m:t>
-        </m:r>
       </m:oMath>
       <w:r>
         <w:t xml:space="preserve">. In each good bucket replace exactly one label with</w:t>
@@ -16363,19 +16342,28 @@
             </m:rPr>
             <m:t>=</m:t>
           </m:r>
+          <m:r>
+            <m:rPr>
+              <m:sty m:val="p"/>
+            </m:rPr>
+            <m:t>floor</m:t>
+          </m:r>
           <m:d>
             <m:dPr>
-              <m:begChr m:val="⌊"/>
-              <m:endChr m:val="⌋"/>
+              <m:begChr m:val="("/>
+              <m:endChr m:val=")"/>
               <m:sepChr m:val=""/>
               <m:grow/>
             </m:dPr>
             <m:e>
-              <m:f>
-                <m:fPr>
-                  <m:type m:val="bar"/>
-                </m:fPr>
-                <m:num>
+              <m:d>
+                <m:dPr>
+                  <m:begChr m:val="("/>
+                  <m:endChr m:val=")"/>
+                  <m:sepChr m:val=""/>
+                  <m:grow/>
+                </m:dPr>
+                <m:e>
                   <m:r>
                     <m:t>M</m:t>
                   </m:r>
@@ -16388,13 +16376,17 @@
                   <m:r>
                     <m:t>u</m:t>
                   </m:r>
-                </m:num>
-                <m:den>
-                  <m:r>
-                    <m:t>2</m:t>
-                  </m:r>
-                </m:den>
-              </m:f>
+                </m:e>
+              </m:d>
+              <m:r>
+                <m:rPr>
+                  <m:sty m:val="p"/>
+                </m:rPr>
+                <m:t>/</m:t>
+              </m:r>
+              <m:r>
+                <m:t>2</m:t>
+              </m:r>
             </m:e>
           </m:d>
           <m:r>

--- a/manuscript/SG_DIFRA_EUROCRYPT_2028_RESEARCH_DRAFT.docx
+++ b/manuscript/SG_DIFRA_EUROCRYPT_2028_RESEARCH_DRAFT.docx
@@ -365,6 +365,35 @@
       </m:oMath>
       <w:r>
         <w:t xml:space="preserve">, and finite correctness bounds.</w:t>
+      </w:r>
+    </w:p>
+    <w:p>
+      <w:pPr>
+        <w:pStyle w:val="BodyText"/>
+      </w:pPr>
+      <w:r>
+        <w:rPr>
+          <w:bCs/>
+          <w:b/>
+        </w:rPr>
+        <w:t xml:space="preserve">Round-5 security finding.</w:t>
+      </w:r>
+      <w:r>
+        <w:t xml:space="preserve"> </w:t>
+      </w:r>
+      <w:r>
+        <w:t xml:space="preserve">In the archived fixed-GF(1024) design, recovering one public rank-</w:t>
+      </w:r>
+      <m:oMath>
+        <m:r>
+          <m:t>u</m:t>
+        </m:r>
+      </m:oMath>
+      <w:r>
+        <w:t xml:space="preserve"> </w:t>
+      </w:r>
+      <w:r>
+        <w:t xml:space="preserve">planted frame can be extended into recovery of all hidden label positions and exact public emulation of the secret bounded-distance decoder. Under explicitly polynomial public-key size and growing ambient dimension, this becomes a uniform polynomial-time honest-session-key recovery attack when the original KEM is correct. This is stronger than a public-key distinguisher, but it remains astronomically expensive at the three frozen finite profiles; it does not provide a secure NCSG-only replacement.</w:t>
       </w:r>
     </w:p>
     <w:p>
@@ -17648,7 +17677,23 @@
         <w:t xml:space="preserve"> </w:t>
       </w:r>
       <w:r>
-        <w:t xml:space="preserve">is that no efficient, appropriately resource-bounded adversary distinguishes these games. This assumption has no proof here.</w:t>
+        <w:t xml:space="preserve">is that no efficient, appropriately resource-bounded adversary distinguishes these games. This assumption has no proof here. More strongly,</w:t>
+      </w:r>
+      <w:r>
+        <w:t xml:space="preserve"> </w:t>
+      </w:r>
+      <w:r>
+        <w:rPr>
+          <w:bCs/>
+          <w:b/>
+        </w:rPr>
+        <w:t xml:space="preserve">Theorem 9.2 proves this fixed-field assumption cannot justify an asymptotically secure KEM</w:t>
+      </w:r>
+      <w:r>
+        <w:t xml:space="preserve"> </w:t>
+      </w:r>
+      <w:r>
+        <w:t xml:space="preserve">under the stated efficient-family scaling: a public rank attack recovers the actual decoding code and encapsulated key. Any conditional upper bound in this section is therefore a historical bookkeeping identity, not a usable positive security theorem for that asymptotic family.</w:t>
       </w:r>
     </w:p>
     <w:p>
@@ -18405,7 +18450,7 @@
     </w:p>
     <w:bookmarkEnd w:id="34"/>
     <w:bookmarkEnd w:id="35"/>
-    <w:bookmarkStart w:id="37" w:name="fixed-field-scaling-obstruction"/>
+    <w:bookmarkStart w:id="38" w:name="fixed-field-scaling-obstruction"/>
     <w:p>
       <w:pPr>
         <w:pStyle w:val="Heading1"/>
@@ -20471,8 +20516,2723 @@
       </w:r>
     </w:p>
     <w:bookmarkEnd w:id="36"/>
+    <w:bookmarkStart w:id="37" w:name="X32e84e5d841614c8fd374b70c1822f65caa4438"/>
+    <w:p>
+      <w:pPr>
+        <w:pStyle w:val="Heading2"/>
+      </w:pPr>
+      <w:r>
+        <w:t xml:space="preserve">9.2 Round-5 theorem: asymptotic public KEM decryption from hidden-frame recovery</w:t>
+      </w:r>
+    </w:p>
+    <w:p>
+      <w:pPr>
+        <w:pStyle w:val="FirstParagraph"/>
+      </w:pPr>
+      <w:r>
+        <w:t xml:space="preserve">Round 3 proved that the original fixed-field SG-DIFRA-MDS hidden GRS labels are distinguishable from random in uniform polynomial time in a sufficiently growing asymptotic family. A stricter red-team question is whether a successful attacker can</w:t>
+      </w:r>
+      <w:r>
+        <w:t xml:space="preserve"> </w:t>
+      </w:r>
+      <w:r>
+        <w:rPr>
+          <w:bCs/>
+          <w:b/>
+        </w:rPr>
+        <w:t xml:space="preserve">recover the encapsulated key</w:t>
+      </w:r>
+      <w:r>
+        <w:t xml:space="preserve">, not merely distinguish a public matrix. For this archived KEM the answer is yes, under precisely stated scaling and correctness conditions. This is a much stronger negative finding for the</w:t>
+      </w:r>
+      <w:r>
+        <w:t xml:space="preserve"> </w:t>
+      </w:r>
+      <w:r>
+        <w:rPr>
+          <w:bCs/>
+          <w:b/>
+        </w:rPr>
+        <w:t xml:space="preserve">original GF(1024) KEM</w:t>
+      </w:r>
+      <w:r>
+        <w:t xml:space="preserve">, not a break of a new NCSG-only design.</w:t>
+      </w:r>
+    </w:p>
+    <w:p>
+      <w:pPr>
+        <w:pStyle w:val="BodyText"/>
+      </w:pPr>
+      <w:r>
+        <w:rPr>
+          <w:bCs/>
+          <w:b/>
+        </w:rPr>
+        <w:t xml:space="preserve">Theorem 9.2 (public-decapsulation and honest shared-key recovery).</w:t>
+      </w:r>
+      <w:r>
+        <w:t xml:space="preserve"> </w:t>
+      </w:r>
+      <w:r>
+        <w:t xml:space="preserve">Retain the exact archived key-generation structure over fixed</w:t>
+      </w:r>
+      <w:r>
+        <w:t xml:space="preserve"> </w:t>
+      </w:r>
+      <m:oMath>
+        <m:r>
+          <m:t>K</m:t>
+        </m:r>
+        <m:r>
+          <m:rPr>
+            <m:sty m:val="p"/>
+          </m:rPr>
+          <m:t>=</m:t>
+        </m:r>
+        <m:sSub>
+          <m:e>
+            <m:r>
+              <m:rPr>
+                <m:sty m:val="p"/>
+                <m:scr m:val="double-struck"/>
+              </m:rPr>
+              <m:t>F</m:t>
+            </m:r>
+          </m:e>
+          <m:sub>
+            <m:sSup>
+              <m:e>
+                <m:r>
+                  <m:t>2</m:t>
+                </m:r>
+              </m:e>
+              <m:sup>
+                <m:r>
+                  <m:t>10</m:t>
+                </m:r>
+              </m:sup>
+            </m:sSup>
+          </m:sub>
+        </m:sSub>
+      </m:oMath>
+      <w:r>
+        <w:t xml:space="preserve"> </w:t>
+      </w:r>
+      <w:r>
+        <w:t xml:space="preserve">with</w:t>
+      </w:r>
+      <w:r>
+        <w:t xml:space="preserve"> </w:t>
+      </w:r>
+      <m:oMath>
+        <m:r>
+          <m:t>Q</m:t>
+        </m:r>
+        <m:r>
+          <m:rPr>
+            <m:sty m:val="p"/>
+          </m:rPr>
+          <m:t>=</m:t>
+        </m:r>
+        <m:r>
+          <m:t>1024</m:t>
+        </m:r>
+      </m:oMath>
+      <w:r>
+        <w:t xml:space="preserve">: the published matrix</w:t>
+      </w:r>
+      <w:r>
+        <w:t xml:space="preserve"> </w:t>
+      </w:r>
+      <m:oMath>
+        <m:r>
+          <m:t>H</m:t>
+        </m:r>
+        <m:r>
+          <m:rPr>
+            <m:sty m:val="p"/>
+          </m:rPr>
+          <m:t>∈</m:t>
+        </m:r>
+        <m:sSup>
+          <m:e>
+            <m:r>
+              <m:t>K</m:t>
+            </m:r>
+          </m:e>
+          <m:sup>
+            <m:r>
+              <m:t>q</m:t>
+            </m:r>
+            <m:r>
+              <m:rPr>
+                <m:sty m:val="p"/>
+              </m:rPr>
+              <m:t>×</m:t>
+            </m:r>
+            <m:r>
+              <m:t>N</m:t>
+            </m:r>
+          </m:sup>
+        </m:sSup>
+      </m:oMath>
+      <w:r>
+        <w:t xml:space="preserve"> </w:t>
+      </w:r>
+      <w:r>
+        <w:t xml:space="preserve">contains</w:t>
+      </w:r>
+      <w:r>
+        <w:t xml:space="preserve"> </w:t>
+      </w:r>
+      <m:oMath>
+        <m:r>
+          <m:t>M</m:t>
+        </m:r>
+      </m:oMath>
+      <w:r>
+        <w:t xml:space="preserve"> </w:t>
+      </w:r>
+      <w:r>
+        <w:t xml:space="preserve">hidden generalized Reed–Solomon rows</w:t>
+      </w:r>
+      <w:r>
+        <w:t xml:space="preserve"> </w:t>
+      </w:r>
+      <m:oMath>
+        <m:sSub>
+          <m:e>
+            <m:r>
+              <m:t>G</m:t>
+            </m:r>
+          </m:e>
+          <m:sub>
+            <m:r>
+              <m:t>π</m:t>
+            </m:r>
+            <m:d>
+              <m:dPr>
+                <m:begChr m:val="("/>
+                <m:endChr m:val=")"/>
+                <m:sepChr m:val=""/>
+                <m:grow/>
+              </m:dPr>
+              <m:e>
+                <m:r>
+                  <m:t>i</m:t>
+                </m:r>
+              </m:e>
+            </m:d>
+          </m:sub>
+        </m:sSub>
+        <m:r>
+          <m:t>T</m:t>
+        </m:r>
+      </m:oMath>
+      <w:r>
+        <w:t xml:space="preserve"> </w:t>
+      </w:r>
+      <w:r>
+        <w:t xml:space="preserve">in distinct public buckets,</w:t>
+      </w:r>
+      <w:r>
+        <w:t xml:space="preserve"> </w:t>
+      </w:r>
+      <m:oMath>
+        <m:r>
+          <m:t>T</m:t>
+        </m:r>
+      </m:oMath>
+      <w:r>
+        <w:t xml:space="preserve"> </w:t>
+      </w:r>
+      <w:r>
+        <w:t xml:space="preserve">is uniformly full-row-rank of size</w:t>
+      </w:r>
+      <w:r>
+        <w:t xml:space="preserve"> </w:t>
+      </w:r>
+      <m:oMath>
+        <m:r>
+          <m:t>u</m:t>
+        </m:r>
+        <m:r>
+          <m:rPr>
+            <m:sty m:val="p"/>
+          </m:rPr>
+          <m:t>×</m:t>
+        </m:r>
+        <m:r>
+          <m:t>N</m:t>
+        </m:r>
+      </m:oMath>
+      <w:r>
+        <w:t xml:space="preserve">,</w:t>
+      </w:r>
+      <w:r>
+        <w:t xml:space="preserve"> </w:t>
+      </w:r>
+      <m:oMath>
+        <m:r>
+          <m:t>1</m:t>
+        </m:r>
+        <m:r>
+          <m:rPr>
+            <m:sty m:val="p"/>
+          </m:rPr>
+          <m:t>≤</m:t>
+        </m:r>
+        <m:r>
+          <m:t>u</m:t>
+        </m:r>
+        <m:r>
+          <m:rPr>
+            <m:sty m:val="p"/>
+          </m:rPr>
+          <m:t>&lt;</m:t>
+        </m:r>
+        <m:r>
+          <m:t>M</m:t>
+        </m:r>
+        <m:r>
+          <m:rPr>
+            <m:sty m:val="p"/>
+          </m:rPr>
+          <m:t>≤</m:t>
+        </m:r>
+        <m:r>
+          <m:t>Q</m:t>
+        </m:r>
+      </m:oMath>
+      <w:r>
+        <w:t xml:space="preserve">, and every decoy label is an independent uniform nonzero vector. Assume</w:t>
+      </w:r>
+      <w:r>
+        <w:t xml:space="preserve"> </w:t>
+      </w:r>
+      <m:oMath>
+        <m:r>
+          <m:t>q</m:t>
+        </m:r>
+        <m:d>
+          <m:dPr>
+            <m:begChr m:val="("/>
+            <m:endChr m:val=")"/>
+            <m:sepChr m:val=""/>
+            <m:grow/>
+          </m:dPr>
+          <m:e>
+            <m:r>
+              <m:t>λ</m:t>
+            </m:r>
+          </m:e>
+        </m:d>
+      </m:oMath>
+      <w:r>
+        <w:t xml:space="preserve"> </w:t>
+      </w:r>
+      <w:r>
+        <w:t xml:space="preserve">and the bit-message ciphertext length are polynomial in</w:t>
+      </w:r>
+      <w:r>
+        <w:t xml:space="preserve"> </w:t>
+      </w:r>
+      <m:oMath>
+        <m:r>
+          <m:t>λ</m:t>
+        </m:r>
+      </m:oMath>
+      <w:r>
+        <w:t xml:space="preserve">,</w:t>
+      </w:r>
+      <w:r>
+        <w:t xml:space="preserve"> </w:t>
+      </w:r>
+      <m:oMath>
+        <m:r>
+          <m:t>N</m:t>
+        </m:r>
+        <m:d>
+          <m:dPr>
+            <m:begChr m:val="("/>
+            <m:endChr m:val=")"/>
+            <m:sepChr m:val=""/>
+            <m:grow/>
+          </m:dPr>
+          <m:e>
+            <m:r>
+              <m:t>λ</m:t>
+            </m:r>
+          </m:e>
+        </m:d>
+        <m:r>
+          <m:rPr>
+            <m:sty m:val="p"/>
+          </m:rPr>
+          <m:t>≥</m:t>
+        </m:r>
+        <m:r>
+          <m:t>u</m:t>
+        </m:r>
+        <m:r>
+          <m:rPr>
+            <m:sty m:val="p"/>
+          </m:rPr>
+          <m:t>+</m:t>
+        </m:r>
+        <m:r>
+          <m:t>1</m:t>
+        </m:r>
+      </m:oMath>
+      <w:r>
+        <w:t xml:space="preserve"> </w:t>
+      </w:r>
+      <w:r>
+        <w:t xml:space="preserve">and</w:t>
+      </w:r>
+      <w:r>
+        <w:t xml:space="preserve"> </w:t>
+      </w:r>
+      <m:oMath>
+        <m:r>
+          <m:t>N</m:t>
+        </m:r>
+        <m:d>
+          <m:dPr>
+            <m:begChr m:val="("/>
+            <m:endChr m:val=")"/>
+            <m:sepChr m:val=""/>
+            <m:grow/>
+          </m:dPr>
+          <m:e>
+            <m:r>
+              <m:t>λ</m:t>
+            </m:r>
+          </m:e>
+        </m:d>
+        <m:r>
+          <m:rPr>
+            <m:sty m:val="p"/>
+          </m:rPr>
+          <m:t>=</m:t>
+        </m:r>
+        <m:r>
+          <m:t>Ω</m:t>
+        </m:r>
+        <m:d>
+          <m:dPr>
+            <m:begChr m:val="("/>
+            <m:endChr m:val=")"/>
+            <m:sepChr m:val=""/>
+            <m:grow/>
+          </m:dPr>
+          <m:e>
+            <m:r>
+              <m:t>λ</m:t>
+            </m:r>
+          </m:e>
+        </m:d>
+      </m:oMath>
+      <w:r>
+        <w:t xml:space="preserve">. There is a uniform</w:t>
+      </w:r>
+      <w:r>
+        <w:t xml:space="preserve"> </w:t>
+      </w:r>
+      <w:r>
+        <w:rPr>
+          <w:bCs/>
+          <w:b/>
+        </w:rPr>
+        <w:t xml:space="preserve">classical polynomial-time</w:t>
+      </w:r>
+      <w:r>
+        <w:t xml:space="preserve"> </w:t>
+      </w:r>
+      <w:r>
+        <w:t xml:space="preserve">algorithm which, using only</w:t>
+      </w:r>
+      <w:r>
+        <w:t xml:space="preserve"> </w:t>
+      </w:r>
+      <m:oMath>
+        <m:d>
+          <m:dPr>
+            <m:begChr m:val="("/>
+            <m:endChr m:val=")"/>
+            <m:sepChr m:val=""/>
+            <m:grow/>
+          </m:dPr>
+          <m:e>
+            <m:r>
+              <m:t>p</m:t>
+            </m:r>
+            <m:r>
+              <m:t>k</m:t>
+            </m:r>
+            <m:r>
+              <m:rPr>
+                <m:sty m:val="p"/>
+              </m:rPr>
+              <m:t>,</m:t>
+            </m:r>
+            <m:r>
+              <m:t>C</m:t>
+            </m:r>
+          </m:e>
+        </m:d>
+      </m:oMath>
+      <w:r>
+        <w:t xml:space="preserve">, evaluates the genuine secret-key PKE decoding result for</w:t>
+      </w:r>
+      <w:r>
+        <w:t xml:space="preserve"> </w:t>
+      </w:r>
+      <w:r>
+        <w:rPr>
+          <w:bCs/>
+          <w:b/>
+        </w:rPr>
+        <w:t xml:space="preserve">every</w:t>
+      </w:r>
+      <w:r>
+        <w:t xml:space="preserve"> </w:t>
+      </w:r>
+      <w:r>
+        <w:t xml:space="preserve">ciphertext</w:t>
+      </w:r>
+      <w:r>
+        <w:t xml:space="preserve"> </w:t>
+      </w:r>
+      <m:oMath>
+        <m:r>
+          <m:t>C</m:t>
+        </m:r>
+      </m:oMath>
+      <w:r>
+        <w:t xml:space="preserve"> </w:t>
+      </w:r>
+      <w:r>
+        <w:t xml:space="preserve">except with a key-generation failure probability at most</w:t>
+      </w:r>
+    </w:p>
+    <w:p>
+      <w:pPr>
+        <w:pStyle w:val="BodyText"/>
+      </w:pPr>
+      <m:oMathPara>
+        <m:oMathParaPr>
+          <m:jc m:val="center"/>
+        </m:oMathParaPr>
+        <m:oMath>
+          <m:sSub>
+            <m:e>
+              <m:r>
+                <m:t>ε</m:t>
+              </m:r>
+            </m:e>
+            <m:sub>
+              <m:r>
+                <m:rPr>
+                  <m:sty m:val="p"/>
+                </m:rPr>
+                <m:t>r</m:t>
+              </m:r>
+              <m:r>
+                <m:rPr>
+                  <m:sty m:val="p"/>
+                </m:rPr>
+                <m:t>o</m:t>
+              </m:r>
+              <m:r>
+                <m:rPr>
+                  <m:sty m:val="p"/>
+                </m:rPr>
+                <m:t>w</m:t>
+              </m:r>
+            </m:sub>
+          </m:sSub>
+          <m:r>
+            <m:rPr>
+              <m:sty m:val="p"/>
+            </m:rPr>
+            <m:t>≤</m:t>
+          </m:r>
+          <m:d>
+            <m:dPr>
+              <m:begChr m:val="["/>
+              <m:endChr m:val="]"/>
+              <m:sepChr m:val=""/>
+              <m:grow/>
+            </m:dPr>
+            <m:e>
+              <m:d>
+                <m:dPr>
+                  <m:begChr m:val="("/>
+                  <m:endChr m:val=")"/>
+                  <m:sepChr m:val=""/>
+                  <m:grow/>
+                </m:dPr>
+                <m:e>
+                  <m:r>
+                    <m:t>u</m:t>
+                  </m:r>
+                  <m:r>
+                    <m:rPr>
+                      <m:sty m:val="p"/>
+                    </m:rPr>
+                    <m:t>+</m:t>
+                  </m:r>
+                  <m:r>
+                    <m:t>1</m:t>
+                  </m:r>
+                </m:e>
+              </m:d>
+              <m:d>
+                <m:dPr>
+                  <m:begChr m:val="("/>
+                  <m:endChr m:val=")"/>
+                  <m:sepChr m:val=""/>
+                  <m:grow/>
+                </m:dPr>
+                <m:e>
+                  <m:f>
+                    <m:fPr>
+                      <m:type m:val="noBar"/>
+                    </m:fPr>
+                    <m:num>
+                      <m:r>
+                        <m:t>q</m:t>
+                      </m:r>
+                    </m:num>
+                    <m:den>
+                      <m:r>
+                        <m:t>u</m:t>
+                      </m:r>
+                      <m:r>
+                        <m:rPr>
+                          <m:sty m:val="p"/>
+                        </m:rPr>
+                        <m:t>+</m:t>
+                      </m:r>
+                      <m:r>
+                        <m:t>1</m:t>
+                      </m:r>
+                    </m:den>
+                  </m:f>
+                </m:e>
+              </m:d>
+              <m:r>
+                <m:rPr>
+                  <m:sty m:val="p"/>
+                </m:rPr>
+                <m:t>+</m:t>
+              </m:r>
+              <m:r>
+                <m:t>q</m:t>
+              </m:r>
+              <m:r>
+                <m:rPr>
+                  <m:sty m:val="p"/>
+                </m:rPr>
+                <m:t>−</m:t>
+              </m:r>
+              <m:r>
+                <m:t>M</m:t>
+              </m:r>
+            </m:e>
+          </m:d>
+          <m:f>
+            <m:fPr>
+              <m:type m:val="bar"/>
+            </m:fPr>
+            <m:num>
+              <m:sSup>
+                <m:e>
+                  <m:r>
+                    <m:t>Q</m:t>
+                  </m:r>
+                </m:e>
+                <m:sup>
+                  <m:r>
+                    <m:t>u</m:t>
+                  </m:r>
+                </m:sup>
+              </m:sSup>
+              <m:r>
+                <m:rPr>
+                  <m:sty m:val="p"/>
+                </m:rPr>
+                <m:t>−</m:t>
+              </m:r>
+              <m:r>
+                <m:t>1</m:t>
+              </m:r>
+            </m:num>
+            <m:den>
+              <m:sSup>
+                <m:e>
+                  <m:r>
+                    <m:t>Q</m:t>
+                  </m:r>
+                </m:e>
+                <m:sup>
+                  <m:r>
+                    <m:t>N</m:t>
+                  </m:r>
+                </m:sup>
+              </m:sSup>
+              <m:r>
+                <m:rPr>
+                  <m:sty m:val="p"/>
+                </m:rPr>
+                <m:t>−</m:t>
+              </m:r>
+              <m:r>
+                <m:t>1</m:t>
+              </m:r>
+            </m:den>
+          </m:f>
+          <m:r>
+            <m:rPr>
+              <m:sty m:val="p"/>
+            </m:rPr>
+            <m:t>.</m:t>
+          </m:r>
+        </m:oMath>
+      </m:oMathPara>
+    </w:p>
+    <w:p>
+      <w:pPr>
+        <w:pStyle w:val="FirstParagraph"/>
+      </w:pPr>
+      <w:r>
+        <w:t xml:space="preserve">If the original KEM has honest key-agreement failure at most</w:t>
+      </w:r>
+      <w:r>
+        <w:t xml:space="preserve"> </w:t>
+      </w:r>
+      <m:oMath>
+        <m:r>
+          <m:t>δ</m:t>
+        </m:r>
+        <m:d>
+          <m:dPr>
+            <m:begChr m:val="("/>
+            <m:endChr m:val=")"/>
+            <m:sepChr m:val=""/>
+            <m:grow/>
+          </m:dPr>
+          <m:e>
+            <m:r>
+              <m:t>λ</m:t>
+            </m:r>
+          </m:e>
+        </m:d>
+      </m:oMath>
+      <w:r>
+        <w:t xml:space="preserve"> </w:t>
+      </w:r>
+      <w:r>
+        <w:t xml:space="preserve">and returns</w:t>
+      </w:r>
+      <w:r>
+        <w:t xml:space="preserve"> </w:t>
+      </w:r>
+      <m:oMath>
+        <m:r>
+          <m:t>κ</m:t>
+        </m:r>
+      </m:oMath>
+      <w:r>
+        <w:t xml:space="preserve">-bit keys, the same algorithm derives the honest encapsulated shared key whenever honest decapsulation is correct, giving a real-versus-random key distinguishing advantage at least</w:t>
+      </w:r>
+    </w:p>
+    <w:p>
+      <w:pPr>
+        <w:pStyle w:val="BodyText"/>
+      </w:pPr>
+      <m:oMathPara>
+        <m:oMathParaPr>
+          <m:jc m:val="center"/>
+        </m:oMathParaPr>
+        <m:oMath>
+          <m:r>
+            <m:t>1</m:t>
+          </m:r>
+          <m:r>
+            <m:rPr>
+              <m:sty m:val="p"/>
+            </m:rPr>
+            <m:t>−</m:t>
+          </m:r>
+          <m:sSub>
+            <m:e>
+              <m:r>
+                <m:t>ε</m:t>
+              </m:r>
+            </m:e>
+            <m:sub>
+              <m:r>
+                <m:rPr>
+                  <m:sty m:val="p"/>
+                </m:rPr>
+                <m:t>r</m:t>
+              </m:r>
+              <m:r>
+                <m:rPr>
+                  <m:sty m:val="p"/>
+                </m:rPr>
+                <m:t>o</m:t>
+              </m:r>
+              <m:r>
+                <m:rPr>
+                  <m:sty m:val="p"/>
+                </m:rPr>
+                <m:t>w</m:t>
+              </m:r>
+            </m:sub>
+          </m:sSub>
+          <m:r>
+            <m:rPr>
+              <m:sty m:val="p"/>
+            </m:rPr>
+            <m:t>−</m:t>
+          </m:r>
+          <m:r>
+            <m:t>δ</m:t>
+          </m:r>
+          <m:d>
+            <m:dPr>
+              <m:begChr m:val="("/>
+              <m:endChr m:val=")"/>
+              <m:sepChr m:val=""/>
+              <m:grow/>
+            </m:dPr>
+            <m:e>
+              <m:r>
+                <m:t>λ</m:t>
+              </m:r>
+            </m:e>
+          </m:d>
+          <m:r>
+            <m:rPr>
+              <m:sty m:val="p"/>
+            </m:rPr>
+            <m:t>−</m:t>
+          </m:r>
+          <m:sSup>
+            <m:e>
+              <m:r>
+                <m:t>2</m:t>
+              </m:r>
+            </m:e>
+            <m:sup>
+              <m:r>
+                <m:rPr>
+                  <m:sty m:val="p"/>
+                </m:rPr>
+                <m:t>−</m:t>
+              </m:r>
+              <m:r>
+                <m:t>κ</m:t>
+              </m:r>
+            </m:sup>
+          </m:sSup>
+          <m:r>
+            <m:rPr>
+              <m:sty m:val="p"/>
+            </m:rPr>
+            <m:t>.</m:t>
+          </m:r>
+        </m:oMath>
+      </m:oMathPara>
+    </w:p>
+    <w:p>
+      <w:pPr>
+        <w:pStyle w:val="FirstParagraph"/>
+      </w:pPr>
+      <w:r>
+        <w:t xml:space="preserve">In particular,</w:t>
+      </w:r>
+      <w:r>
+        <w:t xml:space="preserve"> </w:t>
+      </w:r>
+      <w:r>
+        <w:rPr>
+          <w:bCs/>
+          <w:b/>
+        </w:rPr>
+        <w:t xml:space="preserve">this archived fixed-field KEM fails its intended asymptotic confidentiality goal</w:t>
+      </w:r>
+      <w:r>
+        <w:t xml:space="preserve"> </w:t>
+      </w:r>
+      <w:r>
+        <w:t xml:space="preserve">whenever its intended correctness is high; this result is stronger than a planted-key distinguisher alone.</w:t>
+      </w:r>
+    </w:p>
+    <w:p>
+      <w:pPr>
+        <w:pStyle w:val="BodyText"/>
+      </w:pPr>
+      <w:r>
+        <w:rPr>
+          <w:bCs/>
+          <w:b/>
+        </w:rPr>
+        <w:t xml:space="preserve">Proof, stage I (recover all hidden row positions).</w:t>
+      </w:r>
+      <w:r>
+        <w:t xml:space="preserve"> </w:t>
+      </w:r>
+      <w:r>
+        <w:t xml:space="preserve">Enumerate every public</w:t>
+      </w:r>
+      <w:r>
+        <w:t xml:space="preserve"> </w:t>
+      </w:r>
+      <m:oMath>
+        <m:d>
+          <m:dPr>
+            <m:begChr m:val="("/>
+            <m:endChr m:val=")"/>
+            <m:sepChr m:val=""/>
+            <m:grow/>
+          </m:dPr>
+          <m:e>
+            <m:r>
+              <m:t>u</m:t>
+            </m:r>
+            <m:r>
+              <m:rPr>
+                <m:sty m:val="p"/>
+              </m:rPr>
+              <m:t>+</m:t>
+            </m:r>
+            <m:r>
+              <m:t>1</m:t>
+            </m:r>
+          </m:e>
+        </m:d>
+      </m:oMath>
+      <w:r>
+        <w:t xml:space="preserve">-subset and locate one with rank</w:t>
+      </w:r>
+      <w:r>
+        <w:t xml:space="preserve"> </w:t>
+      </w:r>
+      <m:oMath>
+        <m:r>
+          <m:t>u</m:t>
+        </m:r>
+      </m:oMath>
+      <w:r>
+        <w:t xml:space="preserve"> </w:t>
+      </w:r>
+      <w:r>
+        <w:t xml:space="preserve">using Gaussian elimination. An all-planted subset always exists, since any</w:t>
+      </w:r>
+      <w:r>
+        <w:t xml:space="preserve"> </w:t>
+      </w:r>
+      <m:oMath>
+        <m:r>
+          <m:t>u</m:t>
+        </m:r>
+      </m:oMath>
+      <w:r>
+        <w:t xml:space="preserve"> </w:t>
+      </w:r>
+      <w:r>
+        <w:t xml:space="preserve">genuine GRS rows are independent and any</w:t>
+      </w:r>
+      <w:r>
+        <w:t xml:space="preserve"> </w:t>
+      </w:r>
+      <m:oMath>
+        <m:r>
+          <m:t>u</m:t>
+        </m:r>
+        <m:r>
+          <m:rPr>
+            <m:sty m:val="p"/>
+          </m:rPr>
+          <m:t>+</m:t>
+        </m:r>
+        <m:r>
+          <m:t>1</m:t>
+        </m:r>
+      </m:oMath>
+      <w:r>
+        <w:t xml:space="preserve"> </w:t>
+      </w:r>
+      <w:r>
+        <w:t xml:space="preserve">are dependent. Consider a mixed subset with</w:t>
+      </w:r>
+      <w:r>
+        <w:t xml:space="preserve"> </w:t>
+      </w:r>
+      <m:oMath>
+        <m:r>
+          <m:t>j</m:t>
+        </m:r>
+        <m:r>
+          <m:rPr>
+            <m:sty m:val="p"/>
+          </m:rPr>
+          <m:t>≤</m:t>
+        </m:r>
+        <m:r>
+          <m:t>u</m:t>
+        </m:r>
+      </m:oMath>
+      <w:r>
+        <w:t xml:space="preserve"> </w:t>
+      </w:r>
+      <w:r>
+        <w:t xml:space="preserve">planted rows, hence</w:t>
+      </w:r>
+      <w:r>
+        <w:t xml:space="preserve"> </w:t>
+      </w:r>
+      <m:oMath>
+        <m:r>
+          <m:t>j</m:t>
+        </m:r>
+      </m:oMath>
+      <w:r>
+        <w:t xml:space="preserve"> </w:t>
+      </w:r>
+      <w:r>
+        <w:t xml:space="preserve">initially independent rows; sequentially reveal its independent nonzero decoys. Before the first dependent row appears, the next decoy lies in the span of at most</w:t>
+      </w:r>
+      <w:r>
+        <w:t xml:space="preserve"> </w:t>
+      </w:r>
+      <m:oMath>
+        <m:r>
+          <m:t>u</m:t>
+        </m:r>
+      </m:oMath>
+      <w:r>
+        <w:t xml:space="preserve"> </w:t>
+      </w:r>
+      <w:r>
+        <w:t xml:space="preserve">preceding rows with probability at most</w:t>
+      </w:r>
+      <w:r>
+        <w:t xml:space="preserve"> </w:t>
+      </w:r>
+      <m:oMath>
+        <m:d>
+          <m:dPr>
+            <m:begChr m:val="("/>
+            <m:endChr m:val=")"/>
+            <m:sepChr m:val=""/>
+            <m:grow/>
+          </m:dPr>
+          <m:e>
+            <m:sSup>
+              <m:e>
+                <m:r>
+                  <m:t>Q</m:t>
+                </m:r>
+              </m:e>
+              <m:sup>
+                <m:r>
+                  <m:t>u</m:t>
+                </m:r>
+              </m:sup>
+            </m:sSup>
+            <m:r>
+              <m:rPr>
+                <m:sty m:val="p"/>
+              </m:rPr>
+              <m:t>−</m:t>
+            </m:r>
+            <m:r>
+              <m:t>1</m:t>
+            </m:r>
+          </m:e>
+        </m:d>
+        <m:r>
+          <m:rPr>
+            <m:sty m:val="p"/>
+          </m:rPr>
+          <m:t>/</m:t>
+        </m:r>
+        <m:d>
+          <m:dPr>
+            <m:begChr m:val="("/>
+            <m:endChr m:val=")"/>
+            <m:sepChr m:val=""/>
+            <m:grow/>
+          </m:dPr>
+          <m:e>
+            <m:sSup>
+              <m:e>
+                <m:r>
+                  <m:t>Q</m:t>
+                </m:r>
+              </m:e>
+              <m:sup>
+                <m:r>
+                  <m:t>N</m:t>
+                </m:r>
+              </m:sup>
+            </m:sSup>
+            <m:r>
+              <m:rPr>
+                <m:sty m:val="p"/>
+              </m:rPr>
+              <m:t>−</m:t>
+            </m:r>
+            <m:r>
+              <m:t>1</m:t>
+            </m:r>
+          </m:e>
+        </m:d>
+      </m:oMath>
+      <w:r>
+        <w:t xml:space="preserve">. A union bound over at most</w:t>
+      </w:r>
+      <w:r>
+        <w:t xml:space="preserve"> </w:t>
+      </w:r>
+      <m:oMath>
+        <m:r>
+          <m:t>u</m:t>
+        </m:r>
+        <m:r>
+          <m:rPr>
+            <m:sty m:val="p"/>
+          </m:rPr>
+          <m:t>+</m:t>
+        </m:r>
+        <m:r>
+          <m:t>1</m:t>
+        </m:r>
+      </m:oMath>
+      <w:r>
+        <w:t xml:space="preserve"> </w:t>
+      </w:r>
+      <w:r>
+        <w:t xml:space="preserve">exposures and</w:t>
+      </w:r>
+      <w:r>
+        <w:t xml:space="preserve"> </w:t>
+      </w:r>
+      <m:oMath>
+        <m:d>
+          <m:dPr>
+            <m:begChr m:val="("/>
+            <m:endChr m:val=")"/>
+            <m:sepChr m:val=""/>
+            <m:grow/>
+          </m:dPr>
+          <m:e>
+            <m:f>
+              <m:fPr>
+                <m:type m:val="noBar"/>
+              </m:fPr>
+              <m:num>
+                <m:r>
+                  <m:t>q</m:t>
+                </m:r>
+              </m:num>
+              <m:den>
+                <m:r>
+                  <m:t>u</m:t>
+                </m:r>
+                <m:r>
+                  <m:rPr>
+                    <m:sty m:val="p"/>
+                  </m:rPr>
+                  <m:t>+</m:t>
+                </m:r>
+                <m:r>
+                  <m:t>1</m:t>
+                </m:r>
+              </m:den>
+            </m:f>
+          </m:e>
+        </m:d>
+      </m:oMath>
+      <w:r>
+        <w:t xml:space="preserve"> </w:t>
+      </w:r>
+      <w:r>
+        <w:t xml:space="preserve">mixed subsets bounds the probability that any mixed subset is dependent by the first summand of</w:t>
+      </w:r>
+      <w:r>
+        <w:t xml:space="preserve"> </w:t>
+      </w:r>
+      <m:oMath>
+        <m:sSub>
+          <m:e>
+            <m:r>
+              <m:t>ε</m:t>
+            </m:r>
+          </m:e>
+          <m:sub>
+            <m:r>
+              <m:rPr>
+                <m:sty m:val="p"/>
+              </m:rPr>
+              <m:t>r</m:t>
+            </m:r>
+            <m:r>
+              <m:rPr>
+                <m:sty m:val="p"/>
+              </m:rPr>
+              <m:t>o</m:t>
+            </m:r>
+            <m:r>
+              <m:rPr>
+                <m:sty m:val="p"/>
+              </m:rPr>
+              <m:t>w</m:t>
+            </m:r>
+          </m:sub>
+        </m:sSub>
+      </m:oMath>
+      <w:r>
+        <w:t xml:space="preserve">.</w:t>
+      </w:r>
+    </w:p>
+    <w:p>
+      <w:pPr>
+        <w:pStyle w:val="BodyText"/>
+      </w:pPr>
+      <w:r>
+        <w:t xml:space="preserve">On the complementary event the located dependency consists of planted rows only; it spans precisely the secret</w:t>
+      </w:r>
+      <w:r>
+        <w:t xml:space="preserve"> </w:t>
+      </w:r>
+      <m:oMath>
+        <m:r>
+          <m:t>u</m:t>
+        </m:r>
+      </m:oMath>
+      <w:r>
+        <w:t xml:space="preserve">-dimensional row space</w:t>
+      </w:r>
+      <w:r>
+        <w:t xml:space="preserve"> </w:t>
+      </w:r>
+      <m:oMath>
+        <m:r>
+          <m:t>W</m:t>
+        </m:r>
+        <m:r>
+          <m:rPr>
+            <m:sty m:val="p"/>
+          </m:rPr>
+          <m:t>=</m:t>
+        </m:r>
+        <m:r>
+          <m:rPr>
+            <m:sty m:val="p"/>
+          </m:rPr>
+          <m:t>rowspan</m:t>
+        </m:r>
+        <m:d>
+          <m:dPr>
+            <m:begChr m:val="("/>
+            <m:endChr m:val=")"/>
+            <m:sepChr m:val=""/>
+            <m:grow/>
+          </m:dPr>
+          <m:e>
+            <m:r>
+              <m:t>T</m:t>
+            </m:r>
+          </m:e>
+        </m:d>
+      </m:oMath>
+      <w:r>
+        <w:t xml:space="preserve">. A public membership test</w:t>
+      </w:r>
+      <w:r>
+        <w:t xml:space="preserve"> </w:t>
+      </w:r>
+      <m:oMath>
+        <m:sSub>
+          <m:e>
+            <m:r>
+              <m:t>h</m:t>
+            </m:r>
+          </m:e>
+          <m:sub>
+            <m:r>
+              <m:t>i</m:t>
+            </m:r>
+          </m:sub>
+        </m:sSub>
+        <m:r>
+          <m:rPr>
+            <m:sty m:val="p"/>
+          </m:rPr>
+          <m:t>∈</m:t>
+        </m:r>
+        <m:r>
+          <m:t>W</m:t>
+        </m:r>
+      </m:oMath>
+      <w:r>
+        <w:t xml:space="preserve"> </w:t>
+      </w:r>
+      <w:r>
+        <w:t xml:space="preserve">then locates</w:t>
+      </w:r>
+      <w:r>
+        <w:t xml:space="preserve"> </w:t>
+      </w:r>
+      <w:r>
+        <w:rPr>
+          <w:bCs/>
+          <w:b/>
+        </w:rPr>
+        <w:t xml:space="preserve">every</w:t>
+      </w:r>
+      <w:r>
+        <w:t xml:space="preserve"> </w:t>
+      </w:r>
+      <w:r>
+        <w:t xml:space="preserve">planted row. Any nonzero decoy independently lands in</w:t>
+      </w:r>
+      <w:r>
+        <w:t xml:space="preserve"> </w:t>
+      </w:r>
+      <m:oMath>
+        <m:r>
+          <m:t>W</m:t>
+        </m:r>
+      </m:oMath>
+      <w:r>
+        <w:t xml:space="preserve"> </w:t>
+      </w:r>
+      <w:r>
+        <w:t xml:space="preserve">with exact probability</w:t>
+      </w:r>
+      <w:r>
+        <w:t xml:space="preserve"> </w:t>
+      </w:r>
+      <m:oMath>
+        <m:d>
+          <m:dPr>
+            <m:begChr m:val="("/>
+            <m:endChr m:val=")"/>
+            <m:sepChr m:val=""/>
+            <m:grow/>
+          </m:dPr>
+          <m:e>
+            <m:sSup>
+              <m:e>
+                <m:r>
+                  <m:t>Q</m:t>
+                </m:r>
+              </m:e>
+              <m:sup>
+                <m:r>
+                  <m:t>u</m:t>
+                </m:r>
+              </m:sup>
+            </m:sSup>
+            <m:r>
+              <m:rPr>
+                <m:sty m:val="p"/>
+              </m:rPr>
+              <m:t>−</m:t>
+            </m:r>
+            <m:r>
+              <m:t>1</m:t>
+            </m:r>
+          </m:e>
+        </m:d>
+        <m:r>
+          <m:rPr>
+            <m:sty m:val="p"/>
+          </m:rPr>
+          <m:t>/</m:t>
+        </m:r>
+        <m:d>
+          <m:dPr>
+            <m:begChr m:val="("/>
+            <m:endChr m:val=")"/>
+            <m:sepChr m:val=""/>
+            <m:grow/>
+          </m:dPr>
+          <m:e>
+            <m:sSup>
+              <m:e>
+                <m:r>
+                  <m:t>Q</m:t>
+                </m:r>
+              </m:e>
+              <m:sup>
+                <m:r>
+                  <m:t>N</m:t>
+                </m:r>
+              </m:sup>
+            </m:sSup>
+            <m:r>
+              <m:rPr>
+                <m:sty m:val="p"/>
+              </m:rPr>
+              <m:t>−</m:t>
+            </m:r>
+            <m:r>
+              <m:t>1</m:t>
+            </m:r>
+          </m:e>
+        </m:d>
+      </m:oMath>
+      <w:r>
+        <w:t xml:space="preserve">. A final union bound over</w:t>
+      </w:r>
+      <w:r>
+        <w:t xml:space="preserve"> </w:t>
+      </w:r>
+      <m:oMath>
+        <m:r>
+          <m:t>q</m:t>
+        </m:r>
+        <m:r>
+          <m:rPr>
+            <m:sty m:val="p"/>
+          </m:rPr>
+          <m:t>−</m:t>
+        </m:r>
+        <m:r>
+          <m:t>M</m:t>
+        </m:r>
+      </m:oMath>
+      <w:r>
+        <w:t xml:space="preserve"> </w:t>
+      </w:r>
+      <w:r>
+        <w:t xml:space="preserve">decoys yields the second summand. Thus the adversary obtains the entire hidden coordinate set without recovering the NCSG master secret, the affine incidence masks, the GRS permutation or the ephemeral embedding matrix itself.</w:t>
+      </w:r>
+    </w:p>
+    <w:p>
+      <w:pPr>
+        <w:pStyle w:val="BodyText"/>
+      </w:pPr>
+      <w:r>
+        <w:rPr>
+          <w:bCs/>
+          <w:b/>
+        </w:rPr>
+        <w:t xml:space="preserve">Proof, stage II (emulate the secret decoder without the GRS permutation).</w:t>
+      </w:r>
+      <w:r>
+        <w:t xml:space="preserve"> </w:t>
+      </w:r>
+      <w:r>
+        <w:t xml:space="preserve">Extract all</w:t>
+      </w:r>
+      <w:r>
+        <w:t xml:space="preserve"> </w:t>
+      </w:r>
+      <m:oMath>
+        <m:r>
+          <m:t>M</m:t>
+        </m:r>
+      </m:oMath>
+      <w:r>
+        <w:t xml:space="preserve"> </w:t>
+      </w:r>
+      <w:r>
+        <w:t xml:space="preserve">recovered planted rows into a canonically ordered public matrix</w:t>
+      </w:r>
+      <w:r>
+        <w:t xml:space="preserve"> </w:t>
+      </w:r>
+      <m:oMath>
+        <m:sSub>
+          <m:e>
+            <m:r>
+              <m:t>H</m:t>
+            </m:r>
+          </m:e>
+          <m:sub>
+            <m:r>
+              <m:t>P</m:t>
+            </m:r>
+          </m:sub>
+        </m:sSub>
+        <m:r>
+          <m:rPr>
+            <m:sty m:val="p"/>
+          </m:rPr>
+          <m:t>∈</m:t>
+        </m:r>
+        <m:sSup>
+          <m:e>
+            <m:r>
+              <m:t>K</m:t>
+            </m:r>
+          </m:e>
+          <m:sup>
+            <m:r>
+              <m:t>M</m:t>
+            </m:r>
+            <m:r>
+              <m:rPr>
+                <m:sty m:val="p"/>
+              </m:rPr>
+              <m:t>×</m:t>
+            </m:r>
+            <m:r>
+              <m:t>N</m:t>
+            </m:r>
+          </m:sup>
+        </m:sSup>
+      </m:oMath>
+      <w:r>
+        <w:t xml:space="preserve">. Its column-space code is a coordinate permutation of the secret GRS code, of dimension</w:t>
+      </w:r>
+      <w:r>
+        <w:t xml:space="preserve"> </w:t>
+      </w:r>
+      <m:oMath>
+        <m:r>
+          <m:t>u</m:t>
+        </m:r>
+      </m:oMath>
+      <w:r>
+        <w:t xml:space="preserve"> </w:t>
+      </w:r>
+      <w:r>
+        <w:t xml:space="preserve">and minimum distance</w:t>
+      </w:r>
+      <w:r>
+        <w:t xml:space="preserve"> </w:t>
+      </w:r>
+      <m:oMath>
+        <m:r>
+          <m:t>M</m:t>
+        </m:r>
+        <m:r>
+          <m:rPr>
+            <m:sty m:val="p"/>
+          </m:rPr>
+          <m:t>−</m:t>
+        </m:r>
+        <m:r>
+          <m:t>u</m:t>
+        </m:r>
+        <m:r>
+          <m:rPr>
+            <m:sty m:val="p"/>
+          </m:rPr>
+          <m:t>+</m:t>
+        </m:r>
+        <m:r>
+          <m:t>1</m:t>
+        </m:r>
+      </m:oMath>
+      <w:r>
+        <w:t xml:space="preserve">; the hidden full-row-rank</w:t>
+      </w:r>
+      <w:r>
+        <w:t xml:space="preserve"> </w:t>
+      </w:r>
+      <m:oMath>
+        <m:r>
+          <m:t>T</m:t>
+        </m:r>
+      </m:oMath>
+      <w:r>
+        <w:t xml:space="preserve"> </w:t>
+      </w:r>
+      <w:r>
+        <w:t xml:space="preserve">does not change the code image. Public linear algebra supplies a generator</w:t>
+      </w:r>
+      <w:r>
+        <w:t xml:space="preserve"> </w:t>
+      </w:r>
+      <m:oMath>
+        <m:acc>
+          <m:accPr>
+            <m:chr m:val="̃"/>
+          </m:accPr>
+          <m:e>
+            <m:r>
+              <m:t>G</m:t>
+            </m:r>
+          </m:e>
+        </m:acc>
+        <m:r>
+          <m:rPr>
+            <m:sty m:val="p"/>
+          </m:rPr>
+          <m:t>∈</m:t>
+        </m:r>
+        <m:sSup>
+          <m:e>
+            <m:r>
+              <m:t>K</m:t>
+            </m:r>
+          </m:e>
+          <m:sup>
+            <m:r>
+              <m:t>M</m:t>
+            </m:r>
+            <m:r>
+              <m:rPr>
+                <m:sty m:val="p"/>
+              </m:rPr>
+              <m:t>×</m:t>
+            </m:r>
+            <m:r>
+              <m:t>u</m:t>
+            </m:r>
+          </m:sup>
+        </m:sSup>
+      </m:oMath>
+      <w:r>
+        <w:t xml:space="preserve"> </w:t>
+      </w:r>
+      <w:r>
+        <w:t xml:space="preserve">for that code. Every</w:t>
+      </w:r>
+      <w:r>
+        <w:t xml:space="preserve"> </w:t>
+      </w:r>
+      <m:oMath>
+        <m:r>
+          <m:t>u</m:t>
+        </m:r>
+      </m:oMath>
+      <w:r>
+        <w:t xml:space="preserve"> </w:t>
+      </w:r>
+      <w:r>
+        <w:t xml:space="preserve">rows of</w:t>
+      </w:r>
+      <w:r>
+        <w:t xml:space="preserve"> </w:t>
+      </w:r>
+      <m:oMath>
+        <m:acc>
+          <m:accPr>
+            <m:chr m:val="̃"/>
+          </m:accPr>
+          <m:e>
+            <m:r>
+              <m:t>G</m:t>
+            </m:r>
+          </m:e>
+        </m:acc>
+      </m:oMath>
+      <w:r>
+        <w:t xml:space="preserve"> </w:t>
+      </w:r>
+      <w:r>
+        <w:t xml:space="preserve">are independent. For an arbitrary received vector</w:t>
+      </w:r>
+      <w:r>
+        <w:t xml:space="preserve"> </w:t>
+      </w:r>
+      <m:oMath>
+        <m:r>
+          <m:t>y</m:t>
+        </m:r>
+        <m:r>
+          <m:rPr>
+            <m:sty m:val="p"/>
+          </m:rPr>
+          <m:t>∈</m:t>
+        </m:r>
+        <m:sSup>
+          <m:e>
+            <m:r>
+              <m:t>K</m:t>
+            </m:r>
+          </m:e>
+          <m:sup>
+            <m:r>
+              <m:t>M</m:t>
+            </m:r>
+          </m:sup>
+        </m:sSup>
+      </m:oMath>
+      <w:r>
+        <w:t xml:space="preserve">, enumerate each</w:t>
+      </w:r>
+      <w:r>
+        <w:t xml:space="preserve"> </w:t>
+      </w:r>
+      <m:oMath>
+        <m:r>
+          <m:t>u</m:t>
+        </m:r>
+      </m:oMath>
+      <w:r>
+        <w:t xml:space="preserve">-subset</w:t>
+      </w:r>
+      <w:r>
+        <w:t xml:space="preserve"> </w:t>
+      </w:r>
+      <m:oMath>
+        <m:r>
+          <m:t>J</m:t>
+        </m:r>
+      </m:oMath>
+      <w:r>
+        <w:t xml:space="preserve"> </w:t>
+      </w:r>
+      <w:r>
+        <w:t xml:space="preserve">of row positions, solve the public square system</w:t>
+      </w:r>
+    </w:p>
+    <w:p>
+      <w:pPr>
+        <w:pStyle w:val="BodyText"/>
+      </w:pPr>
+      <m:oMathPara>
+        <m:oMathParaPr>
+          <m:jc m:val="center"/>
+        </m:oMathParaPr>
+        <m:oMath>
+          <m:sSub>
+            <m:e>
+              <m:acc>
+                <m:accPr>
+                  <m:chr m:val="̃"/>
+                </m:accPr>
+                <m:e>
+                  <m:r>
+                    <m:t>G</m:t>
+                  </m:r>
+                </m:e>
+              </m:acc>
+            </m:e>
+            <m:sub>
+              <m:r>
+                <m:t>J</m:t>
+              </m:r>
+            </m:sub>
+          </m:sSub>
+          <m:r>
+            <m:t>x</m:t>
+          </m:r>
+          <m:r>
+            <m:rPr>
+              <m:sty m:val="p"/>
+            </m:rPr>
+            <m:t>=</m:t>
+          </m:r>
+          <m:sSub>
+            <m:e>
+              <m:r>
+                <m:t>y</m:t>
+              </m:r>
+            </m:e>
+            <m:sub>
+              <m:r>
+                <m:t>J</m:t>
+              </m:r>
+            </m:sub>
+          </m:sSub>
+          <m:r>
+            <m:rPr>
+              <m:sty m:val="p"/>
+            </m:rPr>
+            <m:t>,</m:t>
+          </m:r>
+        </m:oMath>
+      </m:oMathPara>
+    </w:p>
+    <w:p>
+      <w:pPr>
+        <w:pStyle w:val="FirstParagraph"/>
+      </w:pPr>
+      <w:r>
+        <w:t xml:space="preserve">and return bit zero iff any solution has</w:t>
+      </w:r>
+    </w:p>
+    <w:p>
+      <w:pPr>
+        <w:pStyle w:val="BodyText"/>
+      </w:pPr>
+      <m:oMathPara>
+        <m:oMathParaPr>
+          <m:jc m:val="center"/>
+        </m:oMathParaPr>
+        <m:oMath>
+          <m:sSub>
+            <m:e>
+              <m:r>
+                <m:t>d</m:t>
+              </m:r>
+            </m:e>
+            <m:sub>
+              <m:r>
+                <m:t>H</m:t>
+              </m:r>
+            </m:sub>
+          </m:sSub>
+          <m:d>
+            <m:dPr>
+              <m:begChr m:val="("/>
+              <m:endChr m:val=")"/>
+              <m:sepChr m:val=""/>
+              <m:grow/>
+            </m:dPr>
+            <m:e>
+              <m:acc>
+                <m:accPr>
+                  <m:chr m:val="̃"/>
+                </m:accPr>
+                <m:e>
+                  <m:r>
+                    <m:t>G</m:t>
+                  </m:r>
+                </m:e>
+              </m:acc>
+              <m:r>
+                <m:t>x</m:t>
+              </m:r>
+              <m:r>
+                <m:rPr>
+                  <m:sty m:val="p"/>
+                </m:rPr>
+                <m:t>,</m:t>
+              </m:r>
+              <m:r>
+                <m:t>y</m:t>
+              </m:r>
+            </m:e>
+          </m:d>
+          <m:r>
+            <m:rPr>
+              <m:sty m:val="p"/>
+            </m:rPr>
+            <m:t>≤</m:t>
+          </m:r>
+          <m:sSub>
+            <m:e>
+              <m:r>
+                <m:t>t</m:t>
+              </m:r>
+            </m:e>
+            <m:sub>
+              <m:r>
+                <m:rPr>
+                  <m:sty m:val="p"/>
+                </m:rPr>
+                <m:t>d</m:t>
+              </m:r>
+              <m:r>
+                <m:rPr>
+                  <m:sty m:val="p"/>
+                </m:rPr>
+                <m:t>e</m:t>
+              </m:r>
+              <m:r>
+                <m:rPr>
+                  <m:sty m:val="p"/>
+                </m:rPr>
+                <m:t>c</m:t>
+              </m:r>
+            </m:sub>
+          </m:sSub>
+          <m:r>
+            <m:rPr>
+              <m:sty m:val="p"/>
+            </m:rPr>
+            <m:t>,</m:t>
+          </m:r>
+          <m:r>
+            <m:t>  </m:t>
+          </m:r>
+          <m:sSub>
+            <m:e>
+              <m:r>
+                <m:t>t</m:t>
+              </m:r>
+            </m:e>
+            <m:sub>
+              <m:r>
+                <m:rPr>
+                  <m:sty m:val="p"/>
+                </m:rPr>
+                <m:t>d</m:t>
+              </m:r>
+              <m:r>
+                <m:rPr>
+                  <m:sty m:val="p"/>
+                </m:rPr>
+                <m:t>e</m:t>
+              </m:r>
+              <m:r>
+                <m:rPr>
+                  <m:sty m:val="p"/>
+                </m:rPr>
+                <m:t>c</m:t>
+              </m:r>
+            </m:sub>
+          </m:sSub>
+          <m:r>
+            <m:rPr>
+              <m:sty m:val="p"/>
+            </m:rPr>
+            <m:t>=</m:t>
+          </m:r>
+          <m:r>
+            <m:rPr>
+              <m:sty m:val="p"/>
+            </m:rPr>
+            <m:t>floor</m:t>
+          </m:r>
+          <m:d>
+            <m:dPr>
+              <m:begChr m:val="("/>
+              <m:endChr m:val=")"/>
+              <m:sepChr m:val=""/>
+              <m:grow/>
+            </m:dPr>
+            <m:e>
+              <m:d>
+                <m:dPr>
+                  <m:begChr m:val="("/>
+                  <m:endChr m:val=")"/>
+                  <m:sepChr m:val=""/>
+                  <m:grow/>
+                </m:dPr>
+                <m:e>
+                  <m:r>
+                    <m:t>M</m:t>
+                  </m:r>
+                  <m:r>
+                    <m:rPr>
+                      <m:sty m:val="p"/>
+                    </m:rPr>
+                    <m:t>−</m:t>
+                  </m:r>
+                  <m:r>
+                    <m:t>u</m:t>
+                  </m:r>
+                </m:e>
+              </m:d>
+              <m:r>
+                <m:rPr>
+                  <m:sty m:val="p"/>
+                </m:rPr>
+                <m:t>/</m:t>
+              </m:r>
+              <m:r>
+                <m:t>2</m:t>
+              </m:r>
+            </m:e>
+          </m:d>
+          <m:r>
+            <m:rPr>
+              <m:sty m:val="p"/>
+            </m:rPr>
+            <m:t>.</m:t>
+          </m:r>
+        </m:oMath>
+      </m:oMathPara>
+    </w:p>
+    <w:p>
+      <w:pPr>
+        <w:pStyle w:val="FirstParagraph"/>
+      </w:pPr>
+      <w:r>
+        <w:t xml:space="preserve">If secret bounded-distance GRS decoding accepts, some codeword agrees with</w:t>
+      </w:r>
+      <w:r>
+        <w:t xml:space="preserve"> </w:t>
+      </w:r>
+      <m:oMath>
+        <m:r>
+          <m:t>y</m:t>
+        </m:r>
+      </m:oMath>
+      <w:r>
+        <w:t xml:space="preserve"> </w:t>
+      </w:r>
+      <w:r>
+        <w:t xml:space="preserve">in at least</w:t>
+      </w:r>
+      <w:r>
+        <w:t xml:space="preserve"> </w:t>
+      </w:r>
+      <m:oMath>
+        <m:r>
+          <m:t>M</m:t>
+        </m:r>
+        <m:r>
+          <m:rPr>
+            <m:sty m:val="p"/>
+          </m:rPr>
+          <m:t>−</m:t>
+        </m:r>
+        <m:sSub>
+          <m:e>
+            <m:r>
+              <m:t>t</m:t>
+            </m:r>
+          </m:e>
+          <m:sub>
+            <m:r>
+              <m:rPr>
+                <m:sty m:val="p"/>
+              </m:rPr>
+              <m:t>d</m:t>
+            </m:r>
+            <m:r>
+              <m:rPr>
+                <m:sty m:val="p"/>
+              </m:rPr>
+              <m:t>e</m:t>
+            </m:r>
+            <m:r>
+              <m:rPr>
+                <m:sty m:val="p"/>
+              </m:rPr>
+              <m:t>c</m:t>
+            </m:r>
+          </m:sub>
+        </m:sSub>
+        <m:r>
+          <m:rPr>
+            <m:sty m:val="p"/>
+          </m:rPr>
+          <m:t>≥</m:t>
+        </m:r>
+        <m:r>
+          <m:t>u</m:t>
+        </m:r>
+      </m:oMath>
+      <w:r>
+        <w:t xml:space="preserve"> </w:t>
+      </w:r>
+      <w:r>
+        <w:t xml:space="preserve">positions. One enumerated</w:t>
+      </w:r>
+      <w:r>
+        <w:t xml:space="preserve"> </w:t>
+      </w:r>
+      <m:oMath>
+        <m:r>
+          <m:t>u</m:t>
+        </m:r>
+      </m:oMath>
+      <w:r>
+        <w:t xml:space="preserve">-set consists entirely of agreeing positions, and its unique solution recreates that codeword. Conversely, a public solution within radius is a valid codeword that the secret GRS decoder must accept. Uniqueness holds because the code minimum distance exceeds</w:t>
+      </w:r>
+      <w:r>
+        <w:t xml:space="preserve"> </w:t>
+      </w:r>
+      <m:oMath>
+        <m:r>
+          <m:t>2</m:t>
+        </m:r>
+        <m:sSub>
+          <m:e>
+            <m:r>
+              <m:t>t</m:t>
+            </m:r>
+          </m:e>
+          <m:sub>
+            <m:r>
+              <m:rPr>
+                <m:sty m:val="p"/>
+              </m:rPr>
+              <m:t>d</m:t>
+            </m:r>
+            <m:r>
+              <m:rPr>
+                <m:sty m:val="p"/>
+              </m:rPr>
+              <m:t>e</m:t>
+            </m:r>
+            <m:r>
+              <m:rPr>
+                <m:sty m:val="p"/>
+              </m:rPr>
+              <m:t>c</m:t>
+            </m:r>
+          </m:sub>
+        </m:sSub>
+      </m:oMath>
+      <w:r>
+        <w:t xml:space="preserve">.</w:t>
+      </w:r>
+      <w:r>
+        <w:t xml:space="preserve"> </w:t>
+      </w:r>
+      <w:r>
+        <w:rPr>
+          <w:bCs/>
+          <w:b/>
+        </w:rPr>
+        <w:t xml:space="preserve">The publicly reconstructed DecBit is identical to the original secret DecBit on every received word</w:t>
+      </w:r>
+      <w:r>
+        <w:t xml:space="preserve">, even malformed ciphertexts, once the planted positions are found.</w:t>
+      </w:r>
+    </w:p>
+    <w:p>
+      <w:pPr>
+        <w:pStyle w:val="BodyText"/>
+      </w:pPr>
+      <w:r>
+        <w:rPr>
+          <w:bCs/>
+          <w:b/>
+        </w:rPr>
+        <w:t xml:space="preserve">Proof, stage III (honest encapsulated-key recovery).</w:t>
+      </w:r>
+      <w:r>
+        <w:t xml:space="preserve"> </w:t>
+      </w:r>
+      <w:r>
+        <w:t xml:space="preserve">Run the public decoder on the source’s independent ciphertext repetitions and reconstruct the same majority-decoded message</w:t>
+      </w:r>
+      <w:r>
+        <w:t xml:space="preserve"> </w:t>
+      </w:r>
+      <m:oMath>
+        <m:r>
+          <m:t>μ</m:t>
+        </m:r>
+        <m:r>
+          <m:rPr>
+            <m:sty m:val="p"/>
+          </m:rPr>
+          <m:t>′</m:t>
+        </m:r>
+      </m:oMath>
+      <w:r>
+        <w:t xml:space="preserve"> </w:t>
+      </w:r>
+      <w:r>
+        <w:t xml:space="preserve">as secret PKE.Dec. Derive deterministic coins from public</w:t>
+      </w:r>
+      <w:r>
+        <w:t xml:space="preserve"> </w:t>
+      </w:r>
+      <m:oMath>
+        <m:d>
+          <m:dPr>
+            <m:begChr m:val="("/>
+            <m:endChr m:val=")"/>
+            <m:sepChr m:val=""/>
+            <m:grow/>
+          </m:dPr>
+          <m:e>
+            <m:r>
+              <m:t>p</m:t>
+            </m:r>
+            <m:r>
+              <m:t>k</m:t>
+            </m:r>
+            <m:r>
+              <m:rPr>
+                <m:sty m:val="p"/>
+              </m:rPr>
+              <m:t>,</m:t>
+            </m:r>
+            <m:r>
+              <m:t>μ</m:t>
+            </m:r>
+            <m:r>
+              <m:rPr>
+                <m:sty m:val="p"/>
+              </m:rPr>
+              <m:t>′</m:t>
+            </m:r>
+          </m:e>
+        </m:d>
+      </m:oMath>
+      <w:r>
+        <w:t xml:space="preserve">, re-encrypt and compare with the received</w:t>
+      </w:r>
+      <w:r>
+        <w:t xml:space="preserve"> </w:t>
+      </w:r>
+      <m:oMath>
+        <m:r>
+          <m:t>C</m:t>
+        </m:r>
+      </m:oMath>
+      <w:r>
+        <w:t xml:space="preserve">. On a match compute the same public-domain-separated session-key hash as the original decapsulation. On an honest encapsulation for which secret decapsulation returns the encapsulated key, this computes that key without</w:t>
+      </w:r>
+      <w:r>
+        <w:t xml:space="preserve"> </w:t>
+      </w:r>
+      <m:oMath>
+        <m:r>
+          <m:t>s</m:t>
+        </m:r>
+        <m:r>
+          <m:t>k</m:t>
+        </m:r>
+      </m:oMath>
+      <w:r>
+        <w:t xml:space="preserve">. A KEM real-versus-random challenger key matches the adversary’s publicly recovered key with probability at least</w:t>
+      </w:r>
+      <w:r>
+        <w:t xml:space="preserve"> </w:t>
+      </w:r>
+      <m:oMath>
+        <m:r>
+          <m:t>1</m:t>
+        </m:r>
+        <m:r>
+          <m:rPr>
+            <m:sty m:val="p"/>
+          </m:rPr>
+          <m:t>−</m:t>
+        </m:r>
+        <m:sSub>
+          <m:e>
+            <m:r>
+              <m:t>ε</m:t>
+            </m:r>
+          </m:e>
+          <m:sub>
+            <m:r>
+              <m:rPr>
+                <m:sty m:val="p"/>
+              </m:rPr>
+              <m:t>r</m:t>
+            </m:r>
+            <m:r>
+              <m:rPr>
+                <m:sty m:val="p"/>
+              </m:rPr>
+              <m:t>o</m:t>
+            </m:r>
+            <m:r>
+              <m:rPr>
+                <m:sty m:val="p"/>
+              </m:rPr>
+              <m:t>w</m:t>
+            </m:r>
+          </m:sub>
+        </m:sSub>
+        <m:r>
+          <m:rPr>
+            <m:sty m:val="p"/>
+          </m:rPr>
+          <m:t>−</m:t>
+        </m:r>
+        <m:r>
+          <m:t>δ</m:t>
+        </m:r>
+      </m:oMath>
+      <w:r>
+        <w:t xml:space="preserve"> </w:t>
+      </w:r>
+      <w:r>
+        <w:t xml:space="preserve">when real and at most</w:t>
+      </w:r>
+      <w:r>
+        <w:t xml:space="preserve"> </w:t>
+      </w:r>
+      <m:oMath>
+        <m:sSup>
+          <m:e>
+            <m:r>
+              <m:t>2</m:t>
+            </m:r>
+          </m:e>
+          <m:sup>
+            <m:r>
+              <m:rPr>
+                <m:sty m:val="p"/>
+              </m:rPr>
+              <m:t>−</m:t>
+            </m:r>
+            <m:r>
+              <m:t>κ</m:t>
+            </m:r>
+          </m:sup>
+        </m:sSup>
+      </m:oMath>
+      <w:r>
+        <w:t xml:space="preserve"> </w:t>
+      </w:r>
+      <w:r>
+        <w:t xml:space="preserve">when uniformly random. This proves the claimed advantage.</w:t>
+      </w:r>
+      <w:r>
+        <w:t xml:space="preserve"> </w:t>
+      </w:r>
+      <m:oMath>
+        <m:r>
+          <m:rPr>
+            <m:sty m:val="p"/>
+          </m:rPr>
+          <m:t>▫</m:t>
+        </m:r>
+      </m:oMath>
+    </w:p>
+    <w:p>
+      <w:pPr>
+        <w:pStyle w:val="BodyText"/>
+      </w:pPr>
+      <w:r>
+        <w:rPr>
+          <w:bCs/>
+          <w:b/>
+        </w:rPr>
+        <w:t xml:space="preserve">Cost and honest limits.</w:t>
+      </w:r>
+      <w:r>
+        <w:t xml:space="preserve"> </w:t>
+      </w:r>
+      <w:r>
+        <w:t xml:space="preserve">Public row discovery costs at most</w:t>
+      </w:r>
+      <w:r>
+        <w:t xml:space="preserve"> </w:t>
+      </w:r>
+      <m:oMath>
+        <m:d>
+          <m:dPr>
+            <m:begChr m:val="("/>
+            <m:endChr m:val=")"/>
+            <m:sepChr m:val=""/>
+            <m:grow/>
+          </m:dPr>
+          <m:e>
+            <m:f>
+              <m:fPr>
+                <m:type m:val="noBar"/>
+              </m:fPr>
+              <m:num>
+                <m:r>
+                  <m:t>q</m:t>
+                </m:r>
+              </m:num>
+              <m:den>
+                <m:r>
+                  <m:t>u</m:t>
+                </m:r>
+                <m:r>
+                  <m:rPr>
+                    <m:sty m:val="p"/>
+                  </m:rPr>
+                  <m:t>+</m:t>
+                </m:r>
+                <m:r>
+                  <m:t>1</m:t>
+                </m:r>
+              </m:den>
+            </m:f>
+          </m:e>
+        </m:d>
+      </m:oMath>
+      <w:r>
+        <w:t xml:space="preserve"> </w:t>
+      </w:r>
+      <w:r>
+        <w:t xml:space="preserve">finite-field rank tests. Public bit decoding uses at most</w:t>
+      </w:r>
+      <w:r>
+        <w:t xml:space="preserve"> </w:t>
+      </w:r>
+      <m:oMath>
+        <m:d>
+          <m:dPr>
+            <m:begChr m:val="("/>
+            <m:endChr m:val=")"/>
+            <m:sepChr m:val=""/>
+            <m:grow/>
+          </m:dPr>
+          <m:e>
+            <m:f>
+              <m:fPr>
+                <m:type m:val="noBar"/>
+              </m:fPr>
+              <m:num>
+                <m:r>
+                  <m:t>M</m:t>
+                </m:r>
+              </m:num>
+              <m:den>
+                <m:r>
+                  <m:t>u</m:t>
+                </m:r>
+              </m:den>
+            </m:f>
+          </m:e>
+        </m:d>
+      </m:oMath>
+      <w:r>
+        <w:t xml:space="preserve"> </w:t>
+      </w:r>
+      <w:r>
+        <w:t xml:space="preserve">square linear solves per component, with only polynomial processing per test. Since the</w:t>
+      </w:r>
+      <w:r>
+        <w:t xml:space="preserve"> </w:t>
+      </w:r>
+      <w:r>
+        <w:rPr>
+          <w:bCs/>
+          <w:b/>
+        </w:rPr>
+        <w:t xml:space="preserve">fixed field forces</w:t>
+      </w:r>
+      <w:r>
+        <w:rPr>
+          <w:bCs/>
+          <w:b/>
+        </w:rPr>
+        <w:t xml:space="preserve"> </w:t>
+      </w:r>
+      <m:oMath>
+        <m:r>
+          <m:t>u</m:t>
+        </m:r>
+        <m:r>
+          <m:rPr>
+            <m:sty m:val="p"/>
+          </m:rPr>
+          <m:t>&lt;</m:t>
+        </m:r>
+        <m:r>
+          <m:t>M</m:t>
+        </m:r>
+        <m:r>
+          <m:rPr>
+            <m:sty m:val="p"/>
+          </m:rPr>
+          <m:t>≤</m:t>
+        </m:r>
+        <m:r>
+          <m:t>1024</m:t>
+        </m:r>
+      </m:oMath>
+      <w:r>
+        <w:t xml:space="preserve">, both combinatorial exponents are fixed absolute constants, even though the resulting algorithms are completely infeasible for the original finite profiles:</w:t>
+      </w:r>
+    </w:p>
+    <w:tbl>
+      <w:tblPr>
+        <w:tblStyle w:val="Table"/>
+        <w:tblW w:type="pct" w:w="5000"/>
+        <w:tblLook w:firstRow="1" w:lastRow="0" w:firstColumn="0" w:lastColumn="0" w:noHBand="0" w:noVBand="0" w:val="0020"/>
+        <w:jc w:val="start"/>
+      </w:tblPr>
+      <w:tblGrid>
+        <w:gridCol w:w="2640"/>
+        <w:gridCol w:w="2640"/>
+        <w:gridCol w:w="2640"/>
+      </w:tblGrid>
+      <w:tr>
+        <w:trPr>
+          <w:tblHeader w:val="true"/>
+        </w:trPr>
+        <w:tc>
+          <w:tcPr/>
+          <w:p>
+            <w:pPr>
+              <w:pStyle w:val="Compact"/>
+              <w:jc w:val="left"/>
+            </w:pPr>
+            <w:r>
+              <w:t xml:space="preserve">Original frozen profile</w:t>
+            </w:r>
+          </w:p>
+        </w:tc>
+        <w:tc>
+          <w:tcPr/>
+          <w:p>
+            <w:pPr>
+              <w:pStyle w:val="Compact"/>
+              <w:jc w:val="right"/>
+            </w:pPr>
+            <w:r>
+              <w:t xml:space="preserve">log2 row-subset tests</w:t>
+            </w:r>
+          </w:p>
+        </w:tc>
+        <w:tc>
+          <w:tcPr/>
+          <w:p>
+            <w:pPr>
+              <w:pStyle w:val="Compact"/>
+              <w:jc w:val="right"/>
+            </w:pPr>
+            <w:r>
+              <w:t xml:space="preserve">log2 public decode information sets</w:t>
+            </w:r>
+          </w:p>
+        </w:tc>
+      </w:tr>
+      <w:tr>
+        <w:tc>
+          <w:tcPr/>
+          <w:p>
+            <w:pPr>
+              <w:pStyle w:val="Compact"/>
+              <w:jc w:val="left"/>
+            </w:pPr>
+            <w:r>
+              <w:t xml:space="preserve">SGD-R1</w:t>
+            </w:r>
+          </w:p>
+        </w:tc>
+        <w:tc>
+          <w:tcPr/>
+          <w:p>
+            <w:pPr>
+              <w:pStyle w:val="Compact"/>
+              <w:jc w:val="right"/>
+            </w:pPr>
+            <w:r>
+              <w:t xml:space="preserve">656.94</w:t>
+            </w:r>
+          </w:p>
+        </w:tc>
+        <w:tc>
+          <w:tcPr/>
+          <w:p>
+            <w:pPr>
+              <w:pStyle w:val="Compact"/>
+              <w:jc w:val="right"/>
+            </w:pPr>
+            <w:r>
+              <w:t xml:space="preserve">203.57</w:t>
+            </w:r>
+          </w:p>
+        </w:tc>
+      </w:tr>
+      <w:tr>
+        <w:tc>
+          <w:tcPr/>
+          <w:p>
+            <w:pPr>
+              <w:pStyle w:val="Compact"/>
+              <w:jc w:val="left"/>
+            </w:pPr>
+            <w:r>
+              <w:t xml:space="preserve">SGD-R2</w:t>
+            </w:r>
+          </w:p>
+        </w:tc>
+        <w:tc>
+          <w:tcPr/>
+          <w:p>
+            <w:pPr>
+              <w:pStyle w:val="Compact"/>
+              <w:jc w:val="right"/>
+            </w:pPr>
+            <w:r>
+              <w:t xml:space="preserve">1136.78</w:t>
+            </w:r>
+          </w:p>
+        </w:tc>
+        <w:tc>
+          <w:tcPr/>
+          <w:p>
+            <w:pPr>
+              <w:pStyle w:val="Compact"/>
+              <w:jc w:val="right"/>
+            </w:pPr>
+            <w:r>
+              <w:t xml:space="preserve">307.12</w:t>
+            </w:r>
+          </w:p>
+        </w:tc>
+      </w:tr>
+      <w:tr>
+        <w:tc>
+          <w:tcPr/>
+          <w:p>
+            <w:pPr>
+              <w:pStyle w:val="Compact"/>
+              <w:jc w:val="left"/>
+            </w:pPr>
+            <w:r>
+              <w:t xml:space="preserve">SGD-R3</w:t>
+            </w:r>
+          </w:p>
+        </w:tc>
+        <w:tc>
+          <w:tcPr/>
+          <w:p>
+            <w:pPr>
+              <w:pStyle w:val="Compact"/>
+              <w:jc w:val="right"/>
+            </w:pPr>
+            <w:r>
+              <w:t xml:space="preserve">1718.10</w:t>
+            </w:r>
+          </w:p>
+        </w:tc>
+        <w:tc>
+          <w:tcPr/>
+          <w:p>
+            <w:pPr>
+              <w:pStyle w:val="Compact"/>
+              <w:jc w:val="right"/>
+            </w:pPr>
+            <w:r>
+              <w:t xml:space="preserve">410.76</w:t>
+            </w:r>
+          </w:p>
+        </w:tc>
+      </w:tr>
+    </w:tbl>
+    <w:p>
+      <w:pPr>
+        <w:pStyle w:val="BodyText"/>
+      </w:pPr>
+      <w:r>
+        <w:t xml:space="preserve">These are</w:t>
+      </w:r>
+      <w:r>
+        <w:t xml:space="preserve"> </w:t>
+      </w:r>
+      <w:r>
+        <w:rPr>
+          <w:iCs/>
+          <w:i/>
+        </w:rPr>
+        <w:t xml:space="preserve">enormous work estimates for this particular exhaustive classical algorithm</w:t>
+      </w:r>
+      <w:r>
+        <w:t xml:space="preserve">, NOT security lower bounds and NOT practical secret-key compromises of the published frozen sizes. Other classical or quantum methods may be less expensive. The theorem states a bona fide</w:t>
+      </w:r>
+      <w:r>
+        <w:t xml:space="preserve"> </w:t>
+      </w:r>
+      <w:r>
+        <w:rPr>
+          <w:bCs/>
+          <w:b/>
+        </w:rPr>
+        <w:t xml:space="preserve">asymptotic confidentiality break</w:t>
+      </w:r>
+      <w:r>
+        <w:t xml:space="preserve"> </w:t>
+      </w:r>
+      <w:r>
+        <w:t xml:space="preserve">of the original fixed-field KEM under explicit efficient scaling and adequate correctness; it does</w:t>
+      </w:r>
+      <w:r>
+        <w:t xml:space="preserve"> </w:t>
+      </w:r>
+      <w:r>
+        <w:rPr>
+          <w:bCs/>
+          <w:b/>
+        </w:rPr>
+        <w:t xml:space="preserve">not</w:t>
+      </w:r>
+      <w:r>
+        <w:t xml:space="preserve"> </w:t>
+      </w:r>
+      <w:r>
+        <w:t xml:space="preserve">establish a numerical finite-profile IND-CCA advantage for a feasible attacker.</w:t>
+      </w:r>
+    </w:p>
+    <w:p>
+      <w:pPr>
+        <w:pStyle w:val="BodyText"/>
+      </w:pPr>
+      <w:r>
+        <w:rPr>
+          <w:bCs/>
+          <w:b/>
+        </w:rPr>
+        <w:t xml:space="preserve">Why the old repairs do not fix this.</w:t>
+      </w:r>
+      <w:r>
+        <w:t xml:space="preserve"> </w:t>
+      </w:r>
+      <w:r>
+        <w:t xml:space="preserve">Public-geometry balancing, a stronger NP-completeness proof for NCSG-DS, arbitrary hidden affine incidence masks, obscuring</w:t>
+      </w:r>
+      <w:r>
+        <w:t xml:space="preserve"> </w:t>
+      </w:r>
+      <m:oMath>
+        <m:r>
+          <m:t>π</m:t>
+        </m:r>
+      </m:oMath>
+      <w:r>
+        <w:t xml:space="preserve">, and increasing symbol noise cannot remove the already published hidden-code row-space. An asymptotically growing field may avoid this</w:t>
+      </w:r>
+      <w:r>
+        <w:t xml:space="preserve"> </w:t>
+      </w:r>
+      <w:r>
+        <w:rPr>
+          <w:bCs/>
+          <w:b/>
+        </w:rPr>
+        <w:t xml:space="preserve">particular</w:t>
+      </w:r>
+      <w:r>
+        <w:t xml:space="preserve"> </w:t>
+      </w:r>
+      <w:r>
+        <w:t xml:space="preserve">constant-degree enumeration argument but requires a newly specified, independently attacked distribution and hardness assumption; it does not establish security. Most importantly, the user-directed new cryptographic goal is a genuinely NCSG-essential scheme with a novel trapdoor.</w:t>
+      </w:r>
+      <w:r>
+        <w:t xml:space="preserve"> </w:t>
+      </w:r>
+      <w:r>
+        <w:rPr>
+          <w:bCs/>
+          <w:b/>
+        </w:rPr>
+        <w:t xml:space="preserve">No such complete secure KEM is currently established by this manuscript</w:t>
+      </w:r>
+      <w:r>
+        <w:t xml:space="preserve">, and the three frozen profiles cannot be certified safe by changing words or parameter labels.</w:t>
+      </w:r>
+    </w:p>
+    <w:p>
+      <w:pPr>
+        <w:pStyle w:val="BodyText"/>
+      </w:pPr>
+      <w:r>
+        <w:rPr>
+          <w:bCs/>
+          <w:b/>
+        </w:rPr>
+        <w:t xml:space="preserve">Reproduction.</w:t>
+      </w:r>
+      <w:r>
+        <w:t xml:space="preserve"> </w:t>
+      </w:r>
+      <w:r>
+        <w:t xml:space="preserve">The pure-Python test research-2028/attacks/public_decapsulation_recovery.py uses the original fixed-GF(1024) planted-frame sampler from Round 3. It recovers the entire planted row set for twelve reduced keys, verifies 96 secret/public DecBit matches on both ciphertext classes, and tests deterministic re-encryption and publicly recovered genuine shared keys in a small three-repetition KEM fixture. This is toy</w:t>
+      </w:r>
+      <w:r>
+        <w:t xml:space="preserve"> </w:t>
+      </w:r>
+      <w:r>
+        <w:rPr>
+          <w:iCs/>
+          <w:i/>
+        </w:rPr>
+        <w:t xml:space="preserve">verification of the attack algorithm</w:t>
+      </w:r>
+      <w:r>
+        <w:t xml:space="preserve">, not an execution of the astronomical R1/R2/R3 search or a QROM security proof.</w:t>
+      </w:r>
+    </w:p>
     <w:bookmarkEnd w:id="37"/>
-    <w:bookmarkStart w:id="38" w:name="re-evaluation-of-concrete-attacks"/>
+    <w:bookmarkEnd w:id="38"/>
+    <w:bookmarkStart w:id="39" w:name="re-evaluation-of-concrete-attacks"/>
     <w:p>
       <w:pPr>
         <w:pStyle w:val="Heading1"/>
@@ -20937,8 +23697,8 @@
         <w:t xml:space="preserve">The union bound does not address high-weight relations or non-linear distinguishers. Exact finite arithmetic and toy regressions are stored in `formal-verification-and-mathematical-proofs/`.</w:t>
       </w:r>
     </w:p>
-    <w:bookmarkEnd w:id="38"/>
-    <w:bookmarkStart w:id="39" w:name="X09c951edd6ad5a0620cecf358fd11cee4c6687f"/>
+    <w:bookmarkEnd w:id="39"/>
+    <w:bookmarkStart w:id="40" w:name="X09c951edd6ad5a0620cecf358fd11cee4c6687f"/>
     <w:p>
       <w:pPr>
         <w:pStyle w:val="Heading1"/>
@@ -22168,8 +24928,8 @@
         <w:t xml:space="preserve">are identifiers, not certified bit-security. The clean-basis row reports exactly one method. The message-failure row is derived from idealized independent noise and bounded-distance decoding, not an execution-tested failure estimate. These profiles also have very large public keys and ciphertexts by contemporary KEM standards.</w:t>
       </w:r>
     </w:p>
-    <w:bookmarkEnd w:id="39"/>
-    <w:bookmarkStart w:id="48" w:name="Xe648b1b6ee4ad46cdea84b3f4a56d864d2eab7b"/>
+    <w:bookmarkEnd w:id="40"/>
+    <w:bookmarkStart w:id="49" w:name="Xe648b1b6ee4ad46cdea84b3f4a56d864d2eab7b"/>
     <w:p>
       <w:pPr>
         <w:pStyle w:val="Heading1"/>
@@ -22178,7 +24938,7 @@
         <w:t xml:space="preserve">12. Further structural cryptanalysis toward NCSG-only security</w:t>
       </w:r>
     </w:p>
-    <w:bookmarkStart w:id="40" w:name="Xcc936c4f41f389694b743b260f1d75260526322"/>
+    <w:bookmarkStart w:id="41" w:name="Xcc936c4f41f389694b743b260f1d75260526322"/>
     <w:p>
       <w:pPr>
         <w:pStyle w:val="Heading2"/>
@@ -22732,8 +25492,8 @@
         <w:t xml:space="preserve">from the original algorithms, not implementation measurements or a weak-attack estimate. A new compression claim would need to show correctness and security after the changed ciphertext distribution. An external KEM or combiner would not repair this construction’s bandwidth defect.</w:t>
       </w:r>
     </w:p>
-    <w:bookmarkEnd w:id="40"/>
-    <w:bookmarkStart w:id="41" w:name="Xb91f30c987f197e5d16c01affa970c53655b8d7"/>
+    <w:bookmarkEnd w:id="41"/>
+    <w:bookmarkStart w:id="42" w:name="Xb91f30c987f197e5d16c01affa970c53655b8d7"/>
     <w:p>
       <w:pPr>
         <w:pStyle w:val="Heading2"/>
@@ -23008,8 +25768,8 @@
         <w:t xml:space="preserve">, the attack enumerates group sets and candidate positions until finding a rank-three set of four labels; extending the recovered span identifies all five planted labels. This is a regression against too-strong security narratives; toy performance must not be extrapolated into a finite security-level claim. The attack cost increases combinatorially for the larger parameters and is not a measured full-profile break.</w:t>
       </w:r>
     </w:p>
-    <w:bookmarkEnd w:id="41"/>
-    <w:bookmarkStart w:id="42" w:name="profile-specific-attack-and-proof-matrix"/>
+    <w:bookmarkEnd w:id="42"/>
+    <w:bookmarkStart w:id="43" w:name="profile-specific-attack-and-proof-matrix"/>
     <w:p>
       <w:pPr>
         <w:pStyle w:val="Heading2"/>
@@ -23512,8 +26272,8 @@
         </w:tc>
       </w:tr>
     </w:tbl>
-    <w:bookmarkEnd w:id="42"/>
-    <w:bookmarkStart w:id="43" w:name="Xd945509a82468b365e34cb2f8923c22697719f8"/>
+    <w:bookmarkEnd w:id="43"/>
+    <w:bookmarkStart w:id="44" w:name="Xd945509a82468b365e34cb2f8923c22697719f8"/>
     <w:p>
       <w:pPr>
         <w:pStyle w:val="Heading2"/>
@@ -23580,8 +26340,8 @@
         <w:t xml:space="preserve">. The following two mathematically testable experiments are new NCSG-native directions; we must reject any candidate failing either adversarial test before treating it as a KEM.</w:t>
       </w:r>
     </w:p>
-    <w:bookmarkEnd w:id="43"/>
-    <w:bookmarkStart w:id="44" w:name="Xf023397d9e5f049c56fe178f970469200778625"/>
+    <w:bookmarkEnd w:id="44"/>
+    <w:bookmarkStart w:id="45" w:name="Xf023397d9e5f049c56fe178f970469200778625"/>
     <w:p>
       <w:pPr>
         <w:pStyle w:val="Heading2"/>
@@ -25561,8 +28321,8 @@
         <w:t xml:space="preserve">. They are algebraic consistency conditions, not a hardness reduction. A secret potential cannot be made difficult merely by publishing its two directional derivative tables: the constructive proof gives a polynomial-time recovery method up to additive constants. The accompanying exact finite fixture integrates one hundred random ternary tables and rejects deliberately inconsistent derivatives.</w:t>
       </w:r>
     </w:p>
-    <w:bookmarkEnd w:id="44"/>
-    <w:bookmarkStart w:id="45" w:name="Xc75a6596662a4123579ecbd2ca69767b28b34ef"/>
+    <w:bookmarkEnd w:id="45"/>
+    <w:bookmarkStart w:id="46" w:name="Xc75a6596662a4123579ecbd2ca69767b28b34ef"/>
     <w:p>
       <w:pPr>
         <w:pStyle w:val="Heading2"/>
@@ -27462,8 +30222,8 @@
         <w:t xml:space="preserve">from the public key nor introducing an unaudited hard-decomposition assumption proves security. Every such redesign needs a new exact security game.</w:t>
       </w:r>
     </w:p>
-    <w:bookmarkEnd w:id="45"/>
-    <w:bookmarkStart w:id="46" w:name="X1830fe64b0727f49a9170c7407a0fcc905a681f"/>
+    <w:bookmarkEnd w:id="46"/>
+    <w:bookmarkStart w:id="47" w:name="X1830fe64b0727f49a9170c7407a0fcc905a681f"/>
     <w:p>
       <w:pPr>
         <w:pStyle w:val="Heading2"/>
@@ -27552,8 +30312,8 @@
         <w:t xml:space="preserve">an eligible construction and costed against all available classical and quantum attack algorithms. The three historical profiles in Section 11 remain attack baselines, not validated instantiations of the new direction.</w:t>
       </w:r>
     </w:p>
-    <w:bookmarkEnd w:id="46"/>
-    <w:bookmarkStart w:id="47" w:name="novelty-boundary-and-venue-target"/>
+    <w:bookmarkEnd w:id="47"/>
+    <w:bookmarkStart w:id="48" w:name="novelty-boundary-and-venue-target"/>
     <w:p>
       <w:pPr>
         <w:pStyle w:val="Heading2"/>
@@ -27643,9 +30403,9 @@
         <w:t xml:space="preserve">`research-2028/NCSG_ONLY_RESEARCH_STATUS.md`.</w:t>
       </w:r>
     </w:p>
-    <w:bookmarkEnd w:id="47"/>
     <w:bookmarkEnd w:id="48"/>
-    <w:bookmarkStart w:id="49" w:name="Xcd158b9d3f06b4a07edfd0a58591f1d8a4791da"/>
+    <w:bookmarkEnd w:id="49"/>
+    <w:bookmarkStart w:id="50" w:name="Xcd158b9d3f06b4a07edfd0a58591f1d8a4791da"/>
     <w:p>
       <w:pPr>
         <w:pStyle w:val="Heading1"/>
@@ -27708,8 +30468,8 @@
         <w:t xml:space="preserve">A publication-ready new cryptographic claim would require at least: an executable, byte-exact KEM implementation; independent cryptanalysis of the full public-label distribution and noisy sample problem; reproducible estimators including quantum work, depth and memory; a sound asymptotic parameter family; a complete QROM reduction with explicit concrete losses; a venue-compliant anonymous submission; and explicit treatment of computational/memory cost, malformed ciphertexts, fault and side-channel behavior.</w:t>
       </w:r>
     </w:p>
-    <w:bookmarkEnd w:id="49"/>
-    <w:bookmarkStart w:id="50" w:name="conclusion"/>
+    <w:bookmarkEnd w:id="50"/>
+    <w:bookmarkStart w:id="51" w:name="conclusion"/>
     <w:p>
       <w:pPr>
         <w:pStyle w:val="Heading1"/>
@@ -27739,8 +30499,8 @@
         <w:t xml:space="preserve">, not a formally verified post-quantum KEM. The MDS construction is retained for negative and historical study rather than promoted as the user’s novel active design. Any security promotion needs new mathematics and independent cryptanalysis, not a change of adjectives.</w:t>
       </w:r>
     </w:p>
-    <w:bookmarkEnd w:id="50"/>
-    <w:bookmarkStart w:id="51" w:name="references"/>
+    <w:bookmarkEnd w:id="51"/>
+    <w:bookmarkStart w:id="52" w:name="references"/>
     <w:p>
       <w:pPr>
         <w:pStyle w:val="Heading1"/>
@@ -28023,8 +30783,8 @@
         <w:t xml:space="preserve">, author-provided 26-page PDF, October 2026.</w:t>
       </w:r>
     </w:p>
-    <w:bookmarkEnd w:id="51"/>
-    <w:bookmarkStart w:id="52" w:name="Xc49e99b3b77675231c28d7331b6e63f200684e1"/>
+    <w:bookmarkEnd w:id="52"/>
+    <w:bookmarkStart w:id="53" w:name="Xc49e99b3b77675231c28d7331b6e63f200684e1"/>
     <w:p>
       <w:pPr>
         <w:pStyle w:val="Heading1"/>
@@ -28054,8 +30814,8 @@
         <w:t xml:space="preserve">.</w:t>
       </w:r>
     </w:p>
-    <w:bookmarkEnd w:id="52"/>
-    <w:bookmarkStart w:id="53" w:name="appendix-b.-submission-caution"/>
+    <w:bookmarkEnd w:id="53"/>
+    <w:bookmarkStart w:id="54" w:name="appendix-b.-submission-caution"/>
     <w:p>
       <w:pPr>
         <w:pStyle w:val="Heading1"/>
@@ -28085,7 +30845,7 @@
         <w:t xml:space="preserve">. This revision is not a 2027 submission. For a future double-blind venue, apply the current published formatting, author-identification, repository and AI-use rules; do not upload the named version as an anonymous submission. Verify all bibliographic records directly from publishers before submission.</w:t>
       </w:r>
     </w:p>
-    <w:bookmarkEnd w:id="53"/>
+    <w:bookmarkEnd w:id="54"/>
     <w:sectPr/>
   </w:body>
 </w:document>

--- a/manuscript/SG_DIFRA_EUROCRYPT_2028_RESEARCH_DRAFT.docx
+++ b/manuscript/SG_DIFRA_EUROCRYPT_2028_RESEARCH_DRAFT.docx
@@ -394,6 +394,54 @@
       </w:r>
       <w:r>
         <w:t xml:space="preserve">planted frame can be extended into recovery of all hidden label positions and exact public emulation of the secret bounded-distance decoder. Under explicitly polynomial public-key size and growing ambient dimension, this becomes a uniform polynomial-time honest-session-key recovery attack when the original KEM is correct. This is stronger than a public-key distinguisher, but it remains astronomically expensive at the three frozen finite profiles; it does not provide a secure NCSG-only replacement.</w:t>
+      </w:r>
+    </w:p>
+    <w:p>
+      <w:pPr>
+        <w:pStyle w:val="BodyText"/>
+      </w:pPr>
+      <w:r>
+        <w:rPr>
+          <w:bCs/>
+          <w:b/>
+        </w:rPr>
+        <w:t xml:space="preserve">Round-6 structural result.</w:t>
+      </w:r>
+      <w:r>
+        <w:t xml:space="preserve"> </w:t>
+      </w:r>
+      <w:r>
+        <w:t xml:space="preserve">A hidden</w:t>
+      </w:r>
+      <w:r>
+        <w:t xml:space="preserve"> </w:t>
+      </w:r>
+      <m:oMath>
+        <m:d>
+          <m:dPr>
+            <m:begChr m:val="("/>
+            <m:endChr m:val=")"/>
+            <m:sepChr m:val=""/>
+            <m:grow/>
+          </m:dPr>
+          <m:e>
+            <m:r>
+              <m:t>r</m:t>
+            </m:r>
+            <m:r>
+              <m:rPr>
+                <m:sty m:val="p"/>
+              </m:rPr>
+              <m:t>+</m:t>
+            </m:r>
+            <m:r>
+              <m:t>1</m:t>
+            </m:r>
+          </m:e>
+        </m:d>
+      </m:oMath>
+      <w:r>
+        <w:t xml:space="preserve">-dimensional affine-linearity subspace of each original publicly evaluable ternary NCSG predicate can be recovered by exhaustive public second-difference tests, with explicit tiny sampling-failure bounds for R1/R2/R3. This further rules out relying solely on a concealed local coordinate direction as a future cryptographic trapdoor; it does not change the independent dense-label ciphertext security game.</w:t>
       </w:r>
     </w:p>
     <w:p>
@@ -2893,7 +2941,7 @@
       </w:r>
     </w:p>
     <w:bookmarkEnd w:id="26"/>
-    <w:bookmarkStart w:id="29" w:name="Xb46808b62d745b644fee1c2bb48108bcf4cbf84"/>
+    <w:bookmarkStart w:id="30" w:name="Xb46808b62d745b644fee1c2bb48108bcf4cbf84"/>
     <w:p>
       <w:pPr>
         <w:pStyle w:val="Heading1"/>
@@ -14733,8 +14781,4382 @@
       </w:r>
     </w:p>
     <w:bookmarkEnd w:id="28"/>
+    <w:bookmarkStart w:id="29" w:name="Xa4df9161ff7230d1258d7be8f03755a0591793b"/>
+    <w:p>
+      <w:pPr>
+        <w:pStyle w:val="Heading2"/>
+      </w:pPr>
+      <w:r>
+        <w:t xml:space="preserve">4.3 Round-6 public recovery of the hidden affine-linearity subspace</w:t>
+      </w:r>
+    </w:p>
+    <w:p>
+      <w:pPr>
+        <w:pStyle w:val="FirstParagraph"/>
+      </w:pPr>
+      <w:r>
+        <w:t xml:space="preserve">The preceding results count public affine lines in</w:t>
+      </w:r>
+      <w:r>
+        <w:t xml:space="preserve"> </w:t>
+      </w:r>
+      <w:r>
+        <w:rPr>
+          <w:bCs/>
+          <w:b/>
+        </w:rPr>
+        <w:t xml:space="preserve">one fiber</w:t>
+      </w:r>
+      <w:r>
+        <w:t xml:space="preserve">. Round 6 studies the stronger original-public-function access model: the original archived key-generation algorithm publishes the local MaxEnt function</w:t>
+      </w:r>
+      <w:r>
+        <w:t xml:space="preserve"> </w:t>
+      </w:r>
+      <m:oMath>
+        <m:sSub>
+          <m:e>
+            <m:r>
+              <m:t>f</m:t>
+            </m:r>
+          </m:e>
+          <m:sub>
+            <m:r>
+              <m:t>i</m:t>
+            </m:r>
+          </m:sub>
+        </m:sSub>
+      </m:oMath>
+      <w:r>
+        <w:t xml:space="preserve"> </w:t>
+      </w:r>
+      <w:r>
+        <w:t xml:space="preserve">and publicly enumerates its fiber, so an adversary can evaluate the full local map</w:t>
+      </w:r>
+      <w:r>
+        <w:t xml:space="preserve"> </w:t>
+      </w:r>
+      <m:oMath>
+        <m:r>
+          <m:t>f</m:t>
+        </m:r>
+        <m:r>
+          <m:rPr>
+            <m:sty m:val="p"/>
+          </m:rPr>
+          <m:t>:</m:t>
+        </m:r>
+        <m:sSubSup>
+          <m:e>
+            <m:r>
+              <m:rPr>
+                <m:sty m:val="p"/>
+                <m:scr m:val="double-struck"/>
+              </m:rPr>
+              <m:t>F</m:t>
+            </m:r>
+          </m:e>
+          <m:sub>
+            <m:r>
+              <m:t>3</m:t>
+            </m:r>
+          </m:sub>
+          <m:sup>
+            <m:r>
+              <m:t>k</m:t>
+            </m:r>
+          </m:sup>
+        </m:sSubSup>
+        <m:r>
+          <m:rPr>
+            <m:sty m:val="p"/>
+          </m:rPr>
+          <m:t>→</m:t>
+        </m:r>
+        <m:sSubSup>
+          <m:e>
+            <m:r>
+              <m:rPr>
+                <m:sty m:val="p"/>
+                <m:scr m:val="double-struck"/>
+              </m:rPr>
+              <m:t>F</m:t>
+            </m:r>
+          </m:e>
+          <m:sub>
+            <m:r>
+              <m:t>3</m:t>
+            </m:r>
+          </m:sub>
+          <m:sup>
+            <m:r>
+              <m:t>r</m:t>
+            </m:r>
+          </m:sup>
+        </m:sSubSup>
+      </m:oMath>
+      <w:r>
+        <w:t xml:space="preserve">. In the source’s actual geometries</w:t>
+      </w:r>
+      <w:r>
+        <w:t xml:space="preserve"> </w:t>
+      </w:r>
+      <m:oMath>
+        <m:r>
+          <m:t>k</m:t>
+        </m:r>
+        <m:r>
+          <m:rPr>
+            <m:sty m:val="p"/>
+          </m:rPr>
+          <m:t>∈</m:t>
+        </m:r>
+        <m:r>
+          <m:rPr>
+            <m:sty m:val="p"/>
+          </m:rPr>
+          <m:t>{</m:t>
+        </m:r>
+        <m:r>
+          <m:t>5</m:t>
+        </m:r>
+        <m:r>
+          <m:rPr>
+            <m:sty m:val="p"/>
+          </m:rPr>
+          <m:t>,</m:t>
+        </m:r>
+        <m:r>
+          <m:t>7</m:t>
+        </m:r>
+        <m:r>
+          <m:rPr>
+            <m:sty m:val="p"/>
+          </m:rPr>
+          <m:t>,</m:t>
+        </m:r>
+        <m:r>
+          <m:t>9</m:t>
+        </m:r>
+        <m:r>
+          <m:rPr>
+            <m:sty m:val="p"/>
+          </m:rPr>
+          <m:t>}</m:t>
+        </m:r>
+      </m:oMath>
+      <w:r>
+        <w:t xml:space="preserve">, the entire input space contains only</w:t>
+      </w:r>
+      <w:r>
+        <w:t xml:space="preserve"> </w:t>
+      </w:r>
+      <m:oMath>
+        <m:r>
+          <m:t>243</m:t>
+        </m:r>
+      </m:oMath>
+      <w:r>
+        <w:t xml:space="preserve">,</w:t>
+      </w:r>
+      <w:r>
+        <w:t xml:space="preserve"> </w:t>
+      </w:r>
+      <m:oMath>
+        <m:r>
+          <m:t>2187</m:t>
+        </m:r>
+      </m:oMath>
+      <w:r>
+        <w:t xml:space="preserve">, or</w:t>
+      </w:r>
+      <w:r>
+        <w:t xml:space="preserve"> </w:t>
+      </w:r>
+      <m:oMath>
+        <m:r>
+          <m:t>19683</m:t>
+        </m:r>
+      </m:oMath>
+      <w:r>
+        <w:t xml:space="preserve"> </w:t>
+      </w:r>
+      <w:r>
+        <w:t xml:space="preserve">points. Even hiding the matrices</w:t>
+      </w:r>
+      <w:r>
+        <w:t xml:space="preserve"> </w:t>
+      </w:r>
+      <m:oMath>
+        <m:r>
+          <m:t>A</m:t>
+        </m:r>
+        <m:r>
+          <m:rPr>
+            <m:sty m:val="p"/>
+          </m:rPr>
+          <m:t>,</m:t>
+        </m:r>
+        <m:r>
+          <m:t>B</m:t>
+        </m:r>
+      </m:oMath>
+      <w:r>
+        <w:t xml:space="preserve"> </w:t>
+      </w:r>
+      <w:r>
+        <w:t xml:space="preserve">and the direction</w:t>
+      </w:r>
+      <w:r>
+        <w:t xml:space="preserve"> </w:t>
+      </w:r>
+      <m:oMath>
+        <m:r>
+          <m:t>a</m:t>
+        </m:r>
+      </m:oMath>
+      <w:r>
+        <w:t xml:space="preserve"> </w:t>
+      </w:r>
+      <w:r>
+        <w:t xml:space="preserve">would not hide a structural subspace of those maps.</w:t>
+      </w:r>
+    </w:p>
+    <w:p>
+      <w:pPr>
+        <w:pStyle w:val="BodyText"/>
+      </w:pPr>
+      <w:r>
+        <w:t xml:space="preserve">Define the full second finite difference along</w:t>
+      </w:r>
+      <w:r>
+        <w:t xml:space="preserve"> </w:t>
+      </w:r>
+      <m:oMath>
+        <m:r>
+          <m:t>h</m:t>
+        </m:r>
+        <m:r>
+          <m:rPr>
+            <m:sty m:val="p"/>
+          </m:rPr>
+          <m:t>∈</m:t>
+        </m:r>
+        <m:sSubSup>
+          <m:e>
+            <m:r>
+              <m:rPr>
+                <m:sty m:val="p"/>
+                <m:scr m:val="double-struck"/>
+              </m:rPr>
+              <m:t>F</m:t>
+            </m:r>
+          </m:e>
+          <m:sub>
+            <m:r>
+              <m:t>3</m:t>
+            </m:r>
+          </m:sub>
+          <m:sup>
+            <m:r>
+              <m:t>k</m:t>
+            </m:r>
+          </m:sup>
+        </m:sSubSup>
+      </m:oMath>
+      <w:r>
+        <w:t xml:space="preserve"> </w:t>
+      </w:r>
+      <w:r>
+        <w:t xml:space="preserve">by</w:t>
+      </w:r>
+    </w:p>
+    <w:p>
+      <w:pPr>
+        <w:pStyle w:val="BodyText"/>
+      </w:pPr>
+      <m:oMathPara>
+        <m:oMathParaPr>
+          <m:jc m:val="center"/>
+        </m:oMathParaPr>
+        <m:oMath>
+          <m:sSub>
+            <m:e>
+              <m:r>
+                <m:rPr>
+                  <m:sty m:val="p"/>
+                  <m:scr m:val="script"/>
+                </m:rPr>
+                <m:t>S</m:t>
+              </m:r>
+            </m:e>
+            <m:sub>
+              <m:r>
+                <m:t>h</m:t>
+              </m:r>
+            </m:sub>
+          </m:sSub>
+          <m:r>
+            <m:t>f</m:t>
+          </m:r>
+          <m:d>
+            <m:dPr>
+              <m:begChr m:val="("/>
+              <m:endChr m:val=")"/>
+              <m:sepChr m:val=""/>
+              <m:grow/>
+            </m:dPr>
+            <m:e>
+              <m:r>
+                <m:t>x</m:t>
+              </m:r>
+            </m:e>
+          </m:d>
+          <m:box>
+            <m:boxPr>
+              <m:opEmu m:val="on"/>
+            </m:boxPr>
+            <m:e>
+              <m:r>
+                <m:rPr>
+                  <m:sty m:val="p"/>
+                </m:rPr>
+                <m:t>:=</m:t>
+              </m:r>
+            </m:e>
+          </m:box>
+          <m:r>
+            <m:t>f</m:t>
+          </m:r>
+          <m:d>
+            <m:dPr>
+              <m:begChr m:val="("/>
+              <m:endChr m:val=")"/>
+              <m:sepChr m:val=""/>
+              <m:grow/>
+            </m:dPr>
+            <m:e>
+              <m:r>
+                <m:t>x</m:t>
+              </m:r>
+            </m:e>
+          </m:d>
+          <m:r>
+            <m:rPr>
+              <m:sty m:val="p"/>
+            </m:rPr>
+            <m:t>+</m:t>
+          </m:r>
+          <m:r>
+            <m:t>f</m:t>
+          </m:r>
+          <m:d>
+            <m:dPr>
+              <m:begChr m:val="("/>
+              <m:endChr m:val=")"/>
+              <m:sepChr m:val=""/>
+              <m:grow/>
+            </m:dPr>
+            <m:e>
+              <m:r>
+                <m:t>x</m:t>
+              </m:r>
+              <m:r>
+                <m:rPr>
+                  <m:sty m:val="p"/>
+                </m:rPr>
+                <m:t>+</m:t>
+              </m:r>
+              <m:r>
+                <m:t>h</m:t>
+              </m:r>
+            </m:e>
+          </m:d>
+          <m:r>
+            <m:rPr>
+              <m:sty m:val="p"/>
+            </m:rPr>
+            <m:t>+</m:t>
+          </m:r>
+          <m:r>
+            <m:t>f</m:t>
+          </m:r>
+          <m:d>
+            <m:dPr>
+              <m:begChr m:val="("/>
+              <m:endChr m:val=")"/>
+              <m:sepChr m:val=""/>
+              <m:grow/>
+            </m:dPr>
+            <m:e>
+              <m:r>
+                <m:t>x</m:t>
+              </m:r>
+              <m:r>
+                <m:rPr>
+                  <m:sty m:val="p"/>
+                </m:rPr>
+                <m:t>+</m:t>
+              </m:r>
+              <m:r>
+                <m:t>2</m:t>
+              </m:r>
+              <m:r>
+                <m:t>h</m:t>
+              </m:r>
+            </m:e>
+          </m:d>
+          <m:r>
+            <m:rPr>
+              <m:sty m:val="p"/>
+            </m:rPr>
+            <m:t>.</m:t>
+          </m:r>
+        </m:oMath>
+      </m:oMathPara>
+    </w:p>
+    <w:p>
+      <w:pPr>
+        <w:pStyle w:val="FirstParagraph"/>
+      </w:pPr>
+      <w:r>
+        <w:t xml:space="preserve">Since</w:t>
+      </w:r>
+      <w:r>
+        <w:t xml:space="preserve"> </w:t>
+      </w:r>
+      <m:oMath>
+        <m:r>
+          <m:rPr>
+            <m:sty m:val="p"/>
+          </m:rPr>
+          <m:t>−</m:t>
+        </m:r>
+        <m:r>
+          <m:t>2</m:t>
+        </m:r>
+        <m:r>
+          <m:rPr>
+            <m:sty m:val="p"/>
+          </m:rPr>
+          <m:t>=</m:t>
+        </m:r>
+        <m:r>
+          <m:t>1</m:t>
+        </m:r>
+      </m:oMath>
+      <w:r>
+        <w:t xml:space="preserve"> </w:t>
+      </w:r>
+      <w:r>
+        <w:t xml:space="preserve">in</w:t>
+      </w:r>
+      <w:r>
+        <w:t xml:space="preserve"> </w:t>
+      </w:r>
+      <m:oMath>
+        <m:sSub>
+          <m:e>
+            <m:r>
+              <m:rPr>
+                <m:sty m:val="p"/>
+                <m:scr m:val="double-struck"/>
+              </m:rPr>
+              <m:t>F</m:t>
+            </m:r>
+          </m:e>
+          <m:sub>
+            <m:r>
+              <m:t>3</m:t>
+            </m:r>
+          </m:sub>
+        </m:sSub>
+      </m:oMath>
+      <w:r>
+        <w:t xml:space="preserve">, this equals</w:t>
+      </w:r>
+      <w:r>
+        <w:t xml:space="preserve"> </w:t>
+      </w:r>
+      <m:oMath>
+        <m:sSup>
+          <m:e>
+            <m:d>
+              <m:dPr>
+                <m:begChr m:val="("/>
+                <m:endChr m:val=")"/>
+                <m:sepChr m:val=""/>
+                <m:grow/>
+              </m:dPr>
+              <m:e>
+                <m:sSub>
+                  <m:e>
+                    <m:r>
+                      <m:rPr>
+                        <m:sty m:val="p"/>
+                        <m:scr m:val="sans-serif"/>
+                      </m:rPr>
+                      <m:t>T</m:t>
+                    </m:r>
+                  </m:e>
+                  <m:sub>
+                    <m:r>
+                      <m:t>h</m:t>
+                    </m:r>
+                  </m:sub>
+                </m:sSub>
+                <m:r>
+                  <m:rPr>
+                    <m:sty m:val="p"/>
+                  </m:rPr>
+                  <m:t>−</m:t>
+                </m:r>
+                <m:r>
+                  <m:t>I</m:t>
+                </m:r>
+              </m:e>
+            </m:d>
+          </m:e>
+          <m:sup>
+            <m:r>
+              <m:t>2</m:t>
+            </m:r>
+          </m:sup>
+        </m:sSup>
+        <m:r>
+          <m:t>f</m:t>
+        </m:r>
+        <m:d>
+          <m:dPr>
+            <m:begChr m:val="("/>
+            <m:endChr m:val=")"/>
+            <m:sepChr m:val=""/>
+            <m:grow/>
+          </m:dPr>
+          <m:e>
+            <m:r>
+              <m:t>x</m:t>
+            </m:r>
+          </m:e>
+        </m:d>
+      </m:oMath>
+      <w:r>
+        <w:t xml:space="preserve">, where</w:t>
+      </w:r>
+      <w:r>
+        <w:t xml:space="preserve"> </w:t>
+      </w:r>
+      <m:oMath>
+        <m:sSub>
+          <m:e>
+            <m:r>
+              <m:rPr>
+                <m:sty m:val="p"/>
+                <m:scr m:val="sans-serif"/>
+              </m:rPr>
+              <m:t>T</m:t>
+            </m:r>
+          </m:e>
+          <m:sub>
+            <m:r>
+              <m:t>h</m:t>
+            </m:r>
+          </m:sub>
+        </m:sSub>
+        <m:r>
+          <m:t>f</m:t>
+        </m:r>
+        <m:d>
+          <m:dPr>
+            <m:begChr m:val="("/>
+            <m:endChr m:val=")"/>
+            <m:sepChr m:val=""/>
+            <m:grow/>
+          </m:dPr>
+          <m:e>
+            <m:r>
+              <m:t>x</m:t>
+            </m:r>
+          </m:e>
+        </m:d>
+        <m:r>
+          <m:rPr>
+            <m:sty m:val="p"/>
+          </m:rPr>
+          <m:t>=</m:t>
+        </m:r>
+        <m:r>
+          <m:t>f</m:t>
+        </m:r>
+        <m:d>
+          <m:dPr>
+            <m:begChr m:val="("/>
+            <m:endChr m:val=")"/>
+            <m:sepChr m:val=""/>
+            <m:grow/>
+          </m:dPr>
+          <m:e>
+            <m:r>
+              <m:t>x</m:t>
+            </m:r>
+            <m:r>
+              <m:rPr>
+                <m:sty m:val="p"/>
+              </m:rPr>
+              <m:t>+</m:t>
+            </m:r>
+            <m:r>
+              <m:t>h</m:t>
+            </m:r>
+          </m:e>
+        </m:d>
+      </m:oMath>
+      <w:r>
+        <w:t xml:space="preserve">. For any</w:t>
+      </w:r>
+      <w:r>
+        <w:t xml:space="preserve"> </w:t>
+      </w:r>
+      <w:r>
+        <w:rPr>
+          <w:iCs/>
+          <w:i/>
+        </w:rPr>
+        <w:t xml:space="preserve">publicly evaluable</w:t>
+      </w:r>
+      <w:r>
+        <w:t xml:space="preserve"> </w:t>
+      </w:r>
+      <m:oMath>
+        <m:r>
+          <m:t>f</m:t>
+        </m:r>
+      </m:oMath>
+      <w:r>
+        <w:t xml:space="preserve">, define its affine-linearity direction set</w:t>
+      </w:r>
+    </w:p>
+    <w:p>
+      <w:pPr>
+        <w:pStyle w:val="BodyText"/>
+      </w:pPr>
+      <m:oMathPara>
+        <m:oMathParaPr>
+          <m:jc m:val="center"/>
+        </m:oMathParaPr>
+        <m:oMath>
+          <m:r>
+            <m:rPr>
+              <m:sty m:val="p"/>
+              <m:scr m:val="script"/>
+            </m:rPr>
+            <m:t>V</m:t>
+          </m:r>
+          <m:d>
+            <m:dPr>
+              <m:begChr m:val="("/>
+              <m:endChr m:val=")"/>
+              <m:sepChr m:val=""/>
+              <m:grow/>
+            </m:dPr>
+            <m:e>
+              <m:r>
+                <m:t>f</m:t>
+              </m:r>
+            </m:e>
+          </m:d>
+          <m:r>
+            <m:rPr>
+              <m:sty m:val="p"/>
+            </m:rPr>
+            <m:t>=</m:t>
+          </m:r>
+          <m:r>
+            <m:rPr>
+              <m:sty m:val="p"/>
+            </m:rPr>
+            <m:t>{</m:t>
+          </m:r>
+          <m:r>
+            <m:t>h</m:t>
+          </m:r>
+          <m:r>
+            <m:rPr>
+              <m:sty m:val="p"/>
+            </m:rPr>
+            <m:t>∈</m:t>
+          </m:r>
+          <m:sSubSup>
+            <m:e>
+              <m:r>
+                <m:rPr>
+                  <m:sty m:val="p"/>
+                  <m:scr m:val="double-struck"/>
+                </m:rPr>
+                <m:t>F</m:t>
+              </m:r>
+            </m:e>
+            <m:sub>
+              <m:r>
+                <m:t>3</m:t>
+              </m:r>
+            </m:sub>
+            <m:sup>
+              <m:r>
+                <m:t>k</m:t>
+              </m:r>
+            </m:sup>
+          </m:sSubSup>
+          <m:r>
+            <m:rPr>
+              <m:sty m:val="p"/>
+            </m:rPr>
+            <m:t>:</m:t>
+          </m:r>
+          <m:sSub>
+            <m:e>
+              <m:r>
+                <m:rPr>
+                  <m:sty m:val="p"/>
+                  <m:scr m:val="script"/>
+                </m:rPr>
+                <m:t>S</m:t>
+              </m:r>
+            </m:e>
+            <m:sub>
+              <m:r>
+                <m:t>h</m:t>
+              </m:r>
+            </m:sub>
+          </m:sSub>
+          <m:r>
+            <m:t>f</m:t>
+          </m:r>
+          <m:d>
+            <m:dPr>
+              <m:begChr m:val="("/>
+              <m:endChr m:val=")"/>
+              <m:sepChr m:val=""/>
+              <m:grow/>
+            </m:dPr>
+            <m:e>
+              <m:r>
+                <m:t>x</m:t>
+              </m:r>
+            </m:e>
+          </m:d>
+          <m:r>
+            <m:rPr>
+              <m:sty m:val="p"/>
+            </m:rPr>
+            <m:t>=</m:t>
+          </m:r>
+          <m:r>
+            <m:t>0</m:t>
+          </m:r>
+          <m:r>
+            <m:t> </m:t>
+          </m:r>
+          <m:r>
+            <m:rPr>
+              <m:nor/>
+              <m:sty m:val="p"/>
+            </m:rPr>
+            <m:t>for every </m:t>
+          </m:r>
+          <m:r>
+            <m:t>x</m:t>
+          </m:r>
+          <m:r>
+            <m:rPr>
+              <m:sty m:val="p"/>
+            </m:rPr>
+            <m:t>∈</m:t>
+          </m:r>
+          <m:sSubSup>
+            <m:e>
+              <m:r>
+                <m:rPr>
+                  <m:sty m:val="p"/>
+                  <m:scr m:val="double-struck"/>
+                </m:rPr>
+                <m:t>F</m:t>
+              </m:r>
+            </m:e>
+            <m:sub>
+              <m:r>
+                <m:t>3</m:t>
+              </m:r>
+            </m:sub>
+            <m:sup>
+              <m:r>
+                <m:t>k</m:t>
+              </m:r>
+            </m:sup>
+          </m:sSubSup>
+          <m:r>
+            <m:rPr>
+              <m:sty m:val="p"/>
+            </m:rPr>
+            <m:t>}</m:t>
+          </m:r>
+          <m:r>
+            <m:rPr>
+              <m:sty m:val="p"/>
+            </m:rPr>
+            <m:t>.</m:t>
+          </m:r>
+        </m:oMath>
+      </m:oMathPara>
+    </w:p>
+    <w:p>
+      <w:pPr>
+        <w:pStyle w:val="FirstParagraph"/>
+      </w:pPr>
+      <w:r>
+        <w:rPr>
+          <w:bCs/>
+          <w:b/>
+        </w:rPr>
+        <w:t xml:space="preserve">Theorem 4.5 (public recovery with an exact finite sampling-failure bound).</w:t>
+      </w:r>
+      <w:r>
+        <w:t xml:space="preserve"> </w:t>
+      </w:r>
+      <w:r>
+        <w:t xml:space="preserve">Sample</w:t>
+      </w:r>
+      <w:r>
+        <w:t xml:space="preserve"> </w:t>
+      </w:r>
+      <m:oMath>
+        <m:r>
+          <m:t>A</m:t>
+        </m:r>
+        <m:r>
+          <m:rPr>
+            <m:sty m:val="p"/>
+          </m:rPr>
+          <m:t>∈</m:t>
+        </m:r>
+        <m:r>
+          <m:t>G</m:t>
+        </m:r>
+        <m:sSub>
+          <m:e>
+            <m:r>
+              <m:t>L</m:t>
+            </m:r>
+          </m:e>
+          <m:sub>
+            <m:r>
+              <m:t>r</m:t>
+            </m:r>
+          </m:sub>
+        </m:sSub>
+        <m:d>
+          <m:dPr>
+            <m:begChr m:val="("/>
+            <m:endChr m:val=")"/>
+            <m:sepChr m:val=""/>
+            <m:grow/>
+          </m:dPr>
+          <m:e>
+            <m:sSub>
+              <m:e>
+                <m:r>
+                  <m:rPr>
+                    <m:sty m:val="p"/>
+                    <m:scr m:val="double-struck"/>
+                  </m:rPr>
+                  <m:t>F</m:t>
+                </m:r>
+              </m:e>
+              <m:sub>
+                <m:r>
+                  <m:t>3</m:t>
+                </m:r>
+              </m:sub>
+            </m:sSub>
+          </m:e>
+        </m:d>
+      </m:oMath>
+      <w:r>
+        <w:t xml:space="preserve">,</w:t>
+      </w:r>
+      <w:r>
+        <w:t xml:space="preserve"> </w:t>
+      </w:r>
+      <m:oMath>
+        <m:r>
+          <m:t>B</m:t>
+        </m:r>
+        <m:r>
+          <m:rPr>
+            <m:sty m:val="p"/>
+          </m:rPr>
+          <m:t>∈</m:t>
+        </m:r>
+        <m:r>
+          <m:t>G</m:t>
+        </m:r>
+        <m:sSub>
+          <m:e>
+            <m:r>
+              <m:t>L</m:t>
+            </m:r>
+          </m:e>
+          <m:sub>
+            <m:r>
+              <m:t>k</m:t>
+            </m:r>
+          </m:sub>
+        </m:sSub>
+        <m:d>
+          <m:dPr>
+            <m:begChr m:val="("/>
+            <m:endChr m:val=")"/>
+            <m:sepChr m:val=""/>
+            <m:grow/>
+          </m:dPr>
+          <m:e>
+            <m:sSub>
+              <m:e>
+                <m:r>
+                  <m:rPr>
+                    <m:sty m:val="p"/>
+                    <m:scr m:val="double-struck"/>
+                  </m:rPr>
+                  <m:t>F</m:t>
+                </m:r>
+              </m:e>
+              <m:sub>
+                <m:r>
+                  <m:t>3</m:t>
+                </m:r>
+              </m:sub>
+            </m:sSub>
+          </m:e>
+        </m:d>
+      </m:oMath>
+      <w:r>
+        <w:t xml:space="preserve">, a nonzero</w:t>
+      </w:r>
+      <w:r>
+        <w:t xml:space="preserve"> </w:t>
+      </w:r>
+      <m:oMath>
+        <m:r>
+          <m:t>a</m:t>
+        </m:r>
+        <m:r>
+          <m:rPr>
+            <m:sty m:val="p"/>
+          </m:rPr>
+          <m:t>∈</m:t>
+        </m:r>
+        <m:sSubSup>
+          <m:e>
+            <m:r>
+              <m:rPr>
+                <m:sty m:val="p"/>
+                <m:scr m:val="double-struck"/>
+              </m:rPr>
+              <m:t>F</m:t>
+            </m:r>
+          </m:e>
+          <m:sub>
+            <m:r>
+              <m:t>3</m:t>
+            </m:r>
+          </m:sub>
+          <m:sup>
+            <m:r>
+              <m:t>d</m:t>
+            </m:r>
+          </m:sup>
+        </m:sSubSup>
+      </m:oMath>
+      <w:r>
+        <w:t xml:space="preserve">, and an independent uniform potential table</w:t>
+      </w:r>
+      <w:r>
+        <w:t xml:space="preserve"> </w:t>
+      </w:r>
+      <m:oMath>
+        <m:sSub>
+          <m:e>
+            <m:r>
+              <m:t>Q</m:t>
+            </m:r>
+          </m:e>
+          <m:sub>
+            <m:r>
+              <m:t>0</m:t>
+            </m:r>
+          </m:sub>
+        </m:sSub>
+        <m:r>
+          <m:rPr>
+            <m:sty m:val="p"/>
+          </m:rPr>
+          <m:t>:</m:t>
+        </m:r>
+        <m:sSubSup>
+          <m:e>
+            <m:r>
+              <m:rPr>
+                <m:sty m:val="p"/>
+                <m:scr m:val="double-struck"/>
+              </m:rPr>
+              <m:t>F</m:t>
+            </m:r>
+          </m:e>
+          <m:sub>
+            <m:r>
+              <m:t>3</m:t>
+            </m:r>
+          </m:sub>
+          <m:sup>
+            <m:r>
+              <m:t>d</m:t>
+            </m:r>
+          </m:sup>
+        </m:sSubSup>
+        <m:r>
+          <m:rPr>
+            <m:sty m:val="p"/>
+          </m:rPr>
+          <m:t>→</m:t>
+        </m:r>
+        <m:sSubSup>
+          <m:e>
+            <m:r>
+              <m:rPr>
+                <m:sty m:val="p"/>
+                <m:scr m:val="double-struck"/>
+              </m:rPr>
+              <m:t>F</m:t>
+            </m:r>
+          </m:e>
+          <m:sub>
+            <m:r>
+              <m:t>3</m:t>
+            </m:r>
+          </m:sub>
+          <m:sup>
+            <m:r>
+              <m:t>r</m:t>
+            </m:r>
+          </m:sup>
+        </m:sSubSup>
+      </m:oMath>
+      <w:r>
+        <w:t xml:space="preserve">. Set</w:t>
+      </w:r>
+    </w:p>
+    <w:p>
+      <w:pPr>
+        <w:pStyle w:val="BodyText"/>
+      </w:pPr>
+      <m:oMathPara>
+        <m:oMathParaPr>
+          <m:jc m:val="center"/>
+        </m:oMathParaPr>
+        <m:oMath>
+          <m:r>
+            <m:t>f</m:t>
+          </m:r>
+          <m:d>
+            <m:dPr>
+              <m:begChr m:val="("/>
+              <m:endChr m:val=")"/>
+              <m:sepChr m:val=""/>
+              <m:grow/>
+            </m:dPr>
+            <m:e>
+              <m:r>
+                <m:t>x</m:t>
+              </m:r>
+            </m:e>
+          </m:d>
+          <m:r>
+            <m:rPr>
+              <m:sty m:val="p"/>
+            </m:rPr>
+            <m:t>=</m:t>
+          </m:r>
+          <m:r>
+            <m:t>A</m:t>
+          </m:r>
+          <m:sSub>
+            <m:e>
+              <m:r>
+                <m:t>u</m:t>
+              </m:r>
+            </m:e>
+            <m:sub>
+              <m:r>
+                <m:t>L</m:t>
+              </m:r>
+            </m:sub>
+          </m:sSub>
+          <m:r>
+            <m:rPr>
+              <m:sty m:val="p"/>
+            </m:rPr>
+            <m:t>+</m:t>
+          </m:r>
+          <m:d>
+            <m:dPr>
+              <m:begChr m:val="("/>
+              <m:endChr m:val=")"/>
+              <m:sepChr m:val=""/>
+              <m:grow/>
+            </m:dPr>
+            <m:e>
+              <m:sSub>
+                <m:e>
+                  <m:r>
+                    <m:rPr>
+                      <m:sty m:val="p"/>
+                      <m:scr m:val="sans-serif"/>
+                    </m:rPr>
+                    <m:t>T</m:t>
+                  </m:r>
+                </m:e>
+                <m:sub>
+                  <m:r>
+                    <m:t>a</m:t>
+                  </m:r>
+                </m:sub>
+              </m:sSub>
+              <m:r>
+                <m:rPr>
+                  <m:sty m:val="p"/>
+                </m:rPr>
+                <m:t>−</m:t>
+              </m:r>
+              <m:r>
+                <m:t>I</m:t>
+              </m:r>
+            </m:e>
+          </m:d>
+          <m:sSub>
+            <m:e>
+              <m:r>
+                <m:t>Q</m:t>
+              </m:r>
+            </m:e>
+            <m:sub>
+              <m:r>
+                <m:t>0</m:t>
+              </m:r>
+            </m:sub>
+          </m:sSub>
+          <m:d>
+            <m:dPr>
+              <m:begChr m:val="("/>
+              <m:endChr m:val=")"/>
+              <m:sepChr m:val=""/>
+              <m:grow/>
+            </m:dPr>
+            <m:e>
+              <m:sSub>
+                <m:e>
+                  <m:r>
+                    <m:t>u</m:t>
+                  </m:r>
+                </m:e>
+                <m:sub>
+                  <m:r>
+                    <m:t>R</m:t>
+                  </m:r>
+                </m:sub>
+              </m:sSub>
+            </m:e>
+          </m:d>
+          <m:r>
+            <m:rPr>
+              <m:sty m:val="p"/>
+            </m:rPr>
+            <m:t>,</m:t>
+          </m:r>
+          <m:r>
+            <m:t>  </m:t>
+          </m:r>
+          <m:d>
+            <m:dPr>
+              <m:begChr m:val="("/>
+              <m:endChr m:val=")"/>
+              <m:sepChr m:val=""/>
+              <m:grow/>
+            </m:dPr>
+            <m:e>
+              <m:sSub>
+                <m:e>
+                  <m:r>
+                    <m:t>u</m:t>
+                  </m:r>
+                </m:e>
+                <m:sub>
+                  <m:r>
+                    <m:t>L</m:t>
+                  </m:r>
+                </m:sub>
+              </m:sSub>
+              <m:r>
+                <m:rPr>
+                  <m:sty m:val="p"/>
+                </m:rPr>
+                <m:t>,</m:t>
+              </m:r>
+              <m:sSub>
+                <m:e>
+                  <m:r>
+                    <m:t>u</m:t>
+                  </m:r>
+                </m:e>
+                <m:sub>
+                  <m:r>
+                    <m:t>R</m:t>
+                  </m:r>
+                </m:sub>
+              </m:sSub>
+            </m:e>
+          </m:d>
+          <m:r>
+            <m:rPr>
+              <m:sty m:val="p"/>
+            </m:rPr>
+            <m:t>=</m:t>
+          </m:r>
+          <m:r>
+            <m:t>B</m:t>
+          </m:r>
+          <m:r>
+            <m:t>x</m:t>
+          </m:r>
+          <m:r>
+            <m:rPr>
+              <m:sty m:val="p"/>
+            </m:rPr>
+            <m:t>,</m:t>
+          </m:r>
+          <m:r>
+            <m:t>  </m:t>
+          </m:r>
+          <m:r>
+            <m:t>r</m:t>
+          </m:r>
+          <m:r>
+            <m:rPr>
+              <m:sty m:val="p"/>
+            </m:rPr>
+            <m:t>=</m:t>
+          </m:r>
+          <m:r>
+            <m:t>k</m:t>
+          </m:r>
+          <m:r>
+            <m:rPr>
+              <m:sty m:val="p"/>
+            </m:rPr>
+            <m:t>−</m:t>
+          </m:r>
+          <m:r>
+            <m:t>d</m:t>
+          </m:r>
+          <m:r>
+            <m:rPr>
+              <m:sty m:val="p"/>
+            </m:rPr>
+            <m:t>,</m:t>
+          </m:r>
+        </m:oMath>
+      </m:oMathPara>
+    </w:p>
+    <w:p>
+      <w:pPr>
+        <w:pStyle w:val="FirstParagraph"/>
+      </w:pPr>
+      <w:r>
+        <w:t xml:space="preserve">with</w:t>
+      </w:r>
+      <w:r>
+        <w:t xml:space="preserve"> </w:t>
+      </w:r>
+      <m:oMath>
+        <m:r>
+          <m:t>d</m:t>
+        </m:r>
+        <m:r>
+          <m:rPr>
+            <m:sty m:val="p"/>
+          </m:rPr>
+          <m:t>≥</m:t>
+        </m:r>
+        <m:r>
+          <m:t>2</m:t>
+        </m:r>
+      </m:oMath>
+      <w:r>
+        <w:t xml:space="preserve">. The hidden</w:t>
+      </w:r>
+      <w:r>
+        <w:t xml:space="preserve"> </w:t>
+      </w:r>
+      <m:oMath>
+        <m:d>
+          <m:dPr>
+            <m:begChr m:val="("/>
+            <m:endChr m:val=")"/>
+            <m:sepChr m:val=""/>
+            <m:grow/>
+          </m:dPr>
+          <m:e>
+            <m:r>
+              <m:t>r</m:t>
+            </m:r>
+            <m:r>
+              <m:rPr>
+                <m:sty m:val="p"/>
+              </m:rPr>
+              <m:t>+</m:t>
+            </m:r>
+            <m:r>
+              <m:t>1</m:t>
+            </m:r>
+          </m:e>
+        </m:d>
+      </m:oMath>
+      <w:r>
+        <w:t xml:space="preserve">-dimensional linear subspace</w:t>
+      </w:r>
+    </w:p>
+    <w:p>
+      <w:pPr>
+        <w:pStyle w:val="BodyText"/>
+      </w:pPr>
+      <m:oMathPara>
+        <m:oMathParaPr>
+          <m:jc m:val="center"/>
+        </m:oMathParaPr>
+        <m:oMath>
+          <m:r>
+            <m:t>V</m:t>
+          </m:r>
+          <m:r>
+            <m:rPr>
+              <m:sty m:val="p"/>
+            </m:rPr>
+            <m:t>=</m:t>
+          </m:r>
+          <m:sSup>
+            <m:e>
+              <m:r>
+                <m:t>B</m:t>
+              </m:r>
+            </m:e>
+            <m:sup>
+              <m:r>
+                <m:rPr>
+                  <m:sty m:val="p"/>
+                </m:rPr>
+                <m:t>−</m:t>
+              </m:r>
+              <m:r>
+                <m:t>1</m:t>
+              </m:r>
+            </m:sup>
+          </m:sSup>
+          <m:d>
+            <m:dPr>
+              <m:begChr m:val="("/>
+              <m:endChr m:val=")"/>
+              <m:sepChr m:val=""/>
+              <m:grow/>
+            </m:dPr>
+            <m:e>
+              <m:sSubSup>
+                <m:e>
+                  <m:r>
+                    <m:rPr>
+                      <m:sty m:val="p"/>
+                      <m:scr m:val="double-struck"/>
+                    </m:rPr>
+                    <m:t>F</m:t>
+                  </m:r>
+                </m:e>
+                <m:sub>
+                  <m:r>
+                    <m:t>3</m:t>
+                  </m:r>
+                </m:sub>
+                <m:sup>
+                  <m:r>
+                    <m:t>r</m:t>
+                  </m:r>
+                </m:sup>
+              </m:sSubSup>
+              <m:r>
+                <m:rPr>
+                  <m:sty m:val="p"/>
+                </m:rPr>
+                <m:t>×</m:t>
+              </m:r>
+              <m:r>
+                <m:rPr>
+                  <m:sty m:val="p"/>
+                </m:rPr>
+                <m:t>⟨</m:t>
+              </m:r>
+              <m:r>
+                <m:t>a</m:t>
+              </m:r>
+              <m:r>
+                <m:rPr>
+                  <m:sty m:val="p"/>
+                </m:rPr>
+                <m:t>⟩</m:t>
+              </m:r>
+            </m:e>
+          </m:d>
+        </m:oMath>
+      </m:oMathPara>
+    </w:p>
+    <w:p>
+      <w:pPr>
+        <w:pStyle w:val="FirstParagraph"/>
+      </w:pPr>
+      <w:r>
+        <w:t xml:space="preserve">is always contained in the publicly computable</w:t>
+      </w:r>
+      <w:r>
+        <w:t xml:space="preserve"> </w:t>
+      </w:r>
+      <m:oMath>
+        <m:r>
+          <m:rPr>
+            <m:sty m:val="p"/>
+            <m:scr m:val="script"/>
+          </m:rPr>
+          <m:t>V</m:t>
+        </m:r>
+        <m:d>
+          <m:dPr>
+            <m:begChr m:val="("/>
+            <m:endChr m:val=")"/>
+            <m:sepChr m:val=""/>
+            <m:grow/>
+          </m:dPr>
+          <m:e>
+            <m:r>
+              <m:t>f</m:t>
+            </m:r>
+          </m:e>
+        </m:d>
+      </m:oMath>
+      <w:r>
+        <w:t xml:space="preserve">. Moreover</w:t>
+      </w:r>
+    </w:p>
+    <w:p>
+      <w:pPr>
+        <w:pStyle w:val="BodyText"/>
+      </w:pPr>
+      <m:oMathPara>
+        <m:oMathParaPr>
+          <m:jc m:val="center"/>
+        </m:oMathParaPr>
+        <m:oMath>
+          <m:limLow>
+            <m:e>
+              <m:r>
+                <m:rPr>
+                  <m:sty m:val="p"/>
+                </m:rPr>
+                <m:t>Pr</m:t>
+              </m:r>
+            </m:e>
+            <m:lim>
+              <m:sSub>
+                <m:e>
+                  <m:r>
+                    <m:t>Q</m:t>
+                  </m:r>
+                </m:e>
+                <m:sub>
+                  <m:r>
+                    <m:t>0</m:t>
+                  </m:r>
+                </m:sub>
+              </m:sSub>
+            </m:lim>
+          </m:limLow>
+          <m:d>
+            <m:dPr>
+              <m:begChr m:val="["/>
+              <m:endChr m:val="]"/>
+              <m:sepChr m:val=""/>
+              <m:grow/>
+            </m:dPr>
+            <m:e>
+              <m:r>
+                <m:rPr>
+                  <m:sty m:val="p"/>
+                  <m:scr m:val="script"/>
+                </m:rPr>
+                <m:t>V</m:t>
+              </m:r>
+              <m:d>
+                <m:dPr>
+                  <m:begChr m:val="("/>
+                  <m:endChr m:val=")"/>
+                  <m:sepChr m:val=""/>
+                  <m:grow/>
+                </m:dPr>
+                <m:e>
+                  <m:r>
+                    <m:t>f</m:t>
+                  </m:r>
+                </m:e>
+              </m:d>
+              <m:r>
+                <m:rPr>
+                  <m:sty m:val="p"/>
+                </m:rPr>
+                <m:t>≠</m:t>
+              </m:r>
+              <m:r>
+                <m:t>V</m:t>
+              </m:r>
+              <m:r>
+                <m:rPr>
+                  <m:sty m:val="p"/>
+                </m:rPr>
+                <m:t>∣</m:t>
+              </m:r>
+              <m:r>
+                <m:t>A</m:t>
+              </m:r>
+              <m:r>
+                <m:rPr>
+                  <m:sty m:val="p"/>
+                </m:rPr>
+                <m:t>,</m:t>
+              </m:r>
+              <m:r>
+                <m:t>B</m:t>
+              </m:r>
+              <m:r>
+                <m:rPr>
+                  <m:sty m:val="p"/>
+                </m:rPr>
+                <m:t>,</m:t>
+              </m:r>
+              <m:r>
+                <m:t>a</m:t>
+              </m:r>
+            </m:e>
+          </m:d>
+          <m:r>
+            <m:rPr>
+              <m:sty m:val="p"/>
+            </m:rPr>
+            <m:t>≤</m:t>
+          </m:r>
+          <m:d>
+            <m:dPr>
+              <m:begChr m:val="("/>
+              <m:endChr m:val=")"/>
+              <m:sepChr m:val=""/>
+              <m:grow/>
+            </m:dPr>
+            <m:e>
+              <m:sSup>
+                <m:e>
+                  <m:r>
+                    <m:t>3</m:t>
+                  </m:r>
+                </m:e>
+                <m:sup>
+                  <m:r>
+                    <m:t>k</m:t>
+                  </m:r>
+                </m:sup>
+              </m:sSup>
+              <m:r>
+                <m:rPr>
+                  <m:sty m:val="p"/>
+                </m:rPr>
+                <m:t>−</m:t>
+              </m:r>
+              <m:sSup>
+                <m:e>
+                  <m:r>
+                    <m:t>3</m:t>
+                  </m:r>
+                </m:e>
+                <m:sup>
+                  <m:r>
+                    <m:t>r</m:t>
+                  </m:r>
+                  <m:r>
+                    <m:rPr>
+                      <m:sty m:val="p"/>
+                    </m:rPr>
+                    <m:t>+</m:t>
+                  </m:r>
+                  <m:r>
+                    <m:t>1</m:t>
+                  </m:r>
+                </m:sup>
+              </m:sSup>
+            </m:e>
+          </m:d>
+          <m:r>
+            <m:t> </m:t>
+          </m:r>
+          <m:sSup>
+            <m:e>
+              <m:r>
+                <m:t>3</m:t>
+              </m:r>
+            </m:e>
+            <m:sup>
+              <m:r>
+                <m:rPr>
+                  <m:sty m:val="p"/>
+                </m:rPr>
+                <m:t>−</m:t>
+              </m:r>
+              <m:r>
+                <m:t>2</m:t>
+              </m:r>
+              <m:r>
+                <m:t>r</m:t>
+              </m:r>
+              <m:sSup>
+                <m:e>
+                  <m:r>
+                    <m:t>3</m:t>
+                  </m:r>
+                </m:e>
+                <m:sup>
+                  <m:r>
+                    <m:t>d</m:t>
+                  </m:r>
+                  <m:r>
+                    <m:rPr>
+                      <m:sty m:val="p"/>
+                    </m:rPr>
+                    <m:t>−</m:t>
+                  </m:r>
+                  <m:r>
+                    <m:t>2</m:t>
+                  </m:r>
+                </m:sup>
+              </m:sSup>
+            </m:sup>
+          </m:sSup>
+          <m:r>
+            <m:rPr>
+              <m:sty m:val="p"/>
+            </m:rPr>
+            <m:t>.</m:t>
+          </m:r>
+        </m:oMath>
+      </m:oMathPara>
+    </w:p>
+    <w:p>
+      <w:pPr>
+        <w:pStyle w:val="FirstParagraph"/>
+      </w:pPr>
+      <w:r>
+        <w:t xml:space="preserve">Thus scanning</w:t>
+      </w:r>
+      <w:r>
+        <w:t xml:space="preserve"> </w:t>
+      </w:r>
+      <w:r>
+        <w:rPr>
+          <w:bCs/>
+          <w:b/>
+        </w:rPr>
+        <w:t xml:space="preserve">all public directions and all public evaluation inputs</w:t>
+      </w:r>
+      <w:r>
+        <w:t xml:space="preserve"> </w:t>
+      </w:r>
+      <w:r>
+        <w:t xml:space="preserve">recovers</w:t>
+      </w:r>
+      <w:r>
+        <w:t xml:space="preserve"> </w:t>
+      </w:r>
+      <m:oMath>
+        <m:r>
+          <m:t>V</m:t>
+        </m:r>
+      </m:oMath>
+      <w:r>
+        <w:t xml:space="preserve"> </w:t>
+      </w:r>
+      <w:r>
+        <w:t xml:space="preserve">exactly except with the displayed finite probability. This success statement holds uniformly for</w:t>
+      </w:r>
+      <w:r>
+        <w:t xml:space="preserve"> </w:t>
+      </w:r>
+      <w:r>
+        <w:rPr>
+          <w:iCs/>
+          <w:i/>
+        </w:rPr>
+        <w:t xml:space="preserve">every</w:t>
+      </w:r>
+      <w:r>
+        <w:t xml:space="preserve"> </w:t>
+      </w:r>
+      <w:r>
+        <w:t xml:space="preserve">invertible</w:t>
+      </w:r>
+      <w:r>
+        <w:t xml:space="preserve"> </w:t>
+      </w:r>
+      <m:oMath>
+        <m:r>
+          <m:t>A</m:t>
+        </m:r>
+        <m:r>
+          <m:rPr>
+            <m:sty m:val="p"/>
+          </m:rPr>
+          <m:t>,</m:t>
+        </m:r>
+        <m:r>
+          <m:t>B</m:t>
+        </m:r>
+      </m:oMath>
+      <w:r>
+        <w:t xml:space="preserve"> </w:t>
+      </w:r>
+      <w:r>
+        <w:t xml:space="preserve">and every nonzero</w:t>
+      </w:r>
+      <w:r>
+        <w:t xml:space="preserve"> </w:t>
+      </w:r>
+      <m:oMath>
+        <m:r>
+          <m:t>a</m:t>
+        </m:r>
+      </m:oMath>
+      <w:r>
+        <w:t xml:space="preserve">, and the algorithm does not need any of those sampled coordinates as input.</w:t>
+      </w:r>
+    </w:p>
+    <w:p>
+      <w:pPr>
+        <w:pStyle w:val="BodyText"/>
+      </w:pPr>
+      <w:r>
+        <w:rPr>
+          <w:bCs/>
+          <w:b/>
+        </w:rPr>
+        <w:t xml:space="preserve">Proof.</w:t>
+      </w:r>
+      <w:r>
+        <w:t xml:space="preserve"> </w:t>
+      </w:r>
+      <w:r>
+        <w:t xml:space="preserve">Write</w:t>
+      </w:r>
+      <w:r>
+        <w:t xml:space="preserve"> </w:t>
+      </w:r>
+      <m:oMath>
+        <m:r>
+          <m:t>B</m:t>
+        </m:r>
+        <m:r>
+          <m:t>h</m:t>
+        </m:r>
+        <m:r>
+          <m:rPr>
+            <m:sty m:val="p"/>
+          </m:rPr>
+          <m:t>=</m:t>
+        </m:r>
+        <m:d>
+          <m:dPr>
+            <m:begChr m:val="("/>
+            <m:endChr m:val=")"/>
+            <m:sepChr m:val=""/>
+            <m:grow/>
+          </m:dPr>
+          <m:e>
+            <m:r>
+              <m:t>v</m:t>
+            </m:r>
+            <m:r>
+              <m:rPr>
+                <m:sty m:val="p"/>
+              </m:rPr>
+              <m:t>,</m:t>
+            </m:r>
+            <m:r>
+              <m:t>b</m:t>
+            </m:r>
+          </m:e>
+        </m:d>
+      </m:oMath>
+      <w:r>
+        <w:t xml:space="preserve"> </w:t>
+      </w:r>
+      <w:r>
+        <w:t xml:space="preserve">where</w:t>
+      </w:r>
+      <w:r>
+        <w:t xml:space="preserve"> </w:t>
+      </w:r>
+      <m:oMath>
+        <m:r>
+          <m:t>v</m:t>
+        </m:r>
+        <m:r>
+          <m:rPr>
+            <m:sty m:val="p"/>
+          </m:rPr>
+          <m:t>∈</m:t>
+        </m:r>
+        <m:sSubSup>
+          <m:e>
+            <m:r>
+              <m:rPr>
+                <m:sty m:val="p"/>
+                <m:scr m:val="double-struck"/>
+              </m:rPr>
+              <m:t>F</m:t>
+            </m:r>
+          </m:e>
+          <m:sub>
+            <m:r>
+              <m:t>3</m:t>
+            </m:r>
+          </m:sub>
+          <m:sup>
+            <m:r>
+              <m:t>r</m:t>
+            </m:r>
+          </m:sup>
+        </m:sSubSup>
+      </m:oMath>
+      <w:r>
+        <w:t xml:space="preserve"> </w:t>
+      </w:r>
+      <w:r>
+        <w:t xml:space="preserve">and</w:t>
+      </w:r>
+      <w:r>
+        <w:t xml:space="preserve"> </w:t>
+      </w:r>
+      <m:oMath>
+        <m:r>
+          <m:t>b</m:t>
+        </m:r>
+        <m:r>
+          <m:rPr>
+            <m:sty m:val="p"/>
+          </m:rPr>
+          <m:t>∈</m:t>
+        </m:r>
+        <m:sSubSup>
+          <m:e>
+            <m:r>
+              <m:rPr>
+                <m:sty m:val="p"/>
+                <m:scr m:val="double-struck"/>
+              </m:rPr>
+              <m:t>F</m:t>
+            </m:r>
+          </m:e>
+          <m:sub>
+            <m:r>
+              <m:t>3</m:t>
+            </m:r>
+          </m:sub>
+          <m:sup>
+            <m:r>
+              <m:t>d</m:t>
+            </m:r>
+          </m:sup>
+        </m:sSubSup>
+      </m:oMath>
+      <w:r>
+        <w:t xml:space="preserve">. Since the source term</w:t>
+      </w:r>
+      <w:r>
+        <w:t xml:space="preserve"> </w:t>
+      </w:r>
+      <m:oMath>
+        <m:r>
+          <m:t>A</m:t>
+        </m:r>
+        <m:sSub>
+          <m:e>
+            <m:r>
+              <m:t>u</m:t>
+            </m:r>
+          </m:e>
+          <m:sub>
+            <m:r>
+              <m:t>L</m:t>
+            </m:r>
+          </m:sub>
+        </m:sSub>
+      </m:oMath>
+      <w:r>
+        <w:t xml:space="preserve"> </w:t>
+      </w:r>
+      <w:r>
+        <w:t xml:space="preserve">is affine linear, its second difference vanishes along every</w:t>
+      </w:r>
+      <w:r>
+        <w:t xml:space="preserve"> </w:t>
+      </w:r>
+      <m:oMath>
+        <m:r>
+          <m:t>h</m:t>
+        </m:r>
+      </m:oMath>
+      <w:r>
+        <w:t xml:space="preserve">, and commuting finite differences gives</w:t>
+      </w:r>
+    </w:p>
+    <w:p>
+      <w:pPr>
+        <w:pStyle w:val="BodyText"/>
+      </w:pPr>
+      <m:oMathPara>
+        <m:oMathParaPr>
+          <m:jc m:val="center"/>
+        </m:oMathParaPr>
+        <m:oMath>
+          <m:sSub>
+            <m:e>
+              <m:r>
+                <m:rPr>
+                  <m:sty m:val="p"/>
+                  <m:scr m:val="script"/>
+                </m:rPr>
+                <m:t>S</m:t>
+              </m:r>
+            </m:e>
+            <m:sub>
+              <m:r>
+                <m:t>h</m:t>
+              </m:r>
+            </m:sub>
+          </m:sSub>
+          <m:r>
+            <m:t>f</m:t>
+          </m:r>
+          <m:d>
+            <m:dPr>
+              <m:begChr m:val="("/>
+              <m:endChr m:val=")"/>
+              <m:sepChr m:val=""/>
+              <m:grow/>
+            </m:dPr>
+            <m:e>
+              <m:r>
+                <m:t>x</m:t>
+              </m:r>
+            </m:e>
+          </m:d>
+          <m:r>
+            <m:rPr>
+              <m:sty m:val="p"/>
+            </m:rPr>
+            <m:t>=</m:t>
+          </m:r>
+          <m:sSup>
+            <m:e>
+              <m:d>
+                <m:dPr>
+                  <m:begChr m:val="("/>
+                  <m:endChr m:val=")"/>
+                  <m:sepChr m:val=""/>
+                  <m:grow/>
+                </m:dPr>
+                <m:e>
+                  <m:sSub>
+                    <m:e>
+                      <m:r>
+                        <m:rPr>
+                          <m:sty m:val="p"/>
+                          <m:scr m:val="sans-serif"/>
+                        </m:rPr>
+                        <m:t>T</m:t>
+                      </m:r>
+                    </m:e>
+                    <m:sub>
+                      <m:r>
+                        <m:t>b</m:t>
+                      </m:r>
+                    </m:sub>
+                  </m:sSub>
+                  <m:r>
+                    <m:rPr>
+                      <m:sty m:val="p"/>
+                    </m:rPr>
+                    <m:t>−</m:t>
+                  </m:r>
+                  <m:r>
+                    <m:t>I</m:t>
+                  </m:r>
+                </m:e>
+              </m:d>
+            </m:e>
+            <m:sup>
+              <m:r>
+                <m:t>2</m:t>
+              </m:r>
+            </m:sup>
+          </m:sSup>
+          <m:d>
+            <m:dPr>
+              <m:begChr m:val="("/>
+              <m:endChr m:val=")"/>
+              <m:sepChr m:val=""/>
+              <m:grow/>
+            </m:dPr>
+            <m:e>
+              <m:sSub>
+                <m:e>
+                  <m:r>
+                    <m:rPr>
+                      <m:sty m:val="p"/>
+                      <m:scr m:val="sans-serif"/>
+                    </m:rPr>
+                    <m:t>T</m:t>
+                  </m:r>
+                </m:e>
+                <m:sub>
+                  <m:r>
+                    <m:t>a</m:t>
+                  </m:r>
+                </m:sub>
+              </m:sSub>
+              <m:r>
+                <m:rPr>
+                  <m:sty m:val="p"/>
+                </m:rPr>
+                <m:t>−</m:t>
+              </m:r>
+              <m:r>
+                <m:t>I</m:t>
+              </m:r>
+            </m:e>
+          </m:d>
+          <m:sSub>
+            <m:e>
+              <m:r>
+                <m:t>Q</m:t>
+              </m:r>
+            </m:e>
+            <m:sub>
+              <m:r>
+                <m:t>0</m:t>
+              </m:r>
+            </m:sub>
+          </m:sSub>
+          <m:d>
+            <m:dPr>
+              <m:begChr m:val="("/>
+              <m:endChr m:val=")"/>
+              <m:sepChr m:val=""/>
+              <m:grow/>
+            </m:dPr>
+            <m:e>
+              <m:sSub>
+                <m:e>
+                  <m:r>
+                    <m:t>u</m:t>
+                  </m:r>
+                </m:e>
+                <m:sub>
+                  <m:r>
+                    <m:t>R</m:t>
+                  </m:r>
+                </m:sub>
+              </m:sSub>
+            </m:e>
+          </m:d>
+          <m:r>
+            <m:rPr>
+              <m:sty m:val="p"/>
+            </m:rPr>
+            <m:t>.</m:t>
+          </m:r>
+        </m:oMath>
+      </m:oMathPara>
+    </w:p>
+    <w:p>
+      <w:pPr>
+        <w:pStyle w:val="FirstParagraph"/>
+      </w:pPr>
+      <w:r>
+        <w:t xml:space="preserve">If</w:t>
+      </w:r>
+      <w:r>
+        <w:t xml:space="preserve"> </w:t>
+      </w:r>
+      <m:oMath>
+        <m:r>
+          <m:t>b</m:t>
+        </m:r>
+        <m:r>
+          <m:rPr>
+            <m:sty m:val="p"/>
+          </m:rPr>
+          <m:t>=</m:t>
+        </m:r>
+        <m:r>
+          <m:t>0</m:t>
+        </m:r>
+      </m:oMath>
+      <w:r>
+        <w:t xml:space="preserve">, this is zero. If</w:t>
+      </w:r>
+      <w:r>
+        <w:t xml:space="preserve"> </w:t>
+      </w:r>
+      <m:oMath>
+        <m:r>
+          <m:t>b</m:t>
+        </m:r>
+        <m:r>
+          <m:rPr>
+            <m:sty m:val="p"/>
+          </m:rPr>
+          <m:t>=</m:t>
+        </m:r>
+        <m:r>
+          <m:t>a</m:t>
+        </m:r>
+      </m:oMath>
+      <w:r>
+        <w:t xml:space="preserve">, the operator equals</w:t>
+      </w:r>
+      <w:r>
+        <w:t xml:space="preserve"> </w:t>
+      </w:r>
+      <m:oMath>
+        <m:sSup>
+          <m:e>
+            <m:d>
+              <m:dPr>
+                <m:begChr m:val="("/>
+                <m:endChr m:val=")"/>
+                <m:sepChr m:val=""/>
+                <m:grow/>
+              </m:dPr>
+              <m:e>
+                <m:sSub>
+                  <m:e>
+                    <m:r>
+                      <m:rPr>
+                        <m:sty m:val="p"/>
+                        <m:scr m:val="sans-serif"/>
+                      </m:rPr>
+                      <m:t>T</m:t>
+                    </m:r>
+                  </m:e>
+                  <m:sub>
+                    <m:r>
+                      <m:t>a</m:t>
+                    </m:r>
+                  </m:sub>
+                </m:sSub>
+                <m:r>
+                  <m:rPr>
+                    <m:sty m:val="p"/>
+                  </m:rPr>
+                  <m:t>−</m:t>
+                </m:r>
+                <m:r>
+                  <m:t>I</m:t>
+                </m:r>
+              </m:e>
+            </m:d>
+          </m:e>
+          <m:sup>
+            <m:r>
+              <m:t>3</m:t>
+            </m:r>
+          </m:sup>
+        </m:sSup>
+        <m:r>
+          <m:rPr>
+            <m:sty m:val="p"/>
+          </m:rPr>
+          <m:t>=</m:t>
+        </m:r>
+        <m:sSubSup>
+          <m:e>
+            <m:r>
+              <m:rPr>
+                <m:sty m:val="p"/>
+                <m:scr m:val="sans-serif"/>
+              </m:rPr>
+              <m:t>T</m:t>
+            </m:r>
+          </m:e>
+          <m:sub>
+            <m:r>
+              <m:t>a</m:t>
+            </m:r>
+          </m:sub>
+          <m:sup>
+            <m:r>
+              <m:t>3</m:t>
+            </m:r>
+          </m:sup>
+        </m:sSubSup>
+        <m:r>
+          <m:rPr>
+            <m:sty m:val="p"/>
+          </m:rPr>
+          <m:t>−</m:t>
+        </m:r>
+        <m:r>
+          <m:t>I</m:t>
+        </m:r>
+        <m:r>
+          <m:rPr>
+            <m:sty m:val="p"/>
+          </m:rPr>
+          <m:t>=</m:t>
+        </m:r>
+        <m:r>
+          <m:t>0</m:t>
+        </m:r>
+      </m:oMath>
+      <w:r>
+        <w:t xml:space="preserve">. If</w:t>
+      </w:r>
+      <w:r>
+        <w:t xml:space="preserve"> </w:t>
+      </w:r>
+      <m:oMath>
+        <m:r>
+          <m:t>b</m:t>
+        </m:r>
+        <m:r>
+          <m:rPr>
+            <m:sty m:val="p"/>
+          </m:rPr>
+          <m:t>=</m:t>
+        </m:r>
+        <m:r>
+          <m:rPr>
+            <m:sty m:val="p"/>
+          </m:rPr>
+          <m:t>−</m:t>
+        </m:r>
+        <m:r>
+          <m:t>a</m:t>
+        </m:r>
+      </m:oMath>
+      <w:r>
+        <w:t xml:space="preserve">, then</w:t>
+      </w:r>
+      <w:r>
+        <w:t xml:space="preserve"> </w:t>
+      </w:r>
+      <m:oMath>
+        <m:sSub>
+          <m:e>
+            <m:r>
+              <m:rPr>
+                <m:sty m:val="p"/>
+                <m:scr m:val="sans-serif"/>
+              </m:rPr>
+              <m:t>T</m:t>
+            </m:r>
+          </m:e>
+          <m:sub>
+            <m:r>
+              <m:t>b</m:t>
+            </m:r>
+          </m:sub>
+        </m:sSub>
+        <m:r>
+          <m:rPr>
+            <m:sty m:val="p"/>
+          </m:rPr>
+          <m:t>−</m:t>
+        </m:r>
+        <m:r>
+          <m:t>I</m:t>
+        </m:r>
+        <m:r>
+          <m:rPr>
+            <m:sty m:val="p"/>
+          </m:rPr>
+          <m:t>=</m:t>
+        </m:r>
+        <m:d>
+          <m:dPr>
+            <m:begChr m:val="("/>
+            <m:endChr m:val=")"/>
+            <m:sepChr m:val=""/>
+            <m:grow/>
+          </m:dPr>
+          <m:e>
+            <m:sSub>
+              <m:e>
+                <m:r>
+                  <m:rPr>
+                    <m:sty m:val="p"/>
+                    <m:scr m:val="sans-serif"/>
+                  </m:rPr>
+                  <m:t>T</m:t>
+                </m:r>
+              </m:e>
+              <m:sub>
+                <m:r>
+                  <m:t>a</m:t>
+                </m:r>
+              </m:sub>
+            </m:sSub>
+            <m:r>
+              <m:rPr>
+                <m:sty m:val="p"/>
+              </m:rPr>
+              <m:t>−</m:t>
+            </m:r>
+            <m:r>
+              <m:t>I</m:t>
+            </m:r>
+          </m:e>
+        </m:d>
+        <m:d>
+          <m:dPr>
+            <m:begChr m:val="("/>
+            <m:endChr m:val=")"/>
+            <m:sepChr m:val=""/>
+            <m:grow/>
+          </m:dPr>
+          <m:e>
+            <m:sSub>
+              <m:e>
+                <m:r>
+                  <m:rPr>
+                    <m:sty m:val="p"/>
+                    <m:scr m:val="sans-serif"/>
+                  </m:rPr>
+                  <m:t>T</m:t>
+                </m:r>
+              </m:e>
+              <m:sub>
+                <m:r>
+                  <m:t>a</m:t>
+                </m:r>
+              </m:sub>
+            </m:sSub>
+            <m:r>
+              <m:rPr>
+                <m:sty m:val="p"/>
+              </m:rPr>
+              <m:t>+</m:t>
+            </m:r>
+            <m:r>
+              <m:t>I</m:t>
+            </m:r>
+          </m:e>
+        </m:d>
+      </m:oMath>
+      <w:r>
+        <w:t xml:space="preserve">, so the operator contains the same zero factor</w:t>
+      </w:r>
+      <w:r>
+        <w:t xml:space="preserve"> </w:t>
+      </w:r>
+      <m:oMath>
+        <m:sSup>
+          <m:e>
+            <m:d>
+              <m:dPr>
+                <m:begChr m:val="("/>
+                <m:endChr m:val=")"/>
+                <m:sepChr m:val=""/>
+                <m:grow/>
+              </m:dPr>
+              <m:e>
+                <m:sSub>
+                  <m:e>
+                    <m:r>
+                      <m:rPr>
+                        <m:sty m:val="p"/>
+                        <m:scr m:val="sans-serif"/>
+                      </m:rPr>
+                      <m:t>T</m:t>
+                    </m:r>
+                  </m:e>
+                  <m:sub>
+                    <m:r>
+                      <m:t>a</m:t>
+                    </m:r>
+                  </m:sub>
+                </m:sSub>
+                <m:r>
+                  <m:rPr>
+                    <m:sty m:val="p"/>
+                  </m:rPr>
+                  <m:t>−</m:t>
+                </m:r>
+                <m:r>
+                  <m:t>I</m:t>
+                </m:r>
+              </m:e>
+            </m:d>
+          </m:e>
+          <m:sup>
+            <m:r>
+              <m:t>3</m:t>
+            </m:r>
+          </m:sup>
+        </m:sSup>
+      </m:oMath>
+      <w:r>
+        <w:t xml:space="preserve">. Both identities use</w:t>
+      </w:r>
+      <w:r>
+        <w:t xml:space="preserve"> </w:t>
+      </w:r>
+      <m:oMath>
+        <m:sSubSup>
+          <m:e>
+            <m:r>
+              <m:rPr>
+                <m:sty m:val="p"/>
+                <m:scr m:val="sans-serif"/>
+              </m:rPr>
+              <m:t>T</m:t>
+            </m:r>
+          </m:e>
+          <m:sub>
+            <m:r>
+              <m:t>a</m:t>
+            </m:r>
+          </m:sub>
+          <m:sup>
+            <m:r>
+              <m:t>3</m:t>
+            </m:r>
+          </m:sup>
+        </m:sSubSup>
+        <m:r>
+          <m:rPr>
+            <m:sty m:val="p"/>
+          </m:rPr>
+          <m:t>=</m:t>
+        </m:r>
+        <m:r>
+          <m:t>I</m:t>
+        </m:r>
+      </m:oMath>
+      <w:r>
+        <w:t xml:space="preserve"> </w:t>
+      </w:r>
+      <w:r>
+        <w:t xml:space="preserve">and characteristic three. This proves</w:t>
+      </w:r>
+      <w:r>
+        <w:t xml:space="preserve"> </w:t>
+      </w:r>
+      <m:oMath>
+        <m:r>
+          <m:t>V</m:t>
+        </m:r>
+        <m:r>
+          <m:rPr>
+            <m:sty m:val="p"/>
+          </m:rPr>
+          <m:t>⊆</m:t>
+        </m:r>
+        <m:r>
+          <m:rPr>
+            <m:sty m:val="p"/>
+            <m:scr m:val="script"/>
+          </m:rPr>
+          <m:t>V</m:t>
+        </m:r>
+        <m:d>
+          <m:dPr>
+            <m:begChr m:val="("/>
+            <m:endChr m:val=")"/>
+            <m:sepChr m:val=""/>
+            <m:grow/>
+          </m:dPr>
+          <m:e>
+            <m:r>
+              <m:t>f</m:t>
+            </m:r>
+          </m:e>
+        </m:d>
+      </m:oMath>
+      <w:r>
+        <w:t xml:space="preserve"> </w:t>
+      </w:r>
+      <w:r>
+        <w:t xml:space="preserve">deterministically, including all of its</w:t>
+      </w:r>
+      <w:r>
+        <w:t xml:space="preserve"> </w:t>
+      </w:r>
+      <m:oMath>
+        <m:sSup>
+          <m:e>
+            <m:r>
+              <m:t>3</m:t>
+            </m:r>
+          </m:e>
+          <m:sup>
+            <m:r>
+              <m:t>r</m:t>
+            </m:r>
+            <m:r>
+              <m:rPr>
+                <m:sty m:val="p"/>
+              </m:rPr>
+              <m:t>+</m:t>
+            </m:r>
+            <m:r>
+              <m:t>1</m:t>
+            </m:r>
+          </m:sup>
+        </m:sSup>
+      </m:oMath>
+      <w:r>
+        <w:t xml:space="preserve"> </w:t>
+      </w:r>
+      <w:r>
+        <w:t xml:space="preserve">elements.</w:t>
+      </w:r>
+    </w:p>
+    <w:p>
+      <w:pPr>
+        <w:pStyle w:val="BodyText"/>
+      </w:pPr>
+      <w:r>
+        <w:t xml:space="preserve">Now fix any</w:t>
+      </w:r>
+      <w:r>
+        <w:t xml:space="preserve"> </w:t>
+      </w:r>
+      <m:oMath>
+        <m:r>
+          <m:t>h</m:t>
+        </m:r>
+        <m:r>
+          <m:rPr>
+            <m:sty m:val="p"/>
+          </m:rPr>
+          <m:t>∉</m:t>
+        </m:r>
+        <m:r>
+          <m:t>V</m:t>
+        </m:r>
+      </m:oMath>
+      <w:r>
+        <w:t xml:space="preserve">. Its right component</w:t>
+      </w:r>
+      <w:r>
+        <w:t xml:space="preserve"> </w:t>
+      </w:r>
+      <m:oMath>
+        <m:r>
+          <m:t>b</m:t>
+        </m:r>
+      </m:oMath>
+      <w:r>
+        <w:t xml:space="preserve"> </w:t>
+      </w:r>
+      <w:r>
+        <w:t xml:space="preserve">is linearly independent of</w:t>
+      </w:r>
+      <w:r>
+        <w:t xml:space="preserve"> </w:t>
+      </w:r>
+      <m:oMath>
+        <m:r>
+          <m:t>a</m:t>
+        </m:r>
+      </m:oMath>
+      <w:r>
+        <w:t xml:space="preserve">. An invertible change of right coordinates maps</w:t>
+      </w:r>
+      <w:r>
+        <w:t xml:space="preserve"> </w:t>
+      </w:r>
+      <m:oMath>
+        <m:r>
+          <m:t>a</m:t>
+        </m:r>
+        <m:r>
+          <m:rPr>
+            <m:sty m:val="p"/>
+          </m:rPr>
+          <m:t>,</m:t>
+        </m:r>
+        <m:r>
+          <m:t>b</m:t>
+        </m:r>
+      </m:oMath>
+      <w:r>
+        <w:t xml:space="preserve"> </w:t>
+      </w:r>
+      <w:r>
+        <w:t xml:space="preserve">to distinct coordinate basis vectors. On the vector space of scalar tables on</w:t>
+      </w:r>
+      <w:r>
+        <w:t xml:space="preserve"> </w:t>
+      </w:r>
+      <m:oMath>
+        <m:sSubSup>
+          <m:e>
+            <m:r>
+              <m:rPr>
+                <m:sty m:val="p"/>
+                <m:scr m:val="double-struck"/>
+              </m:rPr>
+              <m:t>F</m:t>
+            </m:r>
+          </m:e>
+          <m:sub>
+            <m:r>
+              <m:t>3</m:t>
+            </m:r>
+          </m:sub>
+          <m:sup>
+            <m:r>
+              <m:t>d</m:t>
+            </m:r>
+          </m:sup>
+        </m:sSubSup>
+      </m:oMath>
+      <w:r>
+        <w:t xml:space="preserve">, the commuting operator</w:t>
+      </w:r>
+    </w:p>
+    <w:p>
+      <w:pPr>
+        <w:pStyle w:val="BodyText"/>
+      </w:pPr>
+      <m:oMathPara>
+        <m:oMathParaPr>
+          <m:jc m:val="center"/>
+        </m:oMathParaPr>
+        <m:oMath>
+          <m:sSub>
+            <m:e>
+              <m:r>
+                <m:t>L</m:t>
+              </m:r>
+            </m:e>
+            <m:sub>
+              <m:r>
+                <m:t>a</m:t>
+              </m:r>
+              <m:r>
+                <m:rPr>
+                  <m:sty m:val="p"/>
+                </m:rPr>
+                <m:t>,</m:t>
+              </m:r>
+              <m:r>
+                <m:t>b</m:t>
+              </m:r>
+            </m:sub>
+          </m:sSub>
+          <m:r>
+            <m:rPr>
+              <m:sty m:val="p"/>
+            </m:rPr>
+            <m:t>=</m:t>
+          </m:r>
+          <m:sSup>
+            <m:e>
+              <m:d>
+                <m:dPr>
+                  <m:begChr m:val="("/>
+                  <m:endChr m:val=")"/>
+                  <m:sepChr m:val=""/>
+                  <m:grow/>
+                </m:dPr>
+                <m:e>
+                  <m:sSub>
+                    <m:e>
+                      <m:r>
+                        <m:rPr>
+                          <m:sty m:val="p"/>
+                          <m:scr m:val="sans-serif"/>
+                        </m:rPr>
+                        <m:t>T</m:t>
+                      </m:r>
+                    </m:e>
+                    <m:sub>
+                      <m:r>
+                        <m:t>b</m:t>
+                      </m:r>
+                    </m:sub>
+                  </m:sSub>
+                  <m:r>
+                    <m:rPr>
+                      <m:sty m:val="p"/>
+                    </m:rPr>
+                    <m:t>−</m:t>
+                  </m:r>
+                  <m:r>
+                    <m:t>I</m:t>
+                  </m:r>
+                </m:e>
+              </m:d>
+            </m:e>
+            <m:sup>
+              <m:r>
+                <m:t>2</m:t>
+              </m:r>
+            </m:sup>
+          </m:sSup>
+          <m:d>
+            <m:dPr>
+              <m:begChr m:val="("/>
+              <m:endChr m:val=")"/>
+              <m:sepChr m:val=""/>
+              <m:grow/>
+            </m:dPr>
+            <m:e>
+              <m:sSub>
+                <m:e>
+                  <m:r>
+                    <m:rPr>
+                      <m:sty m:val="p"/>
+                      <m:scr m:val="sans-serif"/>
+                    </m:rPr>
+                    <m:t>T</m:t>
+                  </m:r>
+                </m:e>
+                <m:sub>
+                  <m:r>
+                    <m:t>a</m:t>
+                  </m:r>
+                </m:sub>
+              </m:sSub>
+              <m:r>
+                <m:rPr>
+                  <m:sty m:val="p"/>
+                </m:rPr>
+                <m:t>−</m:t>
+              </m:r>
+              <m:r>
+                <m:t>I</m:t>
+              </m:r>
+            </m:e>
+          </m:d>
+        </m:oMath>
+      </m:oMathPara>
+    </w:p>
+    <w:p>
+      <w:pPr>
+        <w:pStyle w:val="FirstParagraph"/>
+      </w:pPr>
+      <w:r>
+        <w:t xml:space="preserve">is the tensor product of a one-dimensional first-difference operator of rank two, a one-dimensional squared-difference operator of rank one, and the identity on the remaining</w:t>
+      </w:r>
+      <w:r>
+        <w:t xml:space="preserve"> </w:t>
+      </w:r>
+      <m:oMath>
+        <m:r>
+          <m:t>d</m:t>
+        </m:r>
+        <m:r>
+          <m:rPr>
+            <m:sty m:val="p"/>
+          </m:rPr>
+          <m:t>−</m:t>
+        </m:r>
+        <m:r>
+          <m:t>2</m:t>
+        </m:r>
+      </m:oMath>
+      <w:r>
+        <w:t xml:space="preserve"> </w:t>
+      </w:r>
+      <w:r>
+        <w:t xml:space="preserve">dimensions. Consequently its</w:t>
+      </w:r>
+      <w:r>
+        <w:t xml:space="preserve"> </w:t>
+      </w:r>
+      <w:r>
+        <w:rPr>
+          <w:bCs/>
+          <w:b/>
+        </w:rPr>
+        <w:t xml:space="preserve">exact</w:t>
+      </w:r>
+      <w:r>
+        <w:t xml:space="preserve"> </w:t>
+      </w:r>
+      <w:r>
+        <w:t xml:space="preserve">scalar rank is</w:t>
+      </w:r>
+    </w:p>
+    <w:p>
+      <w:pPr>
+        <w:pStyle w:val="BodyText"/>
+      </w:pPr>
+      <m:oMathPara>
+        <m:oMathParaPr>
+          <m:jc m:val="center"/>
+        </m:oMathParaPr>
+        <m:oMath>
+          <m:sSub>
+            <m:e>
+              <m:r>
+                <m:rPr>
+                  <m:sty m:val="p"/>
+                </m:rPr>
+                <m:t>rank</m:t>
+              </m:r>
+            </m:e>
+            <m:sub>
+              <m:sSub>
+                <m:e>
+                  <m:r>
+                    <m:rPr>
+                      <m:sty m:val="p"/>
+                      <m:scr m:val="double-struck"/>
+                    </m:rPr>
+                    <m:t>F</m:t>
+                  </m:r>
+                </m:e>
+                <m:sub>
+                  <m:r>
+                    <m:t>3</m:t>
+                  </m:r>
+                </m:sub>
+              </m:sSub>
+            </m:sub>
+          </m:sSub>
+          <m:d>
+            <m:dPr>
+              <m:begChr m:val="("/>
+              <m:endChr m:val=")"/>
+              <m:sepChr m:val=""/>
+              <m:grow/>
+            </m:dPr>
+            <m:e>
+              <m:sSub>
+                <m:e>
+                  <m:r>
+                    <m:t>L</m:t>
+                  </m:r>
+                </m:e>
+                <m:sub>
+                  <m:r>
+                    <m:t>a</m:t>
+                  </m:r>
+                  <m:r>
+                    <m:rPr>
+                      <m:sty m:val="p"/>
+                    </m:rPr>
+                    <m:t>,</m:t>
+                  </m:r>
+                  <m:r>
+                    <m:t>b</m:t>
+                  </m:r>
+                </m:sub>
+              </m:sSub>
+            </m:e>
+          </m:d>
+          <m:r>
+            <m:rPr>
+              <m:sty m:val="p"/>
+            </m:rPr>
+            <m:t>=</m:t>
+          </m:r>
+          <m:r>
+            <m:t>2</m:t>
+          </m:r>
+          <m:r>
+            <m:rPr>
+              <m:sty m:val="p"/>
+            </m:rPr>
+            <m:t>⋅</m:t>
+          </m:r>
+          <m:sSup>
+            <m:e>
+              <m:r>
+                <m:t>3</m:t>
+              </m:r>
+            </m:e>
+            <m:sup>
+              <m:r>
+                <m:t>d</m:t>
+              </m:r>
+              <m:r>
+                <m:rPr>
+                  <m:sty m:val="p"/>
+                </m:rPr>
+                <m:t>−</m:t>
+              </m:r>
+              <m:r>
+                <m:t>2</m:t>
+              </m:r>
+            </m:sup>
+          </m:sSup>
+          <m:r>
+            <m:rPr>
+              <m:sty m:val="p"/>
+            </m:rPr>
+            <m:t>.</m:t>
+          </m:r>
+        </m:oMath>
+      </m:oMathPara>
+    </w:p>
+    <w:p>
+      <w:pPr>
+        <w:pStyle w:val="FirstParagraph"/>
+      </w:pPr>
+      <w:r>
+        <w:t xml:space="preserve">Each coordinate of the uniformly sampled</w:t>
+      </w:r>
+      <w:r>
+        <w:t xml:space="preserve"> </w:t>
+      </w:r>
+      <m:oMath>
+        <m:sSub>
+          <m:e>
+            <m:r>
+              <m:t>Q</m:t>
+            </m:r>
+          </m:e>
+          <m:sub>
+            <m:r>
+              <m:t>0</m:t>
+            </m:r>
+          </m:sub>
+        </m:sSub>
+      </m:oMath>
+      <w:r>
+        <w:t xml:space="preserve"> </w:t>
+      </w:r>
+      <w:r>
+        <w:t xml:space="preserve">is a uniform independent scalar table, so the probability that</w:t>
+      </w:r>
+      <w:r>
+        <w:t xml:space="preserve"> </w:t>
+      </w:r>
+      <w:r>
+        <w:rPr>
+          <w:iCs/>
+          <w:i/>
+        </w:rPr>
+        <w:t xml:space="preserve">all</w:t>
+      </w:r>
+      <w:r>
+        <w:t xml:space="preserve"> </w:t>
+      </w:r>
+      <m:oMath>
+        <m:r>
+          <m:t>r</m:t>
+        </m:r>
+      </m:oMath>
+      <w:r>
+        <w:t xml:space="preserve"> </w:t>
+      </w:r>
+      <w:r>
+        <w:t xml:space="preserve">output coordinates satisfy</w:t>
+      </w:r>
+      <w:r>
+        <w:t xml:space="preserve"> </w:t>
+      </w:r>
+      <m:oMath>
+        <m:sSub>
+          <m:e>
+            <m:r>
+              <m:t>L</m:t>
+            </m:r>
+          </m:e>
+          <m:sub>
+            <m:r>
+              <m:t>a</m:t>
+            </m:r>
+            <m:r>
+              <m:rPr>
+                <m:sty m:val="p"/>
+              </m:rPr>
+              <m:t>,</m:t>
+            </m:r>
+            <m:r>
+              <m:t>b</m:t>
+            </m:r>
+          </m:sub>
+        </m:sSub>
+        <m:sSub>
+          <m:e>
+            <m:r>
+              <m:t>Q</m:t>
+            </m:r>
+          </m:e>
+          <m:sub>
+            <m:r>
+              <m:t>0</m:t>
+            </m:r>
+          </m:sub>
+        </m:sSub>
+        <m:r>
+          <m:rPr>
+            <m:sty m:val="p"/>
+          </m:rPr>
+          <m:t>=</m:t>
+        </m:r>
+        <m:r>
+          <m:t>0</m:t>
+        </m:r>
+      </m:oMath>
+      <w:r>
+        <w:t xml:space="preserve"> </w:t>
+      </w:r>
+      <w:r>
+        <w:t xml:space="preserve">is exactly</w:t>
+      </w:r>
+    </w:p>
+    <w:p>
+      <w:pPr>
+        <w:pStyle w:val="BodyText"/>
+      </w:pPr>
+      <m:oMathPara>
+        <m:oMathParaPr>
+          <m:jc m:val="center"/>
+        </m:oMathParaPr>
+        <m:oMath>
+          <m:r>
+            <m:rPr>
+              <m:sty m:val="p"/>
+            </m:rPr>
+            <m:t>Pr</m:t>
+          </m:r>
+          <m:d>
+            <m:dPr>
+              <m:begChr m:val="["/>
+              <m:endChr m:val="]"/>
+              <m:sepChr m:val=""/>
+              <m:grow/>
+            </m:dPr>
+            <m:e>
+              <m:sSub>
+                <m:e>
+                  <m:r>
+                    <m:rPr>
+                      <m:sty m:val="p"/>
+                      <m:scr m:val="script"/>
+                    </m:rPr>
+                    <m:t>S</m:t>
+                  </m:r>
+                </m:e>
+                <m:sub>
+                  <m:r>
+                    <m:t>h</m:t>
+                  </m:r>
+                </m:sub>
+              </m:sSub>
+              <m:r>
+                <m:t>f</m:t>
+              </m:r>
+              <m:r>
+                <m:rPr>
+                  <m:sty m:val="p"/>
+                </m:rPr>
+                <m:t>≡</m:t>
+              </m:r>
+              <m:r>
+                <m:t>0</m:t>
+              </m:r>
+            </m:e>
+          </m:d>
+          <m:r>
+            <m:rPr>
+              <m:sty m:val="p"/>
+            </m:rPr>
+            <m:t>=</m:t>
+          </m:r>
+          <m:sSup>
+            <m:e>
+              <m:r>
+                <m:t>3</m:t>
+              </m:r>
+            </m:e>
+            <m:sup>
+              <m:r>
+                <m:rPr>
+                  <m:sty m:val="p"/>
+                </m:rPr>
+                <m:t>−</m:t>
+              </m:r>
+              <m:r>
+                <m:t>2</m:t>
+              </m:r>
+              <m:r>
+                <m:t>r</m:t>
+              </m:r>
+              <m:sSup>
+                <m:e>
+                  <m:r>
+                    <m:t>3</m:t>
+                  </m:r>
+                </m:e>
+                <m:sup>
+                  <m:r>
+                    <m:t>d</m:t>
+                  </m:r>
+                  <m:r>
+                    <m:rPr>
+                      <m:sty m:val="p"/>
+                    </m:rPr>
+                    <m:t>−</m:t>
+                  </m:r>
+                  <m:r>
+                    <m:t>2</m:t>
+                  </m:r>
+                </m:sup>
+              </m:sSup>
+            </m:sup>
+          </m:sSup>
+          <m:r>
+            <m:rPr>
+              <m:sty m:val="p"/>
+            </m:rPr>
+            <m:t>.</m:t>
+          </m:r>
+        </m:oMath>
+      </m:oMathPara>
+    </w:p>
+    <w:p>
+      <w:pPr>
+        <w:pStyle w:val="FirstParagraph"/>
+      </w:pPr>
+      <w:r>
+        <w:t xml:space="preserve">The event</w:t>
+      </w:r>
+      <w:r>
+        <w:t xml:space="preserve"> </w:t>
+      </w:r>
+      <m:oMath>
+        <m:r>
+          <m:rPr>
+            <m:sty m:val="p"/>
+            <m:scr m:val="script"/>
+          </m:rPr>
+          <m:t>V</m:t>
+        </m:r>
+        <m:d>
+          <m:dPr>
+            <m:begChr m:val="("/>
+            <m:endChr m:val=")"/>
+            <m:sepChr m:val=""/>
+            <m:grow/>
+          </m:dPr>
+          <m:e>
+            <m:r>
+              <m:t>f</m:t>
+            </m:r>
+          </m:e>
+        </m:d>
+        <m:r>
+          <m:rPr>
+            <m:sty m:val="p"/>
+          </m:rPr>
+          <m:t>≠</m:t>
+        </m:r>
+        <m:r>
+          <m:t>V</m:t>
+        </m:r>
+      </m:oMath>
+      <w:r>
+        <w:t xml:space="preserve"> </w:t>
+      </w:r>
+      <w:r>
+        <w:t xml:space="preserve">implies that at least one of the</w:t>
+      </w:r>
+      <w:r>
+        <w:t xml:space="preserve"> </w:t>
+      </w:r>
+      <m:oMath>
+        <m:sSup>
+          <m:e>
+            <m:r>
+              <m:t>3</m:t>
+            </m:r>
+          </m:e>
+          <m:sup>
+            <m:r>
+              <m:t>k</m:t>
+            </m:r>
+          </m:sup>
+        </m:sSup>
+        <m:r>
+          <m:rPr>
+            <m:sty m:val="p"/>
+          </m:rPr>
+          <m:t>−</m:t>
+        </m:r>
+        <m:sSup>
+          <m:e>
+            <m:r>
+              <m:t>3</m:t>
+            </m:r>
+          </m:e>
+          <m:sup>
+            <m:r>
+              <m:t>r</m:t>
+            </m:r>
+            <m:r>
+              <m:rPr>
+                <m:sty m:val="p"/>
+              </m:rPr>
+              <m:t>+</m:t>
+            </m:r>
+            <m:r>
+              <m:t>1</m:t>
+            </m:r>
+          </m:sup>
+        </m:sSup>
+      </m:oMath>
+      <w:r>
+        <w:t xml:space="preserve"> </w:t>
+      </w:r>
+      <w:r>
+        <w:t xml:space="preserve">exterior directions passes the public all-input zero test. The displayed union bound follows without assuming independence among these candidate directions.</w:t>
+      </w:r>
+      <w:r>
+        <w:t xml:space="preserve"> </w:t>
+      </w:r>
+      <m:oMath>
+        <m:r>
+          <m:rPr>
+            <m:sty m:val="p"/>
+          </m:rPr>
+          <m:t>▫</m:t>
+        </m:r>
+      </m:oMath>
+    </w:p>
+    <w:p>
+      <w:pPr>
+        <w:pStyle w:val="BodyText"/>
+      </w:pPr>
+      <w:r>
+        <w:rPr>
+          <w:bCs/>
+          <w:b/>
+        </w:rPr>
+        <w:t xml:space="preserve">Practical enumeration versus asymptotic meaning.</w:t>
+      </w:r>
+      <w:r>
+        <w:t xml:space="preserve"> </w:t>
+      </w:r>
+      <w:r>
+        <w:t xml:space="preserve">A verifier first evaluates the published function on every element of</w:t>
+      </w:r>
+      <w:r>
+        <w:t xml:space="preserve"> </w:t>
+      </w:r>
+      <m:oMath>
+        <m:sSubSup>
+          <m:e>
+            <m:r>
+              <m:rPr>
+                <m:sty m:val="p"/>
+                <m:scr m:val="double-struck"/>
+              </m:rPr>
+              <m:t>F</m:t>
+            </m:r>
+          </m:e>
+          <m:sub>
+            <m:r>
+              <m:t>3</m:t>
+            </m:r>
+          </m:sub>
+          <m:sup>
+            <m:r>
+              <m:t>k</m:t>
+            </m:r>
+          </m:sup>
+        </m:sSubSup>
+      </m:oMath>
+      <w:r>
+        <w:t xml:space="preserve">, then checks</w:t>
+      </w:r>
+      <w:r>
+        <w:t xml:space="preserve"> </w:t>
+      </w:r>
+      <m:oMath>
+        <m:sSub>
+          <m:e>
+            <m:r>
+              <m:rPr>
+                <m:sty m:val="p"/>
+                <m:scr m:val="script"/>
+              </m:rPr>
+              <m:t>S</m:t>
+            </m:r>
+          </m:e>
+          <m:sub>
+            <m:r>
+              <m:t>h</m:t>
+            </m:r>
+          </m:sub>
+        </m:sSub>
+        <m:r>
+          <m:t>f</m:t>
+        </m:r>
+        <m:d>
+          <m:dPr>
+            <m:begChr m:val="("/>
+            <m:endChr m:val=")"/>
+            <m:sepChr m:val=""/>
+            <m:grow/>
+          </m:dPr>
+          <m:e>
+            <m:r>
+              <m:t>x</m:t>
+            </m:r>
+          </m:e>
+        </m:d>
+        <m:r>
+          <m:rPr>
+            <m:sty m:val="p"/>
+          </m:rPr>
+          <m:t>=</m:t>
+        </m:r>
+        <m:r>
+          <m:t>0</m:t>
+        </m:r>
+      </m:oMath>
+      <w:r>
+        <w:t xml:space="preserve"> </w:t>
+      </w:r>
+      <w:r>
+        <w:t xml:space="preserve">over every</w:t>
+      </w:r>
+      <w:r>
+        <w:t xml:space="preserve"> </w:t>
+      </w:r>
+      <m:oMath>
+        <m:r>
+          <m:t>h</m:t>
+        </m:r>
+        <m:r>
+          <m:rPr>
+            <m:sty m:val="p"/>
+          </m:rPr>
+          <m:t>,</m:t>
+        </m:r>
+        <m:r>
+          <m:t>x</m:t>
+        </m:r>
+      </m:oMath>
+      <w:r>
+        <w:t xml:space="preserve">. Its worst-case arithmetic cost is</w:t>
+      </w:r>
+      <w:r>
+        <w:t xml:space="preserve"> </w:t>
+      </w:r>
+      <m:oMath>
+        <m:r>
+          <m:t>O</m:t>
+        </m:r>
+        <m:d>
+          <m:dPr>
+            <m:begChr m:val="("/>
+            <m:endChr m:val=")"/>
+            <m:sepChr m:val=""/>
+            <m:grow/>
+          </m:dPr>
+          <m:e>
+            <m:r>
+              <m:t>k</m:t>
+            </m:r>
+            <m:r>
+              <m:t>r</m:t>
+            </m:r>
+            <m:sSup>
+              <m:e>
+                <m:r>
+                  <m:t>3</m:t>
+                </m:r>
+              </m:e>
+              <m:sup>
+                <m:r>
+                  <m:t>2</m:t>
+                </m:r>
+                <m:r>
+                  <m:t>k</m:t>
+                </m:r>
+              </m:sup>
+            </m:sSup>
+          </m:e>
+        </m:d>
+      </m:oMath>
+      <w:r>
+        <w:t xml:space="preserve">,</w:t>
+      </w:r>
+      <w:r>
+        <w:t xml:space="preserve"> </w:t>
+      </w:r>
+      <w:r>
+        <w:rPr>
+          <w:bCs/>
+          <w:b/>
+        </w:rPr>
+        <w:t xml:space="preserve">polynomial in the length of a complete public truth table</w:t>
+      </w:r>
+      <w:r>
+        <w:t xml:space="preserve"> </w:t>
+      </w:r>
+      <w:r>
+        <w:t xml:space="preserve">but exponential in the length of a succinct</w:t>
+      </w:r>
+      <w:r>
+        <w:t xml:space="preserve"> </w:t>
+      </w:r>
+      <m:oMath>
+        <m:r>
+          <m:t>k</m:t>
+        </m:r>
+      </m:oMath>
+      <w:r>
+        <w:t xml:space="preserve">-coordinate circuit. A short list of public evaluations can cheaply eliminate most false candidate directions; the implementation uses 32 seeded probe inputs only as a screening optimization and then</w:t>
+      </w:r>
+      <w:r>
+        <w:t xml:space="preserve"> </w:t>
+      </w:r>
+      <w:r>
+        <w:rPr>
+          <w:bCs/>
+          <w:b/>
+        </w:rPr>
+        <w:t xml:space="preserve">checks every input</w:t>
+      </w:r>
+      <w:r>
+        <w:t xml:space="preserve"> </w:t>
+      </w:r>
+      <w:r>
+        <w:t xml:space="preserve">for every surviving direction. This is not an asserted PPT attack if the function is supplied only as a succinct program with arbitrary growing</w:t>
+      </w:r>
+      <w:r>
+        <w:t xml:space="preserve"> </w:t>
+      </w:r>
+      <m:oMath>
+        <m:r>
+          <m:t>k</m:t>
+        </m:r>
+      </m:oMath>
+      <w:r>
+        <w:t xml:space="preserve">. For the frozen source geometries it is fully executable.</w:t>
+      </w:r>
+    </w:p>
+    <w:tbl>
+      <w:tblPr>
+        <w:tblStyle w:val="Table"/>
+        <w:tblW w:type="pct" w:w="5000"/>
+        <w:tblLook w:firstRow="1" w:lastRow="0" w:firstColumn="0" w:lastColumn="0" w:noHBand="0" w:noVBand="0" w:val="0020"/>
+        <w:jc w:val="start"/>
+      </w:tblPr>
+      <w:tblGrid>
+        <w:gridCol w:w="1980"/>
+        <w:gridCol w:w="1980"/>
+        <w:gridCol w:w="1980"/>
+        <w:gridCol w:w="1980"/>
+      </w:tblGrid>
+      <w:tr>
+        <w:trPr>
+          <w:tblHeader w:val="true"/>
+        </w:trPr>
+        <w:tc>
+          <w:tcPr/>
+          <w:p>
+            <w:pPr>
+              <w:pStyle w:val="Compact"/>
+              <w:jc w:val="left"/>
+            </w:pPr>
+            <w:r>
+              <w:t xml:space="preserve">Original local profile</w:t>
+            </w:r>
+          </w:p>
+        </w:tc>
+        <w:tc>
+          <w:tcPr/>
+          <w:p>
+            <w:pPr>
+              <w:pStyle w:val="Compact"/>
+              <w:jc w:val="left"/>
+            </w:pPr>
+            <m:oMath>
+              <m:r>
+                <m:t>k</m:t>
+              </m:r>
+              <m:r>
+                <m:rPr>
+                  <m:sty m:val="p"/>
+                </m:rPr>
+                <m:t>,</m:t>
+              </m:r>
+              <m:r>
+                <m:t>d</m:t>
+              </m:r>
+              <m:r>
+                <m:rPr>
+                  <m:sty m:val="p"/>
+                </m:rPr>
+                <m:t>,</m:t>
+              </m:r>
+              <m:r>
+                <m:t>r</m:t>
+              </m:r>
+            </m:oMath>
+          </w:p>
+        </w:tc>
+        <w:tc>
+          <w:tcPr/>
+          <w:p>
+            <w:pPr>
+              <w:pStyle w:val="Compact"/>
+              <w:jc w:val="right"/>
+            </w:pPr>
+            <w:r>
+              <w:t xml:space="preserve">Hidden subspace</w:t>
+            </w:r>
+            <w:r>
+              <w:t xml:space="preserve"> </w:t>
+            </w:r>
+            <m:oMath>
+              <m:r>
+                <m:rPr>
+                  <m:sty m:val="p"/>
+                </m:rPr>
+                <m:t>dim</m:t>
+              </m:r>
+              <m:r>
+                <m:t>V</m:t>
+              </m:r>
+            </m:oMath>
+          </w:p>
+        </w:tc>
+        <w:tc>
+          <w:tcPr/>
+          <w:p>
+            <w:pPr>
+              <w:pStyle w:val="Compact"/>
+              <w:jc w:val="right"/>
+            </w:pPr>
+            <w:r>
+              <w:t xml:space="preserve">Exact finite upper bound on recovery failure</w:t>
+            </w:r>
+          </w:p>
+        </w:tc>
+      </w:tr>
+      <w:tr>
+        <w:tc>
+          <w:tcPr/>
+          <w:p>
+            <w:pPr>
+              <w:pStyle w:val="Compact"/>
+              <w:jc w:val="left"/>
+            </w:pPr>
+            <w:r>
+              <w:t xml:space="preserve">SGD-R1</w:t>
+            </w:r>
+          </w:p>
+        </w:tc>
+        <w:tc>
+          <w:tcPr/>
+          <w:p>
+            <w:pPr>
+              <w:pStyle w:val="Compact"/>
+              <w:jc w:val="left"/>
+            </w:pPr>
+            <m:oMath>
+              <m:r>
+                <m:t>5</m:t>
+              </m:r>
+              <m:r>
+                <m:rPr>
+                  <m:sty m:val="p"/>
+                </m:rPr>
+                <m:t>,</m:t>
+              </m:r>
+              <m:r>
+                <m:t>3</m:t>
+              </m:r>
+              <m:r>
+                <m:rPr>
+                  <m:sty m:val="p"/>
+                </m:rPr>
+                <m:t>,</m:t>
+              </m:r>
+              <m:r>
+                <m:t>2</m:t>
+              </m:r>
+            </m:oMath>
+          </w:p>
+        </w:tc>
+        <w:tc>
+          <w:tcPr/>
+          <w:p>
+            <w:pPr>
+              <w:pStyle w:val="Compact"/>
+              <w:jc w:val="right"/>
+            </w:pPr>
+            <m:oMath>
+              <m:r>
+                <m:t>3</m:t>
+              </m:r>
+            </m:oMath>
+          </w:p>
+        </w:tc>
+        <w:tc>
+          <w:tcPr/>
+          <w:p>
+            <w:pPr>
+              <w:pStyle w:val="Compact"/>
+              <w:jc w:val="right"/>
+            </w:pPr>
+            <m:oMath>
+              <m:r>
+                <m:t>8</m:t>
+              </m:r>
+              <m:r>
+                <m:rPr>
+                  <m:sty m:val="p"/>
+                </m:rPr>
+                <m:t>/</m:t>
+              </m:r>
+              <m:r>
+                <m:t>19683</m:t>
+              </m:r>
+              <m:r>
+                <m:rPr>
+                  <m:sty m:val="p"/>
+                </m:rPr>
+                <m:t>≈</m:t>
+              </m:r>
+              <m:r>
+                <m:t>4.06442</m:t>
+              </m:r>
+              <m:r>
+                <m:rPr>
+                  <m:sty m:val="p"/>
+                </m:rPr>
+                <m:t>×</m:t>
+              </m:r>
+              <m:sSup>
+                <m:e>
+                  <m:r>
+                    <m:t>10</m:t>
+                  </m:r>
+                </m:e>
+                <m:sup>
+                  <m:r>
+                    <m:rPr>
+                      <m:sty m:val="p"/>
+                    </m:rPr>
+                    <m:t>−</m:t>
+                  </m:r>
+                  <m:r>
+                    <m:t>4</m:t>
+                  </m:r>
+                </m:sup>
+              </m:sSup>
+            </m:oMath>
+          </w:p>
+        </w:tc>
+      </w:tr>
+      <w:tr>
+        <w:tc>
+          <w:tcPr/>
+          <w:p>
+            <w:pPr>
+              <w:pStyle w:val="Compact"/>
+              <w:jc w:val="left"/>
+            </w:pPr>
+            <w:r>
+              <w:t xml:space="preserve">SGD-R2</w:t>
+            </w:r>
+          </w:p>
+        </w:tc>
+        <w:tc>
+          <w:tcPr/>
+          <w:p>
+            <w:pPr>
+              <w:pStyle w:val="Compact"/>
+              <w:jc w:val="left"/>
+            </w:pPr>
+            <m:oMath>
+              <m:r>
+                <m:t>7</m:t>
+              </m:r>
+              <m:r>
+                <m:rPr>
+                  <m:sty m:val="p"/>
+                </m:rPr>
+                <m:t>,</m:t>
+              </m:r>
+              <m:r>
+                <m:t>4</m:t>
+              </m:r>
+              <m:r>
+                <m:rPr>
+                  <m:sty m:val="p"/>
+                </m:rPr>
+                <m:t>,</m:t>
+              </m:r>
+              <m:r>
+                <m:t>3</m:t>
+              </m:r>
+            </m:oMath>
+          </w:p>
+        </w:tc>
+        <w:tc>
+          <w:tcPr/>
+          <w:p>
+            <w:pPr>
+              <w:pStyle w:val="Compact"/>
+              <w:jc w:val="right"/>
+            </w:pPr>
+            <m:oMath>
+              <m:r>
+                <m:t>4</m:t>
+              </m:r>
+            </m:oMath>
+          </w:p>
+        </w:tc>
+        <w:tc>
+          <w:tcPr/>
+          <w:p>
+            <w:pPr>
+              <w:pStyle w:val="Compact"/>
+              <w:jc w:val="right"/>
+            </w:pPr>
+            <m:oMath>
+              <m:r>
+                <m:t>3.62169</m:t>
+              </m:r>
+              <m:r>
+                <m:rPr>
+                  <m:sty m:val="p"/>
+                </m:rPr>
+                <m:t>×</m:t>
+              </m:r>
+              <m:sSup>
+                <m:e>
+                  <m:r>
+                    <m:t>10</m:t>
+                  </m:r>
+                </m:e>
+                <m:sup>
+                  <m:r>
+                    <m:rPr>
+                      <m:sty m:val="p"/>
+                    </m:rPr>
+                    <m:t>−</m:t>
+                  </m:r>
+                  <m:r>
+                    <m:t>23</m:t>
+                  </m:r>
+                </m:sup>
+              </m:sSup>
+            </m:oMath>
+          </w:p>
+        </w:tc>
+      </w:tr>
+      <w:tr>
+        <w:tc>
+          <w:tcPr/>
+          <w:p>
+            <w:pPr>
+              <w:pStyle w:val="Compact"/>
+              <w:jc w:val="left"/>
+            </w:pPr>
+            <w:r>
+              <w:t xml:space="preserve">SGD-R3</w:t>
+            </w:r>
+          </w:p>
+        </w:tc>
+        <w:tc>
+          <w:tcPr/>
+          <w:p>
+            <w:pPr>
+              <w:pStyle w:val="Compact"/>
+              <w:jc w:val="left"/>
+            </w:pPr>
+            <m:oMath>
+              <m:r>
+                <m:t>9</m:t>
+              </m:r>
+              <m:r>
+                <m:rPr>
+                  <m:sty m:val="p"/>
+                </m:rPr>
+                <m:t>,</m:t>
+              </m:r>
+              <m:r>
+                <m:t>5</m:t>
+              </m:r>
+              <m:r>
+                <m:rPr>
+                  <m:sty m:val="p"/>
+                </m:rPr>
+                <m:t>,</m:t>
+              </m:r>
+              <m:r>
+                <m:t>4</m:t>
+              </m:r>
+            </m:oMath>
+          </w:p>
+        </w:tc>
+        <w:tc>
+          <w:tcPr/>
+          <w:p>
+            <w:pPr>
+              <w:pStyle w:val="Compact"/>
+              <w:jc w:val="right"/>
+            </w:pPr>
+            <m:oMath>
+              <m:r>
+                <m:t>5</m:t>
+              </m:r>
+            </m:oMath>
+          </w:p>
+        </w:tc>
+        <w:tc>
+          <w:tcPr/>
+          <w:p>
+            <w:pPr>
+              <w:pStyle w:val="Compact"/>
+              <w:jc w:val="right"/>
+            </w:pPr>
+            <m:oMath>
+              <m:r>
+                <m:t>1.70023</m:t>
+              </m:r>
+              <m:r>
+                <m:rPr>
+                  <m:sty m:val="p"/>
+                </m:rPr>
+                <m:t>×</m:t>
+              </m:r>
+              <m:sSup>
+                <m:e>
+                  <m:r>
+                    <m:t>10</m:t>
+                  </m:r>
+                </m:e>
+                <m:sup>
+                  <m:r>
+                    <m:rPr>
+                      <m:sty m:val="p"/>
+                    </m:rPr>
+                    <m:t>−</m:t>
+                  </m:r>
+                  <m:r>
+                    <m:t>99</m:t>
+                  </m:r>
+                </m:sup>
+              </m:sSup>
+            </m:oMath>
+          </w:p>
+        </w:tc>
+      </w:tr>
+    </w:tbl>
+    <w:p>
+      <w:pPr>
+        <w:pStyle w:val="BodyText"/>
+      </w:pPr>
+      <w:r>
+        <w:rPr>
+          <w:bCs/>
+          <w:b/>
+        </w:rPr>
+        <w:t xml:space="preserve">Code and independent finite certificates.</w:t>
+      </w:r>
+      <w:r>
+        <w:t xml:space="preserve"> </w:t>
+      </w:r>
+      <w:r>
+        <w:t xml:space="preserve">The script at research-2028/attacks/public_second_difference_subspace_recovery.py independently constructs source-distributed full public maps with hidden random invertible basis changes, recovers precisely the intended</w:t>
+      </w:r>
+      <w:r>
+        <w:t xml:space="preserve"> </w:t>
+      </w:r>
+      <m:oMath>
+        <m:r>
+          <m:t>V</m:t>
+        </m:r>
+      </m:oMath>
+      <w:r>
+        <w:t xml:space="preserve"> </w:t>
+      </w:r>
+      <w:r>
+        <w:t xml:space="preserve">from</w:t>
+      </w:r>
+      <w:r>
+        <w:t xml:space="preserve"> </w:t>
+      </w:r>
+      <w:r>
+        <w:rPr>
+          <w:iCs/>
+          <w:i/>
+        </w:rPr>
+        <w:t xml:space="preserve">only</w:t>
+      </w:r>
+      <w:r>
+        <w:t xml:space="preserve"> </w:t>
+      </w:r>
+      <w:r>
+        <w:t xml:space="preserve">their public tables at all three source geometries, and tests the exact subspace dimensions</w:t>
+      </w:r>
+      <w:r>
+        <w:t xml:space="preserve"> </w:t>
+      </w:r>
+      <m:oMath>
+        <m:r>
+          <m:t>3</m:t>
+        </m:r>
+        <m:r>
+          <m:rPr>
+            <m:sty m:val="p"/>
+          </m:rPr>
+          <m:t>,</m:t>
+        </m:r>
+        <m:r>
+          <m:t>4</m:t>
+        </m:r>
+        <m:r>
+          <m:rPr>
+            <m:sty m:val="p"/>
+          </m:rPr>
+          <m:t>,</m:t>
+        </m:r>
+        <m:r>
+          <m:t>5</m:t>
+        </m:r>
+      </m:oMath>
+      <w:r>
+        <w:t xml:space="preserve">. Its independent GF(3) elimination computes scalar operator ranks</w:t>
+      </w:r>
+      <w:r>
+        <w:t xml:space="preserve"> </w:t>
+      </w:r>
+      <m:oMath>
+        <m:r>
+          <m:t>2</m:t>
+        </m:r>
+        <m:r>
+          <m:rPr>
+            <m:sty m:val="p"/>
+          </m:rPr>
+          <m:t>,</m:t>
+        </m:r>
+        <m:r>
+          <m:t>6</m:t>
+        </m:r>
+        <m:r>
+          <m:rPr>
+            <m:sty m:val="p"/>
+          </m:rPr>
+          <m:t>,</m:t>
+        </m:r>
+        <m:r>
+          <m:t>18</m:t>
+        </m:r>
+        <m:r>
+          <m:rPr>
+            <m:sty m:val="p"/>
+          </m:rPr>
+          <m:t>,</m:t>
+        </m:r>
+        <m:r>
+          <m:t>54</m:t>
+        </m:r>
+      </m:oMath>
+      <w:r>
+        <w:t xml:space="preserve"> </w:t>
+      </w:r>
+      <w:r>
+        <w:t xml:space="preserve">for</w:t>
+      </w:r>
+      <w:r>
+        <w:t xml:space="preserve"> </w:t>
+      </w:r>
+      <m:oMath>
+        <m:r>
+          <m:t>d</m:t>
+        </m:r>
+        <m:r>
+          <m:rPr>
+            <m:sty m:val="p"/>
+          </m:rPr>
+          <m:t>=</m:t>
+        </m:r>
+        <m:r>
+          <m:t>2</m:t>
+        </m:r>
+        <m:r>
+          <m:rPr>
+            <m:sty m:val="p"/>
+          </m:rPr>
+          <m:t>,</m:t>
+        </m:r>
+        <m:r>
+          <m:t>3</m:t>
+        </m:r>
+        <m:r>
+          <m:rPr>
+            <m:sty m:val="p"/>
+          </m:rPr>
+          <m:t>,</m:t>
+        </m:r>
+        <m:r>
+          <m:t>4</m:t>
+        </m:r>
+        <m:r>
+          <m:rPr>
+            <m:sty m:val="p"/>
+          </m:rPr>
+          <m:t>,</m:t>
+        </m:r>
+        <m:r>
+          <m:t>5</m:t>
+        </m:r>
+      </m:oMath>
+      <w:r>
+        <w:t xml:space="preserve">. Finally it exhaustively enumerates all</w:t>
+      </w:r>
+      <w:r>
+        <w:t xml:space="preserve"> </w:t>
+      </w:r>
+      <m:oMath>
+        <m:sSup>
+          <m:e>
+            <m:r>
+              <m:t>3</m:t>
+            </m:r>
+          </m:e>
+          <m:sup>
+            <m:r>
+              <m:t>9</m:t>
+            </m:r>
+          </m:sup>
+        </m:sSup>
+        <m:r>
+          <m:rPr>
+            <m:sty m:val="p"/>
+          </m:rPr>
+          <m:t>=</m:t>
+        </m:r>
+        <m:r>
+          <m:t>19683</m:t>
+        </m:r>
+      </m:oMath>
+      <w:r>
+        <w:t xml:space="preserve"> </w:t>
+      </w:r>
+      <w:r>
+        <w:t xml:space="preserve">scalar potentials on the smallest</w:t>
+      </w:r>
+      <w:r>
+        <w:t xml:space="preserve"> </w:t>
+      </w:r>
+      <m:oMath>
+        <m:r>
+          <m:t>d</m:t>
+        </m:r>
+        <m:r>
+          <m:rPr>
+            <m:sty m:val="p"/>
+          </m:rPr>
+          <m:t>=</m:t>
+        </m:r>
+        <m:r>
+          <m:t>2</m:t>
+        </m:r>
+      </m:oMath>
+      <w:r>
+        <w:t xml:space="preserve"> </w:t>
+      </w:r>
+      <w:r>
+        <w:t xml:space="preserve">table and finds exactly</w:t>
+      </w:r>
+      <w:r>
+        <w:t xml:space="preserve"> </w:t>
+      </w:r>
+      <m:oMath>
+        <m:r>
+          <m:t>2187</m:t>
+        </m:r>
+      </m:oMath>
+      <w:r>
+        <w:t xml:space="preserve"> </w:t>
+      </w:r>
+      <w:r>
+        <w:t xml:space="preserve">cases where a fixed independent exterior direction spuriously passes the second-difference test, confirming the theorem’s</w:t>
+      </w:r>
+      <w:r>
+        <w:t xml:space="preserve"> </w:t>
+      </w:r>
+      <m:oMath>
+        <m:sSup>
+          <m:e>
+            <m:r>
+              <m:t>3</m:t>
+            </m:r>
+          </m:e>
+          <m:sup>
+            <m:r>
+              <m:rPr>
+                <m:sty m:val="p"/>
+              </m:rPr>
+              <m:t>−</m:t>
+            </m:r>
+            <m:r>
+              <m:t>2</m:t>
+            </m:r>
+          </m:sup>
+        </m:sSup>
+        <m:r>
+          <m:rPr>
+            <m:sty m:val="p"/>
+          </m:rPr>
+          <m:t>=</m:t>
+        </m:r>
+        <m:r>
+          <m:t>1</m:t>
+        </m:r>
+        <m:r>
+          <m:rPr>
+            <m:sty m:val="p"/>
+          </m:rPr>
+          <m:t>/</m:t>
+        </m:r>
+        <m:r>
+          <m:t>9</m:t>
+        </m:r>
+      </m:oMath>
+      <w:r>
+        <w:t xml:space="preserve"> </w:t>
+      </w:r>
+      <w:r>
+        <w:t xml:space="preserve">local probability. These numerical checks are reproducibility evidence for an algebraic proof,</w:t>
+      </w:r>
+      <w:r>
+        <w:t xml:space="preserve"> </w:t>
+      </w:r>
+      <w:r>
+        <w:rPr>
+          <w:bCs/>
+          <w:b/>
+        </w:rPr>
+        <w:t xml:space="preserve">not formal end-to-end KEM verification</w:t>
+      </w:r>
+      <w:r>
+        <w:t xml:space="preserve">.</w:t>
+      </w:r>
+    </w:p>
+    <w:p>
+      <w:pPr>
+        <w:pStyle w:val="BodyText"/>
+      </w:pPr>
+      <w:r>
+        <w:rPr>
+          <w:bCs/>
+          <w:b/>
+        </w:rPr>
+        <w:t xml:space="preserve">Consequences and design rejection rule.</w:t>
+      </w:r>
+      <w:r>
+        <w:t xml:space="preserve"> </w:t>
+      </w:r>
+      <w:r>
+        <w:t xml:space="preserve">Public masking by</w:t>
+      </w:r>
+      <w:r>
+        <w:t xml:space="preserve"> </w:t>
+      </w:r>
+      <m:oMath>
+        <m:r>
+          <m:t>B</m:t>
+        </m:r>
+      </m:oMath>
+      <w:r>
+        <w:t xml:space="preserve"> </w:t>
+      </w:r>
+      <w:r>
+        <w:t xml:space="preserve">is merely a reversible change of coordinates; it does not conceal the intrinsic affine-linearity subspace of a public MaxEnt map. Any new proposal that places essential secrecy</w:t>
+      </w:r>
+      <w:r>
+        <w:t xml:space="preserve"> </w:t>
+      </w:r>
+      <w:r>
+        <w:rPr>
+          <w:iCs/>
+          <w:i/>
+        </w:rPr>
+        <w:t xml:space="preserve">solely</w:t>
+      </w:r>
+      <w:r>
+        <w:t xml:space="preserve"> </w:t>
+      </w:r>
+      <w:r>
+        <w:t xml:space="preserve">in the direction subspace</w:t>
+      </w:r>
+      <w:r>
+        <w:t xml:space="preserve"> </w:t>
+      </w:r>
+      <m:oMath>
+        <m:r>
+          <m:t>V</m:t>
+        </m:r>
+      </m:oMath>
+      <w:r>
+        <w:t xml:space="preserve"> </w:t>
+      </w:r>
+      <w:r>
+        <w:t xml:space="preserve">fails this test when its public representation enables full evaluation at comparable sizes.</w:t>
+      </w:r>
+      <w:r>
+        <w:t xml:space="preserve"> </w:t>
+      </w:r>
+      <w:r>
+        <w:rPr>
+          <w:bCs/>
+          <w:b/>
+        </w:rPr>
+        <w:t xml:space="preserve">Recovering</w:t>
+      </w:r>
+      <w:r>
+        <w:rPr>
+          <w:bCs/>
+          <w:b/>
+        </w:rPr>
+        <w:t xml:space="preserve"> </w:t>
+      </w:r>
+      <m:oMath>
+        <m:r>
+          <m:t>V</m:t>
+        </m:r>
+      </m:oMath>
+      <w:r>
+        <w:rPr>
+          <w:bCs/>
+          <w:b/>
+        </w:rPr>
+        <w:t xml:space="preserve"> </w:t>
+      </w:r>
+      <w:r>
+        <w:rPr>
+          <w:bCs/>
+          <w:b/>
+        </w:rPr>
+        <w:t xml:space="preserve">does not reveal the entire secret change of basis</w:t>
+      </w:r>
+      <w:r>
+        <w:rPr>
+          <w:bCs/>
+          <w:b/>
+        </w:rPr>
+        <w:t xml:space="preserve"> </w:t>
+      </w:r>
+      <m:oMath>
+        <m:r>
+          <m:t>B</m:t>
+        </m:r>
+      </m:oMath>
+      <w:r>
+        <w:rPr>
+          <w:bCs/>
+          <w:b/>
+        </w:rPr>
+        <w:t xml:space="preserve">, a global NCSG assignment</w:t>
+      </w:r>
+      <w:r>
+        <w:rPr>
+          <w:bCs/>
+          <w:b/>
+        </w:rPr>
+        <w:t xml:space="preserve"> </w:t>
+      </w:r>
+      <m:oMath>
+        <m:r>
+          <m:t>s</m:t>
+        </m:r>
+      </m:oMath>
+      <w:r>
+        <w:rPr>
+          <w:bCs/>
+          <w:b/>
+        </w:rPr>
+        <w:t xml:space="preserve">, or the archived GF(1024) GRS row labels.</w:t>
+      </w:r>
+      <w:r>
+        <w:t xml:space="preserve"> </w:t>
+      </w:r>
+      <w:r>
+        <w:t xml:space="preserve">In particular, the original archived KEM’s planted/noise labels remain independently sampled conditional on NCSG public data, so this theorem alone is not an IND-CPA or IND-CCA attack on that ciphertext channel. The earlier full-code archival attack (Theorem 9.2) is separately applicable under its explicit asymptotic assumptions. A viable</w:t>
+      </w:r>
+      <w:r>
+        <w:t xml:space="preserve"> </w:t>
+      </w:r>
+      <w:r>
+        <w:rPr>
+          <w:bCs/>
+          <w:b/>
+        </w:rPr>
+        <w:t xml:space="preserve">genuinely original NCSG-only KEM</w:t>
+      </w:r>
+      <w:r>
+        <w:t xml:space="preserve"> </w:t>
+      </w:r>
+      <w:r>
+        <w:t xml:space="preserve">must derive hardness from a new publicly encryptable and secretly invertible relation that survives these public affine-direction tests; merely raising</w:t>
+      </w:r>
+      <w:r>
+        <w:t xml:space="preserve"> </w:t>
+      </w:r>
+      <m:oMath>
+        <m:r>
+          <m:t>k</m:t>
+        </m:r>
+      </m:oMath>
+      <w:r>
+        <w:t xml:space="preserve"> </w:t>
+      </w:r>
+      <w:r>
+        <w:t xml:space="preserve">without a sampled average-case hardness reduction is not a verified fix.</w:t>
+      </w:r>
+    </w:p>
     <w:bookmarkEnd w:id="29"/>
-    <w:bookmarkStart w:id="31" w:name="X3a9c0611ff6b2674f906122bba6123927b4637d"/>
+    <w:bookmarkEnd w:id="30"/>
+    <w:bookmarkStart w:id="32" w:name="X3a9c0611ff6b2674f906122bba6123927b4637d"/>
     <w:p>
       <w:pPr>
         <w:pStyle w:val="Heading1"/>
@@ -16053,7 +20475,7 @@
         <w:t xml:space="preserve">.</w:t>
       </w:r>
     </w:p>
-    <w:bookmarkStart w:id="30" w:name="exact-noise-and-bit-encryption"/>
+    <w:bookmarkStart w:id="31" w:name="exact-noise-and-bit-encryption"/>
     <w:p>
       <w:pPr>
         <w:pStyle w:val="Heading2"/>
@@ -16793,9 +21215,9 @@
         <w:t xml:space="preserve">times that tail.</w:t>
       </w:r>
     </w:p>
-    <w:bookmarkEnd w:id="30"/>
     <w:bookmarkEnd w:id="31"/>
-    <w:bookmarkStart w:id="32" w:name="Xe5069c9f2699e9336c8a98a760eaf225f3a759b"/>
+    <w:bookmarkEnd w:id="32"/>
+    <w:bookmarkStart w:id="33" w:name="Xe5069c9f2699e9336c8a98a760eaf225f3a759b"/>
     <w:p>
       <w:pPr>
         <w:pStyle w:val="Heading1"/>
@@ -17591,8 +22013,8 @@
         <w:t xml:space="preserve">The theorem does not break MDS-HBCE or q-ary LPN; instead it proves the purported NCSG hardness is not exercised by the cryptographic channel. An actual NCSG-hard KEM would require a new coupling between the finite-difference distribution and hidden labels, plus new average-case and chosen-ciphertext analyses. Merely asserting NCSG-DS NP-completeness cannot supply that coupling. The public NCSG material can therefore be described as a mathematically exact, cryptographically redundant indexing layer.</w:t>
       </w:r>
     </w:p>
-    <w:bookmarkEnd w:id="32"/>
-    <w:bookmarkStart w:id="33" w:name="X7509ccfaf611f9c15bc0ffca1e3a11c0f198a33"/>
+    <w:bookmarkEnd w:id="33"/>
+    <w:bookmarkStart w:id="34" w:name="X7509ccfaf611f9c15bc0ffca1e3a11c0f198a33"/>
     <w:p>
       <w:pPr>
         <w:pStyle w:val="Heading1"/>
@@ -18277,8 +22699,8 @@
         <w:t xml:space="preserve">fresh copies under one fixed public key; a standard telescoping hybrid incurs at most that many one-bit terms, with resource overhead that must be recorded in any concrete certificate.</w:t>
       </w:r>
     </w:p>
-    <w:bookmarkEnd w:id="33"/>
-    <w:bookmarkStart w:id="35" w:name="X36dd7453623bd66905116c900541c1092c82687"/>
+    <w:bookmarkEnd w:id="34"/>
+    <w:bookmarkStart w:id="36" w:name="X36dd7453623bd66905116c900541c1092c82687"/>
     <w:p>
       <w:pPr>
         <w:pStyle w:val="Heading1"/>
@@ -18369,7 +22791,7 @@
         <w:t xml:space="preserve">provided by assuming the transform conclusion. Consequently this draft makes no unconditional end-to-end QROM claim.</w:t>
       </w:r>
     </w:p>
-    <w:bookmarkStart w:id="34" w:name="grover-and-message-space-limits"/>
+    <w:bookmarkStart w:id="35" w:name="grover-and-message-space-limits"/>
     <w:p>
       <w:pPr>
         <w:pStyle w:val="Heading2"/>
@@ -18448,9 +22870,9 @@
         <w:t xml:space="preserve">, not complete post-quantum security levels.</w:t>
       </w:r>
     </w:p>
-    <w:bookmarkEnd w:id="34"/>
     <w:bookmarkEnd w:id="35"/>
-    <w:bookmarkStart w:id="38" w:name="fixed-field-scaling-obstruction"/>
+    <w:bookmarkEnd w:id="36"/>
+    <w:bookmarkStart w:id="39" w:name="fixed-field-scaling-obstruction"/>
     <w:p>
       <w:pPr>
         <w:pStyle w:val="Heading1"/>
@@ -18961,7 +23383,7 @@
         <w:t xml:space="preserve">hardness assumptions as uniform ensembles. A growing field may change attack costs and distributional properties; security does not follow merely from lifting the capacity limit.</w:t>
       </w:r>
     </w:p>
-    <w:bookmarkStart w:id="36" w:name="X08d56c620c1da8cc61992ae53855eff2639cc87"/>
+    <w:bookmarkStart w:id="37" w:name="X08d56c620c1da8cc61992ae53855eff2639cc87"/>
     <w:p>
       <w:pPr>
         <w:pStyle w:val="Heading2"/>
@@ -20515,8 +24937,8 @@
         <w:t xml:space="preserve">The pure-Python GF(1024) attack implementation and exact GF(3) independent-probability enumeration reside in research-2028/attacks/fixed_field_mds_hbce_ppt_break.py. Finite tests check this algebra; the general asymptotic conclusion follows from the mathematical argument, not from testing.</w:t>
       </w:r>
     </w:p>
-    <w:bookmarkEnd w:id="36"/>
-    <w:bookmarkStart w:id="37" w:name="X32e84e5d841614c8fd374b70c1822f65caa4438"/>
+    <w:bookmarkEnd w:id="37"/>
+    <w:bookmarkStart w:id="38" w:name="X32e84e5d841614c8fd374b70c1822f65caa4438"/>
     <w:p>
       <w:pPr>
         <w:pStyle w:val="Heading2"/>
@@ -23230,9 +27652,9 @@
         <w:t xml:space="preserve">, not an execution of the astronomical R1/R2/R3 search or a QROM security proof.</w:t>
       </w:r>
     </w:p>
-    <w:bookmarkEnd w:id="37"/>
     <w:bookmarkEnd w:id="38"/>
-    <w:bookmarkStart w:id="39" w:name="re-evaluation-of-concrete-attacks"/>
+    <w:bookmarkEnd w:id="39"/>
+    <w:bookmarkStart w:id="40" w:name="re-evaluation-of-concrete-attacks"/>
     <w:p>
       <w:pPr>
         <w:pStyle w:val="Heading1"/>
@@ -23697,8 +28119,8 @@
         <w:t xml:space="preserve">The union bound does not address high-weight relations or non-linear distinguishers. Exact finite arithmetic and toy regressions are stored in `formal-verification-and-mathematical-proofs/`.</w:t>
       </w:r>
     </w:p>
-    <w:bookmarkEnd w:id="39"/>
-    <w:bookmarkStart w:id="40" w:name="X09c951edd6ad5a0620cecf358fd11cee4c6687f"/>
+    <w:bookmarkEnd w:id="40"/>
+    <w:bookmarkStart w:id="41" w:name="X09c951edd6ad5a0620cecf358fd11cee4c6687f"/>
     <w:p>
       <w:pPr>
         <w:pStyle w:val="Heading1"/>
@@ -24928,8 +29350,8 @@
         <w:t xml:space="preserve">are identifiers, not certified bit-security. The clean-basis row reports exactly one method. The message-failure row is derived from idealized independent noise and bounded-distance decoding, not an execution-tested failure estimate. These profiles also have very large public keys and ciphertexts by contemporary KEM standards.</w:t>
       </w:r>
     </w:p>
-    <w:bookmarkEnd w:id="40"/>
-    <w:bookmarkStart w:id="49" w:name="Xe648b1b6ee4ad46cdea84b3f4a56d864d2eab7b"/>
+    <w:bookmarkEnd w:id="41"/>
+    <w:bookmarkStart w:id="50" w:name="Xe648b1b6ee4ad46cdea84b3f4a56d864d2eab7b"/>
     <w:p>
       <w:pPr>
         <w:pStyle w:val="Heading1"/>
@@ -24938,7 +29360,7 @@
         <w:t xml:space="preserve">12. Further structural cryptanalysis toward NCSG-only security</w:t>
       </w:r>
     </w:p>
-    <w:bookmarkStart w:id="41" w:name="Xcc936c4f41f389694b743b260f1d75260526322"/>
+    <w:bookmarkStart w:id="42" w:name="Xcc936c4f41f389694b743b260f1d75260526322"/>
     <w:p>
       <w:pPr>
         <w:pStyle w:val="Heading2"/>
@@ -25492,8 +29914,8 @@
         <w:t xml:space="preserve">from the original algorithms, not implementation measurements or a weak-attack estimate. A new compression claim would need to show correctness and security after the changed ciphertext distribution. An external KEM or combiner would not repair this construction’s bandwidth defect.</w:t>
       </w:r>
     </w:p>
-    <w:bookmarkEnd w:id="41"/>
-    <w:bookmarkStart w:id="42" w:name="Xb91f30c987f197e5d16c01affa970c53655b8d7"/>
+    <w:bookmarkEnd w:id="42"/>
+    <w:bookmarkStart w:id="43" w:name="Xb91f30c987f197e5d16c01affa970c53655b8d7"/>
     <w:p>
       <w:pPr>
         <w:pStyle w:val="Heading2"/>
@@ -25768,8 +30190,8 @@
         <w:t xml:space="preserve">, the attack enumerates group sets and candidate positions until finding a rank-three set of four labels; extending the recovered span identifies all five planted labels. This is a regression against too-strong security narratives; toy performance must not be extrapolated into a finite security-level claim. The attack cost increases combinatorially for the larger parameters and is not a measured full-profile break.</w:t>
       </w:r>
     </w:p>
-    <w:bookmarkEnd w:id="42"/>
-    <w:bookmarkStart w:id="43" w:name="profile-specific-attack-and-proof-matrix"/>
+    <w:bookmarkEnd w:id="43"/>
+    <w:bookmarkStart w:id="44" w:name="profile-specific-attack-and-proof-matrix"/>
     <w:p>
       <w:pPr>
         <w:pStyle w:val="Heading2"/>
@@ -26272,8 +30694,8 @@
         </w:tc>
       </w:tr>
     </w:tbl>
-    <w:bookmarkEnd w:id="43"/>
-    <w:bookmarkStart w:id="44" w:name="Xd945509a82468b365e34cb2f8923c22697719f8"/>
+    <w:bookmarkEnd w:id="44"/>
+    <w:bookmarkStart w:id="45" w:name="Xd945509a82468b365e34cb2f8923c22697719f8"/>
     <w:p>
       <w:pPr>
         <w:pStyle w:val="Heading2"/>
@@ -26340,8 +30762,8 @@
         <w:t xml:space="preserve">. The following two mathematically testable experiments are new NCSG-native directions; we must reject any candidate failing either adversarial test before treating it as a KEM.</w:t>
       </w:r>
     </w:p>
-    <w:bookmarkEnd w:id="44"/>
-    <w:bookmarkStart w:id="45" w:name="Xf023397d9e5f049c56fe178f970469200778625"/>
+    <w:bookmarkEnd w:id="45"/>
+    <w:bookmarkStart w:id="46" w:name="Xf023397d9e5f049c56fe178f970469200778625"/>
     <w:p>
       <w:pPr>
         <w:pStyle w:val="Heading2"/>
@@ -28321,8 +32743,8 @@
         <w:t xml:space="preserve">. They are algebraic consistency conditions, not a hardness reduction. A secret potential cannot be made difficult merely by publishing its two directional derivative tables: the constructive proof gives a polynomial-time recovery method up to additive constants. The accompanying exact finite fixture integrates one hundred random ternary tables and rejects deliberately inconsistent derivatives.</w:t>
       </w:r>
     </w:p>
-    <w:bookmarkEnd w:id="45"/>
-    <w:bookmarkStart w:id="46" w:name="Xc75a6596662a4123579ecbd2ca69767b28b34ef"/>
+    <w:bookmarkEnd w:id="46"/>
+    <w:bookmarkStart w:id="47" w:name="Xc75a6596662a4123579ecbd2ca69767b28b34ef"/>
     <w:p>
       <w:pPr>
         <w:pStyle w:val="Heading2"/>
@@ -30222,8 +34644,8 @@
         <w:t xml:space="preserve">from the public key nor introducing an unaudited hard-decomposition assumption proves security. Every such redesign needs a new exact security game.</w:t>
       </w:r>
     </w:p>
-    <w:bookmarkEnd w:id="46"/>
-    <w:bookmarkStart w:id="47" w:name="X1830fe64b0727f49a9170c7407a0fcc905a681f"/>
+    <w:bookmarkEnd w:id="47"/>
+    <w:bookmarkStart w:id="48" w:name="X1830fe64b0727f49a9170c7407a0fcc905a681f"/>
     <w:p>
       <w:pPr>
         <w:pStyle w:val="Heading2"/>
@@ -30312,8 +34734,8 @@
         <w:t xml:space="preserve">an eligible construction and costed against all available classical and quantum attack algorithms. The three historical profiles in Section 11 remain attack baselines, not validated instantiations of the new direction.</w:t>
       </w:r>
     </w:p>
-    <w:bookmarkEnd w:id="47"/>
-    <w:bookmarkStart w:id="48" w:name="novelty-boundary-and-venue-target"/>
+    <w:bookmarkEnd w:id="48"/>
+    <w:bookmarkStart w:id="49" w:name="novelty-boundary-and-venue-target"/>
     <w:p>
       <w:pPr>
         <w:pStyle w:val="Heading2"/>
@@ -30403,9 +34825,9 @@
         <w:t xml:space="preserve">`research-2028/NCSG_ONLY_RESEARCH_STATUS.md`.</w:t>
       </w:r>
     </w:p>
-    <w:bookmarkEnd w:id="48"/>
     <w:bookmarkEnd w:id="49"/>
-    <w:bookmarkStart w:id="50" w:name="Xcd158b9d3f06b4a07edfd0a58591f1d8a4791da"/>
+    <w:bookmarkEnd w:id="50"/>
+    <w:bookmarkStart w:id="51" w:name="Xcd158b9d3f06b4a07edfd0a58591f1d8a4791da"/>
     <w:p>
       <w:pPr>
         <w:pStyle w:val="Heading1"/>
@@ -30468,8 +34890,8 @@
         <w:t xml:space="preserve">A publication-ready new cryptographic claim would require at least: an executable, byte-exact KEM implementation; independent cryptanalysis of the full public-label distribution and noisy sample problem; reproducible estimators including quantum work, depth and memory; a sound asymptotic parameter family; a complete QROM reduction with explicit concrete losses; a venue-compliant anonymous submission; and explicit treatment of computational/memory cost, malformed ciphertexts, fault and side-channel behavior.</w:t>
       </w:r>
     </w:p>
-    <w:bookmarkEnd w:id="50"/>
-    <w:bookmarkStart w:id="51" w:name="conclusion"/>
+    <w:bookmarkEnd w:id="51"/>
+    <w:bookmarkStart w:id="52" w:name="conclusion"/>
     <w:p>
       <w:pPr>
         <w:pStyle w:val="Heading1"/>
@@ -30499,8 +34921,8 @@
         <w:t xml:space="preserve">, not a formally verified post-quantum KEM. The MDS construction is retained for negative and historical study rather than promoted as the user’s novel active design. Any security promotion needs new mathematics and independent cryptanalysis, not a change of adjectives.</w:t>
       </w:r>
     </w:p>
-    <w:bookmarkEnd w:id="51"/>
-    <w:bookmarkStart w:id="52" w:name="references"/>
+    <w:bookmarkEnd w:id="52"/>
+    <w:bookmarkStart w:id="53" w:name="references"/>
     <w:p>
       <w:pPr>
         <w:pStyle w:val="Heading1"/>
@@ -30783,8 +35205,8 @@
         <w:t xml:space="preserve">, author-provided 26-page PDF, October 2026.</w:t>
       </w:r>
     </w:p>
-    <w:bookmarkEnd w:id="52"/>
-    <w:bookmarkStart w:id="53" w:name="Xc49e99b3b77675231c28d7331b6e63f200684e1"/>
+    <w:bookmarkEnd w:id="53"/>
+    <w:bookmarkStart w:id="54" w:name="Xc49e99b3b77675231c28d7331b6e63f200684e1"/>
     <w:p>
       <w:pPr>
         <w:pStyle w:val="Heading1"/>
@@ -30814,8 +35236,8 @@
         <w:t xml:space="preserve">.</w:t>
       </w:r>
     </w:p>
-    <w:bookmarkEnd w:id="53"/>
-    <w:bookmarkStart w:id="54" w:name="appendix-b.-submission-caution"/>
+    <w:bookmarkEnd w:id="54"/>
+    <w:bookmarkStart w:id="55" w:name="appendix-b.-submission-caution"/>
     <w:p>
       <w:pPr>
         <w:pStyle w:val="Heading1"/>
@@ -30845,7 +35267,7 @@
         <w:t xml:space="preserve">. This revision is not a 2027 submission. For a future double-blind venue, apply the current published formatting, author-identification, repository and AI-use rules; do not upload the named version as an anonymous submission. Verify all bibliographic records directly from publishers before submission.</w:t>
       </w:r>
     </w:p>
-    <w:bookmarkEnd w:id="54"/>
+    <w:bookmarkEnd w:id="55"/>
     <w:sectPr/>
   </w:body>
 </w:document>

--- a/manuscript/SG_DIFRA_EUROCRYPT_2028_RESEARCH_DRAFT.docx
+++ b/manuscript/SG_DIFRA_EUROCRYPT_2028_RESEARCH_DRAFT.docx
@@ -2941,7 +2941,7 @@
       </w:r>
     </w:p>
     <w:bookmarkEnd w:id="26"/>
-    <w:bookmarkStart w:id="30" w:name="Xb46808b62d745b644fee1c2bb48108bcf4cbf84"/>
+    <w:bookmarkStart w:id="31" w:name="Xb46808b62d745b644fee1c2bb48108bcf4cbf84"/>
     <w:p>
       <w:pPr>
         <w:pStyle w:val="Heading1"/>
@@ -19155,8 +19155,5772 @@
       </w:r>
     </w:p>
     <w:bookmarkEnd w:id="29"/>
+    <w:bookmarkStart w:id="30" w:name="X9bc62414c08fc16f93a4d86b8b711afbf03e446"/>
+    <w:p>
+      <w:pPr>
+        <w:pStyle w:val="Heading2"/>
+      </w:pPr>
+      <w:r>
+        <w:t xml:space="preserve">4.4 Round-7 unconditional public local inversion: first differences eliminate the proposed local trapdoor</w:t>
+      </w:r>
+    </w:p>
+    <w:p>
+      <w:pPr>
+        <w:pStyle w:val="FirstParagraph"/>
+      </w:pPr>
+      <w:r>
+        <w:rPr>
+          <w:bCs/>
+          <w:b/>
+        </w:rPr>
+        <w:t xml:space="preserve">Outcome of the Round-6 repair check.</w:t>
+      </w:r>
+      <w:r>
+        <w:t xml:space="preserve"> </w:t>
+      </w:r>
+      <w:r>
+        <w:t xml:space="preserve">Round 6 established the public recoverability of a hidden</w:t>
+      </w:r>
+      <w:r>
+        <w:t xml:space="preserve"> </w:t>
+      </w:r>
+      <m:oMath>
+        <m:d>
+          <m:dPr>
+            <m:begChr m:val="("/>
+            <m:endChr m:val=")"/>
+            <m:sepChr m:val=""/>
+            <m:grow/>
+          </m:dPr>
+          <m:e>
+            <m:r>
+              <m:t>r</m:t>
+            </m:r>
+            <m:r>
+              <m:rPr>
+                <m:sty m:val="p"/>
+              </m:rPr>
+              <m:t>+</m:t>
+            </m:r>
+            <m:r>
+              <m:t>1</m:t>
+            </m:r>
+          </m:e>
+        </m:d>
+      </m:oMath>
+      <w:r>
+        <w:t xml:space="preserve">-dimensional second-difference direction subspace. Its theorem and regression tests remained valid, but</w:t>
+      </w:r>
+      <w:r>
+        <w:t xml:space="preserve"> </w:t>
+      </w:r>
+      <w:r>
+        <w:rPr>
+          <w:bCs/>
+          <w:b/>
+        </w:rPr>
+        <w:t xml:space="preserve">the underlying original MaxEnt predicate was not repaired</w:t>
+      </w:r>
+      <w:r>
+        <w:t xml:space="preserve">: that weakness is inherent in the publicly specified function form. Round 7 strengthens the result from probable detection of a hidden direction subspace to</w:t>
+      </w:r>
+      <w:r>
+        <w:t xml:space="preserve"> </w:t>
+      </w:r>
+      <w:r>
+        <w:rPr>
+          <w:bCs/>
+          <w:b/>
+        </w:rPr>
+        <w:t xml:space="preserve">unconditional exact public inversion of every local predicate target</w:t>
+      </w:r>
+      <w:r>
+        <w:t xml:space="preserve"> </w:t>
+      </w:r>
+      <w:r>
+        <w:t xml:space="preserve">in the explicit-table model. This rules out using</w:t>
+      </w:r>
+      <w:r>
+        <w:t xml:space="preserve"> </w:t>
+      </w:r>
+      <w:r>
+        <w:rPr>
+          <w:iCs/>
+          <w:i/>
+        </w:rPr>
+        <w:t xml:space="preserve">the original local predicate’s preimage problem</w:t>
+      </w:r>
+      <w:r>
+        <w:t xml:space="preserve"> </w:t>
+      </w:r>
+      <w:r>
+        <w:t xml:space="preserve">as the secret inversion trapdoor of a new KEM. It does</w:t>
+      </w:r>
+      <w:r>
+        <w:t xml:space="preserve"> </w:t>
+      </w:r>
+      <w:r>
+        <w:rPr>
+          <w:bCs/>
+          <w:b/>
+        </w:rPr>
+        <w:t xml:space="preserve">not</w:t>
+      </w:r>
+      <w:r>
+        <w:t xml:space="preserve"> </w:t>
+      </w:r>
+      <w:r>
+        <w:t xml:space="preserve">solve an arbitrary</w:t>
+      </w:r>
+      <w:r>
+        <w:t xml:space="preserve"> </w:t>
+      </w:r>
+      <w:r>
+        <w:rPr>
+          <w:iCs/>
+          <w:i/>
+        </w:rPr>
+        <w:t xml:space="preserve">joint</w:t>
+      </w:r>
+      <w:r>
+        <w:t xml:space="preserve"> </w:t>
+      </w:r>
+      <w:r>
+        <w:t xml:space="preserve">NCSG constraint system, break the independent GF(1024) dense-label ciphertext directly, or supply a replacement KEM.</w:t>
+      </w:r>
+    </w:p>
+    <w:p>
+      <w:pPr>
+        <w:pStyle w:val="BodyText"/>
+      </w:pPr>
+      <w:r>
+        <w:t xml:space="preserve">Fix the original local publicly evaluable map</w:t>
+      </w:r>
+    </w:p>
+    <w:p>
+      <w:pPr>
+        <w:pStyle w:val="BodyText"/>
+      </w:pPr>
+      <m:oMathPara>
+        <m:oMathParaPr>
+          <m:jc m:val="center"/>
+        </m:oMathParaPr>
+        <m:oMath>
+          <m:r>
+            <m:t>f</m:t>
+          </m:r>
+          <m:d>
+            <m:dPr>
+              <m:begChr m:val="("/>
+              <m:endChr m:val=")"/>
+              <m:sepChr m:val=""/>
+              <m:grow/>
+            </m:dPr>
+            <m:e>
+              <m:r>
+                <m:t>x</m:t>
+              </m:r>
+            </m:e>
+          </m:d>
+          <m:r>
+            <m:rPr>
+              <m:sty m:val="p"/>
+            </m:rPr>
+            <m:t>=</m:t>
+          </m:r>
+          <m:r>
+            <m:t>A</m:t>
+          </m:r>
+          <m:sSub>
+            <m:e>
+              <m:r>
+                <m:t>u</m:t>
+              </m:r>
+            </m:e>
+            <m:sub>
+              <m:r>
+                <m:t>L</m:t>
+              </m:r>
+            </m:sub>
+          </m:sSub>
+          <m:r>
+            <m:rPr>
+              <m:sty m:val="p"/>
+            </m:rPr>
+            <m:t>+</m:t>
+          </m:r>
+          <m:sSub>
+            <m:e>
+              <m:r>
+                <m:t>Δ</m:t>
+              </m:r>
+            </m:e>
+            <m:sub>
+              <m:r>
+                <m:t>a</m:t>
+              </m:r>
+            </m:sub>
+          </m:sSub>
+          <m:sSub>
+            <m:e>
+              <m:r>
+                <m:t>Q</m:t>
+              </m:r>
+            </m:e>
+            <m:sub>
+              <m:r>
+                <m:t>0</m:t>
+              </m:r>
+            </m:sub>
+          </m:sSub>
+          <m:d>
+            <m:dPr>
+              <m:begChr m:val="("/>
+              <m:endChr m:val=")"/>
+              <m:sepChr m:val=""/>
+              <m:grow/>
+            </m:dPr>
+            <m:e>
+              <m:sSub>
+                <m:e>
+                  <m:r>
+                    <m:t>u</m:t>
+                  </m:r>
+                </m:e>
+                <m:sub>
+                  <m:r>
+                    <m:t>R</m:t>
+                  </m:r>
+                </m:sub>
+              </m:sSub>
+            </m:e>
+          </m:d>
+          <m:r>
+            <m:rPr>
+              <m:sty m:val="p"/>
+            </m:rPr>
+            <m:t>,</m:t>
+          </m:r>
+          <m:r>
+            <m:t>  </m:t>
+          </m:r>
+          <m:d>
+            <m:dPr>
+              <m:begChr m:val="("/>
+              <m:endChr m:val=")"/>
+              <m:sepChr m:val=""/>
+              <m:grow/>
+            </m:dPr>
+            <m:e>
+              <m:sSub>
+                <m:e>
+                  <m:r>
+                    <m:t>u</m:t>
+                  </m:r>
+                </m:e>
+                <m:sub>
+                  <m:r>
+                    <m:t>L</m:t>
+                  </m:r>
+                </m:sub>
+              </m:sSub>
+              <m:r>
+                <m:rPr>
+                  <m:sty m:val="p"/>
+                </m:rPr>
+                <m:t>,</m:t>
+              </m:r>
+              <m:sSub>
+                <m:e>
+                  <m:r>
+                    <m:t>u</m:t>
+                  </m:r>
+                </m:e>
+                <m:sub>
+                  <m:r>
+                    <m:t>R</m:t>
+                  </m:r>
+                </m:sub>
+              </m:sSub>
+            </m:e>
+          </m:d>
+          <m:r>
+            <m:rPr>
+              <m:sty m:val="p"/>
+            </m:rPr>
+            <m:t>=</m:t>
+          </m:r>
+          <m:r>
+            <m:t>B</m:t>
+          </m:r>
+          <m:r>
+            <m:t>x</m:t>
+          </m:r>
+          <m:r>
+            <m:rPr>
+              <m:sty m:val="p"/>
+            </m:rPr>
+            <m:t>∈</m:t>
+          </m:r>
+          <m:sSubSup>
+            <m:e>
+              <m:r>
+                <m:rPr>
+                  <m:sty m:val="p"/>
+                  <m:scr m:val="double-struck"/>
+                </m:rPr>
+                <m:t>F</m:t>
+              </m:r>
+            </m:e>
+            <m:sub>
+              <m:r>
+                <m:t>3</m:t>
+              </m:r>
+            </m:sub>
+            <m:sup>
+              <m:r>
+                <m:t>r</m:t>
+              </m:r>
+            </m:sup>
+          </m:sSubSup>
+          <m:r>
+            <m:rPr>
+              <m:sty m:val="p"/>
+            </m:rPr>
+            <m:t>×</m:t>
+          </m:r>
+          <m:sSubSup>
+            <m:e>
+              <m:r>
+                <m:rPr>
+                  <m:sty m:val="p"/>
+                  <m:scr m:val="double-struck"/>
+                </m:rPr>
+                <m:t>F</m:t>
+              </m:r>
+            </m:e>
+            <m:sub>
+              <m:r>
+                <m:t>3</m:t>
+              </m:r>
+            </m:sub>
+            <m:sup>
+              <m:r>
+                <m:t>d</m:t>
+              </m:r>
+            </m:sup>
+          </m:sSubSup>
+          <m:r>
+            <m:rPr>
+              <m:sty m:val="p"/>
+            </m:rPr>
+            <m:t>.</m:t>
+          </m:r>
+        </m:oMath>
+      </m:oMathPara>
+    </w:p>
+    <w:p>
+      <w:pPr>
+        <w:pStyle w:val="FirstParagraph"/>
+      </w:pPr>
+      <w:r>
+        <w:t xml:space="preserve">Here</w:t>
+      </w:r>
+      <w:r>
+        <w:t xml:space="preserve"> </w:t>
+      </w:r>
+      <m:oMath>
+        <m:r>
+          <m:t>A</m:t>
+        </m:r>
+        <m:r>
+          <m:rPr>
+            <m:sty m:val="p"/>
+          </m:rPr>
+          <m:t>∈</m:t>
+        </m:r>
+        <m:r>
+          <m:t>G</m:t>
+        </m:r>
+        <m:sSub>
+          <m:e>
+            <m:r>
+              <m:t>L</m:t>
+            </m:r>
+          </m:e>
+          <m:sub>
+            <m:r>
+              <m:t>r</m:t>
+            </m:r>
+          </m:sub>
+        </m:sSub>
+        <m:d>
+          <m:dPr>
+            <m:begChr m:val="("/>
+            <m:endChr m:val=")"/>
+            <m:sepChr m:val=""/>
+            <m:grow/>
+          </m:dPr>
+          <m:e>
+            <m:sSub>
+              <m:e>
+                <m:r>
+                  <m:rPr>
+                    <m:sty m:val="p"/>
+                    <m:scr m:val="double-struck"/>
+                  </m:rPr>
+                  <m:t>F</m:t>
+                </m:r>
+              </m:e>
+              <m:sub>
+                <m:r>
+                  <m:t>3</m:t>
+                </m:r>
+              </m:sub>
+            </m:sSub>
+          </m:e>
+        </m:d>
+      </m:oMath>
+      <w:r>
+        <w:t xml:space="preserve">,</w:t>
+      </w:r>
+      <w:r>
+        <w:t xml:space="preserve"> </w:t>
+      </w:r>
+      <m:oMath>
+        <m:r>
+          <m:t>B</m:t>
+        </m:r>
+        <m:r>
+          <m:rPr>
+            <m:sty m:val="p"/>
+          </m:rPr>
+          <m:t>∈</m:t>
+        </m:r>
+        <m:r>
+          <m:t>G</m:t>
+        </m:r>
+        <m:sSub>
+          <m:e>
+            <m:r>
+              <m:t>L</m:t>
+            </m:r>
+          </m:e>
+          <m:sub>
+            <m:r>
+              <m:t>k</m:t>
+            </m:r>
+          </m:sub>
+        </m:sSub>
+        <m:d>
+          <m:dPr>
+            <m:begChr m:val="("/>
+            <m:endChr m:val=")"/>
+            <m:sepChr m:val=""/>
+            <m:grow/>
+          </m:dPr>
+          <m:e>
+            <m:sSub>
+              <m:e>
+                <m:r>
+                  <m:rPr>
+                    <m:sty m:val="p"/>
+                    <m:scr m:val="double-struck"/>
+                  </m:rPr>
+                  <m:t>F</m:t>
+                </m:r>
+              </m:e>
+              <m:sub>
+                <m:r>
+                  <m:t>3</m:t>
+                </m:r>
+              </m:sub>
+            </m:sSub>
+          </m:e>
+        </m:d>
+      </m:oMath>
+      <w:r>
+        <w:t xml:space="preserve">,</w:t>
+      </w:r>
+      <w:r>
+        <w:t xml:space="preserve"> </w:t>
+      </w:r>
+      <m:oMath>
+        <m:r>
+          <m:t>a</m:t>
+        </m:r>
+        <m:r>
+          <m:rPr>
+            <m:sty m:val="p"/>
+          </m:rPr>
+          <m:t>≠</m:t>
+        </m:r>
+        <m:r>
+          <m:t>0</m:t>
+        </m:r>
+      </m:oMath>
+      <w:r>
+        <w:t xml:space="preserve">, and</w:t>
+      </w:r>
+      <w:r>
+        <w:t xml:space="preserve"> </w:t>
+      </w:r>
+      <m:oMath>
+        <m:sSub>
+          <m:e>
+            <m:r>
+              <m:t>Q</m:t>
+            </m:r>
+          </m:e>
+          <m:sub>
+            <m:r>
+              <m:t>0</m:t>
+            </m:r>
+          </m:sub>
+        </m:sSub>
+      </m:oMath>
+      <w:r>
+        <w:t xml:space="preserve"> </w:t>
+      </w:r>
+      <w:r>
+        <w:t xml:space="preserve">is</w:t>
+      </w:r>
+      <w:r>
+        <w:t xml:space="preserve"> </w:t>
+      </w:r>
+      <w:r>
+        <w:rPr>
+          <w:bCs/>
+          <w:b/>
+        </w:rPr>
+        <w:t xml:space="preserve">arbitrary</w:t>
+      </w:r>
+      <w:r>
+        <w:t xml:space="preserve">, not necessarily uniformly sampled. Define the publicly testable constant-derivative direction set</w:t>
+      </w:r>
+    </w:p>
+    <w:p>
+      <w:pPr>
+        <w:pStyle w:val="BodyText"/>
+      </w:pPr>
+      <m:oMathPara>
+        <m:oMathParaPr>
+          <m:jc m:val="center"/>
+        </m:oMathParaPr>
+        <m:oMath>
+          <m:r>
+            <m:t>C</m:t>
+          </m:r>
+          <m:d>
+            <m:dPr>
+              <m:begChr m:val="("/>
+              <m:endChr m:val=")"/>
+              <m:sepChr m:val=""/>
+              <m:grow/>
+            </m:dPr>
+            <m:e>
+              <m:r>
+                <m:t>f</m:t>
+              </m:r>
+            </m:e>
+          </m:d>
+          <m:r>
+            <m:rPr>
+              <m:sty m:val="p"/>
+            </m:rPr>
+            <m:t>=</m:t>
+          </m:r>
+          <m:r>
+            <m:rPr>
+              <m:sty m:val="p"/>
+            </m:rPr>
+            <m:t>{</m:t>
+          </m:r>
+          <m:r>
+            <m:t>h</m:t>
+          </m:r>
+          <m:r>
+            <m:rPr>
+              <m:sty m:val="p"/>
+            </m:rPr>
+            <m:t>∈</m:t>
+          </m:r>
+          <m:sSubSup>
+            <m:e>
+              <m:r>
+                <m:rPr>
+                  <m:sty m:val="p"/>
+                  <m:scr m:val="double-struck"/>
+                </m:rPr>
+                <m:t>F</m:t>
+              </m:r>
+            </m:e>
+            <m:sub>
+              <m:r>
+                <m:t>3</m:t>
+              </m:r>
+            </m:sub>
+            <m:sup>
+              <m:r>
+                <m:t>k</m:t>
+              </m:r>
+            </m:sup>
+          </m:sSubSup>
+          <m:r>
+            <m:rPr>
+              <m:sty m:val="p"/>
+            </m:rPr>
+            <m:t>:</m:t>
+          </m:r>
+          <m:r>
+            <m:t> </m:t>
+          </m:r>
+          <m:r>
+            <m:t>f</m:t>
+          </m:r>
+          <m:d>
+            <m:dPr>
+              <m:begChr m:val="("/>
+              <m:endChr m:val=")"/>
+              <m:sepChr m:val=""/>
+              <m:grow/>
+            </m:dPr>
+            <m:e>
+              <m:r>
+                <m:t>x</m:t>
+              </m:r>
+              <m:r>
+                <m:rPr>
+                  <m:sty m:val="p"/>
+                </m:rPr>
+                <m:t>+</m:t>
+              </m:r>
+              <m:r>
+                <m:t>h</m:t>
+              </m:r>
+            </m:e>
+          </m:d>
+          <m:r>
+            <m:rPr>
+              <m:sty m:val="p"/>
+            </m:rPr>
+            <m:t>−</m:t>
+          </m:r>
+          <m:r>
+            <m:t>f</m:t>
+          </m:r>
+          <m:d>
+            <m:dPr>
+              <m:begChr m:val="("/>
+              <m:endChr m:val=")"/>
+              <m:sepChr m:val=""/>
+              <m:grow/>
+            </m:dPr>
+            <m:e>
+              <m:r>
+                <m:t>x</m:t>
+              </m:r>
+            </m:e>
+          </m:d>
+          <m:r>
+            <m:rPr>
+              <m:nor/>
+              <m:sty m:val="p"/>
+            </m:rPr>
+            <m:t> is independent of </m:t>
+          </m:r>
+          <m:r>
+            <m:t>x</m:t>
+          </m:r>
+          <m:r>
+            <m:rPr>
+              <m:sty m:val="p"/>
+            </m:rPr>
+            <m:t>}</m:t>
+          </m:r>
+          <m:r>
+            <m:rPr>
+              <m:sty m:val="p"/>
+            </m:rPr>
+            <m:t>.</m:t>
+          </m:r>
+        </m:oMath>
+      </m:oMathPara>
+    </w:p>
+    <w:p>
+      <w:pPr>
+        <w:pStyle w:val="FirstParagraph"/>
+      </w:pPr>
+      <w:r>
+        <w:t xml:space="preserve">For</w:t>
+      </w:r>
+      <w:r>
+        <w:t xml:space="preserve"> </w:t>
+      </w:r>
+      <m:oMath>
+        <m:r>
+          <m:t>h</m:t>
+        </m:r>
+        <m:r>
+          <m:rPr>
+            <m:sty m:val="p"/>
+          </m:rPr>
+          <m:t>∈</m:t>
+        </m:r>
+        <m:r>
+          <m:t>C</m:t>
+        </m:r>
+        <m:d>
+          <m:dPr>
+            <m:begChr m:val="("/>
+            <m:endChr m:val=")"/>
+            <m:sepChr m:val=""/>
+            <m:grow/>
+          </m:dPr>
+          <m:e>
+            <m:r>
+              <m:t>f</m:t>
+            </m:r>
+          </m:e>
+        </m:d>
+      </m:oMath>
+      <w:r>
+        <w:t xml:space="preserve"> </w:t>
+      </w:r>
+      <w:r>
+        <w:t xml:space="preserve">let</w:t>
+      </w:r>
+      <w:r>
+        <w:t xml:space="preserve"> </w:t>
+      </w:r>
+      <m:oMath>
+        <m:sSub>
+          <m:e>
+            <m:r>
+              <m:t>c</m:t>
+            </m:r>
+          </m:e>
+          <m:sub>
+            <m:r>
+              <m:t>f</m:t>
+            </m:r>
+          </m:sub>
+        </m:sSub>
+        <m:d>
+          <m:dPr>
+            <m:begChr m:val="("/>
+            <m:endChr m:val=")"/>
+            <m:sepChr m:val=""/>
+            <m:grow/>
+          </m:dPr>
+          <m:e>
+            <m:r>
+              <m:t>h</m:t>
+            </m:r>
+          </m:e>
+        </m:d>
+        <m:r>
+          <m:rPr>
+            <m:sty m:val="p"/>
+          </m:rPr>
+          <m:t>=</m:t>
+        </m:r>
+        <m:r>
+          <m:t>f</m:t>
+        </m:r>
+        <m:d>
+          <m:dPr>
+            <m:begChr m:val="("/>
+            <m:endChr m:val=")"/>
+            <m:sepChr m:val=""/>
+            <m:grow/>
+          </m:dPr>
+          <m:e>
+            <m:r>
+              <m:t>h</m:t>
+            </m:r>
+          </m:e>
+        </m:d>
+        <m:r>
+          <m:rPr>
+            <m:sty m:val="p"/>
+          </m:rPr>
+          <m:t>−</m:t>
+        </m:r>
+        <m:r>
+          <m:t>f</m:t>
+        </m:r>
+        <m:d>
+          <m:dPr>
+            <m:begChr m:val="("/>
+            <m:endChr m:val=")"/>
+            <m:sepChr m:val=""/>
+            <m:grow/>
+          </m:dPr>
+          <m:e>
+            <m:r>
+              <m:t>0</m:t>
+            </m:r>
+          </m:e>
+        </m:d>
+      </m:oMath>
+      <w:r>
+        <w:t xml:space="preserve">. Unlike Theorem 4.5, this test uses</w:t>
+      </w:r>
+      <w:r>
+        <w:t xml:space="preserve"> </w:t>
+      </w:r>
+      <w:r>
+        <w:rPr>
+          <w:bCs/>
+          <w:b/>
+        </w:rPr>
+        <w:t xml:space="preserve">first differences</w:t>
+      </w:r>
+      <w:r>
+        <w:t xml:space="preserve">, and the result below does not need a distributional probability bound.</w:t>
+      </w:r>
+    </w:p>
+    <w:p>
+      <w:pPr>
+        <w:pStyle w:val="BodyText"/>
+      </w:pPr>
+      <w:r>
+        <w:rPr>
+          <w:bCs/>
+          <w:b/>
+        </w:rPr>
+        <w:t xml:space="preserve">Theorem 4.6 (unconditional public local right inverse).</w:t>
+      </w:r>
+      <w:r>
+        <w:t xml:space="preserve"> </w:t>
+      </w:r>
+      <w:r>
+        <w:t xml:space="preserve">For every legitimate</w:t>
+      </w:r>
+      <w:r>
+        <w:t xml:space="preserve"> </w:t>
+      </w:r>
+      <m:oMath>
+        <m:r>
+          <m:t>A</m:t>
+        </m:r>
+        <m:r>
+          <m:rPr>
+            <m:sty m:val="p"/>
+          </m:rPr>
+          <m:t>,</m:t>
+        </m:r>
+        <m:r>
+          <m:t>B</m:t>
+        </m:r>
+        <m:r>
+          <m:rPr>
+            <m:sty m:val="p"/>
+          </m:rPr>
+          <m:t>,</m:t>
+        </m:r>
+        <m:r>
+          <m:t>a</m:t>
+        </m:r>
+        <m:r>
+          <m:rPr>
+            <m:sty m:val="p"/>
+          </m:rPr>
+          <m:t>,</m:t>
+        </m:r>
+        <m:sSub>
+          <m:e>
+            <m:r>
+              <m:t>Q</m:t>
+            </m:r>
+          </m:e>
+          <m:sub>
+            <m:r>
+              <m:t>0</m:t>
+            </m:r>
+          </m:sub>
+        </m:sSub>
+      </m:oMath>
+      <w:r>
+        <w:t xml:space="preserve">, the set</w:t>
+      </w:r>
+      <w:r>
+        <w:t xml:space="preserve"> </w:t>
+      </w:r>
+      <m:oMath>
+        <m:r>
+          <m:t>C</m:t>
+        </m:r>
+        <m:d>
+          <m:dPr>
+            <m:begChr m:val="("/>
+            <m:endChr m:val=")"/>
+            <m:sepChr m:val=""/>
+            <m:grow/>
+          </m:dPr>
+          <m:e>
+            <m:r>
+              <m:t>f</m:t>
+            </m:r>
+          </m:e>
+        </m:d>
+      </m:oMath>
+      <w:r>
+        <w:t xml:space="preserve"> </w:t>
+      </w:r>
+      <w:r>
+        <w:t xml:space="preserve">is a linear subspace of</w:t>
+      </w:r>
+      <w:r>
+        <w:t xml:space="preserve"> </w:t>
+      </w:r>
+      <m:oMath>
+        <m:sSubSup>
+          <m:e>
+            <m:r>
+              <m:rPr>
+                <m:sty m:val="p"/>
+                <m:scr m:val="double-struck"/>
+              </m:rPr>
+              <m:t>F</m:t>
+            </m:r>
+          </m:e>
+          <m:sub>
+            <m:r>
+              <m:t>3</m:t>
+            </m:r>
+          </m:sub>
+          <m:sup>
+            <m:r>
+              <m:t>k</m:t>
+            </m:r>
+          </m:sup>
+        </m:sSubSup>
+      </m:oMath>
+      <w:r>
+        <w:t xml:space="preserve">, and</w:t>
+      </w:r>
+      <w:r>
+        <w:t xml:space="preserve"> </w:t>
+      </w:r>
+      <m:oMath>
+        <m:sSub>
+          <m:e>
+            <m:r>
+              <m:t>c</m:t>
+            </m:r>
+          </m:e>
+          <m:sub>
+            <m:r>
+              <m:t>f</m:t>
+            </m:r>
+          </m:sub>
+        </m:sSub>
+        <m:r>
+          <m:rPr>
+            <m:sty m:val="p"/>
+          </m:rPr>
+          <m:t>:</m:t>
+        </m:r>
+        <m:r>
+          <m:t>C</m:t>
+        </m:r>
+        <m:d>
+          <m:dPr>
+            <m:begChr m:val="("/>
+            <m:endChr m:val=")"/>
+            <m:sepChr m:val=""/>
+            <m:grow/>
+          </m:dPr>
+          <m:e>
+            <m:r>
+              <m:t>f</m:t>
+            </m:r>
+          </m:e>
+        </m:d>
+        <m:r>
+          <m:rPr>
+            <m:sty m:val="p"/>
+          </m:rPr>
+          <m:t>→</m:t>
+        </m:r>
+        <m:sSubSup>
+          <m:e>
+            <m:r>
+              <m:rPr>
+                <m:sty m:val="p"/>
+                <m:scr m:val="double-struck"/>
+              </m:rPr>
+              <m:t>F</m:t>
+            </m:r>
+          </m:e>
+          <m:sub>
+            <m:r>
+              <m:t>3</m:t>
+            </m:r>
+          </m:sub>
+          <m:sup>
+            <m:r>
+              <m:t>r</m:t>
+            </m:r>
+          </m:sup>
+        </m:sSubSup>
+      </m:oMath>
+      <w:r>
+        <w:t xml:space="preserve"> </w:t>
+      </w:r>
+      <w:r>
+        <w:t xml:space="preserve">is a</w:t>
+      </w:r>
+      <w:r>
+        <w:t xml:space="preserve"> </w:t>
+      </w:r>
+      <w:r>
+        <w:rPr>
+          <w:bCs/>
+          <w:b/>
+        </w:rPr>
+        <w:t xml:space="preserve">surjective linear map</w:t>
+      </w:r>
+      <w:r>
+        <w:t xml:space="preserve">. Consequently a deterministic public-only algorithm, given the complete publicly evaluable truth table of</w:t>
+      </w:r>
+      <w:r>
+        <w:t xml:space="preserve"> </w:t>
+      </w:r>
+      <m:oMath>
+        <m:r>
+          <m:t>f</m:t>
+        </m:r>
+      </m:oMath>
+      <w:r>
+        <w:t xml:space="preserve"> </w:t>
+      </w:r>
+      <w:r>
+        <w:t xml:space="preserve">and any target</w:t>
+      </w:r>
+      <w:r>
+        <w:t xml:space="preserve"> </w:t>
+      </w:r>
+      <m:oMath>
+        <m:r>
+          <m:t>t</m:t>
+        </m:r>
+        <m:r>
+          <m:rPr>
+            <m:sty m:val="p"/>
+          </m:rPr>
+          <m:t>∈</m:t>
+        </m:r>
+        <m:sSubSup>
+          <m:e>
+            <m:r>
+              <m:rPr>
+                <m:sty m:val="p"/>
+                <m:scr m:val="double-struck"/>
+              </m:rPr>
+              <m:t>F</m:t>
+            </m:r>
+          </m:e>
+          <m:sub>
+            <m:r>
+              <m:t>3</m:t>
+            </m:r>
+          </m:sub>
+          <m:sup>
+            <m:r>
+              <m:t>r</m:t>
+            </m:r>
+          </m:sup>
+        </m:sSubSup>
+      </m:oMath>
+      <w:r>
+        <w:t xml:space="preserve">, outputs an assignment</w:t>
+      </w:r>
+      <w:r>
+        <w:t xml:space="preserve"> </w:t>
+      </w:r>
+      <m:oMath>
+        <m:sSub>
+          <m:e>
+            <m:r>
+              <m:t>x</m:t>
+            </m:r>
+          </m:e>
+          <m:sub>
+            <m:r>
+              <m:t>t</m:t>
+            </m:r>
+          </m:sub>
+        </m:sSub>
+      </m:oMath>
+      <w:r>
+        <w:t xml:space="preserve"> </w:t>
+      </w:r>
+      <w:r>
+        <w:t xml:space="preserve">with</w:t>
+      </w:r>
+    </w:p>
+    <w:p>
+      <w:pPr>
+        <w:pStyle w:val="BodyText"/>
+      </w:pPr>
+      <m:oMathPara>
+        <m:oMathParaPr>
+          <m:jc m:val="center"/>
+        </m:oMathParaPr>
+        <m:oMath>
+          <m:r>
+            <m:t>f</m:t>
+          </m:r>
+          <m:d>
+            <m:dPr>
+              <m:begChr m:val="("/>
+              <m:endChr m:val=")"/>
+              <m:sepChr m:val=""/>
+              <m:grow/>
+            </m:dPr>
+            <m:e>
+              <m:sSub>
+                <m:e>
+                  <m:r>
+                    <m:t>x</m:t>
+                  </m:r>
+                </m:e>
+                <m:sub>
+                  <m:r>
+                    <m:t>t</m:t>
+                  </m:r>
+                </m:sub>
+              </m:sSub>
+            </m:e>
+          </m:d>
+          <m:r>
+            <m:rPr>
+              <m:sty m:val="p"/>
+            </m:rPr>
+            <m:t>=</m:t>
+          </m:r>
+          <m:r>
+            <m:t>t</m:t>
+          </m:r>
+        </m:oMath>
+      </m:oMathPara>
+    </w:p>
+    <w:p>
+      <w:pPr>
+        <w:pStyle w:val="FirstParagraph"/>
+      </w:pPr>
+      <w:r>
+        <w:rPr>
+          <w:bCs/>
+          <w:b/>
+        </w:rPr>
+        <w:t xml:space="preserve">with success probability exactly one</w:t>
+      </w:r>
+      <w:r>
+        <w:t xml:space="preserve">. The algorithm uses at most</w:t>
+      </w:r>
+      <w:r>
+        <w:t xml:space="preserve"> </w:t>
+      </w:r>
+      <m:oMath>
+        <m:r>
+          <m:t>O</m:t>
+        </m:r>
+        <m:d>
+          <m:dPr>
+            <m:begChr m:val="("/>
+            <m:endChr m:val=")"/>
+            <m:sepChr m:val=""/>
+            <m:grow/>
+          </m:dPr>
+          <m:e>
+            <m:r>
+              <m:t>k</m:t>
+            </m:r>
+            <m:r>
+              <m:t>r</m:t>
+            </m:r>
+            <m:sSup>
+              <m:e>
+                <m:r>
+                  <m:t>3</m:t>
+                </m:r>
+              </m:e>
+              <m:sup>
+                <m:r>
+                  <m:t>2</m:t>
+                </m:r>
+                <m:r>
+                  <m:t>k</m:t>
+                </m:r>
+              </m:sup>
+            </m:sSup>
+            <m:r>
+              <m:rPr>
+                <m:sty m:val="p"/>
+              </m:rPr>
+              <m:t>+</m:t>
+            </m:r>
+            <m:r>
+              <m:t>k</m:t>
+            </m:r>
+            <m:sSup>
+              <m:e>
+                <m:r>
+                  <m:t>r</m:t>
+                </m:r>
+              </m:e>
+              <m:sup>
+                <m:r>
+                  <m:t>3</m:t>
+                </m:r>
+              </m:sup>
+            </m:sSup>
+          </m:e>
+        </m:d>
+      </m:oMath>
+      <w:r>
+        <w:t xml:space="preserve"> </w:t>
+      </w:r>
+      <w:r>
+        <w:t xml:space="preserve">elementary field operations for preprocessing and</w:t>
+      </w:r>
+      <w:r>
+        <w:t xml:space="preserve"> </w:t>
+      </w:r>
+      <m:oMath>
+        <m:r>
+          <m:t>O</m:t>
+        </m:r>
+        <m:d>
+          <m:dPr>
+            <m:begChr m:val="("/>
+            <m:endChr m:val=")"/>
+            <m:sepChr m:val=""/>
+            <m:grow/>
+          </m:dPr>
+          <m:e>
+            <m:r>
+              <m:t>k</m:t>
+            </m:r>
+            <m:r>
+              <m:t>r</m:t>
+            </m:r>
+            <m:r>
+              <m:rPr>
+                <m:sty m:val="p"/>
+              </m:rPr>
+              <m:t>+</m:t>
+            </m:r>
+            <m:sSup>
+              <m:e>
+                <m:r>
+                  <m:t>r</m:t>
+                </m:r>
+              </m:e>
+              <m:sup>
+                <m:r>
+                  <m:t>3</m:t>
+                </m:r>
+              </m:sup>
+            </m:sSup>
+          </m:e>
+        </m:d>
+      </m:oMath>
+      <w:r>
+        <w:t xml:space="preserve"> </w:t>
+      </w:r>
+      <w:r>
+        <w:t xml:space="preserve">per target with a recovered</w:t>
+      </w:r>
+      <w:r>
+        <w:t xml:space="preserve"> </w:t>
+      </w:r>
+      <m:oMath>
+        <m:r>
+          <m:t>r</m:t>
+        </m:r>
+      </m:oMath>
+      <w:r>
+        <w:t xml:space="preserve">-element independent increment basis. It never knows or recovers the secret sampled coordinate matrices.</w:t>
+      </w:r>
+    </w:p>
+    <w:p>
+      <w:pPr>
+        <w:pStyle w:val="BodyText"/>
+      </w:pPr>
+      <w:r>
+        <w:rPr>
+          <w:bCs/>
+          <w:b/>
+        </w:rPr>
+        <w:t xml:space="preserve">Proof.</w:t>
+      </w:r>
+      <w:r>
+        <w:t xml:space="preserve"> </w:t>
+      </w:r>
+      <w:r>
+        <w:t xml:space="preserve">Translation identities show that any pair</w:t>
+      </w:r>
+      <w:r>
+        <w:t xml:space="preserve"> </w:t>
+      </w:r>
+      <m:oMath>
+        <m:r>
+          <m:t>h</m:t>
+        </m:r>
+        <m:r>
+          <m:rPr>
+            <m:sty m:val="p"/>
+          </m:rPr>
+          <m:t>,</m:t>
+        </m:r>
+        <m:r>
+          <m:t>h</m:t>
+        </m:r>
+        <m:r>
+          <m:rPr>
+            <m:sty m:val="p"/>
+          </m:rPr>
+          <m:t>′</m:t>
+        </m:r>
+        <m:r>
+          <m:rPr>
+            <m:sty m:val="p"/>
+          </m:rPr>
+          <m:t>∈</m:t>
+        </m:r>
+        <m:r>
+          <m:t>C</m:t>
+        </m:r>
+        <m:d>
+          <m:dPr>
+            <m:begChr m:val="("/>
+            <m:endChr m:val=")"/>
+            <m:sepChr m:val=""/>
+            <m:grow/>
+          </m:dPr>
+          <m:e>
+            <m:r>
+              <m:t>f</m:t>
+            </m:r>
+          </m:e>
+        </m:d>
+      </m:oMath>
+      <w:r>
+        <w:t xml:space="preserve"> </w:t>
+      </w:r>
+      <w:r>
+        <w:t xml:space="preserve">satisfies</w:t>
+      </w:r>
+    </w:p>
+    <w:p>
+      <w:pPr>
+        <w:pStyle w:val="BodyText"/>
+      </w:pPr>
+      <m:oMathPara>
+        <m:oMathParaPr>
+          <m:jc m:val="center"/>
+        </m:oMathParaPr>
+        <m:oMath>
+          <m:r>
+            <m:t>f</m:t>
+          </m:r>
+          <m:d>
+            <m:dPr>
+              <m:begChr m:val="("/>
+              <m:endChr m:val=")"/>
+              <m:sepChr m:val=""/>
+              <m:grow/>
+            </m:dPr>
+            <m:e>
+              <m:r>
+                <m:t>x</m:t>
+              </m:r>
+              <m:r>
+                <m:rPr>
+                  <m:sty m:val="p"/>
+                </m:rPr>
+                <m:t>+</m:t>
+              </m:r>
+              <m:r>
+                <m:t>h</m:t>
+              </m:r>
+              <m:r>
+                <m:rPr>
+                  <m:sty m:val="p"/>
+                </m:rPr>
+                <m:t>+</m:t>
+              </m:r>
+              <m:r>
+                <m:t>h</m:t>
+              </m:r>
+              <m:r>
+                <m:rPr>
+                  <m:sty m:val="p"/>
+                </m:rPr>
+                <m:t>′</m:t>
+              </m:r>
+            </m:e>
+          </m:d>
+          <m:r>
+            <m:rPr>
+              <m:sty m:val="p"/>
+            </m:rPr>
+            <m:t>−</m:t>
+          </m:r>
+          <m:r>
+            <m:t>f</m:t>
+          </m:r>
+          <m:d>
+            <m:dPr>
+              <m:begChr m:val="("/>
+              <m:endChr m:val=")"/>
+              <m:sepChr m:val=""/>
+              <m:grow/>
+            </m:dPr>
+            <m:e>
+              <m:r>
+                <m:t>x</m:t>
+              </m:r>
+            </m:e>
+          </m:d>
+          <m:r>
+            <m:rPr>
+              <m:sty m:val="p"/>
+            </m:rPr>
+            <m:t>=</m:t>
+          </m:r>
+          <m:sSub>
+            <m:e>
+              <m:r>
+                <m:t>c</m:t>
+              </m:r>
+            </m:e>
+            <m:sub>
+              <m:r>
+                <m:t>f</m:t>
+              </m:r>
+            </m:sub>
+          </m:sSub>
+          <m:d>
+            <m:dPr>
+              <m:begChr m:val="("/>
+              <m:endChr m:val=")"/>
+              <m:sepChr m:val=""/>
+              <m:grow/>
+            </m:dPr>
+            <m:e>
+              <m:r>
+                <m:t>h</m:t>
+              </m:r>
+            </m:e>
+          </m:d>
+          <m:r>
+            <m:rPr>
+              <m:sty m:val="p"/>
+            </m:rPr>
+            <m:t>+</m:t>
+          </m:r>
+          <m:sSub>
+            <m:e>
+              <m:r>
+                <m:t>c</m:t>
+              </m:r>
+            </m:e>
+            <m:sub>
+              <m:r>
+                <m:t>f</m:t>
+              </m:r>
+            </m:sub>
+          </m:sSub>
+          <m:d>
+            <m:dPr>
+              <m:begChr m:val="("/>
+              <m:endChr m:val=")"/>
+              <m:sepChr m:val=""/>
+              <m:grow/>
+            </m:dPr>
+            <m:e>
+              <m:r>
+                <m:t>h</m:t>
+              </m:r>
+              <m:r>
+                <m:rPr>
+                  <m:sty m:val="p"/>
+                </m:rPr>
+                <m:t>′</m:t>
+              </m:r>
+            </m:e>
+          </m:d>
+          <m:r>
+            <m:rPr>
+              <m:sty m:val="p"/>
+            </m:rPr>
+            <m:t>,</m:t>
+          </m:r>
+        </m:oMath>
+      </m:oMathPara>
+    </w:p>
+    <w:p>
+      <w:pPr>
+        <w:pStyle w:val="FirstParagraph"/>
+      </w:pPr>
+      <w:r>
+        <w:t xml:space="preserve">and hence</w:t>
+      </w:r>
+      <w:r>
+        <w:t xml:space="preserve"> </w:t>
+      </w:r>
+      <m:oMath>
+        <m:r>
+          <m:t>h</m:t>
+        </m:r>
+        <m:r>
+          <m:rPr>
+            <m:sty m:val="p"/>
+          </m:rPr>
+          <m:t>+</m:t>
+        </m:r>
+        <m:r>
+          <m:t>h</m:t>
+        </m:r>
+        <m:r>
+          <m:rPr>
+            <m:sty m:val="p"/>
+          </m:rPr>
+          <m:t>′</m:t>
+        </m:r>
+        <m:r>
+          <m:rPr>
+            <m:sty m:val="p"/>
+          </m:rPr>
+          <m:t>∈</m:t>
+        </m:r>
+        <m:r>
+          <m:t>C</m:t>
+        </m:r>
+        <m:d>
+          <m:dPr>
+            <m:begChr m:val="("/>
+            <m:endChr m:val=")"/>
+            <m:sepChr m:val=""/>
+            <m:grow/>
+          </m:dPr>
+          <m:e>
+            <m:r>
+              <m:t>f</m:t>
+            </m:r>
+          </m:e>
+        </m:d>
+      </m:oMath>
+      <w:r>
+        <w:t xml:space="preserve"> </w:t>
+      </w:r>
+      <w:r>
+        <w:t xml:space="preserve">and</w:t>
+      </w:r>
+      <w:r>
+        <w:t xml:space="preserve"> </w:t>
+      </w:r>
+      <m:oMath>
+        <m:sSub>
+          <m:e>
+            <m:r>
+              <m:t>c</m:t>
+            </m:r>
+          </m:e>
+          <m:sub>
+            <m:r>
+              <m:t>f</m:t>
+            </m:r>
+          </m:sub>
+        </m:sSub>
+        <m:d>
+          <m:dPr>
+            <m:begChr m:val="("/>
+            <m:endChr m:val=")"/>
+            <m:sepChr m:val=""/>
+            <m:grow/>
+          </m:dPr>
+          <m:e>
+            <m:r>
+              <m:t>h</m:t>
+            </m:r>
+            <m:r>
+              <m:rPr>
+                <m:sty m:val="p"/>
+              </m:rPr>
+              <m:t>+</m:t>
+            </m:r>
+            <m:r>
+              <m:t>h</m:t>
+            </m:r>
+            <m:r>
+              <m:rPr>
+                <m:sty m:val="p"/>
+              </m:rPr>
+              <m:t>′</m:t>
+            </m:r>
+          </m:e>
+        </m:d>
+        <m:r>
+          <m:rPr>
+            <m:sty m:val="p"/>
+          </m:rPr>
+          <m:t>=</m:t>
+        </m:r>
+        <m:sSub>
+          <m:e>
+            <m:r>
+              <m:t>c</m:t>
+            </m:r>
+          </m:e>
+          <m:sub>
+            <m:r>
+              <m:t>f</m:t>
+            </m:r>
+          </m:sub>
+        </m:sSub>
+        <m:d>
+          <m:dPr>
+            <m:begChr m:val="("/>
+            <m:endChr m:val=")"/>
+            <m:sepChr m:val=""/>
+            <m:grow/>
+          </m:dPr>
+          <m:e>
+            <m:r>
+              <m:t>h</m:t>
+            </m:r>
+          </m:e>
+        </m:d>
+        <m:r>
+          <m:rPr>
+            <m:sty m:val="p"/>
+          </m:rPr>
+          <m:t>+</m:t>
+        </m:r>
+        <m:sSub>
+          <m:e>
+            <m:r>
+              <m:t>c</m:t>
+            </m:r>
+          </m:e>
+          <m:sub>
+            <m:r>
+              <m:t>f</m:t>
+            </m:r>
+          </m:sub>
+        </m:sSub>
+        <m:d>
+          <m:dPr>
+            <m:begChr m:val="("/>
+            <m:endChr m:val=")"/>
+            <m:sepChr m:val=""/>
+            <m:grow/>
+          </m:dPr>
+          <m:e>
+            <m:r>
+              <m:t>h</m:t>
+            </m:r>
+            <m:r>
+              <m:rPr>
+                <m:sty m:val="p"/>
+              </m:rPr>
+              <m:t>′</m:t>
+            </m:r>
+          </m:e>
+        </m:d>
+      </m:oMath>
+      <w:r>
+        <w:t xml:space="preserve">. Negatives and zero are also in</w:t>
+      </w:r>
+      <w:r>
+        <w:t xml:space="preserve"> </w:t>
+      </w:r>
+      <m:oMath>
+        <m:r>
+          <m:t>C</m:t>
+        </m:r>
+        <m:d>
+          <m:dPr>
+            <m:begChr m:val="("/>
+            <m:endChr m:val=")"/>
+            <m:sepChr m:val=""/>
+            <m:grow/>
+          </m:dPr>
+          <m:e>
+            <m:r>
+              <m:t>f</m:t>
+            </m:r>
+          </m:e>
+        </m:d>
+      </m:oMath>
+      <w:r>
+        <w:t xml:space="preserve">, so</w:t>
+      </w:r>
+      <w:r>
+        <w:t xml:space="preserve"> </w:t>
+      </w:r>
+      <m:oMath>
+        <m:r>
+          <m:t>C</m:t>
+        </m:r>
+        <m:d>
+          <m:dPr>
+            <m:begChr m:val="("/>
+            <m:endChr m:val=")"/>
+            <m:sepChr m:val=""/>
+            <m:grow/>
+          </m:dPr>
+          <m:e>
+            <m:r>
+              <m:t>f</m:t>
+            </m:r>
+          </m:e>
+        </m:d>
+      </m:oMath>
+      <w:r>
+        <w:t xml:space="preserve"> </w:t>
+      </w:r>
+      <w:r>
+        <w:t xml:space="preserve">is a subspace and</w:t>
+      </w:r>
+      <w:r>
+        <w:t xml:space="preserve"> </w:t>
+      </w:r>
+      <m:oMath>
+        <m:sSub>
+          <m:e>
+            <m:r>
+              <m:t>c</m:t>
+            </m:r>
+          </m:e>
+          <m:sub>
+            <m:r>
+              <m:t>f</m:t>
+            </m:r>
+          </m:sub>
+        </m:sSub>
+      </m:oMath>
+      <w:r>
+        <w:t xml:space="preserve"> </w:t>
+      </w:r>
+      <w:r>
+        <w:t xml:space="preserve">is linear. Now consider the private-but-mathematically well-defined left shift space</w:t>
+      </w:r>
+    </w:p>
+    <w:p>
+      <w:pPr>
+        <w:pStyle w:val="BodyText"/>
+      </w:pPr>
+      <m:oMathPara>
+        <m:oMathParaPr>
+          <m:jc m:val="center"/>
+        </m:oMathParaPr>
+        <m:oMath>
+          <m:sSub>
+            <m:e>
+              <m:r>
+                <m:t>W</m:t>
+              </m:r>
+            </m:e>
+            <m:sub>
+              <m:r>
+                <m:t>0</m:t>
+              </m:r>
+            </m:sub>
+          </m:sSub>
+          <m:r>
+            <m:rPr>
+              <m:sty m:val="p"/>
+            </m:rPr>
+            <m:t>=</m:t>
+          </m:r>
+          <m:sSup>
+            <m:e>
+              <m:r>
+                <m:t>B</m:t>
+              </m:r>
+            </m:e>
+            <m:sup>
+              <m:r>
+                <m:rPr>
+                  <m:sty m:val="p"/>
+                </m:rPr>
+                <m:t>−</m:t>
+              </m:r>
+              <m:r>
+                <m:t>1</m:t>
+              </m:r>
+            </m:sup>
+          </m:sSup>
+          <m:d>
+            <m:dPr>
+              <m:begChr m:val="("/>
+              <m:endChr m:val=")"/>
+              <m:sepChr m:val=""/>
+              <m:grow/>
+            </m:dPr>
+            <m:e>
+              <m:sSubSup>
+                <m:e>
+                  <m:r>
+                    <m:rPr>
+                      <m:sty m:val="p"/>
+                      <m:scr m:val="double-struck"/>
+                    </m:rPr>
+                    <m:t>F</m:t>
+                  </m:r>
+                </m:e>
+                <m:sub>
+                  <m:r>
+                    <m:t>3</m:t>
+                  </m:r>
+                </m:sub>
+                <m:sup>
+                  <m:r>
+                    <m:t>r</m:t>
+                  </m:r>
+                </m:sup>
+              </m:sSubSup>
+              <m:r>
+                <m:rPr>
+                  <m:sty m:val="p"/>
+                </m:rPr>
+                <m:t>×</m:t>
+              </m:r>
+              <m:r>
+                <m:rPr>
+                  <m:sty m:val="p"/>
+                </m:rPr>
+                <m:t>{</m:t>
+              </m:r>
+              <m:r>
+                <m:t>0</m:t>
+              </m:r>
+              <m:r>
+                <m:rPr>
+                  <m:sty m:val="p"/>
+                </m:rPr>
+                <m:t>}</m:t>
+              </m:r>
+            </m:e>
+          </m:d>
+          <m:r>
+            <m:rPr>
+              <m:sty m:val="p"/>
+            </m:rPr>
+            <m:t>.</m:t>
+          </m:r>
+        </m:oMath>
+      </m:oMathPara>
+    </w:p>
+    <w:p>
+      <w:pPr>
+        <w:pStyle w:val="FirstParagraph"/>
+      </w:pPr>
+      <w:r>
+        <w:t xml:space="preserve">For every</w:t>
+      </w:r>
+      <w:r>
+        <w:t xml:space="preserve"> </w:t>
+      </w:r>
+      <m:oMath>
+        <m:r>
+          <m:t>h</m:t>
+        </m:r>
+        <m:r>
+          <m:rPr>
+            <m:sty m:val="p"/>
+          </m:rPr>
+          <m:t>∈</m:t>
+        </m:r>
+        <m:sSub>
+          <m:e>
+            <m:r>
+              <m:t>W</m:t>
+            </m:r>
+          </m:e>
+          <m:sub>
+            <m:r>
+              <m:t>0</m:t>
+            </m:r>
+          </m:sub>
+        </m:sSub>
+      </m:oMath>
+      <w:r>
+        <w:t xml:space="preserve">, writing</w:t>
+      </w:r>
+      <w:r>
+        <w:t xml:space="preserve"> </w:t>
+      </w:r>
+      <m:oMath>
+        <m:r>
+          <m:t>B</m:t>
+        </m:r>
+        <m:r>
+          <m:t>h</m:t>
+        </m:r>
+        <m:r>
+          <m:rPr>
+            <m:sty m:val="p"/>
+          </m:rPr>
+          <m:t>=</m:t>
+        </m:r>
+        <m:d>
+          <m:dPr>
+            <m:begChr m:val="("/>
+            <m:endChr m:val=")"/>
+            <m:sepChr m:val=""/>
+            <m:grow/>
+          </m:dPr>
+          <m:e>
+            <m:r>
+              <m:t>v</m:t>
+            </m:r>
+            <m:r>
+              <m:rPr>
+                <m:sty m:val="p"/>
+              </m:rPr>
+              <m:t>,</m:t>
+            </m:r>
+            <m:r>
+              <m:t>0</m:t>
+            </m:r>
+          </m:e>
+        </m:d>
+      </m:oMath>
+      <w:r>
+        <w:t xml:space="preserve">, one has</w:t>
+      </w:r>
+    </w:p>
+    <w:p>
+      <w:pPr>
+        <w:pStyle w:val="BodyText"/>
+      </w:pPr>
+      <m:oMathPara>
+        <m:oMathParaPr>
+          <m:jc m:val="center"/>
+        </m:oMathParaPr>
+        <m:oMath>
+          <m:r>
+            <m:t>f</m:t>
+          </m:r>
+          <m:d>
+            <m:dPr>
+              <m:begChr m:val="("/>
+              <m:endChr m:val=")"/>
+              <m:sepChr m:val=""/>
+              <m:grow/>
+            </m:dPr>
+            <m:e>
+              <m:r>
+                <m:t>x</m:t>
+              </m:r>
+              <m:r>
+                <m:rPr>
+                  <m:sty m:val="p"/>
+                </m:rPr>
+                <m:t>+</m:t>
+              </m:r>
+              <m:r>
+                <m:t>h</m:t>
+              </m:r>
+            </m:e>
+          </m:d>
+          <m:r>
+            <m:rPr>
+              <m:sty m:val="p"/>
+            </m:rPr>
+            <m:t>−</m:t>
+          </m:r>
+          <m:r>
+            <m:t>f</m:t>
+          </m:r>
+          <m:d>
+            <m:dPr>
+              <m:begChr m:val="("/>
+              <m:endChr m:val=")"/>
+              <m:sepChr m:val=""/>
+              <m:grow/>
+            </m:dPr>
+            <m:e>
+              <m:r>
+                <m:t>x</m:t>
+              </m:r>
+            </m:e>
+          </m:d>
+          <m:r>
+            <m:rPr>
+              <m:sty m:val="p"/>
+            </m:rPr>
+            <m:t>=</m:t>
+          </m:r>
+          <m:r>
+            <m:t>A</m:t>
+          </m:r>
+          <m:r>
+            <m:t>v</m:t>
+          </m:r>
+        </m:oMath>
+      </m:oMathPara>
+    </w:p>
+    <w:p>
+      <w:pPr>
+        <w:pStyle w:val="FirstParagraph"/>
+      </w:pPr>
+      <w:r>
+        <w:rPr>
+          <w:bCs/>
+          <w:b/>
+        </w:rPr>
+        <w:t xml:space="preserve">for every</w:t>
+      </w:r>
+      <w:r>
+        <w:t xml:space="preserve"> </w:t>
+      </w:r>
+      <m:oMath>
+        <m:r>
+          <m:t>x</m:t>
+        </m:r>
+      </m:oMath>
+      <w:r>
+        <w:t xml:space="preserve">, regardless of</w:t>
+      </w:r>
+      <w:r>
+        <w:t xml:space="preserve"> </w:t>
+      </w:r>
+      <m:oMath>
+        <m:sSub>
+          <m:e>
+            <m:r>
+              <m:t>Q</m:t>
+            </m:r>
+          </m:e>
+          <m:sub>
+            <m:r>
+              <m:t>0</m:t>
+            </m:r>
+          </m:sub>
+        </m:sSub>
+      </m:oMath>
+      <w:r>
+        <w:t xml:space="preserve"> </w:t>
+      </w:r>
+      <w:r>
+        <w:t xml:space="preserve">or</w:t>
+      </w:r>
+      <w:r>
+        <w:t xml:space="preserve"> </w:t>
+      </w:r>
+      <m:oMath>
+        <m:r>
+          <m:t>a</m:t>
+        </m:r>
+      </m:oMath>
+      <w:r>
+        <w:t xml:space="preserve">. Thus</w:t>
+      </w:r>
+      <w:r>
+        <w:t xml:space="preserve"> </w:t>
+      </w:r>
+      <m:oMath>
+        <m:sSub>
+          <m:e>
+            <m:r>
+              <m:t>W</m:t>
+            </m:r>
+          </m:e>
+          <m:sub>
+            <m:r>
+              <m:t>0</m:t>
+            </m:r>
+          </m:sub>
+        </m:sSub>
+        <m:r>
+          <m:rPr>
+            <m:sty m:val="p"/>
+          </m:rPr>
+          <m:t>⊆</m:t>
+        </m:r>
+        <m:r>
+          <m:t>C</m:t>
+        </m:r>
+        <m:d>
+          <m:dPr>
+            <m:begChr m:val="("/>
+            <m:endChr m:val=")"/>
+            <m:sepChr m:val=""/>
+            <m:grow/>
+          </m:dPr>
+          <m:e>
+            <m:r>
+              <m:t>f</m:t>
+            </m:r>
+          </m:e>
+        </m:d>
+      </m:oMath>
+      <w:r>
+        <w:t xml:space="preserve">. On the subspace</w:t>
+      </w:r>
+      <w:r>
+        <w:t xml:space="preserve"> </w:t>
+      </w:r>
+      <m:oMath>
+        <m:sSub>
+          <m:e>
+            <m:r>
+              <m:t>W</m:t>
+            </m:r>
+          </m:e>
+          <m:sub>
+            <m:r>
+              <m:t>0</m:t>
+            </m:r>
+          </m:sub>
+        </m:sSub>
+      </m:oMath>
+      <w:r>
+        <w:t xml:space="preserve">, the map</w:t>
+      </w:r>
+      <w:r>
+        <w:t xml:space="preserve"> </w:t>
+      </w:r>
+      <m:oMath>
+        <m:r>
+          <m:t>h</m:t>
+        </m:r>
+        <m:r>
+          <m:rPr>
+            <m:sty m:val="p"/>
+          </m:rPr>
+          <m:t>↦</m:t>
+        </m:r>
+        <m:sSub>
+          <m:e>
+            <m:r>
+              <m:t>c</m:t>
+            </m:r>
+          </m:e>
+          <m:sub>
+            <m:r>
+              <m:t>f</m:t>
+            </m:r>
+          </m:sub>
+        </m:sSub>
+        <m:d>
+          <m:dPr>
+            <m:begChr m:val="("/>
+            <m:endChr m:val=")"/>
+            <m:sepChr m:val=""/>
+            <m:grow/>
+          </m:dPr>
+          <m:e>
+            <m:r>
+              <m:t>h</m:t>
+            </m:r>
+          </m:e>
+        </m:d>
+      </m:oMath>
+      <w:r>
+        <w:t xml:space="preserve"> </w:t>
+      </w:r>
+      <w:r>
+        <w:t xml:space="preserve">is a linear isomorphism onto</w:t>
+      </w:r>
+      <w:r>
+        <w:t xml:space="preserve"> </w:t>
+      </w:r>
+      <m:oMath>
+        <m:sSubSup>
+          <m:e>
+            <m:r>
+              <m:rPr>
+                <m:sty m:val="p"/>
+                <m:scr m:val="double-struck"/>
+              </m:rPr>
+              <m:t>F</m:t>
+            </m:r>
+          </m:e>
+          <m:sub>
+            <m:r>
+              <m:t>3</m:t>
+            </m:r>
+          </m:sub>
+          <m:sup>
+            <m:r>
+              <m:t>r</m:t>
+            </m:r>
+          </m:sup>
+        </m:sSubSup>
+      </m:oMath>
+      <w:r>
+        <w:t xml:space="preserve"> </w:t>
+      </w:r>
+      <w:r>
+        <w:t xml:space="preserve">because</w:t>
+      </w:r>
+      <w:r>
+        <w:t xml:space="preserve"> </w:t>
+      </w:r>
+      <m:oMath>
+        <m:r>
+          <m:t>A</m:t>
+        </m:r>
+      </m:oMath>
+      <w:r>
+        <w:t xml:space="preserve"> </w:t>
+      </w:r>
+      <w:r>
+        <w:t xml:space="preserve">and</w:t>
+      </w:r>
+      <w:r>
+        <w:t xml:space="preserve"> </w:t>
+      </w:r>
+      <m:oMath>
+        <m:r>
+          <m:t>B</m:t>
+        </m:r>
+      </m:oMath>
+      <w:r>
+        <w:t xml:space="preserve"> </w:t>
+      </w:r>
+      <w:r>
+        <w:t xml:space="preserve">are invertible. Therefore the</w:t>
+      </w:r>
+      <w:r>
+        <w:t xml:space="preserve"> </w:t>
+      </w:r>
+      <w:r>
+        <w:rPr>
+          <w:iCs/>
+          <w:i/>
+        </w:rPr>
+        <w:t xml:space="preserve">publicly defined</w:t>
+      </w:r>
+      <w:r>
+        <w:t xml:space="preserve"> </w:t>
+      </w:r>
+      <w:r>
+        <w:t xml:space="preserve">map</w:t>
+      </w:r>
+      <w:r>
+        <w:t xml:space="preserve"> </w:t>
+      </w:r>
+      <m:oMath>
+        <m:sSub>
+          <m:e>
+            <m:r>
+              <m:t>c</m:t>
+            </m:r>
+          </m:e>
+          <m:sub>
+            <m:r>
+              <m:t>f</m:t>
+            </m:r>
+          </m:sub>
+        </m:sSub>
+        <m:r>
+          <m:rPr>
+            <m:sty m:val="p"/>
+          </m:rPr>
+          <m:t>:</m:t>
+        </m:r>
+        <m:r>
+          <m:t>C</m:t>
+        </m:r>
+        <m:d>
+          <m:dPr>
+            <m:begChr m:val="("/>
+            <m:endChr m:val=")"/>
+            <m:sepChr m:val=""/>
+            <m:grow/>
+          </m:dPr>
+          <m:e>
+            <m:r>
+              <m:t>f</m:t>
+            </m:r>
+          </m:e>
+        </m:d>
+        <m:r>
+          <m:rPr>
+            <m:sty m:val="p"/>
+          </m:rPr>
+          <m:t>→</m:t>
+        </m:r>
+        <m:sSubSup>
+          <m:e>
+            <m:r>
+              <m:rPr>
+                <m:sty m:val="p"/>
+                <m:scr m:val="double-struck"/>
+              </m:rPr>
+              <m:t>F</m:t>
+            </m:r>
+          </m:e>
+          <m:sub>
+            <m:r>
+              <m:t>3</m:t>
+            </m:r>
+          </m:sub>
+          <m:sup>
+            <m:r>
+              <m:t>r</m:t>
+            </m:r>
+          </m:sup>
+        </m:sSubSup>
+      </m:oMath>
+      <w:r>
+        <w:t xml:space="preserve"> </w:t>
+      </w:r>
+      <w:r>
+        <w:t xml:space="preserve">is necessarily surjective.</w:t>
+      </w:r>
+    </w:p>
+    <w:p>
+      <w:pPr>
+        <w:pStyle w:val="BodyText"/>
+      </w:pPr>
+      <w:r>
+        <w:t xml:space="preserve">The public algorithm enumerates candidate</w:t>
+      </w:r>
+      <w:r>
+        <w:t xml:space="preserve"> </w:t>
+      </w:r>
+      <m:oMath>
+        <m:r>
+          <m:t>h</m:t>
+        </m:r>
+      </m:oMath>
+      <w:r>
+        <w:t xml:space="preserve">, checks</w:t>
+      </w:r>
+      <w:r>
+        <w:t xml:space="preserve"> </w:t>
+      </w:r>
+      <m:oMath>
+        <m:r>
+          <m:t>f</m:t>
+        </m:r>
+        <m:d>
+          <m:dPr>
+            <m:begChr m:val="("/>
+            <m:endChr m:val=")"/>
+            <m:sepChr m:val=""/>
+            <m:grow/>
+          </m:dPr>
+          <m:e>
+            <m:r>
+              <m:t>x</m:t>
+            </m:r>
+            <m:r>
+              <m:rPr>
+                <m:sty m:val="p"/>
+              </m:rPr>
+              <m:t>+</m:t>
+            </m:r>
+            <m:r>
+              <m:t>h</m:t>
+            </m:r>
+          </m:e>
+        </m:d>
+        <m:r>
+          <m:rPr>
+            <m:sty m:val="p"/>
+          </m:rPr>
+          <m:t>−</m:t>
+        </m:r>
+        <m:r>
+          <m:t>f</m:t>
+        </m:r>
+        <m:d>
+          <m:dPr>
+            <m:begChr m:val="("/>
+            <m:endChr m:val=")"/>
+            <m:sepChr m:val=""/>
+            <m:grow/>
+          </m:dPr>
+          <m:e>
+            <m:r>
+              <m:t>x</m:t>
+            </m:r>
+          </m:e>
+        </m:d>
+      </m:oMath>
+      <w:r>
+        <w:t xml:space="preserve"> </w:t>
+      </w:r>
+      <w:r>
+        <w:t xml:space="preserve">over all public inputs</w:t>
+      </w:r>
+      <w:r>
+        <w:t xml:space="preserve"> </w:t>
+      </w:r>
+      <m:oMath>
+        <m:r>
+          <m:t>x</m:t>
+        </m:r>
+      </m:oMath>
+      <w:r>
+        <w:t xml:space="preserve">, retains only genuinely constant derivatives, and selects</w:t>
+      </w:r>
+      <w:r>
+        <w:t xml:space="preserve"> </w:t>
+      </w:r>
+      <m:oMath>
+        <m:r>
+          <m:t>r</m:t>
+        </m:r>
+      </m:oMath>
+      <w:r>
+        <w:t xml:space="preserve"> </w:t>
+      </w:r>
+      <w:r>
+        <w:t xml:space="preserve">directions</w:t>
+      </w:r>
+      <w:r>
+        <w:t xml:space="preserve"> </w:t>
+      </w:r>
+      <m:oMath>
+        <m:sSub>
+          <m:e>
+            <m:r>
+              <m:t>h</m:t>
+            </m:r>
+          </m:e>
+          <m:sub>
+            <m:r>
+              <m:t>1</m:t>
+            </m:r>
+          </m:sub>
+        </m:sSub>
+        <m:r>
+          <m:rPr>
+            <m:sty m:val="p"/>
+          </m:rPr>
+          <m:t>,</m:t>
+        </m:r>
+        <m:r>
+          <m:rPr>
+            <m:sty m:val="p"/>
+          </m:rPr>
+          <m:t>…</m:t>
+        </m:r>
+        <m:r>
+          <m:rPr>
+            <m:sty m:val="p"/>
+          </m:rPr>
+          <m:t>,</m:t>
+        </m:r>
+        <m:sSub>
+          <m:e>
+            <m:r>
+              <m:t>h</m:t>
+            </m:r>
+          </m:e>
+          <m:sub>
+            <m:r>
+              <m:t>r</m:t>
+            </m:r>
+          </m:sub>
+        </m:sSub>
+      </m:oMath>
+      <w:r>
+        <w:t xml:space="preserve"> </w:t>
+      </w:r>
+      <w:r>
+        <w:t xml:space="preserve">whose</w:t>
+      </w:r>
+      <w:r>
+        <w:t xml:space="preserve"> </w:t>
+      </w:r>
+      <w:r>
+        <w:rPr>
+          <w:bCs/>
+          <w:b/>
+        </w:rPr>
+        <w:t xml:space="preserve">public output increments</w:t>
+      </w:r>
+      <w:r>
+        <w:t xml:space="preserve"> </w:t>
+      </w:r>
+      <m:oMath>
+        <m:sSub>
+          <m:e>
+            <m:r>
+              <m:t>c</m:t>
+            </m:r>
+          </m:e>
+          <m:sub>
+            <m:r>
+              <m:t>f</m:t>
+            </m:r>
+          </m:sub>
+        </m:sSub>
+        <m:d>
+          <m:dPr>
+            <m:begChr m:val="("/>
+            <m:endChr m:val=")"/>
+            <m:sepChr m:val=""/>
+            <m:grow/>
+          </m:dPr>
+          <m:e>
+            <m:sSub>
+              <m:e>
+                <m:r>
+                  <m:t>h</m:t>
+                </m:r>
+              </m:e>
+              <m:sub>
+                <m:r>
+                  <m:t>j</m:t>
+                </m:r>
+              </m:sub>
+            </m:sSub>
+          </m:e>
+        </m:d>
+      </m:oMath>
+      <w:r>
+        <w:t xml:space="preserve"> </w:t>
+      </w:r>
+      <w:r>
+        <w:t xml:space="preserve">are linearly independent. Such directions exist because the image of</w:t>
+      </w:r>
+      <w:r>
+        <w:t xml:space="preserve"> </w:t>
+      </w:r>
+      <m:oMath>
+        <m:sSub>
+          <m:e>
+            <m:r>
+              <m:t>c</m:t>
+            </m:r>
+          </m:e>
+          <m:sub>
+            <m:r>
+              <m:t>f</m:t>
+            </m:r>
+          </m:sub>
+        </m:sSub>
+      </m:oMath>
+      <w:r>
+        <w:t xml:space="preserve"> </w:t>
+      </w:r>
+      <w:r>
+        <w:t xml:space="preserve">is the entire output space. Solve the public linear system</w:t>
+      </w:r>
+    </w:p>
+    <w:p>
+      <w:pPr>
+        <w:pStyle w:val="BodyText"/>
+      </w:pPr>
+      <m:oMathPara>
+        <m:oMathParaPr>
+          <m:jc m:val="center"/>
+        </m:oMathParaPr>
+        <m:oMath>
+          <m:nary>
+            <m:naryPr>
+              <m:chr m:val="∑"/>
+              <m:limLoc m:val="undOvr"/>
+              <m:subHide m:val="off"/>
+              <m:supHide m:val="off"/>
+            </m:naryPr>
+            <m:sub>
+              <m:r>
+                <m:t>j</m:t>
+              </m:r>
+              <m:r>
+                <m:rPr>
+                  <m:sty m:val="p"/>
+                </m:rPr>
+                <m:t>=</m:t>
+              </m:r>
+              <m:r>
+                <m:t>1</m:t>
+              </m:r>
+            </m:sub>
+            <m:sup>
+              <m:r>
+                <m:t>r</m:t>
+              </m:r>
+            </m:sup>
+            <m:e>
+              <m:sSub>
+                <m:e>
+                  <m:r>
+                    <m:t>γ</m:t>
+                  </m:r>
+                </m:e>
+                <m:sub>
+                  <m:r>
+                    <m:t>j</m:t>
+                  </m:r>
+                </m:sub>
+              </m:sSub>
+            </m:e>
+          </m:nary>
+          <m:sSub>
+            <m:e>
+              <m:r>
+                <m:t>c</m:t>
+              </m:r>
+            </m:e>
+            <m:sub>
+              <m:r>
+                <m:t>f</m:t>
+              </m:r>
+            </m:sub>
+          </m:sSub>
+          <m:d>
+            <m:dPr>
+              <m:begChr m:val="("/>
+              <m:endChr m:val=")"/>
+              <m:sepChr m:val=""/>
+              <m:grow/>
+            </m:dPr>
+            <m:e>
+              <m:sSub>
+                <m:e>
+                  <m:r>
+                    <m:t>h</m:t>
+                  </m:r>
+                </m:e>
+                <m:sub>
+                  <m:r>
+                    <m:t>j</m:t>
+                  </m:r>
+                </m:sub>
+              </m:sSub>
+            </m:e>
+          </m:d>
+          <m:r>
+            <m:rPr>
+              <m:sty m:val="p"/>
+            </m:rPr>
+            <m:t>=</m:t>
+          </m:r>
+          <m:r>
+            <m:t>t</m:t>
+          </m:r>
+          <m:r>
+            <m:rPr>
+              <m:sty m:val="p"/>
+            </m:rPr>
+            <m:t>−</m:t>
+          </m:r>
+          <m:r>
+            <m:t>f</m:t>
+          </m:r>
+          <m:d>
+            <m:dPr>
+              <m:begChr m:val="("/>
+              <m:endChr m:val=")"/>
+              <m:sepChr m:val=""/>
+              <m:grow/>
+            </m:dPr>
+            <m:e>
+              <m:r>
+                <m:t>0</m:t>
+              </m:r>
+            </m:e>
+          </m:d>
+        </m:oMath>
+      </m:oMathPara>
+    </w:p>
+    <w:p>
+      <w:pPr>
+        <w:pStyle w:val="FirstParagraph"/>
+      </w:pPr>
+      <w:r>
+        <w:t xml:space="preserve">and return</w:t>
+      </w:r>
+    </w:p>
+    <w:p>
+      <w:pPr>
+        <w:pStyle w:val="BodyText"/>
+      </w:pPr>
+      <m:oMathPara>
+        <m:oMathParaPr>
+          <m:jc m:val="center"/>
+        </m:oMathParaPr>
+        <m:oMath>
+          <m:sSub>
+            <m:e>
+              <m:r>
+                <m:t>x</m:t>
+              </m:r>
+            </m:e>
+            <m:sub>
+              <m:r>
+                <m:t>t</m:t>
+              </m:r>
+            </m:sub>
+          </m:sSub>
+          <m:r>
+            <m:rPr>
+              <m:sty m:val="p"/>
+            </m:rPr>
+            <m:t>=</m:t>
+          </m:r>
+          <m:nary>
+            <m:naryPr>
+              <m:chr m:val="∑"/>
+              <m:limLoc m:val="undOvr"/>
+              <m:subHide m:val="off"/>
+              <m:supHide m:val="off"/>
+            </m:naryPr>
+            <m:sub>
+              <m:r>
+                <m:t>j</m:t>
+              </m:r>
+              <m:r>
+                <m:rPr>
+                  <m:sty m:val="p"/>
+                </m:rPr>
+                <m:t>=</m:t>
+              </m:r>
+              <m:r>
+                <m:t>1</m:t>
+              </m:r>
+            </m:sub>
+            <m:sup>
+              <m:r>
+                <m:t>r</m:t>
+              </m:r>
+            </m:sup>
+            <m:e>
+              <m:sSub>
+                <m:e>
+                  <m:r>
+                    <m:t>γ</m:t>
+                  </m:r>
+                </m:e>
+                <m:sub>
+                  <m:r>
+                    <m:t>j</m:t>
+                  </m:r>
+                </m:sub>
+              </m:sSub>
+            </m:e>
+          </m:nary>
+          <m:sSub>
+            <m:e>
+              <m:r>
+                <m:t>h</m:t>
+              </m:r>
+            </m:e>
+            <m:sub>
+              <m:r>
+                <m:t>j</m:t>
+              </m:r>
+            </m:sub>
+          </m:sSub>
+          <m:r>
+            <m:rPr>
+              <m:sty m:val="p"/>
+            </m:rPr>
+            <m:t>.</m:t>
+          </m:r>
+        </m:oMath>
+      </m:oMathPara>
+    </w:p>
+    <w:p>
+      <w:pPr>
+        <w:pStyle w:val="FirstParagraph"/>
+      </w:pPr>
+      <w:r>
+        <w:t xml:space="preserve">By additivity</w:t>
+      </w:r>
+      <w:r>
+        <w:t xml:space="preserve"> </w:t>
+      </w:r>
+      <m:oMath>
+        <m:r>
+          <m:t>f</m:t>
+        </m:r>
+        <m:d>
+          <m:dPr>
+            <m:begChr m:val="("/>
+            <m:endChr m:val=")"/>
+            <m:sepChr m:val=""/>
+            <m:grow/>
+          </m:dPr>
+          <m:e>
+            <m:sSub>
+              <m:e>
+                <m:r>
+                  <m:t>x</m:t>
+                </m:r>
+              </m:e>
+              <m:sub>
+                <m:r>
+                  <m:t>t</m:t>
+                </m:r>
+              </m:sub>
+            </m:sSub>
+          </m:e>
+        </m:d>
+        <m:r>
+          <m:rPr>
+            <m:sty m:val="p"/>
+          </m:rPr>
+          <m:t>=</m:t>
+        </m:r>
+        <m:r>
+          <m:t>f</m:t>
+        </m:r>
+        <m:d>
+          <m:dPr>
+            <m:begChr m:val="("/>
+            <m:endChr m:val=")"/>
+            <m:sepChr m:val=""/>
+            <m:grow/>
+          </m:dPr>
+          <m:e>
+            <m:r>
+              <m:t>0</m:t>
+            </m:r>
+          </m:e>
+        </m:d>
+        <m:r>
+          <m:rPr>
+            <m:sty m:val="p"/>
+          </m:rPr>
+          <m:t>+</m:t>
+        </m:r>
+        <m:sSub>
+          <m:e>
+            <m:r>
+              <m:t>c</m:t>
+            </m:r>
+          </m:e>
+          <m:sub>
+            <m:r>
+              <m:t>f</m:t>
+            </m:r>
+          </m:sub>
+        </m:sSub>
+        <m:d>
+          <m:dPr>
+            <m:begChr m:val="("/>
+            <m:endChr m:val=")"/>
+            <m:sepChr m:val=""/>
+            <m:grow/>
+          </m:dPr>
+          <m:e>
+            <m:sSub>
+              <m:e>
+                <m:r>
+                  <m:t>x</m:t>
+                </m:r>
+              </m:e>
+              <m:sub>
+                <m:r>
+                  <m:t>t</m:t>
+                </m:r>
+              </m:sub>
+            </m:sSub>
+          </m:e>
+        </m:d>
+        <m:r>
+          <m:rPr>
+            <m:sty m:val="p"/>
+          </m:rPr>
+          <m:t>=</m:t>
+        </m:r>
+        <m:r>
+          <m:t>t</m:t>
+        </m:r>
+      </m:oMath>
+      <w:r>
+        <w:t xml:space="preserve">. This holds for</w:t>
+      </w:r>
+      <w:r>
+        <w:t xml:space="preserve"> </w:t>
+      </w:r>
+      <w:r>
+        <w:rPr>
+          <w:bCs/>
+          <w:b/>
+        </w:rPr>
+        <w:t xml:space="preserve">every target and every potential table</w:t>
+      </w:r>
+      <w:r>
+        <w:t xml:space="preserve">, with no randomized oracle or hardness assumption.</w:t>
+      </w:r>
+      <w:r>
+        <w:t xml:space="preserve"> </w:t>
+      </w:r>
+      <m:oMath>
+        <m:r>
+          <m:rPr>
+            <m:sty m:val="p"/>
+          </m:rPr>
+          <m:t>▫</m:t>
+        </m:r>
+      </m:oMath>
+    </w:p>
+    <w:p>
+      <w:pPr>
+        <w:pStyle w:val="BodyText"/>
+      </w:pPr>
+      <w:r>
+        <w:rPr>
+          <w:bCs/>
+          <w:b/>
+        </w:rPr>
+        <w:t xml:space="preserve">Corollary 4.6a (public translation equivalence of all local target fibers).</w:t>
+      </w:r>
+      <w:r>
+        <w:t xml:space="preserve"> </w:t>
+      </w:r>
+      <w:r>
+        <w:t xml:space="preserve">For</w:t>
+      </w:r>
+      <w:r>
+        <w:t xml:space="preserve"> </w:t>
+      </w:r>
+      <w:r>
+        <w:rPr>
+          <w:iCs/>
+          <w:i/>
+        </w:rPr>
+        <w:t xml:space="preserve">any</w:t>
+      </w:r>
+      <w:r>
+        <w:t xml:space="preserve"> </w:t>
+      </w:r>
+      <w:r>
+        <w:t xml:space="preserve">two public local targets</w:t>
+      </w:r>
+      <w:r>
+        <w:t xml:space="preserve"> </w:t>
+      </w:r>
+      <m:oMath>
+        <m:r>
+          <m:t>b</m:t>
+        </m:r>
+        <m:r>
+          <m:rPr>
+            <m:sty m:val="p"/>
+          </m:rPr>
+          <m:t>,</m:t>
+        </m:r>
+        <m:r>
+          <m:t>b</m:t>
+        </m:r>
+        <m:r>
+          <m:rPr>
+            <m:sty m:val="p"/>
+          </m:rPr>
+          <m:t>′</m:t>
+        </m:r>
+        <m:r>
+          <m:rPr>
+            <m:sty m:val="p"/>
+          </m:rPr>
+          <m:t>∈</m:t>
+        </m:r>
+        <m:sSubSup>
+          <m:e>
+            <m:r>
+              <m:rPr>
+                <m:sty m:val="p"/>
+                <m:scr m:val="double-struck"/>
+              </m:rPr>
+              <m:t>F</m:t>
+            </m:r>
+          </m:e>
+          <m:sub>
+            <m:r>
+              <m:t>3</m:t>
+            </m:r>
+          </m:sub>
+          <m:sup>
+            <m:r>
+              <m:t>r</m:t>
+            </m:r>
+          </m:sup>
+        </m:sSubSup>
+      </m:oMath>
+      <w:r>
+        <w:t xml:space="preserve">, a public-only algorithm computes</w:t>
+      </w:r>
+      <w:r>
+        <w:t xml:space="preserve"> </w:t>
+      </w:r>
+      <m:oMath>
+        <m:r>
+          <m:t>h</m:t>
+        </m:r>
+      </m:oMath>
+      <w:r>
+        <w:t xml:space="preserve"> </w:t>
+      </w:r>
+      <w:r>
+        <w:t xml:space="preserve">such that</w:t>
+      </w:r>
+    </w:p>
+    <w:p>
+      <w:pPr>
+        <w:pStyle w:val="BodyText"/>
+      </w:pPr>
+      <m:oMathPara>
+        <m:oMathParaPr>
+          <m:jc m:val="center"/>
+        </m:oMathParaPr>
+        <m:oMath>
+          <m:sSup>
+            <m:e>
+              <m:r>
+                <m:t>f</m:t>
+              </m:r>
+            </m:e>
+            <m:sup>
+              <m:r>
+                <m:rPr>
+                  <m:sty m:val="p"/>
+                </m:rPr>
+                <m:t>−</m:t>
+              </m:r>
+              <m:r>
+                <m:t>1</m:t>
+              </m:r>
+            </m:sup>
+          </m:sSup>
+          <m:d>
+            <m:dPr>
+              <m:begChr m:val="("/>
+              <m:endChr m:val=")"/>
+              <m:sepChr m:val=""/>
+              <m:grow/>
+            </m:dPr>
+            <m:e>
+              <m:r>
+                <m:t>b</m:t>
+              </m:r>
+              <m:r>
+                <m:rPr>
+                  <m:sty m:val="p"/>
+                </m:rPr>
+                <m:t>′</m:t>
+              </m:r>
+            </m:e>
+          </m:d>
+          <m:r>
+            <m:rPr>
+              <m:sty m:val="p"/>
+            </m:rPr>
+            <m:t>=</m:t>
+          </m:r>
+          <m:sSup>
+            <m:e>
+              <m:r>
+                <m:t>f</m:t>
+              </m:r>
+            </m:e>
+            <m:sup>
+              <m:r>
+                <m:rPr>
+                  <m:sty m:val="p"/>
+                </m:rPr>
+                <m:t>−</m:t>
+              </m:r>
+              <m:r>
+                <m:t>1</m:t>
+              </m:r>
+            </m:sup>
+          </m:sSup>
+          <m:d>
+            <m:dPr>
+              <m:begChr m:val="("/>
+              <m:endChr m:val=")"/>
+              <m:sepChr m:val=""/>
+              <m:grow/>
+            </m:dPr>
+            <m:e>
+              <m:r>
+                <m:t>b</m:t>
+              </m:r>
+            </m:e>
+          </m:d>
+          <m:r>
+            <m:rPr>
+              <m:sty m:val="p"/>
+            </m:rPr>
+            <m:t>+</m:t>
+          </m:r>
+          <m:r>
+            <m:t>h</m:t>
+          </m:r>
+          <m:r>
+            <m:rPr>
+              <m:sty m:val="p"/>
+            </m:rPr>
+            <m:t>.</m:t>
+          </m:r>
+        </m:oMath>
+      </m:oMathPara>
+    </w:p>
+    <w:p>
+      <w:pPr>
+        <w:pStyle w:val="FirstParagraph"/>
+      </w:pPr>
+      <w:r>
+        <w:rPr>
+          <w:bCs/>
+          <w:b/>
+        </w:rPr>
+        <w:t xml:space="preserve">Proof.</w:t>
+      </w:r>
+      <w:r>
+        <w:t xml:space="preserve"> </w:t>
+      </w:r>
+      <w:r>
+        <w:t xml:space="preserve">Theorem 4.6 supplies a public</w:t>
+      </w:r>
+      <w:r>
+        <w:t xml:space="preserve"> </w:t>
+      </w:r>
+      <m:oMath>
+        <m:r>
+          <m:t>h</m:t>
+        </m:r>
+        <m:r>
+          <m:rPr>
+            <m:sty m:val="p"/>
+          </m:rPr>
+          <m:t>∈</m:t>
+        </m:r>
+        <m:r>
+          <m:t>C</m:t>
+        </m:r>
+        <m:d>
+          <m:dPr>
+            <m:begChr m:val="("/>
+            <m:endChr m:val=")"/>
+            <m:sepChr m:val=""/>
+            <m:grow/>
+          </m:dPr>
+          <m:e>
+            <m:r>
+              <m:t>f</m:t>
+            </m:r>
+          </m:e>
+        </m:d>
+      </m:oMath>
+      <w:r>
+        <w:t xml:space="preserve"> </w:t>
+      </w:r>
+      <w:r>
+        <w:t xml:space="preserve">with</w:t>
+      </w:r>
+      <w:r>
+        <w:t xml:space="preserve"> </w:t>
+      </w:r>
+      <m:oMath>
+        <m:sSub>
+          <m:e>
+            <m:r>
+              <m:t>c</m:t>
+            </m:r>
+          </m:e>
+          <m:sub>
+            <m:r>
+              <m:t>f</m:t>
+            </m:r>
+          </m:sub>
+        </m:sSub>
+        <m:d>
+          <m:dPr>
+            <m:begChr m:val="("/>
+            <m:endChr m:val=")"/>
+            <m:sepChr m:val=""/>
+            <m:grow/>
+          </m:dPr>
+          <m:e>
+            <m:r>
+              <m:t>h</m:t>
+            </m:r>
+          </m:e>
+        </m:d>
+        <m:r>
+          <m:rPr>
+            <m:sty m:val="p"/>
+          </m:rPr>
+          <m:t>=</m:t>
+        </m:r>
+        <m:r>
+          <m:t>b</m:t>
+        </m:r>
+        <m:r>
+          <m:rPr>
+            <m:sty m:val="p"/>
+          </m:rPr>
+          <m:t>′</m:t>
+        </m:r>
+        <m:r>
+          <m:rPr>
+            <m:sty m:val="p"/>
+          </m:rPr>
+          <m:t>−</m:t>
+        </m:r>
+        <m:r>
+          <m:t>b</m:t>
+        </m:r>
+      </m:oMath>
+      <w:r>
+        <w:t xml:space="preserve">. By the definition of</w:t>
+      </w:r>
+      <w:r>
+        <w:t xml:space="preserve"> </w:t>
+      </w:r>
+      <m:oMath>
+        <m:r>
+          <m:t>C</m:t>
+        </m:r>
+        <m:d>
+          <m:dPr>
+            <m:begChr m:val="("/>
+            <m:endChr m:val=")"/>
+            <m:sepChr m:val=""/>
+            <m:grow/>
+          </m:dPr>
+          <m:e>
+            <m:r>
+              <m:t>f</m:t>
+            </m:r>
+          </m:e>
+        </m:d>
+      </m:oMath>
+      <w:r>
+        <w:t xml:space="preserve">,</w:t>
+      </w:r>
+      <w:r>
+        <w:t xml:space="preserve"> </w:t>
+      </w:r>
+      <m:oMath>
+        <m:r>
+          <m:t>f</m:t>
+        </m:r>
+        <m:d>
+          <m:dPr>
+            <m:begChr m:val="("/>
+            <m:endChr m:val=")"/>
+            <m:sepChr m:val=""/>
+            <m:grow/>
+          </m:dPr>
+          <m:e>
+            <m:r>
+              <m:t>x</m:t>
+            </m:r>
+            <m:r>
+              <m:rPr>
+                <m:sty m:val="p"/>
+              </m:rPr>
+              <m:t>+</m:t>
+            </m:r>
+            <m:r>
+              <m:t>h</m:t>
+            </m:r>
+          </m:e>
+        </m:d>
+        <m:r>
+          <m:rPr>
+            <m:sty m:val="p"/>
+          </m:rPr>
+          <m:t>=</m:t>
+        </m:r>
+        <m:r>
+          <m:t>f</m:t>
+        </m:r>
+        <m:d>
+          <m:dPr>
+            <m:begChr m:val="("/>
+            <m:endChr m:val=")"/>
+            <m:sepChr m:val=""/>
+            <m:grow/>
+          </m:dPr>
+          <m:e>
+            <m:r>
+              <m:t>x</m:t>
+            </m:r>
+          </m:e>
+        </m:d>
+        <m:r>
+          <m:rPr>
+            <m:sty m:val="p"/>
+          </m:rPr>
+          <m:t>+</m:t>
+        </m:r>
+        <m:r>
+          <m:t>b</m:t>
+        </m:r>
+        <m:r>
+          <m:rPr>
+            <m:sty m:val="p"/>
+          </m:rPr>
+          <m:t>′</m:t>
+        </m:r>
+        <m:r>
+          <m:rPr>
+            <m:sty m:val="p"/>
+          </m:rPr>
+          <m:t>−</m:t>
+        </m:r>
+        <m:r>
+          <m:t>b</m:t>
+        </m:r>
+      </m:oMath>
+      <w:r>
+        <w:t xml:space="preserve"> </w:t>
+      </w:r>
+      <w:r>
+        <w:t xml:space="preserve">for</w:t>
+      </w:r>
+      <w:r>
+        <w:t xml:space="preserve"> </w:t>
+      </w:r>
+      <w:r>
+        <w:rPr>
+          <w:bCs/>
+          <w:b/>
+        </w:rPr>
+        <w:t xml:space="preserve">every</w:t>
+      </w:r>
+      <w:r>
+        <w:t xml:space="preserve"> </w:t>
+      </w:r>
+      <m:oMath>
+        <m:r>
+          <m:t>x</m:t>
+        </m:r>
+      </m:oMath>
+      <w:r>
+        <w:t xml:space="preserve">. Translation by</w:t>
+      </w:r>
+      <w:r>
+        <w:t xml:space="preserve"> </w:t>
+      </w:r>
+      <m:oMath>
+        <m:r>
+          <m:t>h</m:t>
+        </m:r>
+      </m:oMath>
+      <w:r>
+        <w:t xml:space="preserve"> </w:t>
+      </w:r>
+      <w:r>
+        <w:t xml:space="preserve">is invertible, so it bijectively carries all of</w:t>
+      </w:r>
+      <w:r>
+        <w:t xml:space="preserve"> </w:t>
+      </w:r>
+      <m:oMath>
+        <m:sSup>
+          <m:e>
+            <m:r>
+              <m:t>f</m:t>
+            </m:r>
+          </m:e>
+          <m:sup>
+            <m:r>
+              <m:rPr>
+                <m:sty m:val="p"/>
+              </m:rPr>
+              <m:t>−</m:t>
+            </m:r>
+            <m:r>
+              <m:t>1</m:t>
+            </m:r>
+          </m:sup>
+        </m:sSup>
+        <m:d>
+          <m:dPr>
+            <m:begChr m:val="("/>
+            <m:endChr m:val=")"/>
+            <m:sepChr m:val=""/>
+            <m:grow/>
+          </m:dPr>
+          <m:e>
+            <m:r>
+              <m:t>b</m:t>
+            </m:r>
+          </m:e>
+        </m:d>
+      </m:oMath>
+      <w:r>
+        <w:t xml:space="preserve"> </w:t>
+      </w:r>
+      <w:r>
+        <w:t xml:space="preserve">onto all of</w:t>
+      </w:r>
+      <w:r>
+        <w:t xml:space="preserve"> </w:t>
+      </w:r>
+      <m:oMath>
+        <m:sSup>
+          <m:e>
+            <m:r>
+              <m:t>f</m:t>
+            </m:r>
+          </m:e>
+          <m:sup>
+            <m:r>
+              <m:rPr>
+                <m:sty m:val="p"/>
+              </m:rPr>
+              <m:t>−</m:t>
+            </m:r>
+            <m:r>
+              <m:t>1</m:t>
+            </m:r>
+          </m:sup>
+        </m:sSup>
+        <m:d>
+          <m:dPr>
+            <m:begChr m:val="("/>
+            <m:endChr m:val=")"/>
+            <m:sepChr m:val=""/>
+            <m:grow/>
+          </m:dPr>
+          <m:e>
+            <m:r>
+              <m:t>b</m:t>
+            </m:r>
+            <m:r>
+              <m:rPr>
+                <m:sty m:val="p"/>
+              </m:rPr>
+              <m:t>′</m:t>
+            </m:r>
+          </m:e>
+        </m:d>
+      </m:oMath>
+      <w:r>
+        <w:t xml:space="preserve">.</w:t>
+      </w:r>
+      <w:r>
+        <w:t xml:space="preserve"> </w:t>
+      </w:r>
+      <m:oMath>
+        <m:r>
+          <m:rPr>
+            <m:sty m:val="p"/>
+          </m:rPr>
+          <m:t>▫</m:t>
+        </m:r>
+      </m:oMath>
+      <w:r>
+        <w:t xml:space="preserve"> </w:t>
+      </w:r>
+      <w:r>
+        <w:t xml:space="preserve">This equivalence is stronger than finding a single preimage and needs neither an original secret witness nor a probabilistic generic hardness assumption. It remains</w:t>
+      </w:r>
+      <w:r>
+        <w:t xml:space="preserve"> </w:t>
+      </w:r>
+      <w:r>
+        <w:rPr>
+          <w:bCs/>
+          <w:b/>
+        </w:rPr>
+        <w:t xml:space="preserve">local</w:t>
+      </w:r>
+      <w:r>
+        <w:t xml:space="preserve">: overlapping global constraints cannot generally be translated independently.</w:t>
+      </w:r>
+    </w:p>
+    <w:p>
+      <w:pPr>
+        <w:pStyle w:val="BodyText"/>
+      </w:pPr>
+      <w:r>
+        <w:rPr>
+          <w:bCs/>
+          <w:b/>
+        </w:rPr>
+        <w:t xml:space="preserve">Meaning of the computational bound.</w:t>
+      </w:r>
+      <w:r>
+        <w:t xml:space="preserve"> </w:t>
+      </w:r>
+      <w:r>
+        <w:t xml:space="preserve">Exhaustively verifying one direction requires</w:t>
+      </w:r>
+      <w:r>
+        <w:t xml:space="preserve"> </w:t>
+      </w:r>
+      <m:oMath>
+        <m:sSup>
+          <m:e>
+            <m:r>
+              <m:t>3</m:t>
+            </m:r>
+          </m:e>
+          <m:sup>
+            <m:r>
+              <m:t>k</m:t>
+            </m:r>
+          </m:sup>
+        </m:sSup>
+      </m:oMath>
+      <w:r>
+        <w:t xml:space="preserve"> </w:t>
+      </w:r>
+      <w:r>
+        <w:t xml:space="preserve">function evaluations and there are at most</w:t>
+      </w:r>
+      <w:r>
+        <w:t xml:space="preserve"> </w:t>
+      </w:r>
+      <m:oMath>
+        <m:sSup>
+          <m:e>
+            <m:r>
+              <m:t>3</m:t>
+            </m:r>
+          </m:e>
+          <m:sup>
+            <m:r>
+              <m:t>k</m:t>
+            </m:r>
+          </m:sup>
+        </m:sSup>
+      </m:oMath>
+      <w:r>
+        <w:t xml:space="preserve"> </w:t>
+      </w:r>
+      <w:r>
+        <w:t xml:space="preserve">directions. The loose upper bound</w:t>
+      </w:r>
+      <w:r>
+        <w:t xml:space="preserve"> </w:t>
+      </w:r>
+      <m:oMath>
+        <m:r>
+          <m:t>O</m:t>
+        </m:r>
+        <m:d>
+          <m:dPr>
+            <m:begChr m:val="("/>
+            <m:endChr m:val=")"/>
+            <m:sepChr m:val=""/>
+            <m:grow/>
+          </m:dPr>
+          <m:e>
+            <m:r>
+              <m:t>k</m:t>
+            </m:r>
+            <m:r>
+              <m:t>r</m:t>
+            </m:r>
+            <m:sSup>
+              <m:e>
+                <m:r>
+                  <m:t>3</m:t>
+                </m:r>
+              </m:e>
+              <m:sup>
+                <m:r>
+                  <m:t>2</m:t>
+                </m:r>
+                <m:r>
+                  <m:t>k</m:t>
+                </m:r>
+              </m:sup>
+            </m:sSup>
+          </m:e>
+        </m:d>
+      </m:oMath>
+      <w:r>
+        <w:t xml:space="preserve"> </w:t>
+      </w:r>
+      <w:r>
+        <w:t xml:space="preserve">is therefore polynomial in the size of an</w:t>
+      </w:r>
+      <w:r>
+        <w:t xml:space="preserve"> </w:t>
+      </w:r>
+      <w:r>
+        <w:rPr>
+          <w:bCs/>
+          <w:b/>
+        </w:rPr>
+        <w:t xml:space="preserve">explicit</w:t>
+      </w:r>
+      <w:r>
+        <w:t xml:space="preserve"> </w:t>
+      </w:r>
+      <w:r>
+        <w:t xml:space="preserve">truth table, which is appropriate to the original locally enumerated construction: the frozen inputs have sizes</w:t>
+      </w:r>
+      <w:r>
+        <w:t xml:space="preserve"> </w:t>
+      </w:r>
+      <m:oMath>
+        <m:sSup>
+          <m:e>
+            <m:r>
+              <m:t>3</m:t>
+            </m:r>
+          </m:e>
+          <m:sup>
+            <m:r>
+              <m:t>5</m:t>
+            </m:r>
+          </m:sup>
+        </m:sSup>
+        <m:r>
+          <m:rPr>
+            <m:sty m:val="p"/>
+          </m:rPr>
+          <m:t>=</m:t>
+        </m:r>
+        <m:r>
+          <m:t>243</m:t>
+        </m:r>
+      </m:oMath>
+      <w:r>
+        <w:t xml:space="preserve">,</w:t>
+      </w:r>
+      <w:r>
+        <w:t xml:space="preserve"> </w:t>
+      </w:r>
+      <m:oMath>
+        <m:sSup>
+          <m:e>
+            <m:r>
+              <m:t>3</m:t>
+            </m:r>
+          </m:e>
+          <m:sup>
+            <m:r>
+              <m:t>7</m:t>
+            </m:r>
+          </m:sup>
+        </m:sSup>
+        <m:r>
+          <m:rPr>
+            <m:sty m:val="p"/>
+          </m:rPr>
+          <m:t>=</m:t>
+        </m:r>
+        <m:r>
+          <m:t>2187</m:t>
+        </m:r>
+      </m:oMath>
+      <w:r>
+        <w:t xml:space="preserve">, and</w:t>
+      </w:r>
+      <w:r>
+        <w:t xml:space="preserve"> </w:t>
+      </w:r>
+      <m:oMath>
+        <m:sSup>
+          <m:e>
+            <m:r>
+              <m:t>3</m:t>
+            </m:r>
+          </m:e>
+          <m:sup>
+            <m:r>
+              <m:t>9</m:t>
+            </m:r>
+          </m:sup>
+        </m:sSup>
+        <m:r>
+          <m:rPr>
+            <m:sty m:val="p"/>
+          </m:rPr>
+          <m:t>=</m:t>
+        </m:r>
+        <m:r>
+          <m:t>19683</m:t>
+        </m:r>
+      </m:oMath>
+      <w:r>
+        <w:t xml:space="preserve">. This does</w:t>
+      </w:r>
+      <w:r>
+        <w:t xml:space="preserve"> </w:t>
+      </w:r>
+      <w:r>
+        <w:rPr>
+          <w:bCs/>
+          <w:b/>
+        </w:rPr>
+        <w:t xml:space="preserve">not</w:t>
+      </w:r>
+      <w:r>
+        <w:t xml:space="preserve"> </w:t>
+      </w:r>
+      <w:r>
+        <w:t xml:space="preserve">imply polynomial inversion in the</w:t>
+      </w:r>
+      <w:r>
+        <w:t xml:space="preserve"> </w:t>
+      </w:r>
+      <w:r>
+        <w:rPr>
+          <w:iCs/>
+          <w:i/>
+        </w:rPr>
+        <w:t xml:space="preserve">succinct input dimension</w:t>
+      </w:r>
+      <w:r>
+        <w:t xml:space="preserve"> </w:t>
+      </w:r>
+      <m:oMath>
+        <m:r>
+          <m:t>k</m:t>
+        </m:r>
+      </m:oMath>
+      <w:r>
+        <w:t xml:space="preserve"> </w:t>
+      </w:r>
+      <w:r>
+        <w:t xml:space="preserve">for an arbitrary circuit representation when</w:t>
+      </w:r>
+      <w:r>
+        <w:t xml:space="preserve"> </w:t>
+      </w:r>
+      <m:oMath>
+        <m:r>
+          <m:t>k</m:t>
+        </m:r>
+      </m:oMath>
+      <w:r>
+        <w:t xml:space="preserve"> </w:t>
+      </w:r>
+      <w:r>
+        <w:t xml:space="preserve">grows. Rather, the original small public local map cannot serve as a hidden trapdoor because valid inverse images can be synthesized openly and reused for all targets after one preprocessing pass. Nor does locally solving every predicate separately necessarily solve overlapping global constraints.</w:t>
+      </w:r>
+    </w:p>
+    <w:p>
+      <w:pPr>
+        <w:pStyle w:val="BodyText"/>
+      </w:pPr>
+      <w:r>
+        <w:rPr>
+          <w:bCs/>
+          <w:b/>
+        </w:rPr>
+        <w:t xml:space="preserve">Theorem 4.7 (exact finite bound for identifying the original left shift space).</w:t>
+      </w:r>
+      <w:r>
+        <w:t xml:space="preserve"> </w:t>
+      </w:r>
+      <w:r>
+        <w:t xml:space="preserve">For a uniformly independently sampled potential table</w:t>
+      </w:r>
+      <w:r>
+        <w:t xml:space="preserve"> </w:t>
+      </w:r>
+      <m:oMath>
+        <m:sSub>
+          <m:e>
+            <m:r>
+              <m:t>Q</m:t>
+            </m:r>
+          </m:e>
+          <m:sub>
+            <m:r>
+              <m:t>0</m:t>
+            </m:r>
+          </m:sub>
+        </m:sSub>
+        <m:r>
+          <m:rPr>
+            <m:sty m:val="p"/>
+          </m:rPr>
+          <m:t>:</m:t>
+        </m:r>
+        <m:sSubSup>
+          <m:e>
+            <m:r>
+              <m:rPr>
+                <m:sty m:val="p"/>
+                <m:scr m:val="double-struck"/>
+              </m:rPr>
+              <m:t>F</m:t>
+            </m:r>
+          </m:e>
+          <m:sub>
+            <m:r>
+              <m:t>3</m:t>
+            </m:r>
+          </m:sub>
+          <m:sup>
+            <m:r>
+              <m:t>d</m:t>
+            </m:r>
+          </m:sup>
+        </m:sSubSup>
+        <m:r>
+          <m:rPr>
+            <m:sty m:val="p"/>
+          </m:rPr>
+          <m:t>→</m:t>
+        </m:r>
+        <m:sSubSup>
+          <m:e>
+            <m:r>
+              <m:rPr>
+                <m:sty m:val="p"/>
+                <m:scr m:val="double-struck"/>
+              </m:rPr>
+              <m:t>F</m:t>
+            </m:r>
+          </m:e>
+          <m:sub>
+            <m:r>
+              <m:t>3</m:t>
+            </m:r>
+          </m:sub>
+          <m:sup>
+            <m:r>
+              <m:t>r</m:t>
+            </m:r>
+          </m:sup>
+        </m:sSubSup>
+      </m:oMath>
+      <w:r>
+        <w:t xml:space="preserve">, with</w:t>
+      </w:r>
+      <w:r>
+        <w:t xml:space="preserve"> </w:t>
+      </w:r>
+      <m:oMath>
+        <m:r>
+          <m:t>d</m:t>
+        </m:r>
+        <m:r>
+          <m:rPr>
+            <m:sty m:val="p"/>
+          </m:rPr>
+          <m:t>≥</m:t>
+        </m:r>
+        <m:r>
+          <m:t>2</m:t>
+        </m:r>
+      </m:oMath>
+      <w:r>
+        <w:t xml:space="preserve">, the hidden</w:t>
+      </w:r>
+      <w:r>
+        <w:t xml:space="preserve"> </w:t>
+      </w:r>
+      <m:oMath>
+        <m:r>
+          <m:t>r</m:t>
+        </m:r>
+      </m:oMath>
+      <w:r>
+        <w:t xml:space="preserve">-dimensional</w:t>
+      </w:r>
+      <w:r>
+        <w:t xml:space="preserve"> </w:t>
+      </w:r>
+      <m:oMath>
+        <m:sSub>
+          <m:e>
+            <m:r>
+              <m:t>W</m:t>
+            </m:r>
+          </m:e>
+          <m:sub>
+            <m:r>
+              <m:t>0</m:t>
+            </m:r>
+          </m:sub>
+        </m:sSub>
+      </m:oMath>
+      <w:r>
+        <w:t xml:space="preserve"> </w:t>
+      </w:r>
+      <w:r>
+        <w:t xml:space="preserve">is not only contained in</w:t>
+      </w:r>
+      <w:r>
+        <w:t xml:space="preserve"> </w:t>
+      </w:r>
+      <m:oMath>
+        <m:r>
+          <m:t>C</m:t>
+        </m:r>
+        <m:d>
+          <m:dPr>
+            <m:begChr m:val="("/>
+            <m:endChr m:val=")"/>
+            <m:sepChr m:val=""/>
+            <m:grow/>
+          </m:dPr>
+          <m:e>
+            <m:r>
+              <m:t>f</m:t>
+            </m:r>
+          </m:e>
+        </m:d>
+      </m:oMath>
+      <w:r>
+        <w:t xml:space="preserve">; except with the following explicitly bounded probability, it</w:t>
+      </w:r>
+      <w:r>
+        <w:t xml:space="preserve"> </w:t>
+      </w:r>
+      <w:r>
+        <w:rPr>
+          <w:bCs/>
+          <w:b/>
+        </w:rPr>
+        <w:t xml:space="preserve">equals</w:t>
+      </w:r>
+      <w:r>
+        <w:t xml:space="preserve"> </w:t>
+      </w:r>
+      <m:oMath>
+        <m:r>
+          <m:t>C</m:t>
+        </m:r>
+        <m:d>
+          <m:dPr>
+            <m:begChr m:val="("/>
+            <m:endChr m:val=")"/>
+            <m:sepChr m:val=""/>
+            <m:grow/>
+          </m:dPr>
+          <m:e>
+            <m:r>
+              <m:t>f</m:t>
+            </m:r>
+          </m:e>
+        </m:d>
+      </m:oMath>
+      <w:r>
+        <w:t xml:space="preserve">:</w:t>
+      </w:r>
+    </w:p>
+    <w:p>
+      <w:pPr>
+        <w:pStyle w:val="BodyText"/>
+      </w:pPr>
+      <m:oMathPara>
+        <m:oMathParaPr>
+          <m:jc m:val="center"/>
+        </m:oMathParaPr>
+        <m:oMath>
+          <m:limLow>
+            <m:e>
+              <m:r>
+                <m:rPr>
+                  <m:sty m:val="p"/>
+                </m:rPr>
+                <m:t>Pr</m:t>
+              </m:r>
+            </m:e>
+            <m:lim>
+              <m:sSub>
+                <m:e>
+                  <m:r>
+                    <m:t>Q</m:t>
+                  </m:r>
+                </m:e>
+                <m:sub>
+                  <m:r>
+                    <m:t>0</m:t>
+                  </m:r>
+                </m:sub>
+              </m:sSub>
+            </m:lim>
+          </m:limLow>
+          <m:d>
+            <m:dPr>
+              <m:begChr m:val="["/>
+              <m:endChr m:val="]"/>
+              <m:sepChr m:val=""/>
+              <m:grow/>
+            </m:dPr>
+            <m:e>
+              <m:r>
+                <m:t>C</m:t>
+              </m:r>
+              <m:d>
+                <m:dPr>
+                  <m:begChr m:val="("/>
+                  <m:endChr m:val=")"/>
+                  <m:sepChr m:val=""/>
+                  <m:grow/>
+                </m:dPr>
+                <m:e>
+                  <m:r>
+                    <m:t>f</m:t>
+                  </m:r>
+                </m:e>
+              </m:d>
+              <m:r>
+                <m:rPr>
+                  <m:sty m:val="p"/>
+                </m:rPr>
+                <m:t>≠</m:t>
+              </m:r>
+              <m:sSub>
+                <m:e>
+                  <m:r>
+                    <m:t>W</m:t>
+                  </m:r>
+                </m:e>
+                <m:sub>
+                  <m:r>
+                    <m:t>0</m:t>
+                  </m:r>
+                </m:sub>
+              </m:sSub>
+            </m:e>
+          </m:d>
+          <m:r>
+            <m:t> </m:t>
+          </m:r>
+          <m:r>
+            <m:rPr>
+              <m:sty m:val="p"/>
+            </m:rPr>
+            <m:t>≤</m:t>
+          </m:r>
+          <m:r>
+            <m:t> </m:t>
+          </m:r>
+          <m:f>
+            <m:fPr>
+              <m:type m:val="bar"/>
+            </m:fPr>
+            <m:num>
+              <m:r>
+                <m:t>2</m:t>
+              </m:r>
+              <m:r>
+                <m:rPr>
+                  <m:sty m:val="p"/>
+                </m:rPr>
+                <m:t>⋅</m:t>
+              </m:r>
+              <m:sSup>
+                <m:e>
+                  <m:r>
+                    <m:t>3</m:t>
+                  </m:r>
+                </m:e>
+                <m:sup>
+                  <m:r>
+                    <m:t>r</m:t>
+                  </m:r>
+                </m:sup>
+              </m:sSup>
+            </m:num>
+            <m:den>
+              <m:sSup>
+                <m:e>
+                  <m:r>
+                    <m:t>3</m:t>
+                  </m:r>
+                </m:e>
+                <m:sup>
+                  <m:r>
+                    <m:t>r</m:t>
+                  </m:r>
+                  <m:d>
+                    <m:dPr>
+                      <m:begChr m:val="("/>
+                      <m:endChr m:val=")"/>
+                      <m:sepChr m:val=""/>
+                      <m:grow/>
+                    </m:dPr>
+                    <m:e>
+                      <m:sSup>
+                        <m:e>
+                          <m:r>
+                            <m:t>3</m:t>
+                          </m:r>
+                        </m:e>
+                        <m:sup>
+                          <m:r>
+                            <m:t>d</m:t>
+                          </m:r>
+                          <m:r>
+                            <m:rPr>
+                              <m:sty m:val="p"/>
+                            </m:rPr>
+                            <m:t>−</m:t>
+                          </m:r>
+                          <m:r>
+                            <m:t>1</m:t>
+                          </m:r>
+                        </m:sup>
+                      </m:sSup>
+                      <m:r>
+                        <m:rPr>
+                          <m:sty m:val="p"/>
+                        </m:rPr>
+                        <m:t>−</m:t>
+                      </m:r>
+                      <m:r>
+                        <m:t>1</m:t>
+                      </m:r>
+                    </m:e>
+                  </m:d>
+                </m:sup>
+              </m:sSup>
+            </m:den>
+          </m:f>
+          <m:r>
+            <m:rPr>
+              <m:sty m:val="p"/>
+            </m:rPr>
+            <m:t>+</m:t>
+          </m:r>
+          <m:f>
+            <m:fPr>
+              <m:type m:val="bar"/>
+            </m:fPr>
+            <m:num>
+              <m:d>
+                <m:dPr>
+                  <m:begChr m:val="("/>
+                  <m:endChr m:val=")"/>
+                  <m:sepChr m:val=""/>
+                  <m:grow/>
+                </m:dPr>
+                <m:e>
+                  <m:sSup>
+                    <m:e>
+                      <m:r>
+                        <m:t>3</m:t>
+                      </m:r>
+                    </m:e>
+                    <m:sup>
+                      <m:r>
+                        <m:t>d</m:t>
+                      </m:r>
+                    </m:sup>
+                  </m:sSup>
+                  <m:r>
+                    <m:rPr>
+                      <m:sty m:val="p"/>
+                    </m:rPr>
+                    <m:t>−</m:t>
+                  </m:r>
+                  <m:r>
+                    <m:t>3</m:t>
+                  </m:r>
+                </m:e>
+              </m:d>
+              <m:r>
+                <m:t> </m:t>
+              </m:r>
+              <m:sSup>
+                <m:e>
+                  <m:r>
+                    <m:t>3</m:t>
+                  </m:r>
+                </m:e>
+                <m:sup>
+                  <m:r>
+                    <m:t>r</m:t>
+                  </m:r>
+                </m:sup>
+              </m:sSup>
+            </m:num>
+            <m:den>
+              <m:sSup>
+                <m:e>
+                  <m:r>
+                    <m:t>3</m:t>
+                  </m:r>
+                </m:e>
+                <m:sup>
+                  <m:r>
+                    <m:t>r</m:t>
+                  </m:r>
+                  <m:d>
+                    <m:dPr>
+                      <m:begChr m:val="("/>
+                      <m:endChr m:val=")"/>
+                      <m:sepChr m:val=""/>
+                      <m:grow/>
+                    </m:dPr>
+                    <m:e>
+                      <m:r>
+                        <m:t>4</m:t>
+                      </m:r>
+                      <m:r>
+                        <m:rPr>
+                          <m:sty m:val="p"/>
+                        </m:rPr>
+                        <m:t>⋅</m:t>
+                      </m:r>
+                      <m:sSup>
+                        <m:e>
+                          <m:r>
+                            <m:t>3</m:t>
+                          </m:r>
+                        </m:e>
+                        <m:sup>
+                          <m:r>
+                            <m:t>d</m:t>
+                          </m:r>
+                          <m:r>
+                            <m:rPr>
+                              <m:sty m:val="p"/>
+                            </m:rPr>
+                            <m:t>−</m:t>
+                          </m:r>
+                          <m:r>
+                            <m:t>2</m:t>
+                          </m:r>
+                        </m:sup>
+                      </m:sSup>
+                      <m:r>
+                        <m:rPr>
+                          <m:sty m:val="p"/>
+                        </m:rPr>
+                        <m:t>−</m:t>
+                      </m:r>
+                      <m:r>
+                        <m:t>1</m:t>
+                      </m:r>
+                    </m:e>
+                  </m:d>
+                </m:sup>
+              </m:sSup>
+            </m:den>
+          </m:f>
+          <m:r>
+            <m:rPr>
+              <m:sty m:val="p"/>
+            </m:rPr>
+            <m:t>.</m:t>
+          </m:r>
+        </m:oMath>
+      </m:oMathPara>
+    </w:p>
+    <w:p>
+      <w:pPr>
+        <w:pStyle w:val="FirstParagraph"/>
+      </w:pPr>
+      <w:r>
+        <w:rPr>
+          <w:bCs/>
+          <w:b/>
+        </w:rPr>
+        <w:t xml:space="preserve">Proof.</w:t>
+      </w:r>
+      <w:r>
+        <w:t xml:space="preserve"> </w:t>
+      </w:r>
+      <w:r>
+        <w:t xml:space="preserve">For any</w:t>
+      </w:r>
+      <w:r>
+        <w:t xml:space="preserve"> </w:t>
+      </w:r>
+      <m:oMath>
+        <m:r>
+          <m:t>h</m:t>
+        </m:r>
+      </m:oMath>
+      <w:r>
+        <w:t xml:space="preserve"> </w:t>
+      </w:r>
+      <w:r>
+        <w:t xml:space="preserve">with</w:t>
+      </w:r>
+      <w:r>
+        <w:t xml:space="preserve"> </w:t>
+      </w:r>
+      <m:oMath>
+        <m:r>
+          <m:t>B</m:t>
+        </m:r>
+        <m:r>
+          <m:t>h</m:t>
+        </m:r>
+        <m:r>
+          <m:rPr>
+            <m:sty m:val="p"/>
+          </m:rPr>
+          <m:t>=</m:t>
+        </m:r>
+        <m:d>
+          <m:dPr>
+            <m:begChr m:val="("/>
+            <m:endChr m:val=")"/>
+            <m:sepChr m:val=""/>
+            <m:grow/>
+          </m:dPr>
+          <m:e>
+            <m:r>
+              <m:t>v</m:t>
+            </m:r>
+            <m:r>
+              <m:rPr>
+                <m:sty m:val="p"/>
+              </m:rPr>
+              <m:t>,</m:t>
+            </m:r>
+            <m:r>
+              <m:t>b</m:t>
+            </m:r>
+          </m:e>
+        </m:d>
+      </m:oMath>
+      <w:r>
+        <w:t xml:space="preserve">, the first difference is constant in</w:t>
+      </w:r>
+      <w:r>
+        <w:t xml:space="preserve"> </w:t>
+      </w:r>
+      <m:oMath>
+        <m:r>
+          <m:t>x</m:t>
+        </m:r>
+      </m:oMath>
+      <w:r>
+        <w:t xml:space="preserve"> </w:t>
+      </w:r>
+      <w:r>
+        <w:t xml:space="preserve">if and only if the right-block mixed operator</w:t>
+      </w:r>
+    </w:p>
+    <w:p>
+      <w:pPr>
+        <w:pStyle w:val="BodyText"/>
+      </w:pPr>
+      <m:oMathPara>
+        <m:oMathParaPr>
+          <m:jc m:val="center"/>
+        </m:oMathParaPr>
+        <m:oMath>
+          <m:d>
+            <m:dPr>
+              <m:begChr m:val="("/>
+              <m:endChr m:val=")"/>
+              <m:sepChr m:val=""/>
+              <m:grow/>
+            </m:dPr>
+            <m:e>
+              <m:sSub>
+                <m:e>
+                  <m:r>
+                    <m:rPr>
+                      <m:sty m:val="p"/>
+                      <m:scr m:val="sans-serif"/>
+                    </m:rPr>
+                    <m:t>T</m:t>
+                  </m:r>
+                </m:e>
+                <m:sub>
+                  <m:r>
+                    <m:t>b</m:t>
+                  </m:r>
+                </m:sub>
+              </m:sSub>
+              <m:r>
+                <m:rPr>
+                  <m:sty m:val="p"/>
+                </m:rPr>
+                <m:t>−</m:t>
+              </m:r>
+              <m:r>
+                <m:t>I</m:t>
+              </m:r>
+            </m:e>
+          </m:d>
+          <m:d>
+            <m:dPr>
+              <m:begChr m:val="("/>
+              <m:endChr m:val=")"/>
+              <m:sepChr m:val=""/>
+              <m:grow/>
+            </m:dPr>
+            <m:e>
+              <m:sSub>
+                <m:e>
+                  <m:r>
+                    <m:rPr>
+                      <m:sty m:val="p"/>
+                      <m:scr m:val="sans-serif"/>
+                    </m:rPr>
+                    <m:t>T</m:t>
+                  </m:r>
+                </m:e>
+                <m:sub>
+                  <m:r>
+                    <m:t>a</m:t>
+                  </m:r>
+                </m:sub>
+              </m:sSub>
+              <m:r>
+                <m:rPr>
+                  <m:sty m:val="p"/>
+                </m:rPr>
+                <m:t>−</m:t>
+              </m:r>
+              <m:r>
+                <m:t>I</m:t>
+              </m:r>
+            </m:e>
+          </m:d>
+          <m:sSub>
+            <m:e>
+              <m:r>
+                <m:t>Q</m:t>
+              </m:r>
+            </m:e>
+            <m:sub>
+              <m:r>
+                <m:t>0</m:t>
+              </m:r>
+            </m:sub>
+          </m:sSub>
+        </m:oMath>
+      </m:oMathPara>
+    </w:p>
+    <w:p>
+      <w:pPr>
+        <w:pStyle w:val="FirstParagraph"/>
+      </w:pPr>
+      <w:r>
+        <w:t xml:space="preserve">is a constant vector-valued function. If</w:t>
+      </w:r>
+      <w:r>
+        <w:t xml:space="preserve"> </w:t>
+      </w:r>
+      <m:oMath>
+        <m:r>
+          <m:t>b</m:t>
+        </m:r>
+        <m:r>
+          <m:rPr>
+            <m:sty m:val="p"/>
+          </m:rPr>
+          <m:t>∈</m:t>
+        </m:r>
+        <m:r>
+          <m:rPr>
+            <m:sty m:val="p"/>
+          </m:rPr>
+          <m:t>⟨</m:t>
+        </m:r>
+        <m:r>
+          <m:t>a</m:t>
+        </m:r>
+        <m:r>
+          <m:rPr>
+            <m:sty m:val="p"/>
+          </m:rPr>
+          <m:t>⟩</m:t>
+        </m:r>
+      </m:oMath>
+      <w:r>
+        <w:t xml:space="preserve"> </w:t>
+      </w:r>
+      <w:r>
+        <w:t xml:space="preserve">but</w:t>
+      </w:r>
+      <w:r>
+        <w:t xml:space="preserve"> </w:t>
+      </w:r>
+      <m:oMath>
+        <m:r>
+          <m:t>b</m:t>
+        </m:r>
+        <m:r>
+          <m:rPr>
+            <m:sty m:val="p"/>
+          </m:rPr>
+          <m:t>≠</m:t>
+        </m:r>
+        <m:r>
+          <m:t>0</m:t>
+        </m:r>
+      </m:oMath>
+      <w:r>
+        <w:t xml:space="preserve">, the scalar operator has exact rank</w:t>
+      </w:r>
+      <w:r>
+        <w:t xml:space="preserve"> </w:t>
+      </w:r>
+      <m:oMath>
+        <m:sSup>
+          <m:e>
+            <m:r>
+              <m:t>3</m:t>
+            </m:r>
+          </m:e>
+          <m:sup>
+            <m:r>
+              <m:t>d</m:t>
+            </m:r>
+            <m:r>
+              <m:rPr>
+                <m:sty m:val="p"/>
+              </m:rPr>
+              <m:t>−</m:t>
+            </m:r>
+            <m:r>
+              <m:t>1</m:t>
+            </m:r>
+          </m:sup>
+        </m:sSup>
+      </m:oMath>
+      <w:r>
+        <w:t xml:space="preserve">, because</w:t>
+      </w:r>
+      <w:r>
+        <w:t xml:space="preserve"> </w:t>
+      </w:r>
+      <m:oMath>
+        <m:sSup>
+          <m:e>
+            <m:d>
+              <m:dPr>
+                <m:begChr m:val="("/>
+                <m:endChr m:val=")"/>
+                <m:sepChr m:val=""/>
+                <m:grow/>
+              </m:dPr>
+              <m:e>
+                <m:sSub>
+                  <m:e>
+                    <m:r>
+                      <m:rPr>
+                        <m:sty m:val="p"/>
+                        <m:scr m:val="sans-serif"/>
+                      </m:rPr>
+                      <m:t>T</m:t>
+                    </m:r>
+                  </m:e>
+                  <m:sub>
+                    <m:r>
+                      <m:t>a</m:t>
+                    </m:r>
+                  </m:sub>
+                </m:sSub>
+                <m:r>
+                  <m:rPr>
+                    <m:sty m:val="p"/>
+                  </m:rPr>
+                  <m:t>−</m:t>
+                </m:r>
+                <m:r>
+                  <m:t>I</m:t>
+                </m:r>
+              </m:e>
+            </m:d>
+          </m:e>
+          <m:sup>
+            <m:r>
+              <m:t>2</m:t>
+            </m:r>
+          </m:sup>
+        </m:sSup>
+      </m:oMath>
+      <w:r>
+        <w:t xml:space="preserve"> </w:t>
+      </w:r>
+      <w:r>
+        <w:t xml:space="preserve">has rank one on each affine three-point</w:t>
+      </w:r>
+      <w:r>
+        <w:t xml:space="preserve"> </w:t>
+      </w:r>
+      <m:oMath>
+        <m:r>
+          <m:t>a</m:t>
+        </m:r>
+      </m:oMath>
+      <w:r>
+        <w:t xml:space="preserve">-orbit. If</w:t>
+      </w:r>
+      <w:r>
+        <w:t xml:space="preserve"> </w:t>
+      </w:r>
+      <m:oMath>
+        <m:r>
+          <m:t>b</m:t>
+        </m:r>
+      </m:oMath>
+      <w:r>
+        <w:t xml:space="preserve"> </w:t>
+      </w:r>
+      <w:r>
+        <w:t xml:space="preserve">is independent of</w:t>
+      </w:r>
+      <w:r>
+        <w:t xml:space="preserve"> </w:t>
+      </w:r>
+      <m:oMath>
+        <m:r>
+          <m:t>a</m:t>
+        </m:r>
+      </m:oMath>
+      <w:r>
+        <w:t xml:space="preserve">, the scalar mixed operator has rank</w:t>
+      </w:r>
+      <w:r>
+        <w:t xml:space="preserve"> </w:t>
+      </w:r>
+      <m:oMath>
+        <m:r>
+          <m:t>4</m:t>
+        </m:r>
+        <m:r>
+          <m:rPr>
+            <m:sty m:val="p"/>
+          </m:rPr>
+          <m:t>⋅</m:t>
+        </m:r>
+        <m:sSup>
+          <m:e>
+            <m:r>
+              <m:t>3</m:t>
+            </m:r>
+          </m:e>
+          <m:sup>
+            <m:r>
+              <m:t>d</m:t>
+            </m:r>
+            <m:r>
+              <m:rPr>
+                <m:sty m:val="p"/>
+              </m:rPr>
+              <m:t>−</m:t>
+            </m:r>
+            <m:r>
+              <m:t>2</m:t>
+            </m:r>
+          </m:sup>
+        </m:sSup>
+      </m:oMath>
+      <w:r>
+        <w:t xml:space="preserve">, the product of two independent one-coordinate difference ranks</w:t>
+      </w:r>
+      <w:r>
+        <w:t xml:space="preserve"> </w:t>
+      </w:r>
+      <m:oMath>
+        <m:r>
+          <m:t>2</m:t>
+        </m:r>
+        <m:r>
+          <m:rPr>
+            <m:sty m:val="p"/>
+          </m:rPr>
+          <m:t>⋅</m:t>
+        </m:r>
+        <m:r>
+          <m:t>2</m:t>
+        </m:r>
+      </m:oMath>
+      <w:r>
+        <w:t xml:space="preserve"> </w:t>
+      </w:r>
+      <w:r>
+        <w:t xml:space="preserve">and the identity on the other coordinates. In</w:t>
+      </w:r>
+      <w:r>
+        <w:t xml:space="preserve"> </w:t>
+      </w:r>
+      <w:r>
+        <w:rPr>
+          <w:bCs/>
+          <w:b/>
+        </w:rPr>
+        <w:t xml:space="preserve">both</w:t>
+      </w:r>
+      <w:r>
+        <w:t xml:space="preserve"> </w:t>
+      </w:r>
+      <w:r>
+        <w:t xml:space="preserve">cases the global constant-one function lies in the image (in characteristic three, the constant vector on a three-point orbit is in the image of a first difference). For a uniform scalar input table, the probability that an operator of rank</w:t>
+      </w:r>
+      <w:r>
+        <w:t xml:space="preserve"> </w:t>
+      </w:r>
+      <m:oMath>
+        <m:r>
+          <m:t>R</m:t>
+        </m:r>
+      </m:oMath>
+      <w:r>
+        <w:t xml:space="preserve"> </w:t>
+      </w:r>
+      <w:r>
+        <w:t xml:space="preserve">has a</w:t>
+      </w:r>
+      <w:r>
+        <w:t xml:space="preserve"> </w:t>
+      </w:r>
+      <w:r>
+        <w:rPr>
+          <w:bCs/>
+          <w:b/>
+        </w:rPr>
+        <w:t xml:space="preserve">constant</w:t>
+      </w:r>
+      <w:r>
+        <w:t xml:space="preserve"> </w:t>
+      </w:r>
+      <w:r>
+        <w:t xml:space="preserve">output is therefore exactly</w:t>
+      </w:r>
+      <w:r>
+        <w:t xml:space="preserve"> </w:t>
+      </w:r>
+      <m:oMath>
+        <m:sSup>
+          <m:e>
+            <m:r>
+              <m:t>3</m:t>
+            </m:r>
+          </m:e>
+          <m:sup>
+            <m:r>
+              <m:rPr>
+                <m:sty m:val="p"/>
+              </m:rPr>
+              <m:t>−</m:t>
+            </m:r>
+            <m:d>
+              <m:dPr>
+                <m:begChr m:val="("/>
+                <m:endChr m:val=")"/>
+                <m:sepChr m:val=""/>
+                <m:grow/>
+              </m:dPr>
+              <m:e>
+                <m:r>
+                  <m:t>R</m:t>
+                </m:r>
+                <m:r>
+                  <m:rPr>
+                    <m:sty m:val="p"/>
+                  </m:rPr>
+                  <m:t>−</m:t>
+                </m:r>
+                <m:r>
+                  <m:t>1</m:t>
+                </m:r>
+              </m:e>
+            </m:d>
+          </m:sup>
+        </m:sSup>
+      </m:oMath>
+      <w:r>
+        <w:t xml:space="preserve">; with</w:t>
+      </w:r>
+      <w:r>
+        <w:t xml:space="preserve"> </w:t>
+      </w:r>
+      <m:oMath>
+        <m:r>
+          <m:t>r</m:t>
+        </m:r>
+      </m:oMath>
+      <w:r>
+        <w:t xml:space="preserve"> </w:t>
+      </w:r>
+      <w:r>
+        <w:t xml:space="preserve">independent output coordinates it is</w:t>
+      </w:r>
+      <w:r>
+        <w:t xml:space="preserve"> </w:t>
+      </w:r>
+      <m:oMath>
+        <m:sSup>
+          <m:e>
+            <m:r>
+              <m:t>3</m:t>
+            </m:r>
+          </m:e>
+          <m:sup>
+            <m:r>
+              <m:rPr>
+                <m:sty m:val="p"/>
+              </m:rPr>
+              <m:t>−</m:t>
+            </m:r>
+            <m:r>
+              <m:t>r</m:t>
+            </m:r>
+            <m:d>
+              <m:dPr>
+                <m:begChr m:val="("/>
+                <m:endChr m:val=")"/>
+                <m:sepChr m:val=""/>
+                <m:grow/>
+              </m:dPr>
+              <m:e>
+                <m:r>
+                  <m:t>R</m:t>
+                </m:r>
+                <m:r>
+                  <m:rPr>
+                    <m:sty m:val="p"/>
+                  </m:rPr>
+                  <m:t>−</m:t>
+                </m:r>
+                <m:r>
+                  <m:t>1</m:t>
+                </m:r>
+              </m:e>
+            </m:d>
+          </m:sup>
+        </m:sSup>
+      </m:oMath>
+      <w:r>
+        <w:t xml:space="preserve">. There are</w:t>
+      </w:r>
+      <w:r>
+        <w:t xml:space="preserve"> </w:t>
+      </w:r>
+      <m:oMath>
+        <m:r>
+          <m:t>2</m:t>
+        </m:r>
+        <m:r>
+          <m:rPr>
+            <m:sty m:val="p"/>
+          </m:rPr>
+          <m:t>⋅</m:t>
+        </m:r>
+        <m:sSup>
+          <m:e>
+            <m:r>
+              <m:t>3</m:t>
+            </m:r>
+          </m:e>
+          <m:sup>
+            <m:r>
+              <m:t>r</m:t>
+            </m:r>
+          </m:sup>
+        </m:sSup>
+      </m:oMath>
+      <w:r>
+        <w:t xml:space="preserve"> </w:t>
+      </w:r>
+      <w:r>
+        <w:t xml:space="preserve">directions with</w:t>
+      </w:r>
+      <w:r>
+        <w:t xml:space="preserve"> </w:t>
+      </w:r>
+      <m:oMath>
+        <m:r>
+          <m:t>b</m:t>
+        </m:r>
+        <m:r>
+          <m:rPr>
+            <m:sty m:val="p"/>
+          </m:rPr>
+          <m:t>∈</m:t>
+        </m:r>
+        <m:r>
+          <m:rPr>
+            <m:sty m:val="p"/>
+          </m:rPr>
+          <m:t>{</m:t>
+        </m:r>
+        <m:r>
+          <m:t>a</m:t>
+        </m:r>
+        <m:r>
+          <m:rPr>
+            <m:sty m:val="p"/>
+          </m:rPr>
+          <m:t>,</m:t>
+        </m:r>
+        <m:r>
+          <m:rPr>
+            <m:sty m:val="p"/>
+          </m:rPr>
+          <m:t>−</m:t>
+        </m:r>
+        <m:r>
+          <m:t>a</m:t>
+        </m:r>
+        <m:r>
+          <m:rPr>
+            <m:sty m:val="p"/>
+          </m:rPr>
+          <m:t>}</m:t>
+        </m:r>
+      </m:oMath>
+      <w:r>
+        <w:t xml:space="preserve"> </w:t>
+      </w:r>
+      <w:r>
+        <w:t xml:space="preserve">and</w:t>
+      </w:r>
+      <w:r>
+        <w:t xml:space="preserve"> </w:t>
+      </w:r>
+      <m:oMath>
+        <m:d>
+          <m:dPr>
+            <m:begChr m:val="("/>
+            <m:endChr m:val=")"/>
+            <m:sepChr m:val=""/>
+            <m:grow/>
+          </m:dPr>
+          <m:e>
+            <m:sSup>
+              <m:e>
+                <m:r>
+                  <m:t>3</m:t>
+                </m:r>
+              </m:e>
+              <m:sup>
+                <m:r>
+                  <m:t>d</m:t>
+                </m:r>
+              </m:sup>
+            </m:sSup>
+            <m:r>
+              <m:rPr>
+                <m:sty m:val="p"/>
+              </m:rPr>
+              <m:t>−</m:t>
+            </m:r>
+            <m:r>
+              <m:t>3</m:t>
+            </m:r>
+          </m:e>
+        </m:d>
+        <m:sSup>
+          <m:e>
+            <m:r>
+              <m:t>3</m:t>
+            </m:r>
+          </m:e>
+          <m:sup>
+            <m:r>
+              <m:t>r</m:t>
+            </m:r>
+          </m:sup>
+        </m:sSup>
+      </m:oMath>
+      <w:r>
+        <w:t xml:space="preserve"> </w:t>
+      </w:r>
+      <w:r>
+        <w:t xml:space="preserve">with</w:t>
+      </w:r>
+      <w:r>
+        <w:t xml:space="preserve"> </w:t>
+      </w:r>
+      <m:oMath>
+        <m:r>
+          <m:t>b</m:t>
+        </m:r>
+      </m:oMath>
+      <w:r>
+        <w:t xml:space="preserve"> </w:t>
+      </w:r>
+      <w:r>
+        <w:t xml:space="preserve">independent of</w:t>
+      </w:r>
+      <w:r>
+        <w:t xml:space="preserve"> </w:t>
+      </w:r>
+      <m:oMath>
+        <m:r>
+          <m:t>a</m:t>
+        </m:r>
+      </m:oMath>
+      <w:r>
+        <w:t xml:space="preserve">. Summing these exact individual probabilities by the union bound proves the display. No independence between candidate directions is assumed.</w:t>
+      </w:r>
+      <w:r>
+        <w:t xml:space="preserve"> </w:t>
+      </w:r>
+      <m:oMath>
+        <m:r>
+          <m:rPr>
+            <m:sty m:val="p"/>
+          </m:rPr>
+          <m:t>▫</m:t>
+        </m:r>
+      </m:oMath>
+    </w:p>
+    <w:tbl>
+      <w:tblPr>
+        <w:tblStyle w:val="Table"/>
+        <w:tblW w:type="pct" w:w="5000"/>
+        <w:tblLook w:firstRow="1" w:lastRow="0" w:firstColumn="0" w:lastColumn="0" w:noHBand="0" w:noVBand="0" w:val="0020"/>
+        <w:jc w:val="start"/>
+      </w:tblPr>
+      <w:tblGrid>
+        <w:gridCol w:w="1980"/>
+        <w:gridCol w:w="1980"/>
+        <w:gridCol w:w="1980"/>
+        <w:gridCol w:w="1980"/>
+      </w:tblGrid>
+      <w:tr>
+        <w:trPr>
+          <w:tblHeader w:val="true"/>
+        </w:trPr>
+        <w:tc>
+          <w:tcPr/>
+          <w:p>
+            <w:pPr>
+              <w:pStyle w:val="Compact"/>
+              <w:jc w:val="left"/>
+            </w:pPr>
+            <w:r>
+              <w:t xml:space="preserve">Original geometry</w:t>
+            </w:r>
+          </w:p>
+        </w:tc>
+        <w:tc>
+          <w:tcPr/>
+          <w:p>
+            <w:pPr>
+              <w:pStyle w:val="Compact"/>
+              <w:jc w:val="right"/>
+            </w:pPr>
+            <w:r>
+              <w:t xml:space="preserve">Public local target count</w:t>
+            </w:r>
+          </w:p>
+        </w:tc>
+        <w:tc>
+          <w:tcPr/>
+          <w:p>
+            <w:pPr>
+              <w:pStyle w:val="Compact"/>
+              <w:jc w:val="left"/>
+            </w:pPr>
+            <w:r>
+              <w:t xml:space="preserve">Unconditional local inversion</w:t>
+            </w:r>
+          </w:p>
+        </w:tc>
+        <w:tc>
+          <w:tcPr/>
+          <w:p>
+            <w:pPr>
+              <w:pStyle w:val="Compact"/>
+              <w:jc w:val="right"/>
+            </w:pPr>
+            <w:r>
+              <w:t xml:space="preserve">Bound on falsely enlarged</w:t>
+            </w:r>
+            <w:r>
+              <w:t xml:space="preserve"> </w:t>
+            </w:r>
+            <m:oMath>
+              <m:r>
+                <m:t>C</m:t>
+              </m:r>
+              <m:d>
+                <m:dPr>
+                  <m:begChr m:val="("/>
+                  <m:endChr m:val=")"/>
+                  <m:sepChr m:val=""/>
+                  <m:grow/>
+                </m:dPr>
+                <m:e>
+                  <m:r>
+                    <m:t>f</m:t>
+                  </m:r>
+                </m:e>
+              </m:d>
+            </m:oMath>
+          </w:p>
+        </w:tc>
+      </w:tr>
+      <w:tr>
+        <w:tc>
+          <w:tcPr/>
+          <w:p>
+            <w:pPr>
+              <w:pStyle w:val="Compact"/>
+              <w:jc w:val="left"/>
+            </w:pPr>
+            <w:r>
+              <w:t xml:space="preserve">SGD-R1</w:t>
+            </w:r>
+            <w:r>
+              <w:t xml:space="preserve"> </w:t>
+            </w:r>
+            <m:oMath>
+              <m:d>
+                <m:dPr>
+                  <m:begChr m:val="("/>
+                  <m:endChr m:val=")"/>
+                  <m:sepChr m:val=""/>
+                  <m:grow/>
+                </m:dPr>
+                <m:e>
+                  <m:r>
+                    <m:t>k</m:t>
+                  </m:r>
+                  <m:r>
+                    <m:rPr>
+                      <m:sty m:val="p"/>
+                    </m:rPr>
+                    <m:t>,</m:t>
+                  </m:r>
+                  <m:r>
+                    <m:t>d</m:t>
+                  </m:r>
+                  <m:r>
+                    <m:rPr>
+                      <m:sty m:val="p"/>
+                    </m:rPr>
+                    <m:t>,</m:t>
+                  </m:r>
+                  <m:r>
+                    <m:t>r</m:t>
+                  </m:r>
+                </m:e>
+              </m:d>
+              <m:r>
+                <m:rPr>
+                  <m:sty m:val="p"/>
+                </m:rPr>
+                <m:t>=</m:t>
+              </m:r>
+              <m:d>
+                <m:dPr>
+                  <m:begChr m:val="("/>
+                  <m:endChr m:val=")"/>
+                  <m:sepChr m:val=""/>
+                  <m:grow/>
+                </m:dPr>
+                <m:e>
+                  <m:r>
+                    <m:t>5</m:t>
+                  </m:r>
+                  <m:r>
+                    <m:rPr>
+                      <m:sty m:val="p"/>
+                    </m:rPr>
+                    <m:t>,</m:t>
+                  </m:r>
+                  <m:r>
+                    <m:t>3</m:t>
+                  </m:r>
+                  <m:r>
+                    <m:rPr>
+                      <m:sty m:val="p"/>
+                    </m:rPr>
+                    <m:t>,</m:t>
+                  </m:r>
+                  <m:r>
+                    <m:t>2</m:t>
+                  </m:r>
+                </m:e>
+              </m:d>
+            </m:oMath>
+          </w:p>
+        </w:tc>
+        <w:tc>
+          <w:tcPr/>
+          <w:p>
+            <w:pPr>
+              <w:pStyle w:val="Compact"/>
+              <w:jc w:val="right"/>
+            </w:pPr>
+            <w:r>
+              <w:t xml:space="preserve">9</w:t>
+            </w:r>
+          </w:p>
+        </w:tc>
+        <w:tc>
+          <w:tcPr/>
+          <w:p>
+            <w:pPr>
+              <w:pStyle w:val="Compact"/>
+              <w:jc w:val="left"/>
+            </w:pPr>
+            <w:r>
+              <w:t xml:space="preserve">Every target</w:t>
+            </w:r>
+          </w:p>
+        </w:tc>
+        <w:tc>
+          <w:tcPr/>
+          <w:p>
+            <w:pPr>
+              <w:pStyle w:val="Compact"/>
+              <w:jc w:val="right"/>
+            </w:pPr>
+            <m:oMath>
+              <m:r>
+                <m:t>4.25034</m:t>
+              </m:r>
+              <m:r>
+                <m:rPr>
+                  <m:sty m:val="p"/>
+                </m:rPr>
+                <m:t>⋅</m:t>
+              </m:r>
+              <m:sSup>
+                <m:e>
+                  <m:r>
+                    <m:t>10</m:t>
+                  </m:r>
+                </m:e>
+                <m:sup>
+                  <m:r>
+                    <m:rPr>
+                      <m:sty m:val="p"/>
+                    </m:rPr>
+                    <m:t>−</m:t>
+                  </m:r>
+                  <m:r>
+                    <m:t>7</m:t>
+                  </m:r>
+                </m:sup>
+              </m:sSup>
+            </m:oMath>
+          </w:p>
+        </w:tc>
+      </w:tr>
+      <w:tr>
+        <w:tc>
+          <w:tcPr/>
+          <w:p>
+            <w:pPr>
+              <w:pStyle w:val="Compact"/>
+              <w:jc w:val="left"/>
+            </w:pPr>
+            <w:r>
+              <w:t xml:space="preserve">SGD-R2</w:t>
+            </w:r>
+            <w:r>
+              <w:t xml:space="preserve"> </w:t>
+            </w:r>
+            <m:oMath>
+              <m:d>
+                <m:dPr>
+                  <m:begChr m:val="("/>
+                  <m:endChr m:val=")"/>
+                  <m:sepChr m:val=""/>
+                  <m:grow/>
+                </m:dPr>
+                <m:e>
+                  <m:r>
+                    <m:t>7</m:t>
+                  </m:r>
+                  <m:r>
+                    <m:rPr>
+                      <m:sty m:val="p"/>
+                    </m:rPr>
+                    <m:t>,</m:t>
+                  </m:r>
+                  <m:r>
+                    <m:t>4</m:t>
+                  </m:r>
+                  <m:r>
+                    <m:rPr>
+                      <m:sty m:val="p"/>
+                    </m:rPr>
+                    <m:t>,</m:t>
+                  </m:r>
+                  <m:r>
+                    <m:t>3</m:t>
+                  </m:r>
+                </m:e>
+              </m:d>
+            </m:oMath>
+          </w:p>
+        </w:tc>
+        <w:tc>
+          <w:tcPr/>
+          <w:p>
+            <w:pPr>
+              <w:pStyle w:val="Compact"/>
+              <w:jc w:val="right"/>
+            </w:pPr>
+            <w:r>
+              <w:t xml:space="preserve">27</w:t>
+            </w:r>
+          </w:p>
+        </w:tc>
+        <w:tc>
+          <w:tcPr/>
+          <w:p>
+            <w:pPr>
+              <w:pStyle w:val="Compact"/>
+              <w:jc w:val="left"/>
+            </w:pPr>
+            <w:r>
+              <w:t xml:space="preserve">Every target</w:t>
+            </w:r>
+          </w:p>
+        </w:tc>
+        <w:tc>
+          <w:tcPr/>
+          <w:p>
+            <w:pPr>
+              <w:pStyle w:val="Compact"/>
+              <w:jc w:val="right"/>
+            </w:pPr>
+            <m:oMath>
+              <m:r>
+                <m:t>3.28803</m:t>
+              </m:r>
+              <m:r>
+                <m:rPr>
+                  <m:sty m:val="p"/>
+                </m:rPr>
+                <m:t>⋅</m:t>
+              </m:r>
+              <m:sSup>
+                <m:e>
+                  <m:r>
+                    <m:t>10</m:t>
+                  </m:r>
+                </m:e>
+                <m:sup>
+                  <m:r>
+                    <m:rPr>
+                      <m:sty m:val="p"/>
+                    </m:rPr>
+                    <m:t>−</m:t>
+                  </m:r>
+                  <m:r>
+                    <m:t>36</m:t>
+                  </m:r>
+                </m:sup>
+              </m:sSup>
+            </m:oMath>
+          </w:p>
+        </w:tc>
+      </w:tr>
+      <w:tr>
+        <w:tc>
+          <w:tcPr/>
+          <w:p>
+            <w:pPr>
+              <w:pStyle w:val="Compact"/>
+              <w:jc w:val="left"/>
+            </w:pPr>
+            <w:r>
+              <w:t xml:space="preserve">SGD-R3</w:t>
+            </w:r>
+            <w:r>
+              <w:t xml:space="preserve"> </w:t>
+            </w:r>
+            <m:oMath>
+              <m:d>
+                <m:dPr>
+                  <m:begChr m:val="("/>
+                  <m:endChr m:val=")"/>
+                  <m:sepChr m:val=""/>
+                  <m:grow/>
+                </m:dPr>
+                <m:e>
+                  <m:r>
+                    <m:t>9</m:t>
+                  </m:r>
+                  <m:r>
+                    <m:rPr>
+                      <m:sty m:val="p"/>
+                    </m:rPr>
+                    <m:t>,</m:t>
+                  </m:r>
+                  <m:r>
+                    <m:t>5</m:t>
+                  </m:r>
+                  <m:r>
+                    <m:rPr>
+                      <m:sty m:val="p"/>
+                    </m:rPr>
+                    <m:t>,</m:t>
+                  </m:r>
+                  <m:r>
+                    <m:t>4</m:t>
+                  </m:r>
+                </m:e>
+              </m:d>
+            </m:oMath>
+          </w:p>
+        </w:tc>
+        <w:tc>
+          <w:tcPr/>
+          <w:p>
+            <w:pPr>
+              <w:pStyle w:val="Compact"/>
+              <w:jc w:val="right"/>
+            </w:pPr>
+            <w:r>
+              <w:t xml:space="preserve">81</w:t>
+            </w:r>
+          </w:p>
+        </w:tc>
+        <w:tc>
+          <w:tcPr/>
+          <w:p>
+            <w:pPr>
+              <w:pStyle w:val="Compact"/>
+              <w:jc w:val="left"/>
+            </w:pPr>
+            <w:r>
+              <w:t xml:space="preserve">Every target</w:t>
+            </w:r>
+          </w:p>
+        </w:tc>
+        <w:tc>
+          <w:tcPr/>
+          <w:p>
+            <w:pPr>
+              <w:pStyle w:val="Compact"/>
+              <w:jc w:val="right"/>
+            </w:pPr>
+            <m:oMath>
+              <m:r>
+                <m:t>3.39402</m:t>
+              </m:r>
+              <m:r>
+                <m:rPr>
+                  <m:sty m:val="p"/>
+                </m:rPr>
+                <m:t>⋅</m:t>
+              </m:r>
+              <m:sSup>
+                <m:e>
+                  <m:r>
+                    <m:t>10</m:t>
+                  </m:r>
+                </m:e>
+                <m:sup>
+                  <m:r>
+                    <m:rPr>
+                      <m:sty m:val="p"/>
+                    </m:rPr>
+                    <m:t>−</m:t>
+                  </m:r>
+                  <m:r>
+                    <m:t>151</m:t>
+                  </m:r>
+                </m:sup>
+              </m:sSup>
+            </m:oMath>
+          </w:p>
+        </w:tc>
+      </w:tr>
+    </w:tbl>
+    <w:p>
+      <w:pPr>
+        <w:pStyle w:val="BodyText"/>
+      </w:pPr>
+      <w:r>
+        <w:rPr>
+          <w:bCs/>
+          <w:b/>
+        </w:rPr>
+        <w:t xml:space="preserve">Important ordering of claims.</w:t>
+      </w:r>
+      <w:r>
+        <w:t xml:space="preserve"> </w:t>
+      </w:r>
+      <w:r>
+        <w:t xml:space="preserve">The middle column’s</w:t>
+      </w:r>
+      <w:r>
+        <w:t xml:space="preserve"> </w:t>
+      </w:r>
+      <w:r>
+        <w:rPr>
+          <w:bCs/>
+          <w:b/>
+        </w:rPr>
+        <w:t xml:space="preserve">100% exact right-inversion success</w:t>
+      </w:r>
+      <w:r>
+        <w:t xml:space="preserve"> </w:t>
+      </w:r>
+      <w:r>
+        <w:t xml:space="preserve">needs no source randomness, does</w:t>
+      </w:r>
+      <w:r>
+        <w:t xml:space="preserve"> </w:t>
+      </w:r>
+      <w:r>
+        <w:rPr>
+          <w:bCs/>
+          <w:b/>
+        </w:rPr>
+        <w:t xml:space="preserve">not</w:t>
+      </w:r>
+      <w:r>
+        <w:t xml:space="preserve"> </w:t>
+      </w:r>
+      <w:r>
+        <w:t xml:space="preserve">depend on recovering precisely</w:t>
+      </w:r>
+      <w:r>
+        <w:t xml:space="preserve"> </w:t>
+      </w:r>
+      <m:oMath>
+        <m:sSub>
+          <m:e>
+            <m:r>
+              <m:t>W</m:t>
+            </m:r>
+          </m:e>
+          <m:sub>
+            <m:r>
+              <m:t>0</m:t>
+            </m:r>
+          </m:sub>
+        </m:sSub>
+      </m:oMath>
+      <w:r>
+        <w:t xml:space="preserve">, and still holds if the exceptional case</w:t>
+      </w:r>
+      <w:r>
+        <w:t xml:space="preserve"> </w:t>
+      </w:r>
+      <m:oMath>
+        <m:r>
+          <m:t>C</m:t>
+        </m:r>
+        <m:d>
+          <m:dPr>
+            <m:begChr m:val="("/>
+            <m:endChr m:val=")"/>
+            <m:sepChr m:val=""/>
+            <m:grow/>
+          </m:dPr>
+          <m:e>
+            <m:r>
+              <m:t>f</m:t>
+            </m:r>
+          </m:e>
+        </m:d>
+        <m:r>
+          <m:rPr>
+            <m:sty m:val="p"/>
+          </m:rPr>
+          <m:t>⊋</m:t>
+        </m:r>
+        <m:sSub>
+          <m:e>
+            <m:r>
+              <m:t>W</m:t>
+            </m:r>
+          </m:e>
+          <m:sub>
+            <m:r>
+              <m:t>0</m:t>
+            </m:r>
+          </m:sub>
+        </m:sSub>
+      </m:oMath>
+      <w:r>
+        <w:t xml:space="preserve"> </w:t>
+      </w:r>
+      <w:r>
+        <w:t xml:space="preserve">occurs. The last column is only a probability bound on</w:t>
+      </w:r>
+      <w:r>
+        <w:t xml:space="preserve"> </w:t>
+      </w:r>
+      <w:r>
+        <w:rPr>
+          <w:iCs/>
+          <w:i/>
+        </w:rPr>
+        <w:t xml:space="preserve">identifying the original coordinate shift subspace uniquely</w:t>
+      </w:r>
+      <w:r>
+        <w:t xml:space="preserve">, not a KEM advantage or a hardness level. The code in research-2028/attacks/public_first_difference_local_inversion.py validates exact public inversion of all</w:t>
+      </w:r>
+      <w:r>
+        <w:t xml:space="preserve"> </w:t>
+      </w:r>
+      <m:oMath>
+        <m:r>
+          <m:t>9</m:t>
+        </m:r>
+      </m:oMath>
+      <w:r>
+        <w:t xml:space="preserve">,</w:t>
+      </w:r>
+      <w:r>
+        <w:t xml:space="preserve"> </w:t>
+      </w:r>
+      <m:oMath>
+        <m:r>
+          <m:t>27</m:t>
+        </m:r>
+      </m:oMath>
+      <w:r>
+        <w:t xml:space="preserve">, and</w:t>
+      </w:r>
+      <w:r>
+        <w:t xml:space="preserve"> </w:t>
+      </w:r>
+      <m:oMath>
+        <m:r>
+          <m:t>81</m:t>
+        </m:r>
+      </m:oMath>
+      <w:r>
+        <w:t xml:space="preserve"> </w:t>
+      </w:r>
+      <w:r>
+        <w:t xml:space="preserve">target values at the source geometries, public additivity of constant directions, exact GF(3) operator ranks, and an exhaustive census of all</w:t>
+      </w:r>
+      <w:r>
+        <w:t xml:space="preserve"> </w:t>
+      </w:r>
+      <m:oMath>
+        <m:r>
+          <m:t>19</m:t>
+        </m:r>
+        <m:r>
+          <m:rPr>
+            <m:sty m:val="p"/>
+          </m:rPr>
+          <m:t>,</m:t>
+        </m:r>
+        <m:r>
+          <m:t>683</m:t>
+        </m:r>
+      </m:oMath>
+      <w:r>
+        <w:t xml:space="preserve"> </w:t>
+      </w:r>
+      <w:r>
+        <w:t xml:space="preserve">potential tables in the smallest scalar case. No secret</w:t>
+      </w:r>
+      <w:r>
+        <w:t xml:space="preserve"> </w:t>
+      </w:r>
+      <m:oMath>
+        <m:r>
+          <m:t>A</m:t>
+        </m:r>
+        <m:r>
+          <m:rPr>
+            <m:sty m:val="p"/>
+          </m:rPr>
+          <m:t>,</m:t>
+        </m:r>
+        <m:r>
+          <m:t>B</m:t>
+        </m:r>
+        <m:r>
+          <m:rPr>
+            <m:sty m:val="p"/>
+          </m:rPr>
+          <m:t>,</m:t>
+        </m:r>
+        <m:r>
+          <m:t>a</m:t>
+        </m:r>
+        <m:r>
+          <m:rPr>
+            <m:sty m:val="p"/>
+          </m:rPr>
+          <m:t>,</m:t>
+        </m:r>
+        <m:sSub>
+          <m:e>
+            <m:r>
+              <m:t>Q</m:t>
+            </m:r>
+          </m:e>
+          <m:sub>
+            <m:r>
+              <m:t>0</m:t>
+            </m:r>
+          </m:sub>
+        </m:sSub>
+      </m:oMath>
+      <w:r>
+        <w:t xml:space="preserve"> </w:t>
+      </w:r>
+      <w:r>
+        <w:t xml:space="preserve">is supplied to its attacker.</w:t>
+      </w:r>
+    </w:p>
+    <w:p>
+      <w:pPr>
+        <w:pStyle w:val="BodyText"/>
+      </w:pPr>
+      <w:r>
+        <w:rPr>
+          <w:bCs/>
+          <w:b/>
+        </w:rPr>
+        <w:t xml:space="preserve">Repair decision, not a fictional security claim.</w:t>
+      </w:r>
+      <w:r>
+        <w:t xml:space="preserve"> </w:t>
+      </w:r>
+      <w:r>
+        <w:t xml:space="preserve">The original Round-6 coordinate-secret problem is</w:t>
+      </w:r>
+      <w:r>
+        <w:t xml:space="preserve"> </w:t>
+      </w:r>
+      <w:r>
+        <w:rPr>
+          <w:bCs/>
+          <w:b/>
+        </w:rPr>
+        <w:t xml:space="preserve">not fixed by more random masking</w:t>
+      </w:r>
+      <w:r>
+        <w:t xml:space="preserve">, since Theorem 4.6 constructs a public right inverse for every potential table. The intellectually honest corrective action is to</w:t>
+      </w:r>
+      <w:r>
+        <w:t xml:space="preserve"> </w:t>
+      </w:r>
+      <w:r>
+        <w:rPr>
+          <w:bCs/>
+          <w:b/>
+        </w:rPr>
+        <w:t xml:space="preserve">reject this local MaxEnt inversion as the security-bearing NCSG trapdoor</w:t>
+      </w:r>
+      <w:r>
+        <w:t xml:space="preserve">. It can remain a proved combinatorial/public-indexing ingredient, but a distinct publicly encryptable, secretly invertible</w:t>
+      </w:r>
+      <w:r>
+        <w:t xml:space="preserve"> </w:t>
+      </w:r>
+      <w:r>
+        <w:rPr>
+          <w:bCs/>
+          <w:b/>
+        </w:rPr>
+        <w:t xml:space="preserve">global coupling</w:t>
+      </w:r>
+      <w:r>
+        <w:t xml:space="preserve"> </w:t>
+      </w:r>
+      <w:r>
+        <w:t xml:space="preserve">and a sound average-case assumption would need to be designed and independently attacked before promoting a genuinely new NCSG-only KEM. The manuscript contains no such validated replacement today. In particular, the original dense GF(1024) label layer remains historically obsolete, with its separate asymptotic KEM break recorded in Theorem 9.2; it is not silently being reused as protection.</w:t>
+      </w:r>
+    </w:p>
     <w:bookmarkEnd w:id="30"/>
-    <w:bookmarkStart w:id="32" w:name="X3a9c0611ff6b2674f906122bba6123927b4637d"/>
+    <w:bookmarkEnd w:id="31"/>
+    <w:bookmarkStart w:id="33" w:name="X3a9c0611ff6b2674f906122bba6123927b4637d"/>
     <w:p>
       <w:pPr>
         <w:pStyle w:val="Heading1"/>
@@ -20475,7 +26239,7 @@
         <w:t xml:space="preserve">.</w:t>
       </w:r>
     </w:p>
-    <w:bookmarkStart w:id="31" w:name="exact-noise-and-bit-encryption"/>
+    <w:bookmarkStart w:id="32" w:name="exact-noise-and-bit-encryption"/>
     <w:p>
       <w:pPr>
         <w:pStyle w:val="Heading2"/>
@@ -21215,9 +26979,9 @@
         <w:t xml:space="preserve">times that tail.</w:t>
       </w:r>
     </w:p>
-    <w:bookmarkEnd w:id="31"/>
     <w:bookmarkEnd w:id="32"/>
-    <w:bookmarkStart w:id="33" w:name="Xe5069c9f2699e9336c8a98a760eaf225f3a759b"/>
+    <w:bookmarkEnd w:id="33"/>
+    <w:bookmarkStart w:id="34" w:name="Xe5069c9f2699e9336c8a98a760eaf225f3a759b"/>
     <w:p>
       <w:pPr>
         <w:pStyle w:val="Heading1"/>
@@ -22013,8 +27777,8 @@
         <w:t xml:space="preserve">The theorem does not break MDS-HBCE or q-ary LPN; instead it proves the purported NCSG hardness is not exercised by the cryptographic channel. An actual NCSG-hard KEM would require a new coupling between the finite-difference distribution and hidden labels, plus new average-case and chosen-ciphertext analyses. Merely asserting NCSG-DS NP-completeness cannot supply that coupling. The public NCSG material can therefore be described as a mathematically exact, cryptographically redundant indexing layer.</w:t>
       </w:r>
     </w:p>
-    <w:bookmarkEnd w:id="33"/>
-    <w:bookmarkStart w:id="34" w:name="X7509ccfaf611f9c15bc0ffca1e3a11c0f198a33"/>
+    <w:bookmarkEnd w:id="34"/>
+    <w:bookmarkStart w:id="35" w:name="X7509ccfaf611f9c15bc0ffca1e3a11c0f198a33"/>
     <w:p>
       <w:pPr>
         <w:pStyle w:val="Heading1"/>
@@ -22699,8 +28463,8 @@
         <w:t xml:space="preserve">fresh copies under one fixed public key; a standard telescoping hybrid incurs at most that many one-bit terms, with resource overhead that must be recorded in any concrete certificate.</w:t>
       </w:r>
     </w:p>
-    <w:bookmarkEnd w:id="34"/>
-    <w:bookmarkStart w:id="36" w:name="X36dd7453623bd66905116c900541c1092c82687"/>
+    <w:bookmarkEnd w:id="35"/>
+    <w:bookmarkStart w:id="37" w:name="X36dd7453623bd66905116c900541c1092c82687"/>
     <w:p>
       <w:pPr>
         <w:pStyle w:val="Heading1"/>
@@ -22791,7 +28555,7 @@
         <w:t xml:space="preserve">provided by assuming the transform conclusion. Consequently this draft makes no unconditional end-to-end QROM claim.</w:t>
       </w:r>
     </w:p>
-    <w:bookmarkStart w:id="35" w:name="grover-and-message-space-limits"/>
+    <w:bookmarkStart w:id="36" w:name="grover-and-message-space-limits"/>
     <w:p>
       <w:pPr>
         <w:pStyle w:val="Heading2"/>
@@ -22870,9 +28634,9 @@
         <w:t xml:space="preserve">, not complete post-quantum security levels.</w:t>
       </w:r>
     </w:p>
-    <w:bookmarkEnd w:id="35"/>
     <w:bookmarkEnd w:id="36"/>
-    <w:bookmarkStart w:id="39" w:name="fixed-field-scaling-obstruction"/>
+    <w:bookmarkEnd w:id="37"/>
+    <w:bookmarkStart w:id="40" w:name="fixed-field-scaling-obstruction"/>
     <w:p>
       <w:pPr>
         <w:pStyle w:val="Heading1"/>
@@ -23383,7 +29147,7 @@
         <w:t xml:space="preserve">hardness assumptions as uniform ensembles. A growing field may change attack costs and distributional properties; security does not follow merely from lifting the capacity limit.</w:t>
       </w:r>
     </w:p>
-    <w:bookmarkStart w:id="37" w:name="X08d56c620c1da8cc61992ae53855eff2639cc87"/>
+    <w:bookmarkStart w:id="38" w:name="X08d56c620c1da8cc61992ae53855eff2639cc87"/>
     <w:p>
       <w:pPr>
         <w:pStyle w:val="Heading2"/>
@@ -24937,8 +30701,8 @@
         <w:t xml:space="preserve">The pure-Python GF(1024) attack implementation and exact GF(3) independent-probability enumeration reside in research-2028/attacks/fixed_field_mds_hbce_ppt_break.py. Finite tests check this algebra; the general asymptotic conclusion follows from the mathematical argument, not from testing.</w:t>
       </w:r>
     </w:p>
-    <w:bookmarkEnd w:id="37"/>
-    <w:bookmarkStart w:id="38" w:name="X32e84e5d841614c8fd374b70c1822f65caa4438"/>
+    <w:bookmarkEnd w:id="38"/>
+    <w:bookmarkStart w:id="39" w:name="X32e84e5d841614c8fd374b70c1822f65caa4438"/>
     <w:p>
       <w:pPr>
         <w:pStyle w:val="Heading2"/>
@@ -27652,9 +33416,9 @@
         <w:t xml:space="preserve">, not an execution of the astronomical R1/R2/R3 search or a QROM security proof.</w:t>
       </w:r>
     </w:p>
-    <w:bookmarkEnd w:id="38"/>
     <w:bookmarkEnd w:id="39"/>
-    <w:bookmarkStart w:id="40" w:name="re-evaluation-of-concrete-attacks"/>
+    <w:bookmarkEnd w:id="40"/>
+    <w:bookmarkStart w:id="41" w:name="re-evaluation-of-concrete-attacks"/>
     <w:p>
       <w:pPr>
         <w:pStyle w:val="Heading1"/>
@@ -28119,8 +33883,8 @@
         <w:t xml:space="preserve">The union bound does not address high-weight relations or non-linear distinguishers. Exact finite arithmetic and toy regressions are stored in `formal-verification-and-mathematical-proofs/`.</w:t>
       </w:r>
     </w:p>
-    <w:bookmarkEnd w:id="40"/>
-    <w:bookmarkStart w:id="41" w:name="X09c951edd6ad5a0620cecf358fd11cee4c6687f"/>
+    <w:bookmarkEnd w:id="41"/>
+    <w:bookmarkStart w:id="42" w:name="X09c951edd6ad5a0620cecf358fd11cee4c6687f"/>
     <w:p>
       <w:pPr>
         <w:pStyle w:val="Heading1"/>
@@ -29350,8 +35114,8 @@
         <w:t xml:space="preserve">are identifiers, not certified bit-security. The clean-basis row reports exactly one method. The message-failure row is derived from idealized independent noise and bounded-distance decoding, not an execution-tested failure estimate. These profiles also have very large public keys and ciphertexts by contemporary KEM standards.</w:t>
       </w:r>
     </w:p>
-    <w:bookmarkEnd w:id="41"/>
-    <w:bookmarkStart w:id="50" w:name="Xe648b1b6ee4ad46cdea84b3f4a56d864d2eab7b"/>
+    <w:bookmarkEnd w:id="42"/>
+    <w:bookmarkStart w:id="51" w:name="Xe648b1b6ee4ad46cdea84b3f4a56d864d2eab7b"/>
     <w:p>
       <w:pPr>
         <w:pStyle w:val="Heading1"/>
@@ -29360,7 +35124,7 @@
         <w:t xml:space="preserve">12. Further structural cryptanalysis toward NCSG-only security</w:t>
       </w:r>
     </w:p>
-    <w:bookmarkStart w:id="42" w:name="Xcc936c4f41f389694b743b260f1d75260526322"/>
+    <w:bookmarkStart w:id="43" w:name="Xcc936c4f41f389694b743b260f1d75260526322"/>
     <w:p>
       <w:pPr>
         <w:pStyle w:val="Heading2"/>
@@ -29914,8 +35678,8 @@
         <w:t xml:space="preserve">from the original algorithms, not implementation measurements or a weak-attack estimate. A new compression claim would need to show correctness and security after the changed ciphertext distribution. An external KEM or combiner would not repair this construction’s bandwidth defect.</w:t>
       </w:r>
     </w:p>
-    <w:bookmarkEnd w:id="42"/>
-    <w:bookmarkStart w:id="43" w:name="Xb91f30c987f197e5d16c01affa970c53655b8d7"/>
+    <w:bookmarkEnd w:id="43"/>
+    <w:bookmarkStart w:id="44" w:name="Xb91f30c987f197e5d16c01affa970c53655b8d7"/>
     <w:p>
       <w:pPr>
         <w:pStyle w:val="Heading2"/>
@@ -30190,8 +35954,8 @@
         <w:t xml:space="preserve">, the attack enumerates group sets and candidate positions until finding a rank-three set of four labels; extending the recovered span identifies all five planted labels. This is a regression against too-strong security narratives; toy performance must not be extrapolated into a finite security-level claim. The attack cost increases combinatorially for the larger parameters and is not a measured full-profile break.</w:t>
       </w:r>
     </w:p>
-    <w:bookmarkEnd w:id="43"/>
-    <w:bookmarkStart w:id="44" w:name="profile-specific-attack-and-proof-matrix"/>
+    <w:bookmarkEnd w:id="44"/>
+    <w:bookmarkStart w:id="45" w:name="profile-specific-attack-and-proof-matrix"/>
     <w:p>
       <w:pPr>
         <w:pStyle w:val="Heading2"/>
@@ -30694,8 +36458,8 @@
         </w:tc>
       </w:tr>
     </w:tbl>
-    <w:bookmarkEnd w:id="44"/>
-    <w:bookmarkStart w:id="45" w:name="Xd945509a82468b365e34cb2f8923c22697719f8"/>
+    <w:bookmarkEnd w:id="45"/>
+    <w:bookmarkStart w:id="46" w:name="Xd945509a82468b365e34cb2f8923c22697719f8"/>
     <w:p>
       <w:pPr>
         <w:pStyle w:val="Heading2"/>
@@ -30762,8 +36526,8 @@
         <w:t xml:space="preserve">. The following two mathematically testable experiments are new NCSG-native directions; we must reject any candidate failing either adversarial test before treating it as a KEM.</w:t>
       </w:r>
     </w:p>
-    <w:bookmarkEnd w:id="45"/>
-    <w:bookmarkStart w:id="46" w:name="Xf023397d9e5f049c56fe178f970469200778625"/>
+    <w:bookmarkEnd w:id="46"/>
+    <w:bookmarkStart w:id="47" w:name="Xf023397d9e5f049c56fe178f970469200778625"/>
     <w:p>
       <w:pPr>
         <w:pStyle w:val="Heading2"/>
@@ -32743,8 +38507,8 @@
         <w:t xml:space="preserve">. They are algebraic consistency conditions, not a hardness reduction. A secret potential cannot be made difficult merely by publishing its two directional derivative tables: the constructive proof gives a polynomial-time recovery method up to additive constants. The accompanying exact finite fixture integrates one hundred random ternary tables and rejects deliberately inconsistent derivatives.</w:t>
       </w:r>
     </w:p>
-    <w:bookmarkEnd w:id="46"/>
-    <w:bookmarkStart w:id="47" w:name="Xc75a6596662a4123579ecbd2ca69767b28b34ef"/>
+    <w:bookmarkEnd w:id="47"/>
+    <w:bookmarkStart w:id="48" w:name="Xc75a6596662a4123579ecbd2ca69767b28b34ef"/>
     <w:p>
       <w:pPr>
         <w:pStyle w:val="Heading2"/>
@@ -34644,8 +40408,8 @@
         <w:t xml:space="preserve">from the public key nor introducing an unaudited hard-decomposition assumption proves security. Every such redesign needs a new exact security game.</w:t>
       </w:r>
     </w:p>
-    <w:bookmarkEnd w:id="47"/>
-    <w:bookmarkStart w:id="48" w:name="X1830fe64b0727f49a9170c7407a0fcc905a681f"/>
+    <w:bookmarkEnd w:id="48"/>
+    <w:bookmarkStart w:id="49" w:name="X1830fe64b0727f49a9170c7407a0fcc905a681f"/>
     <w:p>
       <w:pPr>
         <w:pStyle w:val="Heading2"/>
@@ -34734,8 +40498,8 @@
         <w:t xml:space="preserve">an eligible construction and costed against all available classical and quantum attack algorithms. The three historical profiles in Section 11 remain attack baselines, not validated instantiations of the new direction.</w:t>
       </w:r>
     </w:p>
-    <w:bookmarkEnd w:id="48"/>
-    <w:bookmarkStart w:id="49" w:name="novelty-boundary-and-venue-target"/>
+    <w:bookmarkEnd w:id="49"/>
+    <w:bookmarkStart w:id="50" w:name="novelty-boundary-and-venue-target"/>
     <w:p>
       <w:pPr>
         <w:pStyle w:val="Heading2"/>
@@ -34825,9 +40589,9 @@
         <w:t xml:space="preserve">`research-2028/NCSG_ONLY_RESEARCH_STATUS.md`.</w:t>
       </w:r>
     </w:p>
-    <w:bookmarkEnd w:id="49"/>
     <w:bookmarkEnd w:id="50"/>
-    <w:bookmarkStart w:id="51" w:name="Xcd158b9d3f06b4a07edfd0a58591f1d8a4791da"/>
+    <w:bookmarkEnd w:id="51"/>
+    <w:bookmarkStart w:id="52" w:name="Xcd158b9d3f06b4a07edfd0a58591f1d8a4791da"/>
     <w:p>
       <w:pPr>
         <w:pStyle w:val="Heading1"/>
@@ -34890,8 +40654,8 @@
         <w:t xml:space="preserve">A publication-ready new cryptographic claim would require at least: an executable, byte-exact KEM implementation; independent cryptanalysis of the full public-label distribution and noisy sample problem; reproducible estimators including quantum work, depth and memory; a sound asymptotic parameter family; a complete QROM reduction with explicit concrete losses; a venue-compliant anonymous submission; and explicit treatment of computational/memory cost, malformed ciphertexts, fault and side-channel behavior.</w:t>
       </w:r>
     </w:p>
-    <w:bookmarkEnd w:id="51"/>
-    <w:bookmarkStart w:id="52" w:name="conclusion"/>
+    <w:bookmarkEnd w:id="52"/>
+    <w:bookmarkStart w:id="53" w:name="conclusion"/>
     <w:p>
       <w:pPr>
         <w:pStyle w:val="Heading1"/>
@@ -34921,8 +40685,8 @@
         <w:t xml:space="preserve">, not a formally verified post-quantum KEM. The MDS construction is retained for negative and historical study rather than promoted as the user’s novel active design. Any security promotion needs new mathematics and independent cryptanalysis, not a change of adjectives.</w:t>
       </w:r>
     </w:p>
-    <w:bookmarkEnd w:id="52"/>
-    <w:bookmarkStart w:id="53" w:name="references"/>
+    <w:bookmarkEnd w:id="53"/>
+    <w:bookmarkStart w:id="54" w:name="references"/>
     <w:p>
       <w:pPr>
         <w:pStyle w:val="Heading1"/>
@@ -35205,8 +40969,8 @@
         <w:t xml:space="preserve">, author-provided 26-page PDF, October 2026.</w:t>
       </w:r>
     </w:p>
-    <w:bookmarkEnd w:id="53"/>
-    <w:bookmarkStart w:id="54" w:name="Xc49e99b3b77675231c28d7331b6e63f200684e1"/>
+    <w:bookmarkEnd w:id="54"/>
+    <w:bookmarkStart w:id="55" w:name="Xc49e99b3b77675231c28d7331b6e63f200684e1"/>
     <w:p>
       <w:pPr>
         <w:pStyle w:val="Heading1"/>
@@ -35236,8 +41000,8 @@
         <w:t xml:space="preserve">.</w:t>
       </w:r>
     </w:p>
-    <w:bookmarkEnd w:id="54"/>
-    <w:bookmarkStart w:id="55" w:name="appendix-b.-submission-caution"/>
+    <w:bookmarkEnd w:id="55"/>
+    <w:bookmarkStart w:id="56" w:name="appendix-b.-submission-caution"/>
     <w:p>
       <w:pPr>
         <w:pStyle w:val="Heading1"/>
@@ -35267,7 +41031,7 @@
         <w:t xml:space="preserve">. This revision is not a 2027 submission. For a future double-blind venue, apply the current published formatting, author-identification, repository and AI-use rules; do not upload the named version as an anonymous submission. Verify all bibliographic records directly from publishers before submission.</w:t>
       </w:r>
     </w:p>
-    <w:bookmarkEnd w:id="55"/>
+    <w:bookmarkEnd w:id="56"/>
     <w:sectPr/>
   </w:body>
 </w:document>

--- a/manuscript/SG_DIFRA_EUROCRYPT_2028_RESEARCH_DRAFT.docx
+++ b/manuscript/SG_DIFRA_EUROCRYPT_2028_RESEARCH_DRAFT.docx
@@ -517,6 +517,40 @@
       </w:r>
       <w:r>
         <w:t xml:space="preserve">.</w:t>
+      </w:r>
+    </w:p>
+    <w:p>
+      <w:pPr>
+        <w:pStyle w:val="BodyText"/>
+      </w:pPr>
+      <w:r>
+        <w:rPr>
+          <w:bCs/>
+          <w:b/>
+        </w:rPr>
+        <w:t xml:space="preserve">Round-8 global attack.</w:t>
+      </w:r>
+      <w:r>
+        <w:t xml:space="preserve"> </w:t>
+      </w:r>
+      <w:r>
+        <w:t xml:space="preserve">Publicly known, low-treewidth incidence graphs still allow exact recovery of globally satisfying witnesses, even when source-form ternary NCSG factors overlap. We prove the corresponding public variable-elimination bound and reproduce the attack on overlapping original R1/R2/R3 source-style local geometries. This rules out overlap</w:t>
+      </w:r>
+      <w:r>
+        <w:t xml:space="preserve"> </w:t>
+      </w:r>
+      <w:r>
+        <w:rPr>
+          <w:iCs/>
+          <w:i/>
+        </w:rPr>
+        <w:t xml:space="preserve">alone</w:t>
+      </w:r>
+      <w:r>
+        <w:t xml:space="preserve"> </w:t>
+      </w:r>
+      <w:r>
+        <w:t xml:space="preserve">as a trapdoor but does not break all possible global schemes or validate an IND-CCA KEM.</w:t>
       </w:r>
     </w:p>
     <w:p>
@@ -35115,7 +35149,7 @@
       </w:r>
     </w:p>
     <w:bookmarkEnd w:id="42"/>
-    <w:bookmarkStart w:id="51" w:name="Xe648b1b6ee4ad46cdea84b3f4a56d864d2eab7b"/>
+    <w:bookmarkStart w:id="54" w:name="Xe648b1b6ee4ad46cdea84b3f4a56d864d2eab7b"/>
     <w:p>
       <w:pPr>
         <w:pStyle w:val="Heading1"/>
@@ -40590,14 +40624,13 @@
       </w:r>
     </w:p>
     <w:bookmarkEnd w:id="50"/>
-    <w:bookmarkEnd w:id="51"/>
-    <w:bookmarkStart w:id="52" w:name="Xcd158b9d3f06b4a07edfd0a58591f1d8a4791da"/>
+    <w:bookmarkStart w:id="53" w:name="X4b7ec0bde0377a3f890cee1cd1886b8c3ac5c95"/>
     <w:p>
       <w:pPr>
-        <w:pStyle w:val="Heading1"/>
+        <w:pStyle w:val="Heading2"/>
       </w:pPr>
       <w:r>
-        <w:t xml:space="preserve">13. Verification, limitations and responsible next steps</w:t>
+        <w:t xml:space="preserve">12.9 Round 8: public global witness recovery under bounded incidence width (10 October 2026)</w:t>
       </w:r>
     </w:p>
     <w:p>
@@ -40605,29 +40638,33 @@
         <w:pStyle w:val="FirstParagraph"/>
       </w:pPr>
       <w:r>
-        <w:t xml:space="preserve">The accompanying Python scripts verify the field modulus, exhaustive Boolean truth table, exact ternary affine-line partitions for all three source profile geometries, symbolic ternary triple leakage, small GRS row independence, functional equivalence after replacing</w:t>
-      </w:r>
-      <w:r>
-        <w:t xml:space="preserve"> </w:t>
-      </w:r>
-      <m:oMath>
-        <m:r>
-          <m:t>s</m:t>
-        </m:r>
-      </m:oMath>
-      <w:r>
-        <w:t xml:space="preserve">, a toy clean-basis adversary on</w:t>
-      </w:r>
-      <w:r>
-        <w:t xml:space="preserve"> </w:t>
-      </w:r>
-      <m:oMath>
-        <m:r>
-          <m:t>1024</m:t>
-        </m:r>
-      </m:oMath>
-      <w:r>
-        <w:t xml:space="preserve">-ary noisy samples, and analytical profile bounds. Such checks are finite evidence for corresponding algebraic properties; they do</w:t>
+        <w:rPr>
+          <w:bCs/>
+          <w:b/>
+        </w:rPr>
+        <w:t xml:space="preserve">Outcome: a further proven attack criterion, not a complete KEM security repair.</w:t>
+      </w:r>
+      <w:r>
+        <w:t xml:space="preserve"> </w:t>
+      </w:r>
+      <w:r>
+        <w:t xml:space="preserve">Round 7 formally refuted the original local MaxEnt map as a one-way trapdoor when its public truth table is accessible. Round 8 directly tests a natural attempted repair: connect many such local functions through</w:t>
+      </w:r>
+      <w:r>
+        <w:t xml:space="preserve"> </w:t>
+      </w:r>
+      <w:r>
+        <w:rPr>
+          <w:iCs/>
+          <w:i/>
+        </w:rPr>
+        <w:t xml:space="preserve">overlapping</w:t>
+      </w:r>
+      <w:r>
+        <w:t xml:space="preserve"> </w:t>
+      </w:r>
+      <w:r>
+        <w:t xml:space="preserve">global variables and claim that the resulting witness must be found using a private decapsulation trapdoor. This claim fails for public constraint systems of low induced width. The method is classical constraint elimination, building explicitly on Rina Dechter’s 1999 bucket-elimination framework [11], so its underlying complexity theorem is</w:t>
       </w:r>
       <w:r>
         <w:t xml:space="preserve"> </w:t>
@@ -40643,7 +40680,21 @@
         <w:t xml:space="preserve"> </w:t>
       </w:r>
       <w:r>
-        <w:t xml:space="preserve">establish IND-CPA or IND-CCA security against arbitrary efficient adversaries.</w:t>
+        <w:t xml:space="preserve">claimed to be a newly invented cryptographic primitive. The source-specific application, tests and negative design requirement are detailed in the</w:t>
+      </w:r>
+      <w:r>
+        <w:t xml:space="preserve"> </w:t>
+      </w:r>
+      <w:hyperlink r:id="rId51">
+        <w:r>
+          <w:rPr>
+            <w:rStyle w:val="Hyperlink"/>
+          </w:rPr>
+          <w:t xml:space="preserve">Round-8 security ledger</w:t>
+        </w:r>
+      </w:hyperlink>
+      <w:r>
+        <w:t xml:space="preserve">.</w:t>
       </w:r>
     </w:p>
     <w:p>
@@ -40651,17 +40702,1571 @@
         <w:pStyle w:val="BodyText"/>
       </w:pPr>
       <w:r>
-        <w:t xml:space="preserve">A publication-ready new cryptographic claim would require at least: an executable, byte-exact KEM implementation; independent cryptanalysis of the full public-label distribution and noisy sample problem; reproducible estimators including quantum work, depth and memory; a sound asymptotic parameter family; a complete QROM reduction with explicit concrete losses; a venue-compliant anonymous submission; and explicit treatment of computational/memory cost, malformed ciphertexts, fault and side-channel behavior.</w:t>
+        <w:rPr>
+          <w:bCs/>
+          <w:b/>
+        </w:rPr>
+        <w:t xml:space="preserve">Public challenge distribution.</w:t>
+      </w:r>
+      <w:r>
+        <w:t xml:space="preserve"> </w:t>
+      </w:r>
+      <w:r>
+        <w:t xml:space="preserve">Let</w:t>
+      </w:r>
+      <w:r>
+        <w:t xml:space="preserve"> </w:t>
+      </w:r>
+      <m:oMath>
+        <m:r>
+          <m:t>V</m:t>
+        </m:r>
+        <m:r>
+          <m:rPr>
+            <m:sty m:val="p"/>
+          </m:rPr>
+          <m:t>=</m:t>
+        </m:r>
+        <m:r>
+          <m:rPr>
+            <m:sty m:val="p"/>
+          </m:rPr>
+          <m:t>{</m:t>
+        </m:r>
+        <m:r>
+          <m:t>1</m:t>
+        </m:r>
+        <m:r>
+          <m:rPr>
+            <m:sty m:val="p"/>
+          </m:rPr>
+          <m:t>,</m:t>
+        </m:r>
+        <m:r>
+          <m:rPr>
+            <m:sty m:val="p"/>
+          </m:rPr>
+          <m:t>…</m:t>
+        </m:r>
+        <m:r>
+          <m:rPr>
+            <m:sty m:val="p"/>
+          </m:rPr>
+          <m:t>,</m:t>
+        </m:r>
+        <m:r>
+          <m:t>n</m:t>
+        </m:r>
+        <m:r>
+          <m:rPr>
+            <m:sty m:val="p"/>
+          </m:rPr>
+          <m:t>}</m:t>
+        </m:r>
+      </m:oMath>
+      <w:r>
+        <w:t xml:space="preserve"> </w:t>
+      </w:r>
+      <w:r>
+        <w:t xml:space="preserve">index global variables over</w:t>
+      </w:r>
+      <w:r>
+        <w:t xml:space="preserve"> </w:t>
+      </w:r>
+      <m:oMath>
+        <m:sSub>
+          <m:e>
+            <m:r>
+              <m:rPr>
+                <m:sty m:val="p"/>
+                <m:scr m:val="double-struck"/>
+              </m:rPr>
+              <m:t>F</m:t>
+            </m:r>
+          </m:e>
+          <m:sub>
+            <m:r>
+              <m:t>3</m:t>
+            </m:r>
+          </m:sub>
+        </m:sSub>
+      </m:oMath>
+      <w:r>
+        <w:t xml:space="preserve">. For every constraint</w:t>
+      </w:r>
+      <w:r>
+        <w:t xml:space="preserve"> </w:t>
+      </w:r>
+      <m:oMath>
+        <m:r>
+          <m:t>i</m:t>
+        </m:r>
+      </m:oMath>
+      <w:r>
+        <w:t xml:space="preserve">, the public key (or derived publicly available information) provides a scope</w:t>
+      </w:r>
+      <w:r>
+        <w:t xml:space="preserve"> </w:t>
+      </w:r>
+      <m:oMath>
+        <m:sSub>
+          <m:e>
+            <m:r>
+              <m:t>S</m:t>
+            </m:r>
+          </m:e>
+          <m:sub>
+            <m:r>
+              <m:t>i</m:t>
+            </m:r>
+          </m:sub>
+        </m:sSub>
+        <m:r>
+          <m:rPr>
+            <m:sty m:val="p"/>
+          </m:rPr>
+          <m:t>⊆</m:t>
+        </m:r>
+        <m:r>
+          <m:t>V</m:t>
+        </m:r>
+      </m:oMath>
+      <w:r>
+        <w:t xml:space="preserve"> </w:t>
+      </w:r>
+      <w:r>
+        <w:t xml:space="preserve">and an explicit allowed-assignment relation</w:t>
+      </w:r>
+      <w:r>
+        <w:t xml:space="preserve"> </w:t>
+      </w:r>
+      <m:oMath>
+        <m:sSub>
+          <m:e>
+            <m:r>
+              <m:t>R</m:t>
+            </m:r>
+          </m:e>
+          <m:sub>
+            <m:r>
+              <m:t>i</m:t>
+            </m:r>
+          </m:sub>
+        </m:sSub>
+        <m:r>
+          <m:rPr>
+            <m:sty m:val="p"/>
+          </m:rPr>
+          <m:t>⊆</m:t>
+        </m:r>
+        <m:sSubSup>
+          <m:e>
+            <m:r>
+              <m:rPr>
+                <m:sty m:val="p"/>
+                <m:scr m:val="double-struck"/>
+              </m:rPr>
+              <m:t>F</m:t>
+            </m:r>
+          </m:e>
+          <m:sub>
+            <m:r>
+              <m:t>3</m:t>
+            </m:r>
+          </m:sub>
+          <m:sup>
+            <m:sSub>
+              <m:e>
+                <m:r>
+                  <m:t>S</m:t>
+                </m:r>
+              </m:e>
+              <m:sub>
+                <m:r>
+                  <m:t>i</m:t>
+                </m:r>
+              </m:sub>
+            </m:sSub>
+          </m:sup>
+        </m:sSubSup>
+      </m:oMath>
+      <w:r>
+        <w:t xml:space="preserve">, for example a fiber</w:t>
+      </w:r>
+      <w:r>
+        <w:t xml:space="preserve"> </w:t>
+      </w:r>
+      <m:oMath>
+        <m:sSub>
+          <m:e>
+            <m:r>
+              <m:t>R</m:t>
+            </m:r>
+          </m:e>
+          <m:sub>
+            <m:r>
+              <m:t>i</m:t>
+            </m:r>
+          </m:sub>
+        </m:sSub>
+        <m:r>
+          <m:rPr>
+            <m:sty m:val="p"/>
+          </m:rPr>
+          <m:t>=</m:t>
+        </m:r>
+        <m:r>
+          <m:rPr>
+            <m:sty m:val="p"/>
+          </m:rPr>
+          <m:t>{</m:t>
+        </m:r>
+        <m:r>
+          <m:t>z</m:t>
+        </m:r>
+        <m:r>
+          <m:rPr>
+            <m:sty m:val="p"/>
+          </m:rPr>
+          <m:t>:</m:t>
+        </m:r>
+        <m:sSub>
+          <m:e>
+            <m:r>
+              <m:t>f</m:t>
+            </m:r>
+          </m:e>
+          <m:sub>
+            <m:r>
+              <m:t>i</m:t>
+            </m:r>
+          </m:sub>
+        </m:sSub>
+        <m:d>
+          <m:dPr>
+            <m:begChr m:val="("/>
+            <m:endChr m:val=")"/>
+            <m:sepChr m:val=""/>
+            <m:grow/>
+          </m:dPr>
+          <m:e>
+            <m:r>
+              <m:t>z</m:t>
+            </m:r>
+          </m:e>
+        </m:d>
+        <m:r>
+          <m:rPr>
+            <m:sty m:val="p"/>
+          </m:rPr>
+          <m:t>=</m:t>
+        </m:r>
+        <m:sSub>
+          <m:e>
+            <m:r>
+              <m:t>t</m:t>
+            </m:r>
+          </m:e>
+          <m:sub>
+            <m:r>
+              <m:t>i</m:t>
+            </m:r>
+          </m:sub>
+        </m:sSub>
+        <m:r>
+          <m:rPr>
+            <m:sty m:val="p"/>
+          </m:rPr>
+          <m:t>}</m:t>
+        </m:r>
+      </m:oMath>
+      <w:r>
+        <w:t xml:space="preserve"> </w:t>
+      </w:r>
+      <w:r>
+        <w:t xml:space="preserve">of the source-form local NCSG map. The attack must output any</w:t>
+      </w:r>
+      <w:r>
+        <w:t xml:space="preserve"> </w:t>
+      </w:r>
+      <m:oMath>
+        <m:r>
+          <m:t>s</m:t>
+        </m:r>
+        <m:r>
+          <m:rPr>
+            <m:sty m:val="p"/>
+          </m:rPr>
+          <m:t>∈</m:t>
+        </m:r>
+        <m:sSubSup>
+          <m:e>
+            <m:r>
+              <m:rPr>
+                <m:sty m:val="p"/>
+                <m:scr m:val="double-struck"/>
+              </m:rPr>
+              <m:t>F</m:t>
+            </m:r>
+          </m:e>
+          <m:sub>
+            <m:r>
+              <m:t>3</m:t>
+            </m:r>
+          </m:sub>
+          <m:sup>
+            <m:r>
+              <m:t>n</m:t>
+            </m:r>
+          </m:sup>
+        </m:sSubSup>
+      </m:oMath>
+      <w:r>
+        <w:t xml:space="preserve"> </w:t>
+      </w:r>
+      <w:r>
+        <w:t xml:space="preserve">such that</w:t>
+      </w:r>
+      <w:r>
+        <w:t xml:space="preserve"> </w:t>
+      </w:r>
+      <m:oMath>
+        <m:sSub>
+          <m:e>
+            <m:r>
+              <m:t>s</m:t>
+            </m:r>
+          </m:e>
+          <m:sub>
+            <m:sSub>
+              <m:e>
+                <m:r>
+                  <m:t>S</m:t>
+                </m:r>
+              </m:e>
+              <m:sub>
+                <m:r>
+                  <m:t>i</m:t>
+                </m:r>
+              </m:sub>
+            </m:sSub>
+          </m:sub>
+        </m:sSub>
+        <m:r>
+          <m:rPr>
+            <m:sty m:val="p"/>
+          </m:rPr>
+          <m:t>∈</m:t>
+        </m:r>
+        <m:sSub>
+          <m:e>
+            <m:r>
+              <m:t>R</m:t>
+            </m:r>
+          </m:e>
+          <m:sub>
+            <m:r>
+              <m:t>i</m:t>
+            </m:r>
+          </m:sub>
+        </m:sSub>
+      </m:oMath>
+      <w:r>
+        <w:t xml:space="preserve"> </w:t>
+      </w:r>
+      <w:r>
+        <w:t xml:space="preserve">for all</w:t>
+      </w:r>
+      <w:r>
+        <w:t xml:space="preserve"> </w:t>
+      </w:r>
+      <m:oMath>
+        <m:r>
+          <m:t>i</m:t>
+        </m:r>
+      </m:oMath>
+      <w:r>
+        <w:t xml:space="preserve">. All public truth-table enumeration costs are explicitly charged to the input size. The attacker does</w:t>
+      </w:r>
+      <w:r>
+        <w:t xml:space="preserve"> </w:t>
+      </w:r>
+      <w:r>
+        <w:rPr>
+          <w:bCs/>
+          <w:b/>
+        </w:rPr>
+        <w:t xml:space="preserve">not</w:t>
+      </w:r>
+      <w:r>
+        <w:t xml:space="preserve"> </w:t>
+      </w:r>
+      <w:r>
+        <w:t xml:space="preserve">receive hidden local matrices, potentials, the original planted witness or the secret key. This is a</w:t>
+      </w:r>
+      <w:r>
+        <w:t xml:space="preserve"> </w:t>
+      </w:r>
+      <w:r>
+        <w:rPr>
+          <w:bCs/>
+          <w:b/>
+        </w:rPr>
+        <w:t xml:space="preserve">global overlapping</w:t>
+      </w:r>
+      <w:r>
+        <w:t xml:space="preserve"> </w:t>
+      </w:r>
+      <w:r>
+        <w:t xml:space="preserve">witness task, not the already solved single-factor task.</w:t>
       </w:r>
     </w:p>
-    <w:bookmarkEnd w:id="52"/>
-    <w:bookmarkStart w:id="53" w:name="conclusion"/>
+    <w:p>
+      <w:pPr>
+        <w:pStyle w:val="BodyText"/>
+      </w:pPr>
+      <w:r>
+        <w:rPr>
+          <w:bCs/>
+          <w:b/>
+        </w:rPr>
+        <w:t xml:space="preserve">Theorem 12.9 (public witness recovery at induced width</w:t>
+      </w:r>
+      <w:r>
+        <w:rPr>
+          <w:bCs/>
+          <w:b/>
+        </w:rPr>
+        <w:t xml:space="preserve"> </w:t>
+      </w:r>
+      <m:oMath>
+        <m:r>
+          <m:t>w</m:t>
+        </m:r>
+      </m:oMath>
+      <w:r>
+        <w:rPr>
+          <w:bCs/>
+          <w:b/>
+        </w:rPr>
+        <w:t xml:space="preserve">).</w:t>
+      </w:r>
+      <w:r>
+        <w:t xml:space="preserve"> </w:t>
+      </w:r>
+      <w:r>
+        <w:t xml:space="preserve">Given explicit public ternary relation tables, scopes and a variable elimination order with induced width</w:t>
+      </w:r>
+      <w:r>
+        <w:t xml:space="preserve"> </w:t>
+      </w:r>
+      <m:oMath>
+        <m:r>
+          <m:t>w</m:t>
+        </m:r>
+      </m:oMath>
+      <w:r>
+        <w:t xml:space="preserve"> </w:t>
+      </w:r>
+      <w:r>
+        <w:t xml:space="preserve">in the associated primal graph, a deterministic algorithm either recovers a satisfying</w:t>
+      </w:r>
+      <w:r>
+        <w:t xml:space="preserve"> </w:t>
+      </w:r>
+      <w:r>
+        <w:rPr>
+          <w:bCs/>
+          <w:b/>
+        </w:rPr>
+        <w:t xml:space="preserve">global</w:t>
+      </w:r>
+      <w:r>
+        <w:t xml:space="preserve"> </w:t>
+      </w:r>
+      <w:r>
+        <w:t xml:space="preserve">witness or correctly reports unsatisfiability in time</w:t>
+      </w:r>
+      <w:r>
+        <w:t xml:space="preserve"> </w:t>
+      </w:r>
+      <m:oMath>
+        <m:r>
+          <m:rPr>
+            <m:sty m:val="p"/>
+          </m:rPr>
+          <m:t>poly</m:t>
+        </m:r>
+        <m:d>
+          <m:dPr>
+            <m:begChr m:val="("/>
+            <m:endChr m:val=")"/>
+            <m:sepChr m:val=""/>
+            <m:grow/>
+          </m:dPr>
+          <m:e>
+            <m:r>
+              <m:t>L</m:t>
+            </m:r>
+            <m:r>
+              <m:rPr>
+                <m:sty m:val="p"/>
+              </m:rPr>
+              <m:t>,</m:t>
+            </m:r>
+            <m:r>
+              <m:t>n</m:t>
+            </m:r>
+            <m:r>
+              <m:rPr>
+                <m:sty m:val="p"/>
+              </m:rPr>
+              <m:t>,</m:t>
+            </m:r>
+            <m:r>
+              <m:t>m</m:t>
+            </m:r>
+          </m:e>
+        </m:d>
+        <m:sSup>
+          <m:e>
+            <m:r>
+              <m:t>3</m:t>
+            </m:r>
+          </m:e>
+          <m:sup>
+            <m:r>
+              <m:t>w</m:t>
+            </m:r>
+            <m:r>
+              <m:rPr>
+                <m:sty m:val="p"/>
+              </m:rPr>
+              <m:t>+</m:t>
+            </m:r>
+            <m:r>
+              <m:t>1</m:t>
+            </m:r>
+          </m:sup>
+        </m:sSup>
+      </m:oMath>
+      <w:r>
+        <w:t xml:space="preserve">, where</w:t>
+      </w:r>
+      <w:r>
+        <w:t xml:space="preserve"> </w:t>
+      </w:r>
+      <m:oMath>
+        <m:r>
+          <m:t>L</m:t>
+        </m:r>
+      </m:oMath>
+      <w:r>
+        <w:t xml:space="preserve"> </w:t>
+      </w:r>
+      <w:r>
+        <w:t xml:space="preserve">is public encoding length and</w:t>
+      </w:r>
+      <w:r>
+        <w:t xml:space="preserve"> </w:t>
+      </w:r>
+      <m:oMath>
+        <m:r>
+          <m:t>m</m:t>
+        </m:r>
+      </m:oMath>
+      <w:r>
+        <w:t xml:space="preserve"> </w:t>
+      </w:r>
+      <w:r>
+        <w:t xml:space="preserve">is the number of factors. In particular the attack is polynomial-time for public instances with</w:t>
+      </w:r>
+      <w:r>
+        <w:t xml:space="preserve"> </w:t>
+      </w:r>
+      <m:oMath>
+        <m:r>
+          <m:t>w</m:t>
+        </m:r>
+        <m:r>
+          <m:rPr>
+            <m:sty m:val="p"/>
+          </m:rPr>
+          <m:t>=</m:t>
+        </m:r>
+        <m:r>
+          <m:t>O</m:t>
+        </m:r>
+        <m:d>
+          <m:dPr>
+            <m:begChr m:val="("/>
+            <m:endChr m:val=")"/>
+            <m:sepChr m:val=""/>
+            <m:grow/>
+          </m:dPr>
+          <m:e>
+            <m:r>
+              <m:rPr>
+                <m:sty m:val="p"/>
+              </m:rPr>
+              <m:t>log</m:t>
+            </m:r>
+            <m:d>
+              <m:dPr>
+                <m:begChr m:val="("/>
+                <m:endChr m:val=")"/>
+                <m:sepChr m:val=""/>
+                <m:grow/>
+              </m:dPr>
+              <m:e>
+                <m:r>
+                  <m:t>n</m:t>
+                </m:r>
+                <m:r>
+                  <m:rPr>
+                    <m:sty m:val="p"/>
+                  </m:rPr>
+                  <m:t>+</m:t>
+                </m:r>
+                <m:r>
+                  <m:t>L</m:t>
+                </m:r>
+              </m:e>
+            </m:d>
+          </m:e>
+        </m:d>
+      </m:oMath>
+      <w:r>
+        <w:t xml:space="preserve">. This is a standard structural fact about CSPs, not proof of an end-to-end KEM attack on a scheme whose full KEM algorithms are undefined.</w:t>
+      </w:r>
+    </w:p>
+    <w:p>
+      <w:pPr>
+        <w:pStyle w:val="BodyText"/>
+      </w:pPr>
+      <w:r>
+        <w:rPr>
+          <w:bCs/>
+          <w:b/>
+        </w:rPr>
+        <w:t xml:space="preserve">Proof (constructive).</w:t>
+      </w:r>
+      <w:r>
+        <w:t xml:space="preserve"> </w:t>
+      </w:r>
+      <w:r>
+        <w:t xml:space="preserve">At the next variable</w:t>
+      </w:r>
+      <w:r>
+        <w:t xml:space="preserve"> </w:t>
+      </w:r>
+      <m:oMath>
+        <m:r>
+          <m:t>v</m:t>
+        </m:r>
+      </m:oMath>
+      <w:r>
+        <w:t xml:space="preserve"> </w:t>
+      </w:r>
+      <w:r>
+        <w:t xml:space="preserve">in the given elimination order, collect all factors containing</w:t>
+      </w:r>
+      <w:r>
+        <w:t xml:space="preserve"> </w:t>
+      </w:r>
+      <m:oMath>
+        <m:r>
+          <m:t>v</m:t>
+        </m:r>
+      </m:oMath>
+      <w:r>
+        <w:t xml:space="preserve">. The union of their scopes includes at most</w:t>
+      </w:r>
+      <w:r>
+        <w:t xml:space="preserve"> </w:t>
+      </w:r>
+      <m:oMath>
+        <m:r>
+          <m:t>w</m:t>
+        </m:r>
+        <m:r>
+          <m:rPr>
+            <m:sty m:val="p"/>
+          </m:rPr>
+          <m:t>+</m:t>
+        </m:r>
+        <m:r>
+          <m:t>1</m:t>
+        </m:r>
+      </m:oMath>
+      <w:r>
+        <w:t xml:space="preserve"> </w:t>
+      </w:r>
+      <w:r>
+        <w:t xml:space="preserve">variables. For each assignment to the other variables in that union, enumerate three values of</w:t>
+      </w:r>
+      <w:r>
+        <w:t xml:space="preserve"> </w:t>
+      </w:r>
+      <m:oMath>
+        <m:r>
+          <m:t>v</m:t>
+        </m:r>
+      </m:oMath>
+      <w:r>
+        <w:t xml:space="preserve"> </w:t>
+      </w:r>
+      <w:r>
+        <w:t xml:space="preserve">and record whether one satisfies every collected factor. Retain the satisfying residual assignments as a new factor and also record one successful value of</w:t>
+      </w:r>
+      <w:r>
+        <w:t xml:space="preserve"> </w:t>
+      </w:r>
+      <m:oMath>
+        <m:r>
+          <m:t>v</m:t>
+        </m:r>
+      </m:oMath>
+      <w:r>
+        <w:t xml:space="preserve"> </w:t>
+      </w:r>
+      <w:r>
+        <w:t xml:space="preserve">for each. This replacement is logically equivalent to existentially quantifying</w:t>
+      </w:r>
+      <w:r>
+        <w:t xml:space="preserve"> </w:t>
+      </w:r>
+      <m:oMath>
+        <m:r>
+          <m:t>v</m:t>
+        </m:r>
+      </m:oMath>
+      <w:r>
+        <w:t xml:space="preserve">, so it preserves satisfiability both ways. Inductively eliminate the remaining variables. A factor with no surviving assignments certifies impossibility; otherwise reverse the recorded choices to reconstruct a correct full witness. Each step checks at most</w:t>
+      </w:r>
+      <w:r>
+        <w:t xml:space="preserve"> </w:t>
+      </w:r>
+      <m:oMath>
+        <m:sSup>
+          <m:e>
+            <m:r>
+              <m:t>3</m:t>
+            </m:r>
+          </m:e>
+          <m:sup>
+            <m:r>
+              <m:t>w</m:t>
+            </m:r>
+            <m:r>
+              <m:rPr>
+                <m:sty m:val="p"/>
+              </m:rPr>
+              <m:t>+</m:t>
+            </m:r>
+            <m:r>
+              <m:t>1</m:t>
+            </m:r>
+          </m:sup>
+        </m:sSup>
+      </m:oMath>
+      <w:r>
+        <w:t xml:space="preserve"> </w:t>
+      </w:r>
+      <w:r>
+        <w:t xml:space="preserve">combinations, with polynomially many factor lookups and bookkeeping operations.</w:t>
+      </w:r>
+      <w:r>
+        <w:t xml:space="preserve"> </w:t>
+      </w:r>
+      <m:oMath>
+        <m:r>
+          <m:rPr>
+            <m:sty m:val="p"/>
+          </m:rPr>
+          <m:t>▫</m:t>
+        </m:r>
+      </m:oMath>
+    </w:p>
+    <w:p>
+      <w:pPr>
+        <w:pStyle w:val="BodyText"/>
+      </w:pPr>
+      <w:r>
+        <w:rPr>
+          <w:bCs/>
+          <w:b/>
+        </w:rPr>
+        <w:t xml:space="preserve">Corollary 12.9a (no witness hardness from low-width public incidence).</w:t>
+      </w:r>
+      <w:r>
+        <w:t xml:space="preserve"> </w:t>
+      </w:r>
+      <w:r>
+        <w:t xml:space="preserve">If the</w:t>
+      </w:r>
+      <w:r>
+        <w:t xml:space="preserve"> </w:t>
+      </w:r>
+      <w:r>
+        <w:rPr>
+          <w:iCs/>
+          <w:i/>
+        </w:rPr>
+        <w:t xml:space="preserve">actual public distribution</w:t>
+      </w:r>
+      <w:r>
+        <w:t xml:space="preserve"> </w:t>
+      </w:r>
+      <w:r>
+        <w:t xml:space="preserve">frequently produces instances in this efficiently recognizable low-width regime, a secret-planted-witness search assumption is invalid on that subdistribution: the adversary finds a satisfying witness without the trapdoor. A rare easy subdistribution alone does not yield a full-distribution attack. Hidden or succinctly encoded incidence requires a separately defined and analyzed attack model. Worst-case NP-completeness says nothing against this restricted public-instances algorithm.</w:t>
+      </w:r>
+    </w:p>
+    <w:p>
+      <w:pPr>
+        <w:pStyle w:val="BodyText"/>
+      </w:pPr>
+      <w:r>
+        <w:rPr>
+          <w:bCs/>
+          <w:b/>
+        </w:rPr>
+        <w:t xml:space="preserve">Concrete Round-8 public-only experiments.</w:t>
+      </w:r>
+      <w:r>
+        <w:t xml:space="preserve"> </w:t>
+      </w:r>
+      <w:r>
+        <w:t xml:space="preserve">The executable</w:t>
+      </w:r>
+      <w:r>
+        <w:t xml:space="preserve"> </w:t>
+      </w:r>
+      <w:hyperlink r:id="rId52">
+        <w:r>
+          <w:rPr>
+            <w:rStyle w:val="Hyperlink"/>
+          </w:rPr>
+          <w:t xml:space="preserve">global-witness adversary</w:t>
+        </w:r>
+      </w:hyperlink>
+      <w:r>
+        <w:t xml:space="preserve"> </w:t>
+      </w:r>
+      <w:r>
+        <w:t xml:space="preserve">generates the original source-form ternary MaxEnt local maps, with random secret coordinate transformations used</w:t>
+      </w:r>
+      <w:r>
+        <w:t xml:space="preserve"> </w:t>
+      </w:r>
+      <w:r>
+        <w:rPr>
+          <w:iCs/>
+          <w:i/>
+        </w:rPr>
+        <w:t xml:space="preserve">only by the test generator</w:t>
+      </w:r>
+      <w:r>
+        <w:t xml:space="preserve">. It publishes two independently generated local relation tables with one</w:t>
+      </w:r>
+      <w:r>
+        <w:t xml:space="preserve"> </w:t>
+      </w:r>
+      <w:r>
+        <w:rPr>
+          <w:bCs/>
+          <w:b/>
+        </w:rPr>
+        <w:t xml:space="preserve">shared global variable</w:t>
+      </w:r>
+      <w:r>
+        <w:t xml:space="preserve">, plants target outputs solely to ensure satisfiability, and reconstructs a valid global assignment from the public constraints alone. This demonstrates an actual overlapping-factor attack, not merely trivial inversion of unrelated factors:</w:t>
+      </w:r>
+    </w:p>
+    <w:tbl>
+      <w:tblPr>
+        <w:tblStyle w:val="Table"/>
+        <w:tblW w:type="pct" w:w="5000"/>
+        <w:tblLook w:firstRow="1" w:lastRow="0" w:firstColumn="0" w:lastColumn="0" w:noHBand="0" w:noVBand="0" w:val="0020"/>
+        <w:jc w:val="start"/>
+      </w:tblPr>
+      <w:tblGrid>
+        <w:gridCol w:w="1397"/>
+        <w:gridCol w:w="1397"/>
+        <w:gridCol w:w="1863"/>
+        <w:gridCol w:w="1863"/>
+        <w:gridCol w:w="1397"/>
+      </w:tblGrid>
+      <w:tr>
+        <w:trPr>
+          <w:tblHeader w:val="true"/>
+        </w:trPr>
+        <w:tc>
+          <w:tcPr/>
+          <w:p>
+            <w:pPr>
+              <w:pStyle w:val="Compact"/>
+              <w:jc w:val="left"/>
+            </w:pPr>
+            <w:r>
+              <w:t xml:space="preserve">Historical source-form local geometry</w:t>
+            </w:r>
+          </w:p>
+        </w:tc>
+        <w:tc>
+          <w:tcPr/>
+          <w:p>
+            <w:pPr>
+              <w:pStyle w:val="Compact"/>
+              <w:jc w:val="left"/>
+            </w:pPr>
+            <m:oMath>
+              <m:d>
+                <m:dPr>
+                  <m:begChr m:val="("/>
+                  <m:endChr m:val=")"/>
+                  <m:sepChr m:val=""/>
+                  <m:grow/>
+                </m:dPr>
+                <m:e>
+                  <m:r>
+                    <m:t>k</m:t>
+                  </m:r>
+                  <m:r>
+                    <m:rPr>
+                      <m:sty m:val="p"/>
+                    </m:rPr>
+                    <m:t>,</m:t>
+                  </m:r>
+                  <m:r>
+                    <m:t>d</m:t>
+                  </m:r>
+                  <m:r>
+                    <m:rPr>
+                      <m:sty m:val="p"/>
+                    </m:rPr>
+                    <m:t>,</m:t>
+                  </m:r>
+                  <m:r>
+                    <m:t>r</m:t>
+                  </m:r>
+                </m:e>
+              </m:d>
+            </m:oMath>
+          </w:p>
+        </w:tc>
+        <w:tc>
+          <w:tcPr/>
+          <w:p>
+            <w:pPr>
+              <w:pStyle w:val="Compact"/>
+              <w:jc w:val="right"/>
+            </w:pPr>
+            <w:r>
+              <w:t xml:space="preserve">Overlapping global variables</w:t>
+            </w:r>
+          </w:p>
+        </w:tc>
+        <w:tc>
+          <w:tcPr/>
+          <w:p>
+            <w:pPr>
+              <w:pStyle w:val="Compact"/>
+              <w:jc w:val="right"/>
+            </w:pPr>
+            <w:r>
+              <w:t xml:space="preserve">Verified induced width</w:t>
+            </w:r>
+            <w:r>
+              <w:t xml:space="preserve"> </w:t>
+            </w:r>
+            <m:oMath>
+              <m:r>
+                <m:t>w</m:t>
+              </m:r>
+            </m:oMath>
+          </w:p>
+        </w:tc>
+        <w:tc>
+          <w:tcPr/>
+          <w:p>
+            <w:pPr>
+              <w:pStyle w:val="Compact"/>
+              <w:jc w:val="left"/>
+            </w:pPr>
+            <w:r>
+              <w:t xml:space="preserve">Public global witness</w:t>
+            </w:r>
+          </w:p>
+        </w:tc>
+      </w:tr>
+      <w:tr>
+        <w:tc>
+          <w:tcPr/>
+          <w:p>
+            <w:pPr>
+              <w:pStyle w:val="Compact"/>
+              <w:jc w:val="left"/>
+            </w:pPr>
+            <w:r>
+              <w:t xml:space="preserve">SGD-R1</w:t>
+            </w:r>
+          </w:p>
+        </w:tc>
+        <w:tc>
+          <w:tcPr/>
+          <w:p>
+            <w:pPr>
+              <w:pStyle w:val="Compact"/>
+              <w:jc w:val="left"/>
+            </w:pPr>
+            <m:oMath>
+              <m:d>
+                <m:dPr>
+                  <m:begChr m:val="("/>
+                  <m:endChr m:val=")"/>
+                  <m:sepChr m:val=""/>
+                  <m:grow/>
+                </m:dPr>
+                <m:e>
+                  <m:r>
+                    <m:t>5</m:t>
+                  </m:r>
+                  <m:r>
+                    <m:rPr>
+                      <m:sty m:val="p"/>
+                    </m:rPr>
+                    <m:t>,</m:t>
+                  </m:r>
+                  <m:r>
+                    <m:t>3</m:t>
+                  </m:r>
+                  <m:r>
+                    <m:rPr>
+                      <m:sty m:val="p"/>
+                    </m:rPr>
+                    <m:t>,</m:t>
+                  </m:r>
+                  <m:r>
+                    <m:t>2</m:t>
+                  </m:r>
+                </m:e>
+              </m:d>
+            </m:oMath>
+          </w:p>
+        </w:tc>
+        <w:tc>
+          <w:tcPr/>
+          <w:p>
+            <w:pPr>
+              <w:pStyle w:val="Compact"/>
+              <w:jc w:val="right"/>
+            </w:pPr>
+            <w:r>
+              <w:t xml:space="preserve">9</w:t>
+            </w:r>
+          </w:p>
+        </w:tc>
+        <w:tc>
+          <w:tcPr/>
+          <w:p>
+            <w:pPr>
+              <w:pStyle w:val="Compact"/>
+              <w:jc w:val="right"/>
+            </w:pPr>
+            <w:r>
+              <w:t xml:space="preserve">4</w:t>
+            </w:r>
+          </w:p>
+        </w:tc>
+        <w:tc>
+          <w:tcPr/>
+          <w:p>
+            <w:pPr>
+              <w:pStyle w:val="Compact"/>
+              <w:jc w:val="left"/>
+            </w:pPr>
+            <w:r>
+              <w:t xml:space="preserve">Recovered</w:t>
+            </w:r>
+          </w:p>
+        </w:tc>
+      </w:tr>
+      <w:tr>
+        <w:tc>
+          <w:tcPr/>
+          <w:p>
+            <w:pPr>
+              <w:pStyle w:val="Compact"/>
+              <w:jc w:val="left"/>
+            </w:pPr>
+            <w:r>
+              <w:t xml:space="preserve">SGD-R2</w:t>
+            </w:r>
+          </w:p>
+        </w:tc>
+        <w:tc>
+          <w:tcPr/>
+          <w:p>
+            <w:pPr>
+              <w:pStyle w:val="Compact"/>
+              <w:jc w:val="left"/>
+            </w:pPr>
+            <m:oMath>
+              <m:d>
+                <m:dPr>
+                  <m:begChr m:val="("/>
+                  <m:endChr m:val=")"/>
+                  <m:sepChr m:val=""/>
+                  <m:grow/>
+                </m:dPr>
+                <m:e>
+                  <m:r>
+                    <m:t>7</m:t>
+                  </m:r>
+                  <m:r>
+                    <m:rPr>
+                      <m:sty m:val="p"/>
+                    </m:rPr>
+                    <m:t>,</m:t>
+                  </m:r>
+                  <m:r>
+                    <m:t>4</m:t>
+                  </m:r>
+                  <m:r>
+                    <m:rPr>
+                      <m:sty m:val="p"/>
+                    </m:rPr>
+                    <m:t>,</m:t>
+                  </m:r>
+                  <m:r>
+                    <m:t>3</m:t>
+                  </m:r>
+                </m:e>
+              </m:d>
+            </m:oMath>
+          </w:p>
+        </w:tc>
+        <w:tc>
+          <w:tcPr/>
+          <w:p>
+            <w:pPr>
+              <w:pStyle w:val="Compact"/>
+              <w:jc w:val="right"/>
+            </w:pPr>
+            <w:r>
+              <w:t xml:space="preserve">13</w:t>
+            </w:r>
+          </w:p>
+        </w:tc>
+        <w:tc>
+          <w:tcPr/>
+          <w:p>
+            <w:pPr>
+              <w:pStyle w:val="Compact"/>
+              <w:jc w:val="right"/>
+            </w:pPr>
+            <w:r>
+              <w:t xml:space="preserve">6</w:t>
+            </w:r>
+          </w:p>
+        </w:tc>
+        <w:tc>
+          <w:tcPr/>
+          <w:p>
+            <w:pPr>
+              <w:pStyle w:val="Compact"/>
+              <w:jc w:val="left"/>
+            </w:pPr>
+            <w:r>
+              <w:t xml:space="preserve">Recovered</w:t>
+            </w:r>
+          </w:p>
+        </w:tc>
+      </w:tr>
+      <w:tr>
+        <w:tc>
+          <w:tcPr/>
+          <w:p>
+            <w:pPr>
+              <w:pStyle w:val="Compact"/>
+              <w:jc w:val="left"/>
+            </w:pPr>
+            <w:r>
+              <w:t xml:space="preserve">SGD-R3</w:t>
+            </w:r>
+          </w:p>
+        </w:tc>
+        <w:tc>
+          <w:tcPr/>
+          <w:p>
+            <w:pPr>
+              <w:pStyle w:val="Compact"/>
+              <w:jc w:val="left"/>
+            </w:pPr>
+            <m:oMath>
+              <m:d>
+                <m:dPr>
+                  <m:begChr m:val="("/>
+                  <m:endChr m:val=")"/>
+                  <m:sepChr m:val=""/>
+                  <m:grow/>
+                </m:dPr>
+                <m:e>
+                  <m:r>
+                    <m:t>9</m:t>
+                  </m:r>
+                  <m:r>
+                    <m:rPr>
+                      <m:sty m:val="p"/>
+                    </m:rPr>
+                    <m:t>,</m:t>
+                  </m:r>
+                  <m:r>
+                    <m:t>5</m:t>
+                  </m:r>
+                  <m:r>
+                    <m:rPr>
+                      <m:sty m:val="p"/>
+                    </m:rPr>
+                    <m:t>,</m:t>
+                  </m:r>
+                  <m:r>
+                    <m:t>4</m:t>
+                  </m:r>
+                </m:e>
+              </m:d>
+            </m:oMath>
+          </w:p>
+        </w:tc>
+        <w:tc>
+          <w:tcPr/>
+          <w:p>
+            <w:pPr>
+              <w:pStyle w:val="Compact"/>
+              <w:jc w:val="right"/>
+            </w:pPr>
+            <w:r>
+              <w:t xml:space="preserve">17</w:t>
+            </w:r>
+          </w:p>
+        </w:tc>
+        <w:tc>
+          <w:tcPr/>
+          <w:p>
+            <w:pPr>
+              <w:pStyle w:val="Compact"/>
+              <w:jc w:val="right"/>
+            </w:pPr>
+            <w:r>
+              <w:t xml:space="preserve">8</w:t>
+            </w:r>
+          </w:p>
+        </w:tc>
+        <w:tc>
+          <w:tcPr/>
+          <w:p>
+            <w:pPr>
+              <w:pStyle w:val="Compact"/>
+              <w:jc w:val="left"/>
+            </w:pPr>
+            <w:r>
+              <w:t xml:space="preserve">Recovered</w:t>
+            </w:r>
+          </w:p>
+        </w:tc>
+      </w:tr>
+    </w:tbl>
+    <w:p>
+      <w:pPr>
+        <w:pStyle w:val="BodyText"/>
+      </w:pPr>
+      <w:r>
+        <w:t xml:space="preserve">These are deliberately</w:t>
+      </w:r>
+      <w:r>
+        <w:t xml:space="preserve"> </w:t>
+      </w:r>
+      <w:r>
+        <w:rPr>
+          <w:bCs/>
+          <w:b/>
+        </w:rPr>
+        <w:t xml:space="preserve">two-factor fixtures</w:t>
+      </w:r>
+      <w:r>
+        <w:t xml:space="preserve">,</w:t>
+      </w:r>
+      <w:r>
+        <w:t xml:space="preserve"> </w:t>
+      </w:r>
+      <w:r>
+        <w:rPr>
+          <w:iCs/>
+          <w:i/>
+        </w:rPr>
+        <w:t xml:space="preserve">not measured primal widths of the old complete SGD profiles</w:t>
+      </w:r>
+      <w:r>
+        <w:t xml:space="preserve"> </w:t>
+      </w:r>
+      <w:r>
+        <w:t xml:space="preserve">and not 128-, 192-, or 256-bit security estimates. Additional tests check unsatisfiable contradictions, 108 independently brute-forced random small CSP fixtures and disconnected components. The theorem—not successful unit tests—is the reason exact public elimination works for its stated mathematical model.</w:t>
+      </w:r>
+    </w:p>
+    <w:p>
+      <w:pPr>
+        <w:pStyle w:val="BodyText"/>
+      </w:pPr>
+      <w:r>
+        <w:rPr>
+          <w:bCs/>
+          <w:b/>
+        </w:rPr>
+        <w:t xml:space="preserve">Critical asymptotic interpretation.</w:t>
+      </w:r>
+      <w:r>
+        <w:t xml:space="preserve"> </w:t>
+      </w:r>
+      <w:r>
+        <w:t xml:space="preserve">The cost</w:t>
+      </w:r>
+      <w:r>
+        <w:t xml:space="preserve"> </w:t>
+      </w:r>
+      <m:oMath>
+        <m:sSup>
+          <m:e>
+            <m:r>
+              <m:t>3</m:t>
+            </m:r>
+          </m:e>
+          <m:sup>
+            <m:r>
+              <m:t>w</m:t>
+            </m:r>
+            <m:r>
+              <m:rPr>
+                <m:sty m:val="p"/>
+              </m:rPr>
+              <m:t>+</m:t>
+            </m:r>
+            <m:r>
+              <m:t>1</m:t>
+            </m:r>
+          </m:sup>
+        </m:sSup>
+      </m:oMath>
+      <w:r>
+        <w:t xml:space="preserve"> </w:t>
+      </w:r>
+      <w:r>
+        <w:t xml:space="preserve">is an</w:t>
+      </w:r>
+      <w:r>
+        <w:t xml:space="preserve"> </w:t>
+      </w:r>
+      <w:r>
+        <w:rPr>
+          <w:iCs/>
+          <w:i/>
+        </w:rPr>
+        <w:t xml:space="preserve">upper bound on one known public attack</w:t>
+      </w:r>
+      <w:r>
+        <w:t xml:space="preserve">,</w:t>
+      </w:r>
+      <w:r>
+        <w:t xml:space="preserve"> </w:t>
+      </w:r>
+      <w:r>
+        <w:rPr>
+          <w:bCs/>
+          <w:b/>
+        </w:rPr>
+        <w:t xml:space="preserve">not</w:t>
+      </w:r>
+      <w:r>
+        <w:t xml:space="preserve"> </w:t>
+      </w:r>
+      <w:r>
+        <w:t xml:space="preserve">a lower bound establishing exponential difficulty for all attackers. Resistance to even this attack at a desired nominal</w:t>
+      </w:r>
+      <w:r>
+        <w:t xml:space="preserve"> </w:t>
+      </w:r>
+      <m:oMath>
+        <m:sSup>
+          <m:e>
+            <m:r>
+              <m:t>2</m:t>
+            </m:r>
+          </m:e>
+          <m:sup>
+            <m:r>
+              <m:t>λ</m:t>
+            </m:r>
+          </m:sup>
+        </m:sSup>
+      </m:oMath>
+      <w:r>
+        <w:t xml:space="preserve"> </w:t>
+      </w:r>
+      <w:r>
+        <w:t xml:space="preserve">work factor requires, after accounting for polynomial terms, approximately</w:t>
+      </w:r>
+      <w:r>
+        <w:t xml:space="preserve"> </w:t>
+      </w:r>
+      <m:oMath>
+        <m:r>
+          <m:t>w</m:t>
+        </m:r>
+        <m:r>
+          <m:rPr>
+            <m:sty m:val="p"/>
+          </m:rPr>
+          <m:t>+</m:t>
+        </m:r>
+        <m:r>
+          <m:t>1</m:t>
+        </m:r>
+        <m:r>
+          <m:rPr>
+            <m:sty m:val="p"/>
+          </m:rPr>
+          <m:t>≳</m:t>
+        </m:r>
+        <m:r>
+          <m:t>λ</m:t>
+        </m:r>
+        <m:r>
+          <m:rPr>
+            <m:sty m:val="p"/>
+          </m:rPr>
+          <m:t>/</m:t>
+        </m:r>
+        <m:sSub>
+          <m:e>
+            <m:r>
+              <m:rPr>
+                <m:sty m:val="p"/>
+              </m:rPr>
+              <m:t>log</m:t>
+            </m:r>
+          </m:e>
+          <m:sub>
+            <m:r>
+              <m:t>2</m:t>
+            </m:r>
+          </m:sub>
+        </m:sSub>
+        <m:r>
+          <m:t>3</m:t>
+        </m:r>
+      </m:oMath>
+      <w:r>
+        <w:t xml:space="preserve">, but</w:t>
+      </w:r>
+      <w:r>
+        <w:t xml:space="preserve"> </w:t>
+      </w:r>
+      <w:r>
+        <w:rPr>
+          <w:bCs/>
+          <w:b/>
+        </w:rPr>
+        <w:t xml:space="preserve">large width does not imply security</w:t>
+      </w:r>
+      <w:r>
+        <w:t xml:space="preserve">: differential, algebraic, linearization, spectral, average-case, quantum or protocol-specific attacks might be faster. Public key or ciphertext data may include helper information, but anything derivable from public data is also available to a cryptanalytic adversary. A decapsulation-specific trapdoor must actually be private and essential to the completed scheme.</w:t>
+      </w:r>
+    </w:p>
+    <w:p>
+      <w:pPr>
+        <w:pStyle w:val="BodyText"/>
+      </w:pPr>
+      <w:r>
+        <w:rPr>
+          <w:bCs/>
+          <w:b/>
+        </w:rPr>
+        <w:t xml:space="preserve">Round-8 repair status.</w:t>
+      </w:r>
+      <w:r>
+        <w:t xml:space="preserve"> </w:t>
+      </w:r>
+      <w:r>
+        <w:t xml:space="preserve">The broken original local MaxEnt predicate is explicitly</w:t>
+      </w:r>
+      <w:r>
+        <w:t xml:space="preserve"> </w:t>
+      </w:r>
+      <w:r>
+        <w:rPr>
+          <w:bCs/>
+          <w:b/>
+        </w:rPr>
+        <w:t xml:space="preserve">rejected as a security-bearing trapdoor</w:t>
+      </w:r>
+      <w:r>
+        <w:t xml:space="preserve">; the Round-7 theorem remains intact and its reproducible proof is not replaced. We also</w:t>
+      </w:r>
+      <w:r>
+        <w:t xml:space="preserve"> </w:t>
+      </w:r>
+      <w:r>
+        <w:rPr>
+          <w:bCs/>
+          <w:b/>
+        </w:rPr>
+        <w:t xml:space="preserve">reject overlap alone</w:t>
+      </w:r>
+      <w:r>
+        <w:t xml:space="preserve"> </w:t>
+      </w:r>
+      <w:r>
+        <w:t xml:space="preserve">as a global hardness argument. We do</w:t>
+      </w:r>
+      <w:r>
+        <w:t xml:space="preserve"> </w:t>
+      </w:r>
+      <w:r>
+        <w:rPr>
+          <w:bCs/>
+          <w:b/>
+        </w:rPr>
+        <w:t xml:space="preserve">not</w:t>
+      </w:r>
+      <w:r>
+        <w:t xml:space="preserve"> </w:t>
+      </w:r>
+      <w:r>
+        <w:t xml:space="preserve">assert a fictitious new secure global mechanism. To claim a secure original NCSG-only KEM one must supply exact KeyGen/Encaps/Decaps algorithms, an asymptotic key/ciphertext distribution and novel indispensable secret inversion information, complete correctness and chosen-ciphertext reductions (including QROM if claimed), distribution-specific classical/quantum attack estimates, side-channel/failure handling, and newly grounded three parameter sets. None is established here. Accordingly</w:t>
+      </w:r>
+      <w:r>
+        <w:t xml:space="preserve"> </w:t>
+      </w:r>
+      <w:r>
+        <w:rPr>
+          <w:bCs/>
+          <w:b/>
+        </w:rPr>
+        <w:t xml:space="preserve">Round 8’s limited attack claim is mathematically closed; KEM security is NOT formally closed, no secure profiles are certified, and this credited research draft is not conference submission-ready</w:t>
+      </w:r>
+      <w:r>
+        <w:t xml:space="preserve">.</w:t>
+      </w:r>
+    </w:p>
+    <w:bookmarkEnd w:id="53"/>
+    <w:bookmarkEnd w:id="54"/>
+    <w:bookmarkStart w:id="55" w:name="Xcd158b9d3f06b4a07edfd0a58591f1d8a4791da"/>
     <w:p>
       <w:pPr>
         <w:pStyle w:val="Heading1"/>
       </w:pPr>
       <w:r>
-        <w:t xml:space="preserve">14. Conclusion</w:t>
+        <w:t xml:space="preserve">13. Verification, limitations and responsible next steps</w:t>
       </w:r>
     </w:p>
     <w:p>
@@ -40669,7 +42274,71 @@
         <w:pStyle w:val="FirstParagraph"/>
       </w:pPr>
       <w:r>
-        <w:t xml:space="preserve">The successive SG-DIFRA repairs address specific demonstrated weaknesses, and the surviving finite-field mathematics remains valuable. Nevertheless the proposed ciphertext-security engine is a hidden-MDS-label problem combined with noisy linear samples; the NCSG geometry is statistically and functionally redundant for security under the actual generator. The strong statement supported by this draft is therefore</w:t>
+        <w:t xml:space="preserve">The accompanying Python scripts verify the field modulus, exhaustive Boolean truth table, exact ternary affine-line partitions for all three source profile geometries, symbolic ternary triple leakage, small GRS row independence, functional equivalence after replacing</w:t>
+      </w:r>
+      <w:r>
+        <w:t xml:space="preserve"> </w:t>
+      </w:r>
+      <m:oMath>
+        <m:r>
+          <m:t>s</m:t>
+        </m:r>
+      </m:oMath>
+      <w:r>
+        <w:t xml:space="preserve">, a toy clean-basis adversary on</w:t>
+      </w:r>
+      <w:r>
+        <w:t xml:space="preserve"> </w:t>
+      </w:r>
+      <m:oMath>
+        <m:r>
+          <m:t>1024</m:t>
+        </m:r>
+      </m:oMath>
+      <w:r>
+        <w:t xml:space="preserve">-ary noisy samples, and analytical profile bounds. Such checks are finite evidence for corresponding algebraic properties; they do</w:t>
+      </w:r>
+      <w:r>
+        <w:t xml:space="preserve"> </w:t>
+      </w:r>
+      <w:r>
+        <w:rPr>
+          <w:bCs/>
+          <w:b/>
+        </w:rPr>
+        <w:t xml:space="preserve">not</w:t>
+      </w:r>
+      <w:r>
+        <w:t xml:space="preserve"> </w:t>
+      </w:r>
+      <w:r>
+        <w:t xml:space="preserve">establish IND-CPA or IND-CCA security against arbitrary efficient adversaries.</w:t>
+      </w:r>
+    </w:p>
+    <w:p>
+      <w:pPr>
+        <w:pStyle w:val="BodyText"/>
+      </w:pPr>
+      <w:r>
+        <w:t xml:space="preserve">A publication-ready new cryptographic claim would require at least: an executable, byte-exact KEM implementation; independent cryptanalysis of the full public-label distribution and noisy sample problem; reproducible estimators including quantum work, depth and memory; a sound asymptotic parameter family; a complete QROM reduction with explicit concrete losses; a venue-compliant anonymous submission; and explicit treatment of computational/memory cost, malformed ciphertexts, fault and side-channel behavior.</w:t>
+      </w:r>
+    </w:p>
+    <w:bookmarkEnd w:id="55"/>
+    <w:bookmarkStart w:id="56" w:name="conclusion"/>
+    <w:p>
+      <w:pPr>
+        <w:pStyle w:val="Heading1"/>
+      </w:pPr>
+      <w:r>
+        <w:t xml:space="preserve">14. Conclusion</w:t>
+      </w:r>
+    </w:p>
+    <w:p>
+      <w:pPr>
+        <w:pStyle w:val="FirstParagraph"/>
+      </w:pPr>
+      <w:r>
+        <w:t xml:space="preserve">Round 8 additionally proves that overlap alone cannot guarantee NCSG witness hardness when the public global incidence graph has low induced width. This is a conditional structural cryptanalysis, not a positive KEM security theorem. The successive SG-DIFRA repairs address specific demonstrated weaknesses, and the surviving finite-field mathematics remains valuable. Nevertheless the proposed ciphertext-security engine is a hidden-MDS-label problem combined with noisy linear samples; the NCSG geometry is statistically and functionally redundant for security under the actual generator. The strong statement supported by this draft is therefore</w:t>
       </w:r>
       <w:r>
         <w:t xml:space="preserve"> </w:t>
@@ -40685,8 +42354,8 @@
         <w:t xml:space="preserve">, not a formally verified post-quantum KEM. The MDS construction is retained for negative and historical study rather than promoted as the user’s novel active design. Any security promotion needs new mathematics and independent cryptanalysis, not a change of adjectives.</w:t>
       </w:r>
     </w:p>
-    <w:bookmarkEnd w:id="53"/>
-    <w:bookmarkStart w:id="54" w:name="references"/>
+    <w:bookmarkEnd w:id="56"/>
+    <w:bookmarkStart w:id="57" w:name="references"/>
     <w:p>
       <w:pPr>
         <w:pStyle w:val="Heading1"/>
@@ -40703,7 +42372,19 @@
         </w:numPr>
       </w:pPr>
       <w:r>
-        <w:t xml:space="preserve">Hair and Sahai,</w:t>
+        <w:t xml:space="preserve">R. Dechter,</w:t>
+      </w:r>
+      <w:r>
+        <w:t xml:space="preserve"> </w:t>
+      </w:r>
+      <w:r>
+        <w:t xml:space="preserve">“</w:t>
+      </w:r>
+      <w:r>
+        <w:t xml:space="preserve">Bucket Elimination: A Unifying Framework for Reasoning,</w:t>
+      </w:r>
+      <w:r>
+        <w:t xml:space="preserve">”</w:t>
       </w:r>
       <w:r>
         <w:t xml:space="preserve"> </w:t>
@@ -40713,26 +42394,10 @@
           <w:iCs/>
           <w:i/>
         </w:rPr>
-        <w:t xml:space="preserve">Public Key Encryption from High-Corruption Constraint Satisfaction Problems</w:t>
-      </w:r>
-      <w:r>
-        <w:t xml:space="preserve">, arXiv:2604.10479 (conceptual prior-art comparison,</w:t>
-      </w:r>
-      <w:r>
-        <w:t xml:space="preserve"> </w:t>
-      </w:r>
-      <w:r>
-        <w:rPr>
-          <w:bCs/>
-          <w:b/>
-        </w:rPr>
-        <w:t xml:space="preserve">not</w:t>
-      </w:r>
-      <w:r>
-        <w:t xml:space="preserve"> </w:t>
-      </w:r>
-      <w:r>
-        <w:t xml:space="preserve">an ingredient).</w:t>
+        <w:t xml:space="preserve">Artificial Intelligence</w:t>
+      </w:r>
+      <w:r>
+        <w:t xml:space="preserve">, 113(1–2), 41–85, 1999. https://doi.org/10.1016/S0004-3702(99)00059-4</w:t>
       </w:r>
     </w:p>
     <w:p>
@@ -40743,7 +42408,7 @@
         </w:numPr>
       </w:pPr>
       <w:r>
-        <w:t xml:space="preserve">Couvreur et al.,</w:t>
+        <w:t xml:space="preserve">Hair and Sahai,</w:t>
       </w:r>
       <w:r>
         <w:t xml:space="preserve"> </w:t>
@@ -40753,10 +42418,26 @@
           <w:iCs/>
           <w:i/>
         </w:rPr>
-        <w:t xml:space="preserve">On the Structure of the Schur Squares of Twisted Generalized Reed-Solomon Codes and Application to Cryptanalysis</w:t>
-      </w:r>
-      <w:r>
-        <w:t xml:space="preserve">, PQCrypto 2025 (archived iteration attack context).</w:t>
+        <w:t xml:space="preserve">Public Key Encryption from High-Corruption Constraint Satisfaction Problems</w:t>
+      </w:r>
+      <w:r>
+        <w:t xml:space="preserve">, arXiv:2604.10479 (conceptual prior-art comparison,</w:t>
+      </w:r>
+      <w:r>
+        <w:t xml:space="preserve"> </w:t>
+      </w:r>
+      <w:r>
+        <w:rPr>
+          <w:bCs/>
+          <w:b/>
+        </w:rPr>
+        <w:t xml:space="preserve">not</w:t>
+      </w:r>
+      <w:r>
+        <w:t xml:space="preserve"> </w:t>
+      </w:r>
+      <w:r>
+        <w:t xml:space="preserve">an ingredient).</w:t>
       </w:r>
     </w:p>
     <w:p>
@@ -40767,19 +42448,7 @@
         </w:numPr>
       </w:pPr>
       <w:r>
-        <w:t xml:space="preserve">I. S. Reed and G. Solomon,</w:t>
-      </w:r>
-      <w:r>
-        <w:t xml:space="preserve"> </w:t>
-      </w:r>
-      <w:r>
-        <w:t xml:space="preserve">“</w:t>
-      </w:r>
-      <w:r>
-        <w:t xml:space="preserve">Polynomial Codes over Certain Finite Fields,</w:t>
-      </w:r>
-      <w:r>
-        <w:t xml:space="preserve">”</w:t>
+        <w:t xml:space="preserve">Couvreur et al.,</w:t>
       </w:r>
       <w:r>
         <w:t xml:space="preserve"> </w:t>
@@ -40789,10 +42458,10 @@
           <w:iCs/>
           <w:i/>
         </w:rPr>
-        <w:t xml:space="preserve">J. Soc. Indust. Appl. Math.</w:t>
-      </w:r>
-      <w:r>
-        <w:t xml:space="preserve">, 8(2), 300–304, 1960. https://doi.org/10.1137/0108018</w:t>
+        <w:t xml:space="preserve">On the Structure of the Schur Squares of Twisted Generalized Reed-Solomon Codes and Application to Cryptanalysis</w:t>
+      </w:r>
+      <w:r>
+        <w:t xml:space="preserve">, PQCrypto 2025 (archived iteration attack context).</w:t>
       </w:r>
     </w:p>
     <w:p>
@@ -40803,7 +42472,7 @@
         </w:numPr>
       </w:pPr>
       <w:r>
-        <w:t xml:space="preserve">S. Gao,</w:t>
+        <w:t xml:space="preserve">I. S. Reed and G. Solomon,</w:t>
       </w:r>
       <w:r>
         <w:t xml:space="preserve"> </w:t>
@@ -40812,16 +42481,10 @@
         <w:t xml:space="preserve">“</w:t>
       </w:r>
       <w:r>
-        <w:t xml:space="preserve">A New Algorithm for Decoding Reed–Solomon Codes,</w:t>
+        <w:t xml:space="preserve">Polynomial Codes over Certain Finite Fields,</w:t>
       </w:r>
       <w:r>
         <w:t xml:space="preserve">”</w:t>
-      </w:r>
-      <w:r>
-        <w:t xml:space="preserve"> </w:t>
-      </w:r>
-      <w:r>
-        <w:t xml:space="preserve">in</w:t>
       </w:r>
       <w:r>
         <w:t xml:space="preserve"> </w:t>
@@ -40831,10 +42494,10 @@
           <w:iCs/>
           <w:i/>
         </w:rPr>
-        <w:t xml:space="preserve">Communications, Information and Network Security</w:t>
-      </w:r>
-      <w:r>
-        <w:t xml:space="preserve">, 2003.</w:t>
+        <w:t xml:space="preserve">J. Soc. Indust. Appl. Math.</w:t>
+      </w:r>
+      <w:r>
+        <w:t xml:space="preserve">, 8(2), 300–304, 1960. https://doi.org/10.1137/0108018</w:t>
       </w:r>
     </w:p>
     <w:p>
@@ -40845,7 +42508,7 @@
         </w:numPr>
       </w:pPr>
       <w:r>
-        <w:t xml:space="preserve">A. Couvreur et al.,</w:t>
+        <w:t xml:space="preserve">S. Gao,</w:t>
       </w:r>
       <w:r>
         <w:t xml:space="preserve"> </w:t>
@@ -40854,10 +42517,16 @@
         <w:t xml:space="preserve">“</w:t>
       </w:r>
       <w:r>
-        <w:t xml:space="preserve">Distinguisher-Based Attacks on Public-Key Cryptosystems Using Reed–Solomon Codes,</w:t>
+        <w:t xml:space="preserve">A New Algorithm for Decoding Reed–Solomon Codes,</w:t>
       </w:r>
       <w:r>
         <w:t xml:space="preserve">”</w:t>
+      </w:r>
+      <w:r>
+        <w:t xml:space="preserve"> </w:t>
+      </w:r>
+      <w:r>
+        <w:t xml:space="preserve">in</w:t>
       </w:r>
       <w:r>
         <w:t xml:space="preserve"> </w:t>
@@ -40867,10 +42536,10 @@
           <w:iCs/>
           <w:i/>
         </w:rPr>
-        <w:t xml:space="preserve">Designs, Codes and Cryptography</w:t>
-      </w:r>
-      <w:r>
-        <w:t xml:space="preserve">, 73, 641–666, 2014. https://arxiv.org/abs/1307.6458</w:t>
+        <w:t xml:space="preserve">Communications, Information and Network Security</w:t>
+      </w:r>
+      <w:r>
+        <w:t xml:space="preserve">, 2003.</w:t>
       </w:r>
     </w:p>
     <w:p>
@@ -40881,7 +42550,7 @@
         </w:numPr>
       </w:pPr>
       <w:r>
-        <w:t xml:space="preserve">J. Ge, H. Liao, and R. Xue,</w:t>
+        <w:t xml:space="preserve">A. Couvreur et al.,</w:t>
       </w:r>
       <w:r>
         <w:t xml:space="preserve"> </w:t>
@@ -40890,7 +42559,7 @@
         <w:t xml:space="preserve">“</w:t>
       </w:r>
       <w:r>
-        <w:t xml:space="preserve">Measure-Rewind-Extract: Tighter Proofs of One-Way to Hiding and CCA Security in the Quantum Random Oracle Model,</w:t>
+        <w:t xml:space="preserve">Distinguisher-Based Attacks on Public-Key Cryptosystems Using Reed–Solomon Codes,</w:t>
       </w:r>
       <w:r>
         <w:t xml:space="preserve">”</w:t>
@@ -40903,10 +42572,10 @@
           <w:iCs/>
           <w:i/>
         </w:rPr>
-        <w:t xml:space="preserve">ASIACRYPT 2024</w:t>
-      </w:r>
-      <w:r>
-        <w:t xml:space="preserve">, 2024.</w:t>
+        <w:t xml:space="preserve">Designs, Codes and Cryptography</w:t>
+      </w:r>
+      <w:r>
+        <w:t xml:space="preserve">, 73, 641–666, 2014. https://arxiv.org/abs/1307.6458</w:t>
       </w:r>
     </w:p>
     <w:p>
@@ -40917,7 +42586,7 @@
         </w:numPr>
       </w:pPr>
       <w:r>
-        <w:t xml:space="preserve">N. Bindel et al.,</w:t>
+        <w:t xml:space="preserve">J. Ge, H. Liao, and R. Xue,</w:t>
       </w:r>
       <w:r>
         <w:t xml:space="preserve"> </w:t>
@@ -40926,7 +42595,7 @@
         <w:t xml:space="preserve">“</w:t>
       </w:r>
       <w:r>
-        <w:t xml:space="preserve">Tighter Proofs of CCA Security in the Quantum Random Oracle Model,</w:t>
+        <w:t xml:space="preserve">Measure-Rewind-Extract: Tighter Proofs of One-Way to Hiding and CCA Security in the Quantum Random Oracle Model,</w:t>
       </w:r>
       <w:r>
         <w:t xml:space="preserve">”</w:t>
@@ -40939,10 +42608,10 @@
           <w:iCs/>
           <w:i/>
         </w:rPr>
-        <w:t xml:space="preserve">TCC 2019</w:t>
-      </w:r>
-      <w:r>
-        <w:t xml:space="preserve">, 2019.</w:t>
+        <w:t xml:space="preserve">ASIACRYPT 2024</w:t>
+      </w:r>
+      <w:r>
+        <w:t xml:space="preserve">, 2024.</w:t>
       </w:r>
     </w:p>
     <w:p>
@@ -40953,6 +42622,42 @@
         </w:numPr>
       </w:pPr>
       <w:r>
+        <w:t xml:space="preserve">N. Bindel et al.,</w:t>
+      </w:r>
+      <w:r>
+        <w:t xml:space="preserve"> </w:t>
+      </w:r>
+      <w:r>
+        <w:t xml:space="preserve">“</w:t>
+      </w:r>
+      <w:r>
+        <w:t xml:space="preserve">Tighter Proofs of CCA Security in the Quantum Random Oracle Model,</w:t>
+      </w:r>
+      <w:r>
+        <w:t xml:space="preserve">”</w:t>
+      </w:r>
+      <w:r>
+        <w:t xml:space="preserve"> </w:t>
+      </w:r>
+      <w:r>
+        <w:rPr>
+          <w:iCs/>
+          <w:i/>
+        </w:rPr>
+        <w:t xml:space="preserve">TCC 2019</w:t>
+      </w:r>
+      <w:r>
+        <w:t xml:space="preserve">, 2019.</w:t>
+      </w:r>
+    </w:p>
+    <w:p>
+      <w:pPr>
+        <w:numPr>
+          <w:ilvl w:val="0"/>
+          <w:numId w:val="1001"/>
+        </w:numPr>
+      </w:pPr>
+      <w:r>
         <w:t xml:space="preserve">Source manuscript: Girish Nallan Chakravathy and Sreedevi Kannan,</w:t>
       </w:r>
       <w:r>
@@ -40969,8 +42674,8 @@
         <w:t xml:space="preserve">, author-provided 26-page PDF, October 2026.</w:t>
       </w:r>
     </w:p>
-    <w:bookmarkEnd w:id="54"/>
-    <w:bookmarkStart w:id="55" w:name="Xc49e99b3b77675231c28d7331b6e63f200684e1"/>
+    <w:bookmarkEnd w:id="57"/>
+    <w:bookmarkStart w:id="58" w:name="Xc49e99b3b77675231c28d7331b6e63f200684e1"/>
     <w:p>
       <w:pPr>
         <w:pStyle w:val="Heading1"/>
@@ -41000,8 +42705,8 @@
         <w:t xml:space="preserve">.</w:t>
       </w:r>
     </w:p>
-    <w:bookmarkEnd w:id="55"/>
-    <w:bookmarkStart w:id="56" w:name="appendix-b.-submission-caution"/>
+    <w:bookmarkEnd w:id="58"/>
+    <w:bookmarkStart w:id="59" w:name="appendix-b.-submission-caution"/>
     <w:p>
       <w:pPr>
         <w:pStyle w:val="Heading1"/>
@@ -41031,7 +42736,7 @@
         <w:t xml:space="preserve">. This revision is not a 2027 submission. For a future double-blind venue, apply the current published formatting, author-identification, repository and AI-use rules; do not upload the named version as an anonymous submission. Verify all bibliographic records directly from publishers before submission.</w:t>
       </w:r>
     </w:p>
-    <w:bookmarkEnd w:id="56"/>
+    <w:bookmarkEnd w:id="59"/>
     <w:sectPr/>
   </w:body>
 </w:document>
@@ -41138,11 +42843,11 @@
       </w:pPr>
     </w:lvl>
   </w:abstractNum>
-  <w:abstractNum w:abstractNumId="99419">
-    <w:nsid w:val="A99419"/>
+  <w:abstractNum w:abstractNumId="994111">
+    <w:nsid w:val="A994111"/>
     <w:multiLevelType w:val="multilevel"/>
     <w:lvl w:ilvl="0">
-      <w:start w:val="9"/>
+      <w:start w:val="11"/>
       <w:numFmt w:val="decimal"/>
       <w:lvlText w:val="%1."/>
       <w:lvlJc w:val="left"/>
@@ -41151,7 +42856,7 @@
       </w:pPr>
     </w:lvl>
     <w:lvl w:ilvl="1">
-      <w:start w:val="9"/>
+      <w:start w:val="11"/>
       <w:numFmt w:val="decimal"/>
       <w:lvlText w:val="%2."/>
       <w:lvlJc w:val="left"/>
@@ -41160,7 +42865,7 @@
       </w:pPr>
     </w:lvl>
     <w:lvl w:ilvl="2">
-      <w:start w:val="9"/>
+      <w:start w:val="11"/>
       <w:numFmt w:val="decimal"/>
       <w:lvlText w:val="%3."/>
       <w:lvlJc w:val="left"/>
@@ -41169,7 +42874,7 @@
       </w:pPr>
     </w:lvl>
     <w:lvl w:ilvl="3">
-      <w:start w:val="9"/>
+      <w:start w:val="11"/>
       <w:numFmt w:val="decimal"/>
       <w:lvlText w:val="%4."/>
       <w:lvlJc w:val="left"/>
@@ -41178,7 +42883,7 @@
       </w:pPr>
     </w:lvl>
     <w:lvl w:ilvl="4">
-      <w:start w:val="9"/>
+      <w:start w:val="11"/>
       <w:numFmt w:val="decimal"/>
       <w:lvlText w:val="%5."/>
       <w:lvlJc w:val="left"/>
@@ -41187,7 +42892,7 @@
       </w:pPr>
     </w:lvl>
     <w:lvl w:ilvl="5">
-      <w:start w:val="9"/>
+      <w:start w:val="11"/>
       <w:numFmt w:val="decimal"/>
       <w:lvlText w:val="%6."/>
       <w:lvlJc w:val="left"/>
@@ -41196,7 +42901,7 @@
       </w:pPr>
     </w:lvl>
     <w:lvl w:ilvl="6">
-      <w:start w:val="9"/>
+      <w:start w:val="11"/>
       <w:numFmt w:val="decimal"/>
       <w:lvlText w:val="%7."/>
       <w:lvlJc w:val="left"/>
@@ -41205,7 +42910,7 @@
       </w:pPr>
     </w:lvl>
     <w:lvl w:ilvl="7">
-      <w:start w:val="9"/>
+      <w:start w:val="11"/>
       <w:numFmt w:val="decimal"/>
       <w:lvlText w:val="%8."/>
       <w:lvlJc w:val="left"/>
@@ -41214,7 +42919,7 @@
       </w:pPr>
     </w:lvl>
     <w:lvl w:ilvl="8">
-      <w:start w:val="9"/>
+      <w:start w:val="11"/>
       <w:numFmt w:val="decimal"/>
       <w:lvlText w:val="%9."/>
       <w:lvlJc w:val="left"/>
@@ -41227,33 +42932,33 @@
     <w:abstractNumId w:val="990"/>
   </w:num>
   <w:num w:numId="1001">
-    <w:abstractNumId w:val="99419"/>
+    <w:abstractNumId w:val="994111"/>
     <w:lvlOverride w:ilvl="0">
-      <w:startOverride w:val="9"/>
+      <w:startOverride w:val="11"/>
     </w:lvlOverride>
     <w:lvlOverride w:ilvl="1">
-      <w:startOverride w:val="9"/>
+      <w:startOverride w:val="11"/>
     </w:lvlOverride>
     <w:lvlOverride w:ilvl="2">
-      <w:startOverride w:val="9"/>
+      <w:startOverride w:val="11"/>
     </w:lvlOverride>
     <w:lvlOverride w:ilvl="3">
-      <w:startOverride w:val="9"/>
+      <w:startOverride w:val="11"/>
     </w:lvlOverride>
     <w:lvlOverride w:ilvl="4">
-      <w:startOverride w:val="9"/>
+      <w:startOverride w:val="11"/>
     </w:lvlOverride>
     <w:lvlOverride w:ilvl="5">
-      <w:startOverride w:val="9"/>
+      <w:startOverride w:val="11"/>
     </w:lvlOverride>
     <w:lvlOverride w:ilvl="6">
-      <w:startOverride w:val="9"/>
+      <w:startOverride w:val="11"/>
     </w:lvlOverride>
     <w:lvlOverride w:ilvl="7">
-      <w:startOverride w:val="9"/>
+      <w:startOverride w:val="11"/>
     </w:lvlOverride>
     <w:lvlOverride w:ilvl="8">
-      <w:startOverride w:val="9"/>
+      <w:startOverride w:val="11"/>
     </w:lvlOverride>
   </w:num>
 </w:numbering>

--- a/manuscript/SG_DIFRA_EUROCRYPT_2028_RESEARCH_DRAFT.docx
+++ b/manuscript/SG_DIFRA_EUROCRYPT_2028_RESEARCH_DRAFT.docx
@@ -135,7 +135,13 @@
         <w:t xml:space="preserve"> </w:t>
       </w:r>
       <w:r>
-        <w:t xml:space="preserve">10</w:t>
+        <w:t xml:space="preserve">updated</w:t>
+      </w:r>
+      <w:r>
+        <w:t xml:space="preserve"> </w:t>
+      </w:r>
+      <w:r>
+        <w:t xml:space="preserve">11</w:t>
       </w:r>
       <w:r>
         <w:t xml:space="preserve"> </w:t>
@@ -189,7 +195,7 @@
         <w:pStyle w:val="Date"/>
       </w:pPr>
       <w:r>
-        <w:t xml:space="preserve">10</w:t>
+        <w:t xml:space="preserve">11</w:t>
       </w:r>
       <w:r>
         <w:t xml:space="preserve"> </w:t>
@@ -528,13 +534,67 @@
           <w:bCs/>
           <w:b/>
         </w:rPr>
+        <w:t xml:space="preserve">11 October follow-up.</w:t>
+      </w:r>
+      <w:r>
+        <w:t xml:space="preserve"> </w:t>
+      </w:r>
+      <w:r>
+        <w:t xml:space="preserve">We prove a public-evaluation-only local inversion theorem, an exact uniform fiber sampler, and a correctness-to-public-key-recovery obstruction for the precisely defined local wrapper</w:t>
+      </w:r>
+      <w:r>
+        <w:t xml:space="preserve"> </w:t>
+      </w:r>
+      <m:oMath>
+        <m:r>
+          <m:t>c</m:t>
+        </m:r>
+        <m:r>
+          <m:t>t</m:t>
+        </m:r>
+        <m:r>
+          <m:rPr>
+            <m:sty m:val="p"/>
+          </m:rPr>
+          <m:t>=</m:t>
+        </m:r>
+        <m:r>
+          <m:t>f</m:t>
+        </m:r>
+        <m:d>
+          <m:dPr>
+            <m:begChr m:val="("/>
+            <m:endChr m:val=")"/>
+            <m:sepChr m:val=""/>
+            <m:grow/>
+          </m:dPr>
+          <m:e>
+            <m:r>
+              <m:t>x</m:t>
+            </m:r>
+          </m:e>
+        </m:d>
+      </m:oMath>
+      <w:r>
+        <w:t xml:space="preserve">. A separate global constant-shift criterion supplies an explicit family with unbounded primal width that remains publicly invertible. These are additional negative design results; a secure replacement KEM is still absent.</w:t>
+      </w:r>
+    </w:p>
+    <w:p>
+      <w:pPr>
+        <w:pStyle w:val="BodyText"/>
+      </w:pPr>
+      <w:r>
+        <w:rPr>
+          <w:bCs/>
+          <w:b/>
+        </w:rPr>
         <w:t xml:space="preserve">Round-8 global attack.</w:t>
       </w:r>
       <w:r>
         <w:t xml:space="preserve"> </w:t>
       </w:r>
       <w:r>
-        <w:t xml:space="preserve">Publicly known, low-treewidth incidence graphs still allow exact recovery of globally satisfying witnesses, even when source-form ternary NCSG factors overlap. We prove the corresponding public variable-elimination bound and reproduce the attack on overlapping original R1/R2/R3 source-style local geometries. This rules out overlap</w:t>
+        <w:t xml:space="preserve">Publicly known, low-treewidth primal graphs still allow exact recovery of globally satisfying witnesses, even when source-form ternary NCSG factors overlap. We prove the corresponding public variable-elimination bound and reproduce the attack on overlapping original R1/R2/R3 source-style local geometries. This rules out overlap</w:t>
       </w:r>
       <w:r>
         <w:t xml:space="preserve"> </w:t>
@@ -572,7 +632,7 @@
       </w:r>
     </w:p>
     <w:bookmarkEnd w:id="20"/>
-    <w:bookmarkStart w:id="21" w:name="context-definitions-and-threat-model"/>
+    <w:bookmarkStart w:id="22" w:name="context-definitions-and-threat-model"/>
     <w:p>
       <w:pPr>
         <w:pStyle w:val="Heading1"/>
@@ -1010,8 +1070,836 @@
         <w:t xml:space="preserve">The adversary sees the entire public key, including all supports, predicates, target values, fiber sets, dense field labels, profile constants, and ciphertexts. A chosen-ciphertext adversary may make decapsulation queries subject to the standard challenge-ciphertext restriction. Reference security must consider attacks on the full frozen distribution, including hybrid structure, generalized birthday search, hidden-subspace recovery, large-field noisy-linear decoding, adaptive multi-target attacks, and quantum algorithms. A named work factor for a single attack is not a security lower bound.</w:t>
       </w:r>
     </w:p>
+    <w:bookmarkStart w:id="21" w:name="X29075cdb19b31f3fe81b5f681581f5be93f66d9"/>
+    <w:p>
+      <w:pPr>
+        <w:pStyle w:val="Heading2"/>
+      </w:pPr>
+      <w:r>
+        <w:t xml:space="preserve">1.1 Exact security target and the role of the trapdoor</w:t>
+      </w:r>
+    </w:p>
+    <w:p>
+      <w:pPr>
+        <w:pStyle w:val="FirstParagraph"/>
+      </w:pPr>
+      <w:r>
+        <w:t xml:space="preserve">The intended successor must first define a family indexed by a security parameter</w:t>
+      </w:r>
+      <w:r>
+        <w:t xml:space="preserve"> </w:t>
+      </w:r>
+      <m:oMath>
+        <m:r>
+          <m:t>λ</m:t>
+        </m:r>
+      </m:oMath>
+      <w:r>
+        <w:t xml:space="preserve">. Key generation outputs</w:t>
+      </w:r>
+      <w:r>
+        <w:t xml:space="preserve"> </w:t>
+      </w:r>
+      <m:oMath>
+        <m:d>
+          <m:dPr>
+            <m:begChr m:val="("/>
+            <m:endChr m:val=")"/>
+            <m:sepChr m:val=""/>
+            <m:grow/>
+          </m:dPr>
+          <m:e>
+            <m:r>
+              <m:t>p</m:t>
+            </m:r>
+            <m:r>
+              <m:t>k</m:t>
+            </m:r>
+            <m:r>
+              <m:rPr>
+                <m:sty m:val="p"/>
+              </m:rPr>
+              <m:t>,</m:t>
+            </m:r>
+            <m:r>
+              <m:t>s</m:t>
+            </m:r>
+            <m:r>
+              <m:t>k</m:t>
+            </m:r>
+          </m:e>
+        </m:d>
+      </m:oMath>
+      <w:r>
+        <w:t xml:space="preserve">; public encapsulation outputs</w:t>
+      </w:r>
+      <w:r>
+        <w:t xml:space="preserve"> </w:t>
+      </w:r>
+      <m:oMath>
+        <m:d>
+          <m:dPr>
+            <m:begChr m:val="("/>
+            <m:endChr m:val=")"/>
+            <m:sepChr m:val=""/>
+            <m:grow/>
+          </m:dPr>
+          <m:e>
+            <m:r>
+              <m:t>c</m:t>
+            </m:r>
+            <m:r>
+              <m:t>t</m:t>
+            </m:r>
+            <m:r>
+              <m:rPr>
+                <m:sty m:val="p"/>
+              </m:rPr>
+              <m:t>,</m:t>
+            </m:r>
+            <m:r>
+              <m:t>K</m:t>
+            </m:r>
+          </m:e>
+        </m:d>
+      </m:oMath>
+      <w:r>
+        <w:t xml:space="preserve"> </w:t>
+      </w:r>
+      <w:r>
+        <w:t xml:space="preserve">with</w:t>
+      </w:r>
+      <w:r>
+        <w:t xml:space="preserve"> </w:t>
+      </w:r>
+      <m:oMath>
+        <m:r>
+          <m:t>K</m:t>
+        </m:r>
+        <m:r>
+          <m:rPr>
+            <m:sty m:val="p"/>
+          </m:rPr>
+          <m:t>∈</m:t>
+        </m:r>
+        <m:r>
+          <m:rPr>
+            <m:sty m:val="p"/>
+          </m:rPr>
+          <m:t>{</m:t>
+        </m:r>
+        <m:r>
+          <m:t>0</m:t>
+        </m:r>
+        <m:r>
+          <m:rPr>
+            <m:sty m:val="p"/>
+          </m:rPr>
+          <m:t>,</m:t>
+        </m:r>
+        <m:r>
+          <m:t>1</m:t>
+        </m:r>
+        <m:sSup>
+          <m:e>
+            <m:r>
+              <m:rPr>
+                <m:sty m:val="p"/>
+              </m:rPr>
+              <m:t>}</m:t>
+            </m:r>
+          </m:e>
+          <m:sup>
+            <m:sSub>
+              <m:e>
+                <m:r>
+                  <m:rPr>
+                    <m:sty m:val="p"/>
+                  </m:rPr>
+                  <m:t>ℓ</m:t>
+                </m:r>
+              </m:e>
+              <m:sub>
+                <m:r>
+                  <m:t>K</m:t>
+                </m:r>
+              </m:sub>
+            </m:sSub>
+            <m:d>
+              <m:dPr>
+                <m:begChr m:val="("/>
+                <m:endChr m:val=")"/>
+                <m:sepChr m:val=""/>
+                <m:grow/>
+              </m:dPr>
+              <m:e>
+                <m:r>
+                  <m:t>λ</m:t>
+                </m:r>
+              </m:e>
+            </m:d>
+          </m:sup>
+        </m:sSup>
+      </m:oMath>
+      <w:r>
+        <w:t xml:space="preserve">; secret decapsulation outputs a key or its specified rejection result. All honest algorithms, keys and ciphertexts must have polynomial cost or length in</w:t>
+      </w:r>
+      <w:r>
+        <w:t xml:space="preserve"> </w:t>
+      </w:r>
+      <m:oMath>
+        <m:r>
+          <m:t>λ</m:t>
+        </m:r>
+      </m:oMath>
+      <w:r>
+        <w:t xml:space="preserve">. Correctness requires the probability of</w:t>
+      </w:r>
+      <w:r>
+        <w:t xml:space="preserve"> </w:t>
+      </w:r>
+      <m:oMath>
+        <m:r>
+          <m:rPr>
+            <m:sty m:val="p"/>
+          </m:rPr>
+          <m:t>Decaps</m:t>
+        </m:r>
+        <m:d>
+          <m:dPr>
+            <m:begChr m:val="("/>
+            <m:endChr m:val=")"/>
+            <m:sepChr m:val=""/>
+            <m:grow/>
+          </m:dPr>
+          <m:e>
+            <m:r>
+              <m:t>s</m:t>
+            </m:r>
+            <m:r>
+              <m:t>k</m:t>
+            </m:r>
+            <m:r>
+              <m:rPr>
+                <m:sty m:val="p"/>
+              </m:rPr>
+              <m:t>,</m:t>
+            </m:r>
+            <m:r>
+              <m:t>c</m:t>
+            </m:r>
+            <m:r>
+              <m:t>t</m:t>
+            </m:r>
+          </m:e>
+        </m:d>
+        <m:r>
+          <m:rPr>
+            <m:sty m:val="p"/>
+          </m:rPr>
+          <m:t>≠</m:t>
+        </m:r>
+        <m:r>
+          <m:t>K</m:t>
+        </m:r>
+      </m:oMath>
+      <w:r>
+        <w:t xml:space="preserve">, over the actual key-generation and encapsulation distributions, to be negligible. Correctness alone makes no secrecy claim.</w:t>
+      </w:r>
+    </w:p>
+    <w:p>
+      <w:pPr>
+        <w:pStyle w:val="BodyText"/>
+      </w:pPr>
+      <w:r>
+        <w:t xml:space="preserve">For IND-CPA, give an adversary</w:t>
+      </w:r>
+      <w:r>
+        <w:t xml:space="preserve"> </w:t>
+      </w:r>
+      <m:oMath>
+        <m:r>
+          <m:t>p</m:t>
+        </m:r>
+        <m:r>
+          <m:t>k</m:t>
+        </m:r>
+        <m:r>
+          <m:rPr>
+            <m:sty m:val="p"/>
+          </m:rPr>
+          <m:t>,</m:t>
+        </m:r>
+        <m:r>
+          <m:t>c</m:t>
+        </m:r>
+        <m:r>
+          <m:t>t</m:t>
+        </m:r>
+        <m:r>
+          <m:rPr>
+            <m:sty m:val="p"/>
+          </m:rPr>
+          <m:t>,</m:t>
+        </m:r>
+        <m:sSub>
+          <m:e>
+            <m:r>
+              <m:t>K</m:t>
+            </m:r>
+          </m:e>
+          <m:sub>
+            <m:r>
+              <m:t>b</m:t>
+            </m:r>
+          </m:sub>
+        </m:sSub>
+      </m:oMath>
+      <w:r>
+        <w:t xml:space="preserve">, where</w:t>
+      </w:r>
+      <w:r>
+        <w:t xml:space="preserve"> </w:t>
+      </w:r>
+      <m:oMath>
+        <m:d>
+          <m:dPr>
+            <m:begChr m:val="("/>
+            <m:endChr m:val=")"/>
+            <m:sepChr m:val=""/>
+            <m:grow/>
+          </m:dPr>
+          <m:e>
+            <m:r>
+              <m:t>c</m:t>
+            </m:r>
+            <m:r>
+              <m:t>t</m:t>
+            </m:r>
+            <m:r>
+              <m:rPr>
+                <m:sty m:val="p"/>
+              </m:rPr>
+              <m:t>,</m:t>
+            </m:r>
+            <m:sSub>
+              <m:e>
+                <m:r>
+                  <m:t>K</m:t>
+                </m:r>
+              </m:e>
+              <m:sub>
+                <m:r>
+                  <m:t>0</m:t>
+                </m:r>
+              </m:sub>
+            </m:sSub>
+          </m:e>
+        </m:d>
+      </m:oMath>
+      <w:r>
+        <w:t xml:space="preserve"> </w:t>
+      </w:r>
+      <w:r>
+        <w:t xml:space="preserve">is an honest encapsulation and</w:t>
+      </w:r>
+      <w:r>
+        <w:t xml:space="preserve"> </w:t>
+      </w:r>
+      <m:oMath>
+        <m:sSub>
+          <m:e>
+            <m:r>
+              <m:t>K</m:t>
+            </m:r>
+          </m:e>
+          <m:sub>
+            <m:r>
+              <m:t>1</m:t>
+            </m:r>
+          </m:sub>
+        </m:sSub>
+      </m:oMath>
+      <w:r>
+        <w:t xml:space="preserve"> </w:t>
+      </w:r>
+      <w:r>
+        <w:t xml:space="preserve">is an independent uniform key of the same length. The absolute difference between its acceptance probabilities in the two experiments must be negligible for every probabilistic polynomial-time adversary. For IND-CCA, also give adaptive access to decapsulation, excluding the challenge ciphertext under the precisely specified encoding. Quantum adversaries, quantum access to hash oracles, and access to decapsulation oracles must each be stated explicitly; a classical oracle-evaluation attack is not a QROM proof.</w:t>
+      </w:r>
+    </w:p>
+    <w:p>
+      <w:pPr>
+        <w:pStyle w:val="BodyText"/>
+      </w:pPr>
+      <w:r>
+        <w:rPr>
+          <w:bCs/>
+          <w:b/>
+        </w:rPr>
+        <w:t xml:space="preserve">Lemma 1.1 (public session-key recovery defeats key indistinguishability).</w:t>
+      </w:r>
+      <w:r>
+        <w:t xml:space="preserve"> </w:t>
+      </w:r>
+      <w:r>
+        <w:t xml:space="preserve">If a public algorithm</w:t>
+      </w:r>
+      <w:r>
+        <w:t xml:space="preserve"> </w:t>
+      </w:r>
+      <m:oMath>
+        <m:r>
+          <m:t>D</m:t>
+        </m:r>
+        <m:d>
+          <m:dPr>
+            <m:begChr m:val="("/>
+            <m:endChr m:val=")"/>
+            <m:sepChr m:val=""/>
+            <m:grow/>
+          </m:dPr>
+          <m:e>
+            <m:r>
+              <m:t>p</m:t>
+            </m:r>
+            <m:r>
+              <m:t>k</m:t>
+            </m:r>
+            <m:r>
+              <m:rPr>
+                <m:sty m:val="p"/>
+              </m:rPr>
+              <m:t>,</m:t>
+            </m:r>
+            <m:r>
+              <m:t>c</m:t>
+            </m:r>
+            <m:r>
+              <m:t>t</m:t>
+            </m:r>
+          </m:e>
+        </m:d>
+      </m:oMath>
+      <w:r>
+        <w:t xml:space="preserve"> </w:t>
+      </w:r>
+      <w:r>
+        <w:t xml:space="preserve">outputs the actual honest session key with probability</w:t>
+      </w:r>
+      <w:r>
+        <w:t xml:space="preserve"> </w:t>
+      </w:r>
+      <m:oMath>
+        <m:r>
+          <m:t>p</m:t>
+        </m:r>
+        <m:d>
+          <m:dPr>
+            <m:begChr m:val="("/>
+            <m:endChr m:val=")"/>
+            <m:sepChr m:val=""/>
+            <m:grow/>
+          </m:dPr>
+          <m:e>
+            <m:r>
+              <m:t>λ</m:t>
+            </m:r>
+          </m:e>
+        </m:d>
+      </m:oMath>
+      <w:r>
+        <w:t xml:space="preserve">, equality-testing its output against</w:t>
+      </w:r>
+      <w:r>
+        <w:t xml:space="preserve"> </w:t>
+      </w:r>
+      <m:oMath>
+        <m:sSub>
+          <m:e>
+            <m:r>
+              <m:t>K</m:t>
+            </m:r>
+          </m:e>
+          <m:sub>
+            <m:r>
+              <m:t>b</m:t>
+            </m:r>
+          </m:sub>
+        </m:sSub>
+      </m:oMath>
+      <w:r>
+        <w:t xml:space="preserve"> </w:t>
+      </w:r>
+      <w:r>
+        <w:t xml:space="preserve">gives an IND-CPA acceptance-probability gap at least</w:t>
+      </w:r>
+      <w:r>
+        <w:t xml:space="preserve"> </w:t>
+      </w:r>
+      <m:oMath>
+        <m:r>
+          <m:t>p</m:t>
+        </m:r>
+        <m:d>
+          <m:dPr>
+            <m:begChr m:val="("/>
+            <m:endChr m:val=")"/>
+            <m:sepChr m:val=""/>
+            <m:grow/>
+          </m:dPr>
+          <m:e>
+            <m:r>
+              <m:t>λ</m:t>
+            </m:r>
+          </m:e>
+        </m:d>
+        <m:r>
+          <m:rPr>
+            <m:sty m:val="p"/>
+          </m:rPr>
+          <m:t>−</m:t>
+        </m:r>
+        <m:sSup>
+          <m:e>
+            <m:r>
+              <m:t>2</m:t>
+            </m:r>
+          </m:e>
+          <m:sup>
+            <m:r>
+              <m:rPr>
+                <m:sty m:val="p"/>
+              </m:rPr>
+              <m:t>−</m:t>
+            </m:r>
+            <m:sSub>
+              <m:e>
+                <m:r>
+                  <m:rPr>
+                    <m:sty m:val="p"/>
+                  </m:rPr>
+                  <m:t>ℓ</m:t>
+                </m:r>
+              </m:e>
+              <m:sub>
+                <m:r>
+                  <m:t>K</m:t>
+                </m:r>
+              </m:sub>
+            </m:sSub>
+            <m:d>
+              <m:dPr>
+                <m:begChr m:val="("/>
+                <m:endChr m:val=")"/>
+                <m:sepChr m:val=""/>
+                <m:grow/>
+              </m:dPr>
+              <m:e>
+                <m:r>
+                  <m:t>λ</m:t>
+                </m:r>
+              </m:e>
+            </m:d>
+          </m:sup>
+        </m:sSup>
+      </m:oMath>
+      <w:r>
+        <w:t xml:space="preserve">. Its running time is that of</w:t>
+      </w:r>
+      <w:r>
+        <w:t xml:space="preserve"> </w:t>
+      </w:r>
+      <m:oMath>
+        <m:r>
+          <m:t>D</m:t>
+        </m:r>
+      </m:oMath>
+      <w:r>
+        <w:t xml:space="preserve"> </w:t>
+      </w:r>
+      <w:r>
+        <w:t xml:space="preserve">plus comparison. If</w:t>
+      </w:r>
+      <w:r>
+        <w:t xml:space="preserve"> </w:t>
+      </w:r>
+      <m:oMath>
+        <m:r>
+          <m:t>D</m:t>
+        </m:r>
+      </m:oMath>
+      <w:r>
+        <w:t xml:space="preserve"> </w:t>
+      </w:r>
+      <w:r>
+        <w:t xml:space="preserve">is probabilistic polynomial-time, this already defeats IND-CCA whenever the gap is nonnegligible; no decapsulation queries are needed.</w:t>
+      </w:r>
+    </w:p>
+    <w:p>
+      <w:pPr>
+        <w:pStyle w:val="BodyText"/>
+      </w:pPr>
+      <w:r>
+        <w:rPr>
+          <w:bCs/>
+          <w:b/>
+        </w:rPr>
+        <w:t xml:space="preserve">Proof.</w:t>
+      </w:r>
+      <w:r>
+        <w:t xml:space="preserve"> </w:t>
+      </w:r>
+      <w:r>
+        <w:t xml:space="preserve">Equality holds with probability</w:t>
+      </w:r>
+      <w:r>
+        <w:t xml:space="preserve"> </w:t>
+      </w:r>
+      <m:oMath>
+        <m:r>
+          <m:t>p</m:t>
+        </m:r>
+      </m:oMath>
+      <w:r>
+        <w:t xml:space="preserve"> </w:t>
+      </w:r>
+      <w:r>
+        <w:t xml:space="preserve">in the real experiment. In the random experiment, the challenge key is uniform and independent of</w:t>
+      </w:r>
+      <w:r>
+        <w:t xml:space="preserve"> </w:t>
+      </w:r>
+      <m:oMath>
+        <m:r>
+          <m:t>p</m:t>
+        </m:r>
+        <m:r>
+          <m:t>k</m:t>
+        </m:r>
+        <m:r>
+          <m:rPr>
+            <m:sty m:val="p"/>
+          </m:rPr>
+          <m:t>,</m:t>
+        </m:r>
+        <m:r>
+          <m:t>c</m:t>
+        </m:r>
+        <m:r>
+          <m:t>t</m:t>
+        </m:r>
+      </m:oMath>
+      <w:r>
+        <w:t xml:space="preserve"> </w:t>
+      </w:r>
+      <w:r>
+        <w:t xml:space="preserve">and</w:t>
+      </w:r>
+      <w:r>
+        <w:t xml:space="preserve"> </w:t>
+      </w:r>
+      <m:oMath>
+        <m:r>
+          <m:t>D</m:t>
+        </m:r>
+      </m:oMath>
+      <w:r>
+        <w:t xml:space="preserve">’s coins, so equality has probability at most</w:t>
+      </w:r>
+      <w:r>
+        <w:t xml:space="preserve"> </w:t>
+      </w:r>
+      <m:oMath>
+        <m:sSup>
+          <m:e>
+            <m:r>
+              <m:t>2</m:t>
+            </m:r>
+          </m:e>
+          <m:sup>
+            <m:r>
+              <m:rPr>
+                <m:sty m:val="p"/>
+              </m:rPr>
+              <m:t>−</m:t>
+            </m:r>
+            <m:sSub>
+              <m:e>
+                <m:r>
+                  <m:rPr>
+                    <m:sty m:val="p"/>
+                  </m:rPr>
+                  <m:t>ℓ</m:t>
+                </m:r>
+              </m:e>
+              <m:sub>
+                <m:r>
+                  <m:t>K</m:t>
+                </m:r>
+              </m:sub>
+            </m:sSub>
+          </m:sup>
+        </m:sSup>
+      </m:oMath>
+      <w:r>
+        <w:t xml:space="preserve">, with equality when</w:t>
+      </w:r>
+      <w:r>
+        <w:t xml:space="preserve"> </w:t>
+      </w:r>
+      <m:oMath>
+        <m:r>
+          <m:t>D</m:t>
+        </m:r>
+      </m:oMath>
+      <w:r>
+        <w:t xml:space="preserve"> </w:t>
+      </w:r>
+      <w:r>
+        <w:t xml:space="preserve">always outputs a key of the required length. Subtract.</w:t>
+      </w:r>
+      <w:r>
+        <w:t xml:space="preserve"> </w:t>
+      </w:r>
+      <m:oMath>
+        <m:r>
+          <m:rPr>
+            <m:sty m:val="p"/>
+          </m:rPr>
+          <m:t>▫</m:t>
+        </m:r>
+      </m:oMath>
+    </w:p>
+    <w:p>
+      <w:pPr>
+        <w:pStyle w:val="BodyText"/>
+      </w:pPr>
+      <w:r>
+        <w:t xml:space="preserve">Public keys and ciphertexts may carry helper information. The missing property is a computational separation: only the holder of the</w:t>
+      </w:r>
+      <w:r>
+        <w:t xml:space="preserve"> </w:t>
+      </w:r>
+      <w:r>
+        <w:rPr>
+          <w:iCs/>
+          <w:i/>
+        </w:rPr>
+        <w:t xml:space="preserve">remaining secret information</w:t>
+      </w:r>
+      <w:r>
+        <w:t xml:space="preserve"> </w:t>
+      </w:r>
+      <w:r>
+        <w:t xml:space="preserve">can efficiently derive the session key under the stated assumption. Exact recovery of the original</w:t>
+      </w:r>
+      <w:r>
+        <w:t xml:space="preserve"> </w:t>
+      </w:r>
+      <m:oMath>
+        <m:r>
+          <m:t>s</m:t>
+        </m:r>
+        <m:r>
+          <m:t>k</m:t>
+        </m:r>
+      </m:oMath>
+      <w:r>
+        <w:t xml:space="preserve"> </w:t>
+      </w:r>
+      <w:r>
+        <w:t xml:space="preserve">is not required for an attack; an equivalent decoder is sufficient by Lemma 1.1. Conversely, recovering an arbitrary NCSG witness is a KEM attack only after proving that this witness can recover the same session key, or otherwise distinguish it. An unspecified relation between witnesses and keys cannot be filled in by assertion.</w:t>
+      </w:r>
+    </w:p>
+    <w:p>
+      <w:pPr>
+        <w:pStyle w:val="BodyText"/>
+      </w:pPr>
+      <w:r>
+        <w:t xml:space="preserve">The requested absence of polynomial-time attacks is stronger than the failure of the attacks tested here. It is also different from a</w:t>
+      </w:r>
+      <w:r>
+        <w:t xml:space="preserve"> </w:t>
+      </w:r>
+      <m:oMath>
+        <m:sSup>
+          <m:e>
+            <m:r>
+              <m:t>2</m:t>
+            </m:r>
+          </m:e>
+          <m:sup>
+            <m:r>
+              <m:t>Ω</m:t>
+            </m:r>
+            <m:d>
+              <m:dPr>
+                <m:begChr m:val="("/>
+                <m:endChr m:val=")"/>
+                <m:sepChr m:val=""/>
+                <m:grow/>
+              </m:dPr>
+              <m:e>
+                <m:r>
+                  <m:t>λ</m:t>
+                </m:r>
+              </m:e>
+            </m:d>
+          </m:sup>
+        </m:sSup>
+      </m:oMath>
+      <w:r>
+        <w:t xml:space="preserve"> </w:t>
+      </w:r>
+      <w:r>
+        <w:t xml:space="preserve">lower bound: for example,</w:t>
+      </w:r>
+      <w:r>
+        <w:t xml:space="preserve"> </w:t>
+      </w:r>
+      <m:oMath>
+        <m:sSup>
+          <m:e>
+            <m:r>
+              <m:t>2</m:t>
+            </m:r>
+          </m:e>
+          <m:sup>
+            <m:rad>
+              <m:radPr>
+                <m:degHide m:val="on"/>
+              </m:radPr>
+              <m:deg/>
+              <m:e>
+                <m:r>
+                  <m:t>λ</m:t>
+                </m:r>
+              </m:e>
+            </m:rad>
+          </m:sup>
+        </m:sSup>
+      </m:oMath>
+      <w:r>
+        <w:t xml:space="preserve"> </w:t>
+      </w:r>
+      <w:r>
+        <w:t xml:space="preserve">is superpolynomial but subexponential in</w:t>
+      </w:r>
+      <w:r>
+        <w:t xml:space="preserve"> </w:t>
+      </w:r>
+      <m:oMath>
+        <m:r>
+          <m:t>λ</m:t>
+        </m:r>
+      </m:oMath>
+      <w:r>
+        <w:t xml:space="preserve">. Worst-case NP-completeness, local entropy and large search spaces establish neither average-case cryptographic hardness nor a concrete security level. Standard computational cryptography states assumptions and reductions explicitly; an unconditional construction of ordinary one-way functions would resolve major open complexity questions [12]. This paper supplies no such result. Defining a new assumption to say that this very KEM is secure would restate the desired conclusion, not justify it.</w:t>
+      </w:r>
+    </w:p>
     <w:bookmarkEnd w:id="21"/>
-    <w:bookmarkStart w:id="25" w:name="Xfef510034e7cb99f97c3e13b0937853e12e9301"/>
+    <w:bookmarkEnd w:id="22"/>
+    <w:bookmarkStart w:id="26" w:name="Xfef510034e7cb99f97c3e13b0937853e12e9301"/>
     <w:p>
       <w:pPr>
         <w:pStyle w:val="Heading1"/>
@@ -1020,7 +1908,7 @@
         <w:t xml:space="preserve">2. Construction history and confirmed attacks</w:t>
       </w:r>
     </w:p>
-    <w:bookmarkStart w:id="22" w:name="boolean-period-attack"/>
+    <w:bookmarkStart w:id="23" w:name="boolean-period-attack"/>
     <w:p>
       <w:pPr>
         <w:pStyle w:val="Heading2"/>
@@ -1498,8 +2386,8 @@
         <w:t xml:space="preserve">in characteristic two. A noisy four-row test distinguishes planted ciphertexts. Publishing complete one-hot fibers also creates low-weight subset-sum collisions. These are genuine attacks, not merely proof limitations.</w:t>
       </w:r>
     </w:p>
-    <w:bookmarkEnd w:id="22"/>
-    <w:bookmarkStart w:id="23" w:name="changes-in-the-intermediate-designs"/>
+    <w:bookmarkEnd w:id="23"/>
+    <w:bookmarkStart w:id="24" w:name="changes-in-the-intermediate-designs"/>
     <w:p>
       <w:pPr>
         <w:pStyle w:val="Heading2"/>
@@ -1532,8 +2420,8 @@
         <w:t xml:space="preserve">independent hidden selections, eliminating this particular correlation.</w:t>
       </w:r>
     </w:p>
-    <w:bookmarkEnd w:id="23"/>
-    <w:bookmarkStart w:id="24" w:name="X19cce0a1cbc868c19d85943f1f96d3a071d8bed"/>
+    <w:bookmarkEnd w:id="24"/>
+    <w:bookmarkStart w:id="25" w:name="X19cce0a1cbc868c19d85943f1f96d3a071d8bed"/>
     <w:p>
       <w:pPr>
         <w:pStyle w:val="Heading2"/>
@@ -1693,9 +2581,9 @@
         <w:t xml:space="preserve">. Neither assertion rules out more efficient algorithms.</w:t>
       </w:r>
     </w:p>
-    <w:bookmarkEnd w:id="24"/>
     <w:bookmarkEnd w:id="25"/>
-    <w:bookmarkStart w:id="26" w:name="ncsg-worst-case-mathematics"/>
+    <w:bookmarkEnd w:id="26"/>
+    <w:bookmarkStart w:id="27" w:name="ncsg-worst-case-mathematics"/>
     <w:p>
       <w:pPr>
         <w:pStyle w:val="Heading1"/>
@@ -2974,8 +3862,8 @@
         <w:t xml:space="preserve">. The representation has polynomial description only where the table itself has polynomial size.</w:t>
       </w:r>
     </w:p>
-    <w:bookmarkEnd w:id="26"/>
-    <w:bookmarkStart w:id="31" w:name="Xb46808b62d745b644fee1c2bb48108bcf4cbf84"/>
+    <w:bookmarkEnd w:id="27"/>
+    <w:bookmarkStart w:id="34" w:name="Xb46808b62d745b644fee1c2bb48108bcf4cbf84"/>
     <w:p>
       <w:pPr>
         <w:pStyle w:val="Heading1"/>
@@ -4432,7 +5320,7 @@
         <w:t xml:space="preserve">All of these statements are unconditional finite-field mathematics; their proof gives no noisy-encryption pseudorandomness claim.</w:t>
       </w:r>
     </w:p>
-    <w:bookmarkStart w:id="27" w:name="X2b92000d81e652aaea59f6282052c0a726c4852"/>
+    <w:bookmarkStart w:id="28" w:name="X2b92000d81e652aaea59f6282052c0a726c4852"/>
     <w:p>
       <w:pPr>
         <w:pStyle w:val="Heading2"/>
@@ -9884,7 +10772,22 @@
         <w:t xml:space="preserve"> </w:t>
       </w:r>
       <w:r>
-        <w:t xml:space="preserve">The script `research-2028/attacks/ternary_affine_line_leakage.py` samples random valid</w:t>
+        <w:t xml:space="preserve">The script</w:t>
+      </w:r>
+      <w:r>
+        <w:t xml:space="preserve"> </w:t>
+      </w:r>
+      <w:r>
+        <w:rPr>
+          <w:rStyle w:val="VerbatimChar"/>
+        </w:rPr>
+        <w:t xml:space="preserve">research-2028/attacks/ternary_affine_line_leakage.py</w:t>
+      </w:r>
+      <w:r>
+        <w:t xml:space="preserve"> </w:t>
+      </w:r>
+      <w:r>
+        <w:t xml:space="preserve">samples random valid</w:t>
       </w:r>
       <w:r>
         <w:t xml:space="preserve"> </w:t>
@@ -10122,8 +11025,8 @@
         <w:t xml:space="preserve">. These are fully specified local finite tests and an exact symbolic proof, not global KEM security experiments.</w:t>
       </w:r>
     </w:p>
-    <w:bookmarkEnd w:id="27"/>
-    <w:bookmarkStart w:id="28" w:name="X90b9c1579a4ae0dd26b67a34a1de2d1e48ce262"/>
+    <w:bookmarkEnd w:id="28"/>
+    <w:bookmarkStart w:id="29" w:name="X90b9c1579a4ae0dd26b67a34a1de2d1e48ce262"/>
     <w:p>
       <w:pPr>
         <w:pStyle w:val="Heading2"/>
@@ -13830,6 +14733,200 @@
         <w:t xml:space="preserve">These bounds concern exactly the three original ternary local profiles, without parameter interpolation or untested asymptotics:</w:t>
       </w:r>
     </w:p>
+    <w:p>
+      <w:pPr>
+        <w:pStyle w:val="BodyText"/>
+      </w:pPr>
+      <w:r>
+        <w:t xml:space="preserve">The original local geometries are R1:</w:t>
+      </w:r>
+      <w:r>
+        <w:t xml:space="preserve"> </w:t>
+      </w:r>
+      <m:oMath>
+        <m:d>
+          <m:dPr>
+            <m:begChr m:val="("/>
+            <m:endChr m:val=")"/>
+            <m:sepChr m:val=""/>
+            <m:grow/>
+          </m:dPr>
+          <m:e>
+            <m:r>
+              <m:t>k</m:t>
+            </m:r>
+            <m:r>
+              <m:rPr>
+                <m:sty m:val="p"/>
+              </m:rPr>
+              <m:t>,</m:t>
+            </m:r>
+            <m:r>
+              <m:t>d</m:t>
+            </m:r>
+            <m:r>
+              <m:rPr>
+                <m:sty m:val="p"/>
+              </m:rPr>
+              <m:t>,</m:t>
+            </m:r>
+            <m:r>
+              <m:t>r</m:t>
+            </m:r>
+          </m:e>
+        </m:d>
+        <m:r>
+          <m:rPr>
+            <m:sty m:val="p"/>
+          </m:rPr>
+          <m:t>=</m:t>
+        </m:r>
+        <m:d>
+          <m:dPr>
+            <m:begChr m:val="("/>
+            <m:endChr m:val=")"/>
+            <m:sepChr m:val=""/>
+            <m:grow/>
+          </m:dPr>
+          <m:e>
+            <m:r>
+              <m:t>5</m:t>
+            </m:r>
+            <m:r>
+              <m:rPr>
+                <m:sty m:val="p"/>
+              </m:rPr>
+              <m:t>,</m:t>
+            </m:r>
+            <m:r>
+              <m:t>3</m:t>
+            </m:r>
+            <m:r>
+              <m:rPr>
+                <m:sty m:val="p"/>
+              </m:rPr>
+              <m:t>,</m:t>
+            </m:r>
+            <m:r>
+              <m:t>2</m:t>
+            </m:r>
+          </m:e>
+        </m:d>
+      </m:oMath>
+      <w:r>
+        <w:t xml:space="preserve">, R2:</w:t>
+      </w:r>
+      <w:r>
+        <w:t xml:space="preserve"> </w:t>
+      </w:r>
+      <m:oMath>
+        <m:d>
+          <m:dPr>
+            <m:begChr m:val="("/>
+            <m:endChr m:val=")"/>
+            <m:sepChr m:val=""/>
+            <m:grow/>
+          </m:dPr>
+          <m:e>
+            <m:r>
+              <m:t>7</m:t>
+            </m:r>
+            <m:r>
+              <m:rPr>
+                <m:sty m:val="p"/>
+              </m:rPr>
+              <m:t>,</m:t>
+            </m:r>
+            <m:r>
+              <m:t>4</m:t>
+            </m:r>
+            <m:r>
+              <m:rPr>
+                <m:sty m:val="p"/>
+              </m:rPr>
+              <m:t>,</m:t>
+            </m:r>
+            <m:r>
+              <m:t>3</m:t>
+            </m:r>
+          </m:e>
+        </m:d>
+      </m:oMath>
+      <w:r>
+        <w:t xml:space="preserve">, and R3:</w:t>
+      </w:r>
+      <w:r>
+        <w:t xml:space="preserve"> </w:t>
+      </w:r>
+      <m:oMath>
+        <m:d>
+          <m:dPr>
+            <m:begChr m:val="("/>
+            <m:endChr m:val=")"/>
+            <m:sepChr m:val=""/>
+            <m:grow/>
+          </m:dPr>
+          <m:e>
+            <m:r>
+              <m:t>9</m:t>
+            </m:r>
+            <m:r>
+              <m:rPr>
+                <m:sty m:val="p"/>
+              </m:rPr>
+              <m:t>,</m:t>
+            </m:r>
+            <m:r>
+              <m:t>5</m:t>
+            </m:r>
+            <m:r>
+              <m:rPr>
+                <m:sty m:val="p"/>
+              </m:rPr>
+              <m:t>,</m:t>
+            </m:r>
+            <m:r>
+              <m:t>4</m:t>
+            </m:r>
+          </m:e>
+        </m:d>
+      </m:oMath>
+      <w:r>
+        <w:t xml:space="preserve">. Here</w:t>
+      </w:r>
+      <w:r>
+        <w:t xml:space="preserve"> </w:t>
+      </w:r>
+      <m:oMath>
+        <m:sSub>
+          <m:e>
+            <m:r>
+              <m:t>m</m:t>
+            </m:r>
+          </m:e>
+          <m:sub>
+            <m:r>
+              <m:t>0</m:t>
+            </m:r>
+          </m:sub>
+        </m:sSub>
+        <m:r>
+          <m:rPr>
+            <m:sty m:val="p"/>
+          </m:rPr>
+          <m:t>=</m:t>
+        </m:r>
+        <m:r>
+          <m:t>L</m:t>
+        </m:r>
+      </m:oMath>
+      <w:r>
+        <w:t xml:space="preserve"> </w:t>
+      </w:r>
+      <w:r>
+        <w:t xml:space="preserve">for all three profiles.</w:t>
+      </w:r>
+    </w:p>
     <w:tbl>
       <w:tblPr>
         <w:tblStyle w:val="Table"/>
@@ -13838,12 +14935,11 @@
         <w:jc w:val="start"/>
       </w:tblPr>
       <w:tblGrid>
-        <w:gridCol w:w="1320"/>
-        <w:gridCol w:w="1320"/>
-        <w:gridCol w:w="1320"/>
-        <w:gridCol w:w="1320"/>
-        <w:gridCol w:w="1320"/>
-        <w:gridCol w:w="1320"/>
+        <w:gridCol w:w="1584"/>
+        <w:gridCol w:w="1584"/>
+        <w:gridCol w:w="1584"/>
+        <w:gridCol w:w="1584"/>
+        <w:gridCol w:w="1584"/>
       </w:tblGrid>
       <w:tr>
         <w:trPr>
@@ -13859,42 +14955,6 @@
             <w:r>
               <w:t xml:space="preserve">Profile</w:t>
             </w:r>
-            <w:r>
-              <w:t xml:space="preserve"> </w:t>
-            </w:r>
-            <m:oMath>
-              <m:d>
-                <m:dPr>
-                  <m:begChr m:val="("/>
-                  <m:endChr m:val=")"/>
-                  <m:sepChr m:val=""/>
-                  <m:grow/>
-                </m:dPr>
-                <m:e>
-                  <m:r>
-                    <m:t>k</m:t>
-                  </m:r>
-                  <m:r>
-                    <m:rPr>
-                      <m:sty m:val="p"/>
-                    </m:rPr>
-                    <m:t>,</m:t>
-                  </m:r>
-                  <m:r>
-                    <m:t>d</m:t>
-                  </m:r>
-                  <m:r>
-                    <m:rPr>
-                      <m:sty m:val="p"/>
-                    </m:rPr>
-                    <m:t>,</m:t>
-                  </m:r>
-                  <m:r>
-                    <m:t>r</m:t>
-                  </m:r>
-                </m:e>
-              </m:d>
-            </m:oMath>
           </w:p>
         </w:tc>
         <w:tc>
@@ -13908,17 +14968,12 @@
               <m:r>
                 <m:t>L</m:t>
               </m:r>
-            </m:oMath>
-          </w:p>
-        </w:tc>
-        <w:tc>
-          <w:tcPr/>
-          <w:p>
-            <w:pPr>
-              <w:pStyle w:val="Compact"/>
-              <w:jc w:val="right"/>
-            </w:pPr>
-            <m:oMath>
+              <m:r>
+                <m:rPr>
+                  <m:sty m:val="p"/>
+                </m:rPr>
+                <m:t>=</m:t>
+              </m:r>
               <m:sSub>
                 <m:e>
                   <m:r>
@@ -14038,54 +15093,6 @@
             </w:pPr>
             <w:r>
               <w:t xml:space="preserve">R1</w:t>
-            </w:r>
-            <w:r>
-              <w:t xml:space="preserve"> </w:t>
-            </w:r>
-            <m:oMath>
-              <m:d>
-                <m:dPr>
-                  <m:begChr m:val="("/>
-                  <m:endChr m:val=")"/>
-                  <m:sepChr m:val=""/>
-                  <m:grow/>
-                </m:dPr>
-                <m:e>
-                  <m:r>
-                    <m:t>5</m:t>
-                  </m:r>
-                  <m:r>
-                    <m:rPr>
-                      <m:sty m:val="p"/>
-                    </m:rPr>
-                    <m:t>,</m:t>
-                  </m:r>
-                  <m:r>
-                    <m:t>3</m:t>
-                  </m:r>
-                  <m:r>
-                    <m:rPr>
-                      <m:sty m:val="p"/>
-                    </m:rPr>
-                    <m:t>,</m:t>
-                  </m:r>
-                  <m:r>
-                    <m:t>2</m:t>
-                  </m:r>
-                </m:e>
-              </m:d>
-            </m:oMath>
-          </w:p>
-        </w:tc>
-        <w:tc>
-          <w:tcPr/>
-          <w:p>
-            <w:pPr>
-              <w:pStyle w:val="Compact"/>
-              <w:jc w:val="right"/>
-            </w:pPr>
-            <w:r>
-              <w:t xml:space="preserve">9</w:t>
             </w:r>
           </w:p>
         </w:tc>
@@ -14149,54 +15156,6 @@
             <w:r>
               <w:t xml:space="preserve">R2</w:t>
             </w:r>
-            <w:r>
-              <w:t xml:space="preserve"> </w:t>
-            </w:r>
-            <m:oMath>
-              <m:d>
-                <m:dPr>
-                  <m:begChr m:val="("/>
-                  <m:endChr m:val=")"/>
-                  <m:sepChr m:val=""/>
-                  <m:grow/>
-                </m:dPr>
-                <m:e>
-                  <m:r>
-                    <m:t>7</m:t>
-                  </m:r>
-                  <m:r>
-                    <m:rPr>
-                      <m:sty m:val="p"/>
-                    </m:rPr>
-                    <m:t>,</m:t>
-                  </m:r>
-                  <m:r>
-                    <m:t>4</m:t>
-                  </m:r>
-                  <m:r>
-                    <m:rPr>
-                      <m:sty m:val="p"/>
-                    </m:rPr>
-                    <m:t>,</m:t>
-                  </m:r>
-                  <m:r>
-                    <m:t>3</m:t>
-                  </m:r>
-                </m:e>
-              </m:d>
-            </m:oMath>
-          </w:p>
-        </w:tc>
-        <w:tc>
-          <w:tcPr/>
-          <w:p>
-            <w:pPr>
-              <w:pStyle w:val="Compact"/>
-              <w:jc w:val="right"/>
-            </w:pPr>
-            <w:r>
-              <w:t xml:space="preserve">27</w:t>
-            </w:r>
           </w:p>
         </w:tc>
         <w:tc>
@@ -14259,54 +15218,6 @@
             <w:r>
               <w:t xml:space="preserve">R3</w:t>
             </w:r>
-            <w:r>
-              <w:t xml:space="preserve"> </w:t>
-            </w:r>
-            <m:oMath>
-              <m:d>
-                <m:dPr>
-                  <m:begChr m:val="("/>
-                  <m:endChr m:val=")"/>
-                  <m:sepChr m:val=""/>
-                  <m:grow/>
-                </m:dPr>
-                <m:e>
-                  <m:r>
-                    <m:t>9</m:t>
-                  </m:r>
-                  <m:r>
-                    <m:rPr>
-                      <m:sty m:val="p"/>
-                    </m:rPr>
-                    <m:t>,</m:t>
-                  </m:r>
-                  <m:r>
-                    <m:t>5</m:t>
-                  </m:r>
-                  <m:r>
-                    <m:rPr>
-                      <m:sty m:val="p"/>
-                    </m:rPr>
-                    <m:t>,</m:t>
-                  </m:r>
-                  <m:r>
-                    <m:t>4</m:t>
-                  </m:r>
-                </m:e>
-              </m:d>
-            </m:oMath>
-          </w:p>
-        </w:tc>
-        <w:tc>
-          <w:tcPr/>
-          <w:p>
-            <w:pPr>
-              <w:pStyle w:val="Compact"/>
-              <w:jc w:val="right"/>
-            </w:pPr>
-            <w:r>
-              <w:t xml:space="preserve">81</w:t>
-            </w:r>
           </w:p>
         </w:tc>
         <w:tc>
@@ -14446,7 +15357,22 @@
         <w:t xml:space="preserve"> </w:t>
       </w:r>
       <w:r>
-        <w:t xml:space="preserve">The reproducible standard-library script `research-2028/attacks/ternary_parallel_line_collision.py` computes the two bounds as</w:t>
+        <w:t xml:space="preserve">The reproducible standard-library script</w:t>
+      </w:r>
+      <w:r>
+        <w:t xml:space="preserve"> </w:t>
+      </w:r>
+      <w:r>
+        <w:rPr>
+          <w:rStyle w:val="VerbatimChar"/>
+        </w:rPr>
+        <w:t xml:space="preserve">research-2028/attacks/ternary_parallel_line_collision.py</w:t>
+      </w:r>
+      <w:r>
+        <w:t xml:space="preserve"> </w:t>
+      </w:r>
+      <w:r>
+        <w:t xml:space="preserve">computes the two bounds as</w:t>
       </w:r>
       <w:r>
         <w:t xml:space="preserve"> </w:t>
@@ -14814,8 +15740,8 @@
         <w:t xml:space="preserve">construction that attempts to hide NCSG geometry or assumes NCSG fibers pseudorandom. The original independent dense labeling avoids an assignment-space parity attack only at the price of the previously proved NCSG-removability defect. Neither property establishes a secure, novel NCSG-only KEM, and no claim of novel field-theoretic mathematics relative to prior literature is made here.</w:t>
       </w:r>
     </w:p>
-    <w:bookmarkEnd w:id="28"/>
-    <w:bookmarkStart w:id="29" w:name="Xa4df9161ff7230d1258d7be8f03755a0591793b"/>
+    <w:bookmarkEnd w:id="29"/>
+    <w:bookmarkStart w:id="31" w:name="Xa4df9161ff7230d1258d7be8f03755a0591793b"/>
     <w:p>
       <w:pPr>
         <w:pStyle w:val="Heading2"/>
@@ -18404,7 +19330,7 @@
               <w:jc w:val="right"/>
             </w:pPr>
             <w:r>
-              <w:t xml:space="preserve">Exact finite upper bound on recovery failure</w:t>
+              <w:t xml:space="preserve">Recovery-failure bound (rounded)</w:t>
             </w:r>
           </w:p>
         </w:tc>
@@ -18476,24 +19402,6 @@
               <w:jc w:val="right"/>
             </w:pPr>
             <m:oMath>
-              <m:r>
-                <m:t>8</m:t>
-              </m:r>
-              <m:r>
-                <m:rPr>
-                  <m:sty m:val="p"/>
-                </m:rPr>
-                <m:t>/</m:t>
-              </m:r>
-              <m:r>
-                <m:t>19683</m:t>
-              </m:r>
-              <m:r>
-                <m:rPr>
-                  <m:sty m:val="p"/>
-                </m:rPr>
-                <m:t>≈</m:t>
-              </m:r>
               <m:r>
                 <m:t>4.06442</m:t>
               </m:r>
@@ -18727,6 +19635,34 @@
         <w:pStyle w:val="BodyText"/>
       </w:pPr>
       <w:r>
+        <w:t xml:space="preserve">The exact R1 bound is</w:t>
+      </w:r>
+      <w:r>
+        <w:t xml:space="preserve"> </w:t>
+      </w:r>
+      <m:oMath>
+        <m:r>
+          <m:t>8</m:t>
+        </m:r>
+        <m:r>
+          <m:rPr>
+            <m:sty m:val="p"/>
+          </m:rPr>
+          <m:t>/</m:t>
+        </m:r>
+        <m:r>
+          <m:t>19683</m:t>
+        </m:r>
+      </m:oMath>
+      <w:r>
+        <w:t xml:space="preserve">; the table displays rounded evaluations of the theorem’s finite upper bound.</w:t>
+      </w:r>
+    </w:p>
+    <w:p>
+      <w:pPr>
+        <w:pStyle w:val="BodyText"/>
+      </w:pPr>
+      <w:r>
         <w:rPr>
           <w:bCs/>
           <w:b/>
@@ -18737,7 +19673,24 @@
         <w:t xml:space="preserve"> </w:t>
       </w:r>
       <w:r>
-        <w:t xml:space="preserve">The script at research-2028/attacks/public_second_difference_subspace_recovery.py independently constructs source-distributed full public maps with hidden random invertible basis changes, recovers precisely the intended</w:t>
+        <w:t xml:space="preserve">The</w:t>
+      </w:r>
+      <w:r>
+        <w:t xml:space="preserve"> </w:t>
+      </w:r>
+      <w:hyperlink r:id="rId30">
+        <w:r>
+          <w:rPr>
+            <w:rStyle w:val="Hyperlink"/>
+          </w:rPr>
+          <w:t xml:space="preserve">Round-6 recovery script</w:t>
+        </w:r>
+      </w:hyperlink>
+      <w:r>
+        <w:t xml:space="preserve"> </w:t>
+      </w:r>
+      <w:r>
+        <w:t xml:space="preserve">independently constructs source-distributed full public maps with hidden random invertible basis changes, recovers precisely the intended</w:t>
       </w:r>
       <w:r>
         <w:t xml:space="preserve"> </w:t>
@@ -19188,8 +20141,8 @@
         <w:t xml:space="preserve">without a sampled average-case hardness reduction is not a verified fix.</w:t>
       </w:r>
     </w:p>
-    <w:bookmarkEnd w:id="29"/>
-    <w:bookmarkStart w:id="30" w:name="X9bc62414c08fc16f93a4d86b8b711afbf03e446"/>
+    <w:bookmarkEnd w:id="31"/>
+    <w:bookmarkStart w:id="32" w:name="X9bc62414c08fc16f93a4d86b8b711afbf03e446"/>
     <w:p>
       <w:pPr>
         <w:pStyle w:val="Heading2"/>
@@ -24952,9 +25905,3509 @@
         <w:t xml:space="preserve">and a sound average-case assumption would need to be designed and independently attacked before promoting a genuinely new NCSG-only KEM. The manuscript contains no such validated replacement today. In particular, the original dense GF(1024) label layer remains historically obsolete, with its separate asymptotic KEM break recorded in Theorem 9.2; it is not silently being reused as protection.</w:t>
       </w:r>
     </w:p>
-    <w:bookmarkEnd w:id="30"/>
-    <w:bookmarkEnd w:id="31"/>
-    <w:bookmarkStart w:id="33" w:name="X3a9c0611ff6b2674f906122bba6123927b4637d"/>
+    <w:bookmarkEnd w:id="32"/>
+    <w:bookmarkStart w:id="33" w:name="X873e07e3fd9f003f407d9ef6e9ffa3ec34ce751"/>
+    <w:p>
+      <w:pPr>
+        <w:pStyle w:val="Heading2"/>
+      </w:pPr>
+      <w:r>
+        <w:t xml:space="preserve">4.5 Public evaluation suffices when the nonlinear table is polynomial in size</w:t>
+      </w:r>
+    </w:p>
+    <w:p>
+      <w:pPr>
+        <w:pStyle w:val="FirstParagraph"/>
+      </w:pPr>
+      <w:r>
+        <w:t xml:space="preserve">The complete</w:t>
+      </w:r>
+      <w:r>
+        <w:t xml:space="preserve"> </w:t>
+      </w:r>
+      <m:oMath>
+        <m:sSup>
+          <m:e>
+            <m:r>
+              <m:t>3</m:t>
+            </m:r>
+          </m:e>
+          <m:sup>
+            <m:r>
+              <m:t>k</m:t>
+            </m:r>
+          </m:sup>
+        </m:sSup>
+      </m:oMath>
+      <w:r>
+        <w:t xml:space="preserve">-entry public table required by Theorem 4.6 is unnecessary for an important asymptotic regime of the source construction. Replacing that table by a public evaluation interface does not repair the local trapdoor when the nonlinear right block remains small enough to tabulate efficiently.</w:t>
+      </w:r>
+    </w:p>
+    <w:p>
+      <w:pPr>
+        <w:pStyle w:val="BodyText"/>
+      </w:pPr>
+      <w:r>
+        <w:rPr>
+          <w:bCs/>
+          <w:b/>
+        </w:rPr>
+        <w:t xml:space="preserve">Theorem 4.8 (public oracle local inversion).</w:t>
+      </w:r>
+      <w:r>
+        <w:t xml:space="preserve"> </w:t>
+      </w:r>
+      <w:r>
+        <w:t xml:space="preserve">Let</w:t>
+      </w:r>
+      <w:r>
+        <w:t xml:space="preserve"> </w:t>
+      </w:r>
+      <m:oMath>
+        <m:r>
+          <m:t>k</m:t>
+        </m:r>
+        <m:r>
+          <m:rPr>
+            <m:sty m:val="p"/>
+          </m:rPr>
+          <m:t>=</m:t>
+        </m:r>
+        <m:r>
+          <m:t>r</m:t>
+        </m:r>
+        <m:r>
+          <m:rPr>
+            <m:sty m:val="p"/>
+          </m:rPr>
+          <m:t>+</m:t>
+        </m:r>
+        <m:r>
+          <m:t>d</m:t>
+        </m:r>
+      </m:oMath>
+      <w:r>
+        <w:t xml:space="preserve">, with</w:t>
+      </w:r>
+      <w:r>
+        <w:t xml:space="preserve"> </w:t>
+      </w:r>
+      <m:oMath>
+        <m:r>
+          <m:t>r</m:t>
+        </m:r>
+        <m:r>
+          <m:rPr>
+            <m:sty m:val="p"/>
+          </m:rPr>
+          <m:t>,</m:t>
+        </m:r>
+        <m:r>
+          <m:t>d</m:t>
+        </m:r>
+        <m:r>
+          <m:rPr>
+            <m:sty m:val="p"/>
+          </m:rPr>
+          <m:t>≥</m:t>
+        </m:r>
+        <m:r>
+          <m:t>1</m:t>
+        </m:r>
+      </m:oMath>
+      <w:r>
+        <w:t xml:space="preserve">, and let</w:t>
+      </w:r>
+    </w:p>
+    <w:p>
+      <w:pPr>
+        <w:pStyle w:val="BodyText"/>
+      </w:pPr>
+      <m:oMathPara>
+        <m:oMathParaPr>
+          <m:jc m:val="center"/>
+        </m:oMathParaPr>
+        <m:oMath>
+          <m:r>
+            <m:t>f</m:t>
+          </m:r>
+          <m:d>
+            <m:dPr>
+              <m:begChr m:val="("/>
+              <m:endChr m:val=")"/>
+              <m:sepChr m:val=""/>
+              <m:grow/>
+            </m:dPr>
+            <m:e>
+              <m:r>
+                <m:t>x</m:t>
+              </m:r>
+            </m:e>
+          </m:d>
+          <m:r>
+            <m:rPr>
+              <m:sty m:val="p"/>
+            </m:rPr>
+            <m:t>=</m:t>
+          </m:r>
+          <m:r>
+            <m:t>A</m:t>
+          </m:r>
+          <m:sSub>
+            <m:e>
+              <m:r>
+                <m:t>u</m:t>
+              </m:r>
+            </m:e>
+            <m:sub>
+              <m:r>
+                <m:t>L</m:t>
+              </m:r>
+            </m:sub>
+          </m:sSub>
+          <m:r>
+            <m:rPr>
+              <m:sty m:val="p"/>
+            </m:rPr>
+            <m:t>+</m:t>
+          </m:r>
+          <m:r>
+            <m:t>g</m:t>
+          </m:r>
+          <m:d>
+            <m:dPr>
+              <m:begChr m:val="("/>
+              <m:endChr m:val=")"/>
+              <m:sepChr m:val=""/>
+              <m:grow/>
+            </m:dPr>
+            <m:e>
+              <m:sSub>
+                <m:e>
+                  <m:r>
+                    <m:t>u</m:t>
+                  </m:r>
+                </m:e>
+                <m:sub>
+                  <m:r>
+                    <m:t>R</m:t>
+                  </m:r>
+                </m:sub>
+              </m:sSub>
+            </m:e>
+          </m:d>
+          <m:r>
+            <m:rPr>
+              <m:sty m:val="p"/>
+            </m:rPr>
+            <m:t>,</m:t>
+          </m:r>
+          <m:r>
+            <m:t>  </m:t>
+          </m:r>
+          <m:d>
+            <m:dPr>
+              <m:begChr m:val="("/>
+              <m:endChr m:val=")"/>
+              <m:sepChr m:val=""/>
+              <m:grow/>
+            </m:dPr>
+            <m:e>
+              <m:sSub>
+                <m:e>
+                  <m:r>
+                    <m:t>u</m:t>
+                  </m:r>
+                </m:e>
+                <m:sub>
+                  <m:r>
+                    <m:t>L</m:t>
+                  </m:r>
+                </m:sub>
+              </m:sSub>
+              <m:r>
+                <m:rPr>
+                  <m:sty m:val="p"/>
+                </m:rPr>
+                <m:t>,</m:t>
+              </m:r>
+              <m:sSub>
+                <m:e>
+                  <m:r>
+                    <m:t>u</m:t>
+                  </m:r>
+                </m:e>
+                <m:sub>
+                  <m:r>
+                    <m:t>R</m:t>
+                  </m:r>
+                </m:sub>
+              </m:sSub>
+            </m:e>
+          </m:d>
+          <m:r>
+            <m:rPr>
+              <m:sty m:val="p"/>
+            </m:rPr>
+            <m:t>=</m:t>
+          </m:r>
+          <m:r>
+            <m:t>B</m:t>
+          </m:r>
+          <m:r>
+            <m:t>x</m:t>
+          </m:r>
+          <m:r>
+            <m:rPr>
+              <m:sty m:val="p"/>
+            </m:rPr>
+            <m:t>,</m:t>
+          </m:r>
+        </m:oMath>
+      </m:oMathPara>
+    </w:p>
+    <w:p>
+      <w:pPr>
+        <w:pStyle w:val="FirstParagraph"/>
+      </w:pPr>
+      <w:r>
+        <w:t xml:space="preserve">where</w:t>
+      </w:r>
+      <w:r>
+        <w:t xml:space="preserve"> </w:t>
+      </w:r>
+      <m:oMath>
+        <m:r>
+          <m:t>A</m:t>
+        </m:r>
+        <m:r>
+          <m:rPr>
+            <m:sty m:val="p"/>
+          </m:rPr>
+          <m:t>,</m:t>
+        </m:r>
+        <m:r>
+          <m:t>B</m:t>
+        </m:r>
+      </m:oMath>
+      <w:r>
+        <w:t xml:space="preserve"> </w:t>
+      </w:r>
+      <w:r>
+        <w:t xml:space="preserve">are invertible and</w:t>
+      </w:r>
+      <w:r>
+        <w:t xml:space="preserve"> </w:t>
+      </w:r>
+      <m:oMath>
+        <m:r>
+          <m:t>g</m:t>
+        </m:r>
+        <m:r>
+          <m:rPr>
+            <m:sty m:val="p"/>
+          </m:rPr>
+          <m:t>:</m:t>
+        </m:r>
+        <m:sSubSup>
+          <m:e>
+            <m:r>
+              <m:rPr>
+                <m:sty m:val="p"/>
+                <m:scr m:val="double-struck"/>
+              </m:rPr>
+              <m:t>F</m:t>
+            </m:r>
+          </m:e>
+          <m:sub>
+            <m:r>
+              <m:t>3</m:t>
+            </m:r>
+          </m:sub>
+          <m:sup>
+            <m:r>
+              <m:t>d</m:t>
+            </m:r>
+          </m:sup>
+        </m:sSubSup>
+        <m:r>
+          <m:rPr>
+            <m:sty m:val="p"/>
+          </m:rPr>
+          <m:t>→</m:t>
+        </m:r>
+        <m:sSubSup>
+          <m:e>
+            <m:r>
+              <m:rPr>
+                <m:sty m:val="p"/>
+                <m:scr m:val="double-struck"/>
+              </m:rPr>
+              <m:t>F</m:t>
+            </m:r>
+          </m:e>
+          <m:sub>
+            <m:r>
+              <m:t>3</m:t>
+            </m:r>
+          </m:sub>
+          <m:sup>
+            <m:r>
+              <m:t>r</m:t>
+            </m:r>
+          </m:sup>
+        </m:sSubSup>
+      </m:oMath>
+      <w:r>
+        <w:t xml:space="preserve"> </w:t>
+      </w:r>
+      <w:r>
+        <w:t xml:space="preserve">is arbitrary. The source case</w:t>
+      </w:r>
+      <w:r>
+        <w:t xml:space="preserve"> </w:t>
+      </w:r>
+      <m:oMath>
+        <m:r>
+          <m:t>g</m:t>
+        </m:r>
+        <m:r>
+          <m:rPr>
+            <m:sty m:val="p"/>
+          </m:rPr>
+          <m:t>=</m:t>
+        </m:r>
+        <m:sSub>
+          <m:e>
+            <m:r>
+              <m:t>Δ</m:t>
+            </m:r>
+          </m:e>
+          <m:sub>
+            <m:r>
+              <m:t>a</m:t>
+            </m:r>
+          </m:sub>
+        </m:sSub>
+        <m:sSub>
+          <m:e>
+            <m:r>
+              <m:t>Q</m:t>
+            </m:r>
+          </m:e>
+          <m:sub>
+            <m:r>
+              <m:t>0</m:t>
+            </m:r>
+          </m:sub>
+        </m:sSub>
+      </m:oMath>
+      <w:r>
+        <w:t xml:space="preserve"> </w:t>
+      </w:r>
+      <w:r>
+        <w:t xml:space="preserve">is included. An adversary with only public evaluation of</w:t>
+      </w:r>
+      <w:r>
+        <w:t xml:space="preserve"> </w:t>
+      </w:r>
+      <m:oMath>
+        <m:r>
+          <m:t>f</m:t>
+        </m:r>
+      </m:oMath>
+      <w:r>
+        <w:t xml:space="preserve"> </w:t>
+      </w:r>
+      <w:r>
+        <w:t xml:space="preserve">and the dimensions can recover a linear section of the constant-increment map, and hence an affine right inverse of</w:t>
+      </w:r>
+      <w:r>
+        <w:t xml:space="preserve"> </w:t>
+      </w:r>
+      <m:oMath>
+        <m:r>
+          <m:t>f</m:t>
+        </m:r>
+      </m:oMath>
+      <w:r>
+        <w:t xml:space="preserve">, with failure probability at most</w:t>
+      </w:r>
+      <w:r>
+        <w:t xml:space="preserve"> </w:t>
+      </w:r>
+      <m:oMath>
+        <m:r>
+          <m:t>η</m:t>
+        </m:r>
+      </m:oMath>
+      <w:r>
+        <w:t xml:space="preserve">, for any</w:t>
+      </w:r>
+      <w:r>
+        <w:t xml:space="preserve"> </w:t>
+      </w:r>
+      <m:oMath>
+        <m:r>
+          <m:t>0</m:t>
+        </m:r>
+        <m:r>
+          <m:rPr>
+            <m:sty m:val="p"/>
+          </m:rPr>
+          <m:t>&lt;</m:t>
+        </m:r>
+        <m:r>
+          <m:t>η</m:t>
+        </m:r>
+        <m:r>
+          <m:rPr>
+            <m:sty m:val="p"/>
+          </m:rPr>
+          <m:t>&lt;</m:t>
+        </m:r>
+        <m:r>
+          <m:t>1</m:t>
+        </m:r>
+      </m:oMath>
+      <w:r>
+        <w:t xml:space="preserve">, using polynomial work in</w:t>
+      </w:r>
+      <w:r>
+        <w:t xml:space="preserve"> </w:t>
+      </w:r>
+      <m:oMath>
+        <m:r>
+          <m:t>k</m:t>
+        </m:r>
+        <m:r>
+          <m:rPr>
+            <m:sty m:val="p"/>
+          </m:rPr>
+          <m:t>,</m:t>
+        </m:r>
+        <m:r>
+          <m:t>r</m:t>
+        </m:r>
+        <m:r>
+          <m:rPr>
+            <m:sty m:val="p"/>
+          </m:rPr>
+          <m:t>,</m:t>
+        </m:r>
+        <m:sSup>
+          <m:e>
+            <m:r>
+              <m:t>3</m:t>
+            </m:r>
+          </m:e>
+          <m:sup>
+            <m:r>
+              <m:t>d</m:t>
+            </m:r>
+          </m:sup>
+        </m:sSup>
+        <m:r>
+          <m:rPr>
+            <m:sty m:val="p"/>
+          </m:rPr>
+          <m:t>,</m:t>
+        </m:r>
+        <m:r>
+          <m:rPr>
+            <m:sty m:val="p"/>
+          </m:rPr>
+          <m:t>log</m:t>
+        </m:r>
+        <m:d>
+          <m:dPr>
+            <m:begChr m:val="("/>
+            <m:endChr m:val=")"/>
+            <m:sepChr m:val=""/>
+            <m:grow/>
+          </m:dPr>
+          <m:e>
+            <m:r>
+              <m:t>1</m:t>
+            </m:r>
+            <m:r>
+              <m:rPr>
+                <m:sty m:val="p"/>
+              </m:rPr>
+              <m:t>/</m:t>
+            </m:r>
+            <m:r>
+              <m:t>η</m:t>
+            </m:r>
+          </m:e>
+        </m:d>
+      </m:oMath>
+      <w:r>
+        <w:t xml:space="preserve"> </w:t>
+      </w:r>
+      <w:r>
+        <w:t xml:space="preserve">and the evaluation cost. It never needs the hidden matrices, potential, direction, or a complete public truth table.</w:t>
+      </w:r>
+    </w:p>
+    <w:p>
+      <w:pPr>
+        <w:pStyle w:val="BodyText"/>
+      </w:pPr>
+      <w:r>
+        <w:t xml:space="preserve">Put</w:t>
+      </w:r>
+      <w:r>
+        <w:t xml:space="preserve"> </w:t>
+      </w:r>
+      <m:oMath>
+        <m:sSub>
+          <m:e>
+            <m:r>
+              <m:t>q</m:t>
+            </m:r>
+          </m:e>
+          <m:sub>
+            <m:r>
+              <m:t>0</m:t>
+            </m:r>
+          </m:sub>
+        </m:sSub>
+        <m:r>
+          <m:rPr>
+            <m:sty m:val="p"/>
+          </m:rPr>
+          <m:t>=</m:t>
+        </m:r>
+        <m:sSup>
+          <m:e>
+            <m:r>
+              <m:t>3</m:t>
+            </m:r>
+          </m:e>
+          <m:sup>
+            <m:r>
+              <m:t>d</m:t>
+            </m:r>
+          </m:sup>
+        </m:sSup>
+      </m:oMath>
+      <w:r>
+        <w:t xml:space="preserve"> </w:t>
+      </w:r>
+      <w:r>
+        <w:t xml:space="preserve">and choose the budgets</w:t>
+      </w:r>
+    </w:p>
+    <w:p>
+      <w:pPr>
+        <w:pStyle w:val="BodyText"/>
+      </w:pPr>
+      <m:oMathPara>
+        <m:oMathParaPr>
+          <m:jc m:val="center"/>
+        </m:oMathParaPr>
+        <m:oMath>
+          <m:r>
+            <m:t>S</m:t>
+          </m:r>
+          <m:r>
+            <m:rPr>
+              <m:sty m:val="p"/>
+            </m:rPr>
+            <m:t>=</m:t>
+          </m:r>
+          <m:r>
+            <m:rPr>
+              <m:sty m:val="p"/>
+            </m:rPr>
+            <m:t>ceil</m:t>
+          </m:r>
+          <m:d>
+            <m:dPr>
+              <m:begChr m:val="("/>
+              <m:endChr m:val=")"/>
+              <m:sepChr m:val=""/>
+              <m:grow/>
+            </m:dPr>
+            <m:e>
+              <m:sSub>
+                <m:e>
+                  <m:r>
+                    <m:t>q</m:t>
+                  </m:r>
+                </m:e>
+                <m:sub>
+                  <m:r>
+                    <m:t>0</m:t>
+                  </m:r>
+                </m:sub>
+              </m:sSub>
+              <m:r>
+                <m:rPr>
+                  <m:sty m:val="p"/>
+                </m:rPr>
+                <m:t>ln</m:t>
+              </m:r>
+              <m:d>
+                <m:dPr>
+                  <m:begChr m:val="("/>
+                  <m:endChr m:val=")"/>
+                  <m:sepChr m:val=""/>
+                  <m:grow/>
+                </m:dPr>
+                <m:e>
+                  <m:r>
+                    <m:t>2</m:t>
+                  </m:r>
+                  <m:sSub>
+                    <m:e>
+                      <m:r>
+                        <m:t>q</m:t>
+                      </m:r>
+                    </m:e>
+                    <m:sub>
+                      <m:r>
+                        <m:t>0</m:t>
+                      </m:r>
+                    </m:sub>
+                  </m:sSub>
+                  <m:r>
+                    <m:rPr>
+                      <m:sty m:val="p"/>
+                    </m:rPr>
+                    <m:t>/</m:t>
+                  </m:r>
+                  <m:r>
+                    <m:t>η</m:t>
+                  </m:r>
+                </m:e>
+              </m:d>
+            </m:e>
+          </m:d>
+          <m:r>
+            <m:rPr>
+              <m:sty m:val="p"/>
+            </m:rPr>
+            <m:t>,</m:t>
+          </m:r>
+        </m:oMath>
+      </m:oMathPara>
+    </w:p>
+    <w:p>
+      <w:pPr>
+        <w:pStyle w:val="FirstParagraph"/>
+      </w:pPr>
+      <m:oMathPara>
+        <m:oMathParaPr>
+          <m:jc m:val="center"/>
+        </m:oMathParaPr>
+        <m:oMath>
+          <m:r>
+            <m:t>T</m:t>
+          </m:r>
+          <m:r>
+            <m:rPr>
+              <m:sty m:val="p"/>
+            </m:rPr>
+            <m:t>=</m:t>
+          </m:r>
+          <m:r>
+            <m:rPr>
+              <m:sty m:val="p"/>
+            </m:rPr>
+            <m:t>ceil</m:t>
+          </m:r>
+          <m:d>
+            <m:dPr>
+              <m:begChr m:val="("/>
+              <m:endChr m:val=")"/>
+              <m:sepChr m:val=""/>
+              <m:grow/>
+            </m:dPr>
+            <m:e>
+              <m:d>
+                <m:dPr>
+                  <m:begChr m:val="("/>
+                  <m:endChr m:val=")"/>
+                  <m:sepChr m:val=""/>
+                  <m:grow/>
+                </m:dPr>
+                <m:e>
+                  <m:r>
+                    <m:t>3</m:t>
+                  </m:r>
+                  <m:sSub>
+                    <m:e>
+                      <m:r>
+                        <m:t>q</m:t>
+                      </m:r>
+                    </m:e>
+                    <m:sub>
+                      <m:r>
+                        <m:t>0</m:t>
+                      </m:r>
+                    </m:sub>
+                  </m:sSub>
+                  <m:r>
+                    <m:rPr>
+                      <m:sty m:val="p"/>
+                    </m:rPr>
+                    <m:t>/</m:t>
+                  </m:r>
+                  <m:r>
+                    <m:t>2</m:t>
+                  </m:r>
+                </m:e>
+              </m:d>
+              <m:d>
+                <m:dPr>
+                  <m:begChr m:val="("/>
+                  <m:endChr m:val=")"/>
+                  <m:sepChr m:val=""/>
+                  <m:grow/>
+                </m:dPr>
+                <m:e>
+                  <m:r>
+                    <m:t>r</m:t>
+                  </m:r>
+                  <m:r>
+                    <m:rPr>
+                      <m:sty m:val="p"/>
+                    </m:rPr>
+                    <m:t>ln</m:t>
+                  </m:r>
+                  <m:r>
+                    <m:t>3</m:t>
+                  </m:r>
+                  <m:r>
+                    <m:rPr>
+                      <m:sty m:val="p"/>
+                    </m:rPr>
+                    <m:t>+</m:t>
+                  </m:r>
+                  <m:r>
+                    <m:rPr>
+                      <m:sty m:val="p"/>
+                    </m:rPr>
+                    <m:t>ln</m:t>
+                  </m:r>
+                  <m:d>
+                    <m:dPr>
+                      <m:begChr m:val="("/>
+                      <m:endChr m:val=")"/>
+                      <m:sepChr m:val=""/>
+                      <m:grow/>
+                    </m:dPr>
+                    <m:e>
+                      <m:r>
+                        <m:t>2</m:t>
+                      </m:r>
+                      <m:r>
+                        <m:rPr>
+                          <m:sty m:val="p"/>
+                        </m:rPr>
+                        <m:t>/</m:t>
+                      </m:r>
+                      <m:r>
+                        <m:t>η</m:t>
+                      </m:r>
+                    </m:e>
+                  </m:d>
+                </m:e>
+              </m:d>
+            </m:e>
+          </m:d>
+          <m:r>
+            <m:rPr>
+              <m:sty m:val="p"/>
+            </m:rPr>
+            <m:t>.</m:t>
+          </m:r>
+        </m:oMath>
+      </m:oMathPara>
+    </w:p>
+    <w:p>
+      <w:pPr>
+        <w:pStyle w:val="FirstParagraph"/>
+      </w:pPr>
+      <w:r>
+        <w:t xml:space="preserve">The preprocessing query count is at most</w:t>
+      </w:r>
+      <w:r>
+        <w:t xml:space="preserve"> </w:t>
+      </w:r>
+      <m:oMath>
+        <m:r>
+          <m:t>1</m:t>
+        </m:r>
+        <m:r>
+          <m:rPr>
+            <m:sty m:val="p"/>
+          </m:rPr>
+          <m:t>+</m:t>
+        </m:r>
+        <m:r>
+          <m:t>S</m:t>
+        </m:r>
+        <m:r>
+          <m:rPr>
+            <m:sty m:val="p"/>
+          </m:rPr>
+          <m:t>+</m:t>
+        </m:r>
+        <m:r>
+          <m:t>T</m:t>
+        </m:r>
+        <m:d>
+          <m:dPr>
+            <m:begChr m:val="("/>
+            <m:endChr m:val=")"/>
+            <m:sepChr m:val=""/>
+            <m:grow/>
+          </m:dPr>
+          <m:e>
+            <m:r>
+              <m:t>1</m:t>
+            </m:r>
+            <m:r>
+              <m:rPr>
+                <m:sty m:val="p"/>
+              </m:rPr>
+              <m:t>+</m:t>
+            </m:r>
+            <m:r>
+              <m:t>S</m:t>
+            </m:r>
+          </m:e>
+        </m:d>
+      </m:oMath>
+      <w:r>
+        <w:t xml:space="preserve">. Each subsequent target inversion uses linear algebra and one final public evaluation to verify its answer. Exhaustion or failed verification is reported as inconclusive.</w:t>
+      </w:r>
+    </w:p>
+    <w:p>
+      <w:pPr>
+        <w:pStyle w:val="BodyText"/>
+      </w:pPr>
+      <w:r>
+        <w:rPr>
+          <w:bCs/>
+          <w:b/>
+        </w:rPr>
+        <w:t xml:space="preserve">Proof.</w:t>
+      </w:r>
+      <w:r>
+        <w:t xml:space="preserve"> </w:t>
+      </w:r>
+      <w:r>
+        <w:t xml:space="preserve">Let</w:t>
+      </w:r>
+      <w:r>
+        <w:t xml:space="preserve"> </w:t>
+      </w:r>
+      <m:oMath>
+        <m:r>
+          <m:t>U</m:t>
+        </m:r>
+        <m:r>
+          <m:rPr>
+            <m:sty m:val="p"/>
+          </m:rPr>
+          <m:t>=</m:t>
+        </m:r>
+        <m:sSup>
+          <m:e>
+            <m:r>
+              <m:t>B</m:t>
+            </m:r>
+          </m:e>
+          <m:sup>
+            <m:r>
+              <m:rPr>
+                <m:sty m:val="p"/>
+              </m:rPr>
+              <m:t>−</m:t>
+            </m:r>
+            <m:r>
+              <m:t>1</m:t>
+            </m:r>
+          </m:sup>
+        </m:sSup>
+        <m:d>
+          <m:dPr>
+            <m:begChr m:val="("/>
+            <m:endChr m:val=")"/>
+            <m:sepChr m:val=""/>
+            <m:grow/>
+          </m:dPr>
+          <m:e>
+            <m:sSubSup>
+              <m:e>
+                <m:r>
+                  <m:rPr>
+                    <m:sty m:val="p"/>
+                    <m:scr m:val="double-struck"/>
+                  </m:rPr>
+                  <m:t>F</m:t>
+                </m:r>
+              </m:e>
+              <m:sub>
+                <m:r>
+                  <m:t>3</m:t>
+                </m:r>
+              </m:sub>
+              <m:sup>
+                <m:r>
+                  <m:t>r</m:t>
+                </m:r>
+              </m:sup>
+            </m:sSubSup>
+            <m:r>
+              <m:rPr>
+                <m:sty m:val="p"/>
+              </m:rPr>
+              <m:t>×</m:t>
+            </m:r>
+            <m:r>
+              <m:rPr>
+                <m:sty m:val="p"/>
+              </m:rPr>
+              <m:t>{</m:t>
+            </m:r>
+            <m:r>
+              <m:t>0</m:t>
+            </m:r>
+            <m:r>
+              <m:rPr>
+                <m:sty m:val="p"/>
+              </m:rPr>
+              <m:t>}</m:t>
+            </m:r>
+          </m:e>
+        </m:d>
+      </m:oMath>
+      <w:r>
+        <w:t xml:space="preserve">. For</w:t>
+      </w:r>
+      <w:r>
+        <w:t xml:space="preserve"> </w:t>
+      </w:r>
+      <m:oMath>
+        <m:r>
+          <m:t>h</m:t>
+        </m:r>
+        <m:r>
+          <m:rPr>
+            <m:sty m:val="p"/>
+          </m:rPr>
+          <m:t>∈</m:t>
+        </m:r>
+        <m:r>
+          <m:t>U</m:t>
+        </m:r>
+      </m:oMath>
+      <w:r>
+        <w:t xml:space="preserve">, the derivative</w:t>
+      </w:r>
+      <w:r>
+        <w:t xml:space="preserve"> </w:t>
+      </w:r>
+      <m:oMath>
+        <m:r>
+          <m:t>f</m:t>
+        </m:r>
+        <m:d>
+          <m:dPr>
+            <m:begChr m:val="("/>
+            <m:endChr m:val=")"/>
+            <m:sepChr m:val=""/>
+            <m:grow/>
+          </m:dPr>
+          <m:e>
+            <m:r>
+              <m:t>x</m:t>
+            </m:r>
+            <m:r>
+              <m:rPr>
+                <m:sty m:val="p"/>
+              </m:rPr>
+              <m:t>+</m:t>
+            </m:r>
+            <m:r>
+              <m:t>h</m:t>
+            </m:r>
+          </m:e>
+        </m:d>
+        <m:r>
+          <m:rPr>
+            <m:sty m:val="p"/>
+          </m:rPr>
+          <m:t>−</m:t>
+        </m:r>
+        <m:r>
+          <m:t>f</m:t>
+        </m:r>
+        <m:d>
+          <m:dPr>
+            <m:begChr m:val="("/>
+            <m:endChr m:val=")"/>
+            <m:sepChr m:val=""/>
+            <m:grow/>
+          </m:dPr>
+          <m:e>
+            <m:r>
+              <m:t>x</m:t>
+            </m:r>
+          </m:e>
+        </m:d>
+      </m:oMath>
+      <w:r>
+        <w:t xml:space="preserve"> </w:t>
+      </w:r>
+      <w:r>
+        <w:t xml:space="preserve">is constant in</w:t>
+      </w:r>
+      <w:r>
+        <w:t xml:space="preserve"> </w:t>
+      </w:r>
+      <m:oMath>
+        <m:r>
+          <m:t>x</m:t>
+        </m:r>
+      </m:oMath>
+      <w:r>
+        <w:t xml:space="preserve">, and its increment is the invertible image under</w:t>
+      </w:r>
+      <w:r>
+        <w:t xml:space="preserve"> </w:t>
+      </w:r>
+      <m:oMath>
+        <m:r>
+          <m:t>A</m:t>
+        </m:r>
+      </m:oMath>
+      <w:r>
+        <w:t xml:space="preserve"> </w:t>
+      </w:r>
+      <w:r>
+        <w:t xml:space="preserve">of the left coordinates of</w:t>
+      </w:r>
+      <w:r>
+        <w:t xml:space="preserve"> </w:t>
+      </w:r>
+      <m:oMath>
+        <m:r>
+          <m:t>B</m:t>
+        </m:r>
+        <m:r>
+          <m:t>h</m:t>
+        </m:r>
+      </m:oMath>
+      <w:r>
+        <w:t xml:space="preserve">. Thus a uniform</w:t>
+      </w:r>
+      <w:r>
+        <w:t xml:space="preserve"> </w:t>
+      </w:r>
+      <m:oMath>
+        <m:r>
+          <m:t>h</m:t>
+        </m:r>
+      </m:oMath>
+      <w:r>
+        <w:t xml:space="preserve"> </w:t>
+      </w:r>
+      <w:r>
+        <w:t xml:space="preserve">belongs to</w:t>
+      </w:r>
+      <w:r>
+        <w:t xml:space="preserve"> </w:t>
+      </w:r>
+      <m:oMath>
+        <m:r>
+          <m:t>U</m:t>
+        </m:r>
+      </m:oMath>
+      <w:r>
+        <w:t xml:space="preserve"> </w:t>
+      </w:r>
+      <w:r>
+        <w:t xml:space="preserve">with probability</w:t>
+      </w:r>
+      <w:r>
+        <w:t xml:space="preserve"> </w:t>
+      </w:r>
+      <m:oMath>
+        <m:r>
+          <m:t>1</m:t>
+        </m:r>
+        <m:r>
+          <m:rPr>
+            <m:sty m:val="p"/>
+          </m:rPr>
+          <m:t>/</m:t>
+        </m:r>
+        <m:sSub>
+          <m:e>
+            <m:r>
+              <m:t>q</m:t>
+            </m:r>
+          </m:e>
+          <m:sub>
+            <m:r>
+              <m:t>0</m:t>
+            </m:r>
+          </m:sub>
+        </m:sSub>
+      </m:oMath>
+      <w:r>
+        <w:t xml:space="preserve">, and its increment conditioned on that event is uniform over</w:t>
+      </w:r>
+      <w:r>
+        <w:t xml:space="preserve"> </w:t>
+      </w:r>
+      <m:oMath>
+        <m:sSubSup>
+          <m:e>
+            <m:r>
+              <m:rPr>
+                <m:sty m:val="p"/>
+                <m:scr m:val="double-struck"/>
+              </m:rPr>
+              <m:t>F</m:t>
+            </m:r>
+          </m:e>
+          <m:sub>
+            <m:r>
+              <m:t>3</m:t>
+            </m:r>
+          </m:sub>
+          <m:sup>
+            <m:r>
+              <m:t>r</m:t>
+            </m:r>
+          </m:sup>
+        </m:sSubSup>
+      </m:oMath>
+      <w:r>
+        <w:t xml:space="preserve">.</w:t>
+      </w:r>
+    </w:p>
+    <w:p>
+      <w:pPr>
+        <w:pStyle w:val="BodyText"/>
+      </w:pPr>
+      <w:r>
+        <w:t xml:space="preserve">For any fixed</w:t>
+      </w:r>
+      <w:r>
+        <w:t xml:space="preserve"> </w:t>
+      </w:r>
+      <m:oMath>
+        <m:r>
+          <m:t>h</m:t>
+        </m:r>
+      </m:oMath>
+      <w:r>
+        <w:t xml:space="preserve">, writing</w:t>
+      </w:r>
+      <w:r>
+        <w:t xml:space="preserve"> </w:t>
+      </w:r>
+      <m:oMath>
+        <m:r>
+          <m:t>B</m:t>
+        </m:r>
+        <m:r>
+          <m:t>h</m:t>
+        </m:r>
+        <m:r>
+          <m:rPr>
+            <m:sty m:val="p"/>
+          </m:rPr>
+          <m:t>=</m:t>
+        </m:r>
+        <m:d>
+          <m:dPr>
+            <m:begChr m:val="("/>
+            <m:endChr m:val=")"/>
+            <m:sepChr m:val=""/>
+            <m:grow/>
+          </m:dPr>
+          <m:e>
+            <m:sSub>
+              <m:e>
+                <m:r>
+                  <m:t>h</m:t>
+                </m:r>
+              </m:e>
+              <m:sub>
+                <m:r>
+                  <m:t>L</m:t>
+                </m:r>
+              </m:sub>
+            </m:sSub>
+            <m:r>
+              <m:rPr>
+                <m:sty m:val="p"/>
+              </m:rPr>
+              <m:t>,</m:t>
+            </m:r>
+            <m:sSub>
+              <m:e>
+                <m:r>
+                  <m:t>h</m:t>
+                </m:r>
+              </m:e>
+              <m:sub>
+                <m:r>
+                  <m:t>R</m:t>
+                </m:r>
+              </m:sub>
+            </m:sSub>
+          </m:e>
+        </m:d>
+      </m:oMath>
+      <w:r>
+        <w:t xml:space="preserve"> </w:t>
+      </w:r>
+      <w:r>
+        <w:t xml:space="preserve">gives</w:t>
+      </w:r>
+    </w:p>
+    <w:p>
+      <w:pPr>
+        <w:pStyle w:val="BodyText"/>
+      </w:pPr>
+      <m:oMathPara>
+        <m:oMathParaPr>
+          <m:jc m:val="center"/>
+        </m:oMathParaPr>
+        <m:oMath>
+          <m:r>
+            <m:t>f</m:t>
+          </m:r>
+          <m:d>
+            <m:dPr>
+              <m:begChr m:val="("/>
+              <m:endChr m:val=")"/>
+              <m:sepChr m:val=""/>
+              <m:grow/>
+            </m:dPr>
+            <m:e>
+              <m:r>
+                <m:t>x</m:t>
+              </m:r>
+              <m:r>
+                <m:rPr>
+                  <m:sty m:val="p"/>
+                </m:rPr>
+                <m:t>+</m:t>
+              </m:r>
+              <m:r>
+                <m:t>h</m:t>
+              </m:r>
+            </m:e>
+          </m:d>
+          <m:r>
+            <m:rPr>
+              <m:sty m:val="p"/>
+            </m:rPr>
+            <m:t>−</m:t>
+          </m:r>
+          <m:r>
+            <m:t>f</m:t>
+          </m:r>
+          <m:d>
+            <m:dPr>
+              <m:begChr m:val="("/>
+              <m:endChr m:val=")"/>
+              <m:sepChr m:val=""/>
+              <m:grow/>
+            </m:dPr>
+            <m:e>
+              <m:r>
+                <m:t>x</m:t>
+              </m:r>
+            </m:e>
+          </m:d>
+          <m:r>
+            <m:rPr>
+              <m:sty m:val="p"/>
+            </m:rPr>
+            <m:t>=</m:t>
+          </m:r>
+          <m:r>
+            <m:t>A</m:t>
+          </m:r>
+          <m:sSub>
+            <m:e>
+              <m:r>
+                <m:t>h</m:t>
+              </m:r>
+            </m:e>
+            <m:sub>
+              <m:r>
+                <m:t>L</m:t>
+              </m:r>
+            </m:sub>
+          </m:sSub>
+          <m:r>
+            <m:rPr>
+              <m:sty m:val="p"/>
+            </m:rPr>
+            <m:t>+</m:t>
+          </m:r>
+          <m:r>
+            <m:t>g</m:t>
+          </m:r>
+          <m:d>
+            <m:dPr>
+              <m:begChr m:val="("/>
+              <m:endChr m:val=")"/>
+              <m:sepChr m:val=""/>
+              <m:grow/>
+            </m:dPr>
+            <m:e>
+              <m:sSub>
+                <m:e>
+                  <m:r>
+                    <m:t>u</m:t>
+                  </m:r>
+                </m:e>
+                <m:sub>
+                  <m:r>
+                    <m:t>R</m:t>
+                  </m:r>
+                </m:sub>
+              </m:sSub>
+              <m:r>
+                <m:rPr>
+                  <m:sty m:val="p"/>
+                </m:rPr>
+                <m:t>+</m:t>
+              </m:r>
+              <m:sSub>
+                <m:e>
+                  <m:r>
+                    <m:t>h</m:t>
+                  </m:r>
+                </m:e>
+                <m:sub>
+                  <m:r>
+                    <m:t>R</m:t>
+                  </m:r>
+                </m:sub>
+              </m:sSub>
+            </m:e>
+          </m:d>
+          <m:r>
+            <m:rPr>
+              <m:sty m:val="p"/>
+            </m:rPr>
+            <m:t>−</m:t>
+          </m:r>
+          <m:r>
+            <m:t>g</m:t>
+          </m:r>
+          <m:d>
+            <m:dPr>
+              <m:begChr m:val="("/>
+              <m:endChr m:val=")"/>
+              <m:sepChr m:val=""/>
+              <m:grow/>
+            </m:dPr>
+            <m:e>
+              <m:sSub>
+                <m:e>
+                  <m:r>
+                    <m:t>u</m:t>
+                  </m:r>
+                </m:e>
+                <m:sub>
+                  <m:r>
+                    <m:t>R</m:t>
+                  </m:r>
+                </m:sub>
+              </m:sSub>
+            </m:e>
+          </m:d>
+          <m:r>
+            <m:rPr>
+              <m:sty m:val="p"/>
+            </m:rPr>
+            <m:t>.</m:t>
+          </m:r>
+        </m:oMath>
+      </m:oMathPara>
+    </w:p>
+    <w:p>
+      <w:pPr>
+        <w:pStyle w:val="FirstParagraph"/>
+      </w:pPr>
+      <w:r>
+        <w:t xml:space="preserve">It depends only on the</w:t>
+      </w:r>
+      <w:r>
+        <w:t xml:space="preserve"> </w:t>
+      </w:r>
+      <m:oMath>
+        <m:sSub>
+          <m:e>
+            <m:r>
+              <m:t>q</m:t>
+            </m:r>
+          </m:e>
+          <m:sub>
+            <m:r>
+              <m:t>0</m:t>
+            </m:r>
+          </m:sub>
+        </m:sSub>
+      </m:oMath>
+      <w:r>
+        <w:t xml:space="preserve"> </w:t>
+      </w:r>
+      <w:r>
+        <w:t xml:space="preserve">possible right blocks. Sample</w:t>
+      </w:r>
+      <w:r>
+        <w:t xml:space="preserve"> </w:t>
+      </w:r>
+      <m:oMath>
+        <m:r>
+          <m:t>S</m:t>
+        </m:r>
+      </m:oMath>
+      <w:r>
+        <w:t xml:space="preserve"> </w:t>
+      </w:r>
+      <w:r>
+        <w:t xml:space="preserve">independent uniform public inputs once. Their hidden right projections are independent uniform points, so the probability that any right block is missed is at most</w:t>
+      </w:r>
+      <w:r>
+        <w:t xml:space="preserve"> </w:t>
+      </w:r>
+      <m:oMath>
+        <m:sSub>
+          <m:e>
+            <m:r>
+              <m:t>q</m:t>
+            </m:r>
+          </m:e>
+          <m:sub>
+            <m:r>
+              <m:t>0</m:t>
+            </m:r>
+          </m:sub>
+        </m:sSub>
+        <m:sSup>
+          <m:e>
+            <m:d>
+              <m:dPr>
+                <m:begChr m:val="("/>
+                <m:endChr m:val=")"/>
+                <m:sepChr m:val=""/>
+                <m:grow/>
+              </m:dPr>
+              <m:e>
+                <m:r>
+                  <m:t>1</m:t>
+                </m:r>
+                <m:r>
+                  <m:rPr>
+                    <m:sty m:val="p"/>
+                  </m:rPr>
+                  <m:t>−</m:t>
+                </m:r>
+                <m:r>
+                  <m:t>1</m:t>
+                </m:r>
+                <m:r>
+                  <m:rPr>
+                    <m:sty m:val="p"/>
+                  </m:rPr>
+                  <m:t>/</m:t>
+                </m:r>
+                <m:sSub>
+                  <m:e>
+                    <m:r>
+                      <m:t>q</m:t>
+                    </m:r>
+                  </m:e>
+                  <m:sub>
+                    <m:r>
+                      <m:t>0</m:t>
+                    </m:r>
+                  </m:sub>
+                </m:sSub>
+              </m:e>
+            </m:d>
+          </m:e>
+          <m:sup>
+            <m:r>
+              <m:t>S</m:t>
+            </m:r>
+          </m:sup>
+        </m:sSup>
+        <m:r>
+          <m:rPr>
+            <m:sty m:val="p"/>
+          </m:rPr>
+          <m:t>≤</m:t>
+        </m:r>
+        <m:sSub>
+          <m:e>
+            <m:r>
+              <m:t>q</m:t>
+            </m:r>
+          </m:e>
+          <m:sub>
+            <m:r>
+              <m:t>0</m:t>
+            </m:r>
+          </m:sub>
+        </m:sSub>
+        <m:sSup>
+          <m:e>
+            <m:r>
+              <m:t>e</m:t>
+            </m:r>
+          </m:e>
+          <m:sup>
+            <m:r>
+              <m:rPr>
+                <m:sty m:val="p"/>
+              </m:rPr>
+              <m:t>−</m:t>
+            </m:r>
+            <m:r>
+              <m:t>S</m:t>
+            </m:r>
+            <m:r>
+              <m:rPr>
+                <m:sty m:val="p"/>
+              </m:rPr>
+              <m:t>/</m:t>
+            </m:r>
+            <m:sSub>
+              <m:e>
+                <m:r>
+                  <m:t>q</m:t>
+                </m:r>
+              </m:e>
+              <m:sub>
+                <m:r>
+                  <m:t>0</m:t>
+                </m:r>
+              </m:sub>
+            </m:sSub>
+          </m:sup>
+        </m:sSup>
+      </m:oMath>
+      <w:r>
+        <w:t xml:space="preserve">. On coverage, checking equality to</w:t>
+      </w:r>
+      <w:r>
+        <w:t xml:space="preserve"> </w:t>
+      </w:r>
+      <m:oMath>
+        <m:r>
+          <m:t>f</m:t>
+        </m:r>
+        <m:d>
+          <m:dPr>
+            <m:begChr m:val="("/>
+            <m:endChr m:val=")"/>
+            <m:sepChr m:val=""/>
+            <m:grow/>
+          </m:dPr>
+          <m:e>
+            <m:r>
+              <m:t>h</m:t>
+            </m:r>
+          </m:e>
+        </m:d>
+        <m:r>
+          <m:rPr>
+            <m:sty m:val="p"/>
+          </m:rPr>
+          <m:t>−</m:t>
+        </m:r>
+        <m:r>
+          <m:t>f</m:t>
+        </m:r>
+        <m:d>
+          <m:dPr>
+            <m:begChr m:val="("/>
+            <m:endChr m:val=")"/>
+            <m:sepChr m:val=""/>
+            <m:grow/>
+          </m:dPr>
+          <m:e>
+            <m:r>
+              <m:t>0</m:t>
+            </m:r>
+          </m:e>
+        </m:d>
+      </m:oMath>
+      <w:r>
+        <w:t xml:space="preserve"> </w:t>
+      </w:r>
+      <w:r>
+        <w:t xml:space="preserve">on this same probe set recognizes</w:t>
+      </w:r>
+      <w:r>
+        <w:t xml:space="preserve"> </w:t>
+      </w:r>
+      <w:r>
+        <w:rPr>
+          <w:iCs/>
+          <w:i/>
+        </w:rPr>
+        <w:t xml:space="preserve">every</w:t>
+      </w:r>
+      <w:r>
+        <w:t xml:space="preserve"> </w:t>
+      </w:r>
+      <w:r>
+        <w:t xml:space="preserve">constant-shift direction exactly, including adaptively considered directions. No unjustified reuse of independent-test probabilities is needed.</w:t>
+      </w:r>
+    </w:p>
+    <w:p>
+      <w:pPr>
+        <w:pStyle w:val="BodyText"/>
+      </w:pPr>
+      <w:r>
+        <w:t xml:space="preserve">Now sample up to</w:t>
+      </w:r>
+      <w:r>
+        <w:t xml:space="preserve"> </w:t>
+      </w:r>
+      <m:oMath>
+        <m:r>
+          <m:t>T</m:t>
+        </m:r>
+      </m:oMath>
+      <w:r>
+        <w:t xml:space="preserve"> </w:t>
+      </w:r>
+      <w:r>
+        <w:t xml:space="preserve">independent uniform shifts, retaining those passing the derivative test whose increments increase the current rank. If the increments from sampled members of</w:t>
+      </w:r>
+      <w:r>
+        <w:t xml:space="preserve"> </w:t>
+      </w:r>
+      <m:oMath>
+        <m:r>
+          <m:t>U</m:t>
+        </m:r>
+      </m:oMath>
+      <w:r>
+        <w:t xml:space="preserve"> </w:t>
+      </w:r>
+      <w:r>
+        <w:t xml:space="preserve">do not span the output, some nonzero output linear functional annihilates them all. For each projective functional, a sampled shift belongs to</w:t>
+      </w:r>
+      <w:r>
+        <w:t xml:space="preserve"> </w:t>
+      </w:r>
+      <m:oMath>
+        <m:r>
+          <m:t>U</m:t>
+        </m:r>
+      </m:oMath>
+      <w:r>
+        <w:t xml:space="preserve"> </w:t>
+      </w:r>
+      <w:r>
+        <w:t xml:space="preserve">and has a nonzero functional value with probability</w:t>
+      </w:r>
+      <w:r>
+        <w:t xml:space="preserve"> </w:t>
+      </w:r>
+      <m:oMath>
+        <m:r>
+          <m:t>2</m:t>
+        </m:r>
+        <m:r>
+          <m:rPr>
+            <m:sty m:val="p"/>
+          </m:rPr>
+          <m:t>/</m:t>
+        </m:r>
+        <m:d>
+          <m:dPr>
+            <m:begChr m:val="("/>
+            <m:endChr m:val=")"/>
+            <m:sepChr m:val=""/>
+            <m:grow/>
+          </m:dPr>
+          <m:e>
+            <m:r>
+              <m:t>3</m:t>
+            </m:r>
+            <m:sSub>
+              <m:e>
+                <m:r>
+                  <m:t>q</m:t>
+                </m:r>
+              </m:e>
+              <m:sub>
+                <m:r>
+                  <m:t>0</m:t>
+                </m:r>
+              </m:sub>
+            </m:sSub>
+          </m:e>
+        </m:d>
+      </m:oMath>
+      <w:r>
+        <w:t xml:space="preserve">. There are</w:t>
+      </w:r>
+      <w:r>
+        <w:t xml:space="preserve"> </w:t>
+      </w:r>
+      <m:oMath>
+        <m:d>
+          <m:dPr>
+            <m:begChr m:val="("/>
+            <m:endChr m:val=")"/>
+            <m:sepChr m:val=""/>
+            <m:grow/>
+          </m:dPr>
+          <m:e>
+            <m:sSup>
+              <m:e>
+                <m:r>
+                  <m:t>3</m:t>
+                </m:r>
+              </m:e>
+              <m:sup>
+                <m:r>
+                  <m:t>r</m:t>
+                </m:r>
+              </m:sup>
+            </m:sSup>
+            <m:r>
+              <m:rPr>
+                <m:sty m:val="p"/>
+              </m:rPr>
+              <m:t>−</m:t>
+            </m:r>
+            <m:r>
+              <m:t>1</m:t>
+            </m:r>
+          </m:e>
+        </m:d>
+        <m:r>
+          <m:rPr>
+            <m:sty m:val="p"/>
+          </m:rPr>
+          <m:t>/</m:t>
+        </m:r>
+        <m:r>
+          <m:t>2</m:t>
+        </m:r>
+      </m:oMath>
+      <w:r>
+        <w:t xml:space="preserve"> </w:t>
+      </w:r>
+      <w:r>
+        <w:t xml:space="preserve">such functionals. A union bound gives the combined failure bound</w:t>
+      </w:r>
+    </w:p>
+    <w:p>
+      <w:pPr>
+        <w:pStyle w:val="BodyText"/>
+      </w:pPr>
+      <m:oMathPara>
+        <m:oMathParaPr>
+          <m:jc m:val="center"/>
+        </m:oMathParaPr>
+        <m:oMath>
+          <m:sSub>
+            <m:e>
+              <m:r>
+                <m:t>q</m:t>
+              </m:r>
+            </m:e>
+            <m:sub>
+              <m:r>
+                <m:t>0</m:t>
+              </m:r>
+            </m:sub>
+          </m:sSub>
+          <m:sSup>
+            <m:e>
+              <m:d>
+                <m:dPr>
+                  <m:begChr m:val="("/>
+                  <m:endChr m:val=")"/>
+                  <m:sepChr m:val=""/>
+                  <m:grow/>
+                </m:dPr>
+                <m:e>
+                  <m:r>
+                    <m:t>1</m:t>
+                  </m:r>
+                  <m:r>
+                    <m:rPr>
+                      <m:sty m:val="p"/>
+                    </m:rPr>
+                    <m:t>−</m:t>
+                  </m:r>
+                  <m:r>
+                    <m:t>1</m:t>
+                  </m:r>
+                  <m:r>
+                    <m:rPr>
+                      <m:sty m:val="p"/>
+                    </m:rPr>
+                    <m:t>/</m:t>
+                  </m:r>
+                  <m:sSub>
+                    <m:e>
+                      <m:r>
+                        <m:t>q</m:t>
+                      </m:r>
+                    </m:e>
+                    <m:sub>
+                      <m:r>
+                        <m:t>0</m:t>
+                      </m:r>
+                    </m:sub>
+                  </m:sSub>
+                </m:e>
+              </m:d>
+            </m:e>
+            <m:sup>
+              <m:r>
+                <m:t>S</m:t>
+              </m:r>
+            </m:sup>
+          </m:sSup>
+          <m:r>
+            <m:rPr>
+              <m:sty m:val="p"/>
+            </m:rPr>
+            <m:t>+</m:t>
+          </m:r>
+          <m:f>
+            <m:fPr>
+              <m:type m:val="bar"/>
+            </m:fPr>
+            <m:num>
+              <m:sSup>
+                <m:e>
+                  <m:r>
+                    <m:t>3</m:t>
+                  </m:r>
+                </m:e>
+                <m:sup>
+                  <m:r>
+                    <m:t>r</m:t>
+                  </m:r>
+                </m:sup>
+              </m:sSup>
+              <m:r>
+                <m:rPr>
+                  <m:sty m:val="p"/>
+                </m:rPr>
+                <m:t>−</m:t>
+              </m:r>
+              <m:r>
+                <m:t>1</m:t>
+              </m:r>
+            </m:num>
+            <m:den>
+              <m:r>
+                <m:t>2</m:t>
+              </m:r>
+            </m:den>
+          </m:f>
+          <m:sSup>
+            <m:e>
+              <m:d>
+                <m:dPr>
+                  <m:begChr m:val="("/>
+                  <m:endChr m:val=")"/>
+                  <m:sepChr m:val=""/>
+                  <m:grow/>
+                </m:dPr>
+                <m:e>
+                  <m:r>
+                    <m:t>1</m:t>
+                  </m:r>
+                  <m:r>
+                    <m:rPr>
+                      <m:sty m:val="p"/>
+                    </m:rPr>
+                    <m:t>−</m:t>
+                  </m:r>
+                  <m:f>
+                    <m:fPr>
+                      <m:type m:val="bar"/>
+                    </m:fPr>
+                    <m:num>
+                      <m:r>
+                        <m:t>2</m:t>
+                      </m:r>
+                    </m:num>
+                    <m:den>
+                      <m:r>
+                        <m:t>3</m:t>
+                      </m:r>
+                      <m:sSub>
+                        <m:e>
+                          <m:r>
+                            <m:t>q</m:t>
+                          </m:r>
+                        </m:e>
+                        <m:sub>
+                          <m:r>
+                            <m:t>0</m:t>
+                          </m:r>
+                        </m:sub>
+                      </m:sSub>
+                    </m:den>
+                  </m:f>
+                </m:e>
+              </m:d>
+            </m:e>
+            <m:sup>
+              <m:r>
+                <m:t>T</m:t>
+              </m:r>
+            </m:sup>
+          </m:sSup>
+          <m:r>
+            <m:rPr>
+              <m:sty m:val="p"/>
+            </m:rPr>
+            <m:t>≤</m:t>
+          </m:r>
+          <m:r>
+            <m:t>η</m:t>
+          </m:r>
+          <m:r>
+            <m:rPr>
+              <m:sty m:val="p"/>
+            </m:rPr>
+            <m:t>.</m:t>
+          </m:r>
+        </m:oMath>
+      </m:oMathPara>
+    </w:p>
+    <w:p>
+      <w:pPr>
+        <w:pStyle w:val="FirstParagraph"/>
+      </w:pPr>
+      <w:r>
+        <w:t xml:space="preserve">On the complementary event, the accepted shifts lie in</w:t>
+      </w:r>
+      <w:r>
+        <w:t xml:space="preserve"> </w:t>
+      </w:r>
+      <m:oMath>
+        <m:r>
+          <m:t>C</m:t>
+        </m:r>
+        <m:d>
+          <m:dPr>
+            <m:begChr m:val="("/>
+            <m:endChr m:val=")"/>
+            <m:sepChr m:val=""/>
+            <m:grow/>
+          </m:dPr>
+          <m:e>
+            <m:r>
+              <m:t>f</m:t>
+            </m:r>
+          </m:e>
+        </m:d>
+      </m:oMath>
+      <w:r>
+        <w:t xml:space="preserve"> </w:t>
+      </w:r>
+      <w:r>
+        <w:t xml:space="preserve">and their increments span the output. Solve the increment system for</w:t>
+      </w:r>
+      <w:r>
+        <w:t xml:space="preserve"> </w:t>
+      </w:r>
+      <m:oMath>
+        <m:r>
+          <m:t>t</m:t>
+        </m:r>
+        <m:r>
+          <m:rPr>
+            <m:sty m:val="p"/>
+          </m:rPr>
+          <m:t>−</m:t>
+        </m:r>
+        <m:r>
+          <m:t>f</m:t>
+        </m:r>
+        <m:d>
+          <m:dPr>
+            <m:begChr m:val="("/>
+            <m:endChr m:val=")"/>
+            <m:sepChr m:val=""/>
+            <m:grow/>
+          </m:dPr>
+          <m:e>
+            <m:r>
+              <m:t>0</m:t>
+            </m:r>
+          </m:e>
+        </m:d>
+      </m:oMath>
+      <w:r>
+        <w:t xml:space="preserve"> </w:t>
+      </w:r>
+      <w:r>
+        <w:t xml:space="preserve">and take the same linear combination of input shifts. Theorem 4.6 then gives</w:t>
+      </w:r>
+      <w:r>
+        <w:t xml:space="preserve"> </w:t>
+      </w:r>
+      <m:oMath>
+        <m:r>
+          <m:t>f</m:t>
+        </m:r>
+        <m:d>
+          <m:dPr>
+            <m:begChr m:val="("/>
+            <m:endChr m:val=")"/>
+            <m:sepChr m:val=""/>
+            <m:grow/>
+          </m:dPr>
+          <m:e>
+            <m:r>
+              <m:t>x</m:t>
+            </m:r>
+          </m:e>
+        </m:d>
+        <m:r>
+          <m:rPr>
+            <m:sty m:val="p"/>
+          </m:rPr>
+          <m:t>=</m:t>
+        </m:r>
+        <m:r>
+          <m:t>t</m:t>
+        </m:r>
+      </m:oMath>
+      <w:r>
+        <w:t xml:space="preserve">. All sampling, filtering and linear algebra has the stated polynomial cost. The argument holds for every fixed</w:t>
+      </w:r>
+      <w:r>
+        <w:t xml:space="preserve"> </w:t>
+      </w:r>
+      <m:oMath>
+        <m:r>
+          <m:t>A</m:t>
+        </m:r>
+        <m:r>
+          <m:rPr>
+            <m:sty m:val="p"/>
+          </m:rPr>
+          <m:t>,</m:t>
+        </m:r>
+        <m:r>
+          <m:t>B</m:t>
+        </m:r>
+        <m:r>
+          <m:rPr>
+            <m:sty m:val="p"/>
+          </m:rPr>
+          <m:t>,</m:t>
+        </m:r>
+        <m:r>
+          <m:t>g</m:t>
+        </m:r>
+      </m:oMath>
+      <w:r>
+        <w:t xml:space="preserve">, without randomness assumptions on</w:t>
+      </w:r>
+      <w:r>
+        <w:t xml:space="preserve"> </w:t>
+      </w:r>
+      <m:oMath>
+        <m:r>
+          <m:t>g</m:t>
+        </m:r>
+      </m:oMath>
+      <w:r>
+        <w:t xml:space="preserve">.</w:t>
+      </w:r>
+      <w:r>
+        <w:t xml:space="preserve"> </w:t>
+      </w:r>
+      <m:oMath>
+        <m:r>
+          <m:rPr>
+            <m:sty m:val="p"/>
+          </m:rPr>
+          <m:t>▫</m:t>
+        </m:r>
+      </m:oMath>
+    </w:p>
+    <w:p>
+      <w:pPr>
+        <w:pStyle w:val="BodyText"/>
+      </w:pPr>
+      <w:r>
+        <w:rPr>
+          <w:bCs/>
+          <w:b/>
+        </w:rPr>
+        <w:t xml:space="preserve">Asymptotic consequence.</w:t>
+      </w:r>
+      <w:r>
+        <w:t xml:space="preserve"> </w:t>
+      </w:r>
+      <w:r>
+        <w:t xml:space="preserve">If</w:t>
+      </w:r>
+      <w:r>
+        <w:t xml:space="preserve"> </w:t>
+      </w:r>
+      <m:oMath>
+        <m:r>
+          <m:t>k</m:t>
+        </m:r>
+      </m:oMath>
+      <w:r>
+        <w:t xml:space="preserve"> </w:t>
+      </w:r>
+      <w:r>
+        <w:t xml:space="preserve">and public evaluation cost are polynomial in</w:t>
+      </w:r>
+      <w:r>
+        <w:t xml:space="preserve"> </w:t>
+      </w:r>
+      <m:oMath>
+        <m:r>
+          <m:t>λ</m:t>
+        </m:r>
+      </m:oMath>
+      <w:r>
+        <w:t xml:space="preserve"> </w:t>
+      </w:r>
+      <w:r>
+        <w:t xml:space="preserve">and</w:t>
+      </w:r>
+      <w:r>
+        <w:t xml:space="preserve"> </w:t>
+      </w:r>
+      <m:oMath>
+        <m:r>
+          <m:t>d</m:t>
+        </m:r>
+        <m:r>
+          <m:rPr>
+            <m:sty m:val="p"/>
+          </m:rPr>
+          <m:t>=</m:t>
+        </m:r>
+        <m:r>
+          <m:t>O</m:t>
+        </m:r>
+        <m:d>
+          <m:dPr>
+            <m:begChr m:val="("/>
+            <m:endChr m:val=")"/>
+            <m:sepChr m:val=""/>
+            <m:grow/>
+          </m:dPr>
+          <m:e>
+            <m:r>
+              <m:rPr>
+                <m:sty m:val="p"/>
+              </m:rPr>
+              <m:t>log</m:t>
+            </m:r>
+            <m:r>
+              <m:t>λ</m:t>
+            </m:r>
+          </m:e>
+        </m:d>
+      </m:oMath>
+      <w:r>
+        <w:t xml:space="preserve">, this is a probabilistic polynomial-time local inversion attack, with arbitrarily small inverse-polynomial or negligible failure by an appropriate</w:t>
+      </w:r>
+      <w:r>
+        <w:t xml:space="preserve"> </w:t>
+      </w:r>
+      <m:oMath>
+        <m:r>
+          <m:t>η</m:t>
+        </m:r>
+      </m:oMath>
+      <w:r>
+        <w:t xml:space="preserve">. The original uniformly sampled potential table itself requires</w:t>
+      </w:r>
+      <w:r>
+        <w:t xml:space="preserve"> </w:t>
+      </w:r>
+      <m:oMath>
+        <m:r>
+          <m:t>r</m:t>
+        </m:r>
+        <m:sSup>
+          <m:e>
+            <m:r>
+              <m:t>3</m:t>
+            </m:r>
+          </m:e>
+          <m:sup>
+            <m:r>
+              <m:t>d</m:t>
+            </m:r>
+          </m:sup>
+        </m:sSup>
+      </m:oMath>
+      <w:r>
+        <w:t xml:space="preserve"> </w:t>
+      </w:r>
+      <w:r>
+        <w:t xml:space="preserve">field symbols; a polynomial-time implementation of that exact sampler cannot conceal an exponential table-generation cost. A different succinct generator with large</w:t>
+      </w:r>
+      <w:r>
+        <w:t xml:space="preserve"> </w:t>
+      </w:r>
+      <m:oMath>
+        <m:r>
+          <m:t>d</m:t>
+        </m:r>
+      </m:oMath>
+      <w:r>
+        <w:t xml:space="preserve"> </w:t>
+      </w:r>
+      <w:r>
+        <w:t xml:space="preserve">changes that premise and requires separate analysis. This theorem does not prove an attack on all succinct nonlinear maps or all global NCSG constructions.</w:t>
+      </w:r>
+    </w:p>
+    <w:p>
+      <w:pPr>
+        <w:pStyle w:val="BodyText"/>
+      </w:pPr>
+      <w:r>
+        <w:rPr>
+          <w:bCs/>
+          <w:b/>
+        </w:rPr>
+        <w:t xml:space="preserve">Reproduction.</w:t>
+      </w:r>
+      <w:r>
+        <w:t xml:space="preserve"> </w:t>
+      </w:r>
+      <w:r>
+        <w:rPr>
+          <w:rStyle w:val="VerbatimChar"/>
+        </w:rPr>
+        <w:t xml:space="preserve">public_oracle_local_inversion.py</w:t>
+      </w:r>
+      <w:r>
+        <w:t xml:space="preserve"> </w:t>
+      </w:r>
+      <w:r>
+        <w:t xml:space="preserve">takes an evaluation callable, dimensions, error budget, and independent sampling source. Its test generator never supplies the hidden coordinates to the adversary. Tests invert all 9, 27 and 81 targets for the original R1/R2/R3 local geometries, with two fixed generator seeds each. The complete test-call counts, including final checks, are 1,837/1,621, 8,032/6,840 and 25,172/27,296. A growing-dimension example with</w:t>
+      </w:r>
+      <w:r>
+        <w:t xml:space="preserve"> </w:t>
+      </w:r>
+      <m:oMath>
+        <m:d>
+          <m:dPr>
+            <m:begChr m:val="("/>
+            <m:endChr m:val=")"/>
+            <m:sepChr m:val=""/>
+            <m:grow/>
+          </m:dPr>
+          <m:e>
+            <m:r>
+              <m:t>k</m:t>
+            </m:r>
+            <m:r>
+              <m:rPr>
+                <m:sty m:val="p"/>
+              </m:rPr>
+              <m:t>,</m:t>
+            </m:r>
+            <m:r>
+              <m:t>d</m:t>
+            </m:r>
+          </m:e>
+        </m:d>
+        <m:r>
+          <m:rPr>
+            <m:sty m:val="p"/>
+          </m:rPr>
+          <m:t>=</m:t>
+        </m:r>
+        <m:d>
+          <m:dPr>
+            <m:begChr m:val="("/>
+            <m:endChr m:val=")"/>
+            <m:sepChr m:val=""/>
+            <m:grow/>
+          </m:dPr>
+          <m:e>
+            <m:r>
+              <m:t>24</m:t>
+            </m:r>
+            <m:r>
+              <m:rPr>
+                <m:sty m:val="p"/>
+              </m:rPr>
+              <m:t>,</m:t>
+            </m:r>
+            <m:r>
+              <m:t>3</m:t>
+            </m:r>
+          </m:e>
+        </m:d>
+      </m:oMath>
+      <w:r>
+        <w:t xml:space="preserve"> </w:t>
+      </w:r>
+      <w:r>
+        <w:t xml:space="preserve">has</w:t>
+      </w:r>
+      <w:r>
+        <w:t xml:space="preserve"> </w:t>
+      </w:r>
+      <m:oMath>
+        <m:sSup>
+          <m:e>
+            <m:r>
+              <m:t>3</m:t>
+            </m:r>
+          </m:e>
+          <m:sup>
+            <m:r>
+              <m:t>k</m:t>
+            </m:r>
+          </m:sup>
+        </m:sSup>
+        <m:r>
+          <m:rPr>
+            <m:sty m:val="p"/>
+          </m:rPr>
+          <m:t>=</m:t>
+        </m:r>
+        <m:r>
+          <m:t>282</m:t>
+        </m:r>
+        <m:r>
+          <m:rPr>
+            <m:sty m:val="p"/>
+          </m:rPr>
+          <m:t>,</m:t>
+        </m:r>
+        <m:r>
+          <m:t>429</m:t>
+        </m:r>
+        <m:r>
+          <m:rPr>
+            <m:sty m:val="p"/>
+          </m:rPr>
+          <m:t>,</m:t>
+        </m:r>
+        <m:r>
+          <m:t>536</m:t>
+        </m:r>
+        <m:r>
+          <m:rPr>
+            <m:sty m:val="p"/>
+          </m:rPr>
+          <m:t>,</m:t>
+        </m:r>
+        <m:r>
+          <m:t>481</m:t>
+        </m:r>
+      </m:oMath>
+      <w:r>
+        <w:t xml:space="preserve"> </w:t>
+      </w:r>
+      <w:r>
+        <w:t xml:space="preserve">possible inputs; 11,678 public evaluations suffice for preprocessing and twenty verified target tests in its fixed seed. These measured counts are finite experiments, not lower bounds or a proof of the probability estimate. The bound above assumes ideal independent uniform sampling; fixed seeds reproduce code behavior. The implementation checks both probability tails with exact rational arithmetic, increasing the floating-logarithm budget estimates if necessary, and covers very small failure budgets without overflowing a ratio.</w:t>
+      </w:r>
+    </w:p>
+    <w:p>
+      <w:pPr>
+        <w:pStyle w:val="BodyText"/>
+      </w:pPr>
+      <w:r>
+        <w:rPr>
+          <w:bCs/>
+          <w:b/>
+        </w:rPr>
+        <w:t xml:space="preserve">Corollary 4.8a (uniform public fiber sampling).</w:t>
+      </w:r>
+      <w:r>
+        <w:t xml:space="preserve"> </w:t>
+      </w:r>
+      <w:r>
+        <w:t xml:space="preserve">Conditional on a genuine recovered right inverse, let</w:t>
+      </w:r>
+      <w:r>
+        <w:t xml:space="preserve"> </w:t>
+      </w:r>
+      <m:oMath>
+        <m:r>
+          <m:t>H</m:t>
+        </m:r>
+        <m:r>
+          <m:rPr>
+            <m:sty m:val="p"/>
+          </m:rPr>
+          <m:t>:</m:t>
+        </m:r>
+        <m:sSubSup>
+          <m:e>
+            <m:r>
+              <m:rPr>
+                <m:sty m:val="p"/>
+                <m:scr m:val="double-struck"/>
+              </m:rPr>
+              <m:t>F</m:t>
+            </m:r>
+          </m:e>
+          <m:sub>
+            <m:r>
+              <m:t>3</m:t>
+            </m:r>
+          </m:sub>
+          <m:sup>
+            <m:r>
+              <m:t>r</m:t>
+            </m:r>
+          </m:sup>
+        </m:sSubSup>
+        <m:r>
+          <m:rPr>
+            <m:sty m:val="p"/>
+          </m:rPr>
+          <m:t>→</m:t>
+        </m:r>
+        <m:r>
+          <m:t>C</m:t>
+        </m:r>
+        <m:d>
+          <m:dPr>
+            <m:begChr m:val="("/>
+            <m:endChr m:val=")"/>
+            <m:sepChr m:val=""/>
+            <m:grow/>
+          </m:dPr>
+          <m:e>
+            <m:r>
+              <m:t>f</m:t>
+            </m:r>
+          </m:e>
+        </m:d>
+      </m:oMath>
+      <w:r>
+        <w:t xml:space="preserve"> </w:t>
+      </w:r>
+      <w:r>
+        <w:t xml:space="preserve">be its linear shift map, so</w:t>
+      </w:r>
+      <w:r>
+        <w:t xml:space="preserve"> </w:t>
+      </w:r>
+      <m:oMath>
+        <m:sSub>
+          <m:e>
+            <m:r>
+              <m:t>c</m:t>
+            </m:r>
+          </m:e>
+          <m:sub>
+            <m:r>
+              <m:t>f</m:t>
+            </m:r>
+          </m:sub>
+        </m:sSub>
+        <m:d>
+          <m:dPr>
+            <m:begChr m:val="("/>
+            <m:endChr m:val=")"/>
+            <m:sepChr m:val=""/>
+            <m:grow/>
+          </m:dPr>
+          <m:e>
+            <m:r>
+              <m:t>H</m:t>
+            </m:r>
+            <m:d>
+              <m:dPr>
+                <m:begChr m:val="("/>
+                <m:endChr m:val=")"/>
+                <m:sepChr m:val=""/>
+                <m:grow/>
+              </m:dPr>
+              <m:e>
+                <m:r>
+                  <m:t>a</m:t>
+                </m:r>
+              </m:e>
+            </m:d>
+          </m:e>
+        </m:d>
+        <m:r>
+          <m:rPr>
+            <m:sty m:val="p"/>
+          </m:rPr>
+          <m:t>=</m:t>
+        </m:r>
+        <m:r>
+          <m:t>a</m:t>
+        </m:r>
+      </m:oMath>
+      <w:r>
+        <w:t xml:space="preserve">. For any target</w:t>
+      </w:r>
+      <w:r>
+        <w:t xml:space="preserve"> </w:t>
+      </w:r>
+      <m:oMath>
+        <m:r>
+          <m:t>t</m:t>
+        </m:r>
+      </m:oMath>
+      <w:r>
+        <w:t xml:space="preserve">, sample uniform</w:t>
+      </w:r>
+      <w:r>
+        <w:t xml:space="preserve"> </w:t>
+      </w:r>
+      <m:oMath>
+        <m:r>
+          <m:t>z</m:t>
+        </m:r>
+        <m:r>
+          <m:rPr>
+            <m:sty m:val="p"/>
+          </m:rPr>
+          <m:t>∈</m:t>
+        </m:r>
+        <m:sSubSup>
+          <m:e>
+            <m:r>
+              <m:rPr>
+                <m:sty m:val="p"/>
+                <m:scr m:val="double-struck"/>
+              </m:rPr>
+              <m:t>F</m:t>
+            </m:r>
+          </m:e>
+          <m:sub>
+            <m:r>
+              <m:t>3</m:t>
+            </m:r>
+          </m:sub>
+          <m:sup>
+            <m:r>
+              <m:t>k</m:t>
+            </m:r>
+          </m:sup>
+        </m:sSubSup>
+      </m:oMath>
+      <w:r>
+        <w:t xml:space="preserve"> </w:t>
+      </w:r>
+      <w:r>
+        <w:t xml:space="preserve">and output</w:t>
+      </w:r>
+    </w:p>
+    <w:p>
+      <w:pPr>
+        <w:pStyle w:val="BodyText"/>
+      </w:pPr>
+      <m:oMathPara>
+        <m:oMathParaPr>
+          <m:jc m:val="center"/>
+        </m:oMathParaPr>
+        <m:oMath>
+          <m:r>
+            <m:t>x</m:t>
+          </m:r>
+          <m:r>
+            <m:rPr>
+              <m:sty m:val="p"/>
+            </m:rPr>
+            <m:t>=</m:t>
+          </m:r>
+          <m:r>
+            <m:t>z</m:t>
+          </m:r>
+          <m:r>
+            <m:rPr>
+              <m:sty m:val="p"/>
+            </m:rPr>
+            <m:t>+</m:t>
+          </m:r>
+          <m:r>
+            <m:t>H</m:t>
+          </m:r>
+          <m:d>
+            <m:dPr>
+              <m:begChr m:val="("/>
+              <m:endChr m:val=")"/>
+              <m:sepChr m:val=""/>
+              <m:grow/>
+            </m:dPr>
+            <m:e>
+              <m:r>
+                <m:t>t</m:t>
+              </m:r>
+              <m:r>
+                <m:rPr>
+                  <m:sty m:val="p"/>
+                </m:rPr>
+                <m:t>−</m:t>
+              </m:r>
+              <m:r>
+                <m:t>f</m:t>
+              </m:r>
+              <m:d>
+                <m:dPr>
+                  <m:begChr m:val="("/>
+                  <m:endChr m:val=")"/>
+                  <m:sepChr m:val=""/>
+                  <m:grow/>
+                </m:dPr>
+                <m:e>
+                  <m:r>
+                    <m:t>z</m:t>
+                  </m:r>
+                </m:e>
+              </m:d>
+            </m:e>
+          </m:d>
+          <m:r>
+            <m:rPr>
+              <m:sty m:val="p"/>
+            </m:rPr>
+            <m:t>.</m:t>
+          </m:r>
+        </m:oMath>
+      </m:oMathPara>
+    </w:p>
+    <w:p>
+      <w:pPr>
+        <w:pStyle w:val="FirstParagraph"/>
+      </w:pPr>
+      <w:r>
+        <w:t xml:space="preserve">The output is exactly uniform over</w:t>
+      </w:r>
+      <w:r>
+        <w:t xml:space="preserve"> </w:t>
+      </w:r>
+      <m:oMath>
+        <m:sSup>
+          <m:e>
+            <m:r>
+              <m:t>f</m:t>
+            </m:r>
+          </m:e>
+          <m:sup>
+            <m:r>
+              <m:rPr>
+                <m:sty m:val="p"/>
+              </m:rPr>
+              <m:t>−</m:t>
+            </m:r>
+            <m:r>
+              <m:t>1</m:t>
+            </m:r>
+          </m:sup>
+        </m:sSup>
+        <m:d>
+          <m:dPr>
+            <m:begChr m:val="("/>
+            <m:endChr m:val=")"/>
+            <m:sepChr m:val=""/>
+            <m:grow/>
+          </m:dPr>
+          <m:e>
+            <m:r>
+              <m:t>t</m:t>
+            </m:r>
+          </m:e>
+        </m:d>
+      </m:oMath>
+      <w:r>
+        <w:t xml:space="preserve">, whose size is</w:t>
+      </w:r>
+      <w:r>
+        <w:t xml:space="preserve"> </w:t>
+      </w:r>
+      <m:oMath>
+        <m:sSup>
+          <m:e>
+            <m:r>
+              <m:t>3</m:t>
+            </m:r>
+          </m:e>
+          <m:sup>
+            <m:r>
+              <m:t>d</m:t>
+            </m:r>
+          </m:sup>
+        </m:sSup>
+      </m:oMath>
+      <w:r>
+        <w:t xml:space="preserve">.</w:t>
+      </w:r>
+    </w:p>
+    <w:p>
+      <w:pPr>
+        <w:pStyle w:val="BodyText"/>
+      </w:pPr>
+      <w:r>
+        <w:rPr>
+          <w:bCs/>
+          <w:b/>
+        </w:rPr>
+        <w:t xml:space="preserve">Proof.</w:t>
+      </w:r>
+      <w:r>
+        <w:t xml:space="preserve"> </w:t>
+      </w:r>
+      <w:r>
+        <w:t xml:space="preserve">The constant-shift identity makes the output satisfy</w:t>
+      </w:r>
+      <w:r>
+        <w:t xml:space="preserve"> </w:t>
+      </w:r>
+      <m:oMath>
+        <m:r>
+          <m:t>f</m:t>
+        </m:r>
+        <m:d>
+          <m:dPr>
+            <m:begChr m:val="("/>
+            <m:endChr m:val=")"/>
+            <m:sepChr m:val=""/>
+            <m:grow/>
+          </m:dPr>
+          <m:e>
+            <m:r>
+              <m:t>x</m:t>
+            </m:r>
+          </m:e>
+        </m:d>
+        <m:r>
+          <m:rPr>
+            <m:sty m:val="p"/>
+          </m:rPr>
+          <m:t>=</m:t>
+        </m:r>
+        <m:r>
+          <m:t>t</m:t>
+        </m:r>
+      </m:oMath>
+      <w:r>
+        <w:t xml:space="preserve">. For any fixed</w:t>
+      </w:r>
+      <w:r>
+        <w:t xml:space="preserve"> </w:t>
+      </w:r>
+      <m:oMath>
+        <m:r>
+          <m:t>x</m:t>
+        </m:r>
+      </m:oMath>
+      <w:r>
+        <w:t xml:space="preserve"> </w:t>
+      </w:r>
+      <w:r>
+        <w:t xml:space="preserve">in that fiber, its input preimages are precisely</w:t>
+      </w:r>
+      <w:r>
+        <w:t xml:space="preserve"> </w:t>
+      </w:r>
+      <m:oMath>
+        <m:r>
+          <m:t>z</m:t>
+        </m:r>
+        <m:r>
+          <m:rPr>
+            <m:sty m:val="p"/>
+          </m:rPr>
+          <m:t>=</m:t>
+        </m:r>
+        <m:r>
+          <m:t>x</m:t>
+        </m:r>
+        <m:r>
+          <m:rPr>
+            <m:sty m:val="p"/>
+          </m:rPr>
+          <m:t>+</m:t>
+        </m:r>
+        <m:r>
+          <m:t>H</m:t>
+        </m:r>
+        <m:d>
+          <m:dPr>
+            <m:begChr m:val="("/>
+            <m:endChr m:val=")"/>
+            <m:sepChr m:val=""/>
+            <m:grow/>
+          </m:dPr>
+          <m:e>
+            <m:r>
+              <m:t>a</m:t>
+            </m:r>
+          </m:e>
+        </m:d>
+      </m:oMath>
+      <w:r>
+        <w:t xml:space="preserve">, one for every</w:t>
+      </w:r>
+      <w:r>
+        <w:t xml:space="preserve"> </w:t>
+      </w:r>
+      <m:oMath>
+        <m:r>
+          <m:t>a</m:t>
+        </m:r>
+        <m:r>
+          <m:rPr>
+            <m:sty m:val="p"/>
+          </m:rPr>
+          <m:t>∈</m:t>
+        </m:r>
+        <m:sSubSup>
+          <m:e>
+            <m:r>
+              <m:rPr>
+                <m:sty m:val="p"/>
+                <m:scr m:val="double-struck"/>
+              </m:rPr>
+              <m:t>F</m:t>
+            </m:r>
+          </m:e>
+          <m:sub>
+            <m:r>
+              <m:t>3</m:t>
+            </m:r>
+          </m:sub>
+          <m:sup>
+            <m:r>
+              <m:t>r</m:t>
+            </m:r>
+          </m:sup>
+        </m:sSubSup>
+      </m:oMath>
+      <w:r>
+        <w:t xml:space="preserve">. Substitution verifies this claim, and</w:t>
+      </w:r>
+      <w:r>
+        <w:t xml:space="preserve"> </w:t>
+      </w:r>
+      <m:oMath>
+        <m:r>
+          <m:t>H</m:t>
+        </m:r>
+      </m:oMath>
+      <w:r>
+        <w:t xml:space="preserve"> </w:t>
+      </w:r>
+      <w:r>
+        <w:t xml:space="preserve">is injective because</w:t>
+      </w:r>
+      <w:r>
+        <w:t xml:space="preserve"> </w:t>
+      </w:r>
+      <m:oMath>
+        <m:sSub>
+          <m:e>
+            <m:r>
+              <m:t>c</m:t>
+            </m:r>
+          </m:e>
+          <m:sub>
+            <m:r>
+              <m:t>f</m:t>
+            </m:r>
+          </m:sub>
+        </m:sSub>
+        <m:r>
+          <m:rPr>
+            <m:sty m:val="p"/>
+          </m:rPr>
+          <m:t>∘</m:t>
+        </m:r>
+        <m:r>
+          <m:t>H</m:t>
+        </m:r>
+      </m:oMath>
+      <w:r>
+        <w:t xml:space="preserve"> </w:t>
+      </w:r>
+      <w:r>
+        <w:t xml:space="preserve">is the identity. Every fiber point therefore has exactly</w:t>
+      </w:r>
+      <w:r>
+        <w:t xml:space="preserve"> </w:t>
+      </w:r>
+      <m:oMath>
+        <m:sSup>
+          <m:e>
+            <m:r>
+              <m:t>3</m:t>
+            </m:r>
+          </m:e>
+          <m:sup>
+            <m:r>
+              <m:t>r</m:t>
+            </m:r>
+          </m:sup>
+        </m:sSup>
+      </m:oMath>
+      <w:r>
+        <w:t xml:space="preserve"> </w:t>
+      </w:r>
+      <w:r>
+        <w:t xml:space="preserve">preimages under the projection. Uniform input gives uniform output.</w:t>
+      </w:r>
+      <w:r>
+        <w:t xml:space="preserve"> </w:t>
+      </w:r>
+      <m:oMath>
+        <m:r>
+          <m:rPr>
+            <m:sty m:val="p"/>
+          </m:rPr>
+          <m:t>▫</m:t>
+        </m:r>
+      </m:oMath>
+    </w:p>
+    <w:p>
+      <w:pPr>
+        <w:pStyle w:val="BodyText"/>
+      </w:pPr>
+      <w:r>
+        <w:rPr>
+          <w:bCs/>
+          <w:b/>
+        </w:rPr>
+        <w:t xml:space="preserve">Corollary 4.8b (a scoped local KEM wrapper cannot gain secrecy from correctness).</w:t>
+      </w:r>
+      <w:r>
+        <w:t xml:space="preserve"> </w:t>
+      </w:r>
+      <w:r>
+        <w:t xml:space="preserve">Consider the attempted wrapper that samples uniform</w:t>
+      </w:r>
+      <w:r>
+        <w:t xml:space="preserve"> </w:t>
+      </w:r>
+      <m:oMath>
+        <m:r>
+          <m:t>x</m:t>
+        </m:r>
+      </m:oMath>
+      <w:r>
+        <w:t xml:space="preserve">, publishes only</w:t>
+      </w:r>
+      <w:r>
+        <w:t xml:space="preserve"> </w:t>
+      </w:r>
+      <m:oMath>
+        <m:r>
+          <m:t>c</m:t>
+        </m:r>
+        <m:r>
+          <m:t>t</m:t>
+        </m:r>
+        <m:r>
+          <m:rPr>
+            <m:sty m:val="p"/>
+          </m:rPr>
+          <m:t>=</m:t>
+        </m:r>
+        <m:r>
+          <m:t>f</m:t>
+        </m:r>
+        <m:d>
+          <m:dPr>
+            <m:begChr m:val="("/>
+            <m:endChr m:val=")"/>
+            <m:sepChr m:val=""/>
+            <m:grow/>
+          </m:dPr>
+          <m:e>
+            <m:r>
+              <m:t>x</m:t>
+            </m:r>
+          </m:e>
+        </m:d>
+      </m:oMath>
+      <w:r>
+        <w:t xml:space="preserve">, and derives</w:t>
+      </w:r>
+      <w:r>
+        <w:t xml:space="preserve"> </w:t>
+      </w:r>
+      <m:oMath>
+        <m:r>
+          <m:t>K</m:t>
+        </m:r>
+        <m:r>
+          <m:rPr>
+            <m:sty m:val="p"/>
+          </m:rPr>
+          <m:t>=</m:t>
+        </m:r>
+        <m:r>
+          <m:t>J</m:t>
+        </m:r>
+        <m:d>
+          <m:dPr>
+            <m:begChr m:val="("/>
+            <m:endChr m:val=")"/>
+            <m:sepChr m:val=""/>
+            <m:grow/>
+          </m:dPr>
+          <m:e>
+            <m:r>
+              <m:t>p</m:t>
+            </m:r>
+            <m:r>
+              <m:t>k</m:t>
+            </m:r>
+            <m:r>
+              <m:rPr>
+                <m:sty m:val="p"/>
+              </m:rPr>
+              <m:t>,</m:t>
+            </m:r>
+            <m:r>
+              <m:t>x</m:t>
+            </m:r>
+            <m:r>
+              <m:rPr>
+                <m:sty m:val="p"/>
+              </m:rPr>
+              <m:t>,</m:t>
+            </m:r>
+            <m:r>
+              <m:t>c</m:t>
+            </m:r>
+            <m:r>
+              <m:t>t</m:t>
+            </m:r>
+          </m:e>
+        </m:d>
+      </m:oMath>
+      <w:r>
+        <w:t xml:space="preserve"> </w:t>
+      </w:r>
+      <w:r>
+        <w:t xml:space="preserve">using a public deterministic function</w:t>
+      </w:r>
+      <w:r>
+        <w:t xml:space="preserve"> </w:t>
+      </w:r>
+      <m:oMath>
+        <m:r>
+          <m:t>J</m:t>
+        </m:r>
+      </m:oMath>
+      <w:r>
+        <w:t xml:space="preserve">. Suppose its secret deterministic decapsulation has correctness error</w:t>
+      </w:r>
+      <w:r>
+        <w:t xml:space="preserve"> </w:t>
+      </w:r>
+      <m:oMath>
+        <m:r>
+          <m:t>δ</m:t>
+        </m:r>
+      </m:oMath>
+      <w:r>
+        <w:t xml:space="preserve">, averaged over its actual key generation and uniform encapsulation. In the polynomial regime of Theorem 4.8, a public attacker recovers the honest session key with probability at least</w:t>
+      </w:r>
+      <w:r>
+        <w:t xml:space="preserve"> </w:t>
+      </w:r>
+      <m:oMath>
+        <m:r>
+          <m:t>1</m:t>
+        </m:r>
+        <m:r>
+          <m:rPr>
+            <m:sty m:val="p"/>
+          </m:rPr>
+          <m:t>−</m:t>
+        </m:r>
+        <m:r>
+          <m:t>2</m:t>
+        </m:r>
+        <m:r>
+          <m:t>δ</m:t>
+        </m:r>
+        <m:r>
+          <m:rPr>
+            <m:sty m:val="p"/>
+          </m:rPr>
+          <m:t>−</m:t>
+        </m:r>
+        <m:r>
+          <m:t>η</m:t>
+        </m:r>
+      </m:oMath>
+      <w:r>
+        <w:t xml:space="preserve">. No assumption about the hardness of recovering the originally sampled</w:t>
+      </w:r>
+      <w:r>
+        <w:t xml:space="preserve"> </w:t>
+      </w:r>
+      <m:oMath>
+        <m:r>
+          <m:t>x</m:t>
+        </m:r>
+      </m:oMath>
+      <w:r>
+        <w:t xml:space="preserve"> </w:t>
+      </w:r>
+      <w:r>
+        <w:t xml:space="preserve">changes this conclusion.</w:t>
+      </w:r>
+    </w:p>
+    <w:p>
+      <w:pPr>
+        <w:pStyle w:val="BodyText"/>
+      </w:pPr>
+      <w:r>
+        <w:rPr>
+          <w:bCs/>
+          <w:b/>
+        </w:rPr>
+        <w:t xml:space="preserve">Proof.</w:t>
+      </w:r>
+      <w:r>
+        <w:t xml:space="preserve"> </w:t>
+      </w:r>
+      <w:r>
+        <w:t xml:space="preserve">On sound basis recovery, the attacker independently samples</w:t>
+      </w:r>
+      <w:r>
+        <w:t xml:space="preserve"> </w:t>
+      </w:r>
+      <m:oMath>
+        <m:r>
+          <m:t>x</m:t>
+        </m:r>
+        <m:r>
+          <m:rPr>
+            <m:sty m:val="p"/>
+          </m:rPr>
+          <m:t>′</m:t>
+        </m:r>
+      </m:oMath>
+      <w:r>
+        <w:t xml:space="preserve"> </w:t>
+      </w:r>
+      <w:r>
+        <w:t xml:space="preserve">uniformly from the challenge fiber and returns</w:t>
+      </w:r>
+      <w:r>
+        <w:t xml:space="preserve"> </w:t>
+      </w:r>
+      <m:oMath>
+        <m:r>
+          <m:t>J</m:t>
+        </m:r>
+        <m:d>
+          <m:dPr>
+            <m:begChr m:val="("/>
+            <m:endChr m:val=")"/>
+            <m:sepChr m:val=""/>
+            <m:grow/>
+          </m:dPr>
+          <m:e>
+            <m:r>
+              <m:t>p</m:t>
+            </m:r>
+            <m:r>
+              <m:t>k</m:t>
+            </m:r>
+            <m:r>
+              <m:rPr>
+                <m:sty m:val="p"/>
+              </m:rPr>
+              <m:t>,</m:t>
+            </m:r>
+            <m:r>
+              <m:t>x</m:t>
+            </m:r>
+            <m:r>
+              <m:rPr>
+                <m:sty m:val="p"/>
+              </m:rPr>
+              <m:t>′</m:t>
+            </m:r>
+            <m:r>
+              <m:rPr>
+                <m:sty m:val="p"/>
+              </m:rPr>
+              <m:t>,</m:t>
+            </m:r>
+            <m:r>
+              <m:t>c</m:t>
+            </m:r>
+            <m:r>
+              <m:t>t</m:t>
+            </m:r>
+          </m:e>
+        </m:d>
+      </m:oMath>
+      <w:r>
+        <w:t xml:space="preserve">. Let</w:t>
+      </w:r>
+      <w:r>
+        <w:t xml:space="preserve"> </w:t>
+      </w:r>
+      <m:oMath>
+        <m:r>
+          <m:t>E</m:t>
+        </m:r>
+      </m:oMath>
+      <w:r>
+        <w:t xml:space="preserve"> </w:t>
+      </w:r>
+      <w:r>
+        <w:t xml:space="preserve">denote sound preprocessing and let</w:t>
+      </w:r>
+      <w:r>
+        <w:t xml:space="preserve"> </w:t>
+      </w:r>
+      <m:oMath>
+        <m:r>
+          <m:t>e</m:t>
+        </m:r>
+        <m:d>
+          <m:dPr>
+            <m:begChr m:val="("/>
+            <m:endChr m:val=")"/>
+            <m:sepChr m:val=""/>
+            <m:grow/>
+          </m:dPr>
+          <m:e>
+            <m:r>
+              <m:t>p</m:t>
+            </m:r>
+            <m:r>
+              <m:t>k</m:t>
+            </m:r>
+            <m:r>
+              <m:rPr>
+                <m:sty m:val="p"/>
+              </m:rPr>
+              <m:t>,</m:t>
+            </m:r>
+            <m:r>
+              <m:t>s</m:t>
+            </m:r>
+            <m:r>
+              <m:t>k</m:t>
+            </m:r>
+            <m:r>
+              <m:rPr>
+                <m:sty m:val="p"/>
+              </m:rPr>
+              <m:t>,</m:t>
+            </m:r>
+            <m:r>
+              <m:t>c</m:t>
+            </m:r>
+            <m:r>
+              <m:t>t</m:t>
+            </m:r>
+          </m:e>
+        </m:d>
+      </m:oMath>
+      <w:r>
+        <w:t xml:space="preserve"> </w:t>
+      </w:r>
+      <w:r>
+        <w:t xml:space="preserve">be the conditional honest-decapsulation error. For every fixed key, ciphertext and sound basis, the honest</w:t>
+      </w:r>
+      <w:r>
+        <w:t xml:space="preserve"> </w:t>
+      </w:r>
+      <m:oMath>
+        <m:r>
+          <m:t>x</m:t>
+        </m:r>
+      </m:oMath>
+      <w:r>
+        <w:t xml:space="preserve"> </w:t>
+      </w:r>
+      <w:r>
+        <w:t xml:space="preserve">and the fresh</w:t>
+      </w:r>
+      <w:r>
+        <w:t xml:space="preserve"> </w:t>
+      </w:r>
+      <m:oMath>
+        <m:r>
+          <m:t>x</m:t>
+        </m:r>
+        <m:r>
+          <m:rPr>
+            <m:sty m:val="p"/>
+          </m:rPr>
+          <m:t>′</m:t>
+        </m:r>
+      </m:oMath>
+      <w:r>
+        <w:t xml:space="preserve"> </w:t>
+      </w:r>
+      <w:r>
+        <w:t xml:space="preserve">have the same uniform fiber distribution. Hence the probability of</w:t>
+      </w:r>
+      <w:r>
+        <w:t xml:space="preserve"> </w:t>
+      </w:r>
+      <m:oMath>
+        <m:r>
+          <m:t>E</m:t>
+        </m:r>
+      </m:oMath>
+      <w:r>
+        <w:t xml:space="preserve"> </w:t>
+      </w:r>
+      <w:r>
+        <w:t xml:space="preserve">together with either key disagreeing with the deterministic decapsulation result is at most</w:t>
+      </w:r>
+      <w:r>
+        <w:t xml:space="preserve"> </w:t>
+      </w:r>
+      <m:oMath>
+        <m:r>
+          <m:t>δ</m:t>
+        </m:r>
+      </m:oMath>
+      <w:r>
+        <w:t xml:space="preserve">, after averaging over the original key and ciphertext distribution. A union bound gives key agreement at least</w:t>
+      </w:r>
+      <w:r>
+        <w:t xml:space="preserve"> </w:t>
+      </w:r>
+      <m:oMath>
+        <m:r>
+          <m:rPr>
+            <m:sty m:val="p"/>
+          </m:rPr>
+          <m:t>Pr</m:t>
+        </m:r>
+        <m:d>
+          <m:dPr>
+            <m:begChr m:val="["/>
+            <m:endChr m:val="]"/>
+            <m:sepChr m:val=""/>
+            <m:grow/>
+          </m:dPr>
+          <m:e>
+            <m:r>
+              <m:t>E</m:t>
+            </m:r>
+          </m:e>
+        </m:d>
+        <m:r>
+          <m:rPr>
+            <m:sty m:val="p"/>
+          </m:rPr>
+          <m:t>−</m:t>
+        </m:r>
+        <m:r>
+          <m:t>2</m:t>
+        </m:r>
+        <m:r>
+          <m:t>δ</m:t>
+        </m:r>
+        <m:r>
+          <m:rPr>
+            <m:sty m:val="p"/>
+          </m:rPr>
+          <m:t>≥</m:t>
+        </m:r>
+        <m:r>
+          <m:t>1</m:t>
+        </m:r>
+        <m:r>
+          <m:rPr>
+            <m:sty m:val="p"/>
+          </m:rPr>
+          <m:t>−</m:t>
+        </m:r>
+        <m:r>
+          <m:t>η</m:t>
+        </m:r>
+        <m:r>
+          <m:rPr>
+            <m:sty m:val="p"/>
+          </m:rPr>
+          <m:t>−</m:t>
+        </m:r>
+        <m:r>
+          <m:t>2</m:t>
+        </m:r>
+        <m:r>
+          <m:t>δ</m:t>
+        </m:r>
+      </m:oMath>
+      <w:r>
+        <w:t xml:space="preserve">. This uses no assertion that correctness error remains</w:t>
+      </w:r>
+      <w:r>
+        <w:t xml:space="preserve"> </w:t>
+      </w:r>
+      <m:oMath>
+        <m:r>
+          <m:t>δ</m:t>
+        </m:r>
+      </m:oMath>
+      <w:r>
+        <w:t xml:space="preserve"> </w:t>
+      </w:r>
+      <w:r>
+        <w:t xml:space="preserve">under a key distribution conditioned on successful preprocessing. Lemma 1.1 converts this polynomial-time recovery to key indistinguishability failure.</w:t>
+      </w:r>
+      <w:r>
+        <w:t xml:space="preserve"> </w:t>
+      </w:r>
+      <m:oMath>
+        <m:r>
+          <m:rPr>
+            <m:sty m:val="p"/>
+          </m:rPr>
+          <m:t>▫</m:t>
+        </m:r>
+      </m:oMath>
+    </w:p>
+    <w:p>
+      <w:pPr>
+        <w:pStyle w:val="BodyText"/>
+      </w:pPr>
+      <w:r>
+        <w:t xml:space="preserve">This corollary covers exactly the stated uniform-input, local-only ciphertext wrapper. Extra ciphertext binding information, a restricted input sampler, additional secrets shared before encapsulation, or a different global map changes the model. Such a change needs a new construction and proof; it is neither proved secure nor ruled out by this corollary.</w:t>
+      </w:r>
+    </w:p>
+    <w:bookmarkEnd w:id="33"/>
+    <w:bookmarkEnd w:id="34"/>
+    <w:bookmarkStart w:id="36" w:name="X3a9c0611ff6b2674f906122bba6123927b4637d"/>
     <w:p>
       <w:pPr>
         <w:pStyle w:val="Heading1"/>
@@ -26273,7 +30726,7 @@
         <w:t xml:space="preserve">.</w:t>
       </w:r>
     </w:p>
-    <w:bookmarkStart w:id="32" w:name="exact-noise-and-bit-encryption"/>
+    <w:bookmarkStart w:id="35" w:name="exact-noise-and-bit-encryption"/>
     <w:p>
       <w:pPr>
         <w:pStyle w:val="Heading2"/>
@@ -27013,9 +31466,9 @@
         <w:t xml:space="preserve">times that tail.</w:t>
       </w:r>
     </w:p>
-    <w:bookmarkEnd w:id="32"/>
-    <w:bookmarkEnd w:id="33"/>
-    <w:bookmarkStart w:id="34" w:name="Xe5069c9f2699e9336c8a98a760eaf225f3a759b"/>
+    <w:bookmarkEnd w:id="35"/>
+    <w:bookmarkEnd w:id="36"/>
+    <w:bookmarkStart w:id="37" w:name="Xe5069c9f2699e9336c8a98a760eaf225f3a759b"/>
     <w:p>
       <w:pPr>
         <w:pStyle w:val="Heading1"/>
@@ -27811,8 +32264,8 @@
         <w:t xml:space="preserve">The theorem does not break MDS-HBCE or q-ary LPN; instead it proves the purported NCSG hardness is not exercised by the cryptographic channel. An actual NCSG-hard KEM would require a new coupling between the finite-difference distribution and hidden labels, plus new average-case and chosen-ciphertext analyses. Merely asserting NCSG-DS NP-completeness cannot supply that coupling. The public NCSG material can therefore be described as a mathematically exact, cryptographically redundant indexing layer.</w:t>
       </w:r>
     </w:p>
-    <w:bookmarkEnd w:id="34"/>
-    <w:bookmarkStart w:id="35" w:name="X7509ccfaf611f9c15bc0ffca1e3a11c0f198a33"/>
+    <w:bookmarkEnd w:id="37"/>
+    <w:bookmarkStart w:id="38" w:name="X7509ccfaf611f9c15bc0ffca1e3a11c0f198a33"/>
     <w:p>
       <w:pPr>
         <w:pStyle w:val="Heading1"/>
@@ -28497,8 +32950,8 @@
         <w:t xml:space="preserve">fresh copies under one fixed public key; a standard telescoping hybrid incurs at most that many one-bit terms, with resource overhead that must be recorded in any concrete certificate.</w:t>
       </w:r>
     </w:p>
-    <w:bookmarkEnd w:id="35"/>
-    <w:bookmarkStart w:id="37" w:name="X36dd7453623bd66905116c900541c1092c82687"/>
+    <w:bookmarkEnd w:id="38"/>
+    <w:bookmarkStart w:id="40" w:name="X36dd7453623bd66905116c900541c1092c82687"/>
     <w:p>
       <w:pPr>
         <w:pStyle w:val="Heading1"/>
@@ -28589,7 +33042,7 @@
         <w:t xml:space="preserve">provided by assuming the transform conclusion. Consequently this draft makes no unconditional end-to-end QROM claim.</w:t>
       </w:r>
     </w:p>
-    <w:bookmarkStart w:id="36" w:name="grover-and-message-space-limits"/>
+    <w:bookmarkStart w:id="39" w:name="grover-and-message-space-limits"/>
     <w:p>
       <w:pPr>
         <w:pStyle w:val="Heading2"/>
@@ -28668,9 +33121,9 @@
         <w:t xml:space="preserve">, not complete post-quantum security levels.</w:t>
       </w:r>
     </w:p>
-    <w:bookmarkEnd w:id="36"/>
-    <w:bookmarkEnd w:id="37"/>
-    <w:bookmarkStart w:id="40" w:name="fixed-field-scaling-obstruction"/>
+    <w:bookmarkEnd w:id="39"/>
+    <w:bookmarkEnd w:id="40"/>
+    <w:bookmarkStart w:id="43" w:name="fixed-field-scaling-obstruction"/>
     <w:p>
       <w:pPr>
         <w:pStyle w:val="Heading1"/>
@@ -29181,7 +33634,7 @@
         <w:t xml:space="preserve">hardness assumptions as uniform ensembles. A growing field may change attack costs and distributional properties; security does not follow merely from lifting the capacity limit.</w:t>
       </w:r>
     </w:p>
-    <w:bookmarkStart w:id="38" w:name="X08d56c620c1da8cc61992ae53855eff2639cc87"/>
+    <w:bookmarkStart w:id="41" w:name="X08d56c620c1da8cc61992ae53855eff2639cc87"/>
     <w:p>
       <w:pPr>
         <w:pStyle w:val="Heading2"/>
@@ -30735,8 +35188,8 @@
         <w:t xml:space="preserve">The pure-Python GF(1024) attack implementation and exact GF(3) independent-probability enumeration reside in research-2028/attacks/fixed_field_mds_hbce_ppt_break.py. Finite tests check this algebra; the general asymptotic conclusion follows from the mathematical argument, not from testing.</w:t>
       </w:r>
     </w:p>
-    <w:bookmarkEnd w:id="38"/>
-    <w:bookmarkStart w:id="39" w:name="X32e84e5d841614c8fd374b70c1822f65caa4438"/>
+    <w:bookmarkEnd w:id="41"/>
+    <w:bookmarkStart w:id="42" w:name="X32e84e5d841614c8fd374b70c1822f65caa4438"/>
     <w:p>
       <w:pPr>
         <w:pStyle w:val="Heading2"/>
@@ -33450,9 +37903,9 @@
         <w:t xml:space="preserve">, not an execution of the astronomical R1/R2/R3 search or a QROM security proof.</w:t>
       </w:r>
     </w:p>
-    <w:bookmarkEnd w:id="39"/>
-    <w:bookmarkEnd w:id="40"/>
-    <w:bookmarkStart w:id="41" w:name="re-evaluation-of-concrete-attacks"/>
+    <w:bookmarkEnd w:id="42"/>
+    <w:bookmarkEnd w:id="43"/>
+    <w:bookmarkStart w:id="44" w:name="re-evaluation-of-concrete-attacks"/>
     <w:p>
       <w:pPr>
         <w:pStyle w:val="Heading1"/>
@@ -33914,11 +38367,23 @@
         <w:pStyle w:val="FirstParagraph"/>
       </w:pPr>
       <w:r>
-        <w:t xml:space="preserve">The union bound does not address high-weight relations or non-linear distinguishers. Exact finite arithmetic and toy regressions are stored in `formal-verification-and-mathematical-proofs/`.</w:t>
+        <w:t xml:space="preserve">The union bound does not address high-weight relations or non-linear distinguishers. Exact finite arithmetic and toy regressions are stored in</w:t>
+      </w:r>
+      <w:r>
+        <w:t xml:space="preserve"> </w:t>
+      </w:r>
+      <w:r>
+        <w:rPr>
+          <w:rStyle w:val="VerbatimChar"/>
+        </w:rPr>
+        <w:t xml:space="preserve">formal-verification-and-mathematical-proofs/</w:t>
+      </w:r>
+      <w:r>
+        <w:t xml:space="preserve">.</w:t>
       </w:r>
     </w:p>
-    <w:bookmarkEnd w:id="41"/>
-    <w:bookmarkStart w:id="42" w:name="X09c951edd6ad5a0620cecf358fd11cee4c6687f"/>
+    <w:bookmarkEnd w:id="44"/>
+    <w:bookmarkStart w:id="45" w:name="X09c951edd6ad5a0620cecf358fd11cee4c6687f"/>
     <w:p>
       <w:pPr>
         <w:pStyle w:val="Heading1"/>
@@ -35148,8 +39613,8 @@
         <w:t xml:space="preserve">are identifiers, not certified bit-security. The clean-basis row reports exactly one method. The message-failure row is derived from idealized independent noise and bounded-distance decoding, not an execution-tested failure estimate. These profiles also have very large public keys and ciphertexts by contemporary KEM standards.</w:t>
       </w:r>
     </w:p>
-    <w:bookmarkEnd w:id="42"/>
-    <w:bookmarkStart w:id="54" w:name="Xe648b1b6ee4ad46cdea84b3f4a56d864d2eab7b"/>
+    <w:bookmarkEnd w:id="45"/>
+    <w:bookmarkStart w:id="58" w:name="Xe648b1b6ee4ad46cdea84b3f4a56d864d2eab7b"/>
     <w:p>
       <w:pPr>
         <w:pStyle w:val="Heading1"/>
@@ -35158,7 +39623,7 @@
         <w:t xml:space="preserve">12. Further structural cryptanalysis toward NCSG-only security</w:t>
       </w:r>
     </w:p>
-    <w:bookmarkStart w:id="43" w:name="Xcc936c4f41f389694b743b260f1d75260526322"/>
+    <w:bookmarkStart w:id="46" w:name="Xcc936c4f41f389694b743b260f1d75260526322"/>
     <w:p>
       <w:pPr>
         <w:pStyle w:val="Heading2"/>
@@ -35458,15 +39923,14 @@
     <w:tbl>
       <w:tblPr>
         <w:tblStyle w:val="Table"/>
-        <w:tblW w:type="pct" w:w="5000"/>
+        <w:tblW w:type="auto" w:w="0"/>
         <w:tblLook w:firstRow="1" w:lastRow="0" w:firstColumn="0" w:lastColumn="0" w:noHBand="0" w:noVBand="0" w:val="0020"/>
         <w:jc w:val="start"/>
       </w:tblPr>
       <w:tblGrid>
-        <w:gridCol w:w="1980"/>
-        <w:gridCol w:w="1980"/>
-        <w:gridCol w:w="1980"/>
-        <w:gridCol w:w="1980"/>
+        <w:gridCol w:w="2640"/>
+        <w:gridCol w:w="2640"/>
+        <w:gridCol w:w="2640"/>
       </w:tblGrid>
       <w:tr>
         <w:trPr>
@@ -35492,18 +39956,6 @@
               <w:jc w:val="right"/>
             </w:pPr>
             <w:r>
-              <w:t xml:space="preserve">Labels</w:t>
-            </w:r>
-          </w:p>
-        </w:tc>
-        <w:tc>
-          <w:tcPr/>
-          <w:p>
-            <w:pPr>
-              <w:pStyle w:val="Compact"/>
-              <w:jc w:val="right"/>
-            </w:pPr>
-            <w:r>
               <w:t xml:space="preserve">Public label matrix (bytes)</w:t>
             </w:r>
           </w:p>
@@ -35516,7 +39968,7 @@
               <w:jc w:val="right"/>
             </w:pPr>
             <w:r>
-              <w:t xml:space="preserve">One KEM ciphertext (bytes)</w:t>
+              <w:t xml:space="preserve">Ciphertext (bytes)</w:t>
             </w:r>
           </w:p>
         </w:tc>
@@ -35531,18 +39983,6 @@
             </w:pPr>
             <w:r>
               <w:t xml:space="preserve">SGD-R1</w:t>
-            </w:r>
-          </w:p>
-        </w:tc>
-        <w:tc>
-          <w:tcPr/>
-          <w:p>
-            <w:pPr>
-              <w:pStyle w:val="Compact"/>
-              <w:jc w:val="right"/>
-            </w:pPr>
-            <w:r>
-              <w:t xml:space="preserve">27,648</w:t>
             </w:r>
           </w:p>
         </w:tc>
@@ -35592,18 +40032,6 @@
               <w:jc w:val="right"/>
             </w:pPr>
             <w:r>
-              <w:t xml:space="preserve">124,416</w:t>
-            </w:r>
-          </w:p>
-        </w:tc>
-        <w:tc>
-          <w:tcPr/>
-          <w:p>
-            <w:pPr>
-              <w:pStyle w:val="Compact"/>
-              <w:jc w:val="right"/>
-            </w:pPr>
-            <w:r>
               <w:t xml:space="preserve">149,299,200</w:t>
             </w:r>
           </w:p>
@@ -35642,18 +40070,6 @@
               <w:jc w:val="right"/>
             </w:pPr>
             <w:r>
-              <w:t xml:space="preserve">497,664</w:t>
-            </w:r>
-          </w:p>
-        </w:tc>
-        <w:tc>
-          <w:tcPr/>
-          <w:p>
-            <w:pPr>
-              <w:pStyle w:val="Compact"/>
-              <w:jc w:val="right"/>
-            </w:pPr>
-            <w:r>
               <w:t xml:space="preserve">796,262,400</w:t>
             </w:r>
           </w:p>
@@ -35712,8 +40128,8 @@
         <w:t xml:space="preserve">from the original algorithms, not implementation measurements or a weak-attack estimate. A new compression claim would need to show correctness and security after the changed ciphertext distribution. An external KEM or combiner would not repair this construction’s bandwidth defect.</w:t>
       </w:r>
     </w:p>
-    <w:bookmarkEnd w:id="43"/>
-    <w:bookmarkStart w:id="44" w:name="Xb91f30c987f197e5d16c01affa970c53655b8d7"/>
+    <w:bookmarkEnd w:id="46"/>
+    <w:bookmarkStart w:id="47" w:name="Xb91f30c987f197e5d16c01affa970c53655b8d7"/>
     <w:p>
       <w:pPr>
         <w:pStyle w:val="Heading2"/>
@@ -35988,8 +40404,8 @@
         <w:t xml:space="preserve">, the attack enumerates group sets and candidate positions until finding a rank-three set of four labels; extending the recovered span identifies all five planted labels. This is a regression against too-strong security narratives; toy performance must not be extrapolated into a finite security-level claim. The attack cost increases combinatorially for the larger parameters and is not a measured full-profile break.</w:t>
       </w:r>
     </w:p>
-    <w:bookmarkEnd w:id="44"/>
-    <w:bookmarkStart w:id="45" w:name="profile-specific-attack-and-proof-matrix"/>
+    <w:bookmarkEnd w:id="47"/>
+    <w:bookmarkStart w:id="48" w:name="profile-specific-attack-and-proof-matrix"/>
     <w:p>
       <w:pPr>
         <w:pStyle w:val="Heading2"/>
@@ -36492,8 +40908,8 @@
         </w:tc>
       </w:tr>
     </w:tbl>
-    <w:bookmarkEnd w:id="45"/>
-    <w:bookmarkStart w:id="46" w:name="Xd945509a82468b365e34cb2f8923c22697719f8"/>
+    <w:bookmarkEnd w:id="48"/>
+    <w:bookmarkStart w:id="49" w:name="Xd945509a82468b365e34cb2f8923c22697719f8"/>
     <w:p>
       <w:pPr>
         <w:pStyle w:val="Heading2"/>
@@ -36560,8 +40976,8 @@
         <w:t xml:space="preserve">. The following two mathematically testable experiments are new NCSG-native directions; we must reject any candidate failing either adversarial test before treating it as a KEM.</w:t>
       </w:r>
     </w:p>
-    <w:bookmarkEnd w:id="46"/>
-    <w:bookmarkStart w:id="47" w:name="Xf023397d9e5f049c56fe178f970469200778625"/>
+    <w:bookmarkEnd w:id="49"/>
+    <w:bookmarkStart w:id="50" w:name="Xf023397d9e5f049c56fe178f970469200778625"/>
     <w:p>
       <w:pPr>
         <w:pStyle w:val="Heading2"/>
@@ -38541,8 +42957,8 @@
         <w:t xml:space="preserve">. They are algebraic consistency conditions, not a hardness reduction. A secret potential cannot be made difficult merely by publishing its two directional derivative tables: the constructive proof gives a polynomial-time recovery method up to additive constants. The accompanying exact finite fixture integrates one hundred random ternary tables and rejects deliberately inconsistent derivatives.</w:t>
       </w:r>
     </w:p>
-    <w:bookmarkEnd w:id="47"/>
-    <w:bookmarkStart w:id="48" w:name="Xc75a6596662a4123579ecbd2ca69767b28b34ef"/>
+    <w:bookmarkEnd w:id="50"/>
+    <w:bookmarkStart w:id="51" w:name="Xc75a6596662a4123579ecbd2ca69767b28b34ef"/>
     <w:p>
       <w:pPr>
         <w:pStyle w:val="Heading2"/>
@@ -40388,7 +44804,7 @@
         </m:sSub>
       </m:oMath>
       <w:r>
-        <w:t xml:space="preserve">, not the public membership test. Using more local constraints increases the public matrix and may even make its span full, at which point the zero and one distributions and private decoding must be reanalysed. Supplying an unexpanded arithmetic circuit exposing the</w:t>
+        <w:t xml:space="preserve">, not the public membership test. Adding local constraints that vanish at the same witness cannot make this span full: every added generator still lies in the proper kernel of evaluation at that witness. Constraints that do not vanish there abandon the stated decoding argument and require a different construction. Supplying an unexpanded arithmetic circuit exposing the</w:t>
       </w:r>
       <w:r>
         <w:t xml:space="preserve"> </w:t>
@@ -40442,8 +44858,8 @@
         <w:t xml:space="preserve">from the public key nor introducing an unaudited hard-decomposition assumption proves security. Every such redesign needs a new exact security game.</w:t>
       </w:r>
     </w:p>
-    <w:bookmarkEnd w:id="48"/>
-    <w:bookmarkStart w:id="49" w:name="X1830fe64b0727f49a9170c7407a0fcc905a681f"/>
+    <w:bookmarkEnd w:id="51"/>
+    <w:bookmarkStart w:id="52" w:name="X1830fe64b0727f49a9170c7407a0fcc905a681f"/>
     <w:p>
       <w:pPr>
         <w:pStyle w:val="Heading2"/>
@@ -40532,8 +44948,8 @@
         <w:t xml:space="preserve">an eligible construction and costed against all available classical and quantum attack algorithms. The three historical profiles in Section 11 remain attack baselines, not validated instantiations of the new direction.</w:t>
       </w:r>
     </w:p>
-    <w:bookmarkEnd w:id="49"/>
-    <w:bookmarkStart w:id="50" w:name="novelty-boundary-and-venue-target"/>
+    <w:bookmarkEnd w:id="52"/>
+    <w:bookmarkStart w:id="53" w:name="novelty-boundary-and-venue-target"/>
     <w:p>
       <w:pPr>
         <w:pStyle w:val="Heading2"/>
@@ -40608,29 +45024,47 @@
         <w:t xml:space="preserve"> </w:t>
       </w:r>
       <w:r>
-        <w:t xml:space="preserve">`research-2028/math/multidirection_cocycle.py`,</w:t>
-      </w:r>
-      <w:r>
-        <w:t xml:space="preserve"> </w:t>
-      </w:r>
-      <w:r>
-        <w:t xml:space="preserve">`research-2028/attacks/public_ideal_membership_break.py`, and</w:t>
-      </w:r>
-      <w:r>
-        <w:t xml:space="preserve"> </w:t>
-      </w:r>
-      <w:r>
-        <w:t xml:space="preserve">`research-2028/NCSG_ONLY_RESEARCH_STATUS.md`.</w:t>
+        <w:rPr>
+          <w:rStyle w:val="VerbatimChar"/>
+        </w:rPr>
+        <w:t xml:space="preserve">research-2028/math/multidirection_cocycle.py</w:t>
+      </w:r>
+      <w:r>
+        <w:t xml:space="preserve">,</w:t>
+      </w:r>
+      <w:r>
+        <w:t xml:space="preserve"> </w:t>
+      </w:r>
+      <w:r>
+        <w:rPr>
+          <w:rStyle w:val="VerbatimChar"/>
+        </w:rPr>
+        <w:t xml:space="preserve">research-2028/attacks/public_ideal_membership_break.py</w:t>
+      </w:r>
+      <w:r>
+        <w:t xml:space="preserve">, and</w:t>
+      </w:r>
+      <w:r>
+        <w:t xml:space="preserve"> </w:t>
+      </w:r>
+      <w:r>
+        <w:rPr>
+          <w:rStyle w:val="VerbatimChar"/>
+        </w:rPr>
+        <w:t xml:space="preserve">research-2028/NCSG_ONLY_RESEARCH_STATUS.md</w:t>
+      </w:r>
+      <w:r>
+        <w:t xml:space="preserve">.</w:t>
       </w:r>
     </w:p>
-    <w:bookmarkEnd w:id="50"/>
-    <w:bookmarkStart w:id="53" w:name="X4b7ec0bde0377a3f890cee1cd1886b8c3ac5c95"/>
+    <w:bookmarkEnd w:id="53"/>
+    <w:bookmarkStart w:id="56" w:name="Xee9f0a5980011898d339f6578cfaa829d0e3b4d"/>
     <w:p>
       <w:pPr>
         <w:pStyle w:val="Heading2"/>
       </w:pPr>
       <w:r>
-        <w:t xml:space="preserve">12.9 Round 8: public global witness recovery under bounded incidence width (10 October 2026)</w:t>
+        <w:t xml:space="preserve">12.9 Round 8: public global witness recovery under bounded primal width (10 October 2026)</w:t>
       </w:r>
     </w:p>
     <w:p>
@@ -40685,7 +45119,7 @@
       <w:r>
         <w:t xml:space="preserve"> </w:t>
       </w:r>
-      <w:hyperlink r:id="rId51">
+      <w:hyperlink r:id="rId54">
         <w:r>
           <w:rPr>
             <w:rStyle w:val="Hyperlink"/>
@@ -41279,7 +45713,7 @@
         <w:t xml:space="preserve"> </w:t>
       </w:r>
       <w:r>
-        <w:t xml:space="preserve">is the number of factors. In particular the attack is polynomial-time for public instances with</w:t>
+        <w:t xml:space="preserve">is the number of factors. In particular the attack is polynomial-time when an order with</w:t>
       </w:r>
       <w:r>
         <w:t xml:space="preserve"> </w:t>
@@ -41337,6 +45771,43 @@
         </m:d>
       </m:oMath>
       <w:r>
+        <w:t xml:space="preserve"> </w:t>
+      </w:r>
+      <w:r>
+        <w:t xml:space="preserve">is supplied or found efficiently. The implemented min-fill heuristic need not find an optimal order; low treewidth alone is not a guarantee about that heuristic. Newly generated residual factors contain at most</w:t>
+      </w:r>
+      <w:r>
+        <w:t xml:space="preserve"> </w:t>
+      </w:r>
+      <m:oMath>
+        <m:sSup>
+          <m:e>
+            <m:r>
+              <m:t>3</m:t>
+            </m:r>
+          </m:e>
+          <m:sup>
+            <m:r>
+              <m:t>w</m:t>
+            </m:r>
+          </m:sup>
+        </m:sSup>
+      </m:oMath>
+      <w:r>
+        <w:t xml:space="preserve"> </w:t>
+      </w:r>
+      <w:r>
+        <w:t xml:space="preserve">rows, while input-factor storage is included in</w:t>
+      </w:r>
+      <w:r>
+        <w:t xml:space="preserve"> </w:t>
+      </w:r>
+      <m:oMath>
+        <m:r>
+          <m:t>L</m:t>
+        </m:r>
+      </m:oMath>
+      <w:r>
         <w:t xml:space="preserve">. This is a standard structural fact about CSPs, not proof of an end-to-end KEM attack on a scheme whose full KEM algorithms are undefined.</w:t>
       </w:r>
     </w:p>
@@ -41542,7 +46013,7 @@
       <w:r>
         <w:t xml:space="preserve"> </w:t>
       </w:r>
-      <w:hyperlink r:id="rId52">
+      <w:hyperlink r:id="rId55">
         <w:r>
           <w:rPr>
             <w:rStyle w:val="Hyperlink"/>
@@ -42258,15 +46729,14 @@
         <w:t xml:space="preserve">.</w:t>
       </w:r>
     </w:p>
-    <w:bookmarkEnd w:id="53"/>
-    <w:bookmarkEnd w:id="54"/>
-    <w:bookmarkStart w:id="55" w:name="Xcd158b9d3f06b4a07edfd0a58591f1d8a4791da"/>
+    <w:bookmarkEnd w:id="56"/>
+    <w:bookmarkStart w:id="57" w:name="Xe4e3614ddc030a3daa0eae2fa555316a297e64a"/>
     <w:p>
       <w:pPr>
-        <w:pStyle w:val="Heading1"/>
+        <w:pStyle w:val="Heading2"/>
       </w:pPr>
       <w:r>
-        <w:t xml:space="preserve">13. Verification, limitations and responsible next steps</w:t>
+        <w:t xml:space="preserve">12.10 Global shift recovery can remain efficient at high primal width</w:t>
       </w:r>
     </w:p>
     <w:p>
@@ -42274,6 +46744,1587 @@
         <w:pStyle w:val="FirstParagraph"/>
       </w:pPr>
       <w:r>
+        <w:t xml:space="preserve">Increasing primal width avoids only the particular low-width bound of Section 12.9. It need not remove the algebraic structure of the source factors.</w:t>
+      </w:r>
+    </w:p>
+    <w:p>
+      <w:pPr>
+        <w:pStyle w:val="BodyText"/>
+      </w:pPr>
+      <w:r>
+        <w:rPr>
+          <w:bCs/>
+          <w:b/>
+        </w:rPr>
+        <w:t xml:space="preserve">Theorem 12.10 (public global constant-shift criterion).</w:t>
+      </w:r>
+      <w:r>
+        <w:t xml:space="preserve"> </w:t>
+      </w:r>
+      <w:r>
+        <w:t xml:space="preserve">Let</w:t>
+      </w:r>
+      <w:r>
+        <w:t xml:space="preserve"> </w:t>
+      </w:r>
+      <m:oMath>
+        <m:r>
+          <m:t>F</m:t>
+        </m:r>
+        <m:d>
+          <m:dPr>
+            <m:begChr m:val="("/>
+            <m:endChr m:val=")"/>
+            <m:sepChr m:val=""/>
+            <m:grow/>
+          </m:dPr>
+          <m:e>
+            <m:r>
+              <m:t>x</m:t>
+            </m:r>
+          </m:e>
+        </m:d>
+        <m:r>
+          <m:rPr>
+            <m:sty m:val="p"/>
+          </m:rPr>
+          <m:t>=</m:t>
+        </m:r>
+        <m:sSubSup>
+          <m:e>
+            <m:d>
+              <m:dPr>
+                <m:begChr m:val="("/>
+                <m:endChr m:val=")"/>
+                <m:sepChr m:val=""/>
+                <m:grow/>
+              </m:dPr>
+              <m:e>
+                <m:sSub>
+                  <m:e>
+                    <m:r>
+                      <m:t>f</m:t>
+                    </m:r>
+                  </m:e>
+                  <m:sub>
+                    <m:r>
+                      <m:t>i</m:t>
+                    </m:r>
+                  </m:sub>
+                </m:sSub>
+                <m:d>
+                  <m:dPr>
+                    <m:begChr m:val="("/>
+                    <m:endChr m:val=")"/>
+                    <m:sepChr m:val=""/>
+                    <m:grow/>
+                  </m:dPr>
+                  <m:e>
+                    <m:r>
+                      <m:t>x</m:t>
+                    </m:r>
+                    <m:sSub>
+                      <m:e>
+                        <m:r>
+                          <m:rPr>
+                            <m:sty m:val="p"/>
+                          </m:rPr>
+                          <m:t>|</m:t>
+                        </m:r>
+                      </m:e>
+                      <m:sub>
+                        <m:sSub>
+                          <m:e>
+                            <m:r>
+                              <m:t>S</m:t>
+                            </m:r>
+                          </m:e>
+                          <m:sub>
+                            <m:r>
+                              <m:t>i</m:t>
+                            </m:r>
+                          </m:sub>
+                        </m:sSub>
+                      </m:sub>
+                    </m:sSub>
+                  </m:e>
+                </m:d>
+              </m:e>
+            </m:d>
+          </m:e>
+          <m:sub>
+            <m:r>
+              <m:t>i</m:t>
+            </m:r>
+            <m:r>
+              <m:rPr>
+                <m:sty m:val="p"/>
+              </m:rPr>
+              <m:t>=</m:t>
+            </m:r>
+            <m:r>
+              <m:t>1</m:t>
+            </m:r>
+          </m:sub>
+          <m:sup>
+            <m:r>
+              <m:t>m</m:t>
+            </m:r>
+          </m:sup>
+        </m:sSubSup>
+      </m:oMath>
+      <w:r>
+        <w:t xml:space="preserve">, with complete public local ternary function tables and public scopes. Write</w:t>
+      </w:r>
+      <w:r>
+        <w:t xml:space="preserve"> </w:t>
+      </w:r>
+      <m:oMath>
+        <m:sSub>
+          <m:e>
+            <m:r>
+              <m:t>C</m:t>
+            </m:r>
+          </m:e>
+          <m:sub>
+            <m:r>
+              <m:t>i</m:t>
+            </m:r>
+          </m:sub>
+        </m:sSub>
+        <m:r>
+          <m:rPr>
+            <m:sty m:val="p"/>
+          </m:rPr>
+          <m:t>=</m:t>
+        </m:r>
+        <m:r>
+          <m:t>C</m:t>
+        </m:r>
+        <m:d>
+          <m:dPr>
+            <m:begChr m:val="("/>
+            <m:endChr m:val=")"/>
+            <m:sepChr m:val=""/>
+            <m:grow/>
+          </m:dPr>
+          <m:e>
+            <m:sSub>
+              <m:e>
+                <m:r>
+                  <m:t>f</m:t>
+                </m:r>
+              </m:e>
+              <m:sub>
+                <m:r>
+                  <m:t>i</m:t>
+                </m:r>
+              </m:sub>
+            </m:sSub>
+          </m:e>
+        </m:d>
+      </m:oMath>
+      <w:r>
+        <w:t xml:space="preserve"> </w:t>
+      </w:r>
+      <w:r>
+        <w:t xml:space="preserve">and</w:t>
+      </w:r>
+      <w:r>
+        <w:t xml:space="preserve"> </w:t>
+      </w:r>
+      <m:oMath>
+        <m:sSub>
+          <m:e>
+            <m:r>
+              <m:t>c</m:t>
+            </m:r>
+          </m:e>
+          <m:sub>
+            <m:r>
+              <m:t>i</m:t>
+            </m:r>
+          </m:sub>
+        </m:sSub>
+        <m:d>
+          <m:dPr>
+            <m:begChr m:val="("/>
+            <m:endChr m:val=")"/>
+            <m:sepChr m:val=""/>
+            <m:grow/>
+          </m:dPr>
+          <m:e>
+            <m:r>
+              <m:t>h</m:t>
+            </m:r>
+          </m:e>
+        </m:d>
+        <m:r>
+          <m:rPr>
+            <m:sty m:val="p"/>
+          </m:rPr>
+          <m:t>=</m:t>
+        </m:r>
+        <m:sSub>
+          <m:e>
+            <m:r>
+              <m:t>f</m:t>
+            </m:r>
+          </m:e>
+          <m:sub>
+            <m:r>
+              <m:t>i</m:t>
+            </m:r>
+          </m:sub>
+        </m:sSub>
+        <m:d>
+          <m:dPr>
+            <m:begChr m:val="("/>
+            <m:endChr m:val=")"/>
+            <m:sepChr m:val=""/>
+            <m:grow/>
+          </m:dPr>
+          <m:e>
+            <m:r>
+              <m:t>h</m:t>
+            </m:r>
+          </m:e>
+        </m:d>
+        <m:r>
+          <m:rPr>
+            <m:sty m:val="p"/>
+          </m:rPr>
+          <m:t>−</m:t>
+        </m:r>
+        <m:sSub>
+          <m:e>
+            <m:r>
+              <m:t>f</m:t>
+            </m:r>
+          </m:e>
+          <m:sub>
+            <m:r>
+              <m:t>i</m:t>
+            </m:r>
+          </m:sub>
+        </m:sSub>
+        <m:d>
+          <m:dPr>
+            <m:begChr m:val="("/>
+            <m:endChr m:val=")"/>
+            <m:sepChr m:val=""/>
+            <m:grow/>
+          </m:dPr>
+          <m:e>
+            <m:r>
+              <m:t>0</m:t>
+            </m:r>
+          </m:e>
+        </m:d>
+      </m:oMath>
+      <w:r>
+        <w:t xml:space="preserve"> </w:t>
+      </w:r>
+      <w:r>
+        <w:t xml:space="preserve">for its constant-shift subspace and increment map. Define</w:t>
+      </w:r>
+    </w:p>
+    <w:p>
+      <w:pPr>
+        <w:pStyle w:val="BodyText"/>
+      </w:pPr>
+      <m:oMathPara>
+        <m:oMathParaPr>
+          <m:jc m:val="center"/>
+        </m:oMathParaPr>
+        <m:oMath>
+          <m:r>
+            <m:t>D</m:t>
+          </m:r>
+          <m:r>
+            <m:rPr>
+              <m:sty m:val="p"/>
+            </m:rPr>
+            <m:t>=</m:t>
+          </m:r>
+          <m:r>
+            <m:rPr>
+              <m:sty m:val="p"/>
+            </m:rPr>
+            <m:t>{</m:t>
+          </m:r>
+          <m:r>
+            <m:t>h</m:t>
+          </m:r>
+          <m:r>
+            <m:rPr>
+              <m:sty m:val="p"/>
+            </m:rPr>
+            <m:t>∈</m:t>
+          </m:r>
+          <m:sSubSup>
+            <m:e>
+              <m:r>
+                <m:rPr>
+                  <m:sty m:val="p"/>
+                  <m:scr m:val="double-struck"/>
+                </m:rPr>
+                <m:t>F</m:t>
+              </m:r>
+            </m:e>
+            <m:sub>
+              <m:r>
+                <m:t>3</m:t>
+              </m:r>
+            </m:sub>
+            <m:sup>
+              <m:r>
+                <m:t>n</m:t>
+              </m:r>
+            </m:sup>
+          </m:sSubSup>
+          <m:r>
+            <m:rPr>
+              <m:sty m:val="p"/>
+            </m:rPr>
+            <m:t>:</m:t>
+          </m:r>
+          <m:r>
+            <m:t>h</m:t>
+          </m:r>
+          <m:sSub>
+            <m:e>
+              <m:r>
+                <m:rPr>
+                  <m:sty m:val="p"/>
+                </m:rPr>
+                <m:t>|</m:t>
+              </m:r>
+            </m:e>
+            <m:sub>
+              <m:sSub>
+                <m:e>
+                  <m:r>
+                    <m:t>S</m:t>
+                  </m:r>
+                </m:e>
+                <m:sub>
+                  <m:r>
+                    <m:t>i</m:t>
+                  </m:r>
+                </m:sub>
+              </m:sSub>
+            </m:sub>
+          </m:sSub>
+          <m:r>
+            <m:rPr>
+              <m:sty m:val="p"/>
+            </m:rPr>
+            <m:t>∈</m:t>
+          </m:r>
+          <m:sSub>
+            <m:e>
+              <m:r>
+                <m:t>C</m:t>
+              </m:r>
+            </m:e>
+            <m:sub>
+              <m:r>
+                <m:t>i</m:t>
+              </m:r>
+            </m:sub>
+          </m:sSub>
+          <m:r>
+            <m:rPr>
+              <m:nor/>
+              <m:sty m:val="p"/>
+            </m:rPr>
+            <m:t> for every </m:t>
+          </m:r>
+          <m:r>
+            <m:t>i</m:t>
+          </m:r>
+          <m:r>
+            <m:rPr>
+              <m:sty m:val="p"/>
+            </m:rPr>
+            <m:t>}</m:t>
+          </m:r>
+          <m:r>
+            <m:rPr>
+              <m:sty m:val="p"/>
+            </m:rPr>
+            <m:t>,</m:t>
+          </m:r>
+        </m:oMath>
+      </m:oMathPara>
+    </w:p>
+    <w:p>
+      <w:pPr>
+        <w:pStyle w:val="FirstParagraph"/>
+      </w:pPr>
+      <m:oMathPara>
+        <m:oMathParaPr>
+          <m:jc m:val="center"/>
+        </m:oMathParaPr>
+        <m:oMath>
+          <m:r>
+            <m:t>Γ</m:t>
+          </m:r>
+          <m:d>
+            <m:dPr>
+              <m:begChr m:val="("/>
+              <m:endChr m:val=")"/>
+              <m:sepChr m:val=""/>
+              <m:grow/>
+            </m:dPr>
+            <m:e>
+              <m:r>
+                <m:t>h</m:t>
+              </m:r>
+            </m:e>
+          </m:d>
+          <m:r>
+            <m:rPr>
+              <m:sty m:val="p"/>
+            </m:rPr>
+            <m:t>=</m:t>
+          </m:r>
+          <m:sSubSup>
+            <m:e>
+              <m:d>
+                <m:dPr>
+                  <m:begChr m:val="("/>
+                  <m:endChr m:val=")"/>
+                  <m:sepChr m:val=""/>
+                  <m:grow/>
+                </m:dPr>
+                <m:e>
+                  <m:sSub>
+                    <m:e>
+                      <m:r>
+                        <m:t>c</m:t>
+                      </m:r>
+                    </m:e>
+                    <m:sub>
+                      <m:r>
+                        <m:t>i</m:t>
+                      </m:r>
+                    </m:sub>
+                  </m:sSub>
+                  <m:d>
+                    <m:dPr>
+                      <m:begChr m:val="("/>
+                      <m:endChr m:val=")"/>
+                      <m:sepChr m:val=""/>
+                      <m:grow/>
+                    </m:dPr>
+                    <m:e>
+                      <m:r>
+                        <m:t>h</m:t>
+                      </m:r>
+                      <m:sSub>
+                        <m:e>
+                          <m:r>
+                            <m:rPr>
+                              <m:sty m:val="p"/>
+                            </m:rPr>
+                            <m:t>|</m:t>
+                          </m:r>
+                        </m:e>
+                        <m:sub>
+                          <m:sSub>
+                            <m:e>
+                              <m:r>
+                                <m:t>S</m:t>
+                              </m:r>
+                            </m:e>
+                            <m:sub>
+                              <m:r>
+                                <m:t>i</m:t>
+                              </m:r>
+                            </m:sub>
+                          </m:sSub>
+                        </m:sub>
+                      </m:sSub>
+                    </m:e>
+                  </m:d>
+                </m:e>
+              </m:d>
+            </m:e>
+            <m:sub>
+              <m:r>
+                <m:t>i</m:t>
+              </m:r>
+              <m:r>
+                <m:rPr>
+                  <m:sty m:val="p"/>
+                </m:rPr>
+                <m:t>=</m:t>
+              </m:r>
+              <m:r>
+                <m:t>1</m:t>
+              </m:r>
+            </m:sub>
+            <m:sup>
+              <m:r>
+                <m:t>m</m:t>
+              </m:r>
+            </m:sup>
+          </m:sSubSup>
+          <m:r>
+            <m:rPr>
+              <m:sty m:val="p"/>
+            </m:rPr>
+            <m:t>.</m:t>
+          </m:r>
+        </m:oMath>
+      </m:oMathPara>
+    </w:p>
+    <w:p>
+      <w:pPr>
+        <w:pStyle w:val="FirstParagraph"/>
+      </w:pPr>
+      <w:r>
+        <w:t xml:space="preserve">Both</w:t>
+      </w:r>
+      <w:r>
+        <w:t xml:space="preserve"> </w:t>
+      </w:r>
+      <m:oMath>
+        <m:r>
+          <m:t>D</m:t>
+        </m:r>
+      </m:oMath>
+      <w:r>
+        <w:t xml:space="preserve"> </w:t>
+      </w:r>
+      <w:r>
+        <w:t xml:space="preserve">and</w:t>
+      </w:r>
+      <w:r>
+        <w:t xml:space="preserve"> </w:t>
+      </w:r>
+      <m:oMath>
+        <m:r>
+          <m:t>Γ</m:t>
+        </m:r>
+      </m:oMath>
+      <w:r>
+        <w:t xml:space="preserve"> </w:t>
+      </w:r>
+      <w:r>
+        <w:t xml:space="preserve">are computable by public finite-field linear algebra after enumerating the local constant shifts. For every target</w:t>
+      </w:r>
+      <w:r>
+        <w:t xml:space="preserve"> </w:t>
+      </w:r>
+      <m:oMath>
+        <m:r>
+          <m:t>t</m:t>
+        </m:r>
+      </m:oMath>
+      <w:r>
+        <w:t xml:space="preserve"> </w:t>
+      </w:r>
+      <w:r>
+        <w:t xml:space="preserve">with</w:t>
+      </w:r>
+      <w:r>
+        <w:t xml:space="preserve"> </w:t>
+      </w:r>
+      <m:oMath>
+        <m:r>
+          <m:t>t</m:t>
+        </m:r>
+        <m:r>
+          <m:rPr>
+            <m:sty m:val="p"/>
+          </m:rPr>
+          <m:t>−</m:t>
+        </m:r>
+        <m:r>
+          <m:t>F</m:t>
+        </m:r>
+        <m:d>
+          <m:dPr>
+            <m:begChr m:val="("/>
+            <m:endChr m:val=")"/>
+            <m:sepChr m:val=""/>
+            <m:grow/>
+          </m:dPr>
+          <m:e>
+            <m:r>
+              <m:t>0</m:t>
+            </m:r>
+          </m:e>
+        </m:d>
+        <m:r>
+          <m:rPr>
+            <m:sty m:val="p"/>
+          </m:rPr>
+          <m:t>∈</m:t>
+        </m:r>
+        <m:r>
+          <m:rPr>
+            <m:sty m:val="p"/>
+          </m:rPr>
+          <m:t>im</m:t>
+        </m:r>
+        <m:r>
+          <m:t>Γ</m:t>
+        </m:r>
+      </m:oMath>
+      <w:r>
+        <w:t xml:space="preserve">, the attacker recovers a complete global witness. If</w:t>
+      </w:r>
+      <w:r>
+        <w:t xml:space="preserve"> </w:t>
+      </w:r>
+      <m:oMath>
+        <m:r>
+          <m:t>Γ</m:t>
+        </m:r>
+      </m:oMath>
+      <w:r>
+        <w:t xml:space="preserve"> </w:t>
+      </w:r>
+      <w:r>
+        <w:t xml:space="preserve">is onto the full joint output space, every joint target is publicly invertible. The cost is polynomial in the total explicit local table encoding length and global dimensions, independently of primal width.</w:t>
+      </w:r>
+    </w:p>
+    <w:p>
+      <w:pPr>
+        <w:pStyle w:val="BodyText"/>
+      </w:pPr>
+      <w:r>
+        <w:rPr>
+          <w:bCs/>
+          <w:b/>
+        </w:rPr>
+        <w:t xml:space="preserve">Proof.</w:t>
+      </w:r>
+      <w:r>
+        <w:t xml:space="preserve"> </w:t>
+      </w:r>
+      <w:r>
+        <w:t xml:space="preserve">Constant-shift sets are linear: derivatives telescope under addition of shifts, and scalar multiplication follows in</w:t>
+      </w:r>
+      <w:r>
+        <w:t xml:space="preserve"> </w:t>
+      </w:r>
+      <m:oMath>
+        <m:sSub>
+          <m:e>
+            <m:r>
+              <m:rPr>
+                <m:sty m:val="p"/>
+                <m:scr m:val="double-struck"/>
+              </m:rPr>
+              <m:t>F</m:t>
+            </m:r>
+          </m:e>
+          <m:sub>
+            <m:r>
+              <m:t>3</m:t>
+            </m:r>
+          </m:sub>
+        </m:sSub>
+      </m:oMath>
+      <w:r>
+        <w:t xml:space="preserve">. Their increment maps are linear for the same reason. Compute each</w:t>
+      </w:r>
+      <w:r>
+        <w:t xml:space="preserve"> </w:t>
+      </w:r>
+      <m:oMath>
+        <m:sSub>
+          <m:e>
+            <m:r>
+              <m:t>C</m:t>
+            </m:r>
+          </m:e>
+          <m:sub>
+            <m:r>
+              <m:t>i</m:t>
+            </m:r>
+          </m:sub>
+        </m:sSub>
+      </m:oMath>
+      <w:r>
+        <w:t xml:space="preserve"> </w:t>
+      </w:r>
+      <w:r>
+        <w:t xml:space="preserve">by testing its candidate local shifts against every local input. Compute its annihilator and lift those homogeneous linear equations to the global coordinates. Their common kernel is exactly</w:t>
+      </w:r>
+      <w:r>
+        <w:t xml:space="preserve"> </w:t>
+      </w:r>
+      <m:oMath>
+        <m:r>
+          <m:t>D</m:t>
+        </m:r>
+      </m:oMath>
+      <w:r>
+        <w:t xml:space="preserve">. For a basis of this kernel, evaluate the corresponding public increments to obtain a matrix for</w:t>
+      </w:r>
+      <w:r>
+        <w:t xml:space="preserve"> </w:t>
+      </w:r>
+      <m:oMath>
+        <m:r>
+          <m:t>Γ</m:t>
+        </m:r>
+      </m:oMath>
+      <w:r>
+        <w:t xml:space="preserve">. The identities in each factor imply</w:t>
+      </w:r>
+      <w:r>
+        <w:t xml:space="preserve"> </w:t>
+      </w:r>
+      <m:oMath>
+        <m:r>
+          <m:t>F</m:t>
+        </m:r>
+        <m:d>
+          <m:dPr>
+            <m:begChr m:val="("/>
+            <m:endChr m:val=")"/>
+            <m:sepChr m:val=""/>
+            <m:grow/>
+          </m:dPr>
+          <m:e>
+            <m:r>
+              <m:t>x</m:t>
+            </m:r>
+            <m:r>
+              <m:rPr>
+                <m:sty m:val="p"/>
+              </m:rPr>
+              <m:t>+</m:t>
+            </m:r>
+            <m:r>
+              <m:t>h</m:t>
+            </m:r>
+          </m:e>
+        </m:d>
+        <m:r>
+          <m:rPr>
+            <m:sty m:val="p"/>
+          </m:rPr>
+          <m:t>=</m:t>
+        </m:r>
+        <m:r>
+          <m:t>F</m:t>
+        </m:r>
+        <m:d>
+          <m:dPr>
+            <m:begChr m:val="("/>
+            <m:endChr m:val=")"/>
+            <m:sepChr m:val=""/>
+            <m:grow/>
+          </m:dPr>
+          <m:e>
+            <m:r>
+              <m:t>x</m:t>
+            </m:r>
+          </m:e>
+        </m:d>
+        <m:r>
+          <m:rPr>
+            <m:sty m:val="p"/>
+          </m:rPr>
+          <m:t>+</m:t>
+        </m:r>
+        <m:r>
+          <m:t>Γ</m:t>
+        </m:r>
+        <m:d>
+          <m:dPr>
+            <m:begChr m:val="("/>
+            <m:endChr m:val=")"/>
+            <m:sepChr m:val=""/>
+            <m:grow/>
+          </m:dPr>
+          <m:e>
+            <m:r>
+              <m:t>h</m:t>
+            </m:r>
+          </m:e>
+        </m:d>
+      </m:oMath>
+      <w:r>
+        <w:t xml:space="preserve"> </w:t>
+      </w:r>
+      <w:r>
+        <w:t xml:space="preserve">for every</w:t>
+      </w:r>
+      <w:r>
+        <w:t xml:space="preserve"> </w:t>
+      </w:r>
+      <m:oMath>
+        <m:r>
+          <m:t>h</m:t>
+        </m:r>
+        <m:r>
+          <m:rPr>
+            <m:sty m:val="p"/>
+          </m:rPr>
+          <m:t>∈</m:t>
+        </m:r>
+        <m:r>
+          <m:t>D</m:t>
+        </m:r>
+      </m:oMath>
+      <w:r>
+        <w:t xml:space="preserve">. Solve</w:t>
+      </w:r>
+      <w:r>
+        <w:t xml:space="preserve"> </w:t>
+      </w:r>
+      <m:oMath>
+        <m:r>
+          <m:t>Γ</m:t>
+        </m:r>
+        <m:d>
+          <m:dPr>
+            <m:begChr m:val="("/>
+            <m:endChr m:val=")"/>
+            <m:sepChr m:val=""/>
+            <m:grow/>
+          </m:dPr>
+          <m:e>
+            <m:r>
+              <m:t>h</m:t>
+            </m:r>
+          </m:e>
+        </m:d>
+        <m:r>
+          <m:rPr>
+            <m:sty m:val="p"/>
+          </m:rPr>
+          <m:t>=</m:t>
+        </m:r>
+        <m:r>
+          <m:t>t</m:t>
+        </m:r>
+        <m:r>
+          <m:rPr>
+            <m:sty m:val="p"/>
+          </m:rPr>
+          <m:t>−</m:t>
+        </m:r>
+        <m:r>
+          <m:t>F</m:t>
+        </m:r>
+        <m:d>
+          <m:dPr>
+            <m:begChr m:val="("/>
+            <m:endChr m:val=")"/>
+            <m:sepChr m:val=""/>
+            <m:grow/>
+          </m:dPr>
+          <m:e>
+            <m:r>
+              <m:t>0</m:t>
+            </m:r>
+          </m:e>
+        </m:d>
+      </m:oMath>
+      <w:r>
+        <w:t xml:space="preserve"> </w:t>
+      </w:r>
+      <w:r>
+        <w:t xml:space="preserve">and return</w:t>
+      </w:r>
+      <w:r>
+        <w:t xml:space="preserve"> </w:t>
+      </w:r>
+      <m:oMath>
+        <m:r>
+          <m:t>h</m:t>
+        </m:r>
+      </m:oMath>
+      <w:r>
+        <w:t xml:space="preserve">; independently verify the public equations. Each local search is at worst quadratic in its explicit domain size, and the remaining operations are polynomial linear algebra. If the linear system is inconsistent, the method reports</w:t>
+      </w:r>
+      <w:r>
+        <w:t xml:space="preserve"> </w:t>
+      </w:r>
+      <w:r>
+        <w:rPr>
+          <w:bCs/>
+          <w:b/>
+        </w:rPr>
+        <w:t xml:space="preserve">inconclusive</w:t>
+      </w:r>
+      <w:r>
+        <w:t xml:space="preserve">, because a solution outside the orbit</w:t>
+      </w:r>
+      <w:r>
+        <w:t xml:space="preserve"> </w:t>
+      </w:r>
+      <m:oMath>
+        <m:r>
+          <m:t>D</m:t>
+        </m:r>
+      </m:oMath>
+      <w:r>
+        <w:t xml:space="preserve"> </w:t>
+      </w:r>
+      <w:r>
+        <w:t xml:space="preserve">may still exist.</w:t>
+      </w:r>
+      <w:r>
+        <w:t xml:space="preserve"> </w:t>
+      </w:r>
+      <m:oMath>
+        <m:r>
+          <m:rPr>
+            <m:sty m:val="p"/>
+          </m:rPr>
+          <m:t>▫</m:t>
+        </m:r>
+      </m:oMath>
+    </w:p>
+    <w:p>
+      <w:pPr>
+        <w:pStyle w:val="BodyText"/>
+      </w:pPr>
+      <w:r>
+        <w:rPr>
+          <w:bCs/>
+          <w:b/>
+        </w:rPr>
+        <w:t xml:space="preserve">Explicit high-width easy family.</w:t>
+      </w:r>
+      <w:r>
+        <w:t xml:space="preserve"> </w:t>
+      </w:r>
+      <w:r>
+        <w:t xml:space="preserve">Fix</w:t>
+      </w:r>
+      <w:r>
+        <w:t xml:space="preserve"> </w:t>
+      </w:r>
+      <m:oMath>
+        <m:r>
+          <m:t>d</m:t>
+        </m:r>
+        <m:r>
+          <m:rPr>
+            <m:sty m:val="p"/>
+          </m:rPr>
+          <m:t>≥</m:t>
+        </m:r>
+        <m:r>
+          <m:t>2</m:t>
+        </m:r>
+      </m:oMath>
+      <w:r>
+        <w:t xml:space="preserve"> </w:t>
+      </w:r>
+      <w:r>
+        <w:t xml:space="preserve">and</w:t>
+      </w:r>
+      <w:r>
+        <w:t xml:space="preserve"> </w:t>
+      </w:r>
+      <m:oMath>
+        <m:r>
+          <m:t>r</m:t>
+        </m:r>
+        <m:r>
+          <m:rPr>
+            <m:sty m:val="p"/>
+          </m:rPr>
+          <m:t>≥</m:t>
+        </m:r>
+        <m:r>
+          <m:t>1</m:t>
+        </m:r>
+      </m:oMath>
+      <w:r>
+        <w:t xml:space="preserve">. Take</w:t>
+      </w:r>
+      <w:r>
+        <w:t xml:space="preserve"> </w:t>
+      </w:r>
+      <m:oMath>
+        <m:r>
+          <m:t>q</m:t>
+        </m:r>
+        <m:r>
+          <m:rPr>
+            <m:sty m:val="p"/>
+          </m:rPr>
+          <m:t>≥</m:t>
+        </m:r>
+        <m:r>
+          <m:t>d</m:t>
+        </m:r>
+      </m:oMath>
+      <w:r>
+        <w:t xml:space="preserve"> </w:t>
+      </w:r>
+      <w:r>
+        <w:t xml:space="preserve">shared right variables. For every</w:t>
+      </w:r>
+      <w:r>
+        <w:t xml:space="preserve"> </w:t>
+      </w:r>
+      <m:oMath>
+        <m:r>
+          <m:t>d</m:t>
+        </m:r>
+      </m:oMath>
+      <w:r>
+        <w:t xml:space="preserve">-subset of them, add one source-form factor with its own</w:t>
+      </w:r>
+      <w:r>
+        <w:t xml:space="preserve"> </w:t>
+      </w:r>
+      <m:oMath>
+        <m:r>
+          <m:t>r</m:t>
+        </m:r>
+      </m:oMath>
+      <w:r>
+        <w:t xml:space="preserve"> </w:t>
+      </w:r>
+      <w:r>
+        <w:t xml:space="preserve">private left variables. Let each local</w:t>
+      </w:r>
+      <w:r>
+        <w:t xml:space="preserve"> </w:t>
+      </w:r>
+      <m:oMath>
+        <m:sSub>
+          <m:e>
+            <m:r>
+              <m:t>B</m:t>
+            </m:r>
+          </m:e>
+          <m:sub>
+            <m:r>
+              <m:t>i</m:t>
+            </m:r>
+          </m:sub>
+        </m:sSub>
+      </m:oMath>
+      <w:r>
+        <w:t xml:space="preserve"> </w:t>
+      </w:r>
+      <w:r>
+        <w:t xml:space="preserve">be invertible block upper triangular, so its transformed right block depends only on the shared variables, while its left block depends invertibly on its private variables. Each factor is of the original form</w:t>
+      </w:r>
+      <w:r>
+        <w:t xml:space="preserve"> </w:t>
+      </w:r>
+      <m:oMath>
+        <m:sSub>
+          <m:e>
+            <m:r>
+              <m:t>A</m:t>
+            </m:r>
+          </m:e>
+          <m:sub>
+            <m:r>
+              <m:t>i</m:t>
+            </m:r>
+          </m:sub>
+        </m:sSub>
+        <m:sSub>
+          <m:e>
+            <m:r>
+              <m:t>u</m:t>
+            </m:r>
+          </m:e>
+          <m:sub>
+            <m:r>
+              <m:t>L</m:t>
+            </m:r>
+            <m:r>
+              <m:rPr>
+                <m:sty m:val="p"/>
+              </m:rPr>
+              <m:t>,</m:t>
+            </m:r>
+            <m:r>
+              <m:t>i</m:t>
+            </m:r>
+          </m:sub>
+        </m:sSub>
+        <m:r>
+          <m:rPr>
+            <m:sty m:val="p"/>
+          </m:rPr>
+          <m:t>+</m:t>
+        </m:r>
+        <m:sSub>
+          <m:e>
+            <m:r>
+              <m:t>Δ</m:t>
+            </m:r>
+          </m:e>
+          <m:sub>
+            <m:sSub>
+              <m:e>
+                <m:r>
+                  <m:t>a</m:t>
+                </m:r>
+              </m:e>
+              <m:sub>
+                <m:r>
+                  <m:t>i</m:t>
+                </m:r>
+              </m:sub>
+            </m:sSub>
+          </m:sub>
+        </m:sSub>
+        <m:sSub>
+          <m:e>
+            <m:r>
+              <m:t>Q</m:t>
+            </m:r>
+          </m:e>
+          <m:sub>
+            <m:r>
+              <m:t>i</m:t>
+            </m:r>
+          </m:sub>
+        </m:sSub>
+        <m:d>
+          <m:dPr>
+            <m:begChr m:val="("/>
+            <m:endChr m:val=")"/>
+            <m:sepChr m:val=""/>
+            <m:grow/>
+          </m:dPr>
+          <m:e>
+            <m:sSub>
+              <m:e>
+                <m:r>
+                  <m:t>u</m:t>
+                </m:r>
+              </m:e>
+              <m:sub>
+                <m:r>
+                  <m:t>R</m:t>
+                </m:r>
+                <m:r>
+                  <m:rPr>
+                    <m:sty m:val="p"/>
+                  </m:rPr>
+                  <m:t>,</m:t>
+                </m:r>
+                <m:r>
+                  <m:t>i</m:t>
+                </m:r>
+              </m:sub>
+            </m:sSub>
+          </m:e>
+        </m:d>
+      </m:oMath>
+      <w:r>
+        <w:t xml:space="preserve">.</w:t>
+      </w:r>
+    </w:p>
+    <w:p>
+      <w:pPr>
+        <w:pStyle w:val="BodyText"/>
+      </w:pPr>
+      <w:r>
+        <w:t xml:space="preserve">Every change to one factor’s private left variables is a global constant shift, affecting no other factor, and maps onto that factor’s output. Consequently</w:t>
+      </w:r>
+      <w:r>
+        <w:t xml:space="preserve"> </w:t>
+      </w:r>
+      <m:oMath>
+        <m:r>
+          <m:t>Γ</m:t>
+        </m:r>
+      </m:oMath>
+      <w:r>
+        <w:t xml:space="preserve"> </w:t>
+      </w:r>
+      <w:r>
+        <w:t xml:space="preserve">is surjective. Yet the shared variables form a clique</w:t>
+      </w:r>
+      <w:r>
+        <w:t xml:space="preserve"> </w:t>
+      </w:r>
+      <m:oMath>
+        <m:sSub>
+          <m:e>
+            <m:r>
+              <m:t>K</m:t>
+            </m:r>
+          </m:e>
+          <m:sub>
+            <m:r>
+              <m:t>q</m:t>
+            </m:r>
+          </m:sub>
+        </m:sSub>
+      </m:oMath>
+      <w:r>
+        <w:t xml:space="preserve"> </w:t>
+      </w:r>
+      <w:r>
+        <w:t xml:space="preserve">in the primal graph. Each local scope also forms a clique of size</w:t>
+      </w:r>
+      <w:r>
+        <w:t xml:space="preserve"> </w:t>
+      </w:r>
+      <m:oMath>
+        <m:r>
+          <m:t>r</m:t>
+        </m:r>
+        <m:r>
+          <m:rPr>
+            <m:sty m:val="p"/>
+          </m:rPr>
+          <m:t>+</m:t>
+        </m:r>
+        <m:r>
+          <m:t>d</m:t>
+        </m:r>
+      </m:oMath>
+      <w:r>
+        <w:t xml:space="preserve">. Eliminating all private variables first and then shared variables attains width</w:t>
+      </w:r>
+      <w:r>
+        <w:t xml:space="preserve"> </w:t>
+      </w:r>
+      <m:oMath>
+        <m:r>
+          <m:rPr>
+            <m:sty m:val="p"/>
+          </m:rPr>
+          <m:t>max</m:t>
+        </m:r>
+        <m:d>
+          <m:dPr>
+            <m:begChr m:val="("/>
+            <m:endChr m:val=")"/>
+            <m:sepChr m:val=""/>
+            <m:grow/>
+          </m:dPr>
+          <m:e>
+            <m:r>
+              <m:t>q</m:t>
+            </m:r>
+            <m:r>
+              <m:rPr>
+                <m:sty m:val="p"/>
+              </m:rPr>
+              <m:t>−</m:t>
+            </m:r>
+            <m:r>
+              <m:t>1</m:t>
+            </m:r>
+            <m:r>
+              <m:rPr>
+                <m:sty m:val="p"/>
+              </m:rPr>
+              <m:t>,</m:t>
+            </m:r>
+            <m:r>
+              <m:t>r</m:t>
+            </m:r>
+            <m:r>
+              <m:rPr>
+                <m:sty m:val="p"/>
+              </m:rPr>
+              <m:t>+</m:t>
+            </m:r>
+            <m:r>
+              <m:t>d</m:t>
+            </m:r>
+            <m:r>
+              <m:rPr>
+                <m:sty m:val="p"/>
+              </m:rPr>
+              <m:t>−</m:t>
+            </m:r>
+            <m:r>
+              <m:t>1</m:t>
+            </m:r>
+          </m:e>
+        </m:d>
+      </m:oMath>
+      <w:r>
+        <w:t xml:space="preserve">, matching the clique lower bound. For fixed</w:t>
+      </w:r>
+      <w:r>
+        <w:t xml:space="preserve"> </w:t>
+      </w:r>
+      <m:oMath>
+        <m:r>
+          <m:t>d</m:t>
+        </m:r>
+        <m:r>
+          <m:rPr>
+            <m:sty m:val="p"/>
+          </m:rPr>
+          <m:t>,</m:t>
+        </m:r>
+        <m:r>
+          <m:t>r</m:t>
+        </m:r>
+      </m:oMath>
+      <w:r>
+        <w:t xml:space="preserve">, both the number of factors</w:t>
+      </w:r>
+      <w:r>
+        <w:t xml:space="preserve"> </w:t>
+      </w:r>
+      <m:oMath>
+        <m:d>
+          <m:dPr>
+            <m:begChr m:val="("/>
+            <m:endChr m:val=")"/>
+            <m:sepChr m:val=""/>
+            <m:grow/>
+          </m:dPr>
+          <m:e>
+            <m:f>
+              <m:fPr>
+                <m:type m:val="noBar"/>
+              </m:fPr>
+              <m:num>
+                <m:r>
+                  <m:t>q</m:t>
+                </m:r>
+              </m:num>
+              <m:den>
+                <m:r>
+                  <m:t>d</m:t>
+                </m:r>
+              </m:den>
+            </m:f>
+          </m:e>
+        </m:d>
+      </m:oMath>
+      <w:r>
+        <w:t xml:space="preserve"> </w:t>
+      </w:r>
+      <w:r>
+        <w:t xml:space="preserve">and local table sizes remain polynomial in</w:t>
+      </w:r>
+      <w:r>
+        <w:t xml:space="preserve"> </w:t>
+      </w:r>
+      <m:oMath>
+        <m:r>
+          <m:t>q</m:t>
+        </m:r>
+      </m:oMath>
+      <w:r>
+        <w:t xml:space="preserve">, while primal width grows without bound. This supplies an explicit counterexample to the assertion that high primal width by itself establishes witness hardness.</w:t>
+      </w:r>
+    </w:p>
+    <w:p>
+      <w:pPr>
+        <w:pStyle w:val="BodyText"/>
+      </w:pPr>
+      <w:r>
+        <w:rPr>
+          <w:bCs/>
+          <w:b/>
+        </w:rPr>
+        <w:t xml:space="preserve">Distribution boundary.</w:t>
+      </w:r>
+      <w:r>
+        <w:t xml:space="preserve"> </w:t>
+      </w:r>
+      <w:r>
+        <w:t xml:space="preserve">The example deliberately uses block upper triangular local matrices; it is not the uniform-</w:t>
+      </w:r>
+      <m:oMath>
+        <m:r>
+          <m:t>G</m:t>
+        </m:r>
+        <m:sSub>
+          <m:e>
+            <m:r>
+              <m:t>L</m:t>
+            </m:r>
+          </m:e>
+          <m:sub>
+            <m:r>
+              <m:t>k</m:t>
+            </m:r>
+          </m:sub>
+        </m:sSub>
+      </m:oMath>
+      <w:r>
+        <w:t xml:space="preserve"> </w:t>
+      </w:r>
+      <w:r>
+        <w:t xml:space="preserve">source distribution and does not show that arbitrary random overlaps have a surjective global increment map. The executable tests include source-form overlapping factors for which no useful global constant shift exists. Returning inconclusive on such an instance establishes neither security nor unsatisfiability. Full public function tables are needed for this exact algorithm; a single target relation alone is not the same input.</w:t>
+      </w:r>
+    </w:p>
+    <w:p>
+      <w:pPr>
+        <w:pStyle w:val="BodyText"/>
+      </w:pPr>
+      <w:r>
+        <w:rPr>
+          <w:bCs/>
+          <w:b/>
+        </w:rPr>
+        <w:t xml:space="preserve">Finite evidence.</w:t>
+      </w:r>
+      <w:r>
+        <w:t xml:space="preserve"> </w:t>
+      </w:r>
+      <w:r>
+        <w:t xml:space="preserve">With fixed</w:t>
+      </w:r>
+      <w:r>
+        <w:t xml:space="preserve"> </w:t>
+      </w:r>
+      <m:oMath>
+        <m:d>
+          <m:dPr>
+            <m:begChr m:val="("/>
+            <m:endChr m:val=")"/>
+            <m:sepChr m:val=""/>
+            <m:grow/>
+          </m:dPr>
+          <m:e>
+            <m:r>
+              <m:t>k</m:t>
+            </m:r>
+            <m:r>
+              <m:rPr>
+                <m:sty m:val="p"/>
+              </m:rPr>
+              <m:t>,</m:t>
+            </m:r>
+            <m:r>
+              <m:t>d</m:t>
+            </m:r>
+            <m:r>
+              <m:rPr>
+                <m:sty m:val="p"/>
+              </m:rPr>
+              <m:t>,</m:t>
+            </m:r>
+            <m:r>
+              <m:t>r</m:t>
+            </m:r>
+          </m:e>
+        </m:d>
+        <m:r>
+          <m:rPr>
+            <m:sty m:val="p"/>
+          </m:rPr>
+          <m:t>=</m:t>
+        </m:r>
+        <m:d>
+          <m:dPr>
+            <m:begChr m:val="("/>
+            <m:endChr m:val=")"/>
+            <m:sepChr m:val=""/>
+            <m:grow/>
+          </m:dPr>
+          <m:e>
+            <m:r>
+              <m:t>3</m:t>
+            </m:r>
+            <m:r>
+              <m:rPr>
+                <m:sty m:val="p"/>
+              </m:rPr>
+              <m:t>,</m:t>
+            </m:r>
+            <m:r>
+              <m:t>2</m:t>
+            </m:r>
+            <m:r>
+              <m:rPr>
+                <m:sty m:val="p"/>
+              </m:rPr>
+              <m:t>,</m:t>
+            </m:r>
+            <m:r>
+              <m:t>1</m:t>
+            </m:r>
+          </m:e>
+        </m:d>
+      </m:oMath>
+      <w:r>
+        <w:t xml:space="preserve"> </w:t>
+      </w:r>
+      <w:r>
+        <w:t xml:space="preserve">and</w:t>
+      </w:r>
+      <w:r>
+        <w:t xml:space="preserve"> </w:t>
+      </w:r>
+      <m:oMath>
+        <m:r>
+          <m:t>q</m:t>
+        </m:r>
+        <m:r>
+          <m:rPr>
+            <m:sty m:val="p"/>
+          </m:rPr>
+          <m:t>=</m:t>
+        </m:r>
+        <m:r>
+          <m:t>4</m:t>
+        </m:r>
+        <m:r>
+          <m:rPr>
+            <m:sty m:val="p"/>
+          </m:rPr>
+          <m:t>,</m:t>
+        </m:r>
+        <m:r>
+          <m:t>8</m:t>
+        </m:r>
+        <m:r>
+          <m:rPr>
+            <m:sty m:val="p"/>
+          </m:rPr>
+          <m:t>,</m:t>
+        </m:r>
+        <m:r>
+          <m:t>12</m:t>
+        </m:r>
+      </m:oMath>
+      <w:r>
+        <w:t xml:space="preserve">, the test families have respectively 6, 28 and 66 factors, full increment ranks 6, 28 and 66, and primal widths 3, 7 and 11. A separate family uses the original R1 local geometry. Independent exhaustive checks on 32 small arbitrary global maps compare the recovered shift dimension and increment rank with complete ground truth. Satisfiable targets outside the shift image are deliberately tested and must be reported as inconclusive. These are reproducible algebraic counterexamples, not calibrated attacks on a completed replacement KEM.</w:t>
+      </w:r>
+    </w:p>
+    <w:bookmarkEnd w:id="57"/>
+    <w:bookmarkEnd w:id="58"/>
+    <w:bookmarkStart w:id="59" w:name="Xcd158b9d3f06b4a07edfd0a58591f1d8a4791da"/>
+    <w:p>
+      <w:pPr>
+        <w:pStyle w:val="Heading1"/>
+      </w:pPr>
+      <w:r>
+        <w:t xml:space="preserve">13. Verification, limitations and responsible next steps</w:t>
+      </w:r>
+    </w:p>
+    <w:p>
+      <w:pPr>
+        <w:pStyle w:val="FirstParagraph"/>
+      </w:pPr>
+      <w:r>
+        <w:t xml:space="preserve">The 11 October follow-up adds Theorem 4.8, its two fiber/key-recovery corollaries, and Theorem 12.10. Their proofs concern the stated mathematical models. Python regression tests are not proof-assistant verification of either those proofs or the implementation. No machine-checked IND-CPA, IND-CCA or QROM security theorem is present. The follow-up also fixes a dictionary-order defect in Round 6: skipping the first table entry could omit a valid projective direction when zero was not first. A reordered-table regression now checks exact recovery. The manuscript publishing workflow checks both manuscript sources and all mathematical/build inputs before committing generated files, preventing obsolete evidence from being published after a concurrent change.</w:t>
+      </w:r>
+    </w:p>
+    <w:p>
+      <w:pPr>
+        <w:pStyle w:val="BodyText"/>
+      </w:pPr>
+      <w:r>
         <w:t xml:space="preserve">The accompanying Python scripts verify the field modulus, exhaustive Boolean truth table, exact ternary affine-line partitions for all three source profile geometries, symbolic ternary triple leakage, small GRS row independence, functional equivalence after replacing</w:t>
       </w:r>
       <w:r>
@@ -42323,8 +48374,8 @@
         <w:t xml:space="preserve">A publication-ready new cryptographic claim would require at least: an executable, byte-exact KEM implementation; independent cryptanalysis of the full public-label distribution and noisy sample problem; reproducible estimators including quantum work, depth and memory; a sound asymptotic parameter family; a complete QROM reduction with explicit concrete losses; a venue-compliant anonymous submission; and explicit treatment of computational/memory cost, malformed ciphertexts, fault and side-channel behavior.</w:t>
       </w:r>
     </w:p>
-    <w:bookmarkEnd w:id="55"/>
-    <w:bookmarkStart w:id="56" w:name="conclusion"/>
+    <w:bookmarkEnd w:id="59"/>
+    <w:bookmarkStart w:id="60" w:name="conclusion"/>
     <w:p>
       <w:pPr>
         <w:pStyle w:val="Heading1"/>
@@ -42338,7 +48389,7 @@
         <w:pStyle w:val="FirstParagraph"/>
       </w:pPr>
       <w:r>
-        <w:t xml:space="preserve">Round 8 additionally proves that overlap alone cannot guarantee NCSG witness hardness when the public global incidence graph has low induced width. This is a conditional structural cryptanalysis, not a positive KEM security theorem. The successive SG-DIFRA repairs address specific demonstrated weaknesses, and the surviving finite-field mathematics remains valuable. Nevertheless the proposed ciphertext-security engine is a hidden-MDS-label problem combined with noisy linear samples; the NCSG geometry is statistically and functionally redundant for security under the actual generator. The strong statement supported by this draft is therefore</w:t>
+        <w:t xml:space="preserve">The public-evaluation and uniform-sampling results exclude a broad local repair regime, while the compatible-shift theorem excludes high primal width as a sufficient global repair. Neither supplies a new secret recovery mechanism. Round 8 additionally proves that overlap alone cannot guarantee NCSG witness hardness when the public global primal graph has low induced width. This is a conditional structural cryptanalysis, not a positive KEM security theorem. The successive SG-DIFRA repairs address specific demonstrated weaknesses, and the surviving finite-field mathematics remains valuable. Nevertheless the proposed ciphertext-security engine is a hidden-MDS-label problem combined with noisy linear samples; the NCSG geometry is statistically and functionally redundant for security under the actual generator. The strong statement supported by this draft is therefore</w:t>
       </w:r>
       <w:r>
         <w:t xml:space="preserve"> </w:t>
@@ -42354,8 +48405,8 @@
         <w:t xml:space="preserve">, not a formally verified post-quantum KEM. The MDS construction is retained for negative and historical study rather than promoted as the user’s novel active design. Any security promotion needs new mathematics and independent cryptanalysis, not a change of adjectives.</w:t>
       </w:r>
     </w:p>
-    <w:bookmarkEnd w:id="56"/>
-    <w:bookmarkStart w:id="57" w:name="references"/>
+    <w:bookmarkEnd w:id="60"/>
+    <w:bookmarkStart w:id="61" w:name="references"/>
     <w:p>
       <w:pPr>
         <w:pStyle w:val="Heading1"/>
@@ -42366,25 +48417,158 @@
     </w:p>
     <w:p>
       <w:pPr>
-        <w:numPr>
-          <w:ilvl w:val="0"/>
-          <w:numId w:val="1001"/>
-        </w:numPr>
+        <w:pStyle w:val="FirstParagraph"/>
       </w:pPr>
       <w:r>
-        <w:t xml:space="preserve">R. Dechter,</w:t>
-      </w:r>
-      <w:r>
-        <w:t xml:space="preserve"> </w:t>
-      </w:r>
-      <w:r>
-        <w:t xml:space="preserve">“</w:t>
-      </w:r>
-      <w:r>
-        <w:t xml:space="preserve">Bucket Elimination: A Unifying Framework for Reasoning,</w:t>
-      </w:r>
-      <w:r>
-        <w:t xml:space="preserve">”</w:t>
+        <w:t xml:space="preserve">[1] I. S. Reed and G. Solomon. Polynomial Codes over Certain Finite Fields.</w:t>
+      </w:r>
+      <w:r>
+        <w:t xml:space="preserve"> </w:t>
+      </w:r>
+      <w:r>
+        <w:rPr>
+          <w:iCs/>
+          <w:i/>
+        </w:rPr>
+        <w:t xml:space="preserve">Journal of the Society for Industrial and Applied Mathematics</w:t>
+      </w:r>
+      <w:r>
+        <w:t xml:space="preserve"> </w:t>
+      </w:r>
+      <w:r>
+        <w:t xml:space="preserve">8(2), 300–304, 1960. https://doi.org/10.1137/0108018</w:t>
+      </w:r>
+    </w:p>
+    <w:p>
+      <w:pPr>
+        <w:pStyle w:val="BodyText"/>
+      </w:pPr>
+      <w:r>
+        <w:t xml:space="preserve">[2] S. Gao. A New Algorithm for Decoding Reed–Solomon Codes. In</w:t>
+      </w:r>
+      <w:r>
+        <w:t xml:space="preserve"> </w:t>
+      </w:r>
+      <w:r>
+        <w:rPr>
+          <w:iCs/>
+          <w:i/>
+        </w:rPr>
+        <w:t xml:space="preserve">Communications, Information and Network Security</w:t>
+      </w:r>
+      <w:r>
+        <w:t xml:space="preserve">, 2003.</w:t>
+      </w:r>
+    </w:p>
+    <w:p>
+      <w:pPr>
+        <w:pStyle w:val="BodyText"/>
+      </w:pPr>
+      <w:r>
+        <w:t xml:space="preserve">[3] A. Couvreur et al. Distinguisher-Based Attacks on Public-Key Cryptosystems Using Reed–Solomon Codes.</w:t>
+      </w:r>
+      <w:r>
+        <w:t xml:space="preserve"> </w:t>
+      </w:r>
+      <w:r>
+        <w:rPr>
+          <w:iCs/>
+          <w:i/>
+        </w:rPr>
+        <w:t xml:space="preserve">Designs, Codes and Cryptography</w:t>
+      </w:r>
+      <w:r>
+        <w:t xml:space="preserve"> </w:t>
+      </w:r>
+      <w:r>
+        <w:t xml:space="preserve">73, 641–666, 2014. https://arxiv.org/abs/1307.6458</w:t>
+      </w:r>
+    </w:p>
+    <w:p>
+      <w:pPr>
+        <w:pStyle w:val="BodyText"/>
+      </w:pPr>
+      <w:r>
+        <w:t xml:space="preserve">[4] J. Ge, H. Liao and R. Xue. Measure-Rewind-Extract: Tighter Proofs of One-Way to Hiding and CCA Security in the Quantum Random Oracle Model.</w:t>
+      </w:r>
+      <w:r>
+        <w:t xml:space="preserve"> </w:t>
+      </w:r>
+      <w:r>
+        <w:rPr>
+          <w:iCs/>
+          <w:i/>
+        </w:rPr>
+        <w:t xml:space="preserve">ASIACRYPT 2024</w:t>
+      </w:r>
+      <w:r>
+        <w:t xml:space="preserve">. https://eprint.iacr.org/2024/777</w:t>
+      </w:r>
+    </w:p>
+    <w:p>
+      <w:pPr>
+        <w:pStyle w:val="BodyText"/>
+      </w:pPr>
+      <w:r>
+        <w:t xml:space="preserve">[5] N. Bindel et al. Tighter Proofs of CCA Security in the Quantum Random Oracle Model.</w:t>
+      </w:r>
+      <w:r>
+        <w:t xml:space="preserve"> </w:t>
+      </w:r>
+      <w:r>
+        <w:rPr>
+          <w:iCs/>
+          <w:i/>
+        </w:rPr>
+        <w:t xml:space="preserve">TCC 2019</w:t>
+      </w:r>
+      <w:r>
+        <w:t xml:space="preserve">.</w:t>
+      </w:r>
+    </w:p>
+    <w:p>
+      <w:pPr>
+        <w:pStyle w:val="BodyText"/>
+      </w:pPr>
+      <w:r>
+        <w:t xml:space="preserve">[8] Girish Nallan Chakravathy and Sreedevi Kannan. SG-DIFRA: An Attack-Driven NCSG KEM with Secret Incidence and MDS Coding. Author-supplied 26-page source manuscript; original binary timestamp 11 September 2026. The extracted archive is not a bit-identical PDF copy.</w:t>
+      </w:r>
+    </w:p>
+    <w:p>
+      <w:pPr>
+        <w:pStyle w:val="BodyText"/>
+      </w:pPr>
+      <w:r>
+        <w:t xml:space="preserve">[9] I. M. Hair and A. Sahai. Public Key Encryption from High-Corruption Constraint Satisfaction Problems. arXiv:2604.10479, 2026. https://arxiv.org/abs/2604.10479. Conceptual prior-art comparison; not a construction ingredient.</w:t>
+      </w:r>
+    </w:p>
+    <w:p>
+      <w:pPr>
+        <w:pStyle w:val="BodyText"/>
+      </w:pPr>
+      <w:r>
+        <w:t xml:space="preserve">[10] A. Couvreur, R. Pratihar, N. Tanısalı and I. Zappatore. On the Structure of the Schur Squares of Twisted Generalized Reed-Solomon Codes and Application to Cryptanalysis.</w:t>
+      </w:r>
+      <w:r>
+        <w:t xml:space="preserve"> </w:t>
+      </w:r>
+      <w:r>
+        <w:rPr>
+          <w:iCs/>
+          <w:i/>
+        </w:rPr>
+        <w:t xml:space="preserve">PQCrypto 2025</w:t>
+      </w:r>
+      <w:r>
+        <w:t xml:space="preserve">. https://arxiv.org/abs/2412.15160. Archived code-based iteration context.</w:t>
+      </w:r>
+    </w:p>
+    <w:p>
+      <w:pPr>
+        <w:pStyle w:val="BodyText"/>
+      </w:pPr>
+      <w:r>
+        <w:t xml:space="preserve">[11] R. Dechter. Bucket Elimination: A Unifying Framework for Reasoning.</w:t>
       </w:r>
       <w:r>
         <w:t xml:space="preserve"> </w:t>
@@ -42397,285 +48581,38 @@
         <w:t xml:space="preserve">Artificial Intelligence</w:t>
       </w:r>
       <w:r>
-        <w:t xml:space="preserve">, 113(1–2), 41–85, 1999. https://doi.org/10.1016/S0004-3702(99)00059-4</w:t>
+        <w:t xml:space="preserve"> </w:t>
+      </w:r>
+      <w:r>
+        <w:t xml:space="preserve">113(1–2), 41–85, 1999. https://doi.org/10.1016/S0004-3702(99)00059-4</w:t>
       </w:r>
     </w:p>
     <w:p>
       <w:pPr>
-        <w:numPr>
-          <w:ilvl w:val="0"/>
-          <w:numId w:val="1001"/>
-        </w:numPr>
+        <w:pStyle w:val="BodyText"/>
       </w:pPr>
       <w:r>
-        <w:t xml:space="preserve">Hair and Sahai,</w:t>
-      </w:r>
-      <w:r>
-        <w:t xml:space="preserve"> </w:t>
-      </w:r>
-      <w:r>
-        <w:rPr>
-          <w:iCs/>
-          <w:i/>
-        </w:rPr>
-        <w:t xml:space="preserve">Public Key Encryption from High-Corruption Constraint Satisfaction Problems</w:t>
-      </w:r>
-      <w:r>
-        <w:t xml:space="preserve">, arXiv:2604.10479 (conceptual prior-art comparison,</w:t>
-      </w:r>
-      <w:r>
-        <w:t xml:space="preserve"> </w:t>
-      </w:r>
-      <w:r>
-        <w:rPr>
-          <w:bCs/>
-          <w:b/>
-        </w:rPr>
-        <w:t xml:space="preserve">not</w:t>
-      </w:r>
-      <w:r>
-        <w:t xml:space="preserve"> </w:t>
-      </w:r>
-      <w:r>
-        <w:t xml:space="preserve">an ingredient).</w:t>
+        <w:t xml:space="preserve">[12] O. Goldreich. Foundations of Cryptography — A Primer. Author-hosted manuscript, 2005, Sections 1.1 and 2.1. https://www.wisdom.weizmann.ac.il/~oded/PSX/foc-sur04c.pdf</w:t>
       </w:r>
     </w:p>
     <w:p>
       <w:pPr>
-        <w:numPr>
-          <w:ilvl w:val="0"/>
-          <w:numId w:val="1001"/>
-        </w:numPr>
+        <w:pStyle w:val="BodyText"/>
       </w:pPr>
       <w:r>
-        <w:t xml:space="preserve">Couvreur et al.,</w:t>
-      </w:r>
-      <w:r>
-        <w:t xml:space="preserve"> </w:t>
-      </w:r>
-      <w:r>
-        <w:rPr>
-          <w:iCs/>
-          <w:i/>
-        </w:rPr>
-        <w:t xml:space="preserve">On the Structure of the Schur Squares of Twisted Generalized Reed-Solomon Codes and Application to Cryptanalysis</w:t>
-      </w:r>
-      <w:r>
-        <w:t xml:space="preserve">, PQCrypto 2025 (archived iteration attack context).</w:t>
+        <w:t xml:space="preserve">[13] IACR. EUROCRYPT 2027 official conference calendar. Submission deadline 17 September 2026 at 23:59 AoE. https://eurocrypt.iacr.org/2027/. Checked 10 October 2026.</w:t>
       </w:r>
     </w:p>
     <w:p>
       <w:pPr>
-        <w:numPr>
-          <w:ilvl w:val="0"/>
-          <w:numId w:val="1001"/>
-        </w:numPr>
+        <w:pStyle w:val="BodyText"/>
       </w:pPr>
       <w:r>
-        <w:t xml:space="preserve">I. S. Reed and G. Solomon,</w:t>
-      </w:r>
-      <w:r>
-        <w:t xml:space="preserve"> </w:t>
-      </w:r>
-      <w:r>
-        <w:t xml:space="preserve">“</w:t>
-      </w:r>
-      <w:r>
-        <w:t xml:space="preserve">Polynomial Codes over Certain Finite Fields,</w:t>
-      </w:r>
-      <w:r>
-        <w:t xml:space="preserve">”</w:t>
-      </w:r>
-      <w:r>
-        <w:t xml:space="preserve"> </w:t>
-      </w:r>
-      <w:r>
-        <w:rPr>
-          <w:iCs/>
-          <w:i/>
-        </w:rPr>
-        <w:t xml:space="preserve">J. Soc. Indust. Appl. Math.</w:t>
-      </w:r>
-      <w:r>
-        <w:t xml:space="preserve">, 8(2), 300–304, 1960. https://doi.org/10.1137/0108018</w:t>
+        <w:t xml:space="preserve">Reference labels [6] and [7] are unused and are left unassigned to preserve existing historical reference identifiers.</w:t>
       </w:r>
     </w:p>
-    <w:p>
-      <w:pPr>
-        <w:numPr>
-          <w:ilvl w:val="0"/>
-          <w:numId w:val="1001"/>
-        </w:numPr>
-      </w:pPr>
-      <w:r>
-        <w:t xml:space="preserve">S. Gao,</w:t>
-      </w:r>
-      <w:r>
-        <w:t xml:space="preserve"> </w:t>
-      </w:r>
-      <w:r>
-        <w:t xml:space="preserve">“</w:t>
-      </w:r>
-      <w:r>
-        <w:t xml:space="preserve">A New Algorithm for Decoding Reed–Solomon Codes,</w:t>
-      </w:r>
-      <w:r>
-        <w:t xml:space="preserve">”</w:t>
-      </w:r>
-      <w:r>
-        <w:t xml:space="preserve"> </w:t>
-      </w:r>
-      <w:r>
-        <w:t xml:space="preserve">in</w:t>
-      </w:r>
-      <w:r>
-        <w:t xml:space="preserve"> </w:t>
-      </w:r>
-      <w:r>
-        <w:rPr>
-          <w:iCs/>
-          <w:i/>
-        </w:rPr>
-        <w:t xml:space="preserve">Communications, Information and Network Security</w:t>
-      </w:r>
-      <w:r>
-        <w:t xml:space="preserve">, 2003.</w:t>
-      </w:r>
-    </w:p>
-    <w:p>
-      <w:pPr>
-        <w:numPr>
-          <w:ilvl w:val="0"/>
-          <w:numId w:val="1001"/>
-        </w:numPr>
-      </w:pPr>
-      <w:r>
-        <w:t xml:space="preserve">A. Couvreur et al.,</w:t>
-      </w:r>
-      <w:r>
-        <w:t xml:space="preserve"> </w:t>
-      </w:r>
-      <w:r>
-        <w:t xml:space="preserve">“</w:t>
-      </w:r>
-      <w:r>
-        <w:t xml:space="preserve">Distinguisher-Based Attacks on Public-Key Cryptosystems Using Reed–Solomon Codes,</w:t>
-      </w:r>
-      <w:r>
-        <w:t xml:space="preserve">”</w:t>
-      </w:r>
-      <w:r>
-        <w:t xml:space="preserve"> </w:t>
-      </w:r>
-      <w:r>
-        <w:rPr>
-          <w:iCs/>
-          <w:i/>
-        </w:rPr>
-        <w:t xml:space="preserve">Designs, Codes and Cryptography</w:t>
-      </w:r>
-      <w:r>
-        <w:t xml:space="preserve">, 73, 641–666, 2014. https://arxiv.org/abs/1307.6458</w:t>
-      </w:r>
-    </w:p>
-    <w:p>
-      <w:pPr>
-        <w:numPr>
-          <w:ilvl w:val="0"/>
-          <w:numId w:val="1001"/>
-        </w:numPr>
-      </w:pPr>
-      <w:r>
-        <w:t xml:space="preserve">J. Ge, H. Liao, and R. Xue,</w:t>
-      </w:r>
-      <w:r>
-        <w:t xml:space="preserve"> </w:t>
-      </w:r>
-      <w:r>
-        <w:t xml:space="preserve">“</w:t>
-      </w:r>
-      <w:r>
-        <w:t xml:space="preserve">Measure-Rewind-Extract: Tighter Proofs of One-Way to Hiding and CCA Security in the Quantum Random Oracle Model,</w:t>
-      </w:r>
-      <w:r>
-        <w:t xml:space="preserve">”</w:t>
-      </w:r>
-      <w:r>
-        <w:t xml:space="preserve"> </w:t>
-      </w:r>
-      <w:r>
-        <w:rPr>
-          <w:iCs/>
-          <w:i/>
-        </w:rPr>
-        <w:t xml:space="preserve">ASIACRYPT 2024</w:t>
-      </w:r>
-      <w:r>
-        <w:t xml:space="preserve">, 2024.</w:t>
-      </w:r>
-    </w:p>
-    <w:p>
-      <w:pPr>
-        <w:numPr>
-          <w:ilvl w:val="0"/>
-          <w:numId w:val="1001"/>
-        </w:numPr>
-      </w:pPr>
-      <w:r>
-        <w:t xml:space="preserve">N. Bindel et al.,</w:t>
-      </w:r>
-      <w:r>
-        <w:t xml:space="preserve"> </w:t>
-      </w:r>
-      <w:r>
-        <w:t xml:space="preserve">“</w:t>
-      </w:r>
-      <w:r>
-        <w:t xml:space="preserve">Tighter Proofs of CCA Security in the Quantum Random Oracle Model,</w:t>
-      </w:r>
-      <w:r>
-        <w:t xml:space="preserve">”</w:t>
-      </w:r>
-      <w:r>
-        <w:t xml:space="preserve"> </w:t>
-      </w:r>
-      <w:r>
-        <w:rPr>
-          <w:iCs/>
-          <w:i/>
-        </w:rPr>
-        <w:t xml:space="preserve">TCC 2019</w:t>
-      </w:r>
-      <w:r>
-        <w:t xml:space="preserve">, 2019.</w:t>
-      </w:r>
-    </w:p>
-    <w:p>
-      <w:pPr>
-        <w:numPr>
-          <w:ilvl w:val="0"/>
-          <w:numId w:val="1001"/>
-        </w:numPr>
-      </w:pPr>
-      <w:r>
-        <w:t xml:space="preserve">Source manuscript: Girish Nallan Chakravathy and Sreedevi Kannan,</w:t>
-      </w:r>
-      <w:r>
-        <w:t xml:space="preserve"> </w:t>
-      </w:r>
-      <w:r>
-        <w:rPr>
-          <w:iCs/>
-          <w:i/>
-        </w:rPr>
-        <w:t xml:space="preserve">SG-DIFRA: An Attack-Driven NCSG KEM with Secret Incidence and MDS Coding</w:t>
-      </w:r>
-      <w:r>
-        <w:t xml:space="preserve">, author-provided 26-page PDF, October 2026.</w:t>
-      </w:r>
-    </w:p>
-    <w:bookmarkEnd w:id="57"/>
-    <w:bookmarkStart w:id="58" w:name="Xc49e99b3b77675231c28d7331b6e63f200684e1"/>
+    <w:bookmarkEnd w:id="61"/>
+    <w:bookmarkStart w:id="62" w:name="Xc49e99b3b77675231c28d7331b6e63f200684e1"/>
     <w:p>
       <w:pPr>
         <w:pStyle w:val="Heading1"/>
@@ -42689,7 +48626,34 @@
         <w:pStyle w:val="FirstParagraph"/>
       </w:pPr>
       <w:r>
-        <w:t xml:space="preserve">Run `python formal-verification-and-mathematical-proofs/test_sg_difra.py` and `python formal-verification-and-mathematical-proofs/profile_bounds.py`. A passing run is evidence only for the printed fixtures and calculations. The active construction status is</w:t>
+        <w:t xml:space="preserve">Run</w:t>
+      </w:r>
+      <w:r>
+        <w:t xml:space="preserve"> </w:t>
+      </w:r>
+      <w:r>
+        <w:rPr>
+          <w:rStyle w:val="VerbatimChar"/>
+        </w:rPr>
+        <w:t xml:space="preserve">python formal-verification-and-mathematical-proofs/test_sg_difra.py</w:t>
+      </w:r>
+      <w:r>
+        <w:t xml:space="preserve"> </w:t>
+      </w:r>
+      <w:r>
+        <w:t xml:space="preserve">and</w:t>
+      </w:r>
+      <w:r>
+        <w:t xml:space="preserve"> </w:t>
+      </w:r>
+      <w:r>
+        <w:rPr>
+          <w:rStyle w:val="VerbatimChar"/>
+        </w:rPr>
+        <w:t xml:space="preserve">python formal-verification-and-mathematical-proofs/profile_bounds.py</w:t>
+      </w:r>
+      <w:r>
+        <w:t xml:space="preserve">. A passing run is evidence only for the printed fixtures and calculations. The active construction status is</w:t>
       </w:r>
       <w:r>
         <w:t xml:space="preserve"> </w:t>
@@ -42705,8 +48669,8 @@
         <w:t xml:space="preserve">.</w:t>
       </w:r>
     </w:p>
-    <w:bookmarkEnd w:id="58"/>
-    <w:bookmarkStart w:id="59" w:name="appendix-b.-submission-caution"/>
+    <w:bookmarkEnd w:id="62"/>
+    <w:bookmarkStart w:id="63" w:name="appendix-b.-submission-caution"/>
     <w:p>
       <w:pPr>
         <w:pStyle w:val="Heading1"/>
@@ -42736,7 +48700,7 @@
         <w:t xml:space="preserve">. This revision is not a 2027 submission. For a future double-blind venue, apply the current published formatting, author-identification, repository and AI-use rules; do not upload the named version as an anonymous submission. Verify all bibliographic records directly from publishers before submission.</w:t>
       </w:r>
     </w:p>
-    <w:bookmarkEnd w:id="59"/>
+    <w:bookmarkEnd w:id="63"/>
     <w:sectPr/>
   </w:body>
 </w:document>
@@ -42843,123 +48807,8 @@
       </w:pPr>
     </w:lvl>
   </w:abstractNum>
-  <w:abstractNum w:abstractNumId="994111">
-    <w:nsid w:val="A994111"/>
-    <w:multiLevelType w:val="multilevel"/>
-    <w:lvl w:ilvl="0">
-      <w:start w:val="11"/>
-      <w:numFmt w:val="decimal"/>
-      <w:lvlText w:val="%1."/>
-      <w:lvlJc w:val="left"/>
-      <w:pPr>
-        <w:ind w:left="720" w:hanging="480"/>
-      </w:pPr>
-    </w:lvl>
-    <w:lvl w:ilvl="1">
-      <w:start w:val="11"/>
-      <w:numFmt w:val="decimal"/>
-      <w:lvlText w:val="%2."/>
-      <w:lvlJc w:val="left"/>
-      <w:pPr>
-        <w:ind w:left="1440" w:hanging="480"/>
-      </w:pPr>
-    </w:lvl>
-    <w:lvl w:ilvl="2">
-      <w:start w:val="11"/>
-      <w:numFmt w:val="decimal"/>
-      <w:lvlText w:val="%3."/>
-      <w:lvlJc w:val="left"/>
-      <w:pPr>
-        <w:ind w:left="2160" w:hanging="480"/>
-      </w:pPr>
-    </w:lvl>
-    <w:lvl w:ilvl="3">
-      <w:start w:val="11"/>
-      <w:numFmt w:val="decimal"/>
-      <w:lvlText w:val="%4."/>
-      <w:lvlJc w:val="left"/>
-      <w:pPr>
-        <w:ind w:left="2880" w:hanging="480"/>
-      </w:pPr>
-    </w:lvl>
-    <w:lvl w:ilvl="4">
-      <w:start w:val="11"/>
-      <w:numFmt w:val="decimal"/>
-      <w:lvlText w:val="%5."/>
-      <w:lvlJc w:val="left"/>
-      <w:pPr>
-        <w:ind w:left="3600" w:hanging="480"/>
-      </w:pPr>
-    </w:lvl>
-    <w:lvl w:ilvl="5">
-      <w:start w:val="11"/>
-      <w:numFmt w:val="decimal"/>
-      <w:lvlText w:val="%6."/>
-      <w:lvlJc w:val="left"/>
-      <w:pPr>
-        <w:ind w:left="4320" w:hanging="480"/>
-      </w:pPr>
-    </w:lvl>
-    <w:lvl w:ilvl="6">
-      <w:start w:val="11"/>
-      <w:numFmt w:val="decimal"/>
-      <w:lvlText w:val="%7."/>
-      <w:lvlJc w:val="left"/>
-      <w:pPr>
-        <w:ind w:left="5040" w:hanging="480"/>
-      </w:pPr>
-    </w:lvl>
-    <w:lvl w:ilvl="7">
-      <w:start w:val="11"/>
-      <w:numFmt w:val="decimal"/>
-      <w:lvlText w:val="%8."/>
-      <w:lvlJc w:val="left"/>
-      <w:pPr>
-        <w:ind w:left="5760" w:hanging="480"/>
-      </w:pPr>
-    </w:lvl>
-    <w:lvl w:ilvl="8">
-      <w:start w:val="11"/>
-      <w:numFmt w:val="decimal"/>
-      <w:lvlText w:val="%9."/>
-      <w:lvlJc w:val="left"/>
-      <w:pPr>
-        <w:ind w:left="6480" w:hanging="480"/>
-      </w:pPr>
-    </w:lvl>
-  </w:abstractNum>
   <w:num w:numId="1000">
     <w:abstractNumId w:val="990"/>
-  </w:num>
-  <w:num w:numId="1001">
-    <w:abstractNumId w:val="994111"/>
-    <w:lvlOverride w:ilvl="0">
-      <w:startOverride w:val="11"/>
-    </w:lvlOverride>
-    <w:lvlOverride w:ilvl="1">
-      <w:startOverride w:val="11"/>
-    </w:lvlOverride>
-    <w:lvlOverride w:ilvl="2">
-      <w:startOverride w:val="11"/>
-    </w:lvlOverride>
-    <w:lvlOverride w:ilvl="3">
-      <w:startOverride w:val="11"/>
-    </w:lvlOverride>
-    <w:lvlOverride w:ilvl="4">
-      <w:startOverride w:val="11"/>
-    </w:lvlOverride>
-    <w:lvlOverride w:ilvl="5">
-      <w:startOverride w:val="11"/>
-    </w:lvlOverride>
-    <w:lvlOverride w:ilvl="6">
-      <w:startOverride w:val="11"/>
-    </w:lvlOverride>
-    <w:lvlOverride w:ilvl="7">
-      <w:startOverride w:val="11"/>
-    </w:lvlOverride>
-    <w:lvlOverride w:ilvl="8">
-      <w:startOverride w:val="11"/>
-    </w:lvlOverride>
   </w:num>
 </w:numbering>
 </file>

--- a/manuscript/SG_DIFRA_EUROCRYPT_2028_RESEARCH_DRAFT.docx
+++ b/manuscript/SG_DIFRA_EUROCRYPT_2028_RESEARCH_DRAFT.docx
@@ -46820,16 +46820,10 @@
                     <m:grow/>
                   </m:dPr>
                   <m:e>
-                    <m:r>
-                      <m:t>x</m:t>
-                    </m:r>
                     <m:sSub>
                       <m:e>
                         <m:r>
-                          <m:rPr>
-                            <m:sty m:val="p"/>
-                          </m:rPr>
-                          <m:t>|</m:t>
+                          <m:t>x</m:t>
                         </m:r>
                       </m:e>
                       <m:sub>
@@ -46874,7 +46868,59 @@
         </m:sSubSup>
       </m:oMath>
       <w:r>
-        <w:t xml:space="preserve">, with complete public local ternary function tables and public scopes. Write</w:t>
+        <w:t xml:space="preserve">, where</w:t>
+      </w:r>
+      <w:r>
+        <w:t xml:space="preserve"> </w:t>
+      </w:r>
+      <m:oMath>
+        <m:sSub>
+          <m:e>
+            <m:r>
+              <m:t>x</m:t>
+            </m:r>
+          </m:e>
+          <m:sub>
+            <m:sSub>
+              <m:e>
+                <m:r>
+                  <m:t>S</m:t>
+                </m:r>
+              </m:e>
+              <m:sub>
+                <m:r>
+                  <m:t>i</m:t>
+                </m:r>
+              </m:sub>
+            </m:sSub>
+          </m:sub>
+        </m:sSub>
+      </m:oMath>
+      <w:r>
+        <w:t xml:space="preserve"> </w:t>
+      </w:r>
+      <w:r>
+        <w:t xml:space="preserve">denotes restriction to the public coordinate scope</w:t>
+      </w:r>
+      <w:r>
+        <w:t xml:space="preserve"> </w:t>
+      </w:r>
+      <m:oMath>
+        <m:sSub>
+          <m:e>
+            <m:r>
+              <m:t>S</m:t>
+            </m:r>
+          </m:e>
+          <m:sub>
+            <m:r>
+              <m:t>i</m:t>
+            </m:r>
+          </m:sub>
+        </m:sSub>
+      </m:oMath>
+      <w:r>
+        <w:t xml:space="preserve">, and assume complete public local ternary function tables. Write</w:t>
       </w:r>
       <w:r>
         <w:t xml:space="preserve"> </w:t>
@@ -47089,16 +47135,10 @@
             </m:rPr>
             <m:t>:</m:t>
           </m:r>
-          <m:r>
-            <m:t>h</m:t>
-          </m:r>
           <m:sSub>
             <m:e>
               <m:r>
-                <m:rPr>
-                  <m:sty m:val="p"/>
-                </m:rPr>
-                <m:t>|</m:t>
+                <m:t>h</m:t>
               </m:r>
             </m:e>
             <m:sub>
@@ -47220,16 +47260,10 @@
                       <m:grow/>
                     </m:dPr>
                     <m:e>
-                      <m:r>
-                        <m:t>h</m:t>
-                      </m:r>
                       <m:sSub>
                         <m:e>
                           <m:r>
-                            <m:rPr>
-                              <m:sty m:val="p"/>
-                            </m:rPr>
-                            <m:t>|</m:t>
+                            <m:t>h</m:t>
                           </m:r>
                         </m:e>
                         <m:sub>

--- a/manuscript/SG_DIFRA_EUROCRYPT_2028_RESEARCH_DRAFT.docx
+++ b/manuscript/SG_DIFRA_EUROCRYPT_2028_RESEARCH_DRAFT.docx
@@ -47362,7 +47362,7 @@
         <w:t xml:space="preserve"> </w:t>
       </w:r>
       <w:r>
-        <w:t xml:space="preserve">with</w:t>
+        <w:t xml:space="preserve">for which</w:t>
       </w:r>
       <w:r>
         <w:t xml:space="preserve"> </w:t>
@@ -47393,18 +47393,17 @@
             </m:r>
           </m:e>
         </m:d>
-        <m:r>
-          <m:rPr>
-            <m:sty m:val="p"/>
-          </m:rPr>
-          <m:t>∈</m:t>
-        </m:r>
-        <m:r>
-          <m:rPr>
-            <m:sty m:val="p"/>
-          </m:rPr>
-          <m:t>im</m:t>
-        </m:r>
+      </m:oMath>
+      <w:r>
+        <w:t xml:space="preserve"> </w:t>
+      </w:r>
+      <w:r>
+        <w:t xml:space="preserve">belongs to the image of</w:t>
+      </w:r>
+      <w:r>
+        <w:t xml:space="preserve"> </w:t>
+      </w:r>
+      <m:oMath>
         <m:r>
           <m:t>Γ</m:t>
         </m:r>
